--- a/doc/简历/陈雪明的简历.docx
+++ b/doc/简历/陈雪明的简历.docx
@@ -14,8 +14,6 @@
           </w14:textFill>
         </w:rPr>
       </w:pPr>
-      <w:bookmarkStart w:id="77" w:name="_GoBack"/>
-      <w:bookmarkEnd w:id="77"/>
       <w:r>
         <w:rPr>
           <w:color w:val="000000" w:themeColor="text1"/>
@@ -2229,7 +2227,7 @@
         <w:jc w:val="left"/>
         <w:textAlignment w:val="center"/>
         <w:rPr>
-          <w:rFonts w:hint="default" w:ascii="微软雅黑" w:hAnsi="微软雅黑" w:eastAsia="微软雅黑" w:cs="微软雅黑"/>
+          <w:rFonts w:hint="eastAsia" w:ascii="微软雅黑" w:hAnsi="微软雅黑" w:eastAsia="微软雅黑" w:cs="微软雅黑"/>
           <w:b/>
           <w:bCs/>
           <w:color w:val="000000" w:themeColor="text1"/>
@@ -2304,7 +2302,7 @@
             </w14:solidFill>
           </w14:textFill>
         </w:rPr>
-        <w:t>2</w:t>
+        <w:t>8</w:t>
       </w:r>
       <w:r>
         <w:rPr>
@@ -2335,7 +2333,7 @@
             </w14:solidFill>
           </w14:textFill>
         </w:rPr>
-        <w:t>4.7</w:t>
+        <w:t>5.1</w:t>
       </w:r>
       <w:r>
         <w:rPr>
@@ -2360,13 +2358,43 @@
           <w:i w:val="0"/>
           <w:iCs w:val="0"/>
           <w:caps w:val="0"/>
-          <w:color w:val="333333"/>
+          <w:color w:val="000000"/>
           <w:spacing w:val="0"/>
           <w:sz w:val="18"/>
           <w:szCs w:val="18"/>
           <w:shd w:val="clear" w:fill="FFFFFF"/>
         </w:rPr>
-        <w:t>南京星蝠科技有限公司</w:t>
+        <w:t>浩鲸云计算科技股份有限公司</w:t>
+      </w:r>
+      <w:r>
+        <w:rPr>
+          <w:rFonts w:hint="eastAsia" w:ascii="微软雅黑" w:hAnsi="微软雅黑" w:eastAsia="微软雅黑" w:cs="微软雅黑"/>
+          <w:b/>
+          <w:bCs/>
+          <w:i w:val="0"/>
+          <w:iCs w:val="0"/>
+          <w:caps w:val="0"/>
+          <w:color w:val="000000"/>
+          <w:spacing w:val="0"/>
+          <w:sz w:val="18"/>
+          <w:szCs w:val="18"/>
+          <w:shd w:val="clear" w:fill="FFFFFF"/>
+          <w:lang w:val="en-US" w:eastAsia="zh-CN"/>
+        </w:rPr>
+        <w:t xml:space="preserve"> | </w:t>
+      </w:r>
+      <w:r>
+        <w:rPr>
+          <w:rFonts w:hint="eastAsia" w:ascii="微软雅黑" w:hAnsi="微软雅黑" w:eastAsia="微软雅黑" w:cs="微软雅黑"/>
+          <w:b/>
+          <w:bCs/>
+          <w:i/>
+          <w:iCs/>
+          <w:sz w:val="18"/>
+          <w:szCs w:val="18"/>
+          <w:lang w:val="en-US" w:eastAsia="zh-CN"/>
+        </w:rPr>
+        <w:t>中国移动公司渠道集中管理平台</w:t>
       </w:r>
     </w:p>
     <w:p>
@@ -2416,7 +2444,7 @@
             </w14:solidFill>
           </w14:textFill>
         </w:rPr>
-        <w:t>后端</w:t>
+        <w:t>全栈</w:t>
       </w:r>
       <w:r>
         <w:rPr>
@@ -2448,6 +2476,140 @@
           </w14:textFill>
         </w:rPr>
       </w:pPr>
+    </w:p>
+    <w:bookmarkEnd w:id="26"/>
+    <w:p>
+      <w:pPr>
+        <w:keepNext w:val="0"/>
+        <w:keepLines w:val="0"/>
+        <w:pageBreakBefore w:val="0"/>
+        <w:widowControl w:val="0"/>
+        <w:numPr>
+          <w:ilvl w:val="0"/>
+          <w:numId w:val="1"/>
+        </w:numPr>
+        <w:kinsoku/>
+        <w:wordWrap/>
+        <w:overflowPunct/>
+        <w:topLinePunct w:val="0"/>
+        <w:autoSpaceDE/>
+        <w:autoSpaceDN/>
+        <w:bidi w:val="0"/>
+        <w:adjustRightInd/>
+        <w:snapToGrid/>
+        <w:spacing w:before="0" w:after="0" w:line="240" w:lineRule="exact"/>
+        <w:ind w:left="340" w:right="340"/>
+        <w:textAlignment w:val="center"/>
+        <w:rPr>
+          <w:rFonts w:hint="eastAsia" w:ascii="微软雅黑" w:hAnsi="微软雅黑" w:eastAsia="微软雅黑" w:cs="微软雅黑"/>
+          <w:color w:val="000000" w:themeColor="text1"/>
+          <w:sz w:val="18"/>
+          <w:szCs w:val="18"/>
+          <w14:textFill>
+            <w14:solidFill>
+              <w14:schemeClr w14:val="tx1"/>
+            </w14:solidFill>
+          </w14:textFill>
+        </w:rPr>
+      </w:pPr>
+      <w:r>
+        <w:rPr>
+          <w:rFonts w:hint="eastAsia" w:ascii="微软雅黑" w:hAnsi="微软雅黑" w:eastAsia="微软雅黑" w:cs="微软雅黑"/>
+          <w:sz w:val="18"/>
+          <w:szCs w:val="18"/>
+          <w:lang w:val="en-US" w:eastAsia="zh-CN"/>
+        </w:rPr>
+        <w:t>渠道集中化管理平台的维护</w:t>
+      </w:r>
+      <w:r>
+        <w:rPr>
+          <w:rFonts w:hint="eastAsia" w:ascii="微软雅黑" w:hAnsi="微软雅黑" w:eastAsia="微软雅黑" w:cs="微软雅黑"/>
+          <w:sz w:val="18"/>
+          <w:szCs w:val="18"/>
+        </w:rPr>
+        <w:t>，</w:t>
+      </w:r>
+      <w:r>
+        <w:rPr>
+          <w:rFonts w:hint="eastAsia" w:ascii="微软雅黑" w:hAnsi="微软雅黑" w:eastAsia="微软雅黑" w:cs="微软雅黑"/>
+          <w:sz w:val="18"/>
+          <w:szCs w:val="18"/>
+          <w:lang w:val="en-US" w:eastAsia="zh-CN"/>
+        </w:rPr>
+        <w:t>业务的指导，“</w:t>
+      </w:r>
+      <w:r>
+        <w:rPr>
+          <w:rFonts w:hint="eastAsia" w:ascii="微软雅黑" w:hAnsi="微软雅黑" w:eastAsia="微软雅黑" w:cs="微软雅黑"/>
+          <w:b/>
+          <w:bCs/>
+          <w:i/>
+          <w:iCs/>
+          <w:sz w:val="18"/>
+          <w:szCs w:val="18"/>
+          <w:lang w:val="en-US" w:eastAsia="zh-CN"/>
+        </w:rPr>
+        <w:t>中国移动公司渠道集中管理平台</w:t>
+      </w:r>
+      <w:r>
+        <w:rPr>
+          <w:rFonts w:hint="eastAsia" w:ascii="微软雅黑" w:hAnsi="微软雅黑" w:eastAsia="微软雅黑" w:cs="微软雅黑"/>
+          <w:b/>
+          <w:bCs/>
+          <w:sz w:val="18"/>
+          <w:szCs w:val="18"/>
+          <w:lang w:val="en-US" w:eastAsia="zh-CN"/>
+        </w:rPr>
+        <w:t>”</w:t>
+      </w:r>
+      <w:r>
+        <w:rPr>
+          <w:rFonts w:hint="eastAsia" w:ascii="微软雅黑" w:hAnsi="微软雅黑" w:eastAsia="微软雅黑" w:cs="微软雅黑"/>
+          <w:sz w:val="18"/>
+          <w:szCs w:val="18"/>
+          <w:lang w:val="en-US" w:eastAsia="zh-CN"/>
+        </w:rPr>
+        <w:t>以及“</w:t>
+      </w:r>
+      <w:r>
+        <w:rPr>
+          <w:rFonts w:hint="eastAsia" w:ascii="微软雅黑" w:hAnsi="微软雅黑" w:eastAsia="微软雅黑" w:cs="微软雅黑"/>
+          <w:b/>
+          <w:bCs/>
+          <w:i/>
+          <w:iCs/>
+          <w:sz w:val="18"/>
+          <w:szCs w:val="18"/>
+          <w:lang w:val="en-US" w:eastAsia="zh-CN"/>
+        </w:rPr>
+        <w:t>和帮手App</w:t>
+      </w:r>
+      <w:r>
+        <w:rPr>
+          <w:rFonts w:hint="eastAsia" w:ascii="微软雅黑" w:hAnsi="微软雅黑" w:eastAsia="微软雅黑" w:cs="微软雅黑"/>
+          <w:b/>
+          <w:bCs/>
+          <w:sz w:val="18"/>
+          <w:szCs w:val="18"/>
+          <w:lang w:val="en-US" w:eastAsia="zh-CN"/>
+        </w:rPr>
+        <w:t>”</w:t>
+      </w:r>
+      <w:r>
+        <w:rPr>
+          <w:rFonts w:hint="eastAsia" w:ascii="微软雅黑" w:hAnsi="微软雅黑" w:eastAsia="微软雅黑" w:cs="微软雅黑"/>
+          <w:color w:val="000000" w:themeColor="text1"/>
+          <w:sz w:val="18"/>
+          <w:szCs w:val="18"/>
+          <w:lang w:val="en-US" w:eastAsia="zh-CN"/>
+          <w14:textFill>
+            <w14:solidFill>
+              <w14:schemeClr w14:val="tx1"/>
+            </w14:solidFill>
+          </w14:textFill>
+        </w:rPr>
+        <w:t>的开发</w:t>
+      </w:r>
     </w:p>
     <w:p>
       <w:pPr>
@@ -2486,84 +2648,34 @@
       <w:r>
         <w:rPr>
           <w:rFonts w:hint="eastAsia" w:ascii="微软雅黑" w:hAnsi="微软雅黑" w:eastAsia="微软雅黑" w:cs="微软雅黑"/>
-          <w:sz w:val="18"/>
-          <w:szCs w:val="18"/>
-          <w:lang w:val="en-US" w:eastAsia="zh-CN"/>
-        </w:rPr>
-        <w:t>负责</w:t>
-      </w:r>
-      <w:r>
-        <w:rPr>
-          <w:rFonts w:hint="eastAsia" w:ascii="微软雅黑" w:hAnsi="微软雅黑" w:eastAsia="微软雅黑" w:cs="微软雅黑"/>
-          <w:b/>
-          <w:bCs/>
-          <w:i/>
-          <w:iCs/>
-          <w:sz w:val="18"/>
-          <w:szCs w:val="18"/>
-          <w:lang w:val="en-US" w:eastAsia="zh-CN"/>
-        </w:rPr>
-        <w:t>云蝠智能</w:t>
-      </w:r>
-      <w:r>
-        <w:rPr>
-          <w:rFonts w:hint="eastAsia" w:ascii="微软雅黑" w:hAnsi="微软雅黑" w:eastAsia="微软雅黑" w:cs="微软雅黑"/>
-          <w:sz w:val="18"/>
-          <w:szCs w:val="18"/>
-          <w:lang w:val="en-US" w:eastAsia="zh-CN"/>
-        </w:rPr>
-        <w:t>（基于</w:t>
-      </w:r>
-      <w:r>
-        <w:rPr>
-          <w:rFonts w:hint="eastAsia" w:ascii="微软雅黑" w:hAnsi="微软雅黑" w:eastAsia="微软雅黑" w:cs="微软雅黑"/>
-          <w:sz w:val="18"/>
-          <w:szCs w:val="18"/>
-        </w:rPr>
-        <w:t>基于SAAS模式</w:t>
-      </w:r>
-      <w:r>
-        <w:rPr>
-          <w:rFonts w:hint="eastAsia" w:ascii="微软雅黑" w:hAnsi="微软雅黑" w:eastAsia="微软雅黑" w:cs="微软雅黑"/>
-          <w:sz w:val="18"/>
-          <w:szCs w:val="18"/>
-          <w:lang w:val="en-US" w:eastAsia="zh-CN"/>
-        </w:rPr>
-        <w:t>,</w:t>
-      </w:r>
-      <w:r>
-        <w:rPr>
-          <w:rFonts w:hint="eastAsia" w:ascii="微软雅黑" w:hAnsi="微软雅黑" w:eastAsia="微软雅黑" w:cs="微软雅黑"/>
-          <w:sz w:val="18"/>
-          <w:szCs w:val="18"/>
-        </w:rPr>
-        <w:t>结合了CRM和ChatBOT技术</w:t>
-      </w:r>
-      <w:r>
-        <w:rPr>
-          <w:rFonts w:hint="eastAsia" w:ascii="微软雅黑" w:hAnsi="微软雅黑" w:eastAsia="微软雅黑" w:cs="微软雅黑"/>
-          <w:sz w:val="18"/>
-          <w:szCs w:val="18"/>
-          <w:lang w:val="en-US" w:eastAsia="zh-CN"/>
-        </w:rPr>
-        <w:t>的</w:t>
-      </w:r>
-      <w:r>
-        <w:rPr>
-          <w:rFonts w:hint="eastAsia" w:ascii="微软雅黑" w:hAnsi="微软雅黑" w:eastAsia="微软雅黑" w:cs="微软雅黑"/>
-          <w:sz w:val="18"/>
-          <w:szCs w:val="18"/>
-        </w:rPr>
-        <w:t>智能客户联络中心</w:t>
-      </w:r>
-      <w:r>
-        <w:rPr>
-          <w:rFonts w:hint="eastAsia" w:ascii="微软雅黑" w:hAnsi="微软雅黑" w:eastAsia="微软雅黑" w:cs="微软雅黑"/>
-          <w:sz w:val="18"/>
-          <w:szCs w:val="18"/>
-          <w:lang w:val="en-US" w:eastAsia="zh-CN"/>
-        </w:rPr>
-        <w:t>）的开发和维护</w:t>
+          <w:color w:val="000000" w:themeColor="text1"/>
+          <w:sz w:val="18"/>
+          <w:szCs w:val="18"/>
+          <w:lang w:val="en-US" w:eastAsia="zh-CN"/>
+          <w14:textFill>
+            <w14:solidFill>
+              <w14:schemeClr w14:val="tx1"/>
+            </w14:solidFill>
+          </w14:textFill>
+        </w:rPr>
+        <w:t>独立负责管理系统的考试模块</w:t>
+      </w:r>
+      <w:bookmarkStart w:id="75" w:name="_GoBack"/>
+      <w:bookmarkEnd w:id="75"/>
+      <w:r>
+        <w:rPr>
+          <w:rFonts w:hint="eastAsia" w:ascii="微软雅黑" w:hAnsi="微软雅黑" w:eastAsia="微软雅黑" w:cs="微软雅黑"/>
+          <w:color w:val="000000" w:themeColor="text1"/>
+          <w:sz w:val="18"/>
+          <w:szCs w:val="18"/>
+          <w:lang w:val="en-US" w:eastAsia="zh-CN"/>
+          <w14:textFill>
+            <w14:solidFill>
+              <w14:schemeClr w14:val="tx1"/>
+            </w14:solidFill>
+          </w14:textFill>
+        </w:rPr>
+        <w:t>，开发出了AI智讯、每日一练、以及多个管理端的配置和导入页面</w:t>
       </w:r>
     </w:p>
     <w:p>
@@ -2613,7 +2725,7 @@
             </w14:solidFill>
           </w14:textFill>
         </w:rPr>
-        <w:t>负责将系统中的模板功能从原本的单一模板类型扩展为官方和个人两种类型</w:t>
+        <w:t>SQL调优，对定位出来的多个慢SQL，修改或重写原有的SQL，大幅提升SQL的查询速度</w:t>
       </w:r>
     </w:p>
     <w:p>
@@ -2663,52 +2775,7 @@
             </w14:solidFill>
           </w14:textFill>
         </w:rPr>
-        <w:t>通过使用Redis实现了模板的限时分享功能，有效提高了模板分享功能的响应速度，将原来的155ms响应时间提升到53ms</w:t>
-      </w:r>
-    </w:p>
-    <w:p>
-      <w:pPr>
-        <w:keepNext w:val="0"/>
-        <w:keepLines w:val="0"/>
-        <w:pageBreakBefore w:val="0"/>
-        <w:widowControl w:val="0"/>
-        <w:numPr>
-          <w:ilvl w:val="0"/>
-          <w:numId w:val="1"/>
-        </w:numPr>
-        <w:kinsoku/>
-        <w:wordWrap/>
-        <w:overflowPunct/>
-        <w:topLinePunct w:val="0"/>
-        <w:autoSpaceDE/>
-        <w:autoSpaceDN/>
-        <w:bidi w:val="0"/>
-        <w:adjustRightInd/>
-        <w:snapToGrid/>
-        <w:spacing w:before="0" w:after="0" w:line="240" w:lineRule="exact"/>
-        <w:ind w:left="340" w:right="340"/>
-        <w:jc w:val="left"/>
-        <w:textAlignment w:val="center"/>
-        <w:rPr>
-          <w:rFonts w:hint="eastAsia" w:ascii="微软雅黑" w:hAnsi="微软雅黑" w:eastAsia="微软雅黑" w:cs="微软雅黑"/>
-          <w:color w:val="000000" w:themeColor="text1"/>
-          <w:sz w:val="18"/>
-          <w:szCs w:val="18"/>
-          <w14:textFill>
-            <w14:solidFill>
-              <w14:schemeClr w14:val="tx1"/>
-            </w14:solidFill>
-          </w14:textFill>
-        </w:rPr>
-      </w:pPr>
-      <w:r>
-        <w:rPr>
-          <w:rFonts w:hint="eastAsia" w:ascii="微软雅黑" w:hAnsi="微软雅黑" w:eastAsia="微软雅黑" w:cs="微软雅黑"/>
-          <w:sz w:val="18"/>
-          <w:szCs w:val="18"/>
-          <w:lang w:val="en-US" w:eastAsia="zh-CN"/>
-        </w:rPr>
-        <w:t>将登录方式从单一的用户名登录改进为支持邮箱或手机号登录，并加入了密码复杂度限制</w:t>
+        <w:t>开发了任务分解功能，使得省公司派发下来的任务能在地市和区县之间能合理分配销售任务</w:t>
       </w:r>
     </w:p>
     <w:p>
@@ -2734,7 +2801,10 @@
         <w:ind w:left="340" w:right="340"/>
         <w:textAlignment w:val="center"/>
         <w:rPr>
-          <w:color w:val="000000" w:themeColor="text1"/>
+          <w:rFonts w:hint="eastAsia" w:ascii="微软雅黑" w:hAnsi="微软雅黑" w:eastAsia="微软雅黑" w:cs="微软雅黑"/>
+          <w:color w:val="000000" w:themeColor="text1"/>
+          <w:sz w:val="18"/>
+          <w:szCs w:val="18"/>
           <w14:textFill>
             <w14:solidFill>
               <w14:schemeClr w14:val="tx1"/>
@@ -2744,238 +2814,18 @@
       </w:pPr>
       <w:r>
         <w:rPr>
-          <w:rStyle w:val="8"/>
-          <w:rFonts w:hint="eastAsia" w:ascii="微软雅黑" w:hAnsi="微软雅黑" w:eastAsia="微软雅黑" w:cs="微软雅黑"/>
-          <w:b w:val="0"/>
-          <w:bCs/>
-          <w:sz w:val="18"/>
-          <w:szCs w:val="18"/>
-        </w:rPr>
-        <w:t>开发了作品查询、筛选和分享功能，为用户提供了便捷的作品管理和分享机制</w:t>
-      </w:r>
-    </w:p>
-    <w:bookmarkEnd w:id="26"/>
-    <w:p>
-      <w:pPr>
-        <w:keepNext w:val="0"/>
-        <w:keepLines w:val="0"/>
-        <w:pageBreakBefore w:val="0"/>
-        <w:widowControl w:val="0"/>
-        <w:tabs>
-          <w:tab w:val="right" w:pos="10160"/>
-        </w:tabs>
-        <w:kinsoku/>
-        <w:wordWrap/>
-        <w:overflowPunct/>
-        <w:topLinePunct w:val="0"/>
-        <w:autoSpaceDE/>
-        <w:autoSpaceDN/>
-        <w:bidi w:val="0"/>
-        <w:adjustRightInd/>
-        <w:snapToGrid/>
-        <w:spacing w:before="0" w:after="0" w:line="240" w:lineRule="atLeast"/>
-        <w:ind w:left="340"/>
-        <w:jc w:val="left"/>
-        <w:textAlignment w:val="center"/>
-        <w:rPr>
-          <w:rFonts w:hint="eastAsia" w:ascii="微软雅黑" w:hAnsi="微软雅黑" w:eastAsia="微软雅黑" w:cs="微软雅黑"/>
-          <w:b/>
-          <w:bCs/>
-          <w:color w:val="000000" w:themeColor="text1"/>
-          <w:sz w:val="18"/>
-          <w:szCs w:val="18"/>
-          <w14:textFill>
-            <w14:solidFill>
-              <w14:schemeClr w14:val="tx1"/>
-            </w14:solidFill>
-          </w14:textFill>
-        </w:rPr>
-      </w:pPr>
-      <w:r>
-        <w:rPr>
-          <w:rFonts w:ascii="微软雅黑" w:hAnsi="微软雅黑" w:eastAsia="微软雅黑" w:cs="微软雅黑"/>
-          <w:b/>
-          <w:color w:val="000000" w:themeColor="text1"/>
-          <w:sz w:val="18"/>
-          <w:szCs w:val="18"/>
-          <w14:textFill>
-            <w14:solidFill>
-              <w14:schemeClr w14:val="tx1"/>
-            </w14:solidFill>
-          </w14:textFill>
-        </w:rPr>
-        <w:t>202</w:t>
-      </w:r>
-      <w:r>
-        <w:rPr>
-          <w:rFonts w:hint="eastAsia" w:ascii="微软雅黑" w:hAnsi="微软雅黑" w:eastAsia="微软雅黑" w:cs="微软雅黑"/>
-          <w:b/>
-          <w:color w:val="000000" w:themeColor="text1"/>
-          <w:sz w:val="18"/>
-          <w:szCs w:val="18"/>
-          <w:lang w:val="en-US" w:eastAsia="zh-CN"/>
-          <w14:textFill>
-            <w14:solidFill>
-              <w14:schemeClr w14:val="tx1"/>
-            </w14:solidFill>
-          </w14:textFill>
-        </w:rPr>
-        <w:t>4</w:t>
-      </w:r>
-      <w:r>
-        <w:rPr>
-          <w:rFonts w:ascii="微软雅黑" w:hAnsi="微软雅黑" w:eastAsia="微软雅黑" w:cs="微软雅黑"/>
-          <w:b/>
-          <w:color w:val="000000" w:themeColor="text1"/>
-          <w:sz w:val="18"/>
-          <w:szCs w:val="18"/>
-          <w14:textFill>
-            <w14:solidFill>
-              <w14:schemeClr w14:val="tx1"/>
-            </w14:solidFill>
-          </w14:textFill>
-        </w:rPr>
-        <w:t>.</w:t>
-      </w:r>
-      <w:r>
-        <w:rPr>
-          <w:rFonts w:hint="eastAsia" w:ascii="微软雅黑" w:hAnsi="微软雅黑" w:eastAsia="微软雅黑" w:cs="微软雅黑"/>
-          <w:b/>
-          <w:color w:val="000000" w:themeColor="text1"/>
-          <w:sz w:val="18"/>
-          <w:szCs w:val="18"/>
-          <w:lang w:val="en-US" w:eastAsia="zh-CN"/>
-          <w14:textFill>
-            <w14:solidFill>
-              <w14:schemeClr w14:val="tx1"/>
-            </w14:solidFill>
-          </w14:textFill>
-        </w:rPr>
-        <w:t>8</w:t>
-      </w:r>
-      <w:r>
-        <w:rPr>
-          <w:rFonts w:ascii="微软雅黑" w:hAnsi="微软雅黑" w:eastAsia="微软雅黑" w:cs="微软雅黑"/>
-          <w:b/>
-          <w:color w:val="000000" w:themeColor="text1"/>
-          <w:sz w:val="18"/>
-          <w:szCs w:val="18"/>
-          <w14:textFill>
-            <w14:solidFill>
-              <w14:schemeClr w14:val="tx1"/>
-            </w14:solidFill>
-          </w14:textFill>
-        </w:rPr>
-        <w:t>-202</w:t>
-      </w:r>
-      <w:r>
-        <w:rPr>
-          <w:rFonts w:hint="eastAsia" w:ascii="微软雅黑" w:hAnsi="微软雅黑" w:eastAsia="微软雅黑" w:cs="微软雅黑"/>
-          <w:b/>
-          <w:color w:val="000000" w:themeColor="text1"/>
-          <w:sz w:val="18"/>
-          <w:szCs w:val="18"/>
-          <w:lang w:val="en-US" w:eastAsia="zh-CN"/>
-          <w14:textFill>
-            <w14:solidFill>
-              <w14:schemeClr w14:val="tx1"/>
-            </w14:solidFill>
-          </w14:textFill>
-        </w:rPr>
-        <w:t>5.1</w:t>
-      </w:r>
-      <w:r>
-        <w:rPr>
-          <w:rFonts w:ascii="微软雅黑" w:hAnsi="微软雅黑" w:eastAsia="微软雅黑" w:cs="微软雅黑"/>
-          <w:b/>
-          <w:color w:val="000000" w:themeColor="text1"/>
-          <w:sz w:val="18"/>
-          <w:szCs w:val="18"/>
-          <w14:textFill>
-            <w14:solidFill>
-              <w14:schemeClr w14:val="tx1"/>
-            </w14:solidFill>
-          </w14:textFill>
-        </w:rPr>
-        <w:tab/>
-      </w:r>
-      <w:r>
-        <w:rPr>
-          <w:rFonts w:hint="eastAsia" w:ascii="微软雅黑" w:hAnsi="微软雅黑" w:eastAsia="微软雅黑" w:cs="微软雅黑"/>
-          <w:b/>
-          <w:bCs/>
-          <w:i w:val="0"/>
-          <w:iCs w:val="0"/>
-          <w:caps w:val="0"/>
-          <w:color w:val="000000"/>
-          <w:spacing w:val="0"/>
-          <w:sz w:val="18"/>
-          <w:szCs w:val="18"/>
-          <w:shd w:val="clear" w:fill="FFFFFF"/>
-        </w:rPr>
-        <w:t>浩鲸云计算科技股份有限公司</w:t>
-      </w:r>
-    </w:p>
-    <w:p>
-      <w:pPr>
-        <w:keepNext w:val="0"/>
-        <w:keepLines w:val="0"/>
-        <w:pageBreakBefore w:val="0"/>
-        <w:widowControl w:val="0"/>
-        <w:kinsoku/>
-        <w:wordWrap/>
-        <w:overflowPunct/>
-        <w:topLinePunct w:val="0"/>
-        <w:autoSpaceDE/>
-        <w:autoSpaceDN/>
-        <w:bidi w:val="0"/>
-        <w:adjustRightInd/>
-        <w:snapToGrid/>
-        <w:spacing w:before="0" w:after="0" w:line="240" w:lineRule="atLeast"/>
-        <w:ind w:left="340"/>
-        <w:jc w:val="left"/>
-        <w:textAlignment w:val="center"/>
-        <w:rPr>
-          <w:color w:val="000000" w:themeColor="text1"/>
-          <w14:textFill>
-            <w14:solidFill>
-              <w14:schemeClr w14:val="tx1"/>
-            </w14:solidFill>
-          </w14:textFill>
-        </w:rPr>
-      </w:pPr>
-      <w:r>
-        <w:rPr>
-          <w:rFonts w:hint="eastAsia" w:ascii="微软雅黑" w:hAnsi="微软雅黑" w:eastAsia="微软雅黑" w:cs="微软雅黑"/>
-          <w:b/>
-          <w:bCs/>
-          <w:color w:val="000000" w:themeColor="text1"/>
-          <w:sz w:val="18"/>
-          <w:szCs w:val="18"/>
-          <w:lang w:val="en-US" w:eastAsia="zh-CN"/>
-          <w14:textFill>
-            <w14:solidFill>
-              <w14:schemeClr w14:val="tx1"/>
-            </w14:solidFill>
-          </w14:textFill>
-        </w:rPr>
-        <w:t>全栈</w:t>
-      </w:r>
-      <w:r>
-        <w:rPr>
-          <w:rFonts w:ascii="微软雅黑" w:hAnsi="微软雅黑" w:eastAsia="微软雅黑" w:cs="微软雅黑"/>
-          <w:b/>
-          <w:bCs/>
-          <w:color w:val="000000" w:themeColor="text1"/>
-          <w:sz w:val="18"/>
-          <w:szCs w:val="18"/>
-          <w14:textFill>
-            <w14:solidFill>
-              <w14:schemeClr w14:val="tx1"/>
-            </w14:solidFill>
-          </w14:textFill>
-        </w:rPr>
-        <w:t>开发</w:t>
+          <w:rFonts w:hint="eastAsia" w:ascii="微软雅黑" w:hAnsi="微软雅黑" w:eastAsia="微软雅黑" w:cs="微软雅黑"/>
+          <w:color w:val="000000" w:themeColor="text1"/>
+          <w:sz w:val="18"/>
+          <w:szCs w:val="18"/>
+          <w:lang w:val="en-US" w:eastAsia="zh-CN"/>
+          <w14:textFill>
+            <w14:solidFill>
+              <w14:schemeClr w14:val="tx1"/>
+            </w14:solidFill>
+          </w14:textFill>
+        </w:rPr>
+        <w:t>利用微服务架构，将平台的多个导出缓慢的excel导出接口迁移到了微服务，利用easyexcel和redis极大提高导出速度</w:t>
       </w:r>
     </w:p>
     <w:p>
@@ -3015,102 +2865,294 @@
       <w:r>
         <w:rPr>
           <w:rFonts w:hint="eastAsia" w:ascii="微软雅黑" w:hAnsi="微软雅黑" w:eastAsia="微软雅黑" w:cs="微软雅黑"/>
-          <w:sz w:val="18"/>
-          <w:szCs w:val="18"/>
-          <w:lang w:val="en-US" w:eastAsia="zh-CN"/>
-        </w:rPr>
-        <w:t>渠道集中化管理平台的维护</w:t>
-      </w:r>
-      <w:r>
-        <w:rPr>
-          <w:rFonts w:hint="eastAsia" w:ascii="微软雅黑" w:hAnsi="微软雅黑" w:eastAsia="微软雅黑" w:cs="微软雅黑"/>
-          <w:sz w:val="18"/>
-          <w:szCs w:val="18"/>
-        </w:rPr>
-        <w:t>，</w:t>
-      </w:r>
-      <w:r>
-        <w:rPr>
-          <w:rFonts w:hint="eastAsia" w:ascii="微软雅黑" w:hAnsi="微软雅黑" w:eastAsia="微软雅黑" w:cs="微软雅黑"/>
-          <w:sz w:val="18"/>
-          <w:szCs w:val="18"/>
-          <w:lang w:val="en-US" w:eastAsia="zh-CN"/>
-        </w:rPr>
-        <w:t>业务的指导，“</w:t>
-      </w:r>
-      <w:bookmarkStart w:id="27" w:name="OLE_LINK93"/>
-      <w:r>
-        <w:rPr>
-          <w:rFonts w:hint="eastAsia" w:ascii="微软雅黑" w:hAnsi="微软雅黑" w:eastAsia="微软雅黑" w:cs="微软雅黑"/>
-          <w:b/>
-          <w:bCs/>
-          <w:i/>
-          <w:iCs/>
-          <w:sz w:val="18"/>
-          <w:szCs w:val="18"/>
-          <w:lang w:val="en-US" w:eastAsia="zh-CN"/>
-        </w:rPr>
-        <w:t>中国移动公司渠道集中管理平台</w:t>
-      </w:r>
-      <w:bookmarkEnd w:id="27"/>
-      <w:r>
-        <w:rPr>
-          <w:rFonts w:hint="eastAsia" w:ascii="微软雅黑" w:hAnsi="微软雅黑" w:eastAsia="微软雅黑" w:cs="微软雅黑"/>
-          <w:b/>
-          <w:bCs/>
-          <w:sz w:val="18"/>
-          <w:szCs w:val="18"/>
-          <w:lang w:val="en-US" w:eastAsia="zh-CN"/>
-        </w:rPr>
-        <w:t>”</w:t>
-      </w:r>
-      <w:r>
-        <w:rPr>
-          <w:rFonts w:hint="eastAsia" w:ascii="微软雅黑" w:hAnsi="微软雅黑" w:eastAsia="微软雅黑" w:cs="微软雅黑"/>
-          <w:sz w:val="18"/>
-          <w:szCs w:val="18"/>
-          <w:lang w:val="en-US" w:eastAsia="zh-CN"/>
-        </w:rPr>
-        <w:t>以及“</w:t>
-      </w:r>
-      <w:r>
-        <w:rPr>
-          <w:rFonts w:hint="eastAsia" w:ascii="微软雅黑" w:hAnsi="微软雅黑" w:eastAsia="微软雅黑" w:cs="微软雅黑"/>
-          <w:b/>
-          <w:bCs/>
-          <w:i/>
-          <w:iCs/>
-          <w:sz w:val="18"/>
-          <w:szCs w:val="18"/>
-          <w:lang w:val="en-US" w:eastAsia="zh-CN"/>
-        </w:rPr>
-        <w:t>和帮手App</w:t>
-      </w:r>
-      <w:r>
-        <w:rPr>
-          <w:rFonts w:hint="eastAsia" w:ascii="微软雅黑" w:hAnsi="微软雅黑" w:eastAsia="微软雅黑" w:cs="微软雅黑"/>
-          <w:b/>
-          <w:bCs/>
-          <w:sz w:val="18"/>
-          <w:szCs w:val="18"/>
-          <w:lang w:val="en-US" w:eastAsia="zh-CN"/>
-        </w:rPr>
-        <w:t>”</w:t>
-      </w:r>
-      <w:r>
-        <w:rPr>
-          <w:rFonts w:hint="eastAsia" w:ascii="微软雅黑" w:hAnsi="微软雅黑" w:eastAsia="微软雅黑" w:cs="微软雅黑"/>
-          <w:color w:val="000000" w:themeColor="text1"/>
-          <w:sz w:val="18"/>
-          <w:szCs w:val="18"/>
-          <w:lang w:val="en-US" w:eastAsia="zh-CN"/>
-          <w14:textFill>
-            <w14:solidFill>
-              <w14:schemeClr w14:val="tx1"/>
-            </w14:solidFill>
-          </w14:textFill>
-        </w:rPr>
-        <w:t>的开发</w:t>
+          <w:color w:val="000000" w:themeColor="text1"/>
+          <w:sz w:val="18"/>
+          <w:szCs w:val="18"/>
+          <w:lang w:val="en-US" w:eastAsia="zh-CN"/>
+          <w14:textFill>
+            <w14:solidFill>
+              <w14:schemeClr w14:val="tx1"/>
+            </w14:solidFill>
+          </w14:textFill>
+        </w:rPr>
+        <w:t>参与奖惩扣罚功能中甩扣功能的编写，通过多张表的关联，设计了严谨的金额回溯机制和金额扣除机制</w:t>
+      </w:r>
+    </w:p>
+    <w:p>
+      <w:pPr>
+        <w:keepNext w:val="0"/>
+        <w:keepLines w:val="0"/>
+        <w:pageBreakBefore w:val="0"/>
+        <w:widowControl w:val="0"/>
+        <w:tabs>
+          <w:tab w:val="right" w:pos="10160"/>
+        </w:tabs>
+        <w:kinsoku/>
+        <w:wordWrap/>
+        <w:overflowPunct/>
+        <w:topLinePunct w:val="0"/>
+        <w:autoSpaceDE/>
+        <w:autoSpaceDN/>
+        <w:bidi w:val="0"/>
+        <w:adjustRightInd/>
+        <w:snapToGrid/>
+        <w:spacing w:before="0" w:after="0" w:line="240" w:lineRule="atLeast"/>
+        <w:ind w:left="340"/>
+        <w:jc w:val="left"/>
+        <w:textAlignment w:val="center"/>
+        <w:rPr>
+          <w:rFonts w:ascii="微软雅黑" w:hAnsi="微软雅黑" w:eastAsia="微软雅黑" w:cs="微软雅黑"/>
+          <w:b/>
+          <w:color w:val="000000" w:themeColor="text1"/>
+          <w:sz w:val="18"/>
+          <w:szCs w:val="18"/>
+          <w14:textFill>
+            <w14:solidFill>
+              <w14:schemeClr w14:val="tx1"/>
+            </w14:solidFill>
+          </w14:textFill>
+        </w:rPr>
+      </w:pPr>
+    </w:p>
+    <w:p>
+      <w:pPr>
+        <w:keepNext w:val="0"/>
+        <w:keepLines w:val="0"/>
+        <w:pageBreakBefore w:val="0"/>
+        <w:widowControl w:val="0"/>
+        <w:tabs>
+          <w:tab w:val="right" w:pos="10160"/>
+        </w:tabs>
+        <w:kinsoku/>
+        <w:wordWrap/>
+        <w:overflowPunct/>
+        <w:topLinePunct w:val="0"/>
+        <w:autoSpaceDE/>
+        <w:autoSpaceDN/>
+        <w:bidi w:val="0"/>
+        <w:adjustRightInd/>
+        <w:snapToGrid/>
+        <w:spacing w:before="0" w:after="0" w:line="240" w:lineRule="atLeast"/>
+        <w:ind w:left="340"/>
+        <w:jc w:val="left"/>
+        <w:textAlignment w:val="center"/>
+        <w:rPr>
+          <w:rFonts w:hint="eastAsia" w:ascii="微软雅黑" w:hAnsi="微软雅黑" w:eastAsia="微软雅黑" w:cs="微软雅黑"/>
+          <w:b/>
+          <w:bCs/>
+          <w:i w:val="0"/>
+          <w:iCs w:val="0"/>
+          <w:caps w:val="0"/>
+          <w:color w:val="000000"/>
+          <w:spacing w:val="0"/>
+          <w:sz w:val="18"/>
+          <w:szCs w:val="18"/>
+          <w:shd w:val="clear" w:fill="FFFFFF"/>
+          <w:lang w:val="en-US" w:eastAsia="zh-CN"/>
+        </w:rPr>
+      </w:pPr>
+      <w:r>
+        <w:rPr>
+          <w:rFonts w:ascii="微软雅黑" w:hAnsi="微软雅黑" w:eastAsia="微软雅黑" w:cs="微软雅黑"/>
+          <w:b/>
+          <w:color w:val="000000" w:themeColor="text1"/>
+          <w:sz w:val="18"/>
+          <w:szCs w:val="18"/>
+          <w14:textFill>
+            <w14:solidFill>
+              <w14:schemeClr w14:val="tx1"/>
+            </w14:solidFill>
+          </w14:textFill>
+        </w:rPr>
+        <w:t>202</w:t>
+      </w:r>
+      <w:r>
+        <w:rPr>
+          <w:rFonts w:hint="eastAsia" w:ascii="微软雅黑" w:hAnsi="微软雅黑" w:eastAsia="微软雅黑" w:cs="微软雅黑"/>
+          <w:b/>
+          <w:color w:val="000000" w:themeColor="text1"/>
+          <w:sz w:val="18"/>
+          <w:szCs w:val="18"/>
+          <w:lang w:val="en-US" w:eastAsia="zh-CN"/>
+          <w14:textFill>
+            <w14:solidFill>
+              <w14:schemeClr w14:val="tx1"/>
+            </w14:solidFill>
+          </w14:textFill>
+        </w:rPr>
+        <w:t>5</w:t>
+      </w:r>
+      <w:r>
+        <w:rPr>
+          <w:rFonts w:ascii="微软雅黑" w:hAnsi="微软雅黑" w:eastAsia="微软雅黑" w:cs="微软雅黑"/>
+          <w:b/>
+          <w:color w:val="000000" w:themeColor="text1"/>
+          <w:sz w:val="18"/>
+          <w:szCs w:val="18"/>
+          <w14:textFill>
+            <w14:solidFill>
+              <w14:schemeClr w14:val="tx1"/>
+            </w14:solidFill>
+          </w14:textFill>
+        </w:rPr>
+        <w:t>.</w:t>
+      </w:r>
+      <w:r>
+        <w:rPr>
+          <w:rFonts w:hint="eastAsia" w:ascii="微软雅黑" w:hAnsi="微软雅黑" w:eastAsia="微软雅黑" w:cs="微软雅黑"/>
+          <w:b/>
+          <w:color w:val="000000" w:themeColor="text1"/>
+          <w:sz w:val="18"/>
+          <w:szCs w:val="18"/>
+          <w:lang w:val="en-US" w:eastAsia="zh-CN"/>
+          <w14:textFill>
+            <w14:solidFill>
+              <w14:schemeClr w14:val="tx1"/>
+            </w14:solidFill>
+          </w14:textFill>
+        </w:rPr>
+        <w:t>2</w:t>
+      </w:r>
+      <w:r>
+        <w:rPr>
+          <w:rFonts w:ascii="微软雅黑" w:hAnsi="微软雅黑" w:eastAsia="微软雅黑" w:cs="微软雅黑"/>
+          <w:b/>
+          <w:color w:val="000000" w:themeColor="text1"/>
+          <w:sz w:val="18"/>
+          <w:szCs w:val="18"/>
+          <w14:textFill>
+            <w14:solidFill>
+              <w14:schemeClr w14:val="tx1"/>
+            </w14:solidFill>
+          </w14:textFill>
+        </w:rPr>
+        <w:t>-</w:t>
+      </w:r>
+      <w:r>
+        <w:rPr>
+          <w:rFonts w:hint="eastAsia" w:ascii="微软雅黑" w:hAnsi="微软雅黑" w:eastAsia="微软雅黑" w:cs="微软雅黑"/>
+          <w:b/>
+          <w:color w:val="000000" w:themeColor="text1"/>
+          <w:sz w:val="18"/>
+          <w:szCs w:val="18"/>
+          <w:lang w:val="en-US" w:eastAsia="zh-CN"/>
+          <w14:textFill>
+            <w14:solidFill>
+              <w14:schemeClr w14:val="tx1"/>
+            </w14:solidFill>
+          </w14:textFill>
+        </w:rPr>
+        <w:t>至今</w:t>
+      </w:r>
+      <w:r>
+        <w:rPr>
+          <w:rFonts w:ascii="微软雅黑" w:hAnsi="微软雅黑" w:eastAsia="微软雅黑" w:cs="微软雅黑"/>
+          <w:b/>
+          <w:color w:val="000000" w:themeColor="text1"/>
+          <w:sz w:val="18"/>
+          <w:szCs w:val="18"/>
+          <w14:textFill>
+            <w14:solidFill>
+              <w14:schemeClr w14:val="tx1"/>
+            </w14:solidFill>
+          </w14:textFill>
+        </w:rPr>
+        <w:tab/>
+      </w:r>
+      <w:r>
+        <w:rPr>
+          <w:rFonts w:hint="eastAsia" w:ascii="微软雅黑" w:hAnsi="微软雅黑" w:eastAsia="微软雅黑" w:cs="微软雅黑"/>
+          <w:b/>
+          <w:bCs/>
+          <w:i w:val="0"/>
+          <w:iCs w:val="0"/>
+          <w:caps w:val="0"/>
+          <w:color w:val="000000"/>
+          <w:spacing w:val="0"/>
+          <w:sz w:val="18"/>
+          <w:szCs w:val="18"/>
+          <w:shd w:val="clear" w:fill="FFFFFF"/>
+        </w:rPr>
+        <w:t>神州融信云科技股份有限公司</w:t>
+      </w:r>
+      <w:r>
+        <w:rPr>
+          <w:rFonts w:hint="eastAsia" w:ascii="微软雅黑" w:hAnsi="微软雅黑" w:eastAsia="微软雅黑" w:cs="微软雅黑"/>
+          <w:b/>
+          <w:bCs/>
+          <w:i w:val="0"/>
+          <w:iCs w:val="0"/>
+          <w:caps w:val="0"/>
+          <w:color w:val="000000"/>
+          <w:spacing w:val="0"/>
+          <w:sz w:val="18"/>
+          <w:szCs w:val="18"/>
+          <w:shd w:val="clear" w:fill="FFFFFF"/>
+          <w:lang w:val="en-US" w:eastAsia="zh-CN"/>
+        </w:rPr>
+        <w:t xml:space="preserve"> | 融信云电子银行</w:t>
+      </w:r>
+    </w:p>
+    <w:p>
+      <w:pPr>
+        <w:keepNext w:val="0"/>
+        <w:keepLines w:val="0"/>
+        <w:pageBreakBefore w:val="0"/>
+        <w:widowControl w:val="0"/>
+        <w:kinsoku/>
+        <w:wordWrap/>
+        <w:overflowPunct/>
+        <w:topLinePunct w:val="0"/>
+        <w:autoSpaceDE/>
+        <w:autoSpaceDN/>
+        <w:bidi w:val="0"/>
+        <w:adjustRightInd/>
+        <w:snapToGrid/>
+        <w:spacing w:before="0" w:after="0" w:line="240" w:lineRule="atLeast"/>
+        <w:ind w:left="340"/>
+        <w:jc w:val="left"/>
+        <w:textAlignment w:val="center"/>
+        <w:rPr>
+          <w:color w:val="000000" w:themeColor="text1"/>
+          <w14:textFill>
+            <w14:solidFill>
+              <w14:schemeClr w14:val="tx1"/>
+            </w14:solidFill>
+          </w14:textFill>
+        </w:rPr>
+      </w:pPr>
+      <w:r>
+        <w:rPr>
+          <w:rFonts w:hint="eastAsia" w:ascii="微软雅黑" w:hAnsi="微软雅黑" w:eastAsia="微软雅黑" w:cs="微软雅黑"/>
+          <w:b/>
+          <w:bCs/>
+          <w:color w:val="000000" w:themeColor="text1"/>
+          <w:sz w:val="18"/>
+          <w:szCs w:val="18"/>
+          <w:lang w:val="en-US" w:eastAsia="zh-CN"/>
+          <w14:textFill>
+            <w14:solidFill>
+              <w14:schemeClr w14:val="tx1"/>
+            </w14:solidFill>
+          </w14:textFill>
+        </w:rPr>
+        <w:t>全栈</w:t>
+      </w:r>
+      <w:r>
+        <w:rPr>
+          <w:rFonts w:ascii="微软雅黑" w:hAnsi="微软雅黑" w:eastAsia="微软雅黑" w:cs="微软雅黑"/>
+          <w:b/>
+          <w:bCs/>
+          <w:color w:val="000000" w:themeColor="text1"/>
+          <w:sz w:val="18"/>
+          <w:szCs w:val="18"/>
+          <w14:textFill>
+            <w14:solidFill>
+              <w14:schemeClr w14:val="tx1"/>
+            </w14:solidFill>
+          </w14:textFill>
+        </w:rPr>
+        <w:t>开发</w:t>
       </w:r>
     </w:p>
     <w:p>
@@ -3150,17 +3192,11 @@
       <w:r>
         <w:rPr>
           <w:rFonts w:hint="eastAsia" w:ascii="微软雅黑" w:hAnsi="微软雅黑" w:eastAsia="微软雅黑" w:cs="微软雅黑"/>
-          <w:color w:val="000000" w:themeColor="text1"/>
-          <w:sz w:val="18"/>
-          <w:szCs w:val="18"/>
-          <w:lang w:val="en-US" w:eastAsia="zh-CN"/>
-          <w14:textFill>
-            <w14:solidFill>
-              <w14:schemeClr w14:val="tx1"/>
-            </w14:solidFill>
-          </w14:textFill>
-        </w:rPr>
-        <w:t>独立负责管理系统的考试模块，开发出了AI智讯、每日一练、以及多个管理端的配置和导入页面</w:t>
+          <w:sz w:val="18"/>
+          <w:szCs w:val="18"/>
+          <w:lang w:val="en-US" w:eastAsia="zh-CN"/>
+        </w:rPr>
+        <w:t>解决服务台用户反馈的问题，包括但不限于同名转账异常处理、个人/企业客户签约异常处理、历史遗留问题处理等</w:t>
       </w:r>
     </w:p>
     <w:p>
@@ -3197,21 +3233,21 @@
           </w14:textFill>
         </w:rPr>
       </w:pPr>
-      <w:bookmarkStart w:id="28" w:name="OLE_LINK3"/>
-      <w:r>
-        <w:rPr>
-          <w:rFonts w:hint="eastAsia" w:ascii="微软雅黑" w:hAnsi="微软雅黑" w:eastAsia="微软雅黑" w:cs="微软雅黑"/>
-          <w:color w:val="000000" w:themeColor="text1"/>
-          <w:sz w:val="18"/>
-          <w:szCs w:val="18"/>
-          <w:lang w:val="en-US" w:eastAsia="zh-CN"/>
-          <w14:textFill>
-            <w14:solidFill>
-              <w14:schemeClr w14:val="tx1"/>
-            </w14:solidFill>
-          </w14:textFill>
-        </w:rPr>
-        <w:t>SQL调优，对定位出来的多个慢SQL，修改或重写原有的SQL，大幅提升SQL的查询速度</w:t>
+      <w:bookmarkStart w:id="27" w:name="OLE_LINK3"/>
+      <w:r>
+        <w:rPr>
+          <w:rFonts w:hint="eastAsia" w:ascii="微软雅黑" w:hAnsi="微软雅黑" w:eastAsia="微软雅黑" w:cs="微软雅黑"/>
+          <w:color w:val="000000" w:themeColor="text1"/>
+          <w:sz w:val="18"/>
+          <w:szCs w:val="18"/>
+          <w:lang w:val="en-US" w:eastAsia="zh-CN"/>
+          <w14:textFill>
+            <w14:solidFill>
+              <w14:schemeClr w14:val="tx1"/>
+            </w14:solidFill>
+          </w14:textFill>
+        </w:rPr>
+        <w:t>迁入行接口的适配，根据迁入行提供的接口文档与本系统的接口文档进行对接，利用前置系统完成接口间的参数转换和数据映射，完成网银系统和银行核心系统的对接。</w:t>
       </w:r>
     </w:p>
     <w:p>
@@ -3261,7 +3297,7 @@
             </w14:solidFill>
           </w14:textFill>
         </w:rPr>
-        <w:t>开发了任务分解功能，使得省公司派发下来的任务能在地市和区县之间能合理分配销售任务</w:t>
+        <w:t>参与代码、需求、功能评审，基于项目参与经验与认知，输出评估结论与优化建议。</w:t>
       </w:r>
     </w:p>
     <w:p>
@@ -3311,60 +3347,10 @@
             </w14:solidFill>
           </w14:textFill>
         </w:rPr>
-        <w:t>利用微服务架构，将平台的多个导出缓慢的excel导出接口迁移到了微服务，利用easyexcel和redis极大提高导出速度</w:t>
+        <w:t>前端功能的开发和维护，将前端工程打包成H5资源包到Minio文件服务器，不同渠道侧可以通过接口调用获取H5资源包从而实现前端功能实时更新。</w:t>
       </w:r>
     </w:p>
-    <w:bookmarkEnd w:id="28"/>
-    <w:p>
-      <w:pPr>
-        <w:keepNext w:val="0"/>
-        <w:keepLines w:val="0"/>
-        <w:pageBreakBefore w:val="0"/>
-        <w:widowControl w:val="0"/>
-        <w:numPr>
-          <w:ilvl w:val="0"/>
-          <w:numId w:val="1"/>
-        </w:numPr>
-        <w:kinsoku/>
-        <w:wordWrap/>
-        <w:overflowPunct/>
-        <w:topLinePunct w:val="0"/>
-        <w:autoSpaceDE/>
-        <w:autoSpaceDN/>
-        <w:bidi w:val="0"/>
-        <w:adjustRightInd/>
-        <w:snapToGrid/>
-        <w:spacing w:before="0" w:after="0" w:line="240" w:lineRule="exact"/>
-        <w:ind w:left="340" w:right="340"/>
-        <w:textAlignment w:val="center"/>
-        <w:rPr>
-          <w:rFonts w:hint="eastAsia" w:ascii="微软雅黑" w:hAnsi="微软雅黑" w:eastAsia="微软雅黑" w:cs="微软雅黑"/>
-          <w:color w:val="000000" w:themeColor="text1"/>
-          <w:sz w:val="18"/>
-          <w:szCs w:val="18"/>
-          <w14:textFill>
-            <w14:solidFill>
-              <w14:schemeClr w14:val="tx1"/>
-            </w14:solidFill>
-          </w14:textFill>
-        </w:rPr>
-      </w:pPr>
-      <w:r>
-        <w:rPr>
-          <w:rFonts w:hint="eastAsia" w:ascii="微软雅黑" w:hAnsi="微软雅黑" w:eastAsia="微软雅黑" w:cs="微软雅黑"/>
-          <w:color w:val="000000" w:themeColor="text1"/>
-          <w:sz w:val="18"/>
-          <w:szCs w:val="18"/>
-          <w:lang w:val="en-US" w:eastAsia="zh-CN"/>
-          <w14:textFill>
-            <w14:solidFill>
-              <w14:schemeClr w14:val="tx1"/>
-            </w14:solidFill>
-          </w14:textFill>
-        </w:rPr>
-        <w:t>参与奖惩扣罚功能中甩扣功能的编写，通过多张表的关联，设计了严谨的金额回溯机制和金额扣除机制</w:t>
-      </w:r>
-    </w:p>
+    <w:bookmarkEnd w:id="27"/>
     <w:p>
       <w:pPr>
         <w:spacing w:before="0" w:after="0" w:line="464" w:lineRule="exact"/>
@@ -3668,7 +3654,7 @@
         </w:rPr>
         <w:tab/>
       </w:r>
-      <w:bookmarkStart w:id="29" w:name="OLE_LINK1"/>
+      <w:bookmarkStart w:id="28" w:name="OLE_LINK1"/>
       <w:r>
         <w:rPr>
           <w:rFonts w:hint="eastAsia" w:ascii="微软雅黑" w:hAnsi="微软雅黑" w:eastAsia="微软雅黑" w:cs="微软雅黑"/>
@@ -3685,7 +3671,7 @@
         </w:rPr>
         <w:t>中国移动渠道集中管理平台</w:t>
       </w:r>
-      <w:bookmarkEnd w:id="29"/>
+      <w:bookmarkEnd w:id="28"/>
     </w:p>
     <w:p>
       <w:pPr>
@@ -3720,7 +3706,7 @@
           </w14:textFill>
         </w:rPr>
       </w:pPr>
-      <w:bookmarkStart w:id="30" w:name="OLE_LINK116"/>
+      <w:bookmarkStart w:id="29" w:name="OLE_LINK116"/>
       <w:r>
         <w:rPr>
           <w:rFonts w:hint="eastAsia" w:ascii="微软雅黑" w:hAnsi="微软雅黑" w:eastAsia="微软雅黑" w:cs="微软雅黑"/>
@@ -3736,7 +3722,7 @@
         </w:rPr>
         <w:t>全</w:t>
       </w:r>
-      <w:bookmarkEnd w:id="30"/>
+      <w:bookmarkEnd w:id="29"/>
       <w:r>
         <w:rPr>
           <w:rFonts w:hint="eastAsia" w:ascii="微软雅黑" w:hAnsi="微软雅黑" w:eastAsia="微软雅黑" w:cs="微软雅黑"/>
@@ -3860,7 +3846,7 @@
         </w:rPr>
         <w:t>SpringBoot + Spring</w:t>
       </w:r>
-      <w:bookmarkStart w:id="31" w:name="OLE_LINK6"/>
+      <w:bookmarkStart w:id="30" w:name="OLE_LINK6"/>
       <w:r>
         <w:rPr>
           <w:rFonts w:hint="default" w:ascii="Times New Roman" w:hAnsi="Times New Roman" w:eastAsia="微软雅黑" w:cs="Times New Roman"/>
@@ -3879,6 +3865,44 @@
         </w:rPr>
         <w:t>Clo</w:t>
       </w:r>
+      <w:bookmarkEnd w:id="30"/>
+      <w:r>
+        <w:rPr>
+          <w:rFonts w:hint="default" w:ascii="Times New Roman" w:hAnsi="Times New Roman" w:eastAsia="微软雅黑" w:cs="Times New Roman"/>
+          <w:b/>
+          <w:bCs/>
+          <w:i/>
+          <w:iCs/>
+          <w:color w:val="000000" w:themeColor="text1"/>
+          <w:sz w:val="18"/>
+          <w:szCs w:val="18"/>
+          <w14:textFill>
+            <w14:solidFill>
+              <w14:schemeClr w14:val="tx1"/>
+            </w14:solidFill>
+          </w14:textFill>
+        </w:rPr>
+        <w:t xml:space="preserve">ud + </w:t>
+      </w:r>
+      <w:bookmarkStart w:id="31" w:name="OLE_LINK7"/>
+      <w:r>
+        <w:rPr>
+          <w:rFonts w:hint="default" w:ascii="Times New Roman" w:hAnsi="Times New Roman" w:eastAsia="微软雅黑" w:cs="Times New Roman"/>
+          <w:b/>
+          <w:bCs/>
+          <w:i/>
+          <w:iCs/>
+          <w:color w:val="000000" w:themeColor="text1"/>
+          <w:sz w:val="18"/>
+          <w:szCs w:val="18"/>
+          <w14:textFill>
+            <w14:solidFill>
+              <w14:schemeClr w14:val="tx1"/>
+            </w14:solidFill>
+          </w14:textFill>
+        </w:rPr>
+        <w:t xml:space="preserve">MyBatis </w:t>
+      </w:r>
       <w:bookmarkEnd w:id="31"/>
       <w:r>
         <w:rPr>
@@ -3896,9 +3920,8 @@
             </w14:solidFill>
           </w14:textFill>
         </w:rPr>
-        <w:t xml:space="preserve">ud + </w:t>
-      </w:r>
-      <w:bookmarkStart w:id="32" w:name="OLE_LINK7"/>
+        <w:t xml:space="preserve">+ </w:t>
+      </w:r>
       <w:r>
         <w:rPr>
           <w:rFonts w:hint="default" w:ascii="Times New Roman" w:hAnsi="Times New Roman" w:eastAsia="微软雅黑" w:cs="Times New Roman"/>
@@ -3909,15 +3932,91 @@
           <w:color w:val="000000" w:themeColor="text1"/>
           <w:sz w:val="18"/>
           <w:szCs w:val="18"/>
-          <w14:textFill>
-            <w14:solidFill>
-              <w14:schemeClr w14:val="tx1"/>
-            </w14:solidFill>
-          </w14:textFill>
-        </w:rPr>
-        <w:t xml:space="preserve">MyBatis </w:t>
+          <w:lang w:val="en-US" w:eastAsia="zh-CN"/>
+          <w14:textFill>
+            <w14:solidFill>
+              <w14:schemeClr w14:val="tx1"/>
+            </w14:solidFill>
+          </w14:textFill>
+        </w:rPr>
+        <w:t>Oracle</w:t>
+      </w:r>
+      <w:r>
+        <w:rPr>
+          <w:rFonts w:hint="default" w:ascii="Times New Roman" w:hAnsi="Times New Roman" w:eastAsia="微软雅黑" w:cs="Times New Roman"/>
+          <w:b/>
+          <w:bCs/>
+          <w:i/>
+          <w:iCs/>
+          <w:color w:val="000000" w:themeColor="text1"/>
+          <w:sz w:val="18"/>
+          <w:szCs w:val="18"/>
+          <w14:textFill>
+            <w14:solidFill>
+              <w14:schemeClr w14:val="tx1"/>
+            </w14:solidFill>
+          </w14:textFill>
+        </w:rPr>
+        <w:t>+ Redis</w:t>
+      </w:r>
+      <w:r>
+        <w:rPr>
+          <w:rFonts w:hint="eastAsia" w:ascii="Times New Roman" w:hAnsi="Times New Roman" w:eastAsia="微软雅黑" w:cs="Times New Roman"/>
+          <w:b/>
+          <w:bCs/>
+          <w:i/>
+          <w:iCs/>
+          <w:color w:val="000000" w:themeColor="text1"/>
+          <w:sz w:val="18"/>
+          <w:szCs w:val="18"/>
+          <w:lang w:val="en-US" w:eastAsia="zh-CN"/>
+          <w14:textFill>
+            <w14:solidFill>
+              <w14:schemeClr w14:val="tx1"/>
+            </w14:solidFill>
+          </w14:textFill>
+        </w:rPr>
+        <w:t xml:space="preserve"> </w:t>
+      </w:r>
+      <w:r>
+        <w:rPr>
+          <w:rFonts w:hint="default" w:ascii="Times New Roman" w:hAnsi="Times New Roman" w:eastAsia="微软雅黑" w:cs="Times New Roman"/>
+          <w:b/>
+          <w:bCs/>
+          <w:i/>
+          <w:iCs/>
+          <w:color w:val="000000" w:themeColor="text1"/>
+          <w:sz w:val="18"/>
+          <w:szCs w:val="18"/>
+          <w14:textFill>
+            <w14:solidFill>
+              <w14:schemeClr w14:val="tx1"/>
+            </w14:solidFill>
+          </w14:textFill>
+        </w:rPr>
+        <w:t xml:space="preserve">+ </w:t>
+      </w:r>
+      <w:bookmarkStart w:id="32" w:name="OLE_LINK10"/>
+      <w:r>
+        <w:rPr>
+          <w:rFonts w:hint="default" w:ascii="Times New Roman" w:hAnsi="Times New Roman" w:eastAsia="微软雅黑" w:cs="Times New Roman"/>
+          <w:b/>
+          <w:bCs/>
+          <w:i/>
+          <w:iCs/>
+          <w:color w:val="000000" w:themeColor="text1"/>
+          <w:sz w:val="18"/>
+          <w:szCs w:val="18"/>
+          <w14:textFill>
+            <w14:solidFill>
+              <w14:schemeClr w14:val="tx1"/>
+            </w14:solidFill>
+          </w14:textFill>
+        </w:rPr>
+        <w:t>ElasticSearch</w:t>
       </w:r>
       <w:bookmarkEnd w:id="32"/>
+      <w:bookmarkStart w:id="33" w:name="OLE_LINK9"/>
       <w:r>
         <w:rPr>
           <w:rFonts w:hint="default" w:ascii="Times New Roman" w:hAnsi="Times New Roman" w:eastAsia="微软雅黑" w:cs="Times New Roman"/>
@@ -3928,13 +4027,14 @@
           <w:color w:val="000000" w:themeColor="text1"/>
           <w:sz w:val="18"/>
           <w:szCs w:val="18"/>
-          <w14:textFill>
-            <w14:solidFill>
-              <w14:schemeClr w14:val="tx1"/>
-            </w14:solidFill>
-          </w14:textFill>
-        </w:rPr>
-        <w:t xml:space="preserve">+ </w:t>
+          <w:lang w:val="en-US" w:eastAsia="zh-CN"/>
+          <w14:textFill>
+            <w14:solidFill>
+              <w14:schemeClr w14:val="tx1"/>
+            </w14:solidFill>
+          </w14:textFill>
+        </w:rPr>
+        <w:t>+</w:t>
       </w:r>
       <w:r>
         <w:rPr>
@@ -3946,14 +4046,13 @@
           <w:color w:val="000000" w:themeColor="text1"/>
           <w:sz w:val="18"/>
           <w:szCs w:val="18"/>
-          <w:lang w:val="en-US" w:eastAsia="zh-CN"/>
-          <w14:textFill>
-            <w14:solidFill>
-              <w14:schemeClr w14:val="tx1"/>
-            </w14:solidFill>
-          </w14:textFill>
-        </w:rPr>
-        <w:t>Oracle</w:t>
+          <w14:textFill>
+            <w14:solidFill>
+              <w14:schemeClr w14:val="tx1"/>
+            </w14:solidFill>
+          </w14:textFill>
+        </w:rPr>
+        <w:t>ElasticStack</w:t>
       </w:r>
       <w:r>
         <w:rPr>
@@ -3965,33 +4064,16 @@
           <w:color w:val="000000" w:themeColor="text1"/>
           <w:sz w:val="18"/>
           <w:szCs w:val="18"/>
-          <w14:textFill>
-            <w14:solidFill>
-              <w14:schemeClr w14:val="tx1"/>
-            </w14:solidFill>
-          </w14:textFill>
-        </w:rPr>
-        <w:t>+ Redis</w:t>
-      </w:r>
-      <w:r>
-        <w:rPr>
-          <w:rFonts w:hint="eastAsia" w:ascii="Times New Roman" w:hAnsi="Times New Roman" w:eastAsia="微软雅黑" w:cs="Times New Roman"/>
-          <w:b/>
-          <w:bCs/>
-          <w:i/>
-          <w:iCs/>
-          <w:color w:val="000000" w:themeColor="text1"/>
-          <w:sz w:val="18"/>
-          <w:szCs w:val="18"/>
-          <w:lang w:val="en-US" w:eastAsia="zh-CN"/>
-          <w14:textFill>
-            <w14:solidFill>
-              <w14:schemeClr w14:val="tx1"/>
-            </w14:solidFill>
-          </w14:textFill>
-        </w:rPr>
-        <w:t xml:space="preserve"> </w:t>
-      </w:r>
+          <w:lang w:val="en-US" w:eastAsia="zh-CN"/>
+          <w14:textFill>
+            <w14:solidFill>
+              <w14:schemeClr w14:val="tx1"/>
+            </w14:solidFill>
+          </w14:textFill>
+        </w:rPr>
+        <w:t>+</w:t>
+      </w:r>
+      <w:bookmarkStart w:id="34" w:name="OLE_LINK8"/>
       <w:r>
         <w:rPr>
           <w:rFonts w:hint="default" w:ascii="Times New Roman" w:hAnsi="Times New Roman" w:eastAsia="微软雅黑" w:cs="Times New Roman"/>
@@ -4008,9 +4090,9 @@
             </w14:solidFill>
           </w14:textFill>
         </w:rPr>
-        <w:t xml:space="preserve">+ </w:t>
-      </w:r>
-      <w:bookmarkStart w:id="33" w:name="OLE_LINK10"/>
+        <w:t>SpringSecurity</w:t>
+      </w:r>
+      <w:bookmarkEnd w:id="34"/>
       <w:r>
         <w:rPr>
           <w:rFonts w:hint="default" w:ascii="Times New Roman" w:hAnsi="Times New Roman" w:eastAsia="微软雅黑" w:cs="Times New Roman"/>
@@ -4021,16 +4103,16 @@
           <w:color w:val="000000" w:themeColor="text1"/>
           <w:sz w:val="18"/>
           <w:szCs w:val="18"/>
-          <w14:textFill>
-            <w14:solidFill>
-              <w14:schemeClr w14:val="tx1"/>
-            </w14:solidFill>
-          </w14:textFill>
-        </w:rPr>
-        <w:t>ElasticSearch</w:t>
-      </w:r>
-      <w:bookmarkEnd w:id="33"/>
-      <w:bookmarkStart w:id="34" w:name="OLE_LINK9"/>
+          <w:lang w:val="en-US" w:eastAsia="zh-CN"/>
+          <w14:textFill>
+            <w14:solidFill>
+              <w14:schemeClr w14:val="tx1"/>
+            </w14:solidFill>
+          </w14:textFill>
+        </w:rPr>
+        <w:t>+</w:t>
+      </w:r>
+      <w:bookmarkStart w:id="35" w:name="OLE_LINK13"/>
       <w:r>
         <w:rPr>
           <w:rFonts w:hint="default" w:ascii="Times New Roman" w:hAnsi="Times New Roman" w:eastAsia="微软雅黑" w:cs="Times New Roman"/>
@@ -4048,8 +4130,9 @@
             </w14:solidFill>
           </w14:textFill>
         </w:rPr>
-        <w:t>+</w:t>
-      </w:r>
+        <w:t>Ionic+Angular</w:t>
+      </w:r>
+      <w:bookmarkEnd w:id="35"/>
       <w:r>
         <w:rPr>
           <w:rFonts w:hint="default" w:ascii="Times New Roman" w:hAnsi="Times New Roman" w:eastAsia="微软雅黑" w:cs="Times New Roman"/>
@@ -4060,103 +4143,6 @@
           <w:color w:val="000000" w:themeColor="text1"/>
           <w:sz w:val="18"/>
           <w:szCs w:val="18"/>
-          <w14:textFill>
-            <w14:solidFill>
-              <w14:schemeClr w14:val="tx1"/>
-            </w14:solidFill>
-          </w14:textFill>
-        </w:rPr>
-        <w:t>ElasticStack</w:t>
-      </w:r>
-      <w:r>
-        <w:rPr>
-          <w:rFonts w:hint="default" w:ascii="Times New Roman" w:hAnsi="Times New Roman" w:eastAsia="微软雅黑" w:cs="Times New Roman"/>
-          <w:b/>
-          <w:bCs/>
-          <w:i/>
-          <w:iCs/>
-          <w:color w:val="000000" w:themeColor="text1"/>
-          <w:sz w:val="18"/>
-          <w:szCs w:val="18"/>
-          <w:lang w:val="en-US" w:eastAsia="zh-CN"/>
-          <w14:textFill>
-            <w14:solidFill>
-              <w14:schemeClr w14:val="tx1"/>
-            </w14:solidFill>
-          </w14:textFill>
-        </w:rPr>
-        <w:t>+</w:t>
-      </w:r>
-      <w:bookmarkStart w:id="35" w:name="OLE_LINK8"/>
-      <w:r>
-        <w:rPr>
-          <w:rFonts w:hint="default" w:ascii="Times New Roman" w:hAnsi="Times New Roman" w:eastAsia="微软雅黑" w:cs="Times New Roman"/>
-          <w:b/>
-          <w:bCs/>
-          <w:i/>
-          <w:iCs/>
-          <w:color w:val="000000" w:themeColor="text1"/>
-          <w:sz w:val="18"/>
-          <w:szCs w:val="18"/>
-          <w14:textFill>
-            <w14:solidFill>
-              <w14:schemeClr w14:val="tx1"/>
-            </w14:solidFill>
-          </w14:textFill>
-        </w:rPr>
-        <w:t>SpringSecurity</w:t>
-      </w:r>
-      <w:bookmarkEnd w:id="35"/>
-      <w:r>
-        <w:rPr>
-          <w:rFonts w:hint="default" w:ascii="Times New Roman" w:hAnsi="Times New Roman" w:eastAsia="微软雅黑" w:cs="Times New Roman"/>
-          <w:b/>
-          <w:bCs/>
-          <w:i/>
-          <w:iCs/>
-          <w:color w:val="000000" w:themeColor="text1"/>
-          <w:sz w:val="18"/>
-          <w:szCs w:val="18"/>
-          <w:lang w:val="en-US" w:eastAsia="zh-CN"/>
-          <w14:textFill>
-            <w14:solidFill>
-              <w14:schemeClr w14:val="tx1"/>
-            </w14:solidFill>
-          </w14:textFill>
-        </w:rPr>
-        <w:t>+</w:t>
-      </w:r>
-      <w:bookmarkStart w:id="36" w:name="OLE_LINK13"/>
-      <w:r>
-        <w:rPr>
-          <w:rFonts w:hint="default" w:ascii="Times New Roman" w:hAnsi="Times New Roman" w:eastAsia="微软雅黑" w:cs="Times New Roman"/>
-          <w:b/>
-          <w:bCs/>
-          <w:i/>
-          <w:iCs/>
-          <w:color w:val="000000" w:themeColor="text1"/>
-          <w:sz w:val="18"/>
-          <w:szCs w:val="18"/>
-          <w:lang w:val="en-US" w:eastAsia="zh-CN"/>
-          <w14:textFill>
-            <w14:solidFill>
-              <w14:schemeClr w14:val="tx1"/>
-            </w14:solidFill>
-          </w14:textFill>
-        </w:rPr>
-        <w:t>Ionic+Angular</w:t>
-      </w:r>
-      <w:bookmarkEnd w:id="36"/>
-      <w:r>
-        <w:rPr>
-          <w:rFonts w:hint="default" w:ascii="Times New Roman" w:hAnsi="Times New Roman" w:eastAsia="微软雅黑" w:cs="Times New Roman"/>
-          <w:b/>
-          <w:bCs/>
-          <w:i/>
-          <w:iCs/>
-          <w:color w:val="000000" w:themeColor="text1"/>
-          <w:sz w:val="18"/>
-          <w:szCs w:val="18"/>
           <w:lang w:val="en-US" w:eastAsia="zh-CN"/>
           <w14:textFill>
             <w14:solidFill>
@@ -4167,7 +4153,7 @@
         <w:t>+ActiveMq</w:t>
       </w:r>
     </w:p>
-    <w:bookmarkEnd w:id="34"/>
+    <w:bookmarkEnd w:id="33"/>
     <w:p>
       <w:pPr>
         <w:keepNext w:val="0"/>
@@ -4269,7 +4255,7 @@
         </w:rPr>
         <w:t>”极大地便利了公司对大量渠道信息及员工信息的高效管理。</w:t>
       </w:r>
-      <w:bookmarkStart w:id="37" w:name="OLE_LINK4"/>
+      <w:bookmarkStart w:id="36" w:name="OLE_LINK4"/>
     </w:p>
     <w:p>
       <w:pPr>
@@ -4332,7 +4318,7 @@
         <w:t>：</w:t>
       </w:r>
     </w:p>
-    <w:bookmarkEnd w:id="37"/>
+    <w:bookmarkEnd w:id="36"/>
     <w:p>
       <w:pPr>
         <w:keepNext w:val="0"/>
@@ -4384,7 +4370,7 @@
         </w:rPr>
         <w:t>利用微服务架构，结合</w:t>
       </w:r>
-      <w:bookmarkStart w:id="38" w:name="OLE_LINK61"/>
+      <w:bookmarkStart w:id="37" w:name="OLE_LINK61"/>
       <w:r>
         <w:rPr>
           <w:rFonts w:hint="default" w:ascii="Times New Roman" w:hAnsi="Times New Roman" w:eastAsia="微软雅黑" w:cs="Times New Roman"/>
@@ -4399,7 +4385,7 @@
         </w:rPr>
         <w:t>EasyExcel</w:t>
       </w:r>
-      <w:bookmarkEnd w:id="38"/>
+      <w:bookmarkEnd w:id="37"/>
       <w:r>
         <w:rPr>
           <w:rFonts w:hint="eastAsia" w:ascii="微软雅黑" w:hAnsi="微软雅黑" w:eastAsia="微软雅黑" w:cs="微软雅黑"/>
@@ -4429,7 +4415,7 @@
         </w:rPr>
         <w:t>使得</w:t>
       </w:r>
-      <w:bookmarkStart w:id="39" w:name="OLE_LINK91"/>
+      <w:bookmarkStart w:id="38" w:name="OLE_LINK91"/>
       <w:r>
         <w:rPr>
           <w:rFonts w:hint="eastAsia" w:ascii="黑体" w:hAnsi="黑体" w:eastAsia="黑体" w:cs="黑体"/>
@@ -4501,7 +4487,7 @@
         <w:t>参与AI智讯的开发，独立完成了AI智讯考试模块的开发，配合算法团队完成接口的联调</w:t>
       </w:r>
     </w:p>
-    <w:bookmarkEnd w:id="39"/>
+    <w:bookmarkEnd w:id="38"/>
     <w:p>
       <w:pPr>
         <w:keepNext w:val="0"/>
@@ -4579,7 +4565,7 @@
         </w:rPr>
         <w:t>，包括新增菜单项、配置相应权限，以及为</w:t>
       </w:r>
-      <w:bookmarkStart w:id="40" w:name="OLE_LINK59"/>
+      <w:bookmarkStart w:id="39" w:name="OLE_LINK59"/>
       <w:r>
         <w:rPr>
           <w:rFonts w:hint="default" w:ascii="Times New Roman" w:hAnsi="Times New Roman" w:eastAsia="微软雅黑" w:cs="Times New Roman"/>
@@ -4594,7 +4580,7 @@
         </w:rPr>
         <w:t>App</w:t>
       </w:r>
-      <w:bookmarkEnd w:id="40"/>
+      <w:bookmarkEnd w:id="39"/>
       <w:r>
         <w:rPr>
           <w:rFonts w:hint="eastAsia" w:ascii="微软雅黑" w:hAnsi="微软雅黑" w:eastAsia="微软雅黑" w:cs="微软雅黑"/>
@@ -4687,7 +4673,7 @@
         </w:rPr>
         <w:t>，对</w:t>
       </w:r>
-      <w:bookmarkStart w:id="41" w:name="OLE_LINK62"/>
+      <w:bookmarkStart w:id="40" w:name="OLE_LINK62"/>
       <w:r>
         <w:rPr>
           <w:rFonts w:hint="default" w:ascii="Times New Roman" w:hAnsi="Times New Roman" w:eastAsia="微软雅黑" w:cs="Times New Roman"/>
@@ -4702,7 +4688,7 @@
         </w:rPr>
         <w:t>App</w:t>
       </w:r>
-      <w:bookmarkEnd w:id="41"/>
+      <w:bookmarkEnd w:id="40"/>
       <w:r>
         <w:rPr>
           <w:rFonts w:hint="eastAsia" w:ascii="微软雅黑" w:hAnsi="微软雅黑" w:eastAsia="微软雅黑" w:cs="微软雅黑"/>
@@ -4922,7 +4908,7 @@
         </w:rPr>
         <w:t>协同团队将</w:t>
       </w:r>
-      <w:bookmarkStart w:id="42" w:name="OLE_LINK49"/>
+      <w:bookmarkStart w:id="41" w:name="OLE_LINK49"/>
       <w:r>
         <w:rPr>
           <w:rFonts w:hint="default" w:ascii="Times New Roman" w:hAnsi="Times New Roman" w:eastAsia="微软雅黑" w:cs="Times New Roman"/>
@@ -4938,7 +4924,7 @@
         </w:rPr>
         <w:t>Oracle</w:t>
       </w:r>
-      <w:bookmarkEnd w:id="42"/>
+      <w:bookmarkEnd w:id="41"/>
       <w:r>
         <w:rPr>
           <w:rFonts w:hint="eastAsia" w:ascii="微软雅黑" w:hAnsi="微软雅黑" w:eastAsia="微软雅黑" w:cs="微软雅黑"/>
@@ -4954,7 +4940,7 @@
         </w:rPr>
         <w:t>中的</w:t>
       </w:r>
-      <w:bookmarkStart w:id="43" w:name="OLE_LINK92"/>
+      <w:bookmarkStart w:id="42" w:name="OLE_LINK92"/>
       <w:r>
         <w:rPr>
           <w:rFonts w:hint="eastAsia" w:ascii="微软雅黑" w:hAnsi="微软雅黑" w:eastAsia="微软雅黑" w:cs="微软雅黑"/>
@@ -4972,7 +4958,7 @@
         </w:rPr>
         <w:t>百万级数据</w:t>
       </w:r>
-      <w:bookmarkEnd w:id="43"/>
+      <w:bookmarkEnd w:id="42"/>
       <w:r>
         <w:rPr>
           <w:rFonts w:hint="eastAsia" w:ascii="微软雅黑" w:hAnsi="微软雅黑" w:eastAsia="微软雅黑" w:cs="微软雅黑"/>
@@ -5057,7 +5043,7 @@
         </w:rPr>
         <w:t>结合慢</w:t>
       </w:r>
-      <w:bookmarkStart w:id="44" w:name="OLE_LINK43"/>
+      <w:bookmarkStart w:id="43" w:name="OLE_LINK43"/>
       <w:r>
         <w:rPr>
           <w:rFonts w:hint="default" w:ascii="Times New Roman" w:hAnsi="Times New Roman" w:eastAsia="微软雅黑" w:cs="Times New Roman"/>
@@ -5075,6 +5061,40 @@
         </w:rPr>
         <w:t>SQL</w:t>
       </w:r>
+      <w:bookmarkEnd w:id="43"/>
+      <w:r>
+        <w:rPr>
+          <w:rFonts w:hint="eastAsia" w:ascii="微软雅黑" w:hAnsi="微软雅黑" w:eastAsia="微软雅黑" w:cs="微软雅黑"/>
+          <w:color w:val="000000" w:themeColor="text1"/>
+          <w:sz w:val="18"/>
+          <w:szCs w:val="18"/>
+          <w:lang w:val="en-US" w:eastAsia="zh-CN"/>
+          <w14:textFill>
+            <w14:solidFill>
+              <w14:schemeClr w14:val="tx1"/>
+            </w14:solidFill>
+          </w14:textFill>
+        </w:rPr>
+        <w:t>阈值配置分析慢</w:t>
+      </w:r>
+      <w:bookmarkStart w:id="44" w:name="OLE_LINK42"/>
+      <w:r>
+        <w:rPr>
+          <w:rFonts w:hint="default" w:ascii="Times New Roman" w:hAnsi="Times New Roman" w:eastAsia="微软雅黑" w:cs="Times New Roman"/>
+          <w:i/>
+          <w:iCs/>
+          <w:color w:val="000000" w:themeColor="text1"/>
+          <w:sz w:val="18"/>
+          <w:szCs w:val="18"/>
+          <w:lang w:val="en-US" w:eastAsia="zh-CN"/>
+          <w14:textFill>
+            <w14:solidFill>
+              <w14:schemeClr w14:val="tx1"/>
+            </w14:solidFill>
+          </w14:textFill>
+        </w:rPr>
+        <w:t>SQL</w:t>
+      </w:r>
       <w:bookmarkEnd w:id="44"/>
       <w:r>
         <w:rPr>
@@ -5089,9 +5109,8 @@
             </w14:solidFill>
           </w14:textFill>
         </w:rPr>
-        <w:t>阈值配置分析慢</w:t>
-      </w:r>
-      <w:bookmarkStart w:id="45" w:name="OLE_LINK42"/>
+        <w:t>，优化操作记录表子查询为内连接、新增用户</w:t>
+      </w:r>
       <w:r>
         <w:rPr>
           <w:rFonts w:hint="default" w:ascii="Times New Roman" w:hAnsi="Times New Roman" w:eastAsia="微软雅黑" w:cs="Times New Roman"/>
@@ -5107,101 +5126,68 @@
             </w14:solidFill>
           </w14:textFill>
         </w:rPr>
-        <w:t>SQL</w:t>
+        <w:t>id</w:t>
+      </w:r>
+      <w:r>
+        <w:rPr>
+          <w:rFonts w:hint="eastAsia" w:ascii="微软雅黑" w:hAnsi="微软雅黑" w:eastAsia="微软雅黑" w:cs="微软雅黑"/>
+          <w:color w:val="000000" w:themeColor="text1"/>
+          <w:sz w:val="18"/>
+          <w:szCs w:val="18"/>
+          <w:lang w:val="en-US" w:eastAsia="zh-CN"/>
+          <w14:textFill>
+            <w14:solidFill>
+              <w14:schemeClr w14:val="tx1"/>
+            </w14:solidFill>
+          </w14:textFill>
+        </w:rPr>
+        <w:t>和操作类型联合索引，</w:t>
+      </w:r>
+      <w:bookmarkStart w:id="45" w:name="OLE_LINK45"/>
+      <w:bookmarkStart w:id="46" w:name="OLE_LINK86"/>
+      <w:r>
+        <w:rPr>
+          <w:rFonts w:hint="default" w:ascii="Times New Roman" w:hAnsi="Times New Roman" w:eastAsia="微软雅黑" w:cs="Times New Roman"/>
+          <w:b/>
+          <w:bCs/>
+          <w:i/>
+          <w:iCs/>
+          <w:color w:val="000000" w:themeColor="text1"/>
+          <w:sz w:val="18"/>
+          <w:szCs w:val="18"/>
+          <w:lang w:val="en-US" w:eastAsia="zh-CN"/>
+          <w14:textFill>
+            <w14:solidFill>
+              <w14:schemeClr w14:val="tx1"/>
+            </w14:solidFill>
+          </w14:textFill>
+        </w:rPr>
+        <w:t>42w</w:t>
       </w:r>
       <w:bookmarkEnd w:id="45"/>
       <w:r>
         <w:rPr>
           <w:rFonts w:hint="eastAsia" w:ascii="微软雅黑" w:hAnsi="微软雅黑" w:eastAsia="微软雅黑" w:cs="微软雅黑"/>
-          <w:color w:val="000000" w:themeColor="text1"/>
-          <w:sz w:val="18"/>
-          <w:szCs w:val="18"/>
-          <w:lang w:val="en-US" w:eastAsia="zh-CN"/>
-          <w14:textFill>
-            <w14:solidFill>
-              <w14:schemeClr w14:val="tx1"/>
-            </w14:solidFill>
-          </w14:textFill>
-        </w:rPr>
-        <w:t>，优化操作记录表子查询为内连接、新增用户</w:t>
-      </w:r>
+          <w:b/>
+          <w:bCs/>
+          <w:i/>
+          <w:iCs/>
+          <w:color w:val="000000" w:themeColor="text1"/>
+          <w:sz w:val="18"/>
+          <w:szCs w:val="18"/>
+          <w:lang w:val="en-US" w:eastAsia="zh-CN"/>
+          <w14:textFill>
+            <w14:solidFill>
+              <w14:schemeClr w14:val="tx1"/>
+            </w14:solidFill>
+          </w14:textFill>
+        </w:rPr>
+        <w:t>数据从</w:t>
+      </w:r>
+      <w:bookmarkStart w:id="47" w:name="OLE_LINK46"/>
       <w:r>
         <w:rPr>
           <w:rFonts w:hint="default" w:ascii="Times New Roman" w:hAnsi="Times New Roman" w:eastAsia="微软雅黑" w:cs="Times New Roman"/>
-          <w:i/>
-          <w:iCs/>
-          <w:color w:val="000000" w:themeColor="text1"/>
-          <w:sz w:val="18"/>
-          <w:szCs w:val="18"/>
-          <w:lang w:val="en-US" w:eastAsia="zh-CN"/>
-          <w14:textFill>
-            <w14:solidFill>
-              <w14:schemeClr w14:val="tx1"/>
-            </w14:solidFill>
-          </w14:textFill>
-        </w:rPr>
-        <w:t>id</w:t>
-      </w:r>
-      <w:r>
-        <w:rPr>
-          <w:rFonts w:hint="eastAsia" w:ascii="微软雅黑" w:hAnsi="微软雅黑" w:eastAsia="微软雅黑" w:cs="微软雅黑"/>
-          <w:color w:val="000000" w:themeColor="text1"/>
-          <w:sz w:val="18"/>
-          <w:szCs w:val="18"/>
-          <w:lang w:val="en-US" w:eastAsia="zh-CN"/>
-          <w14:textFill>
-            <w14:solidFill>
-              <w14:schemeClr w14:val="tx1"/>
-            </w14:solidFill>
-          </w14:textFill>
-        </w:rPr>
-        <w:t>和操作类型联合索引，</w:t>
-      </w:r>
-      <w:bookmarkStart w:id="46" w:name="OLE_LINK45"/>
-      <w:bookmarkStart w:id="47" w:name="OLE_LINK86"/>
-      <w:r>
-        <w:rPr>
-          <w:rFonts w:hint="default" w:ascii="Times New Roman" w:hAnsi="Times New Roman" w:eastAsia="微软雅黑" w:cs="Times New Roman"/>
-          <w:b/>
-          <w:bCs/>
-          <w:i/>
-          <w:iCs/>
-          <w:color w:val="000000" w:themeColor="text1"/>
-          <w:sz w:val="18"/>
-          <w:szCs w:val="18"/>
-          <w:lang w:val="en-US" w:eastAsia="zh-CN"/>
-          <w14:textFill>
-            <w14:solidFill>
-              <w14:schemeClr w14:val="tx1"/>
-            </w14:solidFill>
-          </w14:textFill>
-        </w:rPr>
-        <w:t>42w</w:t>
-      </w:r>
-      <w:bookmarkEnd w:id="46"/>
-      <w:r>
-        <w:rPr>
-          <w:rFonts w:hint="eastAsia" w:ascii="微软雅黑" w:hAnsi="微软雅黑" w:eastAsia="微软雅黑" w:cs="微软雅黑"/>
-          <w:b/>
-          <w:bCs/>
-          <w:i/>
-          <w:iCs/>
-          <w:color w:val="000000" w:themeColor="text1"/>
-          <w:sz w:val="18"/>
-          <w:szCs w:val="18"/>
-          <w:lang w:val="en-US" w:eastAsia="zh-CN"/>
-          <w14:textFill>
-            <w14:solidFill>
-              <w14:schemeClr w14:val="tx1"/>
-            </w14:solidFill>
-          </w14:textFill>
-        </w:rPr>
-        <w:t>数据从</w:t>
-      </w:r>
-      <w:bookmarkStart w:id="48" w:name="OLE_LINK46"/>
-      <w:r>
-        <w:rPr>
-          <w:rFonts w:hint="default" w:ascii="Times New Roman" w:hAnsi="Times New Roman" w:eastAsia="微软雅黑" w:cs="Times New Roman"/>
           <w:b/>
           <w:bCs/>
           <w:i/>
@@ -5218,7 +5204,7 @@
         </w:rPr>
         <w:t>1.3s</w:t>
       </w:r>
-      <w:bookmarkEnd w:id="48"/>
+      <w:bookmarkEnd w:id="47"/>
       <w:r>
         <w:rPr>
           <w:rFonts w:hint="eastAsia" w:ascii="微软雅黑" w:hAnsi="微软雅黑" w:eastAsia="微软雅黑" w:cs="微软雅黑"/>
@@ -5239,7 +5225,7 @@
         <w:t>优化到0.8s</w:t>
       </w:r>
     </w:p>
-    <w:bookmarkEnd w:id="47"/>
+    <w:bookmarkEnd w:id="46"/>
     <w:p>
       <w:pPr>
         <w:keepNext w:val="0"/>
@@ -5288,7 +5274,7 @@
         </w:rPr>
         <w:t xml:space="preserve">利用 </w:t>
       </w:r>
-      <w:bookmarkStart w:id="49" w:name="OLE_LINK44"/>
+      <w:bookmarkStart w:id="48" w:name="OLE_LINK44"/>
       <w:r>
         <w:rPr>
           <w:rFonts w:hint="default" w:ascii="Times New Roman" w:hAnsi="Times New Roman" w:eastAsia="微软雅黑" w:cs="Times New Roman"/>
@@ -5305,6 +5291,40 @@
         </w:rPr>
         <w:t xml:space="preserve">Redis </w:t>
       </w:r>
+      <w:bookmarkEnd w:id="48"/>
+      <w:r>
+        <w:rPr>
+          <w:rFonts w:hint="eastAsia" w:ascii="微软雅黑" w:hAnsi="微软雅黑" w:eastAsia="微软雅黑" w:cs="微软雅黑"/>
+          <w:color w:val="000000" w:themeColor="text1"/>
+          <w:sz w:val="18"/>
+          <w:szCs w:val="18"/>
+          <w14:textFill>
+            <w14:solidFill>
+              <w14:schemeClr w14:val="tx1"/>
+            </w14:solidFill>
+          </w14:textFill>
+        </w:rPr>
+        <w:t xml:space="preserve">缓存用户登录的 </w:t>
+      </w:r>
+      <w:bookmarkStart w:id="49" w:name="OLE_LINK40"/>
+      <w:r>
+        <w:rPr>
+          <w:rFonts w:hint="default" w:ascii="Times New Roman" w:hAnsi="Times New Roman" w:eastAsia="微软雅黑" w:cs="Times New Roman"/>
+          <w:b/>
+          <w:bCs/>
+          <w:i/>
+          <w:iCs/>
+          <w:color w:val="000000" w:themeColor="text1"/>
+          <w:sz w:val="18"/>
+          <w:szCs w:val="18"/>
+          <w14:textFill>
+            <w14:solidFill>
+              <w14:schemeClr w14:val="tx1"/>
+            </w14:solidFill>
+          </w14:textFill>
+        </w:rPr>
+        <w:t xml:space="preserve">Token </w:t>
+      </w:r>
       <w:bookmarkEnd w:id="49"/>
       <w:r>
         <w:rPr>
@@ -5318,26 +5338,55 @@
             </w14:solidFill>
           </w14:textFill>
         </w:rPr>
-        <w:t xml:space="preserve">缓存用户登录的 </w:t>
-      </w:r>
-      <w:bookmarkStart w:id="50" w:name="OLE_LINK40"/>
+        <w:t>认证信息</w:t>
+      </w:r>
+      <w:r>
+        <w:rPr>
+          <w:rFonts w:hint="eastAsia" w:ascii="微软雅黑" w:hAnsi="微软雅黑" w:eastAsia="微软雅黑" w:cs="微软雅黑"/>
+          <w:color w:val="000000" w:themeColor="text1"/>
+          <w:sz w:val="18"/>
+          <w:szCs w:val="18"/>
+          <w:lang w:eastAsia="zh-CN"/>
+          <w14:textFill>
+            <w14:solidFill>
+              <w14:schemeClr w14:val="tx1"/>
+            </w14:solidFill>
+          </w14:textFill>
+        </w:rPr>
+        <w:t>，</w:t>
+      </w:r>
+      <w:r>
+        <w:rPr>
+          <w:rFonts w:hint="eastAsia" w:ascii="微软雅黑" w:hAnsi="微软雅黑" w:eastAsia="微软雅黑" w:cs="微软雅黑"/>
+          <w:color w:val="000000" w:themeColor="text1"/>
+          <w:sz w:val="18"/>
+          <w:szCs w:val="18"/>
+          <w:lang w:val="en-US" w:eastAsia="zh-CN"/>
+          <w14:textFill>
+            <w14:solidFill>
+              <w14:schemeClr w14:val="tx1"/>
+            </w14:solidFill>
+          </w14:textFill>
+        </w:rPr>
+        <w:t>更新该</w:t>
+      </w:r>
+      <w:bookmarkStart w:id="50" w:name="OLE_LINK41"/>
       <w:r>
         <w:rPr>
           <w:rFonts w:hint="default" w:ascii="Times New Roman" w:hAnsi="Times New Roman" w:eastAsia="微软雅黑" w:cs="Times New Roman"/>
-          <w:b/>
-          <w:bCs/>
-          <w:i/>
-          <w:iCs/>
-          <w:color w:val="000000" w:themeColor="text1"/>
-          <w:sz w:val="18"/>
-          <w:szCs w:val="18"/>
-          <w14:textFill>
-            <w14:solidFill>
-              <w14:schemeClr w14:val="tx1"/>
-            </w14:solidFill>
-          </w14:textFill>
-        </w:rPr>
-        <w:t xml:space="preserve">Token </w:t>
+          <w:i/>
+          <w:iCs/>
+          <w:color w:val="000000" w:themeColor="text1"/>
+          <w:sz w:val="18"/>
+          <w:szCs w:val="18"/>
+          <w:lang w:val="en-US" w:eastAsia="zh-CN"/>
+          <w14:textFill>
+            <w14:solidFill>
+              <w14:schemeClr w14:val="tx1"/>
+            </w14:solidFill>
+          </w14:textFill>
+        </w:rPr>
+        <w:t>key</w:t>
       </w:r>
       <w:bookmarkEnd w:id="50"/>
       <w:r>
@@ -5346,99 +5395,36 @@
           <w:color w:val="000000" w:themeColor="text1"/>
           <w:sz w:val="18"/>
           <w:szCs w:val="18"/>
-          <w14:textFill>
-            <w14:solidFill>
-              <w14:schemeClr w14:val="tx1"/>
-            </w14:solidFill>
-          </w14:textFill>
-        </w:rPr>
-        <w:t>认证信息</w:t>
-      </w:r>
-      <w:r>
-        <w:rPr>
-          <w:rFonts w:hint="eastAsia" w:ascii="微软雅黑" w:hAnsi="微软雅黑" w:eastAsia="微软雅黑" w:cs="微软雅黑"/>
-          <w:color w:val="000000" w:themeColor="text1"/>
-          <w:sz w:val="18"/>
-          <w:szCs w:val="18"/>
-          <w:lang w:eastAsia="zh-CN"/>
-          <w14:textFill>
-            <w14:solidFill>
-              <w14:schemeClr w14:val="tx1"/>
-            </w14:solidFill>
-          </w14:textFill>
-        </w:rPr>
-        <w:t>，</w:t>
-      </w:r>
-      <w:r>
-        <w:rPr>
-          <w:rFonts w:hint="eastAsia" w:ascii="微软雅黑" w:hAnsi="微软雅黑" w:eastAsia="微软雅黑" w:cs="微软雅黑"/>
-          <w:color w:val="000000" w:themeColor="text1"/>
-          <w:sz w:val="18"/>
-          <w:szCs w:val="18"/>
-          <w:lang w:val="en-US" w:eastAsia="zh-CN"/>
-          <w14:textFill>
-            <w14:solidFill>
-              <w14:schemeClr w14:val="tx1"/>
-            </w14:solidFill>
-          </w14:textFill>
-        </w:rPr>
-        <w:t>更新该</w:t>
-      </w:r>
-      <w:bookmarkStart w:id="51" w:name="OLE_LINK41"/>
-      <w:r>
-        <w:rPr>
-          <w:rFonts w:hint="default" w:ascii="Times New Roman" w:hAnsi="Times New Roman" w:eastAsia="微软雅黑" w:cs="Times New Roman"/>
-          <w:i/>
-          <w:iCs/>
-          <w:color w:val="000000" w:themeColor="text1"/>
-          <w:sz w:val="18"/>
-          <w:szCs w:val="18"/>
-          <w:lang w:val="en-US" w:eastAsia="zh-CN"/>
-          <w14:textFill>
-            <w14:solidFill>
-              <w14:schemeClr w14:val="tx1"/>
-            </w14:solidFill>
-          </w14:textFill>
-        </w:rPr>
-        <w:t>key</w:t>
+          <w:lang w:val="en-US" w:eastAsia="zh-CN"/>
+          <w14:textFill>
+            <w14:solidFill>
+              <w14:schemeClr w14:val="tx1"/>
+            </w14:solidFill>
+          </w14:textFill>
+        </w:rPr>
+        <w:t>合理时间范围内的随机过期事件，预防用户登录高峰期系统</w:t>
+      </w:r>
+      <w:bookmarkStart w:id="51" w:name="OLE_LINK100"/>
+      <w:r>
+        <w:rPr>
+          <w:rFonts w:hint="eastAsia" w:ascii="微软雅黑" w:hAnsi="微软雅黑" w:eastAsia="微软雅黑" w:cs="微软雅黑"/>
+          <w:b/>
+          <w:bCs/>
+          <w:i/>
+          <w:iCs/>
+          <w:color w:val="000000" w:themeColor="text1"/>
+          <w:sz w:val="18"/>
+          <w:szCs w:val="18"/>
+          <w:lang w:val="en-US" w:eastAsia="zh-CN"/>
+          <w14:textFill>
+            <w14:solidFill>
+              <w14:schemeClr w14:val="tx1"/>
+            </w14:solidFill>
+          </w14:textFill>
+        </w:rPr>
+        <w:t>缓存雪崩</w:t>
       </w:r>
       <w:bookmarkEnd w:id="51"/>
-      <w:r>
-        <w:rPr>
-          <w:rFonts w:hint="eastAsia" w:ascii="微软雅黑" w:hAnsi="微软雅黑" w:eastAsia="微软雅黑" w:cs="微软雅黑"/>
-          <w:color w:val="000000" w:themeColor="text1"/>
-          <w:sz w:val="18"/>
-          <w:szCs w:val="18"/>
-          <w:lang w:val="en-US" w:eastAsia="zh-CN"/>
-          <w14:textFill>
-            <w14:solidFill>
-              <w14:schemeClr w14:val="tx1"/>
-            </w14:solidFill>
-          </w14:textFill>
-        </w:rPr>
-        <w:t>合理时间范围内的随机过期事件，预防用户登录高峰期系统</w:t>
-      </w:r>
-      <w:bookmarkStart w:id="52" w:name="OLE_LINK100"/>
-      <w:r>
-        <w:rPr>
-          <w:rFonts w:hint="eastAsia" w:ascii="微软雅黑" w:hAnsi="微软雅黑" w:eastAsia="微软雅黑" w:cs="微软雅黑"/>
-          <w:b/>
-          <w:bCs/>
-          <w:i/>
-          <w:iCs/>
-          <w:color w:val="000000" w:themeColor="text1"/>
-          <w:sz w:val="18"/>
-          <w:szCs w:val="18"/>
-          <w:lang w:val="en-US" w:eastAsia="zh-CN"/>
-          <w14:textFill>
-            <w14:solidFill>
-              <w14:schemeClr w14:val="tx1"/>
-            </w14:solidFill>
-          </w14:textFill>
-        </w:rPr>
-        <w:t>缓存雪崩</w:t>
-      </w:r>
-      <w:bookmarkEnd w:id="52"/>
       <w:r>
         <w:rPr>
           <w:rFonts w:hint="eastAsia" w:ascii="微软雅黑" w:hAnsi="微软雅黑" w:eastAsia="微软雅黑" w:cs="微软雅黑"/>
@@ -5552,7 +5538,7 @@
             </w14:solidFill>
           </w14:textFill>
         </w:rPr>
-        <w:t>4</w:t>
+        <w:t>5</w:t>
       </w:r>
       <w:r>
         <w:rPr>
@@ -5598,23 +5584,23 @@
             </w14:solidFill>
           </w14:textFill>
         </w:rPr>
-        <w:t>-202</w:t>
-      </w:r>
-      <w:r>
-        <w:rPr>
-          <w:rFonts w:hint="eastAsia" w:ascii="微软雅黑" w:hAnsi="微软雅黑" w:eastAsia="微软雅黑" w:cs="微软雅黑"/>
-          <w:b/>
-          <w:color w:val="000000" w:themeColor="text1"/>
-          <w:sz w:val="18"/>
-          <w:szCs w:val="18"/>
-          <w:lang w:val="en-US" w:eastAsia="zh-CN"/>
-          <w14:textFill>
-            <w14:solidFill>
-              <w14:schemeClr w14:val="tx1"/>
-            </w14:solidFill>
-          </w14:textFill>
-        </w:rPr>
-        <w:t>4</w:t>
+        <w:t>-</w:t>
+      </w:r>
+      <w:r>
+        <w:rPr>
+          <w:rFonts w:hint="eastAsia" w:ascii="微软雅黑" w:hAnsi="微软雅黑" w:eastAsia="微软雅黑" w:cs="微软雅黑"/>
+          <w:b/>
+          <w:color w:val="000000" w:themeColor="text1"/>
+          <w:sz w:val="18"/>
+          <w:szCs w:val="18"/>
+          <w:lang w:val="en-US" w:eastAsia="zh-CN"/>
+          <w14:textFill>
+            <w14:solidFill>
+              <w14:schemeClr w14:val="tx1"/>
+            </w14:solidFill>
+          </w14:textFill>
+        </w:rPr>
+        <w:t>至今</w:t>
       </w:r>
       <w:r>
         <w:rPr>
@@ -5629,37 +5615,6 @@
             </w14:solidFill>
           </w14:textFill>
         </w:rPr>
-        <w:t>.</w:t>
-      </w:r>
-      <w:r>
-        <w:rPr>
-          <w:rFonts w:hint="eastAsia" w:ascii="微软雅黑" w:hAnsi="微软雅黑" w:eastAsia="微软雅黑" w:cs="微软雅黑"/>
-          <w:b/>
-          <w:color w:val="000000" w:themeColor="text1"/>
-          <w:sz w:val="18"/>
-          <w:szCs w:val="18"/>
-          <w:lang w:val="en-US" w:eastAsia="zh-CN"/>
-          <w14:textFill>
-            <w14:solidFill>
-              <w14:schemeClr w14:val="tx1"/>
-            </w14:solidFill>
-          </w14:textFill>
-        </w:rPr>
-        <w:t>7</w:t>
-      </w:r>
-      <w:r>
-        <w:rPr>
-          <w:rFonts w:ascii="微软雅黑" w:hAnsi="微软雅黑" w:eastAsia="微软雅黑" w:cs="微软雅黑"/>
-          <w:b/>
-          <w:color w:val="000000" w:themeColor="text1"/>
-          <w:sz w:val="18"/>
-          <w:szCs w:val="18"/>
-          <w14:textFill>
-            <w14:solidFill>
-              <w14:schemeClr w14:val="tx1"/>
-            </w14:solidFill>
-          </w14:textFill>
-        </w:rPr>
         <w:tab/>
       </w:r>
       <w:r>
@@ -5673,7 +5628,7 @@
           <w:szCs w:val="18"/>
           <w:lang w:val="en-US" w:eastAsia="zh-CN"/>
         </w:rPr>
-        <w:t>云蝠智能</w:t>
+        <w:t>融信云电子银行</w:t>
       </w:r>
     </w:p>
     <w:p>
@@ -5708,7 +5663,7 @@
           </w14:textFill>
         </w:rPr>
       </w:pPr>
-      <w:bookmarkStart w:id="53" w:name="OLE_LINK14"/>
+      <w:bookmarkStart w:id="52" w:name="OLE_LINK14"/>
       <w:r>
         <w:rPr>
           <w:rFonts w:ascii="微软雅黑" w:hAnsi="微软雅黑" w:eastAsia="微软雅黑" w:cs="微软雅黑"/>
@@ -5723,7 +5678,7 @@
         </w:rPr>
         <w:t>后端开发</w:t>
       </w:r>
-      <w:bookmarkEnd w:id="53"/>
+      <w:bookmarkEnd w:id="52"/>
       <w:r>
         <w:rPr>
           <w:rFonts w:ascii="微软雅黑" w:hAnsi="微软雅黑" w:eastAsia="微软雅黑" w:cs="微软雅黑"/>
@@ -6679,7 +6634,7 @@
         </w:rPr>
         <w:t>：</w:t>
       </w:r>
-      <w:bookmarkStart w:id="54" w:name="OLE_LINK108"/>
+      <w:bookmarkStart w:id="53" w:name="OLE_LINK108"/>
       <w:r>
         <w:rPr>
           <w:rFonts w:hint="default" w:ascii="Times New Roman" w:hAnsi="Times New Roman" w:eastAsia="微软雅黑" w:cs="Times New Roman"/>
@@ -6700,7 +6655,7 @@
         <w:t>https://github.com/brucecxm/brucecxm-bruce-douyin</w:t>
       </w:r>
     </w:p>
-    <w:bookmarkEnd w:id="54"/>
+    <w:bookmarkEnd w:id="53"/>
     <w:p>
       <w:pPr>
         <w:keepNext w:val="0"/>
@@ -6720,15 +6675,10 @@
         <w:jc w:val="left"/>
         <w:textAlignment w:val="center"/>
         <w:rPr>
-          <w:rFonts w:hint="default" w:ascii="Times New Roman" w:hAnsi="Times New Roman" w:eastAsia="微软雅黑" w:cs="Times New Roman"/>
-          <w:b/>
-          <w:bCs/>
-          <w:i/>
-          <w:iCs/>
-          <w:color w:val="000000" w:themeColor="text1"/>
-          <w:sz w:val="18"/>
-          <w:szCs w:val="18"/>
-          <w:lang w:val="en-US" w:eastAsia="zh-CN"/>
+          <w:rFonts w:ascii="微软雅黑" w:hAnsi="微软雅黑" w:eastAsia="微软雅黑" w:cs="微软雅黑"/>
+          <w:color w:val="000000" w:themeColor="text1"/>
+          <w:sz w:val="18"/>
+          <w:szCs w:val="18"/>
           <w14:textFill>
             <w14:solidFill>
               <w14:schemeClr w14:val="tx1"/>
@@ -6894,62 +6844,42 @@
       </w:pPr>
       <w:r>
         <w:rPr>
+          <w:rFonts w:hint="eastAsia" w:ascii="微软雅黑" w:hAnsi="微软雅黑" w:eastAsia="微软雅黑" w:cs="微软雅黑"/>
+          <w:b/>
+          <w:bCs/>
+          <w:color w:val="000000" w:themeColor="text1"/>
+          <w:sz w:val="18"/>
+          <w:szCs w:val="18"/>
+          <w:lang w:val="en-US" w:eastAsia="zh-CN"/>
+          <w14:textFill>
+            <w14:solidFill>
+              <w14:schemeClr w14:val="tx1"/>
+            </w14:solidFill>
+          </w14:textFill>
+        </w:rPr>
+        <w:t>项目描述：</w:t>
+      </w:r>
+      <w:r>
+        <w:rPr>
           <w:rFonts w:ascii="微软雅黑" w:hAnsi="微软雅黑" w:eastAsia="微软雅黑" w:cs="微软雅黑"/>
-          <w:b/>
-          <w:color w:val="000000" w:themeColor="text1"/>
-          <w:sz w:val="18"/>
-          <w:szCs w:val="18"/>
-          <w14:textFill>
-            <w14:solidFill>
-              <w14:schemeClr w14:val="tx1"/>
-            </w14:solidFill>
-          </w14:textFill>
-        </w:rPr>
-        <w:t>项目描述</w:t>
-      </w:r>
-      <w:r>
-        <w:rPr>
-          <w:rFonts w:ascii="微软雅黑" w:hAnsi="微软雅黑" w:eastAsia="微软雅黑" w:cs="微软雅黑"/>
-          <w:color w:val="000000" w:themeColor="text1"/>
-          <w:sz w:val="18"/>
-          <w:szCs w:val="18"/>
-          <w14:textFill>
-            <w14:solidFill>
-              <w14:schemeClr w14:val="tx1"/>
-            </w14:solidFill>
-          </w14:textFill>
-        </w:rPr>
-        <w:t xml:space="preserve">： </w:t>
-      </w:r>
-      <w:r>
-        <w:rPr>
-          <w:rFonts w:hint="eastAsia" w:ascii="微软雅黑" w:hAnsi="微软雅黑" w:eastAsia="微软雅黑" w:cs="微软雅黑"/>
-          <w:sz w:val="18"/>
-          <w:szCs w:val="18"/>
-        </w:rPr>
-        <w:t>该短视频应用是</w:t>
-      </w:r>
-      <w:bookmarkStart w:id="55" w:name="OLE_LINK88"/>
-      <w:r>
-        <w:rPr>
-          <w:rFonts w:hint="eastAsia" w:ascii="微软雅黑" w:hAnsi="微软雅黑" w:eastAsia="微软雅黑" w:cs="微软雅黑"/>
-          <w:b/>
-          <w:bCs/>
-          <w:i/>
-          <w:iCs/>
-          <w:sz w:val="18"/>
-          <w:szCs w:val="18"/>
-        </w:rPr>
-        <w:t>我独立从零开发的项目</w:t>
-      </w:r>
-      <w:bookmarkEnd w:id="55"/>
-      <w:r>
-        <w:rPr>
-          <w:rFonts w:hint="eastAsia" w:ascii="微软雅黑" w:hAnsi="微软雅黑" w:eastAsia="微软雅黑" w:cs="微软雅黑"/>
-          <w:sz w:val="18"/>
-          <w:szCs w:val="18"/>
-        </w:rPr>
-        <w:t>，旨在模仿抖音的核心功能，涵盖完整的数据库设计、前端与后台开发以及架构设计。应用实现了登录、视频播放、好友互动、聊天、个人中心、商城购物、文章展示等功能模块，提供流畅的观看体验和实时社交互动。平台管理系统包括视频管理、用户管理、评论管理、商品管理、支付管理和审核管理等功能，确保内容和用户的高效管理，同时集成电商模块，提供无缝的购物体验。项目展示了我在短视频应用开发、项目管理及技术选型上的全面能力。</w:t>
+          <w:color w:val="000000" w:themeColor="text1"/>
+          <w:sz w:val="18"/>
+          <w:szCs w:val="18"/>
+          <w14:textFill>
+            <w14:solidFill>
+              <w14:schemeClr w14:val="tx1"/>
+            </w14:solidFill>
+          </w14:textFill>
+        </w:rPr>
+        <w:t xml:space="preserve"> </w:t>
+      </w:r>
+      <w:r>
+        <w:rPr>
+          <w:rFonts w:hint="eastAsia" w:ascii="微软雅黑" w:hAnsi="微软雅黑" w:eastAsia="微软雅黑" w:cs="微软雅黑"/>
+          <w:sz w:val="18"/>
+          <w:szCs w:val="18"/>
+        </w:rPr>
+        <w:t>本炫技项目整合全栈技术能力，前端涵盖架构设计、H5、小程序、安卓原生及 UniApp 开发；后端包含服务架构、接口开发、数据库设计优化与部署运维，最终基于抖音 APP 呈现。</w:t>
       </w:r>
     </w:p>
     <w:p>
@@ -6984,7 +6914,7 @@
           </w14:textFill>
         </w:rPr>
       </w:pPr>
-      <w:bookmarkStart w:id="56" w:name="OLE_LINK16"/>
+      <w:bookmarkStart w:id="54" w:name="OLE_LINK16"/>
       <w:r>
         <w:rPr>
           <w:rFonts w:hint="eastAsia" w:ascii="微软雅黑" w:hAnsi="微软雅黑" w:eastAsia="微软雅黑" w:cs="微软雅黑"/>
@@ -7003,7 +6933,7 @@
         <w:t>项目亮点：</w:t>
       </w:r>
     </w:p>
-    <w:bookmarkEnd w:id="56"/>
+    <w:bookmarkEnd w:id="54"/>
     <w:p>
       <w:pPr>
         <w:keepNext w:val="0"/>
@@ -7100,7 +7030,7 @@
         </w:rPr>
         <w:t>借助</w:t>
       </w:r>
-      <w:bookmarkStart w:id="57" w:name="OLE_LINK26"/>
+      <w:bookmarkStart w:id="55" w:name="OLE_LINK26"/>
       <w:r>
         <w:rPr>
           <w:rFonts w:hint="default" w:ascii="Times New Roman" w:hAnsi="Times New Roman" w:eastAsia="黑体" w:cs="Times New Roman"/>
@@ -7149,7 +7079,7 @@
         </w:rPr>
         <w:t>WebSocket</w:t>
       </w:r>
-      <w:bookmarkEnd w:id="57"/>
+      <w:bookmarkEnd w:id="55"/>
       <w:r>
         <w:rPr>
           <w:rFonts w:hint="eastAsia" w:ascii="微软雅黑" w:hAnsi="微软雅黑" w:eastAsia="微软雅黑" w:cs="微软雅黑"/>
@@ -7227,7 +7157,7 @@
         </w:rPr>
         <w:t>利用</w:t>
       </w:r>
-      <w:bookmarkStart w:id="58" w:name="OLE_LINK27"/>
+      <w:bookmarkStart w:id="56" w:name="OLE_LINK27"/>
       <w:r>
         <w:rPr>
           <w:rFonts w:hint="default" w:ascii="Times New Roman" w:hAnsi="Times New Roman" w:eastAsia="黑体" w:cs="Times New Roman"/>
@@ -7244,7 +7174,7 @@
         </w:rPr>
         <w:t>Axios</w:t>
       </w:r>
-      <w:bookmarkEnd w:id="58"/>
+      <w:bookmarkEnd w:id="56"/>
       <w:r>
         <w:rPr>
           <w:rFonts w:hint="eastAsia" w:ascii="微软雅黑" w:hAnsi="微软雅黑" w:eastAsia="微软雅黑" w:cs="微软雅黑"/>
@@ -7301,8 +7231,8 @@
           </w14:textFill>
         </w:rPr>
       </w:pPr>
-      <w:bookmarkStart w:id="59" w:name="OLE_LINK11"/>
-      <w:bookmarkStart w:id="60" w:name="OLE_LINK12"/>
+      <w:bookmarkStart w:id="57" w:name="OLE_LINK12"/>
+      <w:bookmarkStart w:id="58" w:name="OLE_LINK11"/>
       <w:r>
         <w:rPr>
           <w:rFonts w:hint="eastAsia" w:ascii="黑体" w:hAnsi="黑体" w:eastAsia="黑体" w:cs="黑体"/>
@@ -7320,7 +7250,7 @@
         </w:rPr>
         <w:t>结合</w:t>
       </w:r>
-      <w:bookmarkStart w:id="61" w:name="OLE_LINK28"/>
+      <w:bookmarkStart w:id="59" w:name="OLE_LINK28"/>
       <w:r>
         <w:rPr>
           <w:rFonts w:hint="default" w:ascii="Times New Roman" w:hAnsi="Times New Roman" w:eastAsia="黑体" w:cs="Times New Roman"/>
@@ -7337,7 +7267,7 @@
         </w:rPr>
         <w:t>SpringBoot与ElasticSearch</w:t>
       </w:r>
-      <w:bookmarkEnd w:id="61"/>
+      <w:bookmarkEnd w:id="59"/>
       <w:r>
         <w:rPr>
           <w:rFonts w:hint="eastAsia" w:ascii="微软雅黑" w:hAnsi="微软雅黑" w:eastAsia="微软雅黑" w:cs="微软雅黑"/>
@@ -7352,8 +7282,8 @@
         </w:rPr>
         <w:t>，</w:t>
       </w:r>
-      <w:bookmarkEnd w:id="59"/>
-      <w:bookmarkEnd w:id="60"/>
+      <w:bookmarkEnd w:id="57"/>
+      <w:bookmarkEnd w:id="58"/>
       <w:r>
         <w:rPr>
           <w:rFonts w:hint="eastAsia" w:ascii="微软雅黑" w:hAnsi="微软雅黑" w:eastAsia="微软雅黑" w:cs="微软雅黑"/>
@@ -7368,7 +7298,7 @@
         </w:rPr>
         <w:t>进行数据索引，结合</w:t>
       </w:r>
-      <w:bookmarkStart w:id="62" w:name="OLE_LINK39"/>
+      <w:bookmarkStart w:id="60" w:name="OLE_LINK39"/>
       <w:r>
         <w:rPr>
           <w:rFonts w:hint="default" w:ascii="Times New Roman" w:hAnsi="Times New Roman" w:eastAsia="微软雅黑" w:cs="Times New Roman"/>
@@ -7383,7 +7313,7 @@
         </w:rPr>
         <w:t>Redis</w:t>
       </w:r>
-      <w:bookmarkEnd w:id="62"/>
+      <w:bookmarkEnd w:id="60"/>
       <w:r>
         <w:rPr>
           <w:rFonts w:hint="eastAsia" w:ascii="微软雅黑" w:hAnsi="微软雅黑" w:eastAsia="微软雅黑" w:cs="微软雅黑"/>
@@ -7427,7 +7357,7 @@
         </w:rPr>
         <w:t>减轻</w:t>
       </w:r>
-      <w:bookmarkStart w:id="63" w:name="OLE_LINK37"/>
+      <w:bookmarkStart w:id="61" w:name="OLE_LINK37"/>
       <w:r>
         <w:rPr>
           <w:rFonts w:hint="default" w:ascii="Times New Roman" w:hAnsi="Times New Roman" w:eastAsia="微软雅黑" w:cs="Times New Roman"/>
@@ -7442,7 +7372,7 @@
         </w:rPr>
         <w:t>MySQ</w:t>
       </w:r>
-      <w:bookmarkEnd w:id="63"/>
+      <w:bookmarkEnd w:id="61"/>
       <w:r>
         <w:rPr>
           <w:rFonts w:hint="eastAsia" w:ascii="微软雅黑" w:hAnsi="微软雅黑" w:eastAsia="微软雅黑" w:cs="微软雅黑"/>
@@ -7505,7 +7435,7 @@
         </w:rPr>
         <w:t>采用</w:t>
       </w:r>
-      <w:bookmarkStart w:id="64" w:name="OLE_LINK29"/>
+      <w:bookmarkStart w:id="62" w:name="OLE_LINK29"/>
       <w:r>
         <w:rPr>
           <w:rFonts w:hint="default" w:ascii="Times New Roman" w:hAnsi="Times New Roman" w:eastAsia="黑体" w:cs="Times New Roman"/>
@@ -7522,7 +7452,7 @@
         </w:rPr>
         <w:t>SaToken</w:t>
       </w:r>
-      <w:bookmarkEnd w:id="64"/>
+      <w:bookmarkEnd w:id="62"/>
       <w:r>
         <w:rPr>
           <w:rFonts w:hint="eastAsia" w:ascii="微软雅黑" w:hAnsi="微软雅黑" w:eastAsia="微软雅黑" w:cs="微软雅黑"/>
@@ -7538,7 +7468,7 @@
         </w:rPr>
         <w:t>通过</w:t>
       </w:r>
-      <w:bookmarkStart w:id="65" w:name="OLE_LINK95"/>
+      <w:bookmarkStart w:id="63" w:name="OLE_LINK95"/>
       <w:r>
         <w:rPr>
           <w:rFonts w:hint="eastAsia" w:ascii="微软雅黑" w:hAnsi="微软雅黑" w:eastAsia="微软雅黑" w:cs="微软雅黑"/>
@@ -7556,7 +7486,7 @@
         </w:rPr>
         <w:t>优雅简洁的的代码</w:t>
       </w:r>
-      <w:bookmarkEnd w:id="65"/>
+      <w:bookmarkEnd w:id="63"/>
       <w:r>
         <w:rPr>
           <w:rFonts w:hint="eastAsia" w:ascii="微软雅黑" w:hAnsi="微软雅黑" w:eastAsia="微软雅黑" w:cs="微软雅黑"/>
@@ -7790,7 +7720,7 @@
         </w:rPr>
         <w:t>采用</w:t>
       </w:r>
-      <w:bookmarkStart w:id="66" w:name="OLE_LINK30"/>
+      <w:bookmarkStart w:id="64" w:name="OLE_LINK30"/>
       <w:r>
         <w:rPr>
           <w:rFonts w:hint="default" w:ascii="Times New Roman" w:hAnsi="Times New Roman" w:eastAsia="黑体" w:cs="Times New Roman"/>
@@ -7807,7 +7737,7 @@
         </w:rPr>
         <w:t>MongoDB</w:t>
       </w:r>
-      <w:bookmarkEnd w:id="66"/>
+      <w:bookmarkEnd w:id="64"/>
       <w:r>
         <w:rPr>
           <w:rFonts w:hint="eastAsia" w:ascii="微软雅黑" w:hAnsi="微软雅黑" w:eastAsia="微软雅黑" w:cs="微软雅黑"/>
@@ -7902,7 +7832,7 @@
         </w:rPr>
         <w:t>借助</w:t>
       </w:r>
-      <w:bookmarkStart w:id="67" w:name="OLE_LINK31"/>
+      <w:bookmarkStart w:id="65" w:name="OLE_LINK31"/>
       <w:r>
         <w:rPr>
           <w:rFonts w:hint="default" w:ascii="Times New Roman" w:hAnsi="Times New Roman" w:eastAsia="黑体" w:cs="Times New Roman"/>
@@ -7919,7 +7849,7 @@
         </w:rPr>
         <w:t>KafkaStream</w:t>
       </w:r>
-      <w:bookmarkEnd w:id="67"/>
+      <w:bookmarkEnd w:id="65"/>
       <w:r>
         <w:rPr>
           <w:rFonts w:hint="eastAsia" w:ascii="微软雅黑" w:hAnsi="微软雅黑" w:eastAsia="微软雅黑" w:cs="微软雅黑"/>
@@ -7934,8 +7864,8 @@
         </w:rPr>
         <w:t>实时计算视频的点赞、评论与收藏数据，结合</w:t>
       </w:r>
-      <w:bookmarkStart w:id="68" w:name="OLE_LINK38"/>
-      <w:bookmarkStart w:id="69" w:name="OLE_LINK106"/>
+      <w:bookmarkStart w:id="66" w:name="OLE_LINK38"/>
+      <w:bookmarkStart w:id="67" w:name="OLE_LINK106"/>
       <w:r>
         <w:rPr>
           <w:rFonts w:hint="default" w:ascii="Times New Roman" w:hAnsi="Times New Roman" w:eastAsia="微软雅黑" w:cs="Times New Roman"/>
@@ -7952,7 +7882,7 @@
         </w:rPr>
         <w:t>Redis</w:t>
       </w:r>
-      <w:bookmarkEnd w:id="68"/>
+      <w:bookmarkEnd w:id="66"/>
       <w:r>
         <w:rPr>
           <w:rFonts w:hint="eastAsia" w:ascii="微软雅黑" w:hAnsi="微软雅黑" w:eastAsia="微软雅黑" w:cs="微软雅黑"/>
@@ -7969,7 +7899,7 @@
         </w:rPr>
         <w:t>缓存技术</w:t>
       </w:r>
-      <w:bookmarkEnd w:id="69"/>
+      <w:bookmarkEnd w:id="67"/>
       <w:r>
         <w:rPr>
           <w:rFonts w:hint="eastAsia" w:ascii="微软雅黑" w:hAnsi="微软雅黑" w:eastAsia="微软雅黑" w:cs="微软雅黑"/>
@@ -7984,8 +7914,8 @@
         </w:rPr>
         <w:t>，确保系统能够</w:t>
       </w:r>
-      <w:bookmarkStart w:id="70" w:name="OLE_LINK89"/>
-      <w:bookmarkStart w:id="71" w:name="OLE_LINK90"/>
+      <w:bookmarkStart w:id="68" w:name="OLE_LINK89"/>
+      <w:bookmarkStart w:id="69" w:name="OLE_LINK90"/>
       <w:r>
         <w:rPr>
           <w:rFonts w:hint="eastAsia" w:ascii="微软雅黑" w:hAnsi="微软雅黑" w:eastAsia="微软雅黑" w:cs="微软雅黑"/>
@@ -8002,7 +7932,7 @@
         </w:rPr>
         <w:t>快速响应并处理海量数据</w:t>
       </w:r>
-      <w:bookmarkEnd w:id="70"/>
+      <w:bookmarkEnd w:id="68"/>
       <w:r>
         <w:rPr>
           <w:rFonts w:hint="eastAsia" w:ascii="微软雅黑" w:hAnsi="微软雅黑" w:eastAsia="微软雅黑" w:cs="微软雅黑"/>
@@ -8017,7 +7947,7 @@
         </w:rPr>
         <w:t>。</w:t>
       </w:r>
-      <w:bookmarkEnd w:id="71"/>
+      <w:bookmarkEnd w:id="69"/>
       <w:r>
         <w:rPr>
           <w:rFonts w:hint="eastAsia" w:ascii="微软雅黑" w:hAnsi="微软雅黑" w:eastAsia="微软雅黑" w:cs="微软雅黑"/>
@@ -8048,7 +7978,7 @@
         </w:rPr>
         <w:t>XXL</w:t>
       </w:r>
-      <w:bookmarkStart w:id="72" w:name="OLE_LINK34"/>
+      <w:bookmarkStart w:id="70" w:name="OLE_LINK34"/>
       <w:r>
         <w:rPr>
           <w:rFonts w:hint="default" w:ascii="Times New Roman" w:hAnsi="Times New Roman" w:eastAsia="黑体" w:cs="Times New Roman"/>
@@ -8065,7 +7995,7 @@
         </w:rPr>
         <w:t>-</w:t>
       </w:r>
-      <w:bookmarkEnd w:id="72"/>
+      <w:bookmarkEnd w:id="70"/>
       <w:r>
         <w:rPr>
           <w:rFonts w:hint="default" w:ascii="Times New Roman" w:hAnsi="Times New Roman" w:eastAsia="黑体" w:cs="Times New Roman"/>
@@ -8155,7 +8085,7 @@
         </w:rPr>
         <w:t>运用</w:t>
       </w:r>
-      <w:bookmarkStart w:id="73" w:name="OLE_LINK32"/>
+      <w:bookmarkStart w:id="71" w:name="OLE_LINK32"/>
       <w:r>
         <w:rPr>
           <w:rFonts w:hint="default" w:ascii="Times New Roman" w:hAnsi="Times New Roman" w:eastAsia="黑体" w:cs="Times New Roman"/>
@@ -8172,7 +8102,7 @@
         </w:rPr>
         <w:t>MinIO</w:t>
       </w:r>
-      <w:bookmarkEnd w:id="73"/>
+      <w:bookmarkEnd w:id="71"/>
       <w:r>
         <w:rPr>
           <w:rFonts w:hint="eastAsia" w:ascii="微软雅黑" w:hAnsi="微软雅黑" w:eastAsia="微软雅黑" w:cs="微软雅黑"/>
@@ -8236,8 +8166,8 @@
           </w14:textFill>
         </w:rPr>
       </w:pPr>
-      <w:bookmarkStart w:id="74" w:name="OLE_LINK112"/>
-      <w:bookmarkStart w:id="75" w:name="OLE_LINK17"/>
+      <w:bookmarkStart w:id="72" w:name="OLE_LINK112"/>
+      <w:bookmarkStart w:id="73" w:name="OLE_LINK17"/>
       <w:r>
         <w:rPr>
           <w:rFonts w:hint="eastAsia" w:ascii="微软雅黑" w:hAnsi="微软雅黑" w:eastAsia="微软雅黑" w:cs="微软雅黑"/>
@@ -8252,7 +8182,7 @@
         </w:rPr>
         <w:t xml:space="preserve">利用 </w:t>
       </w:r>
-      <w:bookmarkStart w:id="76" w:name="OLE_LINK33"/>
+      <w:bookmarkStart w:id="74" w:name="OLE_LINK33"/>
       <w:r>
         <w:rPr>
           <w:rFonts w:hint="default" w:ascii="Times New Roman" w:hAnsi="Times New Roman" w:eastAsia="微软雅黑" w:cs="Times New Roman"/>
@@ -8271,7 +8201,7 @@
         </w:rPr>
         <w:t xml:space="preserve">@schedule </w:t>
       </w:r>
-      <w:bookmarkEnd w:id="76"/>
+      <w:bookmarkEnd w:id="74"/>
       <w:r>
         <w:rPr>
           <w:rFonts w:hint="eastAsia" w:ascii="微软雅黑" w:hAnsi="微软雅黑" w:eastAsia="微软雅黑" w:cs="微软雅黑"/>
@@ -8287,7 +8217,7 @@
         <w:t>构建定时任务异步解析数据并备份数据至数据库、每周定时清理失去时效的数据</w:t>
       </w:r>
     </w:p>
-    <w:bookmarkEnd w:id="74"/>
+    <w:bookmarkEnd w:id="72"/>
     <w:p>
       <w:pPr>
         <w:keepNext w:val="0"/>
@@ -8478,7 +8408,7 @@
         <w:t>自我评价</w:t>
       </w:r>
     </w:p>
-    <w:bookmarkEnd w:id="75"/>
+    <w:bookmarkEnd w:id="73"/>
     <w:p>
       <w:pPr>
         <w:keepNext w:val="0"/>

--- a/doc/简历/陈雪明的简历.docx
+++ b/doc/简历/陈雪明的简历.docx
@@ -2658,24 +2658,7 @@
             </w14:solidFill>
           </w14:textFill>
         </w:rPr>
-        <w:t>独立负责管理系统的考试模块</w:t>
-      </w:r>
-      <w:bookmarkStart w:id="75" w:name="_GoBack"/>
-      <w:bookmarkEnd w:id="75"/>
-      <w:r>
-        <w:rPr>
-          <w:rFonts w:hint="eastAsia" w:ascii="微软雅黑" w:hAnsi="微软雅黑" w:eastAsia="微软雅黑" w:cs="微软雅黑"/>
-          <w:color w:val="000000" w:themeColor="text1"/>
-          <w:sz w:val="18"/>
-          <w:szCs w:val="18"/>
-          <w:lang w:val="en-US" w:eastAsia="zh-CN"/>
-          <w14:textFill>
-            <w14:solidFill>
-              <w14:schemeClr w14:val="tx1"/>
-            </w14:solidFill>
-          </w14:textFill>
-        </w:rPr>
-        <w:t>，开发出了AI智讯、每日一练、以及多个管理端的配置和导入页面</w:t>
+        <w:t>独立负责管理系统的考试模块，开发出了AI智讯、每日一练、以及多个管理端的配置和导入页面</w:t>
       </w:r>
     </w:p>
     <w:p>
@@ -6980,7 +6963,7 @@
             </w14:solidFill>
           </w14:textFill>
         </w:rPr>
-        <w:t>设计出了多个水平垂直盒子的滑动，实现了抖音同款的视频界面效果</w:t>
+        <w:t>负责抖音App短视频、商城、即时聊天、交友等核心模块全量开发，独立完成数据库设计、前后端应用开发、接口设计与开发，完成项目上线部署及日常运维工作。</w:t>
       </w:r>
     </w:p>
     <w:p>
@@ -7109,6 +7092,8 @@
         </w:rPr>
         <w:t>抖音同款的好友实时聊天功能</w:t>
       </w:r>
+      <w:bookmarkStart w:id="75" w:name="_GoBack"/>
+      <w:bookmarkEnd w:id="75"/>
     </w:p>
     <w:p>
       <w:pPr>

--- a/doc/简历/陈雪明的简历.docx
+++ b/doc/简历/陈雪明的简历.docx
@@ -4192,8 +4192,26 @@
             </w14:solidFill>
           </w14:textFill>
         </w:rPr>
-        <w:t xml:space="preserve">： </w:t>
-      </w:r>
+        <w:t>：</w:t>
+      </w:r>
+      <w:bookmarkStart w:id="36" w:name="OLE_LINK2"/>
+      <w:r>
+        <w:rPr>
+          <w:rFonts w:ascii="微软雅黑" w:hAnsi="微软雅黑" w:eastAsia="微软雅黑" w:cs="微软雅黑"/>
+          <w:color w:val="000000" w:themeColor="text1"/>
+          <w:sz w:val="18"/>
+          <w:szCs w:val="18"/>
+          <w14:textFill>
+            <w14:solidFill>
+              <w14:schemeClr w14:val="tx1"/>
+            </w14:solidFill>
+          </w14:textFill>
+        </w:rPr>
+        <w:t xml:space="preserve"> </w:t>
+      </w:r>
+      <w:bookmarkStart w:id="70" w:name="_GoBack"/>
+      <w:bookmarkEnd w:id="70"/>
+      <w:bookmarkStart w:id="37" w:name="OLE_LINK4"/>
       <w:r>
         <w:rPr>
           <w:rFonts w:hint="eastAsia" w:ascii="微软雅黑" w:hAnsi="微软雅黑" w:eastAsia="微软雅黑" w:cs="微软雅黑"/>
@@ -4206,40 +4224,10 @@
           <w:szCs w:val="18"/>
           <w:shd w:val="clear" w:fill="FDFDFE"/>
         </w:rPr>
-        <w:t>中国移动渠道集中管理平台是一个专为内部员工设计的综合性管理系统，其核心应用“</w:t>
-      </w:r>
-      <w:r>
-        <w:rPr>
-          <w:rFonts w:hint="eastAsia" w:ascii="微软雅黑" w:hAnsi="微软雅黑" w:eastAsia="微软雅黑" w:cs="微软雅黑"/>
-          <w:b/>
-          <w:bCs/>
-          <w:i w:val="0"/>
-          <w:iCs w:val="0"/>
-          <w:caps w:val="0"/>
-          <w:color w:val="05073B"/>
-          <w:spacing w:val="0"/>
-          <w:sz w:val="18"/>
-          <w:szCs w:val="18"/>
-          <w:shd w:val="clear" w:fill="FDFDFE"/>
-        </w:rPr>
-        <w:t>和帮手APP</w:t>
-      </w:r>
-      <w:r>
-        <w:rPr>
-          <w:rFonts w:hint="eastAsia" w:ascii="微软雅黑" w:hAnsi="微软雅黑" w:eastAsia="微软雅黑" w:cs="微软雅黑"/>
-          <w:i w:val="0"/>
-          <w:iCs w:val="0"/>
-          <w:caps w:val="0"/>
-          <w:color w:val="05073B"/>
-          <w:spacing w:val="0"/>
-          <w:sz w:val="18"/>
-          <w:szCs w:val="18"/>
-          <w:shd w:val="clear" w:fill="FDFDFE"/>
-        </w:rPr>
-        <w:t>”极大地便利了公司对大量渠道信息及员工信息的高效管理。</w:t>
-      </w:r>
-      <w:bookmarkStart w:id="36" w:name="OLE_LINK4"/>
+        <w:t>中国移动渠道集中管理平台含 Web 端、「和帮手 APP」双终端，打通 BOSS、酬金等系统，为内部员工提供渠道业务一体化管理能力。</w:t>
+      </w:r>
     </w:p>
+    <w:bookmarkEnd w:id="36"/>
     <w:p>
       <w:pPr>
         <w:keepNext w:val="0"/>
@@ -4301,7 +4289,7 @@
         <w:t>：</w:t>
       </w:r>
     </w:p>
-    <w:bookmarkEnd w:id="36"/>
+    <w:bookmarkEnd w:id="37"/>
     <w:p>
       <w:pPr>
         <w:keepNext w:val="0"/>
@@ -4353,7 +4341,7 @@
         </w:rPr>
         <w:t>利用微服务架构，结合</w:t>
       </w:r>
-      <w:bookmarkStart w:id="37" w:name="OLE_LINK61"/>
+      <w:bookmarkStart w:id="38" w:name="OLE_LINK61"/>
       <w:r>
         <w:rPr>
           <w:rFonts w:hint="default" w:ascii="Times New Roman" w:hAnsi="Times New Roman" w:eastAsia="微软雅黑" w:cs="Times New Roman"/>
@@ -4368,7 +4356,7 @@
         </w:rPr>
         <w:t>EasyExcel</w:t>
       </w:r>
-      <w:bookmarkEnd w:id="37"/>
+      <w:bookmarkEnd w:id="38"/>
       <w:r>
         <w:rPr>
           <w:rFonts w:hint="eastAsia" w:ascii="微软雅黑" w:hAnsi="微软雅黑" w:eastAsia="微软雅黑" w:cs="微软雅黑"/>
@@ -4398,7 +4386,7 @@
         </w:rPr>
         <w:t>使得</w:t>
       </w:r>
-      <w:bookmarkStart w:id="38" w:name="OLE_LINK91"/>
+      <w:bookmarkStart w:id="39" w:name="OLE_LINK91"/>
       <w:r>
         <w:rPr>
           <w:rFonts w:hint="eastAsia" w:ascii="黑体" w:hAnsi="黑体" w:eastAsia="黑体" w:cs="黑体"/>
@@ -4470,7 +4458,7 @@
         <w:t>参与AI智讯的开发，独立完成了AI智讯考试模块的开发，配合算法团队完成接口的联调</w:t>
       </w:r>
     </w:p>
-    <w:bookmarkEnd w:id="38"/>
+    <w:bookmarkEnd w:id="39"/>
     <w:p>
       <w:pPr>
         <w:keepNext w:val="0"/>
@@ -4548,7 +4536,7 @@
         </w:rPr>
         <w:t>，包括新增菜单项、配置相应权限，以及为</w:t>
       </w:r>
-      <w:bookmarkStart w:id="39" w:name="OLE_LINK59"/>
+      <w:bookmarkStart w:id="40" w:name="OLE_LINK59"/>
       <w:r>
         <w:rPr>
           <w:rFonts w:hint="default" w:ascii="Times New Roman" w:hAnsi="Times New Roman" w:eastAsia="微软雅黑" w:cs="Times New Roman"/>
@@ -4563,7 +4551,7 @@
         </w:rPr>
         <w:t>App</w:t>
       </w:r>
-      <w:bookmarkEnd w:id="39"/>
+      <w:bookmarkEnd w:id="40"/>
       <w:r>
         <w:rPr>
           <w:rFonts w:hint="eastAsia" w:ascii="微软雅黑" w:hAnsi="微软雅黑" w:eastAsia="微软雅黑" w:cs="微软雅黑"/>
@@ -4656,7 +4644,7 @@
         </w:rPr>
         <w:t>，对</w:t>
       </w:r>
-      <w:bookmarkStart w:id="40" w:name="OLE_LINK62"/>
+      <w:bookmarkStart w:id="41" w:name="OLE_LINK62"/>
       <w:r>
         <w:rPr>
           <w:rFonts w:hint="default" w:ascii="Times New Roman" w:hAnsi="Times New Roman" w:eastAsia="微软雅黑" w:cs="Times New Roman"/>
@@ -4671,7 +4659,7 @@
         </w:rPr>
         <w:t>App</w:t>
       </w:r>
-      <w:bookmarkEnd w:id="40"/>
+      <w:bookmarkEnd w:id="41"/>
       <w:r>
         <w:rPr>
           <w:rFonts w:hint="eastAsia" w:ascii="微软雅黑" w:hAnsi="微软雅黑" w:eastAsia="微软雅黑" w:cs="微软雅黑"/>
@@ -4891,7 +4879,7 @@
         </w:rPr>
         <w:t>协同团队将</w:t>
       </w:r>
-      <w:bookmarkStart w:id="41" w:name="OLE_LINK49"/>
+      <w:bookmarkStart w:id="42" w:name="OLE_LINK49"/>
       <w:r>
         <w:rPr>
           <w:rFonts w:hint="default" w:ascii="Times New Roman" w:hAnsi="Times New Roman" w:eastAsia="微软雅黑" w:cs="Times New Roman"/>
@@ -4907,7 +4895,7 @@
         </w:rPr>
         <w:t>Oracle</w:t>
       </w:r>
-      <w:bookmarkEnd w:id="41"/>
+      <w:bookmarkEnd w:id="42"/>
       <w:r>
         <w:rPr>
           <w:rFonts w:hint="eastAsia" w:ascii="微软雅黑" w:hAnsi="微软雅黑" w:eastAsia="微软雅黑" w:cs="微软雅黑"/>
@@ -4923,7 +4911,7 @@
         </w:rPr>
         <w:t>中的</w:t>
       </w:r>
-      <w:bookmarkStart w:id="42" w:name="OLE_LINK92"/>
+      <w:bookmarkStart w:id="43" w:name="OLE_LINK92"/>
       <w:r>
         <w:rPr>
           <w:rFonts w:hint="eastAsia" w:ascii="微软雅黑" w:hAnsi="微软雅黑" w:eastAsia="微软雅黑" w:cs="微软雅黑"/>
@@ -4941,7 +4929,7 @@
         </w:rPr>
         <w:t>百万级数据</w:t>
       </w:r>
-      <w:bookmarkEnd w:id="42"/>
+      <w:bookmarkEnd w:id="43"/>
       <w:r>
         <w:rPr>
           <w:rFonts w:hint="eastAsia" w:ascii="微软雅黑" w:hAnsi="微软雅黑" w:eastAsia="微软雅黑" w:cs="微软雅黑"/>
@@ -5026,7 +5014,7 @@
         </w:rPr>
         <w:t>结合慢</w:t>
       </w:r>
-      <w:bookmarkStart w:id="43" w:name="OLE_LINK43"/>
+      <w:bookmarkStart w:id="44" w:name="OLE_LINK43"/>
       <w:r>
         <w:rPr>
           <w:rFonts w:hint="default" w:ascii="Times New Roman" w:hAnsi="Times New Roman" w:eastAsia="微软雅黑" w:cs="Times New Roman"/>
@@ -5044,7 +5032,7 @@
         </w:rPr>
         <w:t>SQL</w:t>
       </w:r>
-      <w:bookmarkEnd w:id="43"/>
+      <w:bookmarkEnd w:id="44"/>
       <w:r>
         <w:rPr>
           <w:rFonts w:hint="eastAsia" w:ascii="微软雅黑" w:hAnsi="微软雅黑" w:eastAsia="微软雅黑" w:cs="微软雅黑"/>
@@ -5060,7 +5048,7 @@
         </w:rPr>
         <w:t>阈值配置分析慢</w:t>
       </w:r>
-      <w:bookmarkStart w:id="44" w:name="OLE_LINK42"/>
+      <w:bookmarkStart w:id="45" w:name="OLE_LINK42"/>
       <w:r>
         <w:rPr>
           <w:rFonts w:hint="default" w:ascii="Times New Roman" w:hAnsi="Times New Roman" w:eastAsia="微软雅黑" w:cs="Times New Roman"/>
@@ -5078,7 +5066,7 @@
         </w:rPr>
         <w:t>SQL</w:t>
       </w:r>
-      <w:bookmarkEnd w:id="44"/>
+      <w:bookmarkEnd w:id="45"/>
       <w:r>
         <w:rPr>
           <w:rFonts w:hint="eastAsia" w:ascii="微软雅黑" w:hAnsi="微软雅黑" w:eastAsia="微软雅黑" w:cs="微软雅黑"/>
@@ -5126,8 +5114,8 @@
         </w:rPr>
         <w:t>和操作类型联合索引，</w:t>
       </w:r>
-      <w:bookmarkStart w:id="45" w:name="OLE_LINK45"/>
-      <w:bookmarkStart w:id="46" w:name="OLE_LINK86"/>
+      <w:bookmarkStart w:id="46" w:name="OLE_LINK45"/>
+      <w:bookmarkStart w:id="47" w:name="OLE_LINK86"/>
       <w:r>
         <w:rPr>
           <w:rFonts w:hint="default" w:ascii="Times New Roman" w:hAnsi="Times New Roman" w:eastAsia="微软雅黑" w:cs="Times New Roman"/>
@@ -5147,7 +5135,7 @@
         </w:rPr>
         <w:t>42w</w:t>
       </w:r>
-      <w:bookmarkEnd w:id="45"/>
+      <w:bookmarkEnd w:id="46"/>
       <w:r>
         <w:rPr>
           <w:rFonts w:hint="eastAsia" w:ascii="微软雅黑" w:hAnsi="微软雅黑" w:eastAsia="微软雅黑" w:cs="微软雅黑"/>
@@ -5167,7 +5155,7 @@
         </w:rPr>
         <w:t>数据从</w:t>
       </w:r>
-      <w:bookmarkStart w:id="47" w:name="OLE_LINK46"/>
+      <w:bookmarkStart w:id="48" w:name="OLE_LINK46"/>
       <w:r>
         <w:rPr>
           <w:rFonts w:hint="default" w:ascii="Times New Roman" w:hAnsi="Times New Roman" w:eastAsia="微软雅黑" w:cs="Times New Roman"/>
@@ -5187,7 +5175,7 @@
         </w:rPr>
         <w:t>1.3s</w:t>
       </w:r>
-      <w:bookmarkEnd w:id="47"/>
+      <w:bookmarkEnd w:id="48"/>
       <w:r>
         <w:rPr>
           <w:rFonts w:hint="eastAsia" w:ascii="微软雅黑" w:hAnsi="微软雅黑" w:eastAsia="微软雅黑" w:cs="微软雅黑"/>
@@ -5208,7 +5196,7 @@
         <w:t>优化到0.8s</w:t>
       </w:r>
     </w:p>
-    <w:bookmarkEnd w:id="46"/>
+    <w:bookmarkEnd w:id="47"/>
     <w:p>
       <w:pPr>
         <w:keepNext w:val="0"/>
@@ -5257,7 +5245,7 @@
         </w:rPr>
         <w:t xml:space="preserve">利用 </w:t>
       </w:r>
-      <w:bookmarkStart w:id="48" w:name="OLE_LINK44"/>
+      <w:bookmarkStart w:id="49" w:name="OLE_LINK44"/>
       <w:r>
         <w:rPr>
           <w:rFonts w:hint="default" w:ascii="Times New Roman" w:hAnsi="Times New Roman" w:eastAsia="微软雅黑" w:cs="Times New Roman"/>
@@ -5274,7 +5262,7 @@
         </w:rPr>
         <w:t xml:space="preserve">Redis </w:t>
       </w:r>
-      <w:bookmarkEnd w:id="48"/>
+      <w:bookmarkEnd w:id="49"/>
       <w:r>
         <w:rPr>
           <w:rFonts w:hint="eastAsia" w:ascii="微软雅黑" w:hAnsi="微软雅黑" w:eastAsia="微软雅黑" w:cs="微软雅黑"/>
@@ -5289,7 +5277,7 @@
         </w:rPr>
         <w:t xml:space="preserve">缓存用户登录的 </w:t>
       </w:r>
-      <w:bookmarkStart w:id="49" w:name="OLE_LINK40"/>
+      <w:bookmarkStart w:id="50" w:name="OLE_LINK40"/>
       <w:r>
         <w:rPr>
           <w:rFonts w:hint="default" w:ascii="Times New Roman" w:hAnsi="Times New Roman" w:eastAsia="微软雅黑" w:cs="Times New Roman"/>
@@ -5308,7 +5296,7 @@
         </w:rPr>
         <w:t xml:space="preserve">Token </w:t>
       </w:r>
-      <w:bookmarkEnd w:id="49"/>
+      <w:bookmarkEnd w:id="50"/>
       <w:r>
         <w:rPr>
           <w:rFonts w:hint="eastAsia" w:ascii="微软雅黑" w:hAnsi="微软雅黑" w:eastAsia="微软雅黑" w:cs="微软雅黑"/>
@@ -5353,7 +5341,7 @@
         </w:rPr>
         <w:t>更新该</w:t>
       </w:r>
-      <w:bookmarkStart w:id="50" w:name="OLE_LINK41"/>
+      <w:bookmarkStart w:id="51" w:name="OLE_LINK41"/>
       <w:r>
         <w:rPr>
           <w:rFonts w:hint="default" w:ascii="Times New Roman" w:hAnsi="Times New Roman" w:eastAsia="微软雅黑" w:cs="Times New Roman"/>
@@ -5371,7 +5359,7 @@
         </w:rPr>
         <w:t>key</w:t>
       </w:r>
-      <w:bookmarkEnd w:id="50"/>
+      <w:bookmarkEnd w:id="51"/>
       <w:r>
         <w:rPr>
           <w:rFonts w:hint="eastAsia" w:ascii="微软雅黑" w:hAnsi="微软雅黑" w:eastAsia="微软雅黑" w:cs="微软雅黑"/>
@@ -5387,7 +5375,7 @@
         </w:rPr>
         <w:t>合理时间范围内的随机过期事件，预防用户登录高峰期系统</w:t>
       </w:r>
-      <w:bookmarkStart w:id="51" w:name="OLE_LINK100"/>
+      <w:bookmarkStart w:id="52" w:name="OLE_LINK100"/>
       <w:r>
         <w:rPr>
           <w:rFonts w:hint="eastAsia" w:ascii="微软雅黑" w:hAnsi="微软雅黑" w:eastAsia="微软雅黑" w:cs="微软雅黑"/>
@@ -5407,7 +5395,7 @@
         </w:rPr>
         <w:t>缓存雪崩</w:t>
       </w:r>
-      <w:bookmarkEnd w:id="51"/>
+      <w:bookmarkEnd w:id="52"/>
       <w:r>
         <w:rPr>
           <w:rFonts w:hint="eastAsia" w:ascii="微软雅黑" w:hAnsi="微软雅黑" w:eastAsia="微软雅黑" w:cs="微软雅黑"/>
@@ -5646,7 +5634,7 @@
           </w14:textFill>
         </w:rPr>
       </w:pPr>
-      <w:bookmarkStart w:id="52" w:name="OLE_LINK14"/>
+      <w:bookmarkStart w:id="53" w:name="OLE_LINK14"/>
       <w:r>
         <w:rPr>
           <w:rFonts w:ascii="微软雅黑" w:hAnsi="微软雅黑" w:eastAsia="微软雅黑" w:cs="微软雅黑"/>
@@ -5661,7 +5649,7 @@
         </w:rPr>
         <w:t>后端开发</w:t>
       </w:r>
-      <w:bookmarkEnd w:id="52"/>
+      <w:bookmarkEnd w:id="53"/>
       <w:r>
         <w:rPr>
           <w:rFonts w:ascii="微软雅黑" w:hAnsi="微软雅黑" w:eastAsia="微软雅黑" w:cs="微软雅黑"/>
@@ -5900,22 +5888,7 @@
             </w14:solidFill>
           </w14:textFill>
         </w:rPr>
-        <w:t>“</w:t>
-      </w:r>
-      <w:r>
-        <w:rPr>
-          <w:rFonts w:hint="eastAsia" w:ascii="微软雅黑" w:hAnsi="微软雅黑" w:eastAsia="微软雅黑" w:cs="微软雅黑"/>
-          <w:color w:val="000000" w:themeColor="text1"/>
-          <w:sz w:val="18"/>
-          <w:szCs w:val="18"/>
-          <w:lang w:val="en-US" w:eastAsia="zh-CN"/>
-          <w14:textFill>
-            <w14:solidFill>
-              <w14:schemeClr w14:val="tx1"/>
-            </w14:solidFill>
-          </w14:textFill>
-        </w:rPr>
-        <w:t>云蝠智能”致力为百万企业提供多模态的AI数字化销售，我们为企业提供CRM及AICC智能客户联络中心有效结合的 SAAS产品，在ChatBOT和CRM基础上提供包括销售线索。</w:t>
+        <w:t>  "融信云电子银行"包含个人/企业网银、个人/企业手机网银、门户网站、微信公众号、移动展业、内管系统，采用微服务架构，通过ESB系统及前置系统与银行核心系统完成交易处理与数据交互。</w:t>
       </w:r>
     </w:p>
     <w:p>
@@ -6617,7 +6590,7 @@
         </w:rPr>
         <w:t>：</w:t>
       </w:r>
-      <w:bookmarkStart w:id="53" w:name="OLE_LINK108"/>
+      <w:bookmarkStart w:id="54" w:name="OLE_LINK108"/>
       <w:r>
         <w:rPr>
           <w:rFonts w:hint="default" w:ascii="Times New Roman" w:hAnsi="Times New Roman" w:eastAsia="微软雅黑" w:cs="Times New Roman"/>
@@ -6638,7 +6611,7 @@
         <w:t>https://github.com/brucecxm/brucecxm-bruce-douyin</w:t>
       </w:r>
     </w:p>
-    <w:bookmarkEnd w:id="53"/>
+    <w:bookmarkEnd w:id="54"/>
     <w:p>
       <w:pPr>
         <w:keepNext w:val="0"/>
@@ -6897,7 +6870,7 @@
           </w14:textFill>
         </w:rPr>
       </w:pPr>
-      <w:bookmarkStart w:id="54" w:name="OLE_LINK16"/>
+      <w:bookmarkStart w:id="55" w:name="OLE_LINK16"/>
       <w:r>
         <w:rPr>
           <w:rFonts w:hint="eastAsia" w:ascii="微软雅黑" w:hAnsi="微软雅黑" w:eastAsia="微软雅黑" w:cs="微软雅黑"/>
@@ -6916,7 +6889,7 @@
         <w:t>项目亮点：</w:t>
       </w:r>
     </w:p>
-    <w:bookmarkEnd w:id="54"/>
+    <w:bookmarkEnd w:id="55"/>
     <w:p>
       <w:pPr>
         <w:keepNext w:val="0"/>
@@ -6963,7 +6936,7 @@
             </w14:solidFill>
           </w14:textFill>
         </w:rPr>
-        <w:t>负责抖音App短视频、商城、即时聊天、交友等核心模块全量开发，独立完成数据库设计、前后端应用开发、接口设计与开发，完成项目上线部署及日常运维工作。</w:t>
+        <w:t>实现了抖音的几个复杂的前端样式、比如视频无限滑动、多端样式适配、并且基于uniapp框架、原生嵌入h5、APP拉取云端前端资源包、实现了多个渠道的形式和自动更新前端资源</w:t>
       </w:r>
     </w:p>
     <w:p>
@@ -7011,89 +6984,8 @@
           <w:szCs w:val="18"/>
           <w:shd w:val="clear" w:fill="FDFDFE"/>
         </w:rPr>
-        <w:t>借助</w:t>
-      </w:r>
-      <w:bookmarkStart w:id="55" w:name="OLE_LINK26"/>
-      <w:r>
-        <w:rPr>
-          <w:rFonts w:hint="default" w:ascii="Times New Roman" w:hAnsi="Times New Roman" w:eastAsia="黑体" w:cs="Times New Roman"/>
-          <w:b/>
-          <w:bCs/>
-          <w:i/>
-          <w:iCs/>
-          <w:caps w:val="0"/>
-          <w:color w:val="05073B"/>
-          <w:spacing w:val="0"/>
-          <w:sz w:val="18"/>
-          <w:szCs w:val="18"/>
-          <w:shd w:val="clear" w:fill="FDFDFE"/>
-        </w:rPr>
-        <w:t>SockJS</w:t>
-      </w:r>
-      <w:r>
-        <w:rPr>
-          <w:rFonts w:hint="default" w:ascii="Times New Roman" w:hAnsi="Times New Roman" w:eastAsia="黑体" w:cs="Times New Roman"/>
-          <w:b w:val="0"/>
-          <w:bCs w:val="0"/>
-          <w:i/>
-          <w:iCs/>
-          <w:caps w:val="0"/>
-          <w:color w:val="05073B"/>
-          <w:spacing w:val="0"/>
-          <w:sz w:val="18"/>
-          <w:szCs w:val="18"/>
-          <w:shd w:val="clear" w:fill="FDFDFE"/>
-        </w:rPr>
-        <w:t>与</w:t>
-      </w:r>
-      <w:r>
-        <w:rPr>
-          <w:rFonts w:hint="default" w:ascii="Times New Roman" w:hAnsi="Times New Roman" w:eastAsia="黑体" w:cs="Times New Roman"/>
-          <w:b/>
-          <w:bCs/>
-          <w:i/>
-          <w:iCs/>
-          <w:caps w:val="0"/>
-          <w:color w:val="05073B"/>
-          <w:spacing w:val="0"/>
-          <w:sz w:val="18"/>
-          <w:szCs w:val="18"/>
-          <w:shd w:val="clear" w:fill="FDFDFE"/>
-        </w:rPr>
-        <w:t>WebSocket</w:t>
-      </w:r>
-      <w:bookmarkEnd w:id="55"/>
-      <w:r>
-        <w:rPr>
-          <w:rFonts w:hint="eastAsia" w:ascii="微软雅黑" w:hAnsi="微软雅黑" w:eastAsia="微软雅黑" w:cs="微软雅黑"/>
-          <w:i w:val="0"/>
-          <w:iCs w:val="0"/>
-          <w:caps w:val="0"/>
-          <w:color w:val="05073B"/>
-          <w:spacing w:val="0"/>
-          <w:sz w:val="18"/>
-          <w:szCs w:val="18"/>
-          <w:shd w:val="clear" w:fill="FDFDFE"/>
-        </w:rPr>
-        <w:t>，实现</w:t>
-      </w:r>
-      <w:r>
-        <w:rPr>
-          <w:rFonts w:hint="eastAsia" w:ascii="微软雅黑" w:hAnsi="微软雅黑" w:eastAsia="微软雅黑" w:cs="微软雅黑"/>
-          <w:i w:val="0"/>
-          <w:iCs w:val="0"/>
-          <w:caps w:val="0"/>
-          <w:color w:val="05073B"/>
-          <w:spacing w:val="0"/>
-          <w:sz w:val="18"/>
-          <w:szCs w:val="18"/>
-          <w:shd w:val="clear" w:fill="FDFDFE"/>
-          <w:lang w:val="en-US" w:eastAsia="zh-CN"/>
-        </w:rPr>
-        <w:t>抖音同款的好友实时聊天功能</w:t>
-      </w:r>
-      <w:bookmarkStart w:id="75" w:name="_GoBack"/>
-      <w:bookmarkEnd w:id="75"/>
+        <w:t>基于Spring Cloud微服务架构，拆分用户/视频/电商/搜索/管理后台等模块，使用Nacos/Eureka作为注册中心与配置中心，支持横向扩展。</w:t>
+      </w:r>
     </w:p>
     <w:p>
       <w:pPr>
@@ -7128,6 +7020,8 @@
           </w14:textFill>
         </w:rPr>
       </w:pPr>
+      <w:bookmarkStart w:id="56" w:name="OLE_LINK12"/>
+      <w:bookmarkStart w:id="57" w:name="OLE_LINK11"/>
       <w:r>
         <w:rPr>
           <w:rFonts w:hint="eastAsia" w:ascii="微软雅黑" w:hAnsi="微软雅黑" w:eastAsia="微软雅黑" w:cs="微软雅黑"/>
@@ -7140,47 +7034,7 @@
           <w:szCs w:val="18"/>
           <w:shd w:val="clear" w:fill="FDFDFE"/>
         </w:rPr>
-        <w:t>利用</w:t>
-      </w:r>
-      <w:bookmarkStart w:id="56" w:name="OLE_LINK27"/>
-      <w:r>
-        <w:rPr>
-          <w:rFonts w:hint="default" w:ascii="Times New Roman" w:hAnsi="Times New Roman" w:eastAsia="黑体" w:cs="Times New Roman"/>
-          <w:b/>
-          <w:bCs/>
-          <w:i/>
-          <w:iCs/>
-          <w:caps w:val="0"/>
-          <w:color w:val="05073B"/>
-          <w:spacing w:val="0"/>
-          <w:sz w:val="18"/>
-          <w:szCs w:val="18"/>
-          <w:shd w:val="clear" w:fill="FDFDFE"/>
-        </w:rPr>
-        <w:t>Axios</w:t>
-      </w:r>
-      <w:bookmarkEnd w:id="56"/>
-      <w:r>
-        <w:rPr>
-          <w:rFonts w:hint="eastAsia" w:ascii="微软雅黑" w:hAnsi="微软雅黑" w:eastAsia="微软雅黑" w:cs="微软雅黑"/>
-          <w:i w:val="0"/>
-          <w:iCs w:val="0"/>
-          <w:caps w:val="0"/>
-          <w:color w:val="05073B"/>
-          <w:spacing w:val="0"/>
-          <w:sz w:val="18"/>
-          <w:szCs w:val="18"/>
-          <w:shd w:val="clear" w:fill="FDFDFE"/>
-        </w:rPr>
-        <w:t>实现前后端分离与高效数据交互，确保系统灵活性</w:t>
-      </w:r>
-      <w:r>
-        <w:rPr>
-          <w:rFonts w:hint="eastAsia" w:ascii="微软雅黑" w:hAnsi="微软雅黑" w:eastAsia="微软雅黑" w:cs="微软雅黑"/>
-          <w:sz w:val="18"/>
-          <w:szCs w:val="18"/>
-        </w:rPr>
-        <w:t>。</w:t>
+        <w:t>采用KafkaStream实时处理用户行为数据，结合Redis实现热点内容缓存与推荐算法加速，响应时间降低70%；使用MySQL存储结构化数据，MongoDB存储用户热数据。</w:t>
       </w:r>
     </w:p>
     <w:p>
@@ -7216,8 +7070,6 @@
           </w14:textFill>
         </w:rPr>
       </w:pPr>
-      <w:bookmarkStart w:id="57" w:name="OLE_LINK12"/>
-      <w:bookmarkStart w:id="58" w:name="OLE_LINK11"/>
       <w:r>
         <w:rPr>
           <w:rFonts w:hint="eastAsia" w:ascii="黑体" w:hAnsi="黑体" w:eastAsia="黑体" w:cs="黑体"/>
@@ -7235,7 +7087,7 @@
         </w:rPr>
         <w:t>结合</w:t>
       </w:r>
-      <w:bookmarkStart w:id="59" w:name="OLE_LINK28"/>
+      <w:bookmarkStart w:id="58" w:name="OLE_LINK28"/>
       <w:r>
         <w:rPr>
           <w:rFonts w:hint="default" w:ascii="Times New Roman" w:hAnsi="Times New Roman" w:eastAsia="黑体" w:cs="Times New Roman"/>
@@ -7252,7 +7104,7 @@
         </w:rPr>
         <w:t>SpringBoot与ElasticSearch</w:t>
       </w:r>
-      <w:bookmarkEnd w:id="59"/>
+      <w:bookmarkEnd w:id="58"/>
       <w:r>
         <w:rPr>
           <w:rFonts w:hint="eastAsia" w:ascii="微软雅黑" w:hAnsi="微软雅黑" w:eastAsia="微软雅黑" w:cs="微软雅黑"/>
@@ -7267,8 +7119,8 @@
         </w:rPr>
         <w:t>，</w:t>
       </w:r>
+      <w:bookmarkEnd w:id="56"/>
       <w:bookmarkEnd w:id="57"/>
-      <w:bookmarkEnd w:id="58"/>
       <w:r>
         <w:rPr>
           <w:rFonts w:hint="eastAsia" w:ascii="微软雅黑" w:hAnsi="微软雅黑" w:eastAsia="微软雅黑" w:cs="微软雅黑"/>
@@ -7283,7 +7135,7 @@
         </w:rPr>
         <w:t>进行数据索引，结合</w:t>
       </w:r>
-      <w:bookmarkStart w:id="60" w:name="OLE_LINK39"/>
+      <w:bookmarkStart w:id="59" w:name="OLE_LINK39"/>
       <w:r>
         <w:rPr>
           <w:rFonts w:hint="default" w:ascii="Times New Roman" w:hAnsi="Times New Roman" w:eastAsia="微软雅黑" w:cs="Times New Roman"/>
@@ -7298,7 +7150,7 @@
         </w:rPr>
         <w:t>Redis</w:t>
       </w:r>
-      <w:bookmarkEnd w:id="60"/>
+      <w:bookmarkEnd w:id="59"/>
       <w:r>
         <w:rPr>
           <w:rFonts w:hint="eastAsia" w:ascii="微软雅黑" w:hAnsi="微软雅黑" w:eastAsia="微软雅黑" w:cs="微软雅黑"/>
@@ -7342,7 +7194,7 @@
         </w:rPr>
         <w:t>减轻</w:t>
       </w:r>
-      <w:bookmarkStart w:id="61" w:name="OLE_LINK37"/>
+      <w:bookmarkStart w:id="60" w:name="OLE_LINK37"/>
       <w:r>
         <w:rPr>
           <w:rFonts w:hint="default" w:ascii="Times New Roman" w:hAnsi="Times New Roman" w:eastAsia="微软雅黑" w:cs="Times New Roman"/>
@@ -7357,7 +7209,7 @@
         </w:rPr>
         <w:t>MySQ</w:t>
       </w:r>
-      <w:bookmarkEnd w:id="61"/>
+      <w:bookmarkEnd w:id="60"/>
       <w:r>
         <w:rPr>
           <w:rFonts w:hint="eastAsia" w:ascii="微软雅黑" w:hAnsi="微软雅黑" w:eastAsia="微软雅黑" w:cs="微软雅黑"/>
@@ -7420,7 +7272,7 @@
         </w:rPr>
         <w:t>采用</w:t>
       </w:r>
-      <w:bookmarkStart w:id="62" w:name="OLE_LINK29"/>
+      <w:bookmarkStart w:id="61" w:name="OLE_LINK29"/>
       <w:r>
         <w:rPr>
           <w:rFonts w:hint="default" w:ascii="Times New Roman" w:hAnsi="Times New Roman" w:eastAsia="黑体" w:cs="Times New Roman"/>
@@ -7437,7 +7289,7 @@
         </w:rPr>
         <w:t>SaToken</w:t>
       </w:r>
-      <w:bookmarkEnd w:id="62"/>
+      <w:bookmarkEnd w:id="61"/>
       <w:r>
         <w:rPr>
           <w:rFonts w:hint="eastAsia" w:ascii="微软雅黑" w:hAnsi="微软雅黑" w:eastAsia="微软雅黑" w:cs="微软雅黑"/>
@@ -7453,7 +7305,7 @@
         </w:rPr>
         <w:t>通过</w:t>
       </w:r>
-      <w:bookmarkStart w:id="63" w:name="OLE_LINK95"/>
+      <w:bookmarkStart w:id="62" w:name="OLE_LINK95"/>
       <w:r>
         <w:rPr>
           <w:rFonts w:hint="eastAsia" w:ascii="微软雅黑" w:hAnsi="微软雅黑" w:eastAsia="微软雅黑" w:cs="微软雅黑"/>
@@ -7471,7 +7323,7 @@
         </w:rPr>
         <w:t>优雅简洁的的代码</w:t>
       </w:r>
-      <w:bookmarkEnd w:id="63"/>
+      <w:bookmarkEnd w:id="62"/>
       <w:r>
         <w:rPr>
           <w:rFonts w:hint="eastAsia" w:ascii="微软雅黑" w:hAnsi="微软雅黑" w:eastAsia="微软雅黑" w:cs="微软雅黑"/>
@@ -7591,71 +7443,7 @@
           <w:szCs w:val="18"/>
           <w:shd w:val="clear" w:fill="FDFDFE"/>
         </w:rPr>
-        <w:t>利用</w:t>
-      </w:r>
-      <w:r>
-        <w:rPr>
-          <w:rStyle w:val="8"/>
-          <w:rFonts w:hint="default" w:ascii="Times New Roman" w:hAnsi="Times New Roman" w:eastAsia="宋体" w:cs="Times New Roman"/>
-          <w:i/>
-          <w:iCs/>
-          <w:sz w:val="18"/>
-          <w:szCs w:val="18"/>
-        </w:rPr>
-        <w:t>Spring Framework</w:t>
-      </w:r>
-      <w:r>
-        <w:rPr>
-          <w:rStyle w:val="8"/>
-          <w:rFonts w:hint="eastAsia" w:ascii="微软雅黑" w:hAnsi="微软雅黑" w:eastAsia="微软雅黑" w:cs="微软雅黑"/>
-          <w:b w:val="0"/>
-          <w:bCs/>
-          <w:i w:val="0"/>
-          <w:iCs w:val="0"/>
-          <w:sz w:val="18"/>
-          <w:szCs w:val="18"/>
-          <w:lang w:val="en-US" w:eastAsia="zh-CN"/>
-        </w:rPr>
-        <w:t>提供的</w:t>
-      </w:r>
-      <w:r>
-        <w:rPr>
-          <w:rFonts w:hint="default" w:ascii="Times New Roman" w:hAnsi="Times New Roman" w:eastAsia="微软雅黑" w:cs="Times New Roman"/>
-          <w:b/>
-          <w:bCs/>
-          <w:i/>
-          <w:iCs/>
-          <w:sz w:val="18"/>
-          <w:szCs w:val="18"/>
-        </w:rPr>
-        <w:t>WebSocket</w:t>
-      </w:r>
-      <w:r>
-        <w:rPr>
-          <w:rFonts w:hint="default" w:ascii="Times New Roman" w:hAnsi="Times New Roman" w:eastAsia="微软雅黑" w:cs="Times New Roman"/>
-          <w:i/>
-          <w:iCs/>
-          <w:sz w:val="18"/>
-          <w:szCs w:val="18"/>
-        </w:rPr>
-        <w:t xml:space="preserve"> </w:t>
-      </w:r>
-      <w:r>
-        <w:rPr>
-          <w:rFonts w:hint="eastAsia" w:ascii="微软雅黑" w:hAnsi="微软雅黑" w:eastAsia="微软雅黑" w:cs="微软雅黑"/>
-          <w:sz w:val="18"/>
-          <w:szCs w:val="18"/>
-        </w:rPr>
-        <w:t>注解</w:t>
-      </w:r>
-      <w:r>
-        <w:rPr>
-          <w:rFonts w:hint="eastAsia" w:ascii="微软雅黑" w:hAnsi="微软雅黑" w:eastAsia="微软雅黑" w:cs="微软雅黑"/>
-          <w:sz w:val="18"/>
-          <w:szCs w:val="18"/>
-          <w:lang w:val="en-US" w:eastAsia="zh-CN"/>
-        </w:rPr>
-        <w:t>快速开发后台接口完成聊天和弹幕功能的实现</w:t>
+        <w:t>基于MinIO+FFmpeg实现视频云存储与处理：支持分片上传/下载、断点续传、边缓存边播放（HLS流媒体）.</w:t>
       </w:r>
     </w:p>
     <w:p>
@@ -7703,71 +7491,7 @@
           <w:szCs w:val="18"/>
           <w:shd w:val="clear" w:fill="FDFDFE"/>
         </w:rPr>
-        <w:t>采用</w:t>
-      </w:r>
-      <w:bookmarkStart w:id="64" w:name="OLE_LINK30"/>
-      <w:r>
-        <w:rPr>
-          <w:rFonts w:hint="default" w:ascii="Times New Roman" w:hAnsi="Times New Roman" w:eastAsia="黑体" w:cs="Times New Roman"/>
-          <w:b/>
-          <w:bCs/>
-          <w:i/>
-          <w:iCs/>
-          <w:caps w:val="0"/>
-          <w:color w:val="05073B"/>
-          <w:spacing w:val="0"/>
-          <w:sz w:val="18"/>
-          <w:szCs w:val="18"/>
-          <w:shd w:val="clear" w:fill="FDFDFE"/>
-        </w:rPr>
-        <w:t>MongoDB</w:t>
-      </w:r>
-      <w:bookmarkEnd w:id="64"/>
-      <w:r>
-        <w:rPr>
-          <w:rFonts w:hint="eastAsia" w:ascii="微软雅黑" w:hAnsi="微软雅黑" w:eastAsia="微软雅黑" w:cs="微软雅黑"/>
-          <w:i w:val="0"/>
-          <w:iCs w:val="0"/>
-          <w:caps w:val="0"/>
-          <w:color w:val="05073B"/>
-          <w:spacing w:val="0"/>
-          <w:sz w:val="18"/>
-          <w:szCs w:val="18"/>
-          <w:shd w:val="clear" w:fill="FDFDFE"/>
-        </w:rPr>
-        <w:t>存储搜索历史与联想词，</w:t>
-      </w:r>
-      <w:r>
-        <w:rPr>
-          <w:rFonts w:hint="eastAsia" w:ascii="微软雅黑" w:hAnsi="微软雅黑" w:eastAsia="微软雅黑" w:cs="微软雅黑"/>
-          <w:i w:val="0"/>
-          <w:iCs w:val="0"/>
-          <w:caps w:val="0"/>
-          <w:color w:val="05073B"/>
-          <w:spacing w:val="0"/>
-          <w:sz w:val="18"/>
-          <w:szCs w:val="18"/>
-          <w:shd w:val="clear" w:fill="FDFDFE"/>
-          <w:lang w:val="en-US" w:eastAsia="zh-CN"/>
-        </w:rPr>
-        <w:t>商品信息，用户评论聊天记录等</w:t>
-      </w:r>
-      <w:r>
-        <w:rPr>
-          <w:rFonts w:hint="eastAsia" w:ascii="微软雅黑" w:hAnsi="微软雅黑" w:eastAsia="微软雅黑" w:cs="微软雅黑"/>
-          <w:sz w:val="18"/>
-          <w:szCs w:val="18"/>
-        </w:rPr>
-        <w:t>需要快速迭代</w:t>
-      </w:r>
-      <w:r>
-        <w:rPr>
-          <w:rFonts w:hint="eastAsia" w:ascii="微软雅黑" w:hAnsi="微软雅黑" w:eastAsia="微软雅黑" w:cs="微软雅黑"/>
-          <w:sz w:val="18"/>
-          <w:szCs w:val="18"/>
-          <w:lang w:val="en-US" w:eastAsia="zh-CN"/>
-        </w:rPr>
-        <w:t>结构复杂的数据</w:t>
+        <w:t>集成WebSocket实现实时功能：包括直播间弹幕、私信聊天、系统通知.</w:t>
       </w:r>
     </w:p>
     <w:p>
@@ -7817,7 +7541,7 @@
         </w:rPr>
         <w:t>借助</w:t>
       </w:r>
-      <w:bookmarkStart w:id="65" w:name="OLE_LINK31"/>
+      <w:bookmarkStart w:id="63" w:name="OLE_LINK31"/>
       <w:r>
         <w:rPr>
           <w:rFonts w:hint="default" w:ascii="Times New Roman" w:hAnsi="Times New Roman" w:eastAsia="黑体" w:cs="Times New Roman"/>
@@ -7834,7 +7558,7 @@
         </w:rPr>
         <w:t>KafkaStream</w:t>
       </w:r>
-      <w:bookmarkEnd w:id="65"/>
+      <w:bookmarkEnd w:id="63"/>
       <w:r>
         <w:rPr>
           <w:rFonts w:hint="eastAsia" w:ascii="微软雅黑" w:hAnsi="微软雅黑" w:eastAsia="微软雅黑" w:cs="微软雅黑"/>
@@ -7849,8 +7573,8 @@
         </w:rPr>
         <w:t>实时计算视频的点赞、评论与收藏数据，结合</w:t>
       </w:r>
-      <w:bookmarkStart w:id="66" w:name="OLE_LINK38"/>
-      <w:bookmarkStart w:id="67" w:name="OLE_LINK106"/>
+      <w:bookmarkStart w:id="64" w:name="OLE_LINK38"/>
+      <w:bookmarkStart w:id="65" w:name="OLE_LINK106"/>
       <w:r>
         <w:rPr>
           <w:rFonts w:hint="default" w:ascii="Times New Roman" w:hAnsi="Times New Roman" w:eastAsia="微软雅黑" w:cs="Times New Roman"/>
@@ -7867,7 +7591,7 @@
         </w:rPr>
         <w:t>Redis</w:t>
       </w:r>
-      <w:bookmarkEnd w:id="66"/>
+      <w:bookmarkEnd w:id="64"/>
       <w:r>
         <w:rPr>
           <w:rFonts w:hint="eastAsia" w:ascii="微软雅黑" w:hAnsi="微软雅黑" w:eastAsia="微软雅黑" w:cs="微软雅黑"/>
@@ -7884,7 +7608,7 @@
         </w:rPr>
         <w:t>缓存技术</w:t>
       </w:r>
-      <w:bookmarkEnd w:id="67"/>
+      <w:bookmarkEnd w:id="65"/>
       <w:r>
         <w:rPr>
           <w:rFonts w:hint="eastAsia" w:ascii="微软雅黑" w:hAnsi="微软雅黑" w:eastAsia="微软雅黑" w:cs="微软雅黑"/>
@@ -7899,8 +7623,8 @@
         </w:rPr>
         <w:t>，确保系统能够</w:t>
       </w:r>
-      <w:bookmarkStart w:id="68" w:name="OLE_LINK89"/>
-      <w:bookmarkStart w:id="69" w:name="OLE_LINK90"/>
+      <w:bookmarkStart w:id="66" w:name="OLE_LINK89"/>
+      <w:bookmarkStart w:id="67" w:name="OLE_LINK90"/>
       <w:r>
         <w:rPr>
           <w:rFonts w:hint="eastAsia" w:ascii="微软雅黑" w:hAnsi="微软雅黑" w:eastAsia="微软雅黑" w:cs="微软雅黑"/>
@@ -7917,7 +7641,7 @@
         </w:rPr>
         <w:t>快速响应并处理海量数据</w:t>
       </w:r>
-      <w:bookmarkEnd w:id="68"/>
+      <w:bookmarkEnd w:id="66"/>
       <w:r>
         <w:rPr>
           <w:rFonts w:hint="eastAsia" w:ascii="微软雅黑" w:hAnsi="微软雅黑" w:eastAsia="微软雅黑" w:cs="微软雅黑"/>
@@ -7932,7 +7656,7 @@
         </w:rPr>
         <w:t>。</w:t>
       </w:r>
-      <w:bookmarkEnd w:id="69"/>
+      <w:bookmarkEnd w:id="67"/>
       <w:r>
         <w:rPr>
           <w:rFonts w:hint="eastAsia" w:ascii="微软雅黑" w:hAnsi="微软雅黑" w:eastAsia="微软雅黑" w:cs="微软雅黑"/>
@@ -7963,7 +7687,7 @@
         </w:rPr>
         <w:t>XXL</w:t>
       </w:r>
-      <w:bookmarkStart w:id="70" w:name="OLE_LINK34"/>
+      <w:bookmarkStart w:id="68" w:name="OLE_LINK34"/>
       <w:r>
         <w:rPr>
           <w:rFonts w:hint="default" w:ascii="Times New Roman" w:hAnsi="Times New Roman" w:eastAsia="黑体" w:cs="Times New Roman"/>
@@ -7980,7 +7704,7 @@
         </w:rPr>
         <w:t>-</w:t>
       </w:r>
-      <w:bookmarkEnd w:id="70"/>
+      <w:bookmarkEnd w:id="68"/>
       <w:r>
         <w:rPr>
           <w:rFonts w:hint="default" w:ascii="Times New Roman" w:hAnsi="Times New Roman" w:eastAsia="黑体" w:cs="Times New Roman"/>
@@ -8026,183 +7750,6 @@
         <w:t>。</w:t>
       </w:r>
     </w:p>
-    <w:p>
-      <w:pPr>
-        <w:keepNext w:val="0"/>
-        <w:keepLines w:val="0"/>
-        <w:pageBreakBefore w:val="0"/>
-        <w:numPr>
-          <w:ilvl w:val="0"/>
-          <w:numId w:val="1"/>
-        </w:numPr>
-        <w:kinsoku/>
-        <w:wordWrap/>
-        <w:overflowPunct/>
-        <w:topLinePunct w:val="0"/>
-        <w:autoSpaceDE/>
-        <w:autoSpaceDN/>
-        <w:bidi w:val="0"/>
-        <w:adjustRightInd/>
-        <w:snapToGrid/>
-        <w:spacing w:before="0" w:after="0" w:line="240" w:lineRule="exact"/>
-        <w:ind w:left="340" w:right="340"/>
-        <w:textAlignment w:val="center"/>
-        <w:rPr>
-          <w:color w:val="000000" w:themeColor="text1"/>
-          <w14:textFill>
-            <w14:solidFill>
-              <w14:schemeClr w14:val="tx1"/>
-            </w14:solidFill>
-          </w14:textFill>
-        </w:rPr>
-      </w:pPr>
-      <w:r>
-        <w:rPr>
-          <w:rFonts w:hint="eastAsia" w:ascii="微软雅黑" w:hAnsi="微软雅黑" w:eastAsia="微软雅黑" w:cs="微软雅黑"/>
-          <w:i w:val="0"/>
-          <w:iCs w:val="0"/>
-          <w:caps w:val="0"/>
-          <w:color w:val="05073B"/>
-          <w:spacing w:val="0"/>
-          <w:sz w:val="18"/>
-          <w:szCs w:val="18"/>
-          <w:shd w:val="clear" w:fill="FDFDFE"/>
-        </w:rPr>
-        <w:t>运用</w:t>
-      </w:r>
-      <w:bookmarkStart w:id="71" w:name="OLE_LINK32"/>
-      <w:r>
-        <w:rPr>
-          <w:rFonts w:hint="default" w:ascii="Times New Roman" w:hAnsi="Times New Roman" w:eastAsia="黑体" w:cs="Times New Roman"/>
-          <w:b/>
-          <w:bCs/>
-          <w:i/>
-          <w:iCs/>
-          <w:caps w:val="0"/>
-          <w:color w:val="05073B"/>
-          <w:spacing w:val="0"/>
-          <w:sz w:val="18"/>
-          <w:szCs w:val="18"/>
-          <w:shd w:val="clear" w:fill="FDFDFE"/>
-        </w:rPr>
-        <w:t>MinIO</w:t>
-      </w:r>
-      <w:bookmarkEnd w:id="71"/>
-      <w:r>
-        <w:rPr>
-          <w:rFonts w:hint="eastAsia" w:ascii="微软雅黑" w:hAnsi="微软雅黑" w:eastAsia="微软雅黑" w:cs="微软雅黑"/>
-          <w:i w:val="0"/>
-          <w:iCs w:val="0"/>
-          <w:caps w:val="0"/>
-          <w:color w:val="05073B"/>
-          <w:spacing w:val="0"/>
-          <w:sz w:val="18"/>
-          <w:szCs w:val="18"/>
-          <w:shd w:val="clear" w:fill="FDFDFE"/>
-        </w:rPr>
-        <w:t>作为多媒体资源存储解决方案，高效管理用户上传的视频、图片等文件。支持可扩展的分布式存储架构，确保数据的安全性与可访问性</w:t>
-      </w:r>
-      <w:r>
-        <w:rPr>
-          <w:rFonts w:hint="eastAsia" w:ascii="微软雅黑" w:hAnsi="微软雅黑" w:eastAsia="微软雅黑" w:cs="微软雅黑"/>
-          <w:i w:val="0"/>
-          <w:iCs w:val="0"/>
-          <w:caps w:val="0"/>
-          <w:color w:val="05073B"/>
-          <w:spacing w:val="0"/>
-          <w:sz w:val="18"/>
-          <w:szCs w:val="18"/>
-          <w:shd w:val="clear" w:fill="FDFDFE"/>
-          <w:lang w:eastAsia="zh-CN"/>
-        </w:rPr>
-        <w:t>；</w:t>
-      </w:r>
-    </w:p>
-    <w:p>
-      <w:pPr>
-        <w:keepNext w:val="0"/>
-        <w:keepLines w:val="0"/>
-        <w:pageBreakBefore w:val="0"/>
-        <w:numPr>
-          <w:ilvl w:val="0"/>
-          <w:numId w:val="1"/>
-        </w:numPr>
-        <w:kinsoku/>
-        <w:wordWrap/>
-        <w:overflowPunct/>
-        <w:topLinePunct w:val="0"/>
-        <w:autoSpaceDE/>
-        <w:autoSpaceDN/>
-        <w:bidi w:val="0"/>
-        <w:adjustRightInd/>
-        <w:snapToGrid/>
-        <w:spacing w:before="0" w:after="0" w:line="240" w:lineRule="exact"/>
-        <w:ind w:left="340" w:right="340"/>
-        <w:textAlignment w:val="center"/>
-        <w:rPr>
-          <w:rFonts w:hint="eastAsia" w:ascii="微软雅黑" w:hAnsi="微软雅黑" w:eastAsia="微软雅黑" w:cs="微软雅黑"/>
-          <w:color w:val="000000" w:themeColor="text1"/>
-          <w:sz w:val="18"/>
-          <w:szCs w:val="18"/>
-          <w14:textFill>
-            <w14:solidFill>
-              <w14:schemeClr w14:val="tx1"/>
-            </w14:solidFill>
-          </w14:textFill>
-        </w:rPr>
-      </w:pPr>
-      <w:bookmarkStart w:id="72" w:name="OLE_LINK112"/>
-      <w:bookmarkStart w:id="73" w:name="OLE_LINK17"/>
-      <w:r>
-        <w:rPr>
-          <w:rFonts w:hint="eastAsia" w:ascii="微软雅黑" w:hAnsi="微软雅黑" w:eastAsia="微软雅黑" w:cs="微软雅黑"/>
-          <w:color w:val="000000" w:themeColor="text1"/>
-          <w:sz w:val="18"/>
-          <w:szCs w:val="18"/>
-          <w14:textFill>
-            <w14:solidFill>
-              <w14:schemeClr w14:val="tx1"/>
-            </w14:solidFill>
-          </w14:textFill>
-        </w:rPr>
-        <w:t xml:space="preserve">利用 </w:t>
-      </w:r>
-      <w:bookmarkStart w:id="74" w:name="OLE_LINK33"/>
-      <w:r>
-        <w:rPr>
-          <w:rFonts w:hint="default" w:ascii="Times New Roman" w:hAnsi="Times New Roman" w:eastAsia="微软雅黑" w:cs="Times New Roman"/>
-          <w:b/>
-          <w:bCs/>
-          <w:i/>
-          <w:iCs/>
-          <w:color w:val="000000" w:themeColor="text1"/>
-          <w:sz w:val="18"/>
-          <w:szCs w:val="18"/>
-          <w14:textFill>
-            <w14:solidFill>
-              <w14:schemeClr w14:val="tx1"/>
-            </w14:solidFill>
-          </w14:textFill>
-        </w:rPr>
-        <w:t xml:space="preserve">@schedule </w:t>
-      </w:r>
-      <w:bookmarkEnd w:id="74"/>
-      <w:r>
-        <w:rPr>
-          <w:rFonts w:hint="eastAsia" w:ascii="微软雅黑" w:hAnsi="微软雅黑" w:eastAsia="微软雅黑" w:cs="微软雅黑"/>
-          <w:color w:val="000000" w:themeColor="text1"/>
-          <w:sz w:val="18"/>
-          <w:szCs w:val="18"/>
-          <w14:textFill>
-            <w14:solidFill>
-              <w14:schemeClr w14:val="tx1"/>
-            </w14:solidFill>
-          </w14:textFill>
-        </w:rPr>
-        <w:t>构建定时任务异步解析数据并备份数据至数据库、每周定时清理失去时效的数据</w:t>
-      </w:r>
-    </w:p>
-    <w:bookmarkEnd w:id="72"/>
     <w:p>
       <w:pPr>
         <w:keepNext w:val="0"/>
@@ -8238,6 +7785,7 @@
           </w14:textFill>
         </w:rPr>
       </w:pPr>
+      <w:bookmarkStart w:id="69" w:name="OLE_LINK17"/>
     </w:p>
     <w:p>
       <w:pPr>
@@ -8393,7 +7941,7 @@
         <w:t>自我评价</w:t>
       </w:r>
     </w:p>
-    <w:bookmarkEnd w:id="73"/>
+    <w:bookmarkEnd w:id="69"/>
     <w:p>
       <w:pPr>
         <w:keepNext w:val="0"/>
@@ -8440,7 +7988,103 @@
             </w14:solidFill>
           </w14:textFill>
         </w:rPr>
-        <w:t>热爱互联网，喜欢学习互联网前沿知识</w:t>
+        <w:t>具备全栈开发能力，能够独立完成项目的设计、开发、测试、部署和上线。</w:t>
+      </w:r>
+    </w:p>
+    <w:p>
+      <w:pPr>
+        <w:keepNext w:val="0"/>
+        <w:keepLines w:val="0"/>
+        <w:pageBreakBefore w:val="0"/>
+        <w:numPr>
+          <w:ilvl w:val="0"/>
+          <w:numId w:val="1"/>
+        </w:numPr>
+        <w:kinsoku/>
+        <w:wordWrap/>
+        <w:overflowPunct/>
+        <w:topLinePunct w:val="0"/>
+        <w:autoSpaceDE/>
+        <w:autoSpaceDN/>
+        <w:bidi w:val="0"/>
+        <w:adjustRightInd/>
+        <w:snapToGrid/>
+        <w:spacing w:before="0" w:after="0" w:line="240" w:lineRule="exact"/>
+        <w:ind w:left="340" w:right="340"/>
+        <w:textAlignment w:val="center"/>
+        <w:rPr>
+          <w:rFonts w:hint="eastAsia" w:ascii="微软雅黑" w:hAnsi="微软雅黑" w:eastAsia="微软雅黑" w:cs="微软雅黑"/>
+          <w:color w:val="000000" w:themeColor="text1"/>
+          <w:sz w:val="18"/>
+          <w:szCs w:val="18"/>
+          <w14:textFill>
+            <w14:solidFill>
+              <w14:schemeClr w14:val="tx1"/>
+            </w14:solidFill>
+          </w14:textFill>
+        </w:rPr>
+      </w:pPr>
+      <w:r>
+        <w:rPr>
+          <w:rFonts w:hint="eastAsia" w:ascii="微软雅黑" w:hAnsi="微软雅黑" w:eastAsia="微软雅黑" w:cs="微软雅黑"/>
+          <w:color w:val="000000" w:themeColor="text1"/>
+          <w:sz w:val="18"/>
+          <w:szCs w:val="18"/>
+          <w14:textFill>
+            <w14:solidFill>
+              <w14:schemeClr w14:val="tx1"/>
+            </w14:solidFill>
+          </w14:textFill>
+        </w:rPr>
+        <w:t>具备多种渠道的开发经验，包括但不限于移动应用、Web应用、小程序等。</w:t>
+      </w:r>
+    </w:p>
+    <w:p>
+      <w:pPr>
+        <w:keepNext w:val="0"/>
+        <w:keepLines w:val="0"/>
+        <w:pageBreakBefore w:val="0"/>
+        <w:numPr>
+          <w:ilvl w:val="0"/>
+          <w:numId w:val="1"/>
+        </w:numPr>
+        <w:kinsoku/>
+        <w:wordWrap/>
+        <w:overflowPunct/>
+        <w:topLinePunct w:val="0"/>
+        <w:autoSpaceDE/>
+        <w:autoSpaceDN/>
+        <w:bidi w:val="0"/>
+        <w:adjustRightInd/>
+        <w:snapToGrid/>
+        <w:spacing w:before="0" w:after="0" w:line="240" w:lineRule="exact"/>
+        <w:ind w:left="340" w:right="340"/>
+        <w:textAlignment w:val="center"/>
+        <w:rPr>
+          <w:rFonts w:hint="eastAsia" w:ascii="微软雅黑" w:hAnsi="微软雅黑" w:eastAsia="微软雅黑" w:cs="微软雅黑"/>
+          <w:color w:val="000000" w:themeColor="text1"/>
+          <w:sz w:val="18"/>
+          <w:szCs w:val="18"/>
+          <w14:textFill>
+            <w14:solidFill>
+              <w14:schemeClr w14:val="tx1"/>
+            </w14:solidFill>
+          </w14:textFill>
+        </w:rPr>
+      </w:pPr>
+      <w:r>
+        <w:rPr>
+          <w:rFonts w:hint="eastAsia" w:ascii="微软雅黑" w:hAnsi="微软雅黑" w:eastAsia="微软雅黑" w:cs="微软雅黑"/>
+          <w:color w:val="000000" w:themeColor="text1"/>
+          <w:sz w:val="18"/>
+          <w:szCs w:val="18"/>
+          <w14:textFill>
+            <w14:solidFill>
+              <w14:schemeClr w14:val="tx1"/>
+            </w14:solidFill>
+          </w14:textFill>
+        </w:rPr>
+        <w:t>学习能力很强，能够很快的适应新业务和掌握新技术，熟练应用AI快速开发项目。</w:t>
       </w:r>
     </w:p>
     <w:p>

--- a/doc/简历/陈雪明的简历.docx
+++ b/doc/简历/陈雪明的简历.docx
@@ -4209,8 +4209,6 @@
         </w:rPr>
         <w:t xml:space="preserve"> </w:t>
       </w:r>
-      <w:bookmarkStart w:id="70" w:name="_GoBack"/>
-      <w:bookmarkEnd w:id="70"/>
       <w:bookmarkStart w:id="37" w:name="OLE_LINK4"/>
       <w:r>
         <w:rPr>
@@ -5993,80 +5991,7 @@
           <w:szCs w:val="18"/>
           <w:lang w:val="en-US" w:eastAsia="zh-CN"/>
         </w:rPr>
-        <w:t>负责</w:t>
-      </w:r>
-      <w:r>
-        <w:rPr>
-          <w:rFonts w:hint="eastAsia" w:ascii="微软雅黑" w:hAnsi="微软雅黑" w:eastAsia="微软雅黑" w:cs="微软雅黑"/>
-          <w:b/>
-          <w:bCs/>
-          <w:i/>
-          <w:iCs/>
-          <w:sz w:val="18"/>
-          <w:szCs w:val="18"/>
-          <w:lang w:val="en-US" w:eastAsia="zh-CN"/>
-        </w:rPr>
-        <w:t>云蝠智能</w:t>
-      </w:r>
-      <w:r>
-        <w:rPr>
-          <w:rFonts w:hint="eastAsia" w:ascii="微软雅黑" w:hAnsi="微软雅黑" w:eastAsia="微软雅黑" w:cs="微软雅黑"/>
-          <w:sz w:val="18"/>
-          <w:szCs w:val="18"/>
-          <w:lang w:val="en-US" w:eastAsia="zh-CN"/>
-        </w:rPr>
-        <w:t>（基于</w:t>
-      </w:r>
-      <w:r>
-        <w:rPr>
-          <w:rFonts w:hint="eastAsia" w:ascii="微软雅黑" w:hAnsi="微软雅黑" w:eastAsia="微软雅黑" w:cs="微软雅黑"/>
-          <w:sz w:val="18"/>
-          <w:szCs w:val="18"/>
-        </w:rPr>
-        <w:t>基于SAAS模式</w:t>
-      </w:r>
-      <w:r>
-        <w:rPr>
-          <w:rFonts w:hint="eastAsia" w:ascii="微软雅黑" w:hAnsi="微软雅黑" w:eastAsia="微软雅黑" w:cs="微软雅黑"/>
-          <w:sz w:val="18"/>
-          <w:szCs w:val="18"/>
-          <w:lang w:val="en-US" w:eastAsia="zh-CN"/>
-        </w:rPr>
-        <w:t>,</w:t>
-      </w:r>
-      <w:r>
-        <w:rPr>
-          <w:rFonts w:hint="eastAsia" w:ascii="微软雅黑" w:hAnsi="微软雅黑" w:eastAsia="微软雅黑" w:cs="微软雅黑"/>
-          <w:sz w:val="18"/>
-          <w:szCs w:val="18"/>
-        </w:rPr>
-        <w:t>结合了CRM和ChatBOT技术</w:t>
-      </w:r>
-      <w:r>
-        <w:rPr>
-          <w:rFonts w:hint="eastAsia" w:ascii="微软雅黑" w:hAnsi="微软雅黑" w:eastAsia="微软雅黑" w:cs="微软雅黑"/>
-          <w:sz w:val="18"/>
-          <w:szCs w:val="18"/>
-          <w:lang w:val="en-US" w:eastAsia="zh-CN"/>
-        </w:rPr>
-        <w:t>的</w:t>
-      </w:r>
-      <w:r>
-        <w:rPr>
-          <w:rFonts w:hint="eastAsia" w:ascii="微软雅黑" w:hAnsi="微软雅黑" w:eastAsia="微软雅黑" w:cs="微软雅黑"/>
-          <w:sz w:val="18"/>
-          <w:szCs w:val="18"/>
-        </w:rPr>
-        <w:t>智能客户联络中心</w:t>
-      </w:r>
-      <w:r>
-        <w:rPr>
-          <w:rFonts w:hint="eastAsia" w:ascii="微软雅黑" w:hAnsi="微软雅黑" w:eastAsia="微软雅黑" w:cs="微软雅黑"/>
-          <w:sz w:val="18"/>
-          <w:szCs w:val="18"/>
-          <w:lang w:val="en-US" w:eastAsia="zh-CN"/>
-        </w:rPr>
-        <w:t>）的开发和维护</w:t>
+        <w:t>解决服务台用户反馈的问题，包括但不限于同名转账异常处理、个人/企业客户签约异常处理、历史遗留问题处理等</w:t>
       </w:r>
     </w:p>
     <w:p>
@@ -6116,7 +6041,7 @@
             </w14:solidFill>
           </w14:textFill>
         </w:rPr>
-        <w:t>负责将系统中的模板功能从原本的单一模板类型扩展为官方和个人两种类型</w:t>
+        <w:t>迁入行接口的适配，根据迁入行提供的接口文档与本系统的接口文档进行对接，利用前置系统完成接口间的参数转换和数据映射，完成网银系统和银行核心系统的对接。</w:t>
       </w:r>
     </w:p>
     <w:p>
@@ -6166,52 +6091,7 @@
             </w14:solidFill>
           </w14:textFill>
         </w:rPr>
-        <w:t>通过使用Redis实现了模板的限时分享功能，有效提高了模板分享功能的响应速度，将原来的155ms响应时间提升到53ms</w:t>
-      </w:r>
-    </w:p>
-    <w:p>
-      <w:pPr>
-        <w:keepNext w:val="0"/>
-        <w:keepLines w:val="0"/>
-        <w:pageBreakBefore w:val="0"/>
-        <w:widowControl w:val="0"/>
-        <w:numPr>
-          <w:ilvl w:val="0"/>
-          <w:numId w:val="1"/>
-        </w:numPr>
-        <w:kinsoku/>
-        <w:wordWrap/>
-        <w:overflowPunct/>
-        <w:topLinePunct w:val="0"/>
-        <w:autoSpaceDE/>
-        <w:autoSpaceDN/>
-        <w:bidi w:val="0"/>
-        <w:adjustRightInd/>
-        <w:snapToGrid/>
-        <w:spacing w:before="0" w:after="0" w:line="240" w:lineRule="exact"/>
-        <w:ind w:left="340" w:right="340"/>
-        <w:jc w:val="left"/>
-        <w:textAlignment w:val="center"/>
-        <w:rPr>
-          <w:rFonts w:hint="eastAsia" w:ascii="微软雅黑" w:hAnsi="微软雅黑" w:eastAsia="微软雅黑" w:cs="微软雅黑"/>
-          <w:color w:val="000000" w:themeColor="text1"/>
-          <w:sz w:val="18"/>
-          <w:szCs w:val="18"/>
-          <w14:textFill>
-            <w14:solidFill>
-              <w14:schemeClr w14:val="tx1"/>
-            </w14:solidFill>
-          </w14:textFill>
-        </w:rPr>
-      </w:pPr>
-      <w:r>
-        <w:rPr>
-          <w:rFonts w:hint="eastAsia" w:ascii="微软雅黑" w:hAnsi="微软雅黑" w:eastAsia="微软雅黑" w:cs="微软雅黑"/>
-          <w:sz w:val="18"/>
-          <w:szCs w:val="18"/>
-          <w:lang w:val="en-US" w:eastAsia="zh-CN"/>
-        </w:rPr>
-        <w:t>将登录方式从单一的用户名登录改进为支持邮箱或手机号登录，并加入了密码复杂度限制</w:t>
+        <w:t>参与代码、需求、功能评审，基于项目参与经验与认知，输出评估结论与优化建议。</w:t>
       </w:r>
     </w:p>
     <w:p>
@@ -6237,7 +6117,10 @@
         <w:ind w:left="340" w:right="340"/>
         <w:textAlignment w:val="center"/>
         <w:rPr>
-          <w:color w:val="000000" w:themeColor="text1"/>
+          <w:rFonts w:hint="eastAsia" w:ascii="微软雅黑" w:hAnsi="微软雅黑" w:eastAsia="微软雅黑" w:cs="微软雅黑"/>
+          <w:color w:val="000000" w:themeColor="text1"/>
+          <w:sz w:val="18"/>
+          <w:szCs w:val="18"/>
           <w14:textFill>
             <w14:solidFill>
               <w14:schemeClr w14:val="tx1"/>
@@ -6247,14 +6130,18 @@
       </w:pPr>
       <w:r>
         <w:rPr>
-          <w:rStyle w:val="8"/>
-          <w:rFonts w:hint="eastAsia" w:ascii="微软雅黑" w:hAnsi="微软雅黑" w:eastAsia="微软雅黑" w:cs="微软雅黑"/>
-          <w:b w:val="0"/>
-          <w:bCs/>
-          <w:sz w:val="18"/>
-          <w:szCs w:val="18"/>
-        </w:rPr>
-        <w:t>开发了作品查询、筛选和分享功能，为用户提供了便捷的作品管理和分享机制</w:t>
+          <w:rFonts w:hint="eastAsia" w:ascii="微软雅黑" w:hAnsi="微软雅黑" w:eastAsia="微软雅黑" w:cs="微软雅黑"/>
+          <w:color w:val="000000" w:themeColor="text1"/>
+          <w:sz w:val="18"/>
+          <w:szCs w:val="18"/>
+          <w:lang w:val="en-US" w:eastAsia="zh-CN"/>
+          <w14:textFill>
+            <w14:solidFill>
+              <w14:schemeClr w14:val="tx1"/>
+            </w14:solidFill>
+          </w14:textFill>
+        </w:rPr>
+        <w:t>前端功能的开发和维护，将前端工程打包成H5资源包到Minio文件服务器，不同渠道侧可以通过接口调用获取H5资源包从而实现前端功能实时更新。</w:t>
       </w:r>
     </w:p>
     <w:p>
@@ -6273,6 +6160,8 @@
           </w14:textFill>
         </w:rPr>
       </w:pPr>
+      <w:bookmarkStart w:id="70" w:name="_GoBack"/>
+      <w:bookmarkEnd w:id="70"/>
     </w:p>
     <w:p>
       <w:pPr>

--- a/doc/简历/陈雪明的简历.docx
+++ b/doc/简历/陈雪明的简历.docx
@@ -6,6 +6,7 @@
       <w:pPr>
         <w:spacing w:before="0" w:after="0" w:line="624" w:lineRule="exact"/>
         <w:rPr>
+          <w:rFonts w:hint="default" w:ascii="Times New Roman" w:hAnsi="Times New Roman" w:cs="Times New Roman"/>
           <w:color w:val="000000" w:themeColor="text1"/>
           <w14:textFill>
             <w14:solidFill>
@@ -16,6 +17,7 @@
       </w:pPr>
       <w:r>
         <w:rPr>
+          <w:rFonts w:hint="default" w:ascii="Times New Roman" w:hAnsi="Times New Roman" w:cs="Times New Roman"/>
           <w:color w:val="000000" w:themeColor="text1"/>
           <w:sz w:val="18"/>
           <w:szCs w:val="18"/>
@@ -92,6 +94,7 @@
         <w:spacing w:before="0" w:after="0" w:line="400" w:lineRule="exact"/>
         <w:ind w:left="2540" w:firstLine="280" w:firstLineChars="100"/>
         <w:rPr>
+          <w:rFonts w:hint="default" w:ascii="Times New Roman" w:hAnsi="Times New Roman" w:cs="Times New Roman"/>
           <w:color w:val="000000" w:themeColor="text1"/>
           <w:sz w:val="18"/>
           <w:szCs w:val="18"/>
@@ -104,7 +107,7 @@
       </w:pPr>
       <w:r>
         <w:rPr>
-          <w:rFonts w:ascii="微软雅黑" w:hAnsi="微软雅黑" w:eastAsia="微软雅黑" w:cs="微软雅黑"/>
+          <w:rFonts w:hint="default" w:ascii="Times New Roman" w:hAnsi="Times New Roman" w:eastAsia="微软雅黑" w:cs="Times New Roman"/>
           <w:b/>
           <w:bCs/>
           <w:color w:val="000000" w:themeColor="text1"/>
@@ -120,7 +123,7 @@
       </w:r>
       <w:r>
         <w:rPr>
-          <w:rFonts w:ascii="微软雅黑" w:hAnsi="微软雅黑" w:eastAsia="微软雅黑" w:cs="微软雅黑"/>
+          <w:rFonts w:hint="default" w:ascii="Times New Roman" w:hAnsi="Times New Roman" w:eastAsia="微软雅黑" w:cs="Times New Roman"/>
           <w:b w:val="0"/>
           <w:color w:val="000000" w:themeColor="text1"/>
           <w:sz w:val="50"/>
@@ -134,7 +137,7 @@
       </w:r>
       <w:r>
         <w:rPr>
-          <w:rFonts w:hint="eastAsia" w:ascii="微软雅黑" w:hAnsi="微软雅黑" w:eastAsia="微软雅黑" w:cs="微软雅黑"/>
+          <w:rFonts w:hint="default" w:ascii="Times New Roman" w:hAnsi="Times New Roman" w:eastAsia="微软雅黑" w:cs="Times New Roman"/>
           <w:b w:val="0"/>
           <w:color w:val="000000" w:themeColor="text1"/>
           <w:sz w:val="50"/>
@@ -188,7 +191,7 @@
       </w:pPr>
       <w:r>
         <w:rPr>
-          <w:rFonts w:ascii="微软雅黑" w:hAnsi="微软雅黑" w:eastAsia="微软雅黑" w:cs="微软雅黑"/>
+          <w:rFonts w:hint="default" w:ascii="Times New Roman" w:hAnsi="Times New Roman" w:eastAsia="微软雅黑" w:cs="Times New Roman"/>
           <w:b w:val="0"/>
           <w:color w:val="000000" w:themeColor="text1"/>
           <w:sz w:val="18"/>
@@ -240,7 +243,7 @@
       </w:r>
       <w:r>
         <w:rPr>
-          <w:rFonts w:hint="eastAsia" w:ascii="微软雅黑" w:hAnsi="微软雅黑" w:eastAsia="微软雅黑" w:cs="微软雅黑"/>
+          <w:rFonts w:hint="default" w:ascii="Times New Roman" w:hAnsi="Times New Roman" w:eastAsia="微软雅黑" w:cs="Times New Roman"/>
           <w:color w:val="000000" w:themeColor="text1"/>
           <w:sz w:val="18"/>
           <w:szCs w:val="18"/>
@@ -255,7 +258,7 @@
       </w:r>
       <w:r>
         <w:rPr>
-          <w:rFonts w:ascii="微软雅黑" w:hAnsi="微软雅黑" w:eastAsia="微软雅黑" w:cs="微软雅黑"/>
+          <w:rFonts w:hint="default" w:ascii="Times New Roman" w:hAnsi="Times New Roman" w:eastAsia="微软雅黑" w:cs="Times New Roman"/>
           <w:b w:val="0"/>
           <w:color w:val="000000" w:themeColor="text1"/>
           <w:sz w:val="18"/>
@@ -312,14 +315,15 @@
         <w:jc w:val="left"/>
         <w:textAlignment w:val="center"/>
         <w:rPr>
-          <w:rFonts w:hint="default" w:ascii="Times New Roman" w:hAnsi="Times New Roman" w:cs="Times New Roman"/>
-          <w:b/>
-          <w:bCs/>
-          <w:i/>
-          <w:iCs/>
-          <w:color w:val="000000" w:themeColor="text1"/>
-          <w:sz w:val="18"/>
-          <w:szCs w:val="18"/>
+          <w:rFonts w:hint="eastAsia" w:ascii="Times New Roman" w:hAnsi="Times New Roman" w:eastAsia="微软雅黑" w:cs="Times New Roman"/>
+          <w:b/>
+          <w:bCs/>
+          <w:i/>
+          <w:iCs/>
+          <w:color w:val="000000" w:themeColor="text1"/>
+          <w:sz w:val="18"/>
+          <w:szCs w:val="18"/>
+          <w:lang w:val="en-US" w:eastAsia="zh-CN"/>
           <w14:textFill>
             <w14:solidFill>
               <w14:schemeClr w14:val="tx1"/>
@@ -329,7 +333,7 @@
       </w:pPr>
       <w:r>
         <w:rPr>
-          <w:rFonts w:ascii="微软雅黑" w:hAnsi="微软雅黑" w:eastAsia="微软雅黑" w:cs="微软雅黑"/>
+          <w:rFonts w:hint="default" w:ascii="Times New Roman" w:hAnsi="Times New Roman" w:eastAsia="微软雅黑" w:cs="Times New Roman"/>
           <w:b w:val="0"/>
           <w:color w:val="000000" w:themeColor="text1"/>
           <w:sz w:val="18"/>
@@ -345,7 +349,7 @@
       <w:bookmarkStart w:id="1" w:name="OLE_LINK98"/>
       <w:r>
         <w:rPr>
-          <w:rFonts w:ascii="微软雅黑" w:hAnsi="微软雅黑" w:eastAsia="微软雅黑" w:cs="微软雅黑"/>
+          <w:rFonts w:hint="default" w:ascii="Times New Roman" w:hAnsi="Times New Roman" w:eastAsia="微软雅黑" w:cs="Times New Roman"/>
           <w:b/>
           <w:bCs/>
           <w:i/>
@@ -363,7 +367,7 @@
       </w:r>
       <w:r>
         <w:rPr>
-          <w:rFonts w:hint="eastAsia" w:ascii="微软雅黑" w:hAnsi="微软雅黑" w:eastAsia="微软雅黑" w:cs="微软雅黑"/>
+          <w:rFonts w:hint="default" w:ascii="Times New Roman" w:hAnsi="Times New Roman" w:eastAsia="微软雅黑" w:cs="Times New Roman"/>
           <w:b/>
           <w:bCs/>
           <w:i/>
@@ -383,7 +387,7 @@
       <w:bookmarkEnd w:id="1"/>
       <w:r>
         <w:rPr>
-          <w:rFonts w:hint="eastAsia" w:ascii="微软雅黑" w:hAnsi="微软雅黑" w:eastAsia="微软雅黑" w:cs="微软雅黑"/>
+          <w:rFonts w:hint="default" w:ascii="Times New Roman" w:hAnsi="Times New Roman" w:eastAsia="微软雅黑" w:cs="Times New Roman"/>
           <w:color w:val="000000" w:themeColor="text1"/>
           <w:sz w:val="18"/>
           <w:szCs w:val="18"/>
@@ -398,7 +402,7 @@
       </w:r>
       <w:r>
         <w:rPr>
-          <w:rFonts w:ascii="微软雅黑" w:hAnsi="微软雅黑" w:eastAsia="微软雅黑" w:cs="微软雅黑"/>
+          <w:rFonts w:hint="default" w:ascii="Times New Roman" w:hAnsi="Times New Roman" w:eastAsia="微软雅黑" w:cs="Times New Roman"/>
           <w:b w:val="0"/>
           <w:color w:val="000000" w:themeColor="text1"/>
           <w:sz w:val="18"/>
@@ -428,7 +432,26 @@
             </w14:solidFill>
           </w14:textFill>
         </w:rPr>
-        <w:t>21</w:t>
+        <w:t>2</w:t>
+      </w:r>
+      <w:r>
+        <w:rPr>
+          <w:rFonts w:hint="eastAsia" w:ascii="Times New Roman" w:hAnsi="Times New Roman" w:eastAsia="微软雅黑" w:cs="Times New Roman"/>
+          <w:b/>
+          <w:bCs/>
+          <w:i/>
+          <w:iCs/>
+          <w:color w:val="000000" w:themeColor="text1"/>
+          <w:sz w:val="18"/>
+          <w:szCs w:val="18"/>
+          <w:lang w:val="en-US" w:eastAsia="zh-CN"/>
+          <w14:textFill>
+            <w14:solidFill>
+              <w14:schemeClr w14:val="tx1"/>
+            </w14:solidFill>
+          </w14:textFill>
+        </w:rPr>
+        <w:t>3</w:t>
       </w:r>
     </w:p>
     <w:bookmarkEnd w:id="2"/>
@@ -466,7 +489,7 @@
       </w:pPr>
       <w:r>
         <w:rPr>
-          <w:rFonts w:hint="eastAsia"/>
+          <w:rFonts w:hint="default" w:ascii="Times New Roman" w:hAnsi="Times New Roman" w:cs="Times New Roman"/>
           <w:color w:val="000000" w:themeColor="text1"/>
           <w:sz w:val="18"/>
           <w:szCs w:val="18"/>
@@ -481,18 +504,33 @@
       </w:r>
       <w:r>
         <w:rPr>
-          <w:rFonts w:hint="eastAsia" w:ascii="微软雅黑" w:hAnsi="微软雅黑" w:eastAsia="微软雅黑" w:cs="微软雅黑"/>
-          <w:color w:val="000000" w:themeColor="text1"/>
-          <w:sz w:val="18"/>
-          <w:szCs w:val="18"/>
-          <w:lang w:val="en-US" w:eastAsia="zh-CN"/>
-          <w14:textFill>
-            <w14:solidFill>
-              <w14:schemeClr w14:val="tx1"/>
-            </w14:solidFill>
-          </w14:textFill>
-        </w:rPr>
-        <w:t xml:space="preserve">博客: </w:t>
+          <w:rFonts w:hint="eastAsia" w:ascii="Times New Roman" w:hAnsi="Times New Roman" w:eastAsia="微软雅黑" w:cs="Times New Roman"/>
+          <w:color w:val="000000" w:themeColor="text1"/>
+          <w:sz w:val="18"/>
+          <w:szCs w:val="18"/>
+          <w:lang w:val="en-US" w:eastAsia="zh-CN"/>
+          <w14:textFill>
+            <w14:solidFill>
+              <w14:schemeClr w14:val="tx1"/>
+            </w14:solidFill>
+          </w14:textFill>
+        </w:rPr>
+        <w:t>个人网站</w:t>
+      </w:r>
+      <w:r>
+        <w:rPr>
+          <w:rFonts w:hint="default" w:ascii="Times New Roman" w:hAnsi="Times New Roman" w:eastAsia="微软雅黑" w:cs="Times New Roman"/>
+          <w:color w:val="000000" w:themeColor="text1"/>
+          <w:sz w:val="18"/>
+          <w:szCs w:val="18"/>
+          <w:lang w:val="en-US" w:eastAsia="zh-CN"/>
+          <w14:textFill>
+            <w14:solidFill>
+              <w14:schemeClr w14:val="tx1"/>
+            </w14:solidFill>
+          </w14:textFill>
+        </w:rPr>
+        <w:t xml:space="preserve">: </w:t>
       </w:r>
       <w:r>
         <w:rPr>
@@ -510,26 +548,7 @@
             </w14:solidFill>
           </w14:textFill>
         </w:rPr>
-        <w:t>https://blog.csdn.net/a2945090920?type=blog</w:t>
-      </w:r>
-      <w:r>
-        <w:rPr>
-          <w:rFonts w:hint="default" w:ascii="Times New Roman" w:hAnsi="Times New Roman" w:eastAsia="宋体" w:cs="Times New Roman"/>
-          <w:b/>
-          <w:bCs/>
-          <w:i/>
-          <w:iCs/>
-          <w:color w:val="000000" w:themeColor="text1"/>
-          <w:sz w:val="18"/>
-          <w:szCs w:val="18"/>
-          <w:lang w:val="en-US" w:eastAsia="zh-CN"/>
-          <w14:textFill>
-            <w14:solidFill>
-              <w14:schemeClr w14:val="tx1"/>
-            </w14:solidFill>
-          </w14:textFill>
-        </w:rPr>
-        <w:t xml:space="preserve">  </w:t>
+        <w:t>http://www.brucecxm.xyz/</w:t>
       </w:r>
     </w:p>
     <w:p>
@@ -552,7 +571,7 @@
         <w:jc w:val="left"/>
         <w:textAlignment w:val="auto"/>
         <w:rPr>
-          <w:rFonts w:ascii="微软雅黑" w:hAnsi="微软雅黑" w:eastAsia="微软雅黑" w:cs="微软雅黑"/>
+          <w:rFonts w:hint="default" w:ascii="Times New Roman" w:hAnsi="Times New Roman" w:eastAsia="微软雅黑" w:cs="Times New Roman"/>
           <w:b/>
           <w:bCs/>
           <w:color w:val="000000" w:themeColor="text1"/>
@@ -567,7 +586,7 @@
       </w:pPr>
       <w:r>
         <w:rPr>
-          <w:rFonts w:hint="eastAsia" w:ascii="微软雅黑" w:hAnsi="微软雅黑" w:eastAsia="微软雅黑" w:cs="微软雅黑"/>
+          <w:rFonts w:hint="default" w:ascii="Times New Roman" w:hAnsi="Times New Roman" w:eastAsia="微软雅黑" w:cs="Times New Roman"/>
           <w:i/>
           <w:iCs/>
           <w:color w:val="000000" w:themeColor="text1"/>
@@ -624,6 +643,7 @@
         <w:ind w:left="333" w:right="333"/>
         <w:textAlignment w:val="center"/>
         <w:rPr>
+          <w:rFonts w:hint="default" w:ascii="Times New Roman" w:hAnsi="Times New Roman" w:cs="Times New Roman"/>
           <w:color w:val="000000" w:themeColor="text1"/>
           <w:sz w:val="18"/>
           <w:szCs w:val="18"/>
@@ -636,7 +656,7 @@
       </w:pPr>
       <w:r>
         <w:rPr>
-          <w:rFonts w:ascii="微软雅黑" w:hAnsi="微软雅黑" w:eastAsia="微软雅黑" w:cs="微软雅黑"/>
+          <w:rFonts w:hint="default" w:ascii="Times New Roman" w:hAnsi="Times New Roman" w:eastAsia="微软雅黑" w:cs="Times New Roman"/>
           <w:color w:val="000000" w:themeColor="text1"/>
           <w:sz w:val="18"/>
           <w:szCs w:val="18"/>
@@ -668,7 +688,7 @@
         <w:ind w:left="566"/>
         <w:textAlignment w:val="center"/>
         <w:rPr>
-          <w:rFonts w:hint="eastAsia" w:eastAsiaTheme="minorEastAsia"/>
+          <w:rFonts w:hint="default" w:ascii="Times New Roman" w:hAnsi="Times New Roman" w:cs="Times New Roman" w:eastAsiaTheme="minorEastAsia"/>
           <w:color w:val="000000" w:themeColor="text1"/>
           <w:sz w:val="18"/>
           <w:szCs w:val="18"/>
@@ -682,7 +702,7 @@
       </w:pPr>
       <w:r>
         <w:rPr>
-          <w:rFonts w:ascii="微软雅黑" w:hAnsi="微软雅黑" w:eastAsia="微软雅黑" w:cs="微软雅黑"/>
+          <w:rFonts w:hint="default" w:ascii="Times New Roman" w:hAnsi="Times New Roman" w:eastAsia="微软雅黑" w:cs="Times New Roman"/>
           <w:b/>
           <w:color w:val="000000" w:themeColor="text1"/>
           <w:sz w:val="18"/>
@@ -719,6 +739,7 @@
         <w:jc w:val="left"/>
         <w:textAlignment w:val="center"/>
         <w:rPr>
+          <w:rFonts w:hint="default" w:ascii="Times New Roman" w:hAnsi="Times New Roman" w:cs="Times New Roman"/>
           <w:color w:val="000000" w:themeColor="text1"/>
           <w:sz w:val="18"/>
           <w:szCs w:val="18"/>
@@ -732,7 +753,7 @@
       <w:bookmarkStart w:id="3" w:name="OLE_LINK114"/>
       <w:r>
         <w:rPr>
-          <w:rFonts w:ascii="微软雅黑" w:hAnsi="微软雅黑" w:eastAsia="微软雅黑" w:cs="微软雅黑"/>
+          <w:rFonts w:hint="default" w:ascii="Times New Roman" w:hAnsi="Times New Roman" w:eastAsia="微软雅黑" w:cs="Times New Roman"/>
           <w:b/>
           <w:color w:val="000000" w:themeColor="text1"/>
           <w:sz w:val="18"/>
@@ -747,7 +768,7 @@
       </w:r>
       <w:r>
         <w:rPr>
-          <w:rFonts w:ascii="微软雅黑" w:hAnsi="微软雅黑" w:eastAsia="微软雅黑" w:cs="微软雅黑"/>
+          <w:rFonts w:hint="default" w:ascii="Times New Roman" w:hAnsi="Times New Roman" w:eastAsia="微软雅黑" w:cs="Times New Roman"/>
           <w:b/>
           <w:color w:val="000000" w:themeColor="text1"/>
           <w:sz w:val="18"/>
@@ -762,7 +783,7 @@
       </w:r>
       <w:r>
         <w:rPr>
-          <w:rFonts w:ascii="微软雅黑" w:hAnsi="微软雅黑" w:eastAsia="微软雅黑" w:cs="微软雅黑"/>
+          <w:rFonts w:hint="default" w:ascii="Times New Roman" w:hAnsi="Times New Roman" w:eastAsia="微软雅黑" w:cs="Times New Roman"/>
           <w:b/>
           <w:color w:val="000000" w:themeColor="text1"/>
           <w:sz w:val="18"/>
@@ -796,7 +817,7 @@
         <w:jc w:val="left"/>
         <w:textAlignment w:val="center"/>
         <w:rPr>
-          <w:rFonts w:ascii="微软雅黑" w:hAnsi="微软雅黑" w:eastAsia="微软雅黑" w:cs="微软雅黑"/>
+          <w:rFonts w:hint="default" w:ascii="Times New Roman" w:hAnsi="Times New Roman" w:eastAsia="微软雅黑" w:cs="Times New Roman"/>
           <w:color w:val="000000" w:themeColor="text1"/>
           <w:sz w:val="18"/>
           <w:szCs w:val="18"/>
@@ -809,7 +830,7 @@
       </w:pPr>
       <w:r>
         <w:rPr>
-          <w:rFonts w:ascii="微软雅黑" w:hAnsi="微软雅黑" w:eastAsia="微软雅黑" w:cs="微软雅黑"/>
+          <w:rFonts w:hint="default" w:ascii="Times New Roman" w:hAnsi="Times New Roman" w:eastAsia="微软雅黑" w:cs="Times New Roman"/>
           <w:color w:val="000000" w:themeColor="text1"/>
           <w:sz w:val="18"/>
           <w:szCs w:val="18"/>
@@ -843,7 +864,7 @@
         <w:jc w:val="left"/>
         <w:textAlignment w:val="center"/>
         <w:rPr>
-          <w:rFonts w:ascii="微软雅黑" w:hAnsi="微软雅黑" w:eastAsia="微软雅黑" w:cs="微软雅黑"/>
+          <w:rFonts w:hint="default" w:ascii="Times New Roman" w:hAnsi="Times New Roman" w:eastAsia="微软雅黑" w:cs="Times New Roman"/>
           <w:color w:val="000000" w:themeColor="text1"/>
           <w:sz w:val="18"/>
           <w:szCs w:val="18"/>
@@ -856,6 +877,7 @@
       </w:pPr>
       <w:r>
         <w:rPr>
+          <w:rFonts w:hint="default" w:ascii="Times New Roman" w:hAnsi="Times New Roman" w:cs="Times New Roman"/>
           <w:sz w:val="18"/>
         </w:rPr>
         <mc:AlternateContent>
@@ -932,7 +954,7 @@
         <w:ind w:firstLine="360" w:firstLineChars="200"/>
         <w:textAlignment w:val="center"/>
         <w:rPr>
-          <w:rFonts w:hint="eastAsia" w:eastAsiaTheme="minorEastAsia"/>
+          <w:rFonts w:hint="default" w:ascii="Times New Roman" w:hAnsi="Times New Roman" w:cs="Times New Roman" w:eastAsiaTheme="minorEastAsia"/>
           <w:color w:val="000000" w:themeColor="text1"/>
           <w:sz w:val="18"/>
           <w:szCs w:val="18"/>
@@ -946,7 +968,7 @@
       </w:pPr>
       <w:r>
         <w:rPr>
-          <w:rFonts w:hint="eastAsia" w:ascii="微软雅黑" w:hAnsi="微软雅黑" w:eastAsia="微软雅黑" w:cs="微软雅黑"/>
+          <w:rFonts w:hint="default" w:ascii="Times New Roman" w:hAnsi="Times New Roman" w:eastAsia="微软雅黑" w:cs="Times New Roman"/>
           <w:b/>
           <w:color w:val="000000" w:themeColor="text1"/>
           <w:sz w:val="18"/>
@@ -962,7 +984,7 @@
       </w:r>
       <w:r>
         <w:rPr>
-          <w:rFonts w:ascii="微软雅黑" w:hAnsi="微软雅黑" w:eastAsia="微软雅黑" w:cs="微软雅黑"/>
+          <w:rFonts w:hint="default" w:ascii="Times New Roman" w:hAnsi="Times New Roman" w:eastAsia="微软雅黑" w:cs="Times New Roman"/>
           <w:b/>
           <w:color w:val="000000" w:themeColor="text1"/>
           <w:sz w:val="18"/>
@@ -999,7 +1021,7 @@
         <w:ind w:left="340" w:right="340"/>
         <w:textAlignment w:val="center"/>
         <w:rPr>
-          <w:rFonts w:hint="eastAsia" w:ascii="微软雅黑" w:hAnsi="微软雅黑" w:eastAsia="微软雅黑" w:cs="微软雅黑"/>
+          <w:rFonts w:hint="default" w:ascii="Times New Roman" w:hAnsi="Times New Roman" w:eastAsia="微软雅黑" w:cs="Times New Roman"/>
           <w:color w:val="000000" w:themeColor="text1"/>
           <w:sz w:val="18"/>
           <w:szCs w:val="18"/>
@@ -1010,106 +1032,19 @@
           </w14:textFill>
         </w:rPr>
       </w:pPr>
-      <w:bookmarkStart w:id="4" w:name="OLE_LINK63"/>
-      <w:r>
-        <w:rPr>
-          <w:rStyle w:val="8"/>
-          <w:rFonts w:hint="default" w:ascii="Times New Roman" w:hAnsi="Times New Roman" w:eastAsia="微软雅黑" w:cs="Times New Roman"/>
-          <w:b w:val="0"/>
-          <w:bCs/>
-          <w:i/>
-          <w:iCs/>
-          <w:sz w:val="18"/>
-          <w:szCs w:val="18"/>
-        </w:rPr>
-        <w:t xml:space="preserve">Java </w:t>
-      </w:r>
-      <w:bookmarkEnd w:id="4"/>
-      <w:r>
-        <w:rPr>
-          <w:rStyle w:val="8"/>
-          <w:rFonts w:hint="eastAsia" w:ascii="微软雅黑" w:hAnsi="微软雅黑" w:eastAsia="微软雅黑" w:cs="微软雅黑"/>
-          <w:b w:val="0"/>
-          <w:bCs/>
-          <w:sz w:val="18"/>
-          <w:szCs w:val="18"/>
-        </w:rPr>
-        <w:t>&amp; 系统设计</w:t>
-      </w:r>
-      <w:r>
-        <w:rPr>
-          <w:rFonts w:hint="eastAsia" w:ascii="微软雅黑" w:hAnsi="微软雅黑" w:eastAsia="微软雅黑" w:cs="微软雅黑"/>
-          <w:sz w:val="18"/>
-          <w:szCs w:val="18"/>
-        </w:rPr>
-        <w:t xml:space="preserve">: 熟练掌握 </w:t>
-      </w:r>
-      <w:bookmarkStart w:id="5" w:name="OLE_LINK64"/>
-      <w:r>
-        <w:rPr>
-          <w:rFonts w:hint="default" w:ascii="Times New Roman" w:hAnsi="Times New Roman" w:eastAsia="微软雅黑" w:cs="Times New Roman"/>
-          <w:b/>
-          <w:bCs/>
-          <w:i/>
-          <w:iCs/>
-          <w:sz w:val="18"/>
-          <w:szCs w:val="18"/>
-        </w:rPr>
-        <w:t xml:space="preserve">Java </w:t>
-      </w:r>
-      <w:bookmarkEnd w:id="5"/>
-      <w:r>
-        <w:rPr>
-          <w:rFonts w:hint="eastAsia" w:ascii="微软雅黑" w:hAnsi="微软雅黑" w:eastAsia="微软雅黑" w:cs="微软雅黑"/>
-          <w:sz w:val="18"/>
-          <w:szCs w:val="18"/>
-        </w:rPr>
-        <w:t xml:space="preserve">核心基础知识，熟悉 </w:t>
-      </w:r>
-      <w:bookmarkStart w:id="6" w:name="OLE_LINK85"/>
-      <w:r>
-        <w:rPr>
-          <w:rFonts w:hint="default" w:ascii="Times New Roman" w:hAnsi="Times New Roman" w:eastAsia="微软雅黑" w:cs="Times New Roman"/>
-          <w:b/>
-          <w:bCs/>
-          <w:i/>
-          <w:iCs/>
-          <w:sz w:val="18"/>
-          <w:szCs w:val="18"/>
-        </w:rPr>
-        <w:t xml:space="preserve">OOM </w:t>
-      </w:r>
-      <w:bookmarkEnd w:id="6"/>
-      <w:r>
-        <w:rPr>
-          <w:rFonts w:hint="eastAsia" w:ascii="微软雅黑" w:hAnsi="微软雅黑" w:eastAsia="微软雅黑" w:cs="微软雅黑"/>
-          <w:sz w:val="18"/>
-          <w:szCs w:val="18"/>
-        </w:rPr>
-        <w:t>思想、</w:t>
-      </w:r>
-      <w:bookmarkStart w:id="7" w:name="OLE_LINK65"/>
-      <w:r>
-        <w:rPr>
-          <w:rFonts w:hint="default" w:ascii="Times New Roman" w:hAnsi="Times New Roman" w:eastAsia="微软雅黑" w:cs="Times New Roman"/>
-          <w:b/>
-          <w:bCs/>
-          <w:i/>
-          <w:iCs/>
-          <w:sz w:val="18"/>
-          <w:szCs w:val="18"/>
-        </w:rPr>
-        <w:t xml:space="preserve">ThreadLocal </w:t>
-      </w:r>
-      <w:bookmarkEnd w:id="7"/>
-      <w:r>
-        <w:rPr>
-          <w:rFonts w:hint="eastAsia" w:ascii="微软雅黑" w:hAnsi="微软雅黑" w:eastAsia="微软雅黑" w:cs="微软雅黑"/>
-          <w:sz w:val="18"/>
-          <w:szCs w:val="18"/>
-          <w:lang w:val="en-US" w:eastAsia="zh-CN"/>
-        </w:rPr>
-        <w:t>等。</w:t>
+      <w:r>
+        <w:rPr>
+          <w:rFonts w:hint="default" w:ascii="Times New Roman" w:hAnsi="Times New Roman" w:eastAsia="微软雅黑" w:cs="Times New Roman"/>
+          <w:color w:val="000000" w:themeColor="text1"/>
+          <w:sz w:val="18"/>
+          <w:szCs w:val="18"/>
+          <w14:textFill>
+            <w14:solidFill>
+              <w14:schemeClr w14:val="tx1"/>
+            </w14:solidFill>
+          </w14:textFill>
+        </w:rPr>
+        <w:t>项目经验与全栈开发：参与开发中国移动渠道管理系统和融信云电子银行系统，具备管理平台和网银系统的实际开发经验，能够独立完成前后端功能开发，具备全栈开发能力。</w:t>
       </w:r>
     </w:p>
     <w:p>
@@ -1135,7 +1070,7 @@
         <w:ind w:left="340" w:right="340"/>
         <w:textAlignment w:val="center"/>
         <w:rPr>
-          <w:rFonts w:hint="eastAsia" w:ascii="微软雅黑" w:hAnsi="微软雅黑" w:eastAsia="微软雅黑" w:cs="微软雅黑"/>
+          <w:rFonts w:hint="default" w:ascii="Times New Roman" w:hAnsi="Times New Roman" w:eastAsia="微软雅黑" w:cs="Times New Roman"/>
           <w:color w:val="000000" w:themeColor="text1"/>
           <w:sz w:val="18"/>
           <w:szCs w:val="18"/>
@@ -1148,153 +1083,99 @@
       </w:pPr>
       <w:r>
         <w:rPr>
-          <w:rStyle w:val="8"/>
-          <w:rFonts w:hint="eastAsia" w:ascii="微软雅黑" w:hAnsi="微软雅黑" w:eastAsia="微软雅黑" w:cs="微软雅黑"/>
-          <w:b w:val="0"/>
-          <w:bCs/>
-          <w:sz w:val="18"/>
-          <w:szCs w:val="18"/>
-        </w:rPr>
-        <w:t>数据库管理</w:t>
-      </w:r>
-      <w:r>
-        <w:rPr>
-          <w:rFonts w:hint="eastAsia" w:ascii="微软雅黑" w:hAnsi="微软雅黑" w:eastAsia="微软雅黑" w:cs="微软雅黑"/>
-          <w:sz w:val="18"/>
-          <w:szCs w:val="18"/>
-        </w:rPr>
-        <w:t xml:space="preserve">: </w:t>
-      </w:r>
-      <w:r>
-        <w:rPr>
-          <w:rFonts w:hint="eastAsia" w:ascii="微软雅黑" w:hAnsi="微软雅黑" w:eastAsia="微软雅黑" w:cs="微软雅黑"/>
-          <w:sz w:val="18"/>
-          <w:szCs w:val="18"/>
-          <w:lang w:val="en-US" w:eastAsia="zh-CN"/>
-        </w:rPr>
-        <w:t>熟悉</w:t>
-      </w:r>
-      <w:bookmarkStart w:id="8" w:name="OLE_LINK74"/>
-      <w:r>
-        <w:rPr>
-          <w:rFonts w:hint="default" w:ascii="Times New Roman" w:hAnsi="Times New Roman" w:eastAsia="微软雅黑" w:cs="Times New Roman"/>
-          <w:b/>
-          <w:bCs/>
-          <w:i/>
-          <w:iCs/>
-          <w:sz w:val="18"/>
-          <w:szCs w:val="18"/>
-        </w:rPr>
-        <w:t>MySQL</w:t>
-      </w:r>
-      <w:bookmarkEnd w:id="8"/>
-      <w:r>
-        <w:rPr>
-          <w:rFonts w:hint="eastAsia" w:ascii="微软雅黑" w:hAnsi="微软雅黑" w:eastAsia="微软雅黑" w:cs="微软雅黑"/>
-          <w:sz w:val="18"/>
-          <w:szCs w:val="18"/>
-          <w:lang w:val="en-US" w:eastAsia="zh-CN"/>
-        </w:rPr>
-        <w:t>和</w:t>
-      </w:r>
-      <w:bookmarkStart w:id="9" w:name="OLE_LINK66"/>
-      <w:r>
-        <w:rPr>
-          <w:rFonts w:hint="default" w:ascii="Times New Roman" w:hAnsi="Times New Roman" w:eastAsia="微软雅黑" w:cs="Times New Roman"/>
-          <w:b/>
-          <w:bCs/>
-          <w:i/>
-          <w:iCs/>
-          <w:sz w:val="18"/>
-          <w:szCs w:val="18"/>
-          <w:lang w:val="en-US" w:eastAsia="zh-CN"/>
-        </w:rPr>
-        <w:t>Oracle</w:t>
-      </w:r>
-      <w:bookmarkEnd w:id="9"/>
-      <w:r>
-        <w:rPr>
-          <w:rFonts w:hint="eastAsia" w:ascii="微软雅黑" w:hAnsi="微软雅黑" w:eastAsia="微软雅黑" w:cs="微软雅黑"/>
-          <w:sz w:val="18"/>
-          <w:szCs w:val="18"/>
-        </w:rPr>
-        <w:t>，深谙索引、事务、锁、</w:t>
-      </w:r>
-      <w:bookmarkStart w:id="10" w:name="OLE_LINK67"/>
-      <w:r>
-        <w:rPr>
-          <w:rFonts w:hint="default" w:ascii="Times New Roman" w:hAnsi="Times New Roman" w:eastAsia="微软雅黑" w:cs="Times New Roman"/>
-          <w:b/>
-          <w:bCs/>
-          <w:i/>
-          <w:iCs/>
-          <w:sz w:val="18"/>
-          <w:szCs w:val="18"/>
-        </w:rPr>
-        <w:t xml:space="preserve">MVCC </w:t>
-      </w:r>
-      <w:bookmarkEnd w:id="10"/>
-      <w:r>
-        <w:rPr>
-          <w:rFonts w:hint="eastAsia" w:ascii="微软雅黑" w:hAnsi="微软雅黑" w:eastAsia="微软雅黑" w:cs="微软雅黑"/>
-          <w:sz w:val="18"/>
-          <w:szCs w:val="18"/>
-        </w:rPr>
-        <w:t>的设计与优化。具备丰富的表设计经验</w:t>
-      </w:r>
-      <w:bookmarkStart w:id="11" w:name="OLE_LINK82"/>
-      <w:r>
-        <w:rPr>
-          <w:rFonts w:hint="eastAsia" w:ascii="微软雅黑" w:hAnsi="微软雅黑" w:eastAsia="微软雅黑" w:cs="微软雅黑"/>
-          <w:sz w:val="18"/>
-          <w:szCs w:val="18"/>
-        </w:rPr>
-        <w:t>和</w:t>
-      </w:r>
-      <w:bookmarkStart w:id="12" w:name="OLE_LINK83"/>
-      <w:r>
-        <w:rPr>
-          <w:rFonts w:hint="eastAsia" w:ascii="微软雅黑" w:hAnsi="微软雅黑" w:eastAsia="微软雅黑" w:cs="微软雅黑"/>
-          <w:b/>
-          <w:bCs/>
-          <w:sz w:val="18"/>
-          <w:szCs w:val="18"/>
-        </w:rPr>
-        <w:t xml:space="preserve"> </w:t>
-      </w:r>
-      <w:bookmarkStart w:id="13" w:name="OLE_LINK68"/>
-      <w:r>
-        <w:rPr>
-          <w:rFonts w:hint="default" w:ascii="Times New Roman" w:hAnsi="Times New Roman" w:eastAsia="微软雅黑" w:cs="Times New Roman"/>
-          <w:b/>
-          <w:bCs/>
-          <w:i/>
-          <w:iCs/>
-          <w:sz w:val="18"/>
-          <w:szCs w:val="18"/>
-        </w:rPr>
-        <w:t>SQL</w:t>
-      </w:r>
-      <w:bookmarkEnd w:id="12"/>
-      <w:r>
-        <w:rPr>
-          <w:rFonts w:hint="default" w:ascii="Times New Roman" w:hAnsi="Times New Roman" w:eastAsia="微软雅黑" w:cs="Times New Roman"/>
-          <w:i/>
-          <w:iCs/>
-          <w:sz w:val="18"/>
-          <w:szCs w:val="18"/>
-        </w:rPr>
-        <w:t xml:space="preserve"> </w:t>
-      </w:r>
-      <w:bookmarkEnd w:id="11"/>
-      <w:bookmarkEnd w:id="13"/>
-      <w:r>
-        <w:rPr>
-          <w:rFonts w:hint="eastAsia" w:ascii="微软雅黑" w:hAnsi="微软雅黑" w:eastAsia="微软雅黑" w:cs="微软雅黑"/>
-          <w:sz w:val="18"/>
-          <w:szCs w:val="18"/>
-        </w:rPr>
-        <w:t>优化能力。</w:t>
+          <w:rFonts w:hint="default" w:ascii="Times New Roman" w:hAnsi="Times New Roman" w:eastAsia="微软雅黑" w:cs="Times New Roman"/>
+          <w:b/>
+          <w:bCs/>
+          <w:i/>
+          <w:iCs/>
+          <w:color w:val="000000" w:themeColor="text1"/>
+          <w:sz w:val="18"/>
+          <w:szCs w:val="18"/>
+          <w14:textFill>
+            <w14:solidFill>
+              <w14:schemeClr w14:val="tx1"/>
+            </w14:solidFill>
+          </w14:textFill>
+        </w:rPr>
+        <w:t>AI</w:t>
+      </w:r>
+      <w:r>
+        <w:rPr>
+          <w:rFonts w:hint="default" w:ascii="Times New Roman" w:hAnsi="Times New Roman" w:eastAsia="微软雅黑" w:cs="Times New Roman"/>
+          <w:color w:val="000000" w:themeColor="text1"/>
+          <w:sz w:val="18"/>
+          <w:szCs w:val="18"/>
+          <w14:textFill>
+            <w14:solidFill>
+              <w14:schemeClr w14:val="tx1"/>
+            </w14:solidFill>
+          </w14:textFill>
+        </w:rPr>
+        <w:t xml:space="preserve">辅助开发： 熟练使用 </w:t>
+      </w:r>
+      <w:r>
+        <w:rPr>
+          <w:rFonts w:hint="default" w:ascii="Times New Roman" w:hAnsi="Times New Roman" w:eastAsia="微软雅黑" w:cs="Times New Roman"/>
+          <w:b/>
+          <w:bCs/>
+          <w:i/>
+          <w:iCs/>
+          <w:color w:val="000000" w:themeColor="text1"/>
+          <w:sz w:val="18"/>
+          <w:szCs w:val="18"/>
+          <w14:textFill>
+            <w14:solidFill>
+              <w14:schemeClr w14:val="tx1"/>
+            </w14:solidFill>
+          </w14:textFill>
+        </w:rPr>
+        <w:t xml:space="preserve">AI </w:t>
+      </w:r>
+      <w:r>
+        <w:rPr>
+          <w:rFonts w:hint="default" w:ascii="Times New Roman" w:hAnsi="Times New Roman" w:eastAsia="微软雅黑" w:cs="Times New Roman"/>
+          <w:color w:val="000000" w:themeColor="text1"/>
+          <w:sz w:val="18"/>
+          <w:szCs w:val="18"/>
+          <w14:textFill>
+            <w14:solidFill>
+              <w14:schemeClr w14:val="tx1"/>
+            </w14:solidFill>
+          </w14:textFill>
+        </w:rPr>
+        <w:t xml:space="preserve">开发工具进行代码设计与问题排查，能够利用 </w:t>
+      </w:r>
+      <w:r>
+        <w:rPr>
+          <w:rFonts w:hint="default" w:ascii="Times New Roman" w:hAnsi="Times New Roman" w:eastAsia="微软雅黑" w:cs="Times New Roman"/>
+          <w:b/>
+          <w:bCs/>
+          <w:i/>
+          <w:iCs/>
+          <w:color w:val="000000" w:themeColor="text1"/>
+          <w:sz w:val="18"/>
+          <w:szCs w:val="18"/>
+          <w14:textFill>
+            <w14:solidFill>
+              <w14:schemeClr w14:val="tx1"/>
+            </w14:solidFill>
+          </w14:textFill>
+        </w:rPr>
+        <w:t>AI</w:t>
+      </w:r>
+      <w:r>
+        <w:rPr>
+          <w:rFonts w:hint="default" w:ascii="Times New Roman" w:hAnsi="Times New Roman" w:eastAsia="微软雅黑" w:cs="Times New Roman"/>
+          <w:color w:val="000000" w:themeColor="text1"/>
+          <w:sz w:val="18"/>
+          <w:szCs w:val="18"/>
+          <w14:textFill>
+            <w14:solidFill>
+              <w14:schemeClr w14:val="tx1"/>
+            </w14:solidFill>
+          </w14:textFill>
+        </w:rPr>
+        <w:t xml:space="preserve"> 提升开发效率并辅助完成系统设计与功能实现。</w:t>
       </w:r>
     </w:p>
     <w:p>
@@ -1320,7 +1201,7 @@
         <w:ind w:left="340" w:right="340"/>
         <w:textAlignment w:val="center"/>
         <w:rPr>
-          <w:rFonts w:hint="eastAsia" w:ascii="微软雅黑" w:hAnsi="微软雅黑" w:eastAsia="微软雅黑" w:cs="微软雅黑"/>
+          <w:rFonts w:hint="default" w:ascii="Times New Roman" w:hAnsi="Times New Roman" w:eastAsia="微软雅黑" w:cs="Times New Roman"/>
           <w:color w:val="000000" w:themeColor="text1"/>
           <w:sz w:val="18"/>
           <w:szCs w:val="18"/>
@@ -1333,108 +1214,17 @@
       </w:pPr>
       <w:r>
         <w:rPr>
-          <w:rStyle w:val="8"/>
-          <w:rFonts w:hint="eastAsia" w:ascii="微软雅黑" w:hAnsi="微软雅黑" w:eastAsia="微软雅黑" w:cs="微软雅黑"/>
-          <w:b w:val="0"/>
-          <w:bCs/>
-          <w:sz w:val="18"/>
-          <w:szCs w:val="18"/>
-        </w:rPr>
-        <w:t>缓存 &amp; 分布式系统</w:t>
-      </w:r>
-      <w:r>
-        <w:rPr>
-          <w:rFonts w:hint="eastAsia" w:ascii="微软雅黑" w:hAnsi="微软雅黑" w:eastAsia="微软雅黑" w:cs="微软雅黑"/>
-          <w:sz w:val="18"/>
-          <w:szCs w:val="18"/>
-        </w:rPr>
-        <w:t>: 熟练</w:t>
-      </w:r>
-      <w:bookmarkStart w:id="14" w:name="OLE_LINK77"/>
-      <w:r>
-        <w:rPr>
-          <w:rFonts w:hint="eastAsia" w:ascii="微软雅黑" w:hAnsi="微软雅黑" w:eastAsia="微软雅黑" w:cs="微软雅黑"/>
-          <w:sz w:val="18"/>
-          <w:szCs w:val="18"/>
-        </w:rPr>
-        <w:t>使用</w:t>
-      </w:r>
-      <w:r>
-        <w:rPr>
-          <w:rFonts w:hint="eastAsia" w:ascii="微软雅黑" w:hAnsi="微软雅黑" w:eastAsia="微软雅黑" w:cs="微软雅黑"/>
-          <w:b/>
-          <w:bCs/>
-          <w:sz w:val="18"/>
-          <w:szCs w:val="18"/>
-        </w:rPr>
-        <w:t xml:space="preserve"> </w:t>
-      </w:r>
-      <w:bookmarkStart w:id="15" w:name="OLE_LINK70"/>
-      <w:r>
-        <w:rPr>
-          <w:rFonts w:hint="default" w:ascii="Times New Roman" w:hAnsi="Times New Roman" w:eastAsia="微软雅黑" w:cs="Times New Roman"/>
-          <w:b/>
-          <w:bCs/>
-          <w:i/>
-          <w:iCs/>
-          <w:sz w:val="18"/>
-          <w:szCs w:val="18"/>
-        </w:rPr>
-        <w:t>Redis</w:t>
-      </w:r>
-      <w:bookmarkEnd w:id="14"/>
-      <w:bookmarkEnd w:id="15"/>
-      <w:r>
-        <w:rPr>
-          <w:rFonts w:hint="eastAsia" w:ascii="微软雅黑" w:hAnsi="微软雅黑" w:eastAsia="微软雅黑" w:cs="微软雅黑"/>
-          <w:sz w:val="18"/>
-          <w:szCs w:val="18"/>
-        </w:rPr>
-        <w:t>，理解其数据持久化、非阻塞</w:t>
-      </w:r>
-      <w:bookmarkStart w:id="16" w:name="OLE_LINK84"/>
-      <w:r>
-        <w:rPr>
-          <w:rFonts w:hint="default" w:ascii="Times New Roman" w:hAnsi="Times New Roman" w:eastAsia="微软雅黑" w:cs="Times New Roman"/>
-          <w:b/>
-          <w:bCs/>
-          <w:i/>
-          <w:iCs/>
-          <w:sz w:val="18"/>
-          <w:szCs w:val="18"/>
-        </w:rPr>
-        <w:t xml:space="preserve"> IO</w:t>
-      </w:r>
-      <w:bookmarkEnd w:id="16"/>
-      <w:r>
-        <w:rPr>
-          <w:rFonts w:hint="eastAsia" w:ascii="微软雅黑" w:hAnsi="微软雅黑" w:eastAsia="微软雅黑" w:cs="微软雅黑"/>
-          <w:sz w:val="18"/>
-          <w:szCs w:val="18"/>
-        </w:rPr>
-        <w:t xml:space="preserve"> 模型、缓存架构等。熟悉 </w:t>
-      </w:r>
-      <w:bookmarkStart w:id="17" w:name="OLE_LINK69"/>
-      <w:r>
-        <w:rPr>
-          <w:rFonts w:hint="default" w:ascii="Times New Roman" w:hAnsi="Times New Roman" w:eastAsia="微软雅黑" w:cs="Times New Roman"/>
-          <w:b/>
-          <w:bCs/>
-          <w:i/>
-          <w:iCs/>
-          <w:sz w:val="18"/>
-          <w:szCs w:val="18"/>
-        </w:rPr>
-        <w:t xml:space="preserve">Redis </w:t>
-      </w:r>
-      <w:bookmarkEnd w:id="17"/>
-      <w:r>
-        <w:rPr>
-          <w:rFonts w:hint="eastAsia" w:ascii="微软雅黑" w:hAnsi="微软雅黑" w:eastAsia="微软雅黑" w:cs="微软雅黑"/>
-          <w:sz w:val="18"/>
-          <w:szCs w:val="18"/>
-        </w:rPr>
-        <w:t>集群架构。</w:t>
+          <w:rFonts w:hint="default" w:ascii="Times New Roman" w:hAnsi="Times New Roman" w:eastAsia="微软雅黑" w:cs="Times New Roman"/>
+          <w:color w:val="000000" w:themeColor="text1"/>
+          <w:sz w:val="18"/>
+          <w:szCs w:val="18"/>
+          <w14:textFill>
+            <w14:solidFill>
+              <w14:schemeClr w14:val="tx1"/>
+            </w14:solidFill>
+          </w14:textFill>
+        </w:rPr>
+        <w:t>网站开发与部署： 拥有个人网站项目，熟悉网站从开发、部署到上线的完整流程，包括服务器购买、环境搭建、域名配置及备案等。</w:t>
       </w:r>
     </w:p>
     <w:p>
@@ -1460,7 +1250,7 @@
         <w:ind w:left="340" w:right="340"/>
         <w:textAlignment w:val="center"/>
         <w:rPr>
-          <w:rFonts w:hint="eastAsia" w:ascii="微软雅黑" w:hAnsi="微软雅黑" w:eastAsia="微软雅黑" w:cs="微软雅黑"/>
+          <w:rFonts w:hint="default" w:ascii="Times New Roman" w:hAnsi="Times New Roman" w:eastAsia="微软雅黑" w:cs="Times New Roman"/>
           <w:color w:val="000000" w:themeColor="text1"/>
           <w:sz w:val="18"/>
           <w:szCs w:val="18"/>
@@ -1473,93 +1263,99 @@
       </w:pPr>
       <w:r>
         <w:rPr>
-          <w:rStyle w:val="8"/>
-          <w:rFonts w:hint="eastAsia" w:ascii="微软雅黑" w:hAnsi="微软雅黑" w:eastAsia="微软雅黑" w:cs="微软雅黑"/>
-          <w:b w:val="0"/>
-          <w:bCs/>
-          <w:sz w:val="18"/>
-          <w:szCs w:val="18"/>
-        </w:rPr>
-        <w:t>框架 &amp; 微服务</w:t>
-      </w:r>
-      <w:r>
-        <w:rPr>
-          <w:rFonts w:hint="eastAsia" w:ascii="微软雅黑" w:hAnsi="微软雅黑" w:eastAsia="微软雅黑" w:cs="微软雅黑"/>
-          <w:sz w:val="18"/>
-          <w:szCs w:val="18"/>
-        </w:rPr>
-        <w:t xml:space="preserve">: 熟悉 </w:t>
-      </w:r>
-      <w:bookmarkStart w:id="18" w:name="OLE_LINK76"/>
-      <w:r>
-        <w:rPr>
-          <w:rFonts w:hint="default" w:ascii="Times New Roman" w:hAnsi="Times New Roman" w:eastAsia="微软雅黑" w:cs="Times New Roman"/>
-          <w:b/>
-          <w:bCs/>
-          <w:i/>
-          <w:iCs/>
-          <w:sz w:val="18"/>
-          <w:szCs w:val="18"/>
-        </w:rPr>
-        <w:t>Spring Boot、Spring Cloud</w:t>
-      </w:r>
-      <w:bookmarkEnd w:id="18"/>
-      <w:bookmarkStart w:id="19" w:name="OLE_LINK72"/>
-      <w:r>
-        <w:rPr>
-          <w:rFonts w:hint="eastAsia" w:ascii="Times New Roman" w:hAnsi="Times New Roman" w:eastAsia="微软雅黑" w:cs="Times New Roman"/>
-          <w:b/>
-          <w:bCs/>
-          <w:i/>
-          <w:iCs/>
-          <w:sz w:val="18"/>
-          <w:szCs w:val="18"/>
-          <w:lang w:eastAsia="zh-CN"/>
-        </w:rPr>
-        <w:t>、</w:t>
-      </w:r>
-      <w:r>
-        <w:rPr>
-          <w:rFonts w:hint="default" w:ascii="Times New Roman" w:hAnsi="Times New Roman" w:eastAsia="微软雅黑" w:cs="Times New Roman"/>
-          <w:b/>
-          <w:bCs/>
-          <w:i/>
-          <w:iCs/>
-          <w:sz w:val="18"/>
-          <w:szCs w:val="18"/>
-        </w:rPr>
-        <w:t>MyBatisPlus</w:t>
-      </w:r>
-      <w:bookmarkEnd w:id="19"/>
-      <w:r>
-        <w:rPr>
-          <w:rFonts w:hint="eastAsia" w:ascii="微软雅黑" w:hAnsi="微软雅黑" w:eastAsia="微软雅黑" w:cs="微软雅黑"/>
-          <w:sz w:val="18"/>
-          <w:szCs w:val="18"/>
-        </w:rPr>
-        <w:t xml:space="preserve">，能使用 </w:t>
-      </w:r>
-      <w:bookmarkStart w:id="20" w:name="OLE_LINK73"/>
-      <w:r>
-        <w:rPr>
-          <w:rFonts w:hint="default" w:ascii="Times New Roman" w:hAnsi="Times New Roman" w:eastAsia="微软雅黑" w:cs="Times New Roman"/>
-          <w:b/>
-          <w:bCs/>
-          <w:i/>
-          <w:iCs/>
-          <w:sz w:val="18"/>
-          <w:szCs w:val="18"/>
-        </w:rPr>
-        <w:t>Spring Boot</w:t>
-      </w:r>
-      <w:bookmarkEnd w:id="20"/>
-      <w:r>
-        <w:rPr>
-          <w:rFonts w:hint="eastAsia" w:ascii="微软雅黑" w:hAnsi="微软雅黑" w:eastAsia="微软雅黑" w:cs="微软雅黑"/>
-          <w:sz w:val="18"/>
-          <w:szCs w:val="18"/>
-        </w:rPr>
-        <w:t xml:space="preserve"> 独立开发微服务。</w:t>
+          <w:rFonts w:hint="default" w:ascii="Times New Roman" w:hAnsi="Times New Roman" w:eastAsia="微软雅黑" w:cs="Times New Roman"/>
+          <w:b/>
+          <w:bCs/>
+          <w:i/>
+          <w:iCs/>
+          <w:color w:val="000000" w:themeColor="text1"/>
+          <w:sz w:val="18"/>
+          <w:szCs w:val="18"/>
+          <w14:textFill>
+            <w14:solidFill>
+              <w14:schemeClr w14:val="tx1"/>
+            </w14:solidFill>
+          </w14:textFill>
+        </w:rPr>
+        <w:t>Java</w:t>
+      </w:r>
+      <w:r>
+        <w:rPr>
+          <w:rFonts w:hint="default" w:ascii="Times New Roman" w:hAnsi="Times New Roman" w:eastAsia="微软雅黑" w:cs="Times New Roman"/>
+          <w:color w:val="000000" w:themeColor="text1"/>
+          <w:sz w:val="18"/>
+          <w:szCs w:val="18"/>
+          <w14:textFill>
+            <w14:solidFill>
+              <w14:schemeClr w14:val="tx1"/>
+            </w14:solidFill>
+          </w14:textFill>
+        </w:rPr>
+        <w:t xml:space="preserve">基础与设计模式： 熟练掌握 </w:t>
+      </w:r>
+      <w:r>
+        <w:rPr>
+          <w:rFonts w:hint="default" w:ascii="Times New Roman" w:hAnsi="Times New Roman" w:eastAsia="微软雅黑" w:cs="Times New Roman"/>
+          <w:b/>
+          <w:bCs/>
+          <w:i/>
+          <w:iCs/>
+          <w:color w:val="000000" w:themeColor="text1"/>
+          <w:sz w:val="18"/>
+          <w:szCs w:val="18"/>
+          <w14:textFill>
+            <w14:solidFill>
+              <w14:schemeClr w14:val="tx1"/>
+            </w14:solidFill>
+          </w14:textFill>
+        </w:rPr>
+        <w:t xml:space="preserve">Java </w:t>
+      </w:r>
+      <w:r>
+        <w:rPr>
+          <w:rFonts w:hint="default" w:ascii="Times New Roman" w:hAnsi="Times New Roman" w:eastAsia="微软雅黑" w:cs="Times New Roman"/>
+          <w:color w:val="000000" w:themeColor="text1"/>
+          <w:sz w:val="18"/>
+          <w:szCs w:val="18"/>
+          <w14:textFill>
+            <w14:solidFill>
+              <w14:schemeClr w14:val="tx1"/>
+            </w14:solidFill>
+          </w14:textFill>
+        </w:rPr>
+        <w:t xml:space="preserve">核心基础知识，熟悉 </w:t>
+      </w:r>
+      <w:r>
+        <w:rPr>
+          <w:rFonts w:hint="default" w:ascii="Times New Roman" w:hAnsi="Times New Roman" w:eastAsia="微软雅黑" w:cs="Times New Roman"/>
+          <w:b/>
+          <w:bCs/>
+          <w:i/>
+          <w:iCs/>
+          <w:color w:val="000000" w:themeColor="text1"/>
+          <w:sz w:val="18"/>
+          <w:szCs w:val="18"/>
+          <w14:textFill>
+            <w14:solidFill>
+              <w14:schemeClr w14:val="tx1"/>
+            </w14:solidFill>
+          </w14:textFill>
+        </w:rPr>
+        <w:t xml:space="preserve">ThreadLocal、OOM </w:t>
+      </w:r>
+      <w:r>
+        <w:rPr>
+          <w:rFonts w:hint="default" w:ascii="Times New Roman" w:hAnsi="Times New Roman" w:eastAsia="微软雅黑" w:cs="Times New Roman"/>
+          <w:color w:val="000000" w:themeColor="text1"/>
+          <w:sz w:val="18"/>
+          <w:szCs w:val="18"/>
+          <w14:textFill>
+            <w14:solidFill>
+              <w14:schemeClr w14:val="tx1"/>
+            </w14:solidFill>
+          </w14:textFill>
+        </w:rPr>
+        <w:t>等原理，掌握单例、模板、策略、工厂、适配器等设计模式，并具备线上项目实践经验。</w:t>
       </w:r>
     </w:p>
     <w:p>
@@ -1585,7 +1381,7 @@
         <w:ind w:left="340" w:right="340"/>
         <w:textAlignment w:val="center"/>
         <w:rPr>
-          <w:rFonts w:hint="eastAsia" w:ascii="微软雅黑" w:hAnsi="微软雅黑" w:eastAsia="微软雅黑" w:cs="微软雅黑"/>
+          <w:rFonts w:hint="default" w:ascii="Times New Roman" w:hAnsi="Times New Roman" w:eastAsia="微软雅黑" w:cs="Times New Roman"/>
           <w:color w:val="000000" w:themeColor="text1"/>
           <w:sz w:val="18"/>
           <w:szCs w:val="18"/>
@@ -1599,41 +1395,154 @@
       <w:r>
         <w:rPr>
           <w:rStyle w:val="8"/>
-          <w:rFonts w:hint="eastAsia" w:ascii="微软雅黑" w:hAnsi="微软雅黑" w:eastAsia="微软雅黑" w:cs="微软雅黑"/>
+          <w:rFonts w:hint="default" w:ascii="Times New Roman" w:hAnsi="Times New Roman" w:eastAsia="微软雅黑" w:cs="Times New Roman"/>
           <w:b w:val="0"/>
           <w:bCs/>
           <w:sz w:val="18"/>
           <w:szCs w:val="18"/>
         </w:rPr>
-        <w:t>消息中间件</w:t>
-      </w:r>
-      <w:r>
-        <w:rPr>
-          <w:rFonts w:hint="eastAsia" w:ascii="微软雅黑" w:hAnsi="微软雅黑" w:eastAsia="微软雅黑" w:cs="微软雅黑"/>
-          <w:sz w:val="18"/>
-          <w:szCs w:val="18"/>
-        </w:rPr>
-        <w:t xml:space="preserve">: 熟悉 </w:t>
-      </w:r>
-      <w:r>
-        <w:rPr>
-          <w:rFonts w:hint="default" w:ascii="Times New Roman" w:hAnsi="Times New Roman" w:eastAsia="微软雅黑" w:cs="Times New Roman"/>
-          <w:b/>
-          <w:bCs/>
-          <w:i/>
-          <w:iCs/>
-          <w:sz w:val="18"/>
-          <w:szCs w:val="18"/>
-        </w:rPr>
-        <w:t>RabbitMQ、Kafka</w:t>
-      </w:r>
-      <w:r>
-        <w:rPr>
-          <w:rFonts w:hint="eastAsia" w:ascii="微软雅黑" w:hAnsi="微软雅黑" w:eastAsia="微软雅黑" w:cs="微软雅黑"/>
-          <w:sz w:val="18"/>
-          <w:szCs w:val="18"/>
-        </w:rPr>
-        <w:t xml:space="preserve"> 等常见消息队列系统。</w:t>
+        <w:t>数据库管理</w:t>
+      </w:r>
+      <w:r>
+        <w:rPr>
+          <w:rFonts w:hint="default" w:ascii="Times New Roman" w:hAnsi="Times New Roman" w:eastAsia="微软雅黑" w:cs="Times New Roman"/>
+          <w:sz w:val="18"/>
+          <w:szCs w:val="18"/>
+        </w:rPr>
+        <w:t xml:space="preserve">: </w:t>
+      </w:r>
+      <w:r>
+        <w:rPr>
+          <w:rFonts w:hint="default" w:ascii="Times New Roman" w:hAnsi="Times New Roman" w:eastAsia="微软雅黑" w:cs="Times New Roman"/>
+          <w:sz w:val="18"/>
+          <w:szCs w:val="18"/>
+          <w:lang w:val="en-US" w:eastAsia="zh-CN"/>
+        </w:rPr>
+        <w:t>熟悉</w:t>
+      </w:r>
+      <w:bookmarkStart w:id="4" w:name="OLE_LINK74"/>
+      <w:r>
+        <w:rPr>
+          <w:rFonts w:hint="default" w:ascii="Times New Roman" w:hAnsi="Times New Roman" w:eastAsia="微软雅黑" w:cs="Times New Roman"/>
+          <w:b/>
+          <w:bCs/>
+          <w:i/>
+          <w:iCs/>
+          <w:sz w:val="18"/>
+          <w:szCs w:val="18"/>
+        </w:rPr>
+        <w:t>MySQL</w:t>
+      </w:r>
+      <w:bookmarkEnd w:id="4"/>
+      <w:r>
+        <w:rPr>
+          <w:rFonts w:hint="default" w:ascii="Times New Roman" w:hAnsi="Times New Roman" w:eastAsia="微软雅黑" w:cs="Times New Roman"/>
+          <w:sz w:val="18"/>
+          <w:szCs w:val="18"/>
+          <w:lang w:val="en-US" w:eastAsia="zh-CN"/>
+        </w:rPr>
+        <w:t>和</w:t>
+      </w:r>
+      <w:bookmarkStart w:id="5" w:name="OLE_LINK66"/>
+      <w:r>
+        <w:rPr>
+          <w:rFonts w:hint="default" w:ascii="Times New Roman" w:hAnsi="Times New Roman" w:eastAsia="微软雅黑" w:cs="Times New Roman"/>
+          <w:b/>
+          <w:bCs/>
+          <w:i/>
+          <w:iCs/>
+          <w:sz w:val="18"/>
+          <w:szCs w:val="18"/>
+          <w:lang w:val="en-US" w:eastAsia="zh-CN"/>
+        </w:rPr>
+        <w:t>Oracle</w:t>
+      </w:r>
+      <w:bookmarkEnd w:id="5"/>
+      <w:r>
+        <w:rPr>
+          <w:rFonts w:hint="default" w:ascii="Times New Roman" w:hAnsi="Times New Roman" w:eastAsia="微软雅黑" w:cs="Times New Roman"/>
+          <w:sz w:val="18"/>
+          <w:szCs w:val="18"/>
+        </w:rPr>
+        <w:t>，深谙索引、事务、锁、</w:t>
+      </w:r>
+      <w:bookmarkStart w:id="6" w:name="OLE_LINK67"/>
+      <w:r>
+        <w:rPr>
+          <w:rFonts w:hint="default" w:ascii="Times New Roman" w:hAnsi="Times New Roman" w:eastAsia="微软雅黑" w:cs="Times New Roman"/>
+          <w:b/>
+          <w:bCs/>
+          <w:i/>
+          <w:iCs/>
+          <w:sz w:val="18"/>
+          <w:szCs w:val="18"/>
+        </w:rPr>
+        <w:t xml:space="preserve">MVCC </w:t>
+      </w:r>
+      <w:bookmarkEnd w:id="6"/>
+      <w:bookmarkStart w:id="62" w:name="_GoBack"/>
+      <w:bookmarkEnd w:id="62"/>
+      <w:r>
+        <w:rPr>
+          <w:rFonts w:hint="default" w:ascii="Times New Roman" w:hAnsi="Times New Roman" w:eastAsia="微软雅黑" w:cs="Times New Roman"/>
+          <w:sz w:val="18"/>
+          <w:szCs w:val="18"/>
+        </w:rPr>
+        <w:t>的设计与优化。具备丰富的表设计经验</w:t>
+      </w:r>
+      <w:bookmarkStart w:id="7" w:name="OLE_LINK82"/>
+      <w:r>
+        <w:rPr>
+          <w:rFonts w:hint="default" w:ascii="Times New Roman" w:hAnsi="Times New Roman" w:eastAsia="微软雅黑" w:cs="Times New Roman"/>
+          <w:sz w:val="18"/>
+          <w:szCs w:val="18"/>
+        </w:rPr>
+        <w:t>和</w:t>
+      </w:r>
+      <w:bookmarkStart w:id="8" w:name="OLE_LINK83"/>
+      <w:r>
+        <w:rPr>
+          <w:rFonts w:hint="default" w:ascii="Times New Roman" w:hAnsi="Times New Roman" w:eastAsia="微软雅黑" w:cs="Times New Roman"/>
+          <w:b/>
+          <w:bCs/>
+          <w:sz w:val="18"/>
+          <w:szCs w:val="18"/>
+        </w:rPr>
+        <w:t xml:space="preserve"> </w:t>
+      </w:r>
+      <w:bookmarkStart w:id="9" w:name="OLE_LINK68"/>
+      <w:r>
+        <w:rPr>
+          <w:rFonts w:hint="default" w:ascii="Times New Roman" w:hAnsi="Times New Roman" w:eastAsia="微软雅黑" w:cs="Times New Roman"/>
+          <w:b/>
+          <w:bCs/>
+          <w:i/>
+          <w:iCs/>
+          <w:sz w:val="18"/>
+          <w:szCs w:val="18"/>
+        </w:rPr>
+        <w:t>SQL</w:t>
+      </w:r>
+      <w:bookmarkEnd w:id="8"/>
+      <w:r>
+        <w:rPr>
+          <w:rFonts w:hint="default" w:ascii="Times New Roman" w:hAnsi="Times New Roman" w:eastAsia="微软雅黑" w:cs="Times New Roman"/>
+          <w:i/>
+          <w:iCs/>
+          <w:sz w:val="18"/>
+          <w:szCs w:val="18"/>
+        </w:rPr>
+        <w:t xml:space="preserve"> </w:t>
+      </w:r>
+      <w:bookmarkEnd w:id="7"/>
+      <w:bookmarkEnd w:id="9"/>
+      <w:r>
+        <w:rPr>
+          <w:rFonts w:hint="default" w:ascii="Times New Roman" w:hAnsi="Times New Roman" w:eastAsia="微软雅黑" w:cs="Times New Roman"/>
+          <w:sz w:val="18"/>
+          <w:szCs w:val="18"/>
+        </w:rPr>
+        <w:t>优化能力。</w:t>
       </w:r>
     </w:p>
     <w:p>
@@ -1659,7 +1568,7 @@
         <w:ind w:left="340" w:right="340"/>
         <w:textAlignment w:val="center"/>
         <w:rPr>
-          <w:rFonts w:hint="eastAsia" w:ascii="微软雅黑" w:hAnsi="微软雅黑" w:eastAsia="微软雅黑" w:cs="微软雅黑"/>
+          <w:rFonts w:hint="default" w:ascii="Times New Roman" w:hAnsi="Times New Roman" w:eastAsia="微软雅黑" w:cs="Times New Roman"/>
           <w:color w:val="000000" w:themeColor="text1"/>
           <w:sz w:val="18"/>
           <w:szCs w:val="18"/>
@@ -1672,22 +1581,113 @@
       </w:pPr>
       <w:r>
         <w:rPr>
-          <w:rStyle w:val="8"/>
-          <w:rFonts w:hint="eastAsia" w:ascii="微软雅黑" w:hAnsi="微软雅黑" w:eastAsia="微软雅黑" w:cs="微软雅黑"/>
-          <w:b w:val="0"/>
-          <w:bCs/>
-          <w:sz w:val="18"/>
-          <w:szCs w:val="18"/>
-        </w:rPr>
-        <w:t>设计模式</w:t>
-      </w:r>
-      <w:r>
-        <w:rPr>
-          <w:rFonts w:hint="eastAsia" w:ascii="微软雅黑" w:hAnsi="微软雅黑" w:eastAsia="微软雅黑" w:cs="微软雅黑"/>
-          <w:sz w:val="18"/>
-          <w:szCs w:val="18"/>
-        </w:rPr>
-        <w:t>: 熟悉单例、模版、策略、工厂、适配器等设计模式，具备线上项目应用经验。</w:t>
+          <w:rFonts w:hint="default" w:ascii="Times New Roman" w:hAnsi="Times New Roman" w:eastAsia="微软雅黑" w:cs="Times New Roman"/>
+          <w:color w:val="000000" w:themeColor="text1"/>
+          <w:sz w:val="18"/>
+          <w:szCs w:val="18"/>
+          <w14:textFill>
+            <w14:solidFill>
+              <w14:schemeClr w14:val="tx1"/>
+            </w14:solidFill>
+          </w14:textFill>
+        </w:rPr>
+        <w:t xml:space="preserve">中间件与分布式组件： 熟悉 </w:t>
+      </w:r>
+      <w:r>
+        <w:rPr>
+          <w:rFonts w:hint="default" w:ascii="Times New Roman" w:hAnsi="Times New Roman" w:eastAsia="微软雅黑" w:cs="Times New Roman"/>
+          <w:b/>
+          <w:bCs/>
+          <w:i/>
+          <w:iCs/>
+          <w:color w:val="000000" w:themeColor="text1"/>
+          <w:sz w:val="18"/>
+          <w:szCs w:val="18"/>
+          <w14:textFill>
+            <w14:solidFill>
+              <w14:schemeClr w14:val="tx1"/>
+            </w14:solidFill>
+          </w14:textFill>
+        </w:rPr>
+        <w:t xml:space="preserve">Redis </w:t>
+      </w:r>
+      <w:r>
+        <w:rPr>
+          <w:rFonts w:hint="default" w:ascii="Times New Roman" w:hAnsi="Times New Roman" w:eastAsia="微软雅黑" w:cs="Times New Roman"/>
+          <w:color w:val="000000" w:themeColor="text1"/>
+          <w:sz w:val="18"/>
+          <w:szCs w:val="18"/>
+          <w14:textFill>
+            <w14:solidFill>
+              <w14:schemeClr w14:val="tx1"/>
+            </w14:solidFill>
+          </w14:textFill>
+        </w:rPr>
+        <w:t xml:space="preserve">等缓存中间件的基本使用；熟悉 </w:t>
+      </w:r>
+      <w:r>
+        <w:rPr>
+          <w:rFonts w:hint="default" w:ascii="Times New Roman" w:hAnsi="Times New Roman" w:eastAsia="微软雅黑" w:cs="Times New Roman"/>
+          <w:b/>
+          <w:bCs/>
+          <w:i/>
+          <w:iCs/>
+          <w:color w:val="000000" w:themeColor="text1"/>
+          <w:sz w:val="18"/>
+          <w:szCs w:val="18"/>
+          <w14:textFill>
+            <w14:solidFill>
+              <w14:schemeClr w14:val="tx1"/>
+            </w14:solidFill>
+          </w14:textFill>
+        </w:rPr>
+        <w:t>RabbitMQ、Kafka</w:t>
+      </w:r>
+      <w:r>
+        <w:rPr>
+          <w:rFonts w:hint="default" w:ascii="Times New Roman" w:hAnsi="Times New Roman" w:eastAsia="微软雅黑" w:cs="Times New Roman"/>
+          <w:color w:val="000000" w:themeColor="text1"/>
+          <w:sz w:val="18"/>
+          <w:szCs w:val="18"/>
+          <w14:textFill>
+            <w14:solidFill>
+              <w14:schemeClr w14:val="tx1"/>
+            </w14:solidFill>
+          </w14:textFill>
+        </w:rPr>
+        <w:t xml:space="preserve"> 等消息中间件及常见应用场景；熟悉 </w:t>
+      </w:r>
+      <w:r>
+        <w:rPr>
+          <w:rFonts w:hint="default" w:ascii="Times New Roman" w:hAnsi="Times New Roman" w:eastAsia="微软雅黑" w:cs="Times New Roman"/>
+          <w:b/>
+          <w:bCs/>
+          <w:i/>
+          <w:iCs/>
+          <w:color w:val="000000" w:themeColor="text1"/>
+          <w:sz w:val="18"/>
+          <w:szCs w:val="18"/>
+          <w14:textFill>
+            <w14:solidFill>
+              <w14:schemeClr w14:val="tx1"/>
+            </w14:solidFill>
+          </w14:textFill>
+        </w:rPr>
+        <w:t>Nginx、MinIO、ElasticSearch、XXL-Job</w:t>
+      </w:r>
+      <w:r>
+        <w:rPr>
+          <w:rFonts w:hint="default" w:ascii="Times New Roman" w:hAnsi="Times New Roman" w:eastAsia="微软雅黑" w:cs="Times New Roman"/>
+          <w:color w:val="000000" w:themeColor="text1"/>
+          <w:sz w:val="18"/>
+          <w:szCs w:val="18"/>
+          <w14:textFill>
+            <w14:solidFill>
+              <w14:schemeClr w14:val="tx1"/>
+            </w14:solidFill>
+          </w14:textFill>
+        </w:rPr>
+        <w:t xml:space="preserve"> 等常用中间件的使用。</w:t>
       </w:r>
     </w:p>
     <w:p>
@@ -1713,7 +1713,7 @@
         <w:ind w:left="340" w:right="340"/>
         <w:textAlignment w:val="center"/>
         <w:rPr>
-          <w:rFonts w:hint="eastAsia" w:ascii="微软雅黑" w:hAnsi="微软雅黑" w:eastAsia="微软雅黑" w:cs="微软雅黑"/>
+          <w:rFonts w:hint="default" w:ascii="Times New Roman" w:hAnsi="Times New Roman" w:eastAsia="微软雅黑" w:cs="Times New Roman"/>
           <w:color w:val="000000" w:themeColor="text1"/>
           <w:sz w:val="18"/>
           <w:szCs w:val="18"/>
@@ -1727,41 +1727,47 @@
       <w:r>
         <w:rPr>
           <w:rStyle w:val="8"/>
-          <w:rFonts w:hint="eastAsia" w:ascii="微软雅黑" w:hAnsi="微软雅黑" w:eastAsia="微软雅黑" w:cs="微软雅黑"/>
+          <w:rFonts w:hint="default" w:ascii="Times New Roman" w:hAnsi="Times New Roman" w:eastAsia="微软雅黑" w:cs="Times New Roman"/>
           <w:b w:val="0"/>
           <w:bCs/>
           <w:sz w:val="18"/>
           <w:szCs w:val="18"/>
         </w:rPr>
-        <w:t>前端开发</w:t>
-      </w:r>
-      <w:r>
-        <w:rPr>
-          <w:rFonts w:hint="eastAsia" w:ascii="微软雅黑" w:hAnsi="微软雅黑" w:eastAsia="微软雅黑" w:cs="微软雅黑"/>
-          <w:sz w:val="18"/>
-          <w:szCs w:val="18"/>
-        </w:rPr>
-        <w:t>: 掌握</w:t>
-      </w:r>
-      <w:bookmarkStart w:id="21" w:name="OLE_LINK78"/>
-      <w:r>
-        <w:rPr>
-          <w:rFonts w:hint="default" w:ascii="Times New Roman" w:hAnsi="Times New Roman" w:eastAsia="微软雅黑" w:cs="Times New Roman"/>
-          <w:b/>
-          <w:bCs/>
-          <w:i/>
-          <w:iCs/>
-          <w:sz w:val="18"/>
-          <w:szCs w:val="18"/>
-        </w:rPr>
-        <w:t xml:space="preserve"> Vue</w:t>
-      </w:r>
-      <w:bookmarkEnd w:id="21"/>
-      <w:r>
-        <w:rPr>
-          <w:rFonts w:hint="eastAsia" w:ascii="微软雅黑" w:hAnsi="微软雅黑" w:eastAsia="微软雅黑" w:cs="微软雅黑"/>
-          <w:sz w:val="18"/>
-          <w:szCs w:val="18"/>
+        <w:t>框架 &amp; 微服务</w:t>
+      </w:r>
+      <w:r>
+        <w:rPr>
+          <w:rFonts w:hint="default" w:ascii="Times New Roman" w:hAnsi="Times New Roman" w:eastAsia="微软雅黑" w:cs="Times New Roman"/>
+          <w:sz w:val="18"/>
+          <w:szCs w:val="18"/>
+        </w:rPr>
+        <w:t xml:space="preserve">: 熟悉 </w:t>
+      </w:r>
+      <w:bookmarkStart w:id="10" w:name="OLE_LINK76"/>
+      <w:r>
+        <w:rPr>
+          <w:rFonts w:hint="default" w:ascii="Times New Roman" w:hAnsi="Times New Roman" w:eastAsia="微软雅黑" w:cs="Times New Roman"/>
+          <w:b/>
+          <w:bCs/>
+          <w:i/>
+          <w:iCs/>
+          <w:sz w:val="18"/>
+          <w:szCs w:val="18"/>
+        </w:rPr>
+        <w:t>Spring Boot、Spring Cloud</w:t>
+      </w:r>
+      <w:bookmarkEnd w:id="10"/>
+      <w:bookmarkStart w:id="11" w:name="OLE_LINK72"/>
+      <w:r>
+        <w:rPr>
+          <w:rFonts w:hint="default" w:ascii="Times New Roman" w:hAnsi="Times New Roman" w:eastAsia="微软雅黑" w:cs="Times New Roman"/>
+          <w:b/>
+          <w:bCs/>
+          <w:i/>
+          <w:iCs/>
+          <w:sz w:val="18"/>
+          <w:szCs w:val="18"/>
+          <w:lang w:eastAsia="zh-CN"/>
         </w:rPr>
         <w:t>、</w:t>
       </w:r>
@@ -1774,57 +1780,39 @@
           <w:iCs/>
           <w:sz w:val="18"/>
           <w:szCs w:val="18"/>
-          <w:lang w:val="en-US" w:eastAsia="zh-CN"/>
-        </w:rPr>
-        <w:t>Jquery</w:t>
-      </w:r>
-      <w:r>
-        <w:rPr>
-          <w:rFonts w:hint="eastAsia" w:ascii="微软雅黑" w:hAnsi="微软雅黑" w:eastAsia="微软雅黑" w:cs="微软雅黑"/>
-          <w:sz w:val="18"/>
-          <w:szCs w:val="18"/>
-          <w:lang w:val="en-US" w:eastAsia="zh-CN"/>
-        </w:rPr>
-        <w:t>、</w:t>
-      </w:r>
-      <w:r>
-        <w:rPr>
-          <w:rFonts w:hint="default" w:ascii="Times New Roman" w:hAnsi="Times New Roman" w:eastAsia="微软雅黑" w:cs="Times New Roman"/>
-          <w:b/>
-          <w:bCs/>
-          <w:i/>
-          <w:iCs/>
-          <w:sz w:val="18"/>
-          <w:szCs w:val="18"/>
-          <w:lang w:val="en-US" w:eastAsia="zh-CN"/>
-        </w:rPr>
-        <w:t>uniapp</w:t>
-      </w:r>
-      <w:r>
-        <w:rPr>
-          <w:rFonts w:hint="eastAsia" w:ascii="微软雅黑" w:hAnsi="微软雅黑" w:eastAsia="微软雅黑" w:cs="微软雅黑"/>
-          <w:sz w:val="18"/>
-          <w:szCs w:val="18"/>
-        </w:rPr>
-        <w:t xml:space="preserve"> 等前端技术，能独立开发前端界面</w:t>
-      </w:r>
-      <w:r>
-        <w:rPr>
-          <w:rFonts w:hint="eastAsia" w:ascii="微软雅黑" w:hAnsi="微软雅黑" w:eastAsia="微软雅黑" w:cs="微软雅黑"/>
-          <w:sz w:val="18"/>
-          <w:szCs w:val="18"/>
-          <w:lang w:eastAsia="zh-CN"/>
-        </w:rPr>
-        <w:t>，</w:t>
-      </w:r>
-      <w:r>
-        <w:rPr>
-          <w:rFonts w:hint="eastAsia" w:ascii="微软雅黑" w:hAnsi="微软雅黑" w:eastAsia="微软雅黑" w:cs="微软雅黑"/>
-          <w:sz w:val="18"/>
-          <w:szCs w:val="18"/>
-          <w:lang w:val="en-US" w:eastAsia="zh-CN"/>
-        </w:rPr>
-        <w:t>包括PC端、移动端和小程序。</w:t>
+        </w:rPr>
+        <w:t>MyBatisPlus</w:t>
+      </w:r>
+      <w:bookmarkEnd w:id="11"/>
+      <w:r>
+        <w:rPr>
+          <w:rFonts w:hint="default" w:ascii="Times New Roman" w:hAnsi="Times New Roman" w:eastAsia="微软雅黑" w:cs="Times New Roman"/>
+          <w:sz w:val="18"/>
+          <w:szCs w:val="18"/>
+        </w:rPr>
+        <w:t xml:space="preserve">，能使用 </w:t>
+      </w:r>
+      <w:bookmarkStart w:id="12" w:name="OLE_LINK73"/>
+      <w:r>
+        <w:rPr>
+          <w:rFonts w:hint="default" w:ascii="Times New Roman" w:hAnsi="Times New Roman" w:eastAsia="微软雅黑" w:cs="Times New Roman"/>
+          <w:b/>
+          <w:bCs/>
+          <w:i/>
+          <w:iCs/>
+          <w:sz w:val="18"/>
+          <w:szCs w:val="18"/>
+        </w:rPr>
+        <w:t>Spring Boot</w:t>
+      </w:r>
+      <w:bookmarkEnd w:id="12"/>
+      <w:r>
+        <w:rPr>
+          <w:rFonts w:hint="default" w:ascii="Times New Roman" w:hAnsi="Times New Roman" w:eastAsia="微软雅黑" w:cs="Times New Roman"/>
+          <w:sz w:val="18"/>
+          <w:szCs w:val="18"/>
+        </w:rPr>
+        <w:t xml:space="preserve"> 独立开发微服务。</w:t>
       </w:r>
     </w:p>
     <w:p>
@@ -1850,7 +1838,7 @@
         <w:ind w:left="340" w:right="340"/>
         <w:textAlignment w:val="center"/>
         <w:rPr>
-          <w:rFonts w:hint="eastAsia" w:ascii="微软雅黑" w:hAnsi="微软雅黑" w:eastAsia="微软雅黑" w:cs="微软雅黑"/>
+          <w:rFonts w:hint="default" w:ascii="Times New Roman" w:hAnsi="Times New Roman" w:eastAsia="微软雅黑" w:cs="Times New Roman"/>
           <w:color w:val="000000" w:themeColor="text1"/>
           <w:sz w:val="18"/>
           <w:szCs w:val="18"/>
@@ -1865,64 +1853,103 @@
         <w:rPr>
           <w:rStyle w:val="8"/>
           <w:rFonts w:hint="default" w:ascii="Times New Roman" w:hAnsi="Times New Roman" w:eastAsia="微软雅黑" w:cs="Times New Roman"/>
-          <w:b/>
-          <w:bCs w:val="0"/>
-          <w:i/>
-          <w:iCs/>
-          <w:sz w:val="18"/>
-          <w:szCs w:val="18"/>
-        </w:rPr>
-        <w:t xml:space="preserve">DevOps </w:t>
-      </w:r>
-      <w:r>
-        <w:rPr>
-          <w:rStyle w:val="8"/>
-          <w:rFonts w:hint="eastAsia" w:ascii="微软雅黑" w:hAnsi="微软雅黑" w:eastAsia="微软雅黑" w:cs="微软雅黑"/>
           <w:b w:val="0"/>
           <w:bCs/>
           <w:sz w:val="18"/>
           <w:szCs w:val="18"/>
         </w:rPr>
-        <w:t>&amp; 其他工具</w:t>
-      </w:r>
-      <w:r>
-        <w:rPr>
-          <w:rFonts w:hint="eastAsia" w:ascii="微软雅黑" w:hAnsi="微软雅黑" w:eastAsia="微软雅黑" w:cs="微软雅黑"/>
-          <w:sz w:val="18"/>
-          <w:szCs w:val="18"/>
-        </w:rPr>
-        <w:t xml:space="preserve">: 熟悉 </w:t>
-      </w:r>
-      <w:bookmarkStart w:id="22" w:name="OLE_LINK75"/>
-      <w:r>
-        <w:rPr>
-          <w:rFonts w:hint="default" w:ascii="Times New Roman" w:hAnsi="Times New Roman" w:eastAsia="微软雅黑" w:cs="Times New Roman"/>
-          <w:b/>
-          <w:bCs/>
-          <w:i/>
-          <w:iCs/>
-          <w:sz w:val="18"/>
-          <w:szCs w:val="18"/>
-        </w:rPr>
-        <w:t>Docker、OkHttp、EasyExcel、Hutool、iRepor、MongoDB、ElasticSearch</w:t>
-      </w:r>
-      <w:bookmarkEnd w:id="22"/>
-      <w:r>
-        <w:rPr>
-          <w:rFonts w:hint="eastAsia" w:ascii="微软雅黑" w:hAnsi="微软雅黑" w:eastAsia="微软雅黑" w:cs="微软雅黑"/>
-          <w:sz w:val="18"/>
-          <w:szCs w:val="18"/>
-        </w:rPr>
-        <w:t xml:space="preserve"> 等工具</w:t>
-      </w:r>
-      <w:r>
-        <w:rPr>
-          <w:rFonts w:hint="eastAsia" w:ascii="微软雅黑" w:hAnsi="微软雅黑" w:eastAsia="微软雅黑" w:cs="微软雅黑"/>
+        <w:t>前端开发</w:t>
+      </w:r>
+      <w:r>
+        <w:rPr>
+          <w:rFonts w:hint="default" w:ascii="Times New Roman" w:hAnsi="Times New Roman" w:eastAsia="微软雅黑" w:cs="Times New Roman"/>
+          <w:sz w:val="18"/>
+          <w:szCs w:val="18"/>
+        </w:rPr>
+        <w:t>: 掌握</w:t>
+      </w:r>
+      <w:bookmarkStart w:id="13" w:name="OLE_LINK78"/>
+      <w:r>
+        <w:rPr>
+          <w:rFonts w:hint="default" w:ascii="Times New Roman" w:hAnsi="Times New Roman" w:eastAsia="微软雅黑" w:cs="Times New Roman"/>
+          <w:b/>
+          <w:bCs/>
+          <w:i/>
+          <w:iCs/>
+          <w:sz w:val="18"/>
+          <w:szCs w:val="18"/>
+        </w:rPr>
+        <w:t xml:space="preserve"> Vue</w:t>
+      </w:r>
+      <w:bookmarkEnd w:id="13"/>
+      <w:r>
+        <w:rPr>
+          <w:rFonts w:hint="default" w:ascii="Times New Roman" w:hAnsi="Times New Roman" w:eastAsia="微软雅黑" w:cs="Times New Roman"/>
+          <w:sz w:val="18"/>
+          <w:szCs w:val="18"/>
+        </w:rPr>
+        <w:t>、</w:t>
+      </w:r>
+      <w:r>
+        <w:rPr>
+          <w:rFonts w:hint="default" w:ascii="Times New Roman" w:hAnsi="Times New Roman" w:eastAsia="微软雅黑" w:cs="Times New Roman"/>
+          <w:b/>
+          <w:bCs/>
+          <w:i/>
+          <w:iCs/>
+          <w:sz w:val="18"/>
+          <w:szCs w:val="18"/>
+          <w:lang w:val="en-US" w:eastAsia="zh-CN"/>
+        </w:rPr>
+        <w:t>Jquery</w:t>
+      </w:r>
+      <w:r>
+        <w:rPr>
+          <w:rFonts w:hint="default" w:ascii="Times New Roman" w:hAnsi="Times New Roman" w:eastAsia="微软雅黑" w:cs="Times New Roman"/>
+          <w:sz w:val="18"/>
+          <w:szCs w:val="18"/>
+          <w:lang w:val="en-US" w:eastAsia="zh-CN"/>
+        </w:rPr>
+        <w:t>、</w:t>
+      </w:r>
+      <w:r>
+        <w:rPr>
+          <w:rFonts w:hint="default" w:ascii="Times New Roman" w:hAnsi="Times New Roman" w:eastAsia="微软雅黑" w:cs="Times New Roman"/>
+          <w:b/>
+          <w:bCs/>
+          <w:i/>
+          <w:iCs/>
+          <w:sz w:val="18"/>
+          <w:szCs w:val="18"/>
+          <w:lang w:val="en-US" w:eastAsia="zh-CN"/>
+        </w:rPr>
+        <w:t>uniapp</w:t>
+      </w:r>
+      <w:r>
+        <w:rPr>
+          <w:rFonts w:hint="default" w:ascii="Times New Roman" w:hAnsi="Times New Roman" w:eastAsia="微软雅黑" w:cs="Times New Roman"/>
+          <w:sz w:val="18"/>
+          <w:szCs w:val="18"/>
+        </w:rPr>
+        <w:t xml:space="preserve"> 等前端技术，能独立开发前端界面</w:t>
+      </w:r>
+      <w:r>
+        <w:rPr>
+          <w:rFonts w:hint="default" w:ascii="Times New Roman" w:hAnsi="Times New Roman" w:eastAsia="微软雅黑" w:cs="Times New Roman"/>
           <w:sz w:val="18"/>
           <w:szCs w:val="18"/>
           <w:lang w:eastAsia="zh-CN"/>
         </w:rPr>
-        <w:t>。</w:t>
+        <w:t>，</w:t>
+      </w:r>
+      <w:r>
+        <w:rPr>
+          <w:rFonts w:hint="default" w:ascii="Times New Roman" w:hAnsi="Times New Roman" w:eastAsia="微软雅黑" w:cs="Times New Roman"/>
+          <w:sz w:val="18"/>
+          <w:szCs w:val="18"/>
+          <w:lang w:val="en-US" w:eastAsia="zh-CN"/>
+        </w:rPr>
+        <w:t>包括PC端、移动端和小程序。</w:t>
       </w:r>
     </w:p>
     <w:p>
@@ -1948,7 +1975,10 @@
         <w:ind w:left="340" w:right="340"/>
         <w:textAlignment w:val="center"/>
         <w:rPr>
-          <w:color w:val="000000" w:themeColor="text1"/>
+          <w:rFonts w:hint="default" w:ascii="Times New Roman" w:hAnsi="Times New Roman" w:eastAsia="微软雅黑" w:cs="Times New Roman"/>
+          <w:color w:val="000000" w:themeColor="text1"/>
+          <w:sz w:val="18"/>
+          <w:szCs w:val="18"/>
           <w14:textFill>
             <w14:solidFill>
               <w14:schemeClr w14:val="tx1"/>
@@ -1959,26 +1989,122 @@
       <w:r>
         <w:rPr>
           <w:rStyle w:val="8"/>
-          <w:rFonts w:hint="eastAsia" w:ascii="微软雅黑" w:hAnsi="微软雅黑" w:eastAsia="微软雅黑" w:cs="微软雅黑"/>
+          <w:rFonts w:hint="default" w:ascii="Times New Roman" w:hAnsi="Times New Roman" w:eastAsia="微软雅黑" w:cs="Times New Roman"/>
+          <w:b/>
+          <w:bCs w:val="0"/>
+          <w:i/>
+          <w:iCs/>
+          <w:sz w:val="18"/>
+          <w:szCs w:val="18"/>
+        </w:rPr>
+        <w:t xml:space="preserve">DevOps </w:t>
+      </w:r>
+      <w:r>
+        <w:rPr>
+          <w:rStyle w:val="8"/>
+          <w:rFonts w:hint="default" w:ascii="Times New Roman" w:hAnsi="Times New Roman" w:eastAsia="微软雅黑" w:cs="Times New Roman"/>
           <w:b w:val="0"/>
           <w:bCs/>
           <w:sz w:val="18"/>
           <w:szCs w:val="18"/>
         </w:rPr>
+        <w:t>&amp; 其他工具</w:t>
+      </w:r>
+      <w:r>
+        <w:rPr>
+          <w:rFonts w:hint="default" w:ascii="Times New Roman" w:hAnsi="Times New Roman" w:eastAsia="微软雅黑" w:cs="Times New Roman"/>
+          <w:sz w:val="18"/>
+          <w:szCs w:val="18"/>
+        </w:rPr>
+        <w:t xml:space="preserve">: 熟悉 </w:t>
+      </w:r>
+      <w:bookmarkStart w:id="14" w:name="OLE_LINK75"/>
+      <w:r>
+        <w:rPr>
+          <w:rFonts w:hint="default" w:ascii="Times New Roman" w:hAnsi="Times New Roman" w:eastAsia="微软雅黑" w:cs="Times New Roman"/>
+          <w:b/>
+          <w:bCs/>
+          <w:i/>
+          <w:iCs/>
+          <w:sz w:val="18"/>
+          <w:szCs w:val="18"/>
+        </w:rPr>
+        <w:t>Docker、OkHttp、EasyExcel、Hutool、iRepor、MongoDB、ElasticSearch</w:t>
+      </w:r>
+      <w:bookmarkEnd w:id="14"/>
+      <w:r>
+        <w:rPr>
+          <w:rFonts w:hint="default" w:ascii="Times New Roman" w:hAnsi="Times New Roman" w:eastAsia="微软雅黑" w:cs="Times New Roman"/>
+          <w:sz w:val="18"/>
+          <w:szCs w:val="18"/>
+        </w:rPr>
+        <w:t xml:space="preserve"> 等工具</w:t>
+      </w:r>
+      <w:r>
+        <w:rPr>
+          <w:rFonts w:hint="default" w:ascii="Times New Roman" w:hAnsi="Times New Roman" w:eastAsia="微软雅黑" w:cs="Times New Roman"/>
+          <w:sz w:val="18"/>
+          <w:szCs w:val="18"/>
+          <w:lang w:eastAsia="zh-CN"/>
+        </w:rPr>
+        <w:t>。</w:t>
+      </w:r>
+    </w:p>
+    <w:p>
+      <w:pPr>
+        <w:keepNext w:val="0"/>
+        <w:keepLines w:val="0"/>
+        <w:pageBreakBefore w:val="0"/>
+        <w:widowControl w:val="0"/>
+        <w:numPr>
+          <w:ilvl w:val="0"/>
+          <w:numId w:val="1"/>
+        </w:numPr>
+        <w:kinsoku/>
+        <w:wordWrap/>
+        <w:overflowPunct/>
+        <w:topLinePunct w:val="0"/>
+        <w:autoSpaceDE/>
+        <w:autoSpaceDN/>
+        <w:bidi w:val="0"/>
+        <w:adjustRightInd/>
+        <w:snapToGrid/>
+        <w:spacing w:before="0" w:after="0" w:line="240" w:lineRule="exact"/>
+        <w:ind w:left="340" w:right="340"/>
+        <w:textAlignment w:val="center"/>
+        <w:rPr>
+          <w:rFonts w:hint="default" w:ascii="Times New Roman" w:hAnsi="Times New Roman" w:cs="Times New Roman"/>
+          <w:color w:val="000000" w:themeColor="text1"/>
+          <w14:textFill>
+            <w14:solidFill>
+              <w14:schemeClr w14:val="tx1"/>
+            </w14:solidFill>
+          </w14:textFill>
+        </w:rPr>
+      </w:pPr>
+      <w:r>
+        <w:rPr>
+          <w:rStyle w:val="8"/>
+          <w:rFonts w:hint="default" w:ascii="Times New Roman" w:hAnsi="Times New Roman" w:eastAsia="微软雅黑" w:cs="Times New Roman"/>
+          <w:b w:val="0"/>
+          <w:bCs/>
+          <w:sz w:val="18"/>
+          <w:szCs w:val="18"/>
+        </w:rPr>
         <w:t>版本控制 &amp; 安全</w:t>
       </w:r>
       <w:r>
         <w:rPr>
-          <w:rFonts w:hint="eastAsia" w:ascii="微软雅黑" w:hAnsi="微软雅黑" w:eastAsia="微软雅黑" w:cs="微软雅黑"/>
+          <w:rFonts w:hint="default" w:ascii="Times New Roman" w:hAnsi="Times New Roman" w:eastAsia="微软雅黑" w:cs="Times New Roman"/>
           <w:sz w:val="18"/>
           <w:szCs w:val="18"/>
         </w:rPr>
         <w:t>: 熟练</w:t>
       </w:r>
-      <w:bookmarkStart w:id="23" w:name="OLE_LINK80"/>
-      <w:r>
-        <w:rPr>
-          <w:rFonts w:hint="eastAsia" w:ascii="微软雅黑" w:hAnsi="微软雅黑" w:eastAsia="微软雅黑" w:cs="微软雅黑"/>
+      <w:bookmarkStart w:id="15" w:name="OLE_LINK80"/>
+      <w:r>
+        <w:rPr>
+          <w:rFonts w:hint="default" w:ascii="Times New Roman" w:hAnsi="Times New Roman" w:eastAsia="微软雅黑" w:cs="Times New Roman"/>
           <w:sz w:val="18"/>
           <w:szCs w:val="18"/>
         </w:rPr>
@@ -1996,10 +2122,10 @@
         </w:rPr>
         <w:t>Git</w:t>
       </w:r>
-      <w:bookmarkEnd w:id="23"/>
-      <w:r>
-        <w:rPr>
-          <w:rFonts w:hint="eastAsia" w:ascii="微软雅黑" w:hAnsi="微软雅黑" w:eastAsia="微软雅黑" w:cs="微软雅黑"/>
+      <w:bookmarkEnd w:id="15"/>
+      <w:r>
+        <w:rPr>
+          <w:rFonts w:hint="default" w:ascii="Times New Roman" w:hAnsi="Times New Roman" w:eastAsia="微软雅黑" w:cs="Times New Roman"/>
           <w:sz w:val="18"/>
           <w:szCs w:val="18"/>
         </w:rPr>
@@ -2017,7 +2143,7 @@
         </w:rPr>
         <w:t xml:space="preserve">SpringSecurity </w:t>
       </w:r>
-      <w:bookmarkStart w:id="24" w:name="OLE_LINK79"/>
+      <w:bookmarkStart w:id="16" w:name="OLE_LINK79"/>
       <w:r>
         <w:rPr>
           <w:rFonts w:hint="default" w:ascii="Times New Roman" w:hAnsi="Times New Roman" w:eastAsia="微软雅黑" w:cs="Times New Roman"/>
@@ -2030,7 +2156,7 @@
         </w:rPr>
         <w:t xml:space="preserve">和 </w:t>
       </w:r>
-      <w:bookmarkEnd w:id="24"/>
+      <w:bookmarkEnd w:id="16"/>
       <w:r>
         <w:rPr>
           <w:rFonts w:hint="default" w:ascii="Times New Roman" w:hAnsi="Times New Roman" w:eastAsia="微软雅黑" w:cs="Times New Roman"/>
@@ -2045,7 +2171,7 @@
       </w:r>
       <w:r>
         <w:rPr>
-          <w:rFonts w:hint="eastAsia" w:ascii="微软雅黑" w:hAnsi="微软雅黑" w:eastAsia="微软雅黑" w:cs="微软雅黑"/>
+          <w:rFonts w:hint="default" w:ascii="Times New Roman" w:hAnsi="Times New Roman" w:eastAsia="微软雅黑" w:cs="Times New Roman"/>
           <w:sz w:val="18"/>
           <w:szCs w:val="18"/>
         </w:rPr>
@@ -2071,7 +2197,7 @@
         <w:ind w:firstLine="360" w:firstLineChars="200"/>
         <w:textAlignment w:val="center"/>
         <w:rPr>
-          <w:rFonts w:ascii="微软雅黑" w:hAnsi="微软雅黑" w:eastAsia="微软雅黑" w:cs="微软雅黑"/>
+          <w:rFonts w:hint="default" w:ascii="Times New Roman" w:hAnsi="Times New Roman" w:eastAsia="微软雅黑" w:cs="Times New Roman"/>
           <w:b/>
           <w:color w:val="000000" w:themeColor="text1"/>
           <w:sz w:val="18"/>
@@ -2085,6 +2211,7 @@
       </w:pPr>
       <w:r>
         <w:rPr>
+          <w:rFonts w:hint="default" w:ascii="Times New Roman" w:hAnsi="Times New Roman" w:cs="Times New Roman"/>
           <w:sz w:val="18"/>
         </w:rPr>
         <mc:AlternateContent>
@@ -2174,7 +2301,7 @@
         <w:ind w:firstLine="360" w:firstLineChars="200"/>
         <w:textAlignment w:val="center"/>
         <w:rPr>
-          <w:rFonts w:hint="eastAsia" w:eastAsiaTheme="minorEastAsia"/>
+          <w:rFonts w:hint="default" w:ascii="Times New Roman" w:hAnsi="Times New Roman" w:cs="Times New Roman" w:eastAsiaTheme="minorEastAsia"/>
           <w:color w:val="000000" w:themeColor="text1"/>
           <w:sz w:val="18"/>
           <w:szCs w:val="18"/>
@@ -2186,10 +2313,10 @@
           </w14:textFill>
         </w:rPr>
       </w:pPr>
-      <w:bookmarkStart w:id="25" w:name="OLE_LINK111"/>
-      <w:r>
-        <w:rPr>
-          <w:rFonts w:ascii="微软雅黑" w:hAnsi="微软雅黑" w:eastAsia="微软雅黑" w:cs="微软雅黑"/>
+      <w:bookmarkStart w:id="17" w:name="OLE_LINK111"/>
+      <w:r>
+        <w:rPr>
+          <w:rFonts w:hint="default" w:ascii="Times New Roman" w:hAnsi="Times New Roman" w:eastAsia="微软雅黑" w:cs="Times New Roman"/>
           <w:b/>
           <w:color w:val="000000" w:themeColor="text1"/>
           <w:sz w:val="18"/>
@@ -2203,7 +2330,7 @@
         <w:t>实习经历</w:t>
       </w:r>
     </w:p>
-    <w:bookmarkEnd w:id="25"/>
+    <w:bookmarkEnd w:id="17"/>
     <w:p>
       <w:pPr>
         <w:keepNext w:val="0"/>
@@ -2227,7 +2354,7 @@
         <w:jc w:val="left"/>
         <w:textAlignment w:val="center"/>
         <w:rPr>
-          <w:rFonts w:hint="eastAsia" w:ascii="微软雅黑" w:hAnsi="微软雅黑" w:eastAsia="微软雅黑" w:cs="微软雅黑"/>
+          <w:rFonts w:hint="default" w:ascii="Times New Roman" w:hAnsi="Times New Roman" w:eastAsia="微软雅黑" w:cs="Times New Roman"/>
           <w:b/>
           <w:bCs/>
           <w:color w:val="000000" w:themeColor="text1"/>
@@ -2241,10 +2368,10 @@
           </w14:textFill>
         </w:rPr>
       </w:pPr>
-      <w:bookmarkStart w:id="26" w:name="OLE_LINK15"/>
-      <w:r>
-        <w:rPr>
-          <w:rFonts w:ascii="微软雅黑" w:hAnsi="微软雅黑" w:eastAsia="微软雅黑" w:cs="微软雅黑"/>
+      <w:bookmarkStart w:id="18" w:name="OLE_LINK15"/>
+      <w:r>
+        <w:rPr>
+          <w:rFonts w:hint="default" w:ascii="Times New Roman" w:hAnsi="Times New Roman" w:eastAsia="微软雅黑" w:cs="Times New Roman"/>
           <w:b/>
           <w:color w:val="000000" w:themeColor="text1"/>
           <w:sz w:val="18"/>
@@ -2259,7 +2386,7 @@
       </w:r>
       <w:r>
         <w:rPr>
-          <w:rFonts w:hint="eastAsia" w:ascii="微软雅黑" w:hAnsi="微软雅黑" w:eastAsia="微软雅黑" w:cs="微软雅黑"/>
+          <w:rFonts w:hint="default" w:ascii="Times New Roman" w:hAnsi="Times New Roman" w:eastAsia="微软雅黑" w:cs="Times New Roman"/>
           <w:b/>
           <w:color w:val="000000" w:themeColor="text1"/>
           <w:sz w:val="18"/>
@@ -2275,7 +2402,7 @@
       </w:r>
       <w:r>
         <w:rPr>
-          <w:rFonts w:ascii="微软雅黑" w:hAnsi="微软雅黑" w:eastAsia="微软雅黑" w:cs="微软雅黑"/>
+          <w:rFonts w:hint="default" w:ascii="Times New Roman" w:hAnsi="Times New Roman" w:eastAsia="微软雅黑" w:cs="Times New Roman"/>
           <w:b/>
           <w:color w:val="000000" w:themeColor="text1"/>
           <w:sz w:val="18"/>
@@ -2290,7 +2417,7 @@
       </w:r>
       <w:r>
         <w:rPr>
-          <w:rFonts w:hint="eastAsia" w:ascii="微软雅黑" w:hAnsi="微软雅黑" w:eastAsia="微软雅黑" w:cs="微软雅黑"/>
+          <w:rFonts w:hint="default" w:ascii="Times New Roman" w:hAnsi="Times New Roman" w:eastAsia="微软雅黑" w:cs="Times New Roman"/>
           <w:b/>
           <w:color w:val="000000" w:themeColor="text1"/>
           <w:sz w:val="18"/>
@@ -2306,7 +2433,7 @@
       </w:r>
       <w:r>
         <w:rPr>
-          <w:rFonts w:ascii="微软雅黑" w:hAnsi="微软雅黑" w:eastAsia="微软雅黑" w:cs="微软雅黑"/>
+          <w:rFonts w:hint="default" w:ascii="Times New Roman" w:hAnsi="Times New Roman" w:eastAsia="微软雅黑" w:cs="Times New Roman"/>
           <w:b/>
           <w:color w:val="000000" w:themeColor="text1"/>
           <w:sz w:val="18"/>
@@ -2321,7 +2448,7 @@
       </w:r>
       <w:r>
         <w:rPr>
-          <w:rFonts w:hint="eastAsia" w:ascii="微软雅黑" w:hAnsi="微软雅黑" w:eastAsia="微软雅黑" w:cs="微软雅黑"/>
+          <w:rFonts w:hint="default" w:ascii="Times New Roman" w:hAnsi="Times New Roman" w:eastAsia="微软雅黑" w:cs="Times New Roman"/>
           <w:b/>
           <w:color w:val="000000" w:themeColor="text1"/>
           <w:sz w:val="18"/>
@@ -2337,7 +2464,7 @@
       </w:r>
       <w:r>
         <w:rPr>
-          <w:rFonts w:ascii="微软雅黑" w:hAnsi="微软雅黑" w:eastAsia="微软雅黑" w:cs="微软雅黑"/>
+          <w:rFonts w:hint="default" w:ascii="Times New Roman" w:hAnsi="Times New Roman" w:eastAsia="微软雅黑" w:cs="Times New Roman"/>
           <w:b/>
           <w:color w:val="000000" w:themeColor="text1"/>
           <w:sz w:val="18"/>
@@ -2352,7 +2479,7 @@
       </w:r>
       <w:r>
         <w:rPr>
-          <w:rFonts w:hint="eastAsia" w:ascii="微软雅黑" w:hAnsi="微软雅黑" w:eastAsia="微软雅黑" w:cs="微软雅黑"/>
+          <w:rFonts w:hint="default" w:ascii="Times New Roman" w:hAnsi="Times New Roman" w:eastAsia="微软雅黑" w:cs="Times New Roman"/>
           <w:b/>
           <w:bCs/>
           <w:i w:val="0"/>
@@ -2368,7 +2495,7 @@
       </w:r>
       <w:r>
         <w:rPr>
-          <w:rFonts w:hint="eastAsia" w:ascii="微软雅黑" w:hAnsi="微软雅黑" w:eastAsia="微软雅黑" w:cs="微软雅黑"/>
+          <w:rFonts w:hint="default" w:ascii="Times New Roman" w:hAnsi="Times New Roman" w:eastAsia="微软雅黑" w:cs="Times New Roman"/>
           <w:b/>
           <w:bCs/>
           <w:i w:val="0"/>
@@ -2385,7 +2512,7 @@
       </w:r>
       <w:r>
         <w:rPr>
-          <w:rFonts w:hint="eastAsia" w:ascii="微软雅黑" w:hAnsi="微软雅黑" w:eastAsia="微软雅黑" w:cs="微软雅黑"/>
+          <w:rFonts w:hint="default" w:ascii="Times New Roman" w:hAnsi="Times New Roman" w:eastAsia="微软雅黑" w:cs="Times New Roman"/>
           <w:b/>
           <w:bCs/>
           <w:i/>
@@ -2417,6 +2544,7 @@
         <w:jc w:val="left"/>
         <w:textAlignment w:val="center"/>
         <w:rPr>
+          <w:rFonts w:hint="default" w:ascii="Times New Roman" w:hAnsi="Times New Roman" w:cs="Times New Roman"/>
           <w:b/>
           <w:bCs/>
           <w:color w:val="000000" w:themeColor="text1"/>
@@ -2431,7 +2559,7 @@
       </w:pPr>
       <w:r>
         <w:rPr>
-          <w:rFonts w:hint="eastAsia" w:ascii="微软雅黑" w:hAnsi="微软雅黑" w:eastAsia="微软雅黑" w:cs="微软雅黑"/>
+          <w:rFonts w:hint="default" w:ascii="Times New Roman" w:hAnsi="Times New Roman" w:eastAsia="微软雅黑" w:cs="Times New Roman"/>
           <w:b/>
           <w:bCs/>
           <w:color w:val="000000" w:themeColor="text1"/>
@@ -2448,7 +2576,7 @@
       </w:r>
       <w:r>
         <w:rPr>
-          <w:rFonts w:ascii="微软雅黑" w:hAnsi="微软雅黑" w:eastAsia="微软雅黑" w:cs="微软雅黑"/>
+          <w:rFonts w:hint="default" w:ascii="Times New Roman" w:hAnsi="Times New Roman" w:eastAsia="微软雅黑" w:cs="Times New Roman"/>
           <w:b/>
           <w:bCs/>
           <w:color w:val="000000" w:themeColor="text1"/>
@@ -2468,6 +2596,7 @@
         <w:spacing w:before="0" w:after="0" w:line="71" w:lineRule="exact"/>
         <w:jc w:val="left"/>
         <w:rPr>
+          <w:rFonts w:hint="default" w:ascii="Times New Roman" w:hAnsi="Times New Roman" w:cs="Times New Roman"/>
           <w:color w:val="000000" w:themeColor="text1"/>
           <w14:textFill>
             <w14:solidFill>
@@ -2477,7 +2606,7 @@
         </w:rPr>
       </w:pPr>
     </w:p>
-    <w:bookmarkEnd w:id="26"/>
+    <w:bookmarkEnd w:id="18"/>
     <w:p>
       <w:pPr>
         <w:keepNext w:val="0"/>
@@ -2501,7 +2630,7 @@
         <w:ind w:left="340" w:right="340"/>
         <w:textAlignment w:val="center"/>
         <w:rPr>
-          <w:rFonts w:hint="eastAsia" w:ascii="微软雅黑" w:hAnsi="微软雅黑" w:eastAsia="微软雅黑" w:cs="微软雅黑"/>
+          <w:rFonts w:hint="default" w:ascii="Times New Roman" w:hAnsi="Times New Roman" w:eastAsia="微软雅黑" w:cs="Times New Roman"/>
           <w:color w:val="000000" w:themeColor="text1"/>
           <w:sz w:val="18"/>
           <w:szCs w:val="18"/>
@@ -2514,7 +2643,7 @@
       </w:pPr>
       <w:r>
         <w:rPr>
-          <w:rFonts w:hint="eastAsia" w:ascii="微软雅黑" w:hAnsi="微软雅黑" w:eastAsia="微软雅黑" w:cs="微软雅黑"/>
+          <w:rFonts w:hint="default" w:ascii="Times New Roman" w:hAnsi="Times New Roman" w:eastAsia="微软雅黑" w:cs="Times New Roman"/>
           <w:sz w:val="18"/>
           <w:szCs w:val="18"/>
           <w:lang w:val="en-US" w:eastAsia="zh-CN"/>
@@ -2523,7 +2652,7 @@
       </w:r>
       <w:r>
         <w:rPr>
-          <w:rFonts w:hint="eastAsia" w:ascii="微软雅黑" w:hAnsi="微软雅黑" w:eastAsia="微软雅黑" w:cs="微软雅黑"/>
+          <w:rFonts w:hint="default" w:ascii="Times New Roman" w:hAnsi="Times New Roman" w:eastAsia="微软雅黑" w:cs="Times New Roman"/>
           <w:sz w:val="18"/>
           <w:szCs w:val="18"/>
         </w:rPr>
@@ -2531,7 +2660,7 @@
       </w:r>
       <w:r>
         <w:rPr>
-          <w:rFonts w:hint="eastAsia" w:ascii="微软雅黑" w:hAnsi="微软雅黑" w:eastAsia="微软雅黑" w:cs="微软雅黑"/>
+          <w:rFonts w:hint="default" w:ascii="Times New Roman" w:hAnsi="Times New Roman" w:eastAsia="微软雅黑" w:cs="Times New Roman"/>
           <w:sz w:val="18"/>
           <w:szCs w:val="18"/>
           <w:lang w:val="en-US" w:eastAsia="zh-CN"/>
@@ -2540,7 +2669,7 @@
       </w:r>
       <w:r>
         <w:rPr>
-          <w:rFonts w:hint="eastAsia" w:ascii="微软雅黑" w:hAnsi="微软雅黑" w:eastAsia="微软雅黑" w:cs="微软雅黑"/>
+          <w:rFonts w:hint="default" w:ascii="Times New Roman" w:hAnsi="Times New Roman" w:eastAsia="微软雅黑" w:cs="Times New Roman"/>
           <w:b/>
           <w:bCs/>
           <w:i/>
@@ -2553,7 +2682,7 @@
       </w:r>
       <w:r>
         <w:rPr>
-          <w:rFonts w:hint="eastAsia" w:ascii="微软雅黑" w:hAnsi="微软雅黑" w:eastAsia="微软雅黑" w:cs="微软雅黑"/>
+          <w:rFonts w:hint="default" w:ascii="Times New Roman" w:hAnsi="Times New Roman" w:eastAsia="微软雅黑" w:cs="Times New Roman"/>
           <w:b/>
           <w:bCs/>
           <w:sz w:val="18"/>
@@ -2564,7 +2693,7 @@
       </w:r>
       <w:r>
         <w:rPr>
-          <w:rFonts w:hint="eastAsia" w:ascii="微软雅黑" w:hAnsi="微软雅黑" w:eastAsia="微软雅黑" w:cs="微软雅黑"/>
+          <w:rFonts w:hint="default" w:ascii="Times New Roman" w:hAnsi="Times New Roman" w:eastAsia="微软雅黑" w:cs="Times New Roman"/>
           <w:sz w:val="18"/>
           <w:szCs w:val="18"/>
           <w:lang w:val="en-US" w:eastAsia="zh-CN"/>
@@ -2573,7 +2702,7 @@
       </w:r>
       <w:r>
         <w:rPr>
-          <w:rFonts w:hint="eastAsia" w:ascii="微软雅黑" w:hAnsi="微软雅黑" w:eastAsia="微软雅黑" w:cs="微软雅黑"/>
+          <w:rFonts w:hint="default" w:ascii="Times New Roman" w:hAnsi="Times New Roman" w:eastAsia="微软雅黑" w:cs="Times New Roman"/>
           <w:b/>
           <w:bCs/>
           <w:i/>
@@ -2586,7 +2715,7 @@
       </w:r>
       <w:r>
         <w:rPr>
-          <w:rFonts w:hint="eastAsia" w:ascii="微软雅黑" w:hAnsi="微软雅黑" w:eastAsia="微软雅黑" w:cs="微软雅黑"/>
+          <w:rFonts w:hint="default" w:ascii="Times New Roman" w:hAnsi="Times New Roman" w:eastAsia="微软雅黑" w:cs="Times New Roman"/>
           <w:b/>
           <w:bCs/>
           <w:sz w:val="18"/>
@@ -2597,7 +2726,7 @@
       </w:r>
       <w:r>
         <w:rPr>
-          <w:rFonts w:hint="eastAsia" w:ascii="微软雅黑" w:hAnsi="微软雅黑" w:eastAsia="微软雅黑" w:cs="微软雅黑"/>
+          <w:rFonts w:hint="default" w:ascii="Times New Roman" w:hAnsi="Times New Roman" w:eastAsia="微软雅黑" w:cs="Times New Roman"/>
           <w:color w:val="000000" w:themeColor="text1"/>
           <w:sz w:val="18"/>
           <w:szCs w:val="18"/>
@@ -2634,7 +2763,7 @@
         <w:ind w:left="340" w:right="340"/>
         <w:textAlignment w:val="center"/>
         <w:rPr>
-          <w:rFonts w:hint="eastAsia" w:ascii="微软雅黑" w:hAnsi="微软雅黑" w:eastAsia="微软雅黑" w:cs="微软雅黑"/>
+          <w:rFonts w:hint="default" w:ascii="Times New Roman" w:hAnsi="Times New Roman" w:eastAsia="微软雅黑" w:cs="Times New Roman"/>
           <w:color w:val="000000" w:themeColor="text1"/>
           <w:sz w:val="18"/>
           <w:szCs w:val="18"/>
@@ -2647,7 +2776,7 @@
       </w:pPr>
       <w:r>
         <w:rPr>
-          <w:rFonts w:hint="eastAsia" w:ascii="微软雅黑" w:hAnsi="微软雅黑" w:eastAsia="微软雅黑" w:cs="微软雅黑"/>
+          <w:rFonts w:hint="default" w:ascii="Times New Roman" w:hAnsi="Times New Roman" w:eastAsia="微软雅黑" w:cs="Times New Roman"/>
           <w:color w:val="000000" w:themeColor="text1"/>
           <w:sz w:val="18"/>
           <w:szCs w:val="18"/>
@@ -2684,7 +2813,7 @@
         <w:ind w:left="340" w:right="340"/>
         <w:textAlignment w:val="center"/>
         <w:rPr>
-          <w:rFonts w:hint="eastAsia" w:ascii="微软雅黑" w:hAnsi="微软雅黑" w:eastAsia="微软雅黑" w:cs="微软雅黑"/>
+          <w:rFonts w:hint="default" w:ascii="Times New Roman" w:hAnsi="Times New Roman" w:eastAsia="微软雅黑" w:cs="Times New Roman"/>
           <w:color w:val="000000" w:themeColor="text1"/>
           <w:sz w:val="18"/>
           <w:szCs w:val="18"/>
@@ -2697,7 +2826,7 @@
       </w:pPr>
       <w:r>
         <w:rPr>
-          <w:rFonts w:hint="eastAsia" w:ascii="微软雅黑" w:hAnsi="微软雅黑" w:eastAsia="微软雅黑" w:cs="微软雅黑"/>
+          <w:rFonts w:hint="default" w:ascii="Times New Roman" w:hAnsi="Times New Roman" w:eastAsia="微软雅黑" w:cs="Times New Roman"/>
           <w:color w:val="000000" w:themeColor="text1"/>
           <w:sz w:val="18"/>
           <w:szCs w:val="18"/>
@@ -2734,7 +2863,7 @@
         <w:ind w:left="340" w:right="340"/>
         <w:textAlignment w:val="center"/>
         <w:rPr>
-          <w:rFonts w:hint="eastAsia" w:ascii="微软雅黑" w:hAnsi="微软雅黑" w:eastAsia="微软雅黑" w:cs="微软雅黑"/>
+          <w:rFonts w:hint="default" w:ascii="Times New Roman" w:hAnsi="Times New Roman" w:eastAsia="微软雅黑" w:cs="Times New Roman"/>
           <w:color w:val="000000" w:themeColor="text1"/>
           <w:sz w:val="18"/>
           <w:szCs w:val="18"/>
@@ -2747,7 +2876,7 @@
       </w:pPr>
       <w:r>
         <w:rPr>
-          <w:rFonts w:hint="eastAsia" w:ascii="微软雅黑" w:hAnsi="微软雅黑" w:eastAsia="微软雅黑" w:cs="微软雅黑"/>
+          <w:rFonts w:hint="default" w:ascii="Times New Roman" w:hAnsi="Times New Roman" w:eastAsia="微软雅黑" w:cs="Times New Roman"/>
           <w:color w:val="000000" w:themeColor="text1"/>
           <w:sz w:val="18"/>
           <w:szCs w:val="18"/>
@@ -2784,7 +2913,7 @@
         <w:ind w:left="340" w:right="340"/>
         <w:textAlignment w:val="center"/>
         <w:rPr>
-          <w:rFonts w:hint="eastAsia" w:ascii="微软雅黑" w:hAnsi="微软雅黑" w:eastAsia="微软雅黑" w:cs="微软雅黑"/>
+          <w:rFonts w:hint="default" w:ascii="Times New Roman" w:hAnsi="Times New Roman" w:eastAsia="微软雅黑" w:cs="Times New Roman"/>
           <w:color w:val="000000" w:themeColor="text1"/>
           <w:sz w:val="18"/>
           <w:szCs w:val="18"/>
@@ -2797,7 +2926,7 @@
       </w:pPr>
       <w:r>
         <w:rPr>
-          <w:rFonts w:hint="eastAsia" w:ascii="微软雅黑" w:hAnsi="微软雅黑" w:eastAsia="微软雅黑" w:cs="微软雅黑"/>
+          <w:rFonts w:hint="default" w:ascii="Times New Roman" w:hAnsi="Times New Roman" w:eastAsia="微软雅黑" w:cs="Times New Roman"/>
           <w:color w:val="000000" w:themeColor="text1"/>
           <w:sz w:val="18"/>
           <w:szCs w:val="18"/>
@@ -2834,7 +2963,7 @@
         <w:ind w:left="340" w:right="340"/>
         <w:textAlignment w:val="center"/>
         <w:rPr>
-          <w:rFonts w:hint="eastAsia" w:ascii="微软雅黑" w:hAnsi="微软雅黑" w:eastAsia="微软雅黑" w:cs="微软雅黑"/>
+          <w:rFonts w:hint="default" w:ascii="Times New Roman" w:hAnsi="Times New Roman" w:eastAsia="微软雅黑" w:cs="Times New Roman"/>
           <w:color w:val="000000" w:themeColor="text1"/>
           <w:sz w:val="18"/>
           <w:szCs w:val="18"/>
@@ -2847,7 +2976,7 @@
       </w:pPr>
       <w:r>
         <w:rPr>
-          <w:rFonts w:hint="eastAsia" w:ascii="微软雅黑" w:hAnsi="微软雅黑" w:eastAsia="微软雅黑" w:cs="微软雅黑"/>
+          <w:rFonts w:hint="default" w:ascii="Times New Roman" w:hAnsi="Times New Roman" w:eastAsia="微软雅黑" w:cs="Times New Roman"/>
           <w:color w:val="000000" w:themeColor="text1"/>
           <w:sz w:val="18"/>
           <w:szCs w:val="18"/>
@@ -2884,7 +3013,7 @@
         <w:jc w:val="left"/>
         <w:textAlignment w:val="center"/>
         <w:rPr>
-          <w:rFonts w:ascii="微软雅黑" w:hAnsi="微软雅黑" w:eastAsia="微软雅黑" w:cs="微软雅黑"/>
+          <w:rFonts w:hint="default" w:ascii="Times New Roman" w:hAnsi="Times New Roman" w:eastAsia="微软雅黑" w:cs="Times New Roman"/>
           <w:b/>
           <w:color w:val="000000" w:themeColor="text1"/>
           <w:sz w:val="18"/>
@@ -2920,7 +3049,7 @@
         <w:jc w:val="left"/>
         <w:textAlignment w:val="center"/>
         <w:rPr>
-          <w:rFonts w:hint="eastAsia" w:ascii="微软雅黑" w:hAnsi="微软雅黑" w:eastAsia="微软雅黑" w:cs="微软雅黑"/>
+          <w:rFonts w:hint="default" w:ascii="Times New Roman" w:hAnsi="Times New Roman" w:eastAsia="微软雅黑" w:cs="Times New Roman"/>
           <w:b/>
           <w:bCs/>
           <w:i w:val="0"/>
@@ -2936,7 +3065,7 @@
       </w:pPr>
       <w:r>
         <w:rPr>
-          <w:rFonts w:ascii="微软雅黑" w:hAnsi="微软雅黑" w:eastAsia="微软雅黑" w:cs="微软雅黑"/>
+          <w:rFonts w:hint="default" w:ascii="Times New Roman" w:hAnsi="Times New Roman" w:eastAsia="微软雅黑" w:cs="Times New Roman"/>
           <w:b/>
           <w:color w:val="000000" w:themeColor="text1"/>
           <w:sz w:val="18"/>
@@ -2951,7 +3080,7 @@
       </w:r>
       <w:r>
         <w:rPr>
-          <w:rFonts w:hint="eastAsia" w:ascii="微软雅黑" w:hAnsi="微软雅黑" w:eastAsia="微软雅黑" w:cs="微软雅黑"/>
+          <w:rFonts w:hint="default" w:ascii="Times New Roman" w:hAnsi="Times New Roman" w:eastAsia="微软雅黑" w:cs="Times New Roman"/>
           <w:b/>
           <w:color w:val="000000" w:themeColor="text1"/>
           <w:sz w:val="18"/>
@@ -2967,7 +3096,7 @@
       </w:r>
       <w:r>
         <w:rPr>
-          <w:rFonts w:ascii="微软雅黑" w:hAnsi="微软雅黑" w:eastAsia="微软雅黑" w:cs="微软雅黑"/>
+          <w:rFonts w:hint="default" w:ascii="Times New Roman" w:hAnsi="Times New Roman" w:eastAsia="微软雅黑" w:cs="Times New Roman"/>
           <w:b/>
           <w:color w:val="000000" w:themeColor="text1"/>
           <w:sz w:val="18"/>
@@ -2982,7 +3111,7 @@
       </w:r>
       <w:r>
         <w:rPr>
-          <w:rFonts w:hint="eastAsia" w:ascii="微软雅黑" w:hAnsi="微软雅黑" w:eastAsia="微软雅黑" w:cs="微软雅黑"/>
+          <w:rFonts w:hint="default" w:ascii="Times New Roman" w:hAnsi="Times New Roman" w:eastAsia="微软雅黑" w:cs="Times New Roman"/>
           <w:b/>
           <w:color w:val="000000" w:themeColor="text1"/>
           <w:sz w:val="18"/>
@@ -2998,7 +3127,7 @@
       </w:r>
       <w:r>
         <w:rPr>
-          <w:rFonts w:ascii="微软雅黑" w:hAnsi="微软雅黑" w:eastAsia="微软雅黑" w:cs="微软雅黑"/>
+          <w:rFonts w:hint="default" w:ascii="Times New Roman" w:hAnsi="Times New Roman" w:eastAsia="微软雅黑" w:cs="Times New Roman"/>
           <w:b/>
           <w:color w:val="000000" w:themeColor="text1"/>
           <w:sz w:val="18"/>
@@ -3013,7 +3142,7 @@
       </w:r>
       <w:r>
         <w:rPr>
-          <w:rFonts w:hint="eastAsia" w:ascii="微软雅黑" w:hAnsi="微软雅黑" w:eastAsia="微软雅黑" w:cs="微软雅黑"/>
+          <w:rFonts w:hint="default" w:ascii="Times New Roman" w:hAnsi="Times New Roman" w:eastAsia="微软雅黑" w:cs="Times New Roman"/>
           <w:b/>
           <w:color w:val="000000" w:themeColor="text1"/>
           <w:sz w:val="18"/>
@@ -3029,7 +3158,7 @@
       </w:r>
       <w:r>
         <w:rPr>
-          <w:rFonts w:ascii="微软雅黑" w:hAnsi="微软雅黑" w:eastAsia="微软雅黑" w:cs="微软雅黑"/>
+          <w:rFonts w:hint="default" w:ascii="Times New Roman" w:hAnsi="Times New Roman" w:eastAsia="微软雅黑" w:cs="Times New Roman"/>
           <w:b/>
           <w:color w:val="000000" w:themeColor="text1"/>
           <w:sz w:val="18"/>
@@ -3044,7 +3173,7 @@
       </w:r>
       <w:r>
         <w:rPr>
-          <w:rFonts w:hint="eastAsia" w:ascii="微软雅黑" w:hAnsi="微软雅黑" w:eastAsia="微软雅黑" w:cs="微软雅黑"/>
+          <w:rFonts w:hint="default" w:ascii="Times New Roman" w:hAnsi="Times New Roman" w:eastAsia="微软雅黑" w:cs="Times New Roman"/>
           <w:b/>
           <w:bCs/>
           <w:i w:val="0"/>
@@ -3060,7 +3189,7 @@
       </w:r>
       <w:r>
         <w:rPr>
-          <w:rFonts w:hint="eastAsia" w:ascii="微软雅黑" w:hAnsi="微软雅黑" w:eastAsia="微软雅黑" w:cs="微软雅黑"/>
+          <w:rFonts w:hint="default" w:ascii="Times New Roman" w:hAnsi="Times New Roman" w:eastAsia="微软雅黑" w:cs="Times New Roman"/>
           <w:b/>
           <w:bCs/>
           <w:i w:val="0"/>
@@ -3096,6 +3225,7 @@
         <w:jc w:val="left"/>
         <w:textAlignment w:val="center"/>
         <w:rPr>
+          <w:rFonts w:hint="default" w:ascii="Times New Roman" w:hAnsi="Times New Roman" w:cs="Times New Roman"/>
           <w:color w:val="000000" w:themeColor="text1"/>
           <w14:textFill>
             <w14:solidFill>
@@ -3106,7 +3236,7 @@
       </w:pPr>
       <w:r>
         <w:rPr>
-          <w:rFonts w:hint="eastAsia" w:ascii="微软雅黑" w:hAnsi="微软雅黑" w:eastAsia="微软雅黑" w:cs="微软雅黑"/>
+          <w:rFonts w:hint="default" w:ascii="Times New Roman" w:hAnsi="Times New Roman" w:eastAsia="微软雅黑" w:cs="Times New Roman"/>
           <w:b/>
           <w:bCs/>
           <w:color w:val="000000" w:themeColor="text1"/>
@@ -3123,7 +3253,7 @@
       </w:r>
       <w:r>
         <w:rPr>
-          <w:rFonts w:ascii="微软雅黑" w:hAnsi="微软雅黑" w:eastAsia="微软雅黑" w:cs="微软雅黑"/>
+          <w:rFonts w:hint="default" w:ascii="Times New Roman" w:hAnsi="Times New Roman" w:eastAsia="微软雅黑" w:cs="Times New Roman"/>
           <w:b/>
           <w:bCs/>
           <w:color w:val="000000" w:themeColor="text1"/>
@@ -3161,7 +3291,7 @@
         <w:ind w:left="340" w:right="340"/>
         <w:textAlignment w:val="center"/>
         <w:rPr>
-          <w:rFonts w:hint="eastAsia" w:ascii="微软雅黑" w:hAnsi="微软雅黑" w:eastAsia="微软雅黑" w:cs="微软雅黑"/>
+          <w:rFonts w:hint="default" w:ascii="Times New Roman" w:hAnsi="Times New Roman" w:eastAsia="微软雅黑" w:cs="Times New Roman"/>
           <w:color w:val="000000" w:themeColor="text1"/>
           <w:sz w:val="18"/>
           <w:szCs w:val="18"/>
@@ -3174,7 +3304,7 @@
       </w:pPr>
       <w:r>
         <w:rPr>
-          <w:rFonts w:hint="eastAsia" w:ascii="微软雅黑" w:hAnsi="微软雅黑" w:eastAsia="微软雅黑" w:cs="微软雅黑"/>
+          <w:rFonts w:hint="default" w:ascii="Times New Roman" w:hAnsi="Times New Roman" w:eastAsia="微软雅黑" w:cs="Times New Roman"/>
           <w:sz w:val="18"/>
           <w:szCs w:val="18"/>
           <w:lang w:val="en-US" w:eastAsia="zh-CN"/>
@@ -3205,7 +3335,7 @@
         <w:ind w:left="340" w:right="340"/>
         <w:textAlignment w:val="center"/>
         <w:rPr>
-          <w:rFonts w:hint="eastAsia" w:ascii="微软雅黑" w:hAnsi="微软雅黑" w:eastAsia="微软雅黑" w:cs="微软雅黑"/>
+          <w:rFonts w:hint="default" w:ascii="Times New Roman" w:hAnsi="Times New Roman" w:eastAsia="微软雅黑" w:cs="Times New Roman"/>
           <w:color w:val="000000" w:themeColor="text1"/>
           <w:sz w:val="18"/>
           <w:szCs w:val="18"/>
@@ -3216,10 +3346,10 @@
           </w14:textFill>
         </w:rPr>
       </w:pPr>
-      <w:bookmarkStart w:id="27" w:name="OLE_LINK3"/>
-      <w:r>
-        <w:rPr>
-          <w:rFonts w:hint="eastAsia" w:ascii="微软雅黑" w:hAnsi="微软雅黑" w:eastAsia="微软雅黑" w:cs="微软雅黑"/>
+      <w:bookmarkStart w:id="19" w:name="OLE_LINK3"/>
+      <w:r>
+        <w:rPr>
+          <w:rFonts w:hint="default" w:ascii="Times New Roman" w:hAnsi="Times New Roman" w:eastAsia="微软雅黑" w:cs="Times New Roman"/>
           <w:color w:val="000000" w:themeColor="text1"/>
           <w:sz w:val="18"/>
           <w:szCs w:val="18"/>
@@ -3256,7 +3386,7 @@
         <w:ind w:left="340" w:right="340"/>
         <w:textAlignment w:val="center"/>
         <w:rPr>
-          <w:rFonts w:hint="eastAsia" w:ascii="微软雅黑" w:hAnsi="微软雅黑" w:eastAsia="微软雅黑" w:cs="微软雅黑"/>
+          <w:rFonts w:hint="default" w:ascii="Times New Roman" w:hAnsi="Times New Roman" w:eastAsia="微软雅黑" w:cs="Times New Roman"/>
           <w:color w:val="000000" w:themeColor="text1"/>
           <w:sz w:val="18"/>
           <w:szCs w:val="18"/>
@@ -3269,7 +3399,7 @@
       </w:pPr>
       <w:r>
         <w:rPr>
-          <w:rFonts w:hint="eastAsia" w:ascii="微软雅黑" w:hAnsi="微软雅黑" w:eastAsia="微软雅黑" w:cs="微软雅黑"/>
+          <w:rFonts w:hint="default" w:ascii="Times New Roman" w:hAnsi="Times New Roman" w:eastAsia="微软雅黑" w:cs="Times New Roman"/>
           <w:color w:val="000000" w:themeColor="text1"/>
           <w:sz w:val="18"/>
           <w:szCs w:val="18"/>
@@ -3306,7 +3436,7 @@
         <w:ind w:left="340" w:right="340"/>
         <w:textAlignment w:val="center"/>
         <w:rPr>
-          <w:rFonts w:hint="eastAsia" w:ascii="微软雅黑" w:hAnsi="微软雅黑" w:eastAsia="微软雅黑" w:cs="微软雅黑"/>
+          <w:rFonts w:hint="default" w:ascii="Times New Roman" w:hAnsi="Times New Roman" w:eastAsia="微软雅黑" w:cs="Times New Roman"/>
           <w:color w:val="000000" w:themeColor="text1"/>
           <w:sz w:val="18"/>
           <w:szCs w:val="18"/>
@@ -3319,7 +3449,7 @@
       </w:pPr>
       <w:r>
         <w:rPr>
-          <w:rFonts w:hint="eastAsia" w:ascii="微软雅黑" w:hAnsi="微软雅黑" w:eastAsia="微软雅黑" w:cs="微软雅黑"/>
+          <w:rFonts w:hint="default" w:ascii="Times New Roman" w:hAnsi="Times New Roman" w:eastAsia="微软雅黑" w:cs="Times New Roman"/>
           <w:color w:val="000000" w:themeColor="text1"/>
           <w:sz w:val="18"/>
           <w:szCs w:val="18"/>
@@ -3333,17 +3463,19 @@
         <w:t>前端功能的开发和维护，将前端工程打包成H5资源包到Minio文件服务器，不同渠道侧可以通过接口调用获取H5资源包从而实现前端功能实时更新。</w:t>
       </w:r>
     </w:p>
-    <w:bookmarkEnd w:id="27"/>
+    <w:bookmarkEnd w:id="19"/>
     <w:p>
       <w:pPr>
         <w:spacing w:before="0" w:after="0" w:line="464" w:lineRule="exact"/>
         <w:textAlignment w:val="center"/>
         <w:rPr>
+          <w:rFonts w:hint="default" w:ascii="Times New Roman" w:hAnsi="Times New Roman" w:cs="Times New Roman"/>
           <w:sz w:val="18"/>
         </w:rPr>
       </w:pPr>
       <w:r>
         <w:rPr>
+          <w:rFonts w:hint="default" w:ascii="Times New Roman" w:hAnsi="Times New Roman" w:cs="Times New Roman"/>
           <w:sz w:val="18"/>
         </w:rPr>
         <mc:AlternateContent>
@@ -3420,7 +3552,7 @@
         <w:ind w:firstLine="400" w:firstLineChars="200"/>
         <w:textAlignment w:val="center"/>
         <w:rPr>
-          <w:rFonts w:hint="eastAsia" w:eastAsiaTheme="minorEastAsia"/>
+          <w:rFonts w:hint="default" w:ascii="Times New Roman" w:hAnsi="Times New Roman" w:cs="Times New Roman" w:eastAsiaTheme="minorEastAsia"/>
           <w:color w:val="000000" w:themeColor="text1"/>
           <w:sz w:val="21"/>
           <w:lang w:val="en-US" w:eastAsia="zh-CN"/>
@@ -3433,7 +3565,7 @@
       </w:pPr>
       <w:r>
         <w:rPr>
-          <w:rFonts w:hint="eastAsia" w:ascii="微软雅黑" w:hAnsi="微软雅黑" w:eastAsia="微软雅黑" w:cs="微软雅黑"/>
+          <w:rFonts w:hint="default" w:ascii="Times New Roman" w:hAnsi="Times New Roman" w:eastAsia="微软雅黑" w:cs="Times New Roman"/>
           <w:b/>
           <w:color w:val="000000" w:themeColor="text1"/>
           <w:sz w:val="20"/>
@@ -3449,7 +3581,7 @@
       </w:r>
       <w:r>
         <w:rPr>
-          <w:rFonts w:ascii="微软雅黑" w:hAnsi="微软雅黑" w:eastAsia="微软雅黑" w:cs="微软雅黑"/>
+          <w:rFonts w:hint="default" w:ascii="Times New Roman" w:hAnsi="Times New Roman" w:eastAsia="微软雅黑" w:cs="Times New Roman"/>
           <w:b/>
           <w:color w:val="000000" w:themeColor="text1"/>
           <w:sz w:val="20"/>
@@ -3486,7 +3618,7 @@
         <w:jc w:val="left"/>
         <w:textAlignment w:val="center"/>
         <w:rPr>
-          <w:rFonts w:hint="default" w:eastAsia="微软雅黑"/>
+          <w:rFonts w:hint="default" w:ascii="Times New Roman" w:hAnsi="Times New Roman" w:eastAsia="微软雅黑" w:cs="Times New Roman"/>
           <w:color w:val="000000" w:themeColor="text1"/>
           <w:sz w:val="18"/>
           <w:szCs w:val="18"/>
@@ -3500,7 +3632,7 @@
       </w:pPr>
       <w:r>
         <w:rPr>
-          <w:rFonts w:ascii="微软雅黑" w:hAnsi="微软雅黑" w:eastAsia="微软雅黑" w:cs="微软雅黑"/>
+          <w:rFonts w:hint="default" w:ascii="Times New Roman" w:hAnsi="Times New Roman" w:eastAsia="微软雅黑" w:cs="Times New Roman"/>
           <w:b/>
           <w:color w:val="000000" w:themeColor="text1"/>
           <w:sz w:val="18"/>
@@ -3515,7 +3647,7 @@
       </w:r>
       <w:r>
         <w:rPr>
-          <w:rFonts w:hint="eastAsia" w:ascii="微软雅黑" w:hAnsi="微软雅黑" w:eastAsia="微软雅黑" w:cs="微软雅黑"/>
+          <w:rFonts w:hint="default" w:ascii="Times New Roman" w:hAnsi="Times New Roman" w:eastAsia="微软雅黑" w:cs="Times New Roman"/>
           <w:b/>
           <w:color w:val="000000" w:themeColor="text1"/>
           <w:sz w:val="18"/>
@@ -3531,7 +3663,7 @@
       </w:r>
       <w:r>
         <w:rPr>
-          <w:rFonts w:ascii="微软雅黑" w:hAnsi="微软雅黑" w:eastAsia="微软雅黑" w:cs="微软雅黑"/>
+          <w:rFonts w:hint="default" w:ascii="Times New Roman" w:hAnsi="Times New Roman" w:eastAsia="微软雅黑" w:cs="Times New Roman"/>
           <w:b/>
           <w:color w:val="000000" w:themeColor="text1"/>
           <w:sz w:val="18"/>
@@ -3546,7 +3678,7 @@
       </w:r>
       <w:r>
         <w:rPr>
-          <w:rFonts w:hint="eastAsia" w:ascii="微软雅黑" w:hAnsi="微软雅黑" w:eastAsia="微软雅黑" w:cs="微软雅黑"/>
+          <w:rFonts w:hint="default" w:ascii="Times New Roman" w:hAnsi="Times New Roman" w:eastAsia="微软雅黑" w:cs="Times New Roman"/>
           <w:b/>
           <w:color w:val="000000" w:themeColor="text1"/>
           <w:sz w:val="18"/>
@@ -3562,7 +3694,7 @@
       </w:r>
       <w:r>
         <w:rPr>
-          <w:rFonts w:ascii="微软雅黑" w:hAnsi="微软雅黑" w:eastAsia="微软雅黑" w:cs="微软雅黑"/>
+          <w:rFonts w:hint="default" w:ascii="Times New Roman" w:hAnsi="Times New Roman" w:eastAsia="微软雅黑" w:cs="Times New Roman"/>
           <w:b/>
           <w:color w:val="000000" w:themeColor="text1"/>
           <w:sz w:val="18"/>
@@ -3577,7 +3709,7 @@
       </w:r>
       <w:r>
         <w:rPr>
-          <w:rFonts w:hint="eastAsia" w:ascii="微软雅黑" w:hAnsi="微软雅黑" w:eastAsia="微软雅黑" w:cs="微软雅黑"/>
+          <w:rFonts w:hint="default" w:ascii="Times New Roman" w:hAnsi="Times New Roman" w:eastAsia="微软雅黑" w:cs="Times New Roman"/>
           <w:b/>
           <w:color w:val="000000" w:themeColor="text1"/>
           <w:sz w:val="18"/>
@@ -3593,7 +3725,7 @@
       </w:r>
       <w:r>
         <w:rPr>
-          <w:rFonts w:ascii="微软雅黑" w:hAnsi="微软雅黑" w:eastAsia="微软雅黑" w:cs="微软雅黑"/>
+          <w:rFonts w:hint="default" w:ascii="Times New Roman" w:hAnsi="Times New Roman" w:eastAsia="微软雅黑" w:cs="Times New Roman"/>
           <w:b/>
           <w:color w:val="000000" w:themeColor="text1"/>
           <w:sz w:val="18"/>
@@ -3608,7 +3740,7 @@
       </w:r>
       <w:r>
         <w:rPr>
-          <w:rFonts w:hint="eastAsia" w:ascii="微软雅黑" w:hAnsi="微软雅黑" w:eastAsia="微软雅黑" w:cs="微软雅黑"/>
+          <w:rFonts w:hint="default" w:ascii="Times New Roman" w:hAnsi="Times New Roman" w:eastAsia="微软雅黑" w:cs="Times New Roman"/>
           <w:b/>
           <w:color w:val="000000" w:themeColor="text1"/>
           <w:sz w:val="18"/>
@@ -3624,7 +3756,7 @@
       </w:r>
       <w:r>
         <w:rPr>
-          <w:rFonts w:ascii="微软雅黑" w:hAnsi="微软雅黑" w:eastAsia="微软雅黑" w:cs="微软雅黑"/>
+          <w:rFonts w:hint="default" w:ascii="Times New Roman" w:hAnsi="Times New Roman" w:eastAsia="微软雅黑" w:cs="Times New Roman"/>
           <w:b/>
           <w:color w:val="000000" w:themeColor="text1"/>
           <w:sz w:val="18"/>
@@ -3637,10 +3769,10 @@
         </w:rPr>
         <w:tab/>
       </w:r>
-      <w:bookmarkStart w:id="28" w:name="OLE_LINK1"/>
-      <w:r>
-        <w:rPr>
-          <w:rFonts w:hint="eastAsia" w:ascii="微软雅黑" w:hAnsi="微软雅黑" w:eastAsia="微软雅黑" w:cs="微软雅黑"/>
+      <w:bookmarkStart w:id="20" w:name="OLE_LINK1"/>
+      <w:r>
+        <w:rPr>
+          <w:rFonts w:hint="default" w:ascii="Times New Roman" w:hAnsi="Times New Roman" w:eastAsia="微软雅黑" w:cs="Times New Roman"/>
           <w:b/>
           <w:color w:val="000000" w:themeColor="text1"/>
           <w:sz w:val="18"/>
@@ -3654,7 +3786,7 @@
         </w:rPr>
         <w:t>中国移动渠道集中管理平台</w:t>
       </w:r>
-      <w:bookmarkEnd w:id="28"/>
+      <w:bookmarkEnd w:id="20"/>
     </w:p>
     <w:p>
       <w:pPr>
@@ -3679,6 +3811,7 @@
         <w:jc w:val="left"/>
         <w:textAlignment w:val="center"/>
         <w:rPr>
+          <w:rFonts w:hint="default" w:ascii="Times New Roman" w:hAnsi="Times New Roman" w:cs="Times New Roman"/>
           <w:color w:val="000000" w:themeColor="text1"/>
           <w:sz w:val="18"/>
           <w:szCs w:val="18"/>
@@ -3689,10 +3822,10 @@
           </w14:textFill>
         </w:rPr>
       </w:pPr>
-      <w:bookmarkStart w:id="29" w:name="OLE_LINK116"/>
-      <w:r>
-        <w:rPr>
-          <w:rFonts w:hint="eastAsia" w:ascii="微软雅黑" w:hAnsi="微软雅黑" w:eastAsia="微软雅黑" w:cs="微软雅黑"/>
+      <w:bookmarkStart w:id="21" w:name="OLE_LINK116"/>
+      <w:r>
+        <w:rPr>
+          <w:rFonts w:hint="default" w:ascii="Times New Roman" w:hAnsi="Times New Roman" w:eastAsia="微软雅黑" w:cs="Times New Roman"/>
           <w:color w:val="000000" w:themeColor="text1"/>
           <w:sz w:val="18"/>
           <w:szCs w:val="18"/>
@@ -3705,10 +3838,10 @@
         </w:rPr>
         <w:t>全</w:t>
       </w:r>
-      <w:bookmarkEnd w:id="29"/>
-      <w:r>
-        <w:rPr>
-          <w:rFonts w:hint="eastAsia" w:ascii="微软雅黑" w:hAnsi="微软雅黑" w:eastAsia="微软雅黑" w:cs="微软雅黑"/>
+      <w:bookmarkEnd w:id="21"/>
+      <w:r>
+        <w:rPr>
+          <w:rFonts w:hint="default" w:ascii="Times New Roman" w:hAnsi="Times New Roman" w:eastAsia="微软雅黑" w:cs="Times New Roman"/>
           <w:color w:val="000000" w:themeColor="text1"/>
           <w:sz w:val="18"/>
           <w:szCs w:val="18"/>
@@ -3723,7 +3856,7 @@
       </w:r>
       <w:r>
         <w:rPr>
-          <w:rFonts w:ascii="微软雅黑" w:hAnsi="微软雅黑" w:eastAsia="微软雅黑" w:cs="微软雅黑"/>
+          <w:rFonts w:hint="default" w:ascii="Times New Roman" w:hAnsi="Times New Roman" w:eastAsia="微软雅黑" w:cs="Times New Roman"/>
           <w:color w:val="000000" w:themeColor="text1"/>
           <w:sz w:val="18"/>
           <w:szCs w:val="18"/>
@@ -3737,7 +3870,7 @@
       </w:r>
       <w:r>
         <w:rPr>
-          <w:rFonts w:ascii="微软雅黑" w:hAnsi="微软雅黑" w:eastAsia="微软雅黑" w:cs="微软雅黑"/>
+          <w:rFonts w:hint="default" w:ascii="Times New Roman" w:hAnsi="Times New Roman" w:eastAsia="微软雅黑" w:cs="Times New Roman"/>
           <w:color w:val="000000" w:themeColor="text1"/>
           <w:sz w:val="18"/>
           <w:szCs w:val="18"/>
@@ -3784,7 +3917,7 @@
       </w:pPr>
       <w:r>
         <w:rPr>
-          <w:rFonts w:ascii="微软雅黑" w:hAnsi="微软雅黑" w:eastAsia="微软雅黑" w:cs="微软雅黑"/>
+          <w:rFonts w:hint="default" w:ascii="Times New Roman" w:hAnsi="Times New Roman" w:eastAsia="微软雅黑" w:cs="Times New Roman"/>
           <w:b/>
           <w:color w:val="000000" w:themeColor="text1"/>
           <w:sz w:val="18"/>
@@ -3799,7 +3932,7 @@
       </w:r>
       <w:r>
         <w:rPr>
-          <w:rFonts w:ascii="微软雅黑" w:hAnsi="微软雅黑" w:eastAsia="微软雅黑" w:cs="微软雅黑"/>
+          <w:rFonts w:hint="default" w:ascii="Times New Roman" w:hAnsi="Times New Roman" w:eastAsia="微软雅黑" w:cs="Times New Roman"/>
           <w:color w:val="000000" w:themeColor="text1"/>
           <w:sz w:val="18"/>
           <w:szCs w:val="18"/>
@@ -3829,7 +3962,7 @@
         </w:rPr>
         <w:t>SpringBoot + Spring</w:t>
       </w:r>
-      <w:bookmarkStart w:id="30" w:name="OLE_LINK6"/>
+      <w:bookmarkStart w:id="22" w:name="OLE_LINK6"/>
       <w:r>
         <w:rPr>
           <w:rFonts w:hint="default" w:ascii="Times New Roman" w:hAnsi="Times New Roman" w:eastAsia="微软雅黑" w:cs="Times New Roman"/>
@@ -3848,7 +3981,7 @@
         </w:rPr>
         <w:t>Clo</w:t>
       </w:r>
-      <w:bookmarkEnd w:id="30"/>
+      <w:bookmarkEnd w:id="22"/>
       <w:r>
         <w:rPr>
           <w:rFonts w:hint="default" w:ascii="Times New Roman" w:hAnsi="Times New Roman" w:eastAsia="微软雅黑" w:cs="Times New Roman"/>
@@ -3867,7 +4000,7 @@
         </w:rPr>
         <w:t xml:space="preserve">ud + </w:t>
       </w:r>
-      <w:bookmarkStart w:id="31" w:name="OLE_LINK7"/>
+      <w:bookmarkStart w:id="23" w:name="OLE_LINK7"/>
       <w:r>
         <w:rPr>
           <w:rFonts w:hint="default" w:ascii="Times New Roman" w:hAnsi="Times New Roman" w:eastAsia="微软雅黑" w:cs="Times New Roman"/>
@@ -3886,7 +4019,7 @@
         </w:rPr>
         <w:t xml:space="preserve">MyBatis </w:t>
       </w:r>
-      <w:bookmarkEnd w:id="31"/>
+      <w:bookmarkEnd w:id="23"/>
       <w:r>
         <w:rPr>
           <w:rFonts w:hint="default" w:ascii="Times New Roman" w:hAnsi="Times New Roman" w:eastAsia="微软雅黑" w:cs="Times New Roman"/>
@@ -3944,7 +4077,7 @@
       </w:r>
       <w:r>
         <w:rPr>
-          <w:rFonts w:hint="eastAsia" w:ascii="Times New Roman" w:hAnsi="Times New Roman" w:eastAsia="微软雅黑" w:cs="Times New Roman"/>
+          <w:rFonts w:hint="default" w:ascii="Times New Roman" w:hAnsi="Times New Roman" w:eastAsia="微软雅黑" w:cs="Times New Roman"/>
           <w:b/>
           <w:bCs/>
           <w:i/>
@@ -3979,7 +4112,7 @@
         </w:rPr>
         <w:t xml:space="preserve">+ </w:t>
       </w:r>
-      <w:bookmarkStart w:id="32" w:name="OLE_LINK10"/>
+      <w:bookmarkStart w:id="24" w:name="OLE_LINK10"/>
       <w:r>
         <w:rPr>
           <w:rFonts w:hint="default" w:ascii="Times New Roman" w:hAnsi="Times New Roman" w:eastAsia="微软雅黑" w:cs="Times New Roman"/>
@@ -3998,8 +4131,8 @@
         </w:rPr>
         <w:t>ElasticSearch</w:t>
       </w:r>
-      <w:bookmarkEnd w:id="32"/>
-      <w:bookmarkStart w:id="33" w:name="OLE_LINK9"/>
+      <w:bookmarkEnd w:id="24"/>
+      <w:bookmarkStart w:id="25" w:name="OLE_LINK9"/>
       <w:r>
         <w:rPr>
           <w:rFonts w:hint="default" w:ascii="Times New Roman" w:hAnsi="Times New Roman" w:eastAsia="微软雅黑" w:cs="Times New Roman"/>
@@ -4056,7 +4189,7 @@
         </w:rPr>
         <w:t>+</w:t>
       </w:r>
-      <w:bookmarkStart w:id="34" w:name="OLE_LINK8"/>
+      <w:bookmarkStart w:id="26" w:name="OLE_LINK8"/>
       <w:r>
         <w:rPr>
           <w:rFonts w:hint="default" w:ascii="Times New Roman" w:hAnsi="Times New Roman" w:eastAsia="微软雅黑" w:cs="Times New Roman"/>
@@ -4075,7 +4208,7 @@
         </w:rPr>
         <w:t>SpringSecurity</w:t>
       </w:r>
-      <w:bookmarkEnd w:id="34"/>
+      <w:bookmarkEnd w:id="26"/>
       <w:r>
         <w:rPr>
           <w:rFonts w:hint="default" w:ascii="Times New Roman" w:hAnsi="Times New Roman" w:eastAsia="微软雅黑" w:cs="Times New Roman"/>
@@ -4095,7 +4228,7 @@
         </w:rPr>
         <w:t>+</w:t>
       </w:r>
-      <w:bookmarkStart w:id="35" w:name="OLE_LINK13"/>
+      <w:bookmarkStart w:id="27" w:name="OLE_LINK13"/>
       <w:r>
         <w:rPr>
           <w:rFonts w:hint="default" w:ascii="Times New Roman" w:hAnsi="Times New Roman" w:eastAsia="微软雅黑" w:cs="Times New Roman"/>
@@ -4115,7 +4248,7 @@
         </w:rPr>
         <w:t>Ionic+Angular</w:t>
       </w:r>
-      <w:bookmarkEnd w:id="35"/>
+      <w:bookmarkEnd w:id="27"/>
       <w:r>
         <w:rPr>
           <w:rFonts w:hint="default" w:ascii="Times New Roman" w:hAnsi="Times New Roman" w:eastAsia="微软雅黑" w:cs="Times New Roman"/>
@@ -4136,7 +4269,7 @@
         <w:t>+ActiveMq</w:t>
       </w:r>
     </w:p>
-    <w:bookmarkEnd w:id="33"/>
+    <w:bookmarkEnd w:id="25"/>
     <w:p>
       <w:pPr>
         <w:keepNext w:val="0"/>
@@ -4160,14 +4293,14 @@
         <w:ind w:left="357" w:leftChars="170" w:right="340" w:rightChars="0" w:firstLine="0" w:firstLineChars="0"/>
         <w:textAlignment w:val="center"/>
         <w:rPr>
-          <w:rFonts w:hint="eastAsia" w:ascii="微软雅黑" w:hAnsi="微软雅黑" w:eastAsia="微软雅黑" w:cs="微软雅黑"/>
+          <w:rFonts w:hint="default" w:ascii="Times New Roman" w:hAnsi="Times New Roman" w:eastAsia="微软雅黑" w:cs="Times New Roman"/>
           <w:sz w:val="18"/>
           <w:szCs w:val="18"/>
         </w:rPr>
       </w:pPr>
       <w:r>
         <w:rPr>
-          <w:rFonts w:ascii="微软雅黑" w:hAnsi="微软雅黑" w:eastAsia="微软雅黑" w:cs="微软雅黑"/>
+          <w:rFonts w:hint="default" w:ascii="Times New Roman" w:hAnsi="Times New Roman" w:eastAsia="微软雅黑" w:cs="Times New Roman"/>
           <w:b/>
           <w:color w:val="000000" w:themeColor="text1"/>
           <w:sz w:val="18"/>
@@ -4182,7 +4315,7 @@
       </w:r>
       <w:r>
         <w:rPr>
-          <w:rFonts w:ascii="微软雅黑" w:hAnsi="微软雅黑" w:eastAsia="微软雅黑" w:cs="微软雅黑"/>
+          <w:rFonts w:hint="default" w:ascii="Times New Roman" w:hAnsi="Times New Roman" w:eastAsia="微软雅黑" w:cs="Times New Roman"/>
           <w:color w:val="000000" w:themeColor="text1"/>
           <w:sz w:val="18"/>
           <w:szCs w:val="18"/>
@@ -4194,10 +4327,10 @@
         </w:rPr>
         <w:t>：</w:t>
       </w:r>
-      <w:bookmarkStart w:id="36" w:name="OLE_LINK2"/>
-      <w:r>
-        <w:rPr>
-          <w:rFonts w:ascii="微软雅黑" w:hAnsi="微软雅黑" w:eastAsia="微软雅黑" w:cs="微软雅黑"/>
+      <w:bookmarkStart w:id="28" w:name="OLE_LINK2"/>
+      <w:r>
+        <w:rPr>
+          <w:rFonts w:hint="default" w:ascii="Times New Roman" w:hAnsi="Times New Roman" w:eastAsia="微软雅黑" w:cs="Times New Roman"/>
           <w:color w:val="000000" w:themeColor="text1"/>
           <w:sz w:val="18"/>
           <w:szCs w:val="18"/>
@@ -4209,10 +4342,10 @@
         </w:rPr>
         <w:t xml:space="preserve"> </w:t>
       </w:r>
-      <w:bookmarkStart w:id="37" w:name="OLE_LINK4"/>
-      <w:r>
-        <w:rPr>
-          <w:rFonts w:hint="eastAsia" w:ascii="微软雅黑" w:hAnsi="微软雅黑" w:eastAsia="微软雅黑" w:cs="微软雅黑"/>
+      <w:bookmarkStart w:id="29" w:name="OLE_LINK4"/>
+      <w:r>
+        <w:rPr>
+          <w:rFonts w:hint="default" w:ascii="Times New Roman" w:hAnsi="Times New Roman" w:eastAsia="微软雅黑" w:cs="Times New Roman"/>
           <w:i w:val="0"/>
           <w:iCs w:val="0"/>
           <w:caps w:val="0"/>
@@ -4225,7 +4358,7 @@
         <w:t>中国移动渠道集中管理平台含 Web 端、「和帮手 APP」双终端，打通 BOSS、酬金等系统，为内部员工提供渠道业务一体化管理能力。</w:t>
       </w:r>
     </w:p>
-    <w:bookmarkEnd w:id="36"/>
+    <w:bookmarkEnd w:id="28"/>
     <w:p>
       <w:pPr>
         <w:keepNext w:val="0"/>
@@ -4245,6 +4378,7 @@
         <w:ind w:left="340" w:right="340"/>
         <w:textAlignment w:val="center"/>
         <w:rPr>
+          <w:rFonts w:hint="default" w:ascii="Times New Roman" w:hAnsi="Times New Roman" w:cs="Times New Roman"/>
           <w:color w:val="000000" w:themeColor="text1"/>
           <w:sz w:val="18"/>
           <w:szCs w:val="18"/>
@@ -4257,7 +4391,7 @@
       </w:pPr>
       <w:r>
         <w:rPr>
-          <w:rFonts w:hint="eastAsia" w:ascii="微软雅黑" w:hAnsi="微软雅黑" w:eastAsia="微软雅黑" w:cs="微软雅黑"/>
+          <w:rFonts w:hint="default" w:ascii="Times New Roman" w:hAnsi="Times New Roman" w:eastAsia="微软雅黑" w:cs="Times New Roman"/>
           <w:b/>
           <w:bCs/>
           <w:color w:val="000000" w:themeColor="text1"/>
@@ -4274,7 +4408,7 @@
       </w:r>
       <w:r>
         <w:rPr>
-          <w:rFonts w:ascii="微软雅黑" w:hAnsi="微软雅黑" w:eastAsia="微软雅黑" w:cs="微软雅黑"/>
+          <w:rFonts w:hint="default" w:ascii="Times New Roman" w:hAnsi="Times New Roman" w:eastAsia="微软雅黑" w:cs="Times New Roman"/>
           <w:color w:val="000000" w:themeColor="text1"/>
           <w:sz w:val="18"/>
           <w:szCs w:val="18"/>
@@ -4287,7 +4421,7 @@
         <w:t>：</w:t>
       </w:r>
     </w:p>
-    <w:bookmarkEnd w:id="37"/>
+    <w:bookmarkEnd w:id="29"/>
     <w:p>
       <w:pPr>
         <w:keepNext w:val="0"/>
@@ -4311,6 +4445,7 @@
         <w:ind w:left="340" w:right="340"/>
         <w:textAlignment w:val="center"/>
         <w:rPr>
+          <w:rFonts w:hint="default" w:ascii="Times New Roman" w:hAnsi="Times New Roman" w:cs="Times New Roman"/>
           <w:b/>
           <w:bCs/>
           <w:i/>
@@ -4327,7 +4462,7 @@
       </w:pPr>
       <w:r>
         <w:rPr>
-          <w:rFonts w:hint="eastAsia" w:ascii="微软雅黑" w:hAnsi="微软雅黑" w:eastAsia="微软雅黑" w:cs="微软雅黑"/>
+          <w:rFonts w:hint="default" w:ascii="Times New Roman" w:hAnsi="Times New Roman" w:eastAsia="微软雅黑" w:cs="Times New Roman"/>
           <w:i w:val="0"/>
           <w:iCs w:val="0"/>
           <w:caps w:val="0"/>
@@ -4339,7 +4474,7 @@
         </w:rPr>
         <w:t>利用微服务架构，结合</w:t>
       </w:r>
-      <w:bookmarkStart w:id="38" w:name="OLE_LINK61"/>
+      <w:bookmarkStart w:id="30" w:name="OLE_LINK61"/>
       <w:r>
         <w:rPr>
           <w:rFonts w:hint="default" w:ascii="Times New Roman" w:hAnsi="Times New Roman" w:eastAsia="微软雅黑" w:cs="Times New Roman"/>
@@ -4354,10 +4489,10 @@
         </w:rPr>
         <w:t>EasyExcel</w:t>
       </w:r>
-      <w:bookmarkEnd w:id="38"/>
-      <w:r>
-        <w:rPr>
-          <w:rFonts w:hint="eastAsia" w:ascii="微软雅黑" w:hAnsi="微软雅黑" w:eastAsia="微软雅黑" w:cs="微软雅黑"/>
+      <w:bookmarkEnd w:id="30"/>
+      <w:r>
+        <w:rPr>
+          <w:rFonts w:hint="default" w:ascii="Times New Roman" w:hAnsi="Times New Roman" w:eastAsia="微软雅黑" w:cs="Times New Roman"/>
           <w:i w:val="0"/>
           <w:iCs w:val="0"/>
           <w:caps w:val="0"/>
@@ -4371,7 +4506,7 @@
       </w:r>
       <w:r>
         <w:rPr>
-          <w:rFonts w:hint="eastAsia" w:ascii="微软雅黑" w:hAnsi="微软雅黑" w:eastAsia="微软雅黑" w:cs="微软雅黑"/>
+          <w:rFonts w:hint="default" w:ascii="Times New Roman" w:hAnsi="Times New Roman" w:eastAsia="微软雅黑" w:cs="Times New Roman"/>
           <w:i w:val="0"/>
           <w:iCs w:val="0"/>
           <w:caps w:val="0"/>
@@ -4384,10 +4519,10 @@
         </w:rPr>
         <w:t>使得</w:t>
       </w:r>
-      <w:bookmarkStart w:id="39" w:name="OLE_LINK91"/>
-      <w:r>
-        <w:rPr>
-          <w:rFonts w:hint="eastAsia" w:ascii="黑体" w:hAnsi="黑体" w:eastAsia="黑体" w:cs="黑体"/>
+      <w:bookmarkStart w:id="31" w:name="OLE_LINK91"/>
+      <w:r>
+        <w:rPr>
+          <w:rFonts w:hint="default" w:ascii="Times New Roman" w:hAnsi="Times New Roman" w:eastAsia="黑体" w:cs="Times New Roman"/>
           <w:b/>
           <w:bCs/>
           <w:i/>
@@ -4426,6 +4561,7 @@
         <w:ind w:left="340" w:right="340"/>
         <w:textAlignment w:val="center"/>
         <w:rPr>
+          <w:rFonts w:hint="default" w:ascii="Times New Roman" w:hAnsi="Times New Roman" w:cs="Times New Roman"/>
           <w:b/>
           <w:bCs/>
           <w:i/>
@@ -4442,7 +4578,7 @@
       </w:pPr>
       <w:r>
         <w:rPr>
-          <w:rFonts w:hint="eastAsia" w:ascii="微软雅黑" w:hAnsi="微软雅黑" w:eastAsia="微软雅黑" w:cs="微软雅黑"/>
+          <w:rFonts w:hint="default" w:ascii="Times New Roman" w:hAnsi="Times New Roman" w:eastAsia="微软雅黑" w:cs="Times New Roman"/>
           <w:i w:val="0"/>
           <w:iCs w:val="0"/>
           <w:caps w:val="0"/>
@@ -4454,6 +4590,747 @@
           <w:lang w:val="en-US" w:eastAsia="zh-CN"/>
         </w:rPr>
         <w:t>参与AI智讯的开发，独立完成了AI智讯考试模块的开发，配合算法团队完成接口的联调</w:t>
+      </w:r>
+    </w:p>
+    <w:bookmarkEnd w:id="31"/>
+    <w:p>
+      <w:pPr>
+        <w:keepNext w:val="0"/>
+        <w:keepLines w:val="0"/>
+        <w:pageBreakBefore w:val="0"/>
+        <w:widowControl w:val="0"/>
+        <w:numPr>
+          <w:ilvl w:val="0"/>
+          <w:numId w:val="1"/>
+        </w:numPr>
+        <w:kinsoku/>
+        <w:wordWrap/>
+        <w:overflowPunct/>
+        <w:topLinePunct w:val="0"/>
+        <w:autoSpaceDE/>
+        <w:autoSpaceDN/>
+        <w:bidi w:val="0"/>
+        <w:adjustRightInd/>
+        <w:snapToGrid/>
+        <w:spacing w:before="0" w:after="0" w:line="240" w:lineRule="exact"/>
+        <w:ind w:left="340" w:right="340"/>
+        <w:textAlignment w:val="center"/>
+        <w:rPr>
+          <w:rFonts w:hint="default" w:ascii="Times New Roman" w:hAnsi="Times New Roman" w:cs="Times New Roman"/>
+          <w:color w:val="000000" w:themeColor="text1"/>
+          <w:sz w:val="18"/>
+          <w:szCs w:val="18"/>
+          <w14:textFill>
+            <w14:solidFill>
+              <w14:schemeClr w14:val="tx1"/>
+            </w14:solidFill>
+          </w14:textFill>
+        </w:rPr>
+      </w:pPr>
+      <w:r>
+        <w:rPr>
+          <w:rFonts w:hint="default" w:ascii="Times New Roman" w:hAnsi="Times New Roman" w:eastAsia="微软雅黑" w:cs="Times New Roman"/>
+          <w:i w:val="0"/>
+          <w:iCs w:val="0"/>
+          <w:caps w:val="0"/>
+          <w:color w:val="05073B"/>
+          <w:spacing w:val="0"/>
+          <w:sz w:val="18"/>
+          <w:szCs w:val="18"/>
+          <w:shd w:val="clear" w:fill="FDFDFE"/>
+        </w:rPr>
+        <w:t>设计并实现了</w:t>
+      </w:r>
+      <w:r>
+        <w:rPr>
+          <w:rFonts w:hint="default" w:ascii="Times New Roman" w:hAnsi="Times New Roman" w:eastAsia="黑体" w:cs="Times New Roman"/>
+          <w:b/>
+          <w:bCs/>
+          <w:i w:val="0"/>
+          <w:iCs w:val="0"/>
+          <w:caps w:val="0"/>
+          <w:color w:val="05073B"/>
+          <w:spacing w:val="0"/>
+          <w:sz w:val="18"/>
+          <w:szCs w:val="18"/>
+          <w:shd w:val="clear" w:fill="FDFDFE"/>
+        </w:rPr>
+        <w:t>每日一练模块</w:t>
+      </w:r>
+      <w:r>
+        <w:rPr>
+          <w:rFonts w:hint="default" w:ascii="Times New Roman" w:hAnsi="Times New Roman" w:eastAsia="微软雅黑" w:cs="Times New Roman"/>
+          <w:i w:val="0"/>
+          <w:iCs w:val="0"/>
+          <w:caps w:val="0"/>
+          <w:color w:val="05073B"/>
+          <w:spacing w:val="0"/>
+          <w:sz w:val="18"/>
+          <w:szCs w:val="18"/>
+          <w:shd w:val="clear" w:fill="FDFDFE"/>
+        </w:rPr>
+        <w:t>，包括新增菜单项、配置相应权限，以及为</w:t>
+      </w:r>
+      <w:bookmarkStart w:id="32" w:name="OLE_LINK59"/>
+      <w:r>
+        <w:rPr>
+          <w:rFonts w:hint="default" w:ascii="Times New Roman" w:hAnsi="Times New Roman" w:eastAsia="微软雅黑" w:cs="Times New Roman"/>
+          <w:i/>
+          <w:iCs/>
+          <w:caps w:val="0"/>
+          <w:color w:val="05073B"/>
+          <w:spacing w:val="0"/>
+          <w:sz w:val="18"/>
+          <w:szCs w:val="18"/>
+          <w:shd w:val="clear" w:fill="FDFDFE"/>
+        </w:rPr>
+        <w:t>App</w:t>
+      </w:r>
+      <w:bookmarkEnd w:id="32"/>
+      <w:r>
+        <w:rPr>
+          <w:rFonts w:hint="default" w:ascii="Times New Roman" w:hAnsi="Times New Roman" w:eastAsia="微软雅黑" w:cs="Times New Roman"/>
+          <w:i w:val="0"/>
+          <w:iCs w:val="0"/>
+          <w:caps w:val="0"/>
+          <w:color w:val="05073B"/>
+          <w:spacing w:val="0"/>
+          <w:sz w:val="18"/>
+          <w:szCs w:val="18"/>
+          <w:shd w:val="clear" w:fill="FDFDFE"/>
+        </w:rPr>
+        <w:t>端开发专属的每日一练页面</w:t>
+      </w:r>
+    </w:p>
+    <w:p>
+      <w:pPr>
+        <w:keepNext w:val="0"/>
+        <w:keepLines w:val="0"/>
+        <w:pageBreakBefore w:val="0"/>
+        <w:widowControl w:val="0"/>
+        <w:numPr>
+          <w:ilvl w:val="0"/>
+          <w:numId w:val="1"/>
+        </w:numPr>
+        <w:kinsoku/>
+        <w:wordWrap/>
+        <w:overflowPunct/>
+        <w:topLinePunct w:val="0"/>
+        <w:autoSpaceDE/>
+        <w:autoSpaceDN/>
+        <w:bidi w:val="0"/>
+        <w:adjustRightInd/>
+        <w:snapToGrid/>
+        <w:spacing w:before="0" w:after="0" w:line="240" w:lineRule="exact"/>
+        <w:ind w:left="340" w:right="340"/>
+        <w:textAlignment w:val="center"/>
+        <w:rPr>
+          <w:rFonts w:hint="default" w:ascii="Times New Roman" w:hAnsi="Times New Roman" w:cs="Times New Roman"/>
+          <w:color w:val="000000" w:themeColor="text1"/>
+          <w:sz w:val="18"/>
+          <w:szCs w:val="18"/>
+          <w14:textFill>
+            <w14:solidFill>
+              <w14:schemeClr w14:val="tx1"/>
+            </w14:solidFill>
+          </w14:textFill>
+        </w:rPr>
+      </w:pPr>
+      <w:r>
+        <w:rPr>
+          <w:rFonts w:hint="default" w:ascii="Times New Roman" w:hAnsi="Times New Roman" w:eastAsia="微软雅黑" w:cs="Times New Roman"/>
+          <w:i w:val="0"/>
+          <w:iCs w:val="0"/>
+          <w:caps w:val="0"/>
+          <w:color w:val="05073B"/>
+          <w:spacing w:val="0"/>
+          <w:sz w:val="18"/>
+          <w:szCs w:val="18"/>
+          <w:shd w:val="clear" w:fill="FDFDFE"/>
+        </w:rPr>
+        <w:t>熟练运用</w:t>
+      </w:r>
+      <w:r>
+        <w:rPr>
+          <w:rFonts w:hint="default" w:ascii="Times New Roman" w:hAnsi="Times New Roman" w:eastAsia="黑体" w:cs="Times New Roman"/>
+          <w:b/>
+          <w:bCs/>
+          <w:i/>
+          <w:iCs/>
+          <w:caps w:val="0"/>
+          <w:color w:val="05073B"/>
+          <w:spacing w:val="0"/>
+          <w:sz w:val="18"/>
+          <w:szCs w:val="18"/>
+          <w:shd w:val="clear" w:fill="FDFDFE"/>
+        </w:rPr>
+        <w:t>Angular与Ionic</w:t>
+      </w:r>
+      <w:r>
+        <w:rPr>
+          <w:rFonts w:hint="default" w:ascii="Times New Roman" w:hAnsi="Times New Roman" w:eastAsia="微软雅黑" w:cs="Times New Roman"/>
+          <w:i w:val="0"/>
+          <w:iCs w:val="0"/>
+          <w:caps w:val="0"/>
+          <w:color w:val="05073B"/>
+          <w:spacing w:val="0"/>
+          <w:sz w:val="18"/>
+          <w:szCs w:val="18"/>
+          <w:shd w:val="clear" w:fill="FDFDFE"/>
+        </w:rPr>
+        <w:t>，对</w:t>
+      </w:r>
+      <w:bookmarkStart w:id="33" w:name="OLE_LINK62"/>
+      <w:r>
+        <w:rPr>
+          <w:rFonts w:hint="default" w:ascii="Times New Roman" w:hAnsi="Times New Roman" w:eastAsia="微软雅黑" w:cs="Times New Roman"/>
+          <w:i/>
+          <w:iCs/>
+          <w:caps w:val="0"/>
+          <w:color w:val="05073B"/>
+          <w:spacing w:val="0"/>
+          <w:sz w:val="18"/>
+          <w:szCs w:val="18"/>
+          <w:shd w:val="clear" w:fill="FDFDFE"/>
+        </w:rPr>
+        <w:t>App</w:t>
+      </w:r>
+      <w:bookmarkEnd w:id="33"/>
+      <w:r>
+        <w:rPr>
+          <w:rFonts w:hint="default" w:ascii="Times New Roman" w:hAnsi="Times New Roman" w:eastAsia="微软雅黑" w:cs="Times New Roman"/>
+          <w:i w:val="0"/>
+          <w:iCs w:val="0"/>
+          <w:caps w:val="0"/>
+          <w:color w:val="05073B"/>
+          <w:spacing w:val="0"/>
+          <w:sz w:val="18"/>
+          <w:szCs w:val="18"/>
+          <w:shd w:val="clear" w:fill="FDFDFE"/>
+        </w:rPr>
+        <w:t>端</w:t>
+      </w:r>
+      <w:r>
+        <w:rPr>
+          <w:rFonts w:hint="default" w:ascii="Times New Roman" w:hAnsi="Times New Roman" w:eastAsia="微软雅黑" w:cs="Times New Roman"/>
+          <w:i w:val="0"/>
+          <w:iCs w:val="0"/>
+          <w:caps w:val="0"/>
+          <w:color w:val="05073B"/>
+          <w:spacing w:val="0"/>
+          <w:sz w:val="18"/>
+          <w:szCs w:val="18"/>
+          <w:shd w:val="clear" w:fill="FDFDFE"/>
+          <w:lang w:val="en-US" w:eastAsia="zh-CN"/>
+        </w:rPr>
+        <w:t>的大部分页面进行了开发，例如在线考试，每日一练，</w:t>
+      </w:r>
+      <w:r>
+        <w:rPr>
+          <w:rFonts w:hint="default" w:ascii="Times New Roman" w:hAnsi="Times New Roman" w:eastAsia="微软雅黑" w:cs="Times New Roman"/>
+          <w:b/>
+          <w:bCs/>
+          <w:i/>
+          <w:iCs/>
+          <w:caps w:val="0"/>
+          <w:color w:val="05073B"/>
+          <w:spacing w:val="0"/>
+          <w:sz w:val="18"/>
+          <w:szCs w:val="18"/>
+          <w:shd w:val="clear" w:fill="FDFDFE"/>
+          <w:lang w:val="en-US" w:eastAsia="zh-CN"/>
+        </w:rPr>
+        <w:t>AI智讯</w:t>
+      </w:r>
+      <w:r>
+        <w:rPr>
+          <w:rFonts w:hint="default" w:ascii="Times New Roman" w:hAnsi="Times New Roman" w:eastAsia="微软雅黑" w:cs="Times New Roman"/>
+          <w:i w:val="0"/>
+          <w:iCs w:val="0"/>
+          <w:caps w:val="0"/>
+          <w:color w:val="05073B"/>
+          <w:spacing w:val="0"/>
+          <w:sz w:val="18"/>
+          <w:szCs w:val="18"/>
+          <w:shd w:val="clear" w:fill="FDFDFE"/>
+          <w:lang w:val="en-US" w:eastAsia="zh-CN"/>
+        </w:rPr>
+        <w:t>等页面</w:t>
+      </w:r>
+    </w:p>
+    <w:p>
+      <w:pPr>
+        <w:keepNext w:val="0"/>
+        <w:keepLines w:val="0"/>
+        <w:pageBreakBefore w:val="0"/>
+        <w:widowControl w:val="0"/>
+        <w:numPr>
+          <w:ilvl w:val="0"/>
+          <w:numId w:val="1"/>
+        </w:numPr>
+        <w:kinsoku/>
+        <w:wordWrap/>
+        <w:overflowPunct/>
+        <w:topLinePunct w:val="0"/>
+        <w:autoSpaceDE/>
+        <w:autoSpaceDN/>
+        <w:bidi w:val="0"/>
+        <w:adjustRightInd/>
+        <w:snapToGrid/>
+        <w:spacing w:before="0" w:after="0" w:line="240" w:lineRule="exact"/>
+        <w:ind w:left="340" w:right="340"/>
+        <w:textAlignment w:val="center"/>
+        <w:rPr>
+          <w:rFonts w:hint="default" w:ascii="Times New Roman" w:hAnsi="Times New Roman" w:cs="Times New Roman"/>
+          <w:color w:val="000000" w:themeColor="text1"/>
+          <w:sz w:val="18"/>
+          <w:szCs w:val="18"/>
+          <w14:textFill>
+            <w14:solidFill>
+              <w14:schemeClr w14:val="tx1"/>
+            </w14:solidFill>
+          </w14:textFill>
+        </w:rPr>
+      </w:pPr>
+      <w:r>
+        <w:rPr>
+          <w:rFonts w:hint="default" w:ascii="Times New Roman" w:hAnsi="Times New Roman" w:eastAsia="微软雅黑" w:cs="Times New Roman"/>
+          <w:i w:val="0"/>
+          <w:iCs w:val="0"/>
+          <w:caps w:val="0"/>
+          <w:color w:val="05073B"/>
+          <w:spacing w:val="0"/>
+          <w:sz w:val="18"/>
+          <w:szCs w:val="18"/>
+          <w:shd w:val="clear" w:fill="FDFDFE"/>
+        </w:rPr>
+        <w:t>引入</w:t>
+      </w:r>
+      <w:r>
+        <w:rPr>
+          <w:rFonts w:hint="default" w:ascii="Times New Roman" w:hAnsi="Times New Roman" w:eastAsia="黑体" w:cs="Times New Roman"/>
+          <w:b/>
+          <w:bCs/>
+          <w:i/>
+          <w:iCs/>
+          <w:caps w:val="0"/>
+          <w:color w:val="05073B"/>
+          <w:spacing w:val="0"/>
+          <w:sz w:val="18"/>
+          <w:szCs w:val="18"/>
+          <w:shd w:val="clear" w:fill="FDFDFE"/>
+        </w:rPr>
+        <w:t>ElasticSearch</w:t>
+      </w:r>
+      <w:r>
+        <w:rPr>
+          <w:rFonts w:hint="default" w:ascii="Times New Roman" w:hAnsi="Times New Roman" w:eastAsia="微软雅黑" w:cs="Times New Roman"/>
+          <w:i w:val="0"/>
+          <w:iCs w:val="0"/>
+          <w:caps w:val="0"/>
+          <w:color w:val="05073B"/>
+          <w:spacing w:val="0"/>
+          <w:sz w:val="18"/>
+          <w:szCs w:val="18"/>
+          <w:shd w:val="clear" w:fill="FDFDFE"/>
+        </w:rPr>
+        <w:t>，</w:t>
+      </w:r>
+      <w:r>
+        <w:rPr>
+          <w:rFonts w:hint="default" w:ascii="Times New Roman" w:hAnsi="Times New Roman" w:eastAsia="微软雅黑" w:cs="Times New Roman"/>
+          <w:i w:val="0"/>
+          <w:iCs w:val="0"/>
+          <w:caps w:val="0"/>
+          <w:color w:val="05073B"/>
+          <w:spacing w:val="0"/>
+          <w:sz w:val="18"/>
+          <w:szCs w:val="18"/>
+          <w:shd w:val="clear" w:fill="FDFDFE"/>
+          <w:lang w:val="en-US" w:eastAsia="zh-CN"/>
+        </w:rPr>
+        <w:t>创建</w:t>
+      </w:r>
+      <w:r>
+        <w:rPr>
+          <w:rFonts w:hint="default" w:ascii="Times New Roman" w:hAnsi="Times New Roman" w:eastAsia="黑体" w:cs="Times New Roman"/>
+          <w:b/>
+          <w:bCs/>
+          <w:i/>
+          <w:iCs/>
+          <w:caps w:val="0"/>
+          <w:color w:val="05073B"/>
+          <w:spacing w:val="0"/>
+          <w:sz w:val="18"/>
+          <w:szCs w:val="18"/>
+          <w:shd w:val="clear" w:fill="FDFDFE"/>
+        </w:rPr>
+        <w:t>ElasticSearch</w:t>
+      </w:r>
+      <w:r>
+        <w:rPr>
+          <w:rFonts w:hint="default" w:ascii="Times New Roman" w:hAnsi="Times New Roman" w:eastAsia="微软雅黑" w:cs="Times New Roman"/>
+          <w:b w:val="0"/>
+          <w:bCs w:val="0"/>
+          <w:i/>
+          <w:iCs/>
+          <w:caps w:val="0"/>
+          <w:color w:val="05073B"/>
+          <w:spacing w:val="0"/>
+          <w:sz w:val="18"/>
+          <w:szCs w:val="18"/>
+          <w:shd w:val="clear" w:fill="FDFDFE"/>
+          <w:lang w:val="en-US" w:eastAsia="zh-CN"/>
+        </w:rPr>
+        <w:t>的索引</w:t>
+      </w:r>
+      <w:r>
+        <w:rPr>
+          <w:rFonts w:hint="default" w:ascii="Times New Roman" w:hAnsi="Times New Roman" w:eastAsia="黑体" w:cs="Times New Roman"/>
+          <w:b w:val="0"/>
+          <w:bCs w:val="0"/>
+          <w:i/>
+          <w:iCs/>
+          <w:caps w:val="0"/>
+          <w:color w:val="05073B"/>
+          <w:spacing w:val="0"/>
+          <w:sz w:val="18"/>
+          <w:szCs w:val="18"/>
+          <w:shd w:val="clear" w:fill="FDFDFE"/>
+          <w:lang w:val="en-US" w:eastAsia="zh-CN"/>
+        </w:rPr>
+        <w:t>，</w:t>
+      </w:r>
+      <w:r>
+        <w:rPr>
+          <w:rFonts w:hint="default" w:ascii="Times New Roman" w:hAnsi="Times New Roman" w:eastAsia="微软雅黑" w:cs="Times New Roman"/>
+          <w:i w:val="0"/>
+          <w:iCs w:val="0"/>
+          <w:caps w:val="0"/>
+          <w:color w:val="05073B"/>
+          <w:spacing w:val="0"/>
+          <w:sz w:val="18"/>
+          <w:szCs w:val="18"/>
+          <w:shd w:val="clear" w:fill="FDFDFE"/>
+          <w:lang w:val="en-US" w:eastAsia="zh-CN"/>
+        </w:rPr>
+        <w:t>协同团队将</w:t>
+      </w:r>
+      <w:bookmarkStart w:id="34" w:name="OLE_LINK49"/>
+      <w:r>
+        <w:rPr>
+          <w:rFonts w:hint="default" w:ascii="Times New Roman" w:hAnsi="Times New Roman" w:eastAsia="微软雅黑" w:cs="Times New Roman"/>
+          <w:i/>
+          <w:iCs/>
+          <w:caps w:val="0"/>
+          <w:color w:val="05073B"/>
+          <w:spacing w:val="0"/>
+          <w:sz w:val="18"/>
+          <w:szCs w:val="18"/>
+          <w:shd w:val="clear" w:fill="FDFDFE"/>
+          <w:lang w:val="en-US" w:eastAsia="zh-CN"/>
+        </w:rPr>
+        <w:t>Oracle</w:t>
+      </w:r>
+      <w:bookmarkEnd w:id="34"/>
+      <w:r>
+        <w:rPr>
+          <w:rFonts w:hint="default" w:ascii="Times New Roman" w:hAnsi="Times New Roman" w:eastAsia="微软雅黑" w:cs="Times New Roman"/>
+          <w:i w:val="0"/>
+          <w:iCs w:val="0"/>
+          <w:caps w:val="0"/>
+          <w:color w:val="05073B"/>
+          <w:spacing w:val="0"/>
+          <w:sz w:val="18"/>
+          <w:szCs w:val="18"/>
+          <w:shd w:val="clear" w:fill="FDFDFE"/>
+          <w:lang w:val="en-US" w:eastAsia="zh-CN"/>
+        </w:rPr>
+        <w:t>中的</w:t>
+      </w:r>
+      <w:bookmarkStart w:id="35" w:name="OLE_LINK92"/>
+      <w:r>
+        <w:rPr>
+          <w:rFonts w:hint="default" w:ascii="Times New Roman" w:hAnsi="Times New Roman" w:eastAsia="微软雅黑" w:cs="Times New Roman"/>
+          <w:b/>
+          <w:bCs/>
+          <w:i/>
+          <w:iCs/>
+          <w:caps w:val="0"/>
+          <w:color w:val="05073B"/>
+          <w:spacing w:val="0"/>
+          <w:sz w:val="18"/>
+          <w:szCs w:val="18"/>
+          <w:shd w:val="clear" w:fill="FDFDFE"/>
+          <w:lang w:val="en-US" w:eastAsia="zh-CN"/>
+        </w:rPr>
+        <w:t>百万级数据</w:t>
+      </w:r>
+      <w:bookmarkEnd w:id="35"/>
+      <w:r>
+        <w:rPr>
+          <w:rFonts w:hint="default" w:ascii="Times New Roman" w:hAnsi="Times New Roman" w:eastAsia="微软雅黑" w:cs="Times New Roman"/>
+          <w:i w:val="0"/>
+          <w:iCs w:val="0"/>
+          <w:caps w:val="0"/>
+          <w:color w:val="05073B"/>
+          <w:spacing w:val="0"/>
+          <w:sz w:val="18"/>
+          <w:szCs w:val="18"/>
+          <w:shd w:val="clear" w:fill="FDFDFE"/>
+          <w:lang w:val="en-US" w:eastAsia="zh-CN"/>
+        </w:rPr>
+        <w:t>进行了迁移至</w:t>
+      </w:r>
+      <w:r>
+        <w:rPr>
+          <w:rFonts w:hint="default" w:ascii="Times New Roman" w:hAnsi="Times New Roman" w:eastAsia="黑体" w:cs="Times New Roman"/>
+          <w:b/>
+          <w:bCs/>
+          <w:i/>
+          <w:iCs/>
+          <w:caps w:val="0"/>
+          <w:color w:val="05073B"/>
+          <w:spacing w:val="0"/>
+          <w:sz w:val="18"/>
+          <w:szCs w:val="18"/>
+          <w:shd w:val="clear" w:fill="FDFDFE"/>
+        </w:rPr>
+        <w:t>ElasticSearch</w:t>
+      </w:r>
+    </w:p>
+    <w:p>
+      <w:pPr>
+        <w:keepNext w:val="0"/>
+        <w:keepLines w:val="0"/>
+        <w:pageBreakBefore w:val="0"/>
+        <w:widowControl w:val="0"/>
+        <w:numPr>
+          <w:ilvl w:val="0"/>
+          <w:numId w:val="1"/>
+        </w:numPr>
+        <w:kinsoku/>
+        <w:wordWrap/>
+        <w:overflowPunct/>
+        <w:topLinePunct w:val="0"/>
+        <w:autoSpaceDE/>
+        <w:autoSpaceDN/>
+        <w:bidi w:val="0"/>
+        <w:adjustRightInd/>
+        <w:snapToGrid/>
+        <w:spacing w:before="0" w:after="0" w:line="240" w:lineRule="exact"/>
+        <w:ind w:left="340" w:right="340"/>
+        <w:textAlignment w:val="center"/>
+        <w:rPr>
+          <w:rFonts w:hint="default" w:ascii="Times New Roman" w:hAnsi="Times New Roman" w:eastAsia="微软雅黑" w:cs="Times New Roman"/>
+          <w:b/>
+          <w:bCs/>
+          <w:i/>
+          <w:iCs/>
+          <w:color w:val="000000" w:themeColor="text1"/>
+          <w:sz w:val="18"/>
+          <w:szCs w:val="18"/>
+          <w14:textFill>
+            <w14:solidFill>
+              <w14:schemeClr w14:val="tx1"/>
+            </w14:solidFill>
+          </w14:textFill>
+        </w:rPr>
+      </w:pPr>
+      <w:r>
+        <w:rPr>
+          <w:rFonts w:hint="default" w:ascii="Times New Roman" w:hAnsi="Times New Roman" w:eastAsia="微软雅黑" w:cs="Times New Roman"/>
+          <w:color w:val="000000" w:themeColor="text1"/>
+          <w:sz w:val="18"/>
+          <w:szCs w:val="18"/>
+          <w14:textFill>
+            <w14:solidFill>
+              <w14:schemeClr w14:val="tx1"/>
+            </w14:solidFill>
+          </w14:textFill>
+        </w:rPr>
+        <w:t>结合慢</w:t>
+      </w:r>
+      <w:bookmarkStart w:id="36" w:name="OLE_LINK43"/>
+      <w:r>
+        <w:rPr>
+          <w:rFonts w:hint="default" w:ascii="Times New Roman" w:hAnsi="Times New Roman" w:eastAsia="微软雅黑" w:cs="Times New Roman"/>
+          <w:i/>
+          <w:iCs/>
+          <w:color w:val="000000" w:themeColor="text1"/>
+          <w:sz w:val="18"/>
+          <w:szCs w:val="18"/>
+          <w:lang w:val="en-US" w:eastAsia="zh-CN"/>
+          <w14:textFill>
+            <w14:solidFill>
+              <w14:schemeClr w14:val="tx1"/>
+            </w14:solidFill>
+          </w14:textFill>
+        </w:rPr>
+        <w:t>SQL</w:t>
+      </w:r>
+      <w:bookmarkEnd w:id="36"/>
+      <w:r>
+        <w:rPr>
+          <w:rFonts w:hint="default" w:ascii="Times New Roman" w:hAnsi="Times New Roman" w:eastAsia="微软雅黑" w:cs="Times New Roman"/>
+          <w:color w:val="000000" w:themeColor="text1"/>
+          <w:sz w:val="18"/>
+          <w:szCs w:val="18"/>
+          <w:lang w:val="en-US" w:eastAsia="zh-CN"/>
+          <w14:textFill>
+            <w14:solidFill>
+              <w14:schemeClr w14:val="tx1"/>
+            </w14:solidFill>
+          </w14:textFill>
+        </w:rPr>
+        <w:t>阈值配置分析慢</w:t>
+      </w:r>
+      <w:bookmarkStart w:id="37" w:name="OLE_LINK42"/>
+      <w:r>
+        <w:rPr>
+          <w:rFonts w:hint="default" w:ascii="Times New Roman" w:hAnsi="Times New Roman" w:eastAsia="微软雅黑" w:cs="Times New Roman"/>
+          <w:i/>
+          <w:iCs/>
+          <w:color w:val="000000" w:themeColor="text1"/>
+          <w:sz w:val="18"/>
+          <w:szCs w:val="18"/>
+          <w:lang w:val="en-US" w:eastAsia="zh-CN"/>
+          <w14:textFill>
+            <w14:solidFill>
+              <w14:schemeClr w14:val="tx1"/>
+            </w14:solidFill>
+          </w14:textFill>
+        </w:rPr>
+        <w:t>SQL</w:t>
+      </w:r>
+      <w:bookmarkEnd w:id="37"/>
+      <w:r>
+        <w:rPr>
+          <w:rFonts w:hint="default" w:ascii="Times New Roman" w:hAnsi="Times New Roman" w:eastAsia="微软雅黑" w:cs="Times New Roman"/>
+          <w:color w:val="000000" w:themeColor="text1"/>
+          <w:sz w:val="18"/>
+          <w:szCs w:val="18"/>
+          <w:lang w:val="en-US" w:eastAsia="zh-CN"/>
+          <w14:textFill>
+            <w14:solidFill>
+              <w14:schemeClr w14:val="tx1"/>
+            </w14:solidFill>
+          </w14:textFill>
+        </w:rPr>
+        <w:t>，优化操作记录表子查询为内连接、新增用户</w:t>
+      </w:r>
+      <w:r>
+        <w:rPr>
+          <w:rFonts w:hint="default" w:ascii="Times New Roman" w:hAnsi="Times New Roman" w:eastAsia="微软雅黑" w:cs="Times New Roman"/>
+          <w:i/>
+          <w:iCs/>
+          <w:color w:val="000000" w:themeColor="text1"/>
+          <w:sz w:val="18"/>
+          <w:szCs w:val="18"/>
+          <w:lang w:val="en-US" w:eastAsia="zh-CN"/>
+          <w14:textFill>
+            <w14:solidFill>
+              <w14:schemeClr w14:val="tx1"/>
+            </w14:solidFill>
+          </w14:textFill>
+        </w:rPr>
+        <w:t>id</w:t>
+      </w:r>
+      <w:r>
+        <w:rPr>
+          <w:rFonts w:hint="default" w:ascii="Times New Roman" w:hAnsi="Times New Roman" w:eastAsia="微软雅黑" w:cs="Times New Roman"/>
+          <w:color w:val="000000" w:themeColor="text1"/>
+          <w:sz w:val="18"/>
+          <w:szCs w:val="18"/>
+          <w:lang w:val="en-US" w:eastAsia="zh-CN"/>
+          <w14:textFill>
+            <w14:solidFill>
+              <w14:schemeClr w14:val="tx1"/>
+            </w14:solidFill>
+          </w14:textFill>
+        </w:rPr>
+        <w:t>和操作类型联合索引，</w:t>
+      </w:r>
+      <w:bookmarkStart w:id="38" w:name="OLE_LINK45"/>
+      <w:bookmarkStart w:id="39" w:name="OLE_LINK86"/>
+      <w:r>
+        <w:rPr>
+          <w:rFonts w:hint="default" w:ascii="Times New Roman" w:hAnsi="Times New Roman" w:eastAsia="微软雅黑" w:cs="Times New Roman"/>
+          <w:b/>
+          <w:bCs/>
+          <w:i/>
+          <w:iCs/>
+          <w:color w:val="000000" w:themeColor="text1"/>
+          <w:sz w:val="18"/>
+          <w:szCs w:val="18"/>
+          <w:lang w:val="en-US" w:eastAsia="zh-CN"/>
+          <w14:textFill>
+            <w14:solidFill>
+              <w14:schemeClr w14:val="tx1"/>
+            </w14:solidFill>
+          </w14:textFill>
+        </w:rPr>
+        <w:t>42w</w:t>
+      </w:r>
+      <w:bookmarkEnd w:id="38"/>
+      <w:r>
+        <w:rPr>
+          <w:rFonts w:hint="default" w:ascii="Times New Roman" w:hAnsi="Times New Roman" w:eastAsia="微软雅黑" w:cs="Times New Roman"/>
+          <w:b/>
+          <w:bCs/>
+          <w:i/>
+          <w:iCs/>
+          <w:color w:val="000000" w:themeColor="text1"/>
+          <w:sz w:val="18"/>
+          <w:szCs w:val="18"/>
+          <w:lang w:val="en-US" w:eastAsia="zh-CN"/>
+          <w14:textFill>
+            <w14:solidFill>
+              <w14:schemeClr w14:val="tx1"/>
+            </w14:solidFill>
+          </w14:textFill>
+        </w:rPr>
+        <w:t>数据从</w:t>
+      </w:r>
+      <w:bookmarkStart w:id="40" w:name="OLE_LINK46"/>
+      <w:r>
+        <w:rPr>
+          <w:rFonts w:hint="default" w:ascii="Times New Roman" w:hAnsi="Times New Roman" w:eastAsia="微软雅黑" w:cs="Times New Roman"/>
+          <w:b/>
+          <w:bCs/>
+          <w:i/>
+          <w:iCs/>
+          <w:color w:val="000000" w:themeColor="text1"/>
+          <w:sz w:val="18"/>
+          <w:szCs w:val="18"/>
+          <w:lang w:val="en-US" w:eastAsia="zh-CN"/>
+          <w14:textFill>
+            <w14:solidFill>
+              <w14:schemeClr w14:val="tx1"/>
+            </w14:solidFill>
+          </w14:textFill>
+        </w:rPr>
+        <w:t>1.3s</w:t>
+      </w:r>
+      <w:bookmarkEnd w:id="40"/>
+      <w:r>
+        <w:rPr>
+          <w:rFonts w:hint="default" w:ascii="Times New Roman" w:hAnsi="Times New Roman" w:eastAsia="微软雅黑" w:cs="Times New Roman"/>
+          <w:b/>
+          <w:bCs/>
+          <w:i/>
+          <w:iCs/>
+          <w:color w:val="000000" w:themeColor="text1"/>
+          <w:sz w:val="18"/>
+          <w:szCs w:val="18"/>
+          <w:lang w:val="en-US" w:eastAsia="zh-CN"/>
+          <w14:textFill>
+            <w14:solidFill>
+              <w14:schemeClr w14:val="tx1"/>
+            </w14:solidFill>
+          </w14:textFill>
+        </w:rPr>
+        <w:t>优化到0.8s</w:t>
       </w:r>
     </w:p>
     <w:bookmarkEnd w:id="39"/>
@@ -4480,6 +5357,7 @@
         <w:ind w:left="340" w:right="340"/>
         <w:textAlignment w:val="center"/>
         <w:rPr>
+          <w:rFonts w:hint="default" w:ascii="Times New Roman" w:hAnsi="Times New Roman" w:eastAsia="微软雅黑" w:cs="Times New Roman"/>
           <w:color w:val="000000" w:themeColor="text1"/>
           <w:sz w:val="18"/>
           <w:szCs w:val="18"/>
@@ -4492,77 +5370,724 @@
       </w:pPr>
       <w:r>
         <w:rPr>
-          <w:rFonts w:hint="eastAsia" w:ascii="微软雅黑" w:hAnsi="微软雅黑" w:eastAsia="微软雅黑" w:cs="微软雅黑"/>
-          <w:i w:val="0"/>
-          <w:iCs w:val="0"/>
+          <w:rFonts w:hint="default" w:ascii="Times New Roman" w:hAnsi="Times New Roman" w:eastAsia="微软雅黑" w:cs="Times New Roman"/>
+          <w:color w:val="000000" w:themeColor="text1"/>
+          <w:sz w:val="18"/>
+          <w:szCs w:val="18"/>
+          <w14:textFill>
+            <w14:solidFill>
+              <w14:schemeClr w14:val="tx1"/>
+            </w14:solidFill>
+          </w14:textFill>
+        </w:rPr>
+        <w:t xml:space="preserve">利用 </w:t>
+      </w:r>
+      <w:bookmarkStart w:id="41" w:name="OLE_LINK44"/>
+      <w:r>
+        <w:rPr>
+          <w:rFonts w:hint="default" w:ascii="Times New Roman" w:hAnsi="Times New Roman" w:eastAsia="微软雅黑" w:cs="Times New Roman"/>
+          <w:i/>
+          <w:iCs/>
+          <w:color w:val="000000" w:themeColor="text1"/>
+          <w:sz w:val="18"/>
+          <w:szCs w:val="18"/>
+          <w14:textFill>
+            <w14:solidFill>
+              <w14:schemeClr w14:val="tx1"/>
+            </w14:solidFill>
+          </w14:textFill>
+        </w:rPr>
+        <w:t xml:space="preserve">Redis </w:t>
+      </w:r>
+      <w:bookmarkEnd w:id="41"/>
+      <w:r>
+        <w:rPr>
+          <w:rFonts w:hint="default" w:ascii="Times New Roman" w:hAnsi="Times New Roman" w:eastAsia="微软雅黑" w:cs="Times New Roman"/>
+          <w:color w:val="000000" w:themeColor="text1"/>
+          <w:sz w:val="18"/>
+          <w:szCs w:val="18"/>
+          <w14:textFill>
+            <w14:solidFill>
+              <w14:schemeClr w14:val="tx1"/>
+            </w14:solidFill>
+          </w14:textFill>
+        </w:rPr>
+        <w:t xml:space="preserve">缓存用户登录的 </w:t>
+      </w:r>
+      <w:bookmarkStart w:id="42" w:name="OLE_LINK40"/>
+      <w:r>
+        <w:rPr>
+          <w:rFonts w:hint="default" w:ascii="Times New Roman" w:hAnsi="Times New Roman" w:eastAsia="微软雅黑" w:cs="Times New Roman"/>
+          <w:b/>
+          <w:bCs/>
+          <w:i/>
+          <w:iCs/>
+          <w:color w:val="000000" w:themeColor="text1"/>
+          <w:sz w:val="18"/>
+          <w:szCs w:val="18"/>
+          <w14:textFill>
+            <w14:solidFill>
+              <w14:schemeClr w14:val="tx1"/>
+            </w14:solidFill>
+          </w14:textFill>
+        </w:rPr>
+        <w:t xml:space="preserve">Token </w:t>
+      </w:r>
+      <w:bookmarkEnd w:id="42"/>
+      <w:r>
+        <w:rPr>
+          <w:rFonts w:hint="default" w:ascii="Times New Roman" w:hAnsi="Times New Roman" w:eastAsia="微软雅黑" w:cs="Times New Roman"/>
+          <w:color w:val="000000" w:themeColor="text1"/>
+          <w:sz w:val="18"/>
+          <w:szCs w:val="18"/>
+          <w14:textFill>
+            <w14:solidFill>
+              <w14:schemeClr w14:val="tx1"/>
+            </w14:solidFill>
+          </w14:textFill>
+        </w:rPr>
+        <w:t>认证信息</w:t>
+      </w:r>
+      <w:r>
+        <w:rPr>
+          <w:rFonts w:hint="default" w:ascii="Times New Roman" w:hAnsi="Times New Roman" w:eastAsia="微软雅黑" w:cs="Times New Roman"/>
+          <w:color w:val="000000" w:themeColor="text1"/>
+          <w:sz w:val="18"/>
+          <w:szCs w:val="18"/>
+          <w:lang w:eastAsia="zh-CN"/>
+          <w14:textFill>
+            <w14:solidFill>
+              <w14:schemeClr w14:val="tx1"/>
+            </w14:solidFill>
+          </w14:textFill>
+        </w:rPr>
+        <w:t>，</w:t>
+      </w:r>
+      <w:r>
+        <w:rPr>
+          <w:rFonts w:hint="default" w:ascii="Times New Roman" w:hAnsi="Times New Roman" w:eastAsia="微软雅黑" w:cs="Times New Roman"/>
+          <w:color w:val="000000" w:themeColor="text1"/>
+          <w:sz w:val="18"/>
+          <w:szCs w:val="18"/>
+          <w:lang w:val="en-US" w:eastAsia="zh-CN"/>
+          <w14:textFill>
+            <w14:solidFill>
+              <w14:schemeClr w14:val="tx1"/>
+            </w14:solidFill>
+          </w14:textFill>
+        </w:rPr>
+        <w:t>更新该</w:t>
+      </w:r>
+      <w:bookmarkStart w:id="43" w:name="OLE_LINK41"/>
+      <w:r>
+        <w:rPr>
+          <w:rFonts w:hint="default" w:ascii="Times New Roman" w:hAnsi="Times New Roman" w:eastAsia="微软雅黑" w:cs="Times New Roman"/>
+          <w:i/>
+          <w:iCs/>
+          <w:color w:val="000000" w:themeColor="text1"/>
+          <w:sz w:val="18"/>
+          <w:szCs w:val="18"/>
+          <w:lang w:val="en-US" w:eastAsia="zh-CN"/>
+          <w14:textFill>
+            <w14:solidFill>
+              <w14:schemeClr w14:val="tx1"/>
+            </w14:solidFill>
+          </w14:textFill>
+        </w:rPr>
+        <w:t>key</w:t>
+      </w:r>
+      <w:bookmarkEnd w:id="43"/>
+      <w:r>
+        <w:rPr>
+          <w:rFonts w:hint="default" w:ascii="Times New Roman" w:hAnsi="Times New Roman" w:eastAsia="微软雅黑" w:cs="Times New Roman"/>
+          <w:color w:val="000000" w:themeColor="text1"/>
+          <w:sz w:val="18"/>
+          <w:szCs w:val="18"/>
+          <w:lang w:val="en-US" w:eastAsia="zh-CN"/>
+          <w14:textFill>
+            <w14:solidFill>
+              <w14:schemeClr w14:val="tx1"/>
+            </w14:solidFill>
+          </w14:textFill>
+        </w:rPr>
+        <w:t>合理时间范围内的随机过期事件，预防用户登录高峰期系统</w:t>
+      </w:r>
+      <w:bookmarkStart w:id="44" w:name="OLE_LINK100"/>
+      <w:r>
+        <w:rPr>
+          <w:rFonts w:hint="default" w:ascii="Times New Roman" w:hAnsi="Times New Roman" w:eastAsia="微软雅黑" w:cs="Times New Roman"/>
+          <w:b/>
+          <w:bCs/>
+          <w:i/>
+          <w:iCs/>
+          <w:color w:val="000000" w:themeColor="text1"/>
+          <w:sz w:val="18"/>
+          <w:szCs w:val="18"/>
+          <w:lang w:val="en-US" w:eastAsia="zh-CN"/>
+          <w14:textFill>
+            <w14:solidFill>
+              <w14:schemeClr w14:val="tx1"/>
+            </w14:solidFill>
+          </w14:textFill>
+        </w:rPr>
+        <w:t>缓存雪崩</w:t>
+      </w:r>
+      <w:bookmarkEnd w:id="44"/>
+      <w:r>
+        <w:rPr>
+          <w:rFonts w:hint="default" w:ascii="Times New Roman" w:hAnsi="Times New Roman" w:eastAsia="微软雅黑" w:cs="Times New Roman"/>
+          <w:color w:val="000000" w:themeColor="text1"/>
+          <w:sz w:val="18"/>
+          <w:szCs w:val="18"/>
+          <w:lang w:val="en-US" w:eastAsia="zh-CN"/>
+          <w14:textFill>
+            <w14:solidFill>
+              <w14:schemeClr w14:val="tx1"/>
+            </w14:solidFill>
+          </w14:textFill>
+        </w:rPr>
+        <w:t>的发生</w:t>
+      </w:r>
+    </w:p>
+    <w:p>
+      <w:pPr>
+        <w:keepNext w:val="0"/>
+        <w:keepLines w:val="0"/>
+        <w:pageBreakBefore w:val="0"/>
+        <w:tabs>
+          <w:tab w:val="right" w:pos="10160"/>
+        </w:tabs>
+        <w:kinsoku/>
+        <w:wordWrap/>
+        <w:overflowPunct/>
+        <w:topLinePunct w:val="0"/>
+        <w:autoSpaceDE/>
+        <w:autoSpaceDN/>
+        <w:bidi w:val="0"/>
+        <w:adjustRightInd/>
+        <w:snapToGrid/>
+        <w:spacing w:before="0" w:after="0" w:line="240" w:lineRule="exact"/>
+        <w:jc w:val="left"/>
+        <w:textAlignment w:val="center"/>
+        <w:rPr>
+          <w:rFonts w:hint="default" w:ascii="Times New Roman" w:hAnsi="Times New Roman" w:eastAsia="微软雅黑" w:cs="Times New Roman"/>
+          <w:b/>
+          <w:color w:val="000000" w:themeColor="text1"/>
+          <w:sz w:val="18"/>
+          <w:szCs w:val="18"/>
+          <w14:textFill>
+            <w14:solidFill>
+              <w14:schemeClr w14:val="tx1"/>
+            </w14:solidFill>
+          </w14:textFill>
+        </w:rPr>
+      </w:pPr>
+    </w:p>
+    <w:p>
+      <w:pPr>
+        <w:keepNext w:val="0"/>
+        <w:keepLines w:val="0"/>
+        <w:pageBreakBefore w:val="0"/>
+        <w:tabs>
+          <w:tab w:val="right" w:pos="10160"/>
+        </w:tabs>
+        <w:kinsoku/>
+        <w:wordWrap/>
+        <w:overflowPunct/>
+        <w:topLinePunct w:val="0"/>
+        <w:autoSpaceDE/>
+        <w:autoSpaceDN/>
+        <w:bidi w:val="0"/>
+        <w:adjustRightInd/>
+        <w:snapToGrid/>
+        <w:spacing w:before="0" w:after="0" w:line="240" w:lineRule="exact"/>
+        <w:ind w:left="340"/>
+        <w:jc w:val="left"/>
+        <w:textAlignment w:val="center"/>
+        <w:rPr>
+          <w:rFonts w:hint="default" w:ascii="Times New Roman" w:hAnsi="Times New Roman" w:eastAsia="微软雅黑" w:cs="Times New Roman"/>
+          <w:color w:val="000000" w:themeColor="text1"/>
+          <w:sz w:val="18"/>
+          <w:szCs w:val="18"/>
+          <w:lang w:val="en-US" w:eastAsia="zh-CN"/>
+          <w14:textFill>
+            <w14:solidFill>
+              <w14:schemeClr w14:val="tx1"/>
+            </w14:solidFill>
+          </w14:textFill>
+        </w:rPr>
+      </w:pPr>
+      <w:r>
+        <w:rPr>
+          <w:rFonts w:hint="default" w:ascii="Times New Roman" w:hAnsi="Times New Roman" w:eastAsia="微软雅黑" w:cs="Times New Roman"/>
+          <w:b/>
+          <w:color w:val="000000" w:themeColor="text1"/>
+          <w:sz w:val="18"/>
+          <w:szCs w:val="18"/>
+          <w14:textFill>
+            <w14:solidFill>
+              <w14:schemeClr w14:val="tx1"/>
+            </w14:solidFill>
+          </w14:textFill>
+        </w:rPr>
+        <w:t>202</w:t>
+      </w:r>
+      <w:r>
+        <w:rPr>
+          <w:rFonts w:hint="default" w:ascii="Times New Roman" w:hAnsi="Times New Roman" w:eastAsia="微软雅黑" w:cs="Times New Roman"/>
+          <w:b/>
+          <w:color w:val="000000" w:themeColor="text1"/>
+          <w:sz w:val="18"/>
+          <w:szCs w:val="18"/>
+          <w:lang w:val="en-US" w:eastAsia="zh-CN"/>
+          <w14:textFill>
+            <w14:solidFill>
+              <w14:schemeClr w14:val="tx1"/>
+            </w14:solidFill>
+          </w14:textFill>
+        </w:rPr>
+        <w:t>5</w:t>
+      </w:r>
+      <w:r>
+        <w:rPr>
+          <w:rFonts w:hint="default" w:ascii="Times New Roman" w:hAnsi="Times New Roman" w:eastAsia="微软雅黑" w:cs="Times New Roman"/>
+          <w:b/>
+          <w:color w:val="000000" w:themeColor="text1"/>
+          <w:sz w:val="18"/>
+          <w:szCs w:val="18"/>
+          <w14:textFill>
+            <w14:solidFill>
+              <w14:schemeClr w14:val="tx1"/>
+            </w14:solidFill>
+          </w14:textFill>
+        </w:rPr>
+        <w:t>.</w:t>
+      </w:r>
+      <w:r>
+        <w:rPr>
+          <w:rFonts w:hint="default" w:ascii="Times New Roman" w:hAnsi="Times New Roman" w:eastAsia="微软雅黑" w:cs="Times New Roman"/>
+          <w:b/>
+          <w:color w:val="000000" w:themeColor="text1"/>
+          <w:sz w:val="18"/>
+          <w:szCs w:val="18"/>
+          <w:lang w:val="en-US" w:eastAsia="zh-CN"/>
+          <w14:textFill>
+            <w14:solidFill>
+              <w14:schemeClr w14:val="tx1"/>
+            </w14:solidFill>
+          </w14:textFill>
+        </w:rPr>
+        <w:t>2</w:t>
+      </w:r>
+      <w:r>
+        <w:rPr>
+          <w:rFonts w:hint="default" w:ascii="Times New Roman" w:hAnsi="Times New Roman" w:eastAsia="微软雅黑" w:cs="Times New Roman"/>
+          <w:b/>
+          <w:color w:val="000000" w:themeColor="text1"/>
+          <w:sz w:val="18"/>
+          <w:szCs w:val="18"/>
+          <w14:textFill>
+            <w14:solidFill>
+              <w14:schemeClr w14:val="tx1"/>
+            </w14:solidFill>
+          </w14:textFill>
+        </w:rPr>
+        <w:t>-</w:t>
+      </w:r>
+      <w:r>
+        <w:rPr>
+          <w:rFonts w:hint="default" w:ascii="Times New Roman" w:hAnsi="Times New Roman" w:eastAsia="微软雅黑" w:cs="Times New Roman"/>
+          <w:b/>
+          <w:color w:val="000000" w:themeColor="text1"/>
+          <w:sz w:val="18"/>
+          <w:szCs w:val="18"/>
+          <w:lang w:val="en-US" w:eastAsia="zh-CN"/>
+          <w14:textFill>
+            <w14:solidFill>
+              <w14:schemeClr w14:val="tx1"/>
+            </w14:solidFill>
+          </w14:textFill>
+        </w:rPr>
+        <w:t>至今</w:t>
+      </w:r>
+      <w:r>
+        <w:rPr>
+          <w:rFonts w:hint="default" w:ascii="Times New Roman" w:hAnsi="Times New Roman" w:eastAsia="微软雅黑" w:cs="Times New Roman"/>
+          <w:b/>
+          <w:color w:val="000000" w:themeColor="text1"/>
+          <w:sz w:val="18"/>
+          <w:szCs w:val="18"/>
+          <w14:textFill>
+            <w14:solidFill>
+              <w14:schemeClr w14:val="tx1"/>
+            </w14:solidFill>
+          </w14:textFill>
+        </w:rPr>
+        <w:tab/>
+      </w:r>
+      <w:r>
+        <w:rPr>
+          <w:rFonts w:hint="default" w:ascii="Times New Roman" w:hAnsi="Times New Roman" w:eastAsia="微软雅黑" w:cs="Times New Roman"/>
+          <w:b/>
+          <w:bCs/>
+          <w:i/>
+          <w:iCs/>
+          <w:sz w:val="18"/>
+          <w:szCs w:val="18"/>
+          <w:lang w:val="en-US" w:eastAsia="zh-CN"/>
+        </w:rPr>
+        <w:t>融信云电子银行</w:t>
+      </w:r>
+    </w:p>
+    <w:p>
+      <w:pPr>
+        <w:keepNext w:val="0"/>
+        <w:keepLines w:val="0"/>
+        <w:pageBreakBefore w:val="0"/>
+        <w:tabs>
+          <w:tab w:val="right" w:pos="10160"/>
+        </w:tabs>
+        <w:kinsoku/>
+        <w:wordWrap/>
+        <w:overflowPunct/>
+        <w:topLinePunct w:val="0"/>
+        <w:autoSpaceDE/>
+        <w:autoSpaceDN/>
+        <w:bidi w:val="0"/>
+        <w:adjustRightInd/>
+        <w:snapToGrid/>
+        <w:spacing w:before="0" w:after="0" w:line="240" w:lineRule="exact"/>
+        <w:ind w:left="340"/>
+        <w:jc w:val="left"/>
+        <w:textAlignment w:val="center"/>
+        <w:rPr>
+          <w:rFonts w:hint="default" w:ascii="Times New Roman" w:hAnsi="Times New Roman" w:cs="Times New Roman"/>
+          <w:color w:val="000000" w:themeColor="text1"/>
+          <w:sz w:val="18"/>
+          <w:szCs w:val="18"/>
+          <w14:textFill>
+            <w14:solidFill>
+              <w14:schemeClr w14:val="tx1"/>
+            </w14:solidFill>
+          </w14:textFill>
+        </w:rPr>
+      </w:pPr>
+      <w:bookmarkStart w:id="45" w:name="OLE_LINK14"/>
+      <w:r>
+        <w:rPr>
+          <w:rFonts w:hint="default" w:ascii="Times New Roman" w:hAnsi="Times New Roman" w:eastAsia="微软雅黑" w:cs="Times New Roman"/>
+          <w:color w:val="000000" w:themeColor="text1"/>
+          <w:sz w:val="18"/>
+          <w:szCs w:val="18"/>
+          <w14:textFill>
+            <w14:solidFill>
+              <w14:schemeClr w14:val="tx1"/>
+            </w14:solidFill>
+          </w14:textFill>
+        </w:rPr>
+        <w:t>后端开发</w:t>
+      </w:r>
+      <w:bookmarkEnd w:id="45"/>
+      <w:r>
+        <w:rPr>
+          <w:rFonts w:hint="default" w:ascii="Times New Roman" w:hAnsi="Times New Roman" w:eastAsia="微软雅黑" w:cs="Times New Roman"/>
+          <w:color w:val="000000" w:themeColor="text1"/>
+          <w:sz w:val="18"/>
+          <w:szCs w:val="18"/>
+          <w14:textFill>
+            <w14:solidFill>
+              <w14:schemeClr w14:val="tx1"/>
+            </w14:solidFill>
+          </w14:textFill>
+        </w:rPr>
+        <w:tab/>
+      </w:r>
+    </w:p>
+    <w:p>
+      <w:pPr>
+        <w:keepNext w:val="0"/>
+        <w:keepLines w:val="0"/>
+        <w:pageBreakBefore w:val="0"/>
+        <w:kinsoku/>
+        <w:wordWrap/>
+        <w:overflowPunct/>
+        <w:topLinePunct w:val="0"/>
+        <w:autoSpaceDE/>
+        <w:autoSpaceDN/>
+        <w:bidi w:val="0"/>
+        <w:adjustRightInd/>
+        <w:snapToGrid/>
+        <w:spacing w:before="0" w:after="0" w:line="240" w:lineRule="exact"/>
+        <w:ind w:left="357" w:leftChars="170" w:right="340" w:firstLine="0" w:firstLineChars="0"/>
+        <w:textAlignment w:val="center"/>
+        <w:rPr>
+          <w:rFonts w:hint="default" w:ascii="Times New Roman" w:hAnsi="Times New Roman" w:eastAsia="微软雅黑" w:cs="Times New Roman"/>
+          <w:b/>
+          <w:bCs/>
+          <w:i/>
+          <w:iCs/>
+          <w:color w:val="000000" w:themeColor="text1"/>
+          <w:sz w:val="18"/>
+          <w:szCs w:val="18"/>
+          <w:lang w:val="en-US" w:eastAsia="zh-CN"/>
+          <w14:textFill>
+            <w14:solidFill>
+              <w14:schemeClr w14:val="tx1"/>
+            </w14:solidFill>
+          </w14:textFill>
+        </w:rPr>
+      </w:pPr>
+      <w:r>
+        <w:rPr>
+          <w:rFonts w:hint="default" w:ascii="Times New Roman" w:hAnsi="Times New Roman" w:eastAsia="微软雅黑" w:cs="Times New Roman"/>
+          <w:b/>
+          <w:color w:val="000000" w:themeColor="text1"/>
+          <w:sz w:val="18"/>
+          <w:szCs w:val="18"/>
+          <w14:textFill>
+            <w14:solidFill>
+              <w14:schemeClr w14:val="tx1"/>
+            </w14:solidFill>
+          </w14:textFill>
+        </w:rPr>
+        <w:t>涉及技术</w:t>
+      </w:r>
+      <w:r>
+        <w:rPr>
+          <w:rFonts w:hint="default" w:ascii="Times New Roman" w:hAnsi="Times New Roman" w:eastAsia="微软雅黑" w:cs="Times New Roman"/>
+          <w:color w:val="000000" w:themeColor="text1"/>
+          <w:sz w:val="18"/>
+          <w:szCs w:val="18"/>
+          <w14:textFill>
+            <w14:solidFill>
+              <w14:schemeClr w14:val="tx1"/>
+            </w14:solidFill>
+          </w14:textFill>
+        </w:rPr>
+        <w:t>：</w:t>
+      </w:r>
+      <w:r>
+        <w:rPr>
+          <w:rFonts w:hint="default" w:ascii="Times New Roman" w:hAnsi="Times New Roman" w:eastAsia="微软雅黑" w:cs="Times New Roman"/>
+          <w:b/>
+          <w:bCs/>
+          <w:i/>
+          <w:iCs/>
+          <w:color w:val="000000" w:themeColor="text1"/>
+          <w:sz w:val="18"/>
+          <w:szCs w:val="18"/>
+          <w14:textFill>
+            <w14:solidFill>
+              <w14:schemeClr w14:val="tx1"/>
+            </w14:solidFill>
+          </w14:textFill>
+        </w:rPr>
+        <w:t>SpringBoot+MybatisPlus+Kafka+MySQL+Redis</w:t>
+      </w:r>
+      <w:r>
+        <w:rPr>
+          <w:rFonts w:hint="default" w:ascii="Times New Roman" w:hAnsi="Times New Roman" w:eastAsia="微软雅黑" w:cs="Times New Roman"/>
+          <w:b/>
+          <w:bCs/>
+          <w:i/>
+          <w:iCs/>
+          <w:color w:val="000000" w:themeColor="text1"/>
+          <w:sz w:val="18"/>
+          <w:szCs w:val="18"/>
+          <w:lang w:val="en-US" w:eastAsia="zh-CN"/>
+          <w14:textFill>
+            <w14:solidFill>
+              <w14:schemeClr w14:val="tx1"/>
+            </w14:solidFill>
+          </w14:textFill>
+        </w:rPr>
+        <w:t>+</w:t>
+      </w:r>
+      <w:r>
+        <w:rPr>
+          <w:rFonts w:hint="default" w:ascii="Times New Roman" w:hAnsi="Times New Roman" w:eastAsia="微软雅黑" w:cs="Times New Roman"/>
+          <w:b/>
+          <w:bCs/>
+          <w:i/>
+          <w:iCs/>
           <w:caps w:val="0"/>
           <w:color w:val="05073B"/>
           <w:spacing w:val="0"/>
           <w:sz w:val="18"/>
           <w:szCs w:val="18"/>
-          <w:shd w:val="clear" w:fill="FDFDFE"/>
-        </w:rPr>
-        <w:t>设计并实现了</w:t>
-      </w:r>
-      <w:r>
-        <w:rPr>
-          <w:rFonts w:hint="eastAsia" w:ascii="黑体" w:hAnsi="黑体" w:eastAsia="黑体" w:cs="黑体"/>
-          <w:b/>
-          <w:bCs/>
-          <w:i w:val="0"/>
-          <w:iCs w:val="0"/>
+        </w:rPr>
+        <w:t>ElasticSearch</w:t>
+      </w:r>
+      <w:r>
+        <w:rPr>
+          <w:rFonts w:hint="default" w:ascii="Times New Roman" w:hAnsi="Times New Roman" w:eastAsia="微软雅黑" w:cs="Times New Roman"/>
+          <w:b/>
+          <w:bCs/>
+          <w:i/>
+          <w:iCs/>
           <w:caps w:val="0"/>
           <w:color w:val="05073B"/>
           <w:spacing w:val="0"/>
           <w:sz w:val="18"/>
           <w:szCs w:val="18"/>
-          <w:shd w:val="clear" w:fill="FDFDFE"/>
-        </w:rPr>
-        <w:t>每日一练模块</w:t>
-      </w:r>
-      <w:r>
-        <w:rPr>
-          <w:rFonts w:hint="eastAsia" w:ascii="微软雅黑" w:hAnsi="微软雅黑" w:eastAsia="微软雅黑" w:cs="微软雅黑"/>
-          <w:i w:val="0"/>
-          <w:iCs w:val="0"/>
+          <w:lang w:val="en-US" w:eastAsia="zh-CN"/>
+        </w:rPr>
+        <w:t>+</w:t>
+      </w:r>
+      <w:r>
+        <w:rPr>
+          <w:rFonts w:hint="default" w:ascii="Times New Roman" w:hAnsi="Times New Roman" w:eastAsia="黑体" w:cs="Times New Roman"/>
+          <w:b/>
+          <w:bCs/>
+          <w:i/>
+          <w:iCs/>
           <w:caps w:val="0"/>
           <w:color w:val="05073B"/>
           <w:spacing w:val="0"/>
           <w:sz w:val="18"/>
           <w:szCs w:val="18"/>
-          <w:shd w:val="clear" w:fill="FDFDFE"/>
-        </w:rPr>
-        <w:t>，包括新增菜单项、配置相应权限，以及为</w:t>
-      </w:r>
-      <w:bookmarkStart w:id="40" w:name="OLE_LINK59"/>
-      <w:r>
-        <w:rPr>
-          <w:rFonts w:hint="default" w:ascii="Times New Roman" w:hAnsi="Times New Roman" w:eastAsia="微软雅黑" w:cs="Times New Roman"/>
-          <w:i/>
-          <w:iCs/>
-          <w:caps w:val="0"/>
-          <w:color w:val="05073B"/>
-          <w:spacing w:val="0"/>
-          <w:sz w:val="18"/>
-          <w:szCs w:val="18"/>
-          <w:shd w:val="clear" w:fill="FDFDFE"/>
-        </w:rPr>
-        <w:t>App</w:t>
-      </w:r>
-      <w:bookmarkEnd w:id="40"/>
-      <w:r>
-        <w:rPr>
-          <w:rFonts w:hint="eastAsia" w:ascii="微软雅黑" w:hAnsi="微软雅黑" w:eastAsia="微软雅黑" w:cs="微软雅黑"/>
-          <w:i w:val="0"/>
-          <w:iCs w:val="0"/>
-          <w:caps w:val="0"/>
-          <w:color w:val="05073B"/>
-          <w:spacing w:val="0"/>
-          <w:sz w:val="18"/>
-          <w:szCs w:val="18"/>
-          <w:shd w:val="clear" w:fill="FDFDFE"/>
-        </w:rPr>
-        <w:t>端开发专属的每日一练页面</w:t>
+        </w:rPr>
+        <w:t>Minio</w:t>
+      </w:r>
+    </w:p>
+    <w:p>
+      <w:pPr>
+        <w:keepNext w:val="0"/>
+        <w:keepLines w:val="0"/>
+        <w:pageBreakBefore w:val="0"/>
+        <w:numPr>
+          <w:ilvl w:val="0"/>
+          <w:numId w:val="0"/>
+        </w:numPr>
+        <w:kinsoku/>
+        <w:wordWrap/>
+        <w:overflowPunct/>
+        <w:topLinePunct w:val="0"/>
+        <w:autoSpaceDE/>
+        <w:autoSpaceDN/>
+        <w:bidi w:val="0"/>
+        <w:adjustRightInd/>
+        <w:snapToGrid/>
+        <w:spacing w:before="0" w:after="0" w:line="240" w:lineRule="exact"/>
+        <w:ind w:left="357" w:leftChars="170" w:right="340" w:rightChars="0" w:firstLine="0" w:firstLineChars="0"/>
+        <w:textAlignment w:val="center"/>
+        <w:rPr>
+          <w:rFonts w:hint="default" w:ascii="Times New Roman" w:hAnsi="Times New Roman" w:eastAsia="微软雅黑" w:cs="Times New Roman"/>
+          <w:color w:val="000000" w:themeColor="text1"/>
+          <w:sz w:val="18"/>
+          <w:szCs w:val="18"/>
+          <w:lang w:val="en-US" w:eastAsia="zh-CN"/>
+          <w14:textFill>
+            <w14:solidFill>
+              <w14:schemeClr w14:val="tx1"/>
+            </w14:solidFill>
+          </w14:textFill>
+        </w:rPr>
+      </w:pPr>
+      <w:r>
+        <w:rPr>
+          <w:rFonts w:hint="default" w:ascii="Times New Roman" w:hAnsi="Times New Roman" w:eastAsia="微软雅黑" w:cs="Times New Roman"/>
+          <w:b/>
+          <w:color w:val="000000" w:themeColor="text1"/>
+          <w:sz w:val="18"/>
+          <w:szCs w:val="18"/>
+          <w14:textFill>
+            <w14:solidFill>
+              <w14:schemeClr w14:val="tx1"/>
+            </w14:solidFill>
+          </w14:textFill>
+        </w:rPr>
+        <w:t>项目描述</w:t>
+      </w:r>
+      <w:r>
+        <w:rPr>
+          <w:rFonts w:hint="default" w:ascii="Times New Roman" w:hAnsi="Times New Roman" w:eastAsia="微软雅黑" w:cs="Times New Roman"/>
+          <w:color w:val="000000" w:themeColor="text1"/>
+          <w:sz w:val="18"/>
+          <w:szCs w:val="18"/>
+          <w14:textFill>
+            <w14:solidFill>
+              <w14:schemeClr w14:val="tx1"/>
+            </w14:solidFill>
+          </w14:textFill>
+        </w:rPr>
+        <w:t>：</w:t>
+      </w:r>
+      <w:r>
+        <w:rPr>
+          <w:rFonts w:hint="default" w:ascii="Times New Roman" w:hAnsi="Times New Roman" w:eastAsia="微软雅黑" w:cs="Times New Roman"/>
+          <w:color w:val="000000" w:themeColor="text1"/>
+          <w:sz w:val="18"/>
+          <w:szCs w:val="18"/>
+          <w:lang w:eastAsia="zh-CN"/>
+          <w14:textFill>
+            <w14:solidFill>
+              <w14:schemeClr w14:val="tx1"/>
+            </w14:solidFill>
+          </w14:textFill>
+        </w:rPr>
+        <w:t>  "融信云电子银行"包含个人/企业网银、个人/企业手机网银、门户网站、微信公众号、移动展业、内管系统，采用微服务架构，通过ESB系统及前置系统与银行核心系统完成交易处理与数据交互。</w:t>
+      </w:r>
+    </w:p>
+    <w:p>
+      <w:pPr>
+        <w:keepNext w:val="0"/>
+        <w:keepLines w:val="0"/>
+        <w:pageBreakBefore w:val="0"/>
+        <w:kinsoku/>
+        <w:wordWrap/>
+        <w:overflowPunct/>
+        <w:topLinePunct w:val="0"/>
+        <w:autoSpaceDE/>
+        <w:autoSpaceDN/>
+        <w:bidi w:val="0"/>
+        <w:adjustRightInd/>
+        <w:snapToGrid/>
+        <w:spacing w:before="0" w:beforeAutospacing="0" w:after="0" w:afterAutospacing="0" w:line="240" w:lineRule="exact"/>
+        <w:ind w:left="340" w:right="340"/>
+        <w:textAlignment w:val="center"/>
+        <w:rPr>
+          <w:rFonts w:hint="default" w:ascii="Times New Roman" w:hAnsi="Times New Roman" w:eastAsia="微软雅黑" w:cs="Times New Roman"/>
+          <w:color w:val="000000" w:themeColor="text1"/>
+          <w:sz w:val="18"/>
+          <w:szCs w:val="18"/>
+          <w14:textFill>
+            <w14:solidFill>
+              <w14:schemeClr w14:val="tx1"/>
+            </w14:solidFill>
+          </w14:textFill>
+        </w:rPr>
+      </w:pPr>
+      <w:r>
+        <w:rPr>
+          <w:rFonts w:hint="default" w:ascii="Times New Roman" w:hAnsi="Times New Roman" w:eastAsia="微软雅黑" w:cs="Times New Roman"/>
+          <w:b/>
+          <w:bCs/>
+          <w:color w:val="000000" w:themeColor="text1"/>
+          <w:sz w:val="18"/>
+          <w:szCs w:val="18"/>
+          <w:lang w:val="en-US" w:eastAsia="zh-CN"/>
+          <w14:textFill>
+            <w14:solidFill>
+              <w14:schemeClr w14:val="tx1"/>
+            </w14:solidFill>
+          </w14:textFill>
+        </w:rPr>
+        <w:t>项目职责</w:t>
+      </w:r>
+      <w:r>
+        <w:rPr>
+          <w:rFonts w:hint="default" w:ascii="Times New Roman" w:hAnsi="Times New Roman" w:eastAsia="微软雅黑" w:cs="Times New Roman"/>
+          <w:color w:val="000000" w:themeColor="text1"/>
+          <w:sz w:val="18"/>
+          <w:szCs w:val="18"/>
+          <w14:textFill>
+            <w14:solidFill>
+              <w14:schemeClr w14:val="tx1"/>
+            </w14:solidFill>
+          </w14:textFill>
+        </w:rPr>
+        <w:t>：</w:t>
       </w:r>
     </w:p>
     <w:p>
@@ -4588,6 +6113,7 @@
         <w:ind w:left="340" w:right="340"/>
         <w:textAlignment w:val="center"/>
         <w:rPr>
+          <w:rFonts w:hint="default" w:ascii="Times New Roman" w:hAnsi="Times New Roman" w:eastAsia="微软雅黑" w:cs="Times New Roman"/>
           <w:color w:val="000000" w:themeColor="text1"/>
           <w:sz w:val="18"/>
           <w:szCs w:val="18"/>
@@ -4600,124 +6126,12 @@
       </w:pPr>
       <w:r>
         <w:rPr>
-          <w:rFonts w:hint="eastAsia" w:ascii="微软雅黑" w:hAnsi="微软雅黑" w:eastAsia="微软雅黑" w:cs="微软雅黑"/>
-          <w:i w:val="0"/>
-          <w:iCs w:val="0"/>
-          <w:caps w:val="0"/>
-          <w:color w:val="05073B"/>
-          <w:spacing w:val="0"/>
-          <w:sz w:val="18"/>
-          <w:szCs w:val="18"/>
-          <w:shd w:val="clear" w:fill="FDFDFE"/>
-        </w:rPr>
-        <w:t>熟练运用</w:t>
-      </w:r>
-      <w:r>
-        <w:rPr>
-          <w:rFonts w:hint="default" w:ascii="Times New Roman" w:hAnsi="Times New Roman" w:eastAsia="黑体" w:cs="Times New Roman"/>
-          <w:b/>
-          <w:bCs/>
-          <w:i/>
-          <w:iCs/>
-          <w:caps w:val="0"/>
-          <w:color w:val="05073B"/>
-          <w:spacing w:val="0"/>
-          <w:sz w:val="18"/>
-          <w:szCs w:val="18"/>
-          <w:shd w:val="clear" w:fill="FDFDFE"/>
-        </w:rPr>
-        <w:t>Angular与Ionic</w:t>
-      </w:r>
-      <w:r>
-        <w:rPr>
-          <w:rFonts w:hint="eastAsia" w:ascii="微软雅黑" w:hAnsi="微软雅黑" w:eastAsia="微软雅黑" w:cs="微软雅黑"/>
-          <w:i w:val="0"/>
-          <w:iCs w:val="0"/>
-          <w:caps w:val="0"/>
-          <w:color w:val="05073B"/>
-          <w:spacing w:val="0"/>
-          <w:sz w:val="18"/>
-          <w:szCs w:val="18"/>
-          <w:shd w:val="clear" w:fill="FDFDFE"/>
-        </w:rPr>
-        <w:t>，对</w:t>
-      </w:r>
-      <w:bookmarkStart w:id="41" w:name="OLE_LINK62"/>
-      <w:r>
-        <w:rPr>
-          <w:rFonts w:hint="default" w:ascii="Times New Roman" w:hAnsi="Times New Roman" w:eastAsia="微软雅黑" w:cs="Times New Roman"/>
-          <w:i/>
-          <w:iCs/>
-          <w:caps w:val="0"/>
-          <w:color w:val="05073B"/>
-          <w:spacing w:val="0"/>
-          <w:sz w:val="18"/>
-          <w:szCs w:val="18"/>
-          <w:shd w:val="clear" w:fill="FDFDFE"/>
-        </w:rPr>
-        <w:t>App</w:t>
-      </w:r>
-      <w:bookmarkEnd w:id="41"/>
-      <w:r>
-        <w:rPr>
-          <w:rFonts w:hint="eastAsia" w:ascii="微软雅黑" w:hAnsi="微软雅黑" w:eastAsia="微软雅黑" w:cs="微软雅黑"/>
-          <w:i w:val="0"/>
-          <w:iCs w:val="0"/>
-          <w:caps w:val="0"/>
-          <w:color w:val="05073B"/>
-          <w:spacing w:val="0"/>
-          <w:sz w:val="18"/>
-          <w:szCs w:val="18"/>
-          <w:shd w:val="clear" w:fill="FDFDFE"/>
-        </w:rPr>
-        <w:t>端</w:t>
-      </w:r>
-      <w:r>
-        <w:rPr>
-          <w:rFonts w:hint="eastAsia" w:ascii="微软雅黑" w:hAnsi="微软雅黑" w:eastAsia="微软雅黑" w:cs="微软雅黑"/>
-          <w:i w:val="0"/>
-          <w:iCs w:val="0"/>
-          <w:caps w:val="0"/>
-          <w:color w:val="05073B"/>
-          <w:spacing w:val="0"/>
-          <w:sz w:val="18"/>
-          <w:szCs w:val="18"/>
-          <w:shd w:val="clear" w:fill="FDFDFE"/>
-          <w:lang w:val="en-US" w:eastAsia="zh-CN"/>
-        </w:rPr>
-        <w:t>的大部分页面进行了开发，例如在线考试，每日一练，</w:t>
-      </w:r>
-      <w:r>
-        <w:rPr>
-          <w:rFonts w:hint="eastAsia" w:ascii="Times New Roman" w:hAnsi="Times New Roman" w:eastAsia="微软雅黑" w:cs="Times New Roman"/>
-          <w:b/>
-          <w:bCs/>
-          <w:i/>
-          <w:iCs/>
-          <w:caps w:val="0"/>
-          <w:color w:val="05073B"/>
-          <w:spacing w:val="0"/>
-          <w:sz w:val="18"/>
-          <w:szCs w:val="18"/>
-          <w:shd w:val="clear" w:fill="FDFDFE"/>
-          <w:lang w:val="en-US" w:eastAsia="zh-CN"/>
-        </w:rPr>
-        <w:t>AI智讯</w:t>
-      </w:r>
-      <w:r>
-        <w:rPr>
-          <w:rFonts w:hint="eastAsia" w:ascii="微软雅黑" w:hAnsi="微软雅黑" w:eastAsia="微软雅黑" w:cs="微软雅黑"/>
-          <w:i w:val="0"/>
-          <w:iCs w:val="0"/>
-          <w:caps w:val="0"/>
-          <w:color w:val="05073B"/>
-          <w:spacing w:val="0"/>
-          <w:sz w:val="18"/>
-          <w:szCs w:val="18"/>
-          <w:shd w:val="clear" w:fill="FDFDFE"/>
-          <w:lang w:val="en-US" w:eastAsia="zh-CN"/>
-        </w:rPr>
-        <w:t>等页面</w:t>
+          <w:rFonts w:hint="default" w:ascii="Times New Roman" w:hAnsi="Times New Roman" w:eastAsia="微软雅黑" w:cs="Times New Roman"/>
+          <w:sz w:val="18"/>
+          <w:szCs w:val="18"/>
+          <w:lang w:val="en-US" w:eastAsia="zh-CN"/>
+        </w:rPr>
+        <w:t>解决服务台用户反馈的问题，包括但不限于同名转账异常处理、个人/企业客户签约异常处理、历史遗留问题处理等</w:t>
       </w:r>
     </w:p>
     <w:p>
@@ -4743,6 +6157,7 @@
         <w:ind w:left="340" w:right="340"/>
         <w:textAlignment w:val="center"/>
         <w:rPr>
+          <w:rFonts w:hint="default" w:ascii="Times New Roman" w:hAnsi="Times New Roman" w:eastAsia="微软雅黑" w:cs="Times New Roman"/>
           <w:color w:val="000000" w:themeColor="text1"/>
           <w:sz w:val="18"/>
           <w:szCs w:val="18"/>
@@ -4755,209 +6170,18 @@
       </w:pPr>
       <w:r>
         <w:rPr>
-          <w:rFonts w:hint="eastAsia" w:ascii="微软雅黑" w:hAnsi="微软雅黑" w:eastAsia="微软雅黑" w:cs="微软雅黑"/>
-          <w:i w:val="0"/>
-          <w:iCs w:val="0"/>
-          <w:caps w:val="0"/>
-          <w:color w:val="05073B"/>
-          <w:spacing w:val="0"/>
-          <w:sz w:val="18"/>
-          <w:szCs w:val="18"/>
-          <w:shd w:val="clear" w:fill="FDFDFE"/>
-        </w:rPr>
-        <w:t>引入</w:t>
-      </w:r>
-      <w:r>
-        <w:rPr>
-          <w:rFonts w:hint="default" w:ascii="Times New Roman" w:hAnsi="Times New Roman" w:eastAsia="黑体" w:cs="Times New Roman"/>
-          <w:b/>
-          <w:bCs/>
-          <w:i/>
-          <w:iCs/>
-          <w:caps w:val="0"/>
-          <w:color w:val="05073B"/>
-          <w:spacing w:val="0"/>
-          <w:sz w:val="18"/>
-          <w:szCs w:val="18"/>
-          <w:shd w:val="clear" w:fill="FDFDFE"/>
-        </w:rPr>
-        <w:t>ElasticSearch</w:t>
-      </w:r>
-      <w:r>
-        <w:rPr>
-          <w:rFonts w:hint="eastAsia" w:ascii="微软雅黑" w:hAnsi="微软雅黑" w:eastAsia="微软雅黑" w:cs="微软雅黑"/>
-          <w:i w:val="0"/>
-          <w:iCs w:val="0"/>
-          <w:caps w:val="0"/>
-          <w:color w:val="05073B"/>
-          <w:spacing w:val="0"/>
-          <w:sz w:val="18"/>
-          <w:szCs w:val="18"/>
-          <w:shd w:val="clear" w:fill="FDFDFE"/>
-        </w:rPr>
-        <w:t>，</w:t>
-      </w:r>
-      <w:r>
-        <w:rPr>
-          <w:rFonts w:hint="eastAsia" w:ascii="微软雅黑" w:hAnsi="微软雅黑" w:eastAsia="微软雅黑" w:cs="微软雅黑"/>
-          <w:i w:val="0"/>
-          <w:iCs w:val="0"/>
-          <w:caps w:val="0"/>
-          <w:color w:val="05073B"/>
-          <w:spacing w:val="0"/>
-          <w:sz w:val="18"/>
-          <w:szCs w:val="18"/>
-          <w:shd w:val="clear" w:fill="FDFDFE"/>
-          <w:lang w:val="en-US" w:eastAsia="zh-CN"/>
-        </w:rPr>
-        <w:t>创建</w:t>
-      </w:r>
-      <w:r>
-        <w:rPr>
-          <w:rFonts w:hint="default" w:ascii="Times New Roman" w:hAnsi="Times New Roman" w:eastAsia="黑体" w:cs="Times New Roman"/>
-          <w:b/>
-          <w:bCs/>
-          <w:i/>
-          <w:iCs/>
-          <w:caps w:val="0"/>
-          <w:color w:val="05073B"/>
-          <w:spacing w:val="0"/>
-          <w:sz w:val="18"/>
-          <w:szCs w:val="18"/>
-          <w:shd w:val="clear" w:fill="FDFDFE"/>
-        </w:rPr>
-        <w:t>ElasticSearch</w:t>
-      </w:r>
-      <w:r>
-        <w:rPr>
-          <w:rFonts w:hint="eastAsia" w:ascii="微软雅黑" w:hAnsi="微软雅黑" w:eastAsia="微软雅黑" w:cs="微软雅黑"/>
-          <w:b w:val="0"/>
-          <w:bCs w:val="0"/>
-          <w:i/>
-          <w:iCs/>
-          <w:caps w:val="0"/>
-          <w:color w:val="05073B"/>
-          <w:spacing w:val="0"/>
-          <w:sz w:val="18"/>
-          <w:szCs w:val="18"/>
-          <w:shd w:val="clear" w:fill="FDFDFE"/>
-          <w:lang w:val="en-US" w:eastAsia="zh-CN"/>
-        </w:rPr>
-        <w:t>的索引</w:t>
-      </w:r>
-      <w:r>
-        <w:rPr>
-          <w:rFonts w:hint="eastAsia" w:ascii="Times New Roman" w:hAnsi="Times New Roman" w:eastAsia="黑体" w:cs="Times New Roman"/>
-          <w:b w:val="0"/>
-          <w:bCs w:val="0"/>
-          <w:i/>
-          <w:iCs/>
-          <w:caps w:val="0"/>
-          <w:color w:val="05073B"/>
-          <w:spacing w:val="0"/>
-          <w:sz w:val="18"/>
-          <w:szCs w:val="18"/>
-          <w:shd w:val="clear" w:fill="FDFDFE"/>
-          <w:lang w:val="en-US" w:eastAsia="zh-CN"/>
-        </w:rPr>
-        <w:t>，</w:t>
-      </w:r>
-      <w:r>
-        <w:rPr>
-          <w:rFonts w:hint="eastAsia" w:ascii="微软雅黑" w:hAnsi="微软雅黑" w:eastAsia="微软雅黑" w:cs="微软雅黑"/>
-          <w:i w:val="0"/>
-          <w:iCs w:val="0"/>
-          <w:caps w:val="0"/>
-          <w:color w:val="05073B"/>
-          <w:spacing w:val="0"/>
-          <w:sz w:val="18"/>
-          <w:szCs w:val="18"/>
-          <w:shd w:val="clear" w:fill="FDFDFE"/>
-          <w:lang w:val="en-US" w:eastAsia="zh-CN"/>
-        </w:rPr>
-        <w:t>协同团队将</w:t>
-      </w:r>
-      <w:bookmarkStart w:id="42" w:name="OLE_LINK49"/>
-      <w:r>
-        <w:rPr>
-          <w:rFonts w:hint="default" w:ascii="Times New Roman" w:hAnsi="Times New Roman" w:eastAsia="微软雅黑" w:cs="Times New Roman"/>
-          <w:i/>
-          <w:iCs/>
-          <w:caps w:val="0"/>
-          <w:color w:val="05073B"/>
-          <w:spacing w:val="0"/>
-          <w:sz w:val="18"/>
-          <w:szCs w:val="18"/>
-          <w:shd w:val="clear" w:fill="FDFDFE"/>
-          <w:lang w:val="en-US" w:eastAsia="zh-CN"/>
-        </w:rPr>
-        <w:t>Oracle</w:t>
-      </w:r>
-      <w:bookmarkEnd w:id="42"/>
-      <w:r>
-        <w:rPr>
-          <w:rFonts w:hint="eastAsia" w:ascii="微软雅黑" w:hAnsi="微软雅黑" w:eastAsia="微软雅黑" w:cs="微软雅黑"/>
-          <w:i w:val="0"/>
-          <w:iCs w:val="0"/>
-          <w:caps w:val="0"/>
-          <w:color w:val="05073B"/>
-          <w:spacing w:val="0"/>
-          <w:sz w:val="18"/>
-          <w:szCs w:val="18"/>
-          <w:shd w:val="clear" w:fill="FDFDFE"/>
-          <w:lang w:val="en-US" w:eastAsia="zh-CN"/>
-        </w:rPr>
-        <w:t>中的</w:t>
-      </w:r>
-      <w:bookmarkStart w:id="43" w:name="OLE_LINK92"/>
-      <w:r>
-        <w:rPr>
-          <w:rFonts w:hint="eastAsia" w:ascii="微软雅黑" w:hAnsi="微软雅黑" w:eastAsia="微软雅黑" w:cs="微软雅黑"/>
-          <w:b/>
-          <w:bCs/>
-          <w:i/>
-          <w:iCs/>
-          <w:caps w:val="0"/>
-          <w:color w:val="05073B"/>
-          <w:spacing w:val="0"/>
-          <w:sz w:val="18"/>
-          <w:szCs w:val="18"/>
-          <w:shd w:val="clear" w:fill="FDFDFE"/>
-          <w:lang w:val="en-US" w:eastAsia="zh-CN"/>
-        </w:rPr>
-        <w:t>百万级数据</w:t>
-      </w:r>
-      <w:bookmarkEnd w:id="43"/>
-      <w:r>
-        <w:rPr>
-          <w:rFonts w:hint="eastAsia" w:ascii="微软雅黑" w:hAnsi="微软雅黑" w:eastAsia="微软雅黑" w:cs="微软雅黑"/>
-          <w:i w:val="0"/>
-          <w:iCs w:val="0"/>
-          <w:caps w:val="0"/>
-          <w:color w:val="05073B"/>
-          <w:spacing w:val="0"/>
-          <w:sz w:val="18"/>
-          <w:szCs w:val="18"/>
-          <w:shd w:val="clear" w:fill="FDFDFE"/>
-          <w:lang w:val="en-US" w:eastAsia="zh-CN"/>
-        </w:rPr>
-        <w:t>进行了迁移至</w:t>
-      </w:r>
-      <w:r>
-        <w:rPr>
-          <w:rFonts w:hint="default" w:ascii="Times New Roman" w:hAnsi="Times New Roman" w:eastAsia="黑体" w:cs="Times New Roman"/>
-          <w:b/>
-          <w:bCs/>
-          <w:i/>
-          <w:iCs/>
-          <w:caps w:val="0"/>
-          <w:color w:val="05073B"/>
-          <w:spacing w:val="0"/>
-          <w:sz w:val="18"/>
-          <w:szCs w:val="18"/>
-          <w:shd w:val="clear" w:fill="FDFDFE"/>
-        </w:rPr>
-        <w:t>ElasticSearch</w:t>
+          <w:rFonts w:hint="default" w:ascii="Times New Roman" w:hAnsi="Times New Roman" w:eastAsia="微软雅黑" w:cs="Times New Roman"/>
+          <w:color w:val="000000" w:themeColor="text1"/>
+          <w:sz w:val="18"/>
+          <w:szCs w:val="18"/>
+          <w:lang w:val="en-US" w:eastAsia="zh-CN"/>
+          <w14:textFill>
+            <w14:solidFill>
+              <w14:schemeClr w14:val="tx1"/>
+            </w14:solidFill>
+          </w14:textFill>
+        </w:rPr>
+        <w:t>迁入行接口的适配，根据迁入行提供的接口文档与本系统的接口文档进行对接，利用前置系统完成接口间的参数转换和数据映射，完成网银系统和银行核心系统的对接。</w:t>
       </w:r>
     </w:p>
     <w:p>
@@ -4983,11 +6207,7 @@
         <w:ind w:left="340" w:right="340"/>
         <w:textAlignment w:val="center"/>
         <w:rPr>
-          <w:rFonts w:hint="eastAsia" w:ascii="微软雅黑" w:hAnsi="微软雅黑" w:eastAsia="微软雅黑" w:cs="微软雅黑"/>
-          <w:b/>
-          <w:bCs/>
-          <w:i/>
-          <w:iCs/>
+          <w:rFonts w:hint="default" w:ascii="Times New Roman" w:hAnsi="Times New Roman" w:eastAsia="微软雅黑" w:cs="Times New Roman"/>
           <w:color w:val="000000" w:themeColor="text1"/>
           <w:sz w:val="18"/>
           <w:szCs w:val="18"/>
@@ -5000,954 +6220,18 @@
       </w:pPr>
       <w:r>
         <w:rPr>
-          <w:rFonts w:hint="eastAsia" w:ascii="微软雅黑" w:hAnsi="微软雅黑" w:eastAsia="微软雅黑" w:cs="微软雅黑"/>
-          <w:color w:val="000000" w:themeColor="text1"/>
-          <w:sz w:val="18"/>
-          <w:szCs w:val="18"/>
-          <w14:textFill>
-            <w14:solidFill>
-              <w14:schemeClr w14:val="tx1"/>
-            </w14:solidFill>
-          </w14:textFill>
-        </w:rPr>
-        <w:t>结合慢</w:t>
-      </w:r>
-      <w:bookmarkStart w:id="44" w:name="OLE_LINK43"/>
-      <w:r>
-        <w:rPr>
-          <w:rFonts w:hint="default" w:ascii="Times New Roman" w:hAnsi="Times New Roman" w:eastAsia="微软雅黑" w:cs="Times New Roman"/>
-          <w:i/>
-          <w:iCs/>
-          <w:color w:val="000000" w:themeColor="text1"/>
-          <w:sz w:val="18"/>
-          <w:szCs w:val="18"/>
-          <w:lang w:val="en-US" w:eastAsia="zh-CN"/>
-          <w14:textFill>
-            <w14:solidFill>
-              <w14:schemeClr w14:val="tx1"/>
-            </w14:solidFill>
-          </w14:textFill>
-        </w:rPr>
-        <w:t>SQL</w:t>
-      </w:r>
-      <w:bookmarkEnd w:id="44"/>
-      <w:r>
-        <w:rPr>
-          <w:rFonts w:hint="eastAsia" w:ascii="微软雅黑" w:hAnsi="微软雅黑" w:eastAsia="微软雅黑" w:cs="微软雅黑"/>
-          <w:color w:val="000000" w:themeColor="text1"/>
-          <w:sz w:val="18"/>
-          <w:szCs w:val="18"/>
-          <w:lang w:val="en-US" w:eastAsia="zh-CN"/>
-          <w14:textFill>
-            <w14:solidFill>
-              <w14:schemeClr w14:val="tx1"/>
-            </w14:solidFill>
-          </w14:textFill>
-        </w:rPr>
-        <w:t>阈值配置分析慢</w:t>
-      </w:r>
-      <w:bookmarkStart w:id="45" w:name="OLE_LINK42"/>
-      <w:r>
-        <w:rPr>
-          <w:rFonts w:hint="default" w:ascii="Times New Roman" w:hAnsi="Times New Roman" w:eastAsia="微软雅黑" w:cs="Times New Roman"/>
-          <w:i/>
-          <w:iCs/>
-          <w:color w:val="000000" w:themeColor="text1"/>
-          <w:sz w:val="18"/>
-          <w:szCs w:val="18"/>
-          <w:lang w:val="en-US" w:eastAsia="zh-CN"/>
-          <w14:textFill>
-            <w14:solidFill>
-              <w14:schemeClr w14:val="tx1"/>
-            </w14:solidFill>
-          </w14:textFill>
-        </w:rPr>
-        <w:t>SQL</w:t>
-      </w:r>
-      <w:bookmarkEnd w:id="45"/>
-      <w:r>
-        <w:rPr>
-          <w:rFonts w:hint="eastAsia" w:ascii="微软雅黑" w:hAnsi="微软雅黑" w:eastAsia="微软雅黑" w:cs="微软雅黑"/>
-          <w:color w:val="000000" w:themeColor="text1"/>
-          <w:sz w:val="18"/>
-          <w:szCs w:val="18"/>
-          <w:lang w:val="en-US" w:eastAsia="zh-CN"/>
-          <w14:textFill>
-            <w14:solidFill>
-              <w14:schemeClr w14:val="tx1"/>
-            </w14:solidFill>
-          </w14:textFill>
-        </w:rPr>
-        <w:t>，优化操作记录表子查询为内连接、新增用户</w:t>
-      </w:r>
-      <w:r>
-        <w:rPr>
-          <w:rFonts w:hint="default" w:ascii="Times New Roman" w:hAnsi="Times New Roman" w:eastAsia="微软雅黑" w:cs="Times New Roman"/>
-          <w:i/>
-          <w:iCs/>
-          <w:color w:val="000000" w:themeColor="text1"/>
-          <w:sz w:val="18"/>
-          <w:szCs w:val="18"/>
-          <w:lang w:val="en-US" w:eastAsia="zh-CN"/>
-          <w14:textFill>
-            <w14:solidFill>
-              <w14:schemeClr w14:val="tx1"/>
-            </w14:solidFill>
-          </w14:textFill>
-        </w:rPr>
-        <w:t>id</w:t>
-      </w:r>
-      <w:r>
-        <w:rPr>
-          <w:rFonts w:hint="eastAsia" w:ascii="微软雅黑" w:hAnsi="微软雅黑" w:eastAsia="微软雅黑" w:cs="微软雅黑"/>
-          <w:color w:val="000000" w:themeColor="text1"/>
-          <w:sz w:val="18"/>
-          <w:szCs w:val="18"/>
-          <w:lang w:val="en-US" w:eastAsia="zh-CN"/>
-          <w14:textFill>
-            <w14:solidFill>
-              <w14:schemeClr w14:val="tx1"/>
-            </w14:solidFill>
-          </w14:textFill>
-        </w:rPr>
-        <w:t>和操作类型联合索引，</w:t>
-      </w:r>
-      <w:bookmarkStart w:id="46" w:name="OLE_LINK45"/>
-      <w:bookmarkStart w:id="47" w:name="OLE_LINK86"/>
-      <w:r>
-        <w:rPr>
-          <w:rFonts w:hint="default" w:ascii="Times New Roman" w:hAnsi="Times New Roman" w:eastAsia="微软雅黑" w:cs="Times New Roman"/>
-          <w:b/>
-          <w:bCs/>
-          <w:i/>
-          <w:iCs/>
-          <w:color w:val="000000" w:themeColor="text1"/>
-          <w:sz w:val="18"/>
-          <w:szCs w:val="18"/>
-          <w:lang w:val="en-US" w:eastAsia="zh-CN"/>
-          <w14:textFill>
-            <w14:solidFill>
-              <w14:schemeClr w14:val="tx1"/>
-            </w14:solidFill>
-          </w14:textFill>
-        </w:rPr>
-        <w:t>42w</w:t>
-      </w:r>
-      <w:bookmarkEnd w:id="46"/>
-      <w:r>
-        <w:rPr>
-          <w:rFonts w:hint="eastAsia" w:ascii="微软雅黑" w:hAnsi="微软雅黑" w:eastAsia="微软雅黑" w:cs="微软雅黑"/>
-          <w:b/>
-          <w:bCs/>
-          <w:i/>
-          <w:iCs/>
-          <w:color w:val="000000" w:themeColor="text1"/>
-          <w:sz w:val="18"/>
-          <w:szCs w:val="18"/>
-          <w:lang w:val="en-US" w:eastAsia="zh-CN"/>
-          <w14:textFill>
-            <w14:solidFill>
-              <w14:schemeClr w14:val="tx1"/>
-            </w14:solidFill>
-          </w14:textFill>
-        </w:rPr>
-        <w:t>数据从</w:t>
-      </w:r>
-      <w:bookmarkStart w:id="48" w:name="OLE_LINK46"/>
-      <w:r>
-        <w:rPr>
-          <w:rFonts w:hint="default" w:ascii="Times New Roman" w:hAnsi="Times New Roman" w:eastAsia="微软雅黑" w:cs="Times New Roman"/>
-          <w:b/>
-          <w:bCs/>
-          <w:i/>
-          <w:iCs/>
-          <w:color w:val="000000" w:themeColor="text1"/>
-          <w:sz w:val="18"/>
-          <w:szCs w:val="18"/>
-          <w:lang w:val="en-US" w:eastAsia="zh-CN"/>
-          <w14:textFill>
-            <w14:solidFill>
-              <w14:schemeClr w14:val="tx1"/>
-            </w14:solidFill>
-          </w14:textFill>
-        </w:rPr>
-        <w:t>1.3s</w:t>
-      </w:r>
-      <w:bookmarkEnd w:id="48"/>
-      <w:r>
-        <w:rPr>
-          <w:rFonts w:hint="eastAsia" w:ascii="微软雅黑" w:hAnsi="微软雅黑" w:eastAsia="微软雅黑" w:cs="微软雅黑"/>
-          <w:b/>
-          <w:bCs/>
-          <w:i/>
-          <w:iCs/>
-          <w:color w:val="000000" w:themeColor="text1"/>
-          <w:sz w:val="18"/>
-          <w:szCs w:val="18"/>
-          <w:lang w:val="en-US" w:eastAsia="zh-CN"/>
-          <w14:textFill>
-            <w14:solidFill>
-              <w14:schemeClr w14:val="tx1"/>
-            </w14:solidFill>
-          </w14:textFill>
-        </w:rPr>
-        <w:t>优化到0.8s</w:t>
-      </w:r>
-    </w:p>
-    <w:bookmarkEnd w:id="47"/>
-    <w:p>
-      <w:pPr>
-        <w:keepNext w:val="0"/>
-        <w:keepLines w:val="0"/>
-        <w:pageBreakBefore w:val="0"/>
-        <w:widowControl w:val="0"/>
-        <w:numPr>
-          <w:ilvl w:val="0"/>
-          <w:numId w:val="1"/>
-        </w:numPr>
-        <w:kinsoku/>
-        <w:wordWrap/>
-        <w:overflowPunct/>
-        <w:topLinePunct w:val="0"/>
-        <w:autoSpaceDE/>
-        <w:autoSpaceDN/>
-        <w:bidi w:val="0"/>
-        <w:adjustRightInd/>
-        <w:snapToGrid/>
-        <w:spacing w:before="0" w:after="0" w:line="240" w:lineRule="exact"/>
-        <w:ind w:left="340" w:right="340"/>
-        <w:textAlignment w:val="center"/>
-        <w:rPr>
-          <w:rFonts w:hint="eastAsia" w:ascii="微软雅黑" w:hAnsi="微软雅黑" w:eastAsia="微软雅黑" w:cs="微软雅黑"/>
-          <w:color w:val="000000" w:themeColor="text1"/>
-          <w:sz w:val="18"/>
-          <w:szCs w:val="18"/>
-          <w14:textFill>
-            <w14:solidFill>
-              <w14:schemeClr w14:val="tx1"/>
-            </w14:solidFill>
-          </w14:textFill>
-        </w:rPr>
-      </w:pPr>
-      <w:r>
-        <w:rPr>
-          <w:rFonts w:hint="eastAsia" w:ascii="微软雅黑" w:hAnsi="微软雅黑" w:eastAsia="微软雅黑" w:cs="微软雅黑"/>
-          <w:color w:val="000000" w:themeColor="text1"/>
-          <w:sz w:val="18"/>
-          <w:szCs w:val="18"/>
-          <w14:textFill>
-            <w14:solidFill>
-              <w14:schemeClr w14:val="tx1"/>
-            </w14:solidFill>
-          </w14:textFill>
-        </w:rPr>
-        <w:t xml:space="preserve">利用 </w:t>
-      </w:r>
-      <w:bookmarkStart w:id="49" w:name="OLE_LINK44"/>
-      <w:r>
-        <w:rPr>
-          <w:rFonts w:hint="default" w:ascii="Times New Roman" w:hAnsi="Times New Roman" w:eastAsia="微软雅黑" w:cs="Times New Roman"/>
-          <w:i/>
-          <w:iCs/>
-          <w:color w:val="000000" w:themeColor="text1"/>
-          <w:sz w:val="18"/>
-          <w:szCs w:val="18"/>
-          <w14:textFill>
-            <w14:solidFill>
-              <w14:schemeClr w14:val="tx1"/>
-            </w14:solidFill>
-          </w14:textFill>
-        </w:rPr>
-        <w:t xml:space="preserve">Redis </w:t>
-      </w:r>
-      <w:bookmarkEnd w:id="49"/>
-      <w:r>
-        <w:rPr>
-          <w:rFonts w:hint="eastAsia" w:ascii="微软雅黑" w:hAnsi="微软雅黑" w:eastAsia="微软雅黑" w:cs="微软雅黑"/>
-          <w:color w:val="000000" w:themeColor="text1"/>
-          <w:sz w:val="18"/>
-          <w:szCs w:val="18"/>
-          <w14:textFill>
-            <w14:solidFill>
-              <w14:schemeClr w14:val="tx1"/>
-            </w14:solidFill>
-          </w14:textFill>
-        </w:rPr>
-        <w:t xml:space="preserve">缓存用户登录的 </w:t>
-      </w:r>
-      <w:bookmarkStart w:id="50" w:name="OLE_LINK40"/>
-      <w:r>
-        <w:rPr>
-          <w:rFonts w:hint="default" w:ascii="Times New Roman" w:hAnsi="Times New Roman" w:eastAsia="微软雅黑" w:cs="Times New Roman"/>
-          <w:b/>
-          <w:bCs/>
-          <w:i/>
-          <w:iCs/>
-          <w:color w:val="000000" w:themeColor="text1"/>
-          <w:sz w:val="18"/>
-          <w:szCs w:val="18"/>
-          <w14:textFill>
-            <w14:solidFill>
-              <w14:schemeClr w14:val="tx1"/>
-            </w14:solidFill>
-          </w14:textFill>
-        </w:rPr>
-        <w:t xml:space="preserve">Token </w:t>
-      </w:r>
-      <w:bookmarkEnd w:id="50"/>
-      <w:r>
-        <w:rPr>
-          <w:rFonts w:hint="eastAsia" w:ascii="微软雅黑" w:hAnsi="微软雅黑" w:eastAsia="微软雅黑" w:cs="微软雅黑"/>
-          <w:color w:val="000000" w:themeColor="text1"/>
-          <w:sz w:val="18"/>
-          <w:szCs w:val="18"/>
-          <w14:textFill>
-            <w14:solidFill>
-              <w14:schemeClr w14:val="tx1"/>
-            </w14:solidFill>
-          </w14:textFill>
-        </w:rPr>
-        <w:t>认证信息</w:t>
-      </w:r>
-      <w:r>
-        <w:rPr>
-          <w:rFonts w:hint="eastAsia" w:ascii="微软雅黑" w:hAnsi="微软雅黑" w:eastAsia="微软雅黑" w:cs="微软雅黑"/>
-          <w:color w:val="000000" w:themeColor="text1"/>
-          <w:sz w:val="18"/>
-          <w:szCs w:val="18"/>
-          <w:lang w:eastAsia="zh-CN"/>
-          <w14:textFill>
-            <w14:solidFill>
-              <w14:schemeClr w14:val="tx1"/>
-            </w14:solidFill>
-          </w14:textFill>
-        </w:rPr>
-        <w:t>，</w:t>
-      </w:r>
-      <w:r>
-        <w:rPr>
-          <w:rFonts w:hint="eastAsia" w:ascii="微软雅黑" w:hAnsi="微软雅黑" w:eastAsia="微软雅黑" w:cs="微软雅黑"/>
-          <w:color w:val="000000" w:themeColor="text1"/>
-          <w:sz w:val="18"/>
-          <w:szCs w:val="18"/>
-          <w:lang w:val="en-US" w:eastAsia="zh-CN"/>
-          <w14:textFill>
-            <w14:solidFill>
-              <w14:schemeClr w14:val="tx1"/>
-            </w14:solidFill>
-          </w14:textFill>
-        </w:rPr>
-        <w:t>更新该</w:t>
-      </w:r>
-      <w:bookmarkStart w:id="51" w:name="OLE_LINK41"/>
-      <w:r>
-        <w:rPr>
-          <w:rFonts w:hint="default" w:ascii="Times New Roman" w:hAnsi="Times New Roman" w:eastAsia="微软雅黑" w:cs="Times New Roman"/>
-          <w:i/>
-          <w:iCs/>
-          <w:color w:val="000000" w:themeColor="text1"/>
-          <w:sz w:val="18"/>
-          <w:szCs w:val="18"/>
-          <w:lang w:val="en-US" w:eastAsia="zh-CN"/>
-          <w14:textFill>
-            <w14:solidFill>
-              <w14:schemeClr w14:val="tx1"/>
-            </w14:solidFill>
-          </w14:textFill>
-        </w:rPr>
-        <w:t>key</w:t>
-      </w:r>
-      <w:bookmarkEnd w:id="51"/>
-      <w:r>
-        <w:rPr>
-          <w:rFonts w:hint="eastAsia" w:ascii="微软雅黑" w:hAnsi="微软雅黑" w:eastAsia="微软雅黑" w:cs="微软雅黑"/>
-          <w:color w:val="000000" w:themeColor="text1"/>
-          <w:sz w:val="18"/>
-          <w:szCs w:val="18"/>
-          <w:lang w:val="en-US" w:eastAsia="zh-CN"/>
-          <w14:textFill>
-            <w14:solidFill>
-              <w14:schemeClr w14:val="tx1"/>
-            </w14:solidFill>
-          </w14:textFill>
-        </w:rPr>
-        <w:t>合理时间范围内的随机过期事件，预防用户登录高峰期系统</w:t>
-      </w:r>
-      <w:bookmarkStart w:id="52" w:name="OLE_LINK100"/>
-      <w:r>
-        <w:rPr>
-          <w:rFonts w:hint="eastAsia" w:ascii="微软雅黑" w:hAnsi="微软雅黑" w:eastAsia="微软雅黑" w:cs="微软雅黑"/>
-          <w:b/>
-          <w:bCs/>
-          <w:i/>
-          <w:iCs/>
-          <w:color w:val="000000" w:themeColor="text1"/>
-          <w:sz w:val="18"/>
-          <w:szCs w:val="18"/>
-          <w:lang w:val="en-US" w:eastAsia="zh-CN"/>
-          <w14:textFill>
-            <w14:solidFill>
-              <w14:schemeClr w14:val="tx1"/>
-            </w14:solidFill>
-          </w14:textFill>
-        </w:rPr>
-        <w:t>缓存雪崩</w:t>
-      </w:r>
-      <w:bookmarkEnd w:id="52"/>
-      <w:r>
-        <w:rPr>
-          <w:rFonts w:hint="eastAsia" w:ascii="微软雅黑" w:hAnsi="微软雅黑" w:eastAsia="微软雅黑" w:cs="微软雅黑"/>
-          <w:color w:val="000000" w:themeColor="text1"/>
-          <w:sz w:val="18"/>
-          <w:szCs w:val="18"/>
-          <w:lang w:val="en-US" w:eastAsia="zh-CN"/>
-          <w14:textFill>
-            <w14:solidFill>
-              <w14:schemeClr w14:val="tx1"/>
-            </w14:solidFill>
-          </w14:textFill>
-        </w:rPr>
-        <w:t>的发生</w:t>
-      </w:r>
-    </w:p>
-    <w:p>
-      <w:pPr>
-        <w:keepNext w:val="0"/>
-        <w:keepLines w:val="0"/>
-        <w:pageBreakBefore w:val="0"/>
-        <w:tabs>
-          <w:tab w:val="right" w:pos="10160"/>
-        </w:tabs>
-        <w:kinsoku/>
-        <w:wordWrap/>
-        <w:overflowPunct/>
-        <w:topLinePunct w:val="0"/>
-        <w:autoSpaceDE/>
-        <w:autoSpaceDN/>
-        <w:bidi w:val="0"/>
-        <w:adjustRightInd/>
-        <w:snapToGrid/>
-        <w:spacing w:before="0" w:after="0" w:line="240" w:lineRule="exact"/>
-        <w:jc w:val="left"/>
-        <w:textAlignment w:val="center"/>
-        <w:rPr>
-          <w:rFonts w:ascii="微软雅黑" w:hAnsi="微软雅黑" w:eastAsia="微软雅黑" w:cs="微软雅黑"/>
-          <w:b/>
-          <w:color w:val="000000" w:themeColor="text1"/>
-          <w:sz w:val="18"/>
-          <w:szCs w:val="18"/>
-          <w14:textFill>
-            <w14:solidFill>
-              <w14:schemeClr w14:val="tx1"/>
-            </w14:solidFill>
-          </w14:textFill>
-        </w:rPr>
-      </w:pPr>
-    </w:p>
-    <w:p>
-      <w:pPr>
-        <w:keepNext w:val="0"/>
-        <w:keepLines w:val="0"/>
-        <w:pageBreakBefore w:val="0"/>
-        <w:tabs>
-          <w:tab w:val="right" w:pos="10160"/>
-        </w:tabs>
-        <w:kinsoku/>
-        <w:wordWrap/>
-        <w:overflowPunct/>
-        <w:topLinePunct w:val="0"/>
-        <w:autoSpaceDE/>
-        <w:autoSpaceDN/>
-        <w:bidi w:val="0"/>
-        <w:adjustRightInd/>
-        <w:snapToGrid/>
-        <w:spacing w:before="0" w:after="0" w:line="240" w:lineRule="exact"/>
-        <w:ind w:left="340"/>
-        <w:jc w:val="left"/>
-        <w:textAlignment w:val="center"/>
-        <w:rPr>
-          <w:rFonts w:hint="default" w:eastAsia="微软雅黑"/>
-          <w:color w:val="000000" w:themeColor="text1"/>
-          <w:sz w:val="18"/>
-          <w:szCs w:val="18"/>
-          <w:lang w:val="en-US" w:eastAsia="zh-CN"/>
-          <w14:textFill>
-            <w14:solidFill>
-              <w14:schemeClr w14:val="tx1"/>
-            </w14:solidFill>
-          </w14:textFill>
-        </w:rPr>
-      </w:pPr>
-      <w:r>
-        <w:rPr>
-          <w:rFonts w:ascii="微软雅黑" w:hAnsi="微软雅黑" w:eastAsia="微软雅黑" w:cs="微软雅黑"/>
-          <w:b/>
-          <w:color w:val="000000" w:themeColor="text1"/>
-          <w:sz w:val="18"/>
-          <w:szCs w:val="18"/>
-          <w14:textFill>
-            <w14:solidFill>
-              <w14:schemeClr w14:val="tx1"/>
-            </w14:solidFill>
-          </w14:textFill>
-        </w:rPr>
-        <w:t>202</w:t>
-      </w:r>
-      <w:r>
-        <w:rPr>
-          <w:rFonts w:hint="eastAsia" w:ascii="微软雅黑" w:hAnsi="微软雅黑" w:eastAsia="微软雅黑" w:cs="微软雅黑"/>
-          <w:b/>
-          <w:color w:val="000000" w:themeColor="text1"/>
-          <w:sz w:val="18"/>
-          <w:szCs w:val="18"/>
-          <w:lang w:val="en-US" w:eastAsia="zh-CN"/>
-          <w14:textFill>
-            <w14:solidFill>
-              <w14:schemeClr w14:val="tx1"/>
-            </w14:solidFill>
-          </w14:textFill>
-        </w:rPr>
-        <w:t>5</w:t>
-      </w:r>
-      <w:r>
-        <w:rPr>
-          <w:rFonts w:ascii="微软雅黑" w:hAnsi="微软雅黑" w:eastAsia="微软雅黑" w:cs="微软雅黑"/>
-          <w:b/>
-          <w:color w:val="000000" w:themeColor="text1"/>
-          <w:sz w:val="18"/>
-          <w:szCs w:val="18"/>
-          <w14:textFill>
-            <w14:solidFill>
-              <w14:schemeClr w14:val="tx1"/>
-            </w14:solidFill>
-          </w14:textFill>
-        </w:rPr>
-        <w:t>.</w:t>
-      </w:r>
-      <w:r>
-        <w:rPr>
-          <w:rFonts w:hint="eastAsia" w:ascii="微软雅黑" w:hAnsi="微软雅黑" w:eastAsia="微软雅黑" w:cs="微软雅黑"/>
-          <w:b/>
-          <w:color w:val="000000" w:themeColor="text1"/>
-          <w:sz w:val="18"/>
-          <w:szCs w:val="18"/>
-          <w:lang w:val="en-US" w:eastAsia="zh-CN"/>
-          <w14:textFill>
-            <w14:solidFill>
-              <w14:schemeClr w14:val="tx1"/>
-            </w14:solidFill>
-          </w14:textFill>
-        </w:rPr>
-        <w:t>2</w:t>
-      </w:r>
-      <w:r>
-        <w:rPr>
-          <w:rFonts w:ascii="微软雅黑" w:hAnsi="微软雅黑" w:eastAsia="微软雅黑" w:cs="微软雅黑"/>
-          <w:b/>
-          <w:color w:val="000000" w:themeColor="text1"/>
-          <w:sz w:val="18"/>
-          <w:szCs w:val="18"/>
-          <w14:textFill>
-            <w14:solidFill>
-              <w14:schemeClr w14:val="tx1"/>
-            </w14:solidFill>
-          </w14:textFill>
-        </w:rPr>
-        <w:t>-</w:t>
-      </w:r>
-      <w:r>
-        <w:rPr>
-          <w:rFonts w:hint="eastAsia" w:ascii="微软雅黑" w:hAnsi="微软雅黑" w:eastAsia="微软雅黑" w:cs="微软雅黑"/>
-          <w:b/>
-          <w:color w:val="000000" w:themeColor="text1"/>
-          <w:sz w:val="18"/>
-          <w:szCs w:val="18"/>
-          <w:lang w:val="en-US" w:eastAsia="zh-CN"/>
-          <w14:textFill>
-            <w14:solidFill>
-              <w14:schemeClr w14:val="tx1"/>
-            </w14:solidFill>
-          </w14:textFill>
-        </w:rPr>
-        <w:t>至今</w:t>
-      </w:r>
-      <w:r>
-        <w:rPr>
-          <w:rFonts w:ascii="微软雅黑" w:hAnsi="微软雅黑" w:eastAsia="微软雅黑" w:cs="微软雅黑"/>
-          <w:b/>
-          <w:color w:val="000000" w:themeColor="text1"/>
-          <w:sz w:val="18"/>
-          <w:szCs w:val="18"/>
-          <w14:textFill>
-            <w14:solidFill>
-              <w14:schemeClr w14:val="tx1"/>
-            </w14:solidFill>
-          </w14:textFill>
-        </w:rPr>
-        <w:tab/>
-      </w:r>
-      <w:r>
-        <w:rPr>
-          <w:rFonts w:hint="eastAsia" w:ascii="微软雅黑" w:hAnsi="微软雅黑" w:eastAsia="微软雅黑" w:cs="微软雅黑"/>
-          <w:b/>
-          <w:bCs/>
-          <w:i/>
-          <w:iCs/>
-          <w:sz w:val="18"/>
-          <w:szCs w:val="18"/>
-          <w:lang w:val="en-US" w:eastAsia="zh-CN"/>
-        </w:rPr>
-        <w:t>融信云电子银行</w:t>
-      </w:r>
-    </w:p>
-    <w:p>
-      <w:pPr>
-        <w:keepNext w:val="0"/>
-        <w:keepLines w:val="0"/>
-        <w:pageBreakBefore w:val="0"/>
-        <w:tabs>
-          <w:tab w:val="right" w:pos="10160"/>
-        </w:tabs>
-        <w:kinsoku/>
-        <w:wordWrap/>
-        <w:overflowPunct/>
-        <w:topLinePunct w:val="0"/>
-        <w:autoSpaceDE/>
-        <w:autoSpaceDN/>
-        <w:bidi w:val="0"/>
-        <w:adjustRightInd/>
-        <w:snapToGrid/>
-        <w:spacing w:before="0" w:after="0" w:line="240" w:lineRule="exact"/>
-        <w:ind w:left="340"/>
-        <w:jc w:val="left"/>
-        <w:textAlignment w:val="center"/>
-        <w:rPr>
-          <w:color w:val="000000" w:themeColor="text1"/>
-          <w:sz w:val="18"/>
-          <w:szCs w:val="18"/>
-          <w14:textFill>
-            <w14:solidFill>
-              <w14:schemeClr w14:val="tx1"/>
-            </w14:solidFill>
-          </w14:textFill>
-        </w:rPr>
-      </w:pPr>
-      <w:bookmarkStart w:id="53" w:name="OLE_LINK14"/>
-      <w:r>
-        <w:rPr>
-          <w:rFonts w:ascii="微软雅黑" w:hAnsi="微软雅黑" w:eastAsia="微软雅黑" w:cs="微软雅黑"/>
-          <w:color w:val="000000" w:themeColor="text1"/>
-          <w:sz w:val="18"/>
-          <w:szCs w:val="18"/>
-          <w14:textFill>
-            <w14:solidFill>
-              <w14:schemeClr w14:val="tx1"/>
-            </w14:solidFill>
-          </w14:textFill>
-        </w:rPr>
-        <w:t>后端开发</w:t>
-      </w:r>
-      <w:bookmarkEnd w:id="53"/>
-      <w:r>
-        <w:rPr>
-          <w:rFonts w:ascii="微软雅黑" w:hAnsi="微软雅黑" w:eastAsia="微软雅黑" w:cs="微软雅黑"/>
-          <w:color w:val="000000" w:themeColor="text1"/>
-          <w:sz w:val="18"/>
-          <w:szCs w:val="18"/>
-          <w14:textFill>
-            <w14:solidFill>
-              <w14:schemeClr w14:val="tx1"/>
-            </w14:solidFill>
-          </w14:textFill>
-        </w:rPr>
-        <w:tab/>
-      </w:r>
-    </w:p>
-    <w:p>
-      <w:pPr>
-        <w:keepNext w:val="0"/>
-        <w:keepLines w:val="0"/>
-        <w:pageBreakBefore w:val="0"/>
-        <w:kinsoku/>
-        <w:wordWrap/>
-        <w:overflowPunct/>
-        <w:topLinePunct w:val="0"/>
-        <w:autoSpaceDE/>
-        <w:autoSpaceDN/>
-        <w:bidi w:val="0"/>
-        <w:adjustRightInd/>
-        <w:snapToGrid/>
-        <w:spacing w:before="0" w:after="0" w:line="240" w:lineRule="exact"/>
-        <w:ind w:left="357" w:leftChars="170" w:right="340" w:firstLine="0" w:firstLineChars="0"/>
-        <w:textAlignment w:val="center"/>
-        <w:rPr>
-          <w:rFonts w:hint="eastAsia" w:ascii="Times New Roman" w:hAnsi="Times New Roman" w:eastAsia="微软雅黑" w:cs="Times New Roman"/>
-          <w:b/>
-          <w:bCs/>
-          <w:i/>
-          <w:iCs/>
-          <w:color w:val="000000" w:themeColor="text1"/>
-          <w:sz w:val="18"/>
-          <w:szCs w:val="18"/>
-          <w:lang w:val="en-US" w:eastAsia="zh-CN"/>
-          <w14:textFill>
-            <w14:solidFill>
-              <w14:schemeClr w14:val="tx1"/>
-            </w14:solidFill>
-          </w14:textFill>
-        </w:rPr>
-      </w:pPr>
-      <w:r>
-        <w:rPr>
-          <w:rFonts w:ascii="微软雅黑" w:hAnsi="微软雅黑" w:eastAsia="微软雅黑" w:cs="微软雅黑"/>
-          <w:b/>
-          <w:color w:val="000000" w:themeColor="text1"/>
-          <w:sz w:val="18"/>
-          <w:szCs w:val="18"/>
-          <w14:textFill>
-            <w14:solidFill>
-              <w14:schemeClr w14:val="tx1"/>
-            </w14:solidFill>
-          </w14:textFill>
-        </w:rPr>
-        <w:t>涉及技术</w:t>
-      </w:r>
-      <w:r>
-        <w:rPr>
-          <w:rFonts w:ascii="微软雅黑" w:hAnsi="微软雅黑" w:eastAsia="微软雅黑" w:cs="微软雅黑"/>
-          <w:color w:val="000000" w:themeColor="text1"/>
-          <w:sz w:val="18"/>
-          <w:szCs w:val="18"/>
-          <w14:textFill>
-            <w14:solidFill>
-              <w14:schemeClr w14:val="tx1"/>
-            </w14:solidFill>
-          </w14:textFill>
-        </w:rPr>
-        <w:t>：</w:t>
-      </w:r>
-      <w:r>
-        <w:rPr>
-          <w:rFonts w:hint="default" w:ascii="Times New Roman" w:hAnsi="Times New Roman" w:eastAsia="微软雅黑" w:cs="Times New Roman"/>
-          <w:b/>
-          <w:bCs/>
-          <w:i/>
-          <w:iCs/>
-          <w:color w:val="000000" w:themeColor="text1"/>
-          <w:sz w:val="18"/>
-          <w:szCs w:val="18"/>
-          <w14:textFill>
-            <w14:solidFill>
-              <w14:schemeClr w14:val="tx1"/>
-            </w14:solidFill>
-          </w14:textFill>
-        </w:rPr>
-        <w:t>SpringBoot+MybatisPlus+Kafka+MySQL+Redis</w:t>
-      </w:r>
-      <w:r>
-        <w:rPr>
-          <w:rFonts w:hint="eastAsia" w:ascii="Times New Roman" w:hAnsi="Times New Roman" w:eastAsia="微软雅黑" w:cs="Times New Roman"/>
-          <w:b/>
-          <w:bCs/>
-          <w:i/>
-          <w:iCs/>
-          <w:color w:val="000000" w:themeColor="text1"/>
-          <w:sz w:val="18"/>
-          <w:szCs w:val="18"/>
-          <w:lang w:val="en-US" w:eastAsia="zh-CN"/>
-          <w14:textFill>
-            <w14:solidFill>
-              <w14:schemeClr w14:val="tx1"/>
-            </w14:solidFill>
-          </w14:textFill>
-        </w:rPr>
-        <w:t>+</w:t>
-      </w:r>
-      <w:r>
-        <w:rPr>
-          <w:rFonts w:hint="default" w:ascii="Times New Roman" w:hAnsi="Times New Roman" w:eastAsia="微软雅黑" w:cs="Times New Roman"/>
-          <w:b/>
-          <w:bCs/>
-          <w:i/>
-          <w:iCs/>
-          <w:caps w:val="0"/>
-          <w:color w:val="05073B"/>
-          <w:spacing w:val="0"/>
-          <w:sz w:val="18"/>
-          <w:szCs w:val="18"/>
-        </w:rPr>
-        <w:t>ElasticSearch</w:t>
-      </w:r>
-      <w:r>
-        <w:rPr>
-          <w:rFonts w:hint="eastAsia" w:ascii="Times New Roman" w:hAnsi="Times New Roman" w:eastAsia="微软雅黑" w:cs="Times New Roman"/>
-          <w:b/>
-          <w:bCs/>
-          <w:i/>
-          <w:iCs/>
-          <w:caps w:val="0"/>
-          <w:color w:val="05073B"/>
-          <w:spacing w:val="0"/>
-          <w:sz w:val="18"/>
-          <w:szCs w:val="18"/>
-          <w:lang w:val="en-US" w:eastAsia="zh-CN"/>
-        </w:rPr>
-        <w:t>+</w:t>
-      </w:r>
-      <w:r>
-        <w:rPr>
-          <w:rFonts w:hint="default" w:ascii="Times New Roman" w:hAnsi="Times New Roman" w:eastAsia="黑体" w:cs="Times New Roman"/>
-          <w:b/>
-          <w:bCs/>
-          <w:i/>
-          <w:iCs/>
-          <w:caps w:val="0"/>
-          <w:color w:val="05073B"/>
-          <w:spacing w:val="0"/>
-          <w:sz w:val="18"/>
-          <w:szCs w:val="18"/>
-        </w:rPr>
-        <w:t>Minio</w:t>
-      </w:r>
-    </w:p>
-    <w:p>
-      <w:pPr>
-        <w:keepNext w:val="0"/>
-        <w:keepLines w:val="0"/>
-        <w:pageBreakBefore w:val="0"/>
-        <w:numPr>
-          <w:ilvl w:val="0"/>
-          <w:numId w:val="0"/>
-        </w:numPr>
-        <w:kinsoku/>
-        <w:wordWrap/>
-        <w:overflowPunct/>
-        <w:topLinePunct w:val="0"/>
-        <w:autoSpaceDE/>
-        <w:autoSpaceDN/>
-        <w:bidi w:val="0"/>
-        <w:adjustRightInd/>
-        <w:snapToGrid/>
-        <w:spacing w:before="0" w:after="0" w:line="240" w:lineRule="exact"/>
-        <w:ind w:left="357" w:leftChars="170" w:right="340" w:rightChars="0" w:firstLine="0" w:firstLineChars="0"/>
-        <w:textAlignment w:val="center"/>
-        <w:rPr>
-          <w:rFonts w:hint="eastAsia" w:ascii="微软雅黑" w:hAnsi="微软雅黑" w:eastAsia="微软雅黑" w:cs="微软雅黑"/>
-          <w:color w:val="000000" w:themeColor="text1"/>
-          <w:sz w:val="18"/>
-          <w:szCs w:val="18"/>
-          <w:lang w:val="en-US" w:eastAsia="zh-CN"/>
-          <w14:textFill>
-            <w14:solidFill>
-              <w14:schemeClr w14:val="tx1"/>
-            </w14:solidFill>
-          </w14:textFill>
-        </w:rPr>
-      </w:pPr>
-      <w:r>
-        <w:rPr>
-          <w:rFonts w:ascii="微软雅黑" w:hAnsi="微软雅黑" w:eastAsia="微软雅黑" w:cs="微软雅黑"/>
-          <w:b/>
-          <w:color w:val="000000" w:themeColor="text1"/>
-          <w:sz w:val="18"/>
-          <w:szCs w:val="18"/>
-          <w14:textFill>
-            <w14:solidFill>
-              <w14:schemeClr w14:val="tx1"/>
-            </w14:solidFill>
-          </w14:textFill>
-        </w:rPr>
-        <w:t>项目描述</w:t>
-      </w:r>
-      <w:r>
-        <w:rPr>
-          <w:rFonts w:ascii="微软雅黑" w:hAnsi="微软雅黑" w:eastAsia="微软雅黑" w:cs="微软雅黑"/>
-          <w:color w:val="000000" w:themeColor="text1"/>
-          <w:sz w:val="18"/>
-          <w:szCs w:val="18"/>
-          <w14:textFill>
-            <w14:solidFill>
-              <w14:schemeClr w14:val="tx1"/>
-            </w14:solidFill>
-          </w14:textFill>
-        </w:rPr>
-        <w:t>：</w:t>
-      </w:r>
-      <w:r>
-        <w:rPr>
-          <w:rFonts w:hint="eastAsia" w:ascii="微软雅黑" w:hAnsi="微软雅黑" w:eastAsia="微软雅黑" w:cs="微软雅黑"/>
-          <w:color w:val="000000" w:themeColor="text1"/>
-          <w:sz w:val="18"/>
-          <w:szCs w:val="18"/>
-          <w:lang w:eastAsia="zh-CN"/>
-          <w14:textFill>
-            <w14:solidFill>
-              <w14:schemeClr w14:val="tx1"/>
-            </w14:solidFill>
-          </w14:textFill>
-        </w:rPr>
-        <w:t>  "融信云电子银行"包含个人/企业网银、个人/企业手机网银、门户网站、微信公众号、移动展业、内管系统，采用微服务架构，通过ESB系统及前置系统与银行核心系统完成交易处理与数据交互。</w:t>
-      </w:r>
-    </w:p>
-    <w:p>
-      <w:pPr>
-        <w:keepNext w:val="0"/>
-        <w:keepLines w:val="0"/>
-        <w:pageBreakBefore w:val="0"/>
-        <w:kinsoku/>
-        <w:wordWrap/>
-        <w:overflowPunct/>
-        <w:topLinePunct w:val="0"/>
-        <w:autoSpaceDE/>
-        <w:autoSpaceDN/>
-        <w:bidi w:val="0"/>
-        <w:adjustRightInd/>
-        <w:snapToGrid/>
-        <w:spacing w:before="0" w:beforeAutospacing="0" w:after="0" w:afterAutospacing="0" w:line="240" w:lineRule="exact"/>
-        <w:ind w:left="340" w:right="340"/>
-        <w:textAlignment w:val="center"/>
-        <w:rPr>
-          <w:rFonts w:ascii="微软雅黑" w:hAnsi="微软雅黑" w:eastAsia="微软雅黑" w:cs="微软雅黑"/>
-          <w:color w:val="000000" w:themeColor="text1"/>
-          <w:sz w:val="18"/>
-          <w:szCs w:val="18"/>
-          <w14:textFill>
-            <w14:solidFill>
-              <w14:schemeClr w14:val="tx1"/>
-            </w14:solidFill>
-          </w14:textFill>
-        </w:rPr>
-      </w:pPr>
-      <w:r>
-        <w:rPr>
-          <w:rFonts w:hint="eastAsia" w:ascii="微软雅黑" w:hAnsi="微软雅黑" w:eastAsia="微软雅黑" w:cs="微软雅黑"/>
-          <w:b/>
-          <w:bCs/>
-          <w:color w:val="000000" w:themeColor="text1"/>
-          <w:sz w:val="18"/>
-          <w:szCs w:val="18"/>
-          <w:lang w:val="en-US" w:eastAsia="zh-CN"/>
-          <w14:textFill>
-            <w14:solidFill>
-              <w14:schemeClr w14:val="tx1"/>
-            </w14:solidFill>
-          </w14:textFill>
-        </w:rPr>
-        <w:t>项目职责</w:t>
-      </w:r>
-      <w:r>
-        <w:rPr>
-          <w:rFonts w:ascii="微软雅黑" w:hAnsi="微软雅黑" w:eastAsia="微软雅黑" w:cs="微软雅黑"/>
-          <w:color w:val="000000" w:themeColor="text1"/>
-          <w:sz w:val="18"/>
-          <w:szCs w:val="18"/>
-          <w14:textFill>
-            <w14:solidFill>
-              <w14:schemeClr w14:val="tx1"/>
-            </w14:solidFill>
-          </w14:textFill>
-        </w:rPr>
-        <w:t>：</w:t>
+          <w:rFonts w:hint="default" w:ascii="Times New Roman" w:hAnsi="Times New Roman" w:eastAsia="微软雅黑" w:cs="Times New Roman"/>
+          <w:color w:val="000000" w:themeColor="text1"/>
+          <w:sz w:val="18"/>
+          <w:szCs w:val="18"/>
+          <w:lang w:val="en-US" w:eastAsia="zh-CN"/>
+          <w14:textFill>
+            <w14:solidFill>
+              <w14:schemeClr w14:val="tx1"/>
+            </w14:solidFill>
+          </w14:textFill>
+        </w:rPr>
+        <w:t>参与代码、需求、功能评审，基于项目参与经验与认知，输出评估结论与优化建议。</w:t>
       </w:r>
     </w:p>
     <w:p>
@@ -5973,7 +6257,7 @@
         <w:ind w:left="340" w:right="340"/>
         <w:textAlignment w:val="center"/>
         <w:rPr>
-          <w:rFonts w:hint="eastAsia" w:ascii="微软雅黑" w:hAnsi="微软雅黑" w:eastAsia="微软雅黑" w:cs="微软雅黑"/>
+          <w:rFonts w:hint="default" w:ascii="Times New Roman" w:hAnsi="Times New Roman" w:eastAsia="微软雅黑" w:cs="Times New Roman"/>
           <w:color w:val="000000" w:themeColor="text1"/>
           <w:sz w:val="18"/>
           <w:szCs w:val="18"/>
@@ -5986,151 +6270,7 @@
       </w:pPr>
       <w:r>
         <w:rPr>
-          <w:rFonts w:hint="eastAsia" w:ascii="微软雅黑" w:hAnsi="微软雅黑" w:eastAsia="微软雅黑" w:cs="微软雅黑"/>
-          <w:sz w:val="18"/>
-          <w:szCs w:val="18"/>
-          <w:lang w:val="en-US" w:eastAsia="zh-CN"/>
-        </w:rPr>
-        <w:t>解决服务台用户反馈的问题，包括但不限于同名转账异常处理、个人/企业客户签约异常处理、历史遗留问题处理等</w:t>
-      </w:r>
-    </w:p>
-    <w:p>
-      <w:pPr>
-        <w:keepNext w:val="0"/>
-        <w:keepLines w:val="0"/>
-        <w:pageBreakBefore w:val="0"/>
-        <w:widowControl w:val="0"/>
-        <w:numPr>
-          <w:ilvl w:val="0"/>
-          <w:numId w:val="1"/>
-        </w:numPr>
-        <w:kinsoku/>
-        <w:wordWrap/>
-        <w:overflowPunct/>
-        <w:topLinePunct w:val="0"/>
-        <w:autoSpaceDE/>
-        <w:autoSpaceDN/>
-        <w:bidi w:val="0"/>
-        <w:adjustRightInd/>
-        <w:snapToGrid/>
-        <w:spacing w:before="0" w:after="0" w:line="240" w:lineRule="exact"/>
-        <w:ind w:left="340" w:right="340"/>
-        <w:textAlignment w:val="center"/>
-        <w:rPr>
-          <w:rFonts w:hint="eastAsia" w:ascii="微软雅黑" w:hAnsi="微软雅黑" w:eastAsia="微软雅黑" w:cs="微软雅黑"/>
-          <w:color w:val="000000" w:themeColor="text1"/>
-          <w:sz w:val="18"/>
-          <w:szCs w:val="18"/>
-          <w14:textFill>
-            <w14:solidFill>
-              <w14:schemeClr w14:val="tx1"/>
-            </w14:solidFill>
-          </w14:textFill>
-        </w:rPr>
-      </w:pPr>
-      <w:r>
-        <w:rPr>
-          <w:rFonts w:hint="eastAsia" w:ascii="微软雅黑" w:hAnsi="微软雅黑" w:eastAsia="微软雅黑" w:cs="微软雅黑"/>
-          <w:color w:val="000000" w:themeColor="text1"/>
-          <w:sz w:val="18"/>
-          <w:szCs w:val="18"/>
-          <w:lang w:val="en-US" w:eastAsia="zh-CN"/>
-          <w14:textFill>
-            <w14:solidFill>
-              <w14:schemeClr w14:val="tx1"/>
-            </w14:solidFill>
-          </w14:textFill>
-        </w:rPr>
-        <w:t>迁入行接口的适配，根据迁入行提供的接口文档与本系统的接口文档进行对接，利用前置系统完成接口间的参数转换和数据映射，完成网银系统和银行核心系统的对接。</w:t>
-      </w:r>
-    </w:p>
-    <w:p>
-      <w:pPr>
-        <w:keepNext w:val="0"/>
-        <w:keepLines w:val="0"/>
-        <w:pageBreakBefore w:val="0"/>
-        <w:widowControl w:val="0"/>
-        <w:numPr>
-          <w:ilvl w:val="0"/>
-          <w:numId w:val="1"/>
-        </w:numPr>
-        <w:kinsoku/>
-        <w:wordWrap/>
-        <w:overflowPunct/>
-        <w:topLinePunct w:val="0"/>
-        <w:autoSpaceDE/>
-        <w:autoSpaceDN/>
-        <w:bidi w:val="0"/>
-        <w:adjustRightInd/>
-        <w:snapToGrid/>
-        <w:spacing w:before="0" w:after="0" w:line="240" w:lineRule="exact"/>
-        <w:ind w:left="340" w:right="340"/>
-        <w:textAlignment w:val="center"/>
-        <w:rPr>
-          <w:rFonts w:hint="eastAsia" w:ascii="微软雅黑" w:hAnsi="微软雅黑" w:eastAsia="微软雅黑" w:cs="微软雅黑"/>
-          <w:color w:val="000000" w:themeColor="text1"/>
-          <w:sz w:val="18"/>
-          <w:szCs w:val="18"/>
-          <w14:textFill>
-            <w14:solidFill>
-              <w14:schemeClr w14:val="tx1"/>
-            </w14:solidFill>
-          </w14:textFill>
-        </w:rPr>
-      </w:pPr>
-      <w:r>
-        <w:rPr>
-          <w:rFonts w:hint="eastAsia" w:ascii="微软雅黑" w:hAnsi="微软雅黑" w:eastAsia="微软雅黑" w:cs="微软雅黑"/>
-          <w:color w:val="000000" w:themeColor="text1"/>
-          <w:sz w:val="18"/>
-          <w:szCs w:val="18"/>
-          <w:lang w:val="en-US" w:eastAsia="zh-CN"/>
-          <w14:textFill>
-            <w14:solidFill>
-              <w14:schemeClr w14:val="tx1"/>
-            </w14:solidFill>
-          </w14:textFill>
-        </w:rPr>
-        <w:t>参与代码、需求、功能评审，基于项目参与经验与认知，输出评估结论与优化建议。</w:t>
-      </w:r>
-    </w:p>
-    <w:p>
-      <w:pPr>
-        <w:keepNext w:val="0"/>
-        <w:keepLines w:val="0"/>
-        <w:pageBreakBefore w:val="0"/>
-        <w:widowControl w:val="0"/>
-        <w:numPr>
-          <w:ilvl w:val="0"/>
-          <w:numId w:val="1"/>
-        </w:numPr>
-        <w:kinsoku/>
-        <w:wordWrap/>
-        <w:overflowPunct/>
-        <w:topLinePunct w:val="0"/>
-        <w:autoSpaceDE/>
-        <w:autoSpaceDN/>
-        <w:bidi w:val="0"/>
-        <w:adjustRightInd/>
-        <w:snapToGrid/>
-        <w:spacing w:before="0" w:after="0" w:line="240" w:lineRule="exact"/>
-        <w:ind w:left="340" w:right="340"/>
-        <w:textAlignment w:val="center"/>
-        <w:rPr>
-          <w:rFonts w:hint="eastAsia" w:ascii="微软雅黑" w:hAnsi="微软雅黑" w:eastAsia="微软雅黑" w:cs="微软雅黑"/>
-          <w:color w:val="000000" w:themeColor="text1"/>
-          <w:sz w:val="18"/>
-          <w:szCs w:val="18"/>
-          <w14:textFill>
-            <w14:solidFill>
-              <w14:schemeClr w14:val="tx1"/>
-            </w14:solidFill>
-          </w14:textFill>
-        </w:rPr>
-      </w:pPr>
-      <w:r>
-        <w:rPr>
-          <w:rFonts w:hint="eastAsia" w:ascii="微软雅黑" w:hAnsi="微软雅黑" w:eastAsia="微软雅黑" w:cs="微软雅黑"/>
+          <w:rFonts w:hint="default" w:ascii="Times New Roman" w:hAnsi="Times New Roman" w:eastAsia="微软雅黑" w:cs="Times New Roman"/>
           <w:color w:val="000000" w:themeColor="text1"/>
           <w:sz w:val="18"/>
           <w:szCs w:val="18"/>
@@ -6148,7 +6288,7 @@
       <w:pPr>
         <w:spacing w:before="0" w:after="0" w:line="152" w:lineRule="exact"/>
         <w:rPr>
-          <w:rFonts w:hint="eastAsia" w:eastAsiaTheme="minorEastAsia"/>
+          <w:rFonts w:hint="default" w:ascii="Times New Roman" w:hAnsi="Times New Roman" w:cs="Times New Roman" w:eastAsiaTheme="minorEastAsia"/>
           <w:color w:val="000000" w:themeColor="text1"/>
           <w:sz w:val="18"/>
           <w:szCs w:val="18"/>
@@ -6160,8 +6300,21 @@
           </w14:textFill>
         </w:rPr>
       </w:pPr>
-      <w:bookmarkStart w:id="70" w:name="_GoBack"/>
-      <w:bookmarkEnd w:id="70"/>
+      <w:r>
+        <w:rPr>
+          <w:rFonts w:hint="eastAsia" w:ascii="Times New Roman" w:hAnsi="Times New Roman" w:cs="Times New Roman"/>
+          <w:color w:val="000000" w:themeColor="text1"/>
+          <w:sz w:val="18"/>
+          <w:szCs w:val="18"/>
+          <w:lang w:val="en-US" w:eastAsia="zh-CN"/>
+          <w14:textFill>
+            <w14:solidFill>
+              <w14:schemeClr w14:val="tx1"/>
+            </w14:solidFill>
+          </w14:textFill>
+        </w:rPr>
+        <w:t xml:space="preserve"> </w:t>
+      </w:r>
     </w:p>
     <w:p>
       <w:pPr>
@@ -6185,7 +6338,7 @@
         <w:jc w:val="left"/>
         <w:textAlignment w:val="center"/>
         <w:rPr>
-          <w:rFonts w:hint="default" w:eastAsia="微软雅黑"/>
+          <w:rFonts w:hint="default" w:ascii="Times New Roman" w:hAnsi="Times New Roman" w:eastAsia="微软雅黑" w:cs="Times New Roman"/>
           <w:color w:val="000000" w:themeColor="text1"/>
           <w:sz w:val="18"/>
           <w:szCs w:val="18"/>
@@ -6199,7 +6352,7 @@
       </w:pPr>
       <w:r>
         <w:rPr>
-          <w:rFonts w:ascii="微软雅黑" w:hAnsi="微软雅黑" w:eastAsia="微软雅黑" w:cs="微软雅黑"/>
+          <w:rFonts w:hint="default" w:ascii="Times New Roman" w:hAnsi="Times New Roman" w:eastAsia="微软雅黑" w:cs="Times New Roman"/>
           <w:b/>
           <w:color w:val="000000" w:themeColor="text1"/>
           <w:sz w:val="18"/>
@@ -6214,7 +6367,7 @@
       </w:r>
       <w:r>
         <w:rPr>
-          <w:rFonts w:hint="eastAsia" w:ascii="微软雅黑" w:hAnsi="微软雅黑" w:eastAsia="微软雅黑" w:cs="微软雅黑"/>
+          <w:rFonts w:hint="default" w:ascii="Times New Roman" w:hAnsi="Times New Roman" w:eastAsia="微软雅黑" w:cs="Times New Roman"/>
           <w:b/>
           <w:color w:val="000000" w:themeColor="text1"/>
           <w:sz w:val="18"/>
@@ -6230,7 +6383,7 @@
       </w:r>
       <w:r>
         <w:rPr>
-          <w:rFonts w:ascii="微软雅黑" w:hAnsi="微软雅黑" w:eastAsia="微软雅黑" w:cs="微软雅黑"/>
+          <w:rFonts w:hint="default" w:ascii="Times New Roman" w:hAnsi="Times New Roman" w:eastAsia="微软雅黑" w:cs="Times New Roman"/>
           <w:b/>
           <w:color w:val="000000" w:themeColor="text1"/>
           <w:sz w:val="18"/>
@@ -6245,7 +6398,7 @@
       </w:r>
       <w:r>
         <w:rPr>
-          <w:rFonts w:hint="eastAsia" w:ascii="微软雅黑" w:hAnsi="微软雅黑" w:eastAsia="微软雅黑" w:cs="微软雅黑"/>
+          <w:rFonts w:hint="default" w:ascii="Times New Roman" w:hAnsi="Times New Roman" w:eastAsia="微软雅黑" w:cs="Times New Roman"/>
           <w:b/>
           <w:color w:val="000000" w:themeColor="text1"/>
           <w:sz w:val="18"/>
@@ -6261,7 +6414,7 @@
       </w:r>
       <w:r>
         <w:rPr>
-          <w:rFonts w:ascii="微软雅黑" w:hAnsi="微软雅黑" w:eastAsia="微软雅黑" w:cs="微软雅黑"/>
+          <w:rFonts w:hint="default" w:ascii="Times New Roman" w:hAnsi="Times New Roman" w:eastAsia="微软雅黑" w:cs="Times New Roman"/>
           <w:b/>
           <w:color w:val="000000" w:themeColor="text1"/>
           <w:sz w:val="18"/>
@@ -6276,7 +6429,7 @@
       </w:r>
       <w:r>
         <w:rPr>
-          <w:rFonts w:hint="eastAsia" w:ascii="微软雅黑" w:hAnsi="微软雅黑" w:eastAsia="微软雅黑" w:cs="微软雅黑"/>
+          <w:rFonts w:hint="default" w:ascii="Times New Roman" w:hAnsi="Times New Roman" w:eastAsia="微软雅黑" w:cs="Times New Roman"/>
           <w:b/>
           <w:color w:val="000000" w:themeColor="text1"/>
           <w:sz w:val="18"/>
@@ -6292,7 +6445,7 @@
       </w:r>
       <w:r>
         <w:rPr>
-          <w:rFonts w:ascii="微软雅黑" w:hAnsi="微软雅黑" w:eastAsia="微软雅黑" w:cs="微软雅黑"/>
+          <w:rFonts w:hint="default" w:ascii="Times New Roman" w:hAnsi="Times New Roman" w:eastAsia="微软雅黑" w:cs="Times New Roman"/>
           <w:b/>
           <w:color w:val="000000" w:themeColor="text1"/>
           <w:sz w:val="18"/>
@@ -6307,7 +6460,7 @@
       </w:r>
       <w:r>
         <w:rPr>
-          <w:rFonts w:hint="eastAsia" w:ascii="微软雅黑" w:hAnsi="微软雅黑" w:eastAsia="微软雅黑" w:cs="微软雅黑"/>
+          <w:rFonts w:hint="default" w:ascii="Times New Roman" w:hAnsi="Times New Roman" w:eastAsia="微软雅黑" w:cs="Times New Roman"/>
           <w:b/>
           <w:color w:val="000000" w:themeColor="text1"/>
           <w:sz w:val="18"/>
@@ -6323,7 +6476,23 @@
       </w:r>
       <w:r>
         <w:rPr>
-          <w:rFonts w:ascii="微软雅黑" w:hAnsi="微软雅黑" w:eastAsia="微软雅黑" w:cs="微软雅黑"/>
+          <w:rFonts w:hint="eastAsia" w:ascii="Times New Roman" w:hAnsi="Times New Roman" w:eastAsia="微软雅黑" w:cs="Times New Roman"/>
+          <w:b/>
+          <w:color w:val="000000" w:themeColor="text1"/>
+          <w:sz w:val="18"/>
+          <w:szCs w:val="18"/>
+          <w:lang w:val="en-US" w:eastAsia="zh-CN"/>
+          <w14:textFill>
+            <w14:solidFill>
+              <w14:schemeClr w14:val="tx1"/>
+            </w14:solidFill>
+          </w14:textFill>
+        </w:rPr>
+        <w:t xml:space="preserve">                                                                            仿抖音短视频（个人作品）</w:t>
+      </w:r>
+      <w:r>
+        <w:rPr>
+          <w:rFonts w:hint="default" w:ascii="Times New Roman" w:hAnsi="Times New Roman" w:eastAsia="微软雅黑" w:cs="Times New Roman"/>
           <w:b/>
           <w:color w:val="000000" w:themeColor="text1"/>
           <w:sz w:val="18"/>
@@ -6335,22 +6504,6 @@
           </w14:textFill>
         </w:rPr>
         <w:tab/>
-      </w:r>
-      <w:r>
-        <w:rPr>
-          <w:rFonts w:hint="eastAsia" w:ascii="微软雅黑" w:hAnsi="微软雅黑" w:eastAsia="微软雅黑" w:cs="微软雅黑"/>
-          <w:b/>
-          <w:color w:val="000000" w:themeColor="text1"/>
-          <w:sz w:val="18"/>
-          <w:szCs w:val="18"/>
-          <w:lang w:val="en-US" w:eastAsia="zh-CN"/>
-          <w14:textFill>
-            <w14:solidFill>
-              <w14:schemeClr w14:val="tx1"/>
-            </w14:solidFill>
-          </w14:textFill>
-        </w:rPr>
-        <w:t>仿抖音短视频（个人作品）</w:t>
       </w:r>
     </w:p>
     <w:p>
@@ -6372,7 +6525,7 @@
         <w:jc w:val="left"/>
         <w:textAlignment w:val="center"/>
         <w:rPr>
-          <w:rFonts w:ascii="微软雅黑" w:hAnsi="微软雅黑" w:eastAsia="微软雅黑" w:cs="微软雅黑"/>
+          <w:rFonts w:hint="default" w:ascii="Times New Roman" w:hAnsi="Times New Roman" w:eastAsia="微软雅黑" w:cs="Times New Roman"/>
           <w:color w:val="000000" w:themeColor="text1"/>
           <w:sz w:val="18"/>
           <w:szCs w:val="18"/>
@@ -6385,7 +6538,7 @@
       </w:pPr>
       <w:r>
         <w:rPr>
-          <w:rFonts w:hint="eastAsia" w:ascii="微软雅黑" w:hAnsi="微软雅黑" w:eastAsia="微软雅黑" w:cs="微软雅黑"/>
+          <w:rFonts w:hint="default" w:ascii="Times New Roman" w:hAnsi="Times New Roman" w:eastAsia="微软雅黑" w:cs="Times New Roman"/>
           <w:color w:val="000000" w:themeColor="text1"/>
           <w:sz w:val="18"/>
           <w:szCs w:val="18"/>
@@ -6400,7 +6553,7 @@
       </w:r>
       <w:r>
         <w:rPr>
-          <w:rFonts w:ascii="微软雅黑" w:hAnsi="微软雅黑" w:eastAsia="微软雅黑" w:cs="微软雅黑"/>
+          <w:rFonts w:hint="default" w:ascii="Times New Roman" w:hAnsi="Times New Roman" w:eastAsia="微软雅黑" w:cs="Times New Roman"/>
           <w:color w:val="000000" w:themeColor="text1"/>
           <w:sz w:val="18"/>
           <w:szCs w:val="18"/>
@@ -6450,7 +6603,7 @@
       </w:pPr>
       <w:r>
         <w:rPr>
-          <w:rFonts w:hint="eastAsia" w:ascii="微软雅黑" w:hAnsi="微软雅黑" w:eastAsia="微软雅黑" w:cs="微软雅黑"/>
+          <w:rFonts w:hint="default" w:ascii="Times New Roman" w:hAnsi="Times New Roman" w:eastAsia="微软雅黑" w:cs="Times New Roman"/>
           <w:b/>
           <w:color w:val="000000" w:themeColor="text1"/>
           <w:sz w:val="18"/>
@@ -6466,7 +6619,7 @@
       </w:r>
       <w:r>
         <w:rPr>
-          <w:rFonts w:hint="eastAsia" w:ascii="微软雅黑" w:hAnsi="微软雅黑" w:eastAsia="微软雅黑" w:cs="微软雅黑"/>
+          <w:rFonts w:hint="default" w:ascii="Times New Roman" w:hAnsi="Times New Roman" w:eastAsia="微软雅黑" w:cs="Times New Roman"/>
           <w:color w:val="000000" w:themeColor="text1"/>
           <w:sz w:val="18"/>
           <w:szCs w:val="18"/>
@@ -6479,7 +6632,7 @@
         </w:rPr>
         <w:t>：</w:t>
       </w:r>
-      <w:bookmarkStart w:id="54" w:name="OLE_LINK108"/>
+      <w:bookmarkStart w:id="46" w:name="OLE_LINK108"/>
       <w:r>
         <w:rPr>
           <w:rFonts w:hint="default" w:ascii="Times New Roman" w:hAnsi="Times New Roman" w:eastAsia="微软雅黑" w:cs="Times New Roman"/>
@@ -6500,7 +6653,7 @@
         <w:t>https://github.com/brucecxm/brucecxm-bruce-douyin</w:t>
       </w:r>
     </w:p>
-    <w:bookmarkEnd w:id="54"/>
+    <w:bookmarkEnd w:id="46"/>
     <w:p>
       <w:pPr>
         <w:keepNext w:val="0"/>
@@ -6520,7 +6673,7 @@
         <w:jc w:val="left"/>
         <w:textAlignment w:val="center"/>
         <w:rPr>
-          <w:rFonts w:ascii="微软雅黑" w:hAnsi="微软雅黑" w:eastAsia="微软雅黑" w:cs="微软雅黑"/>
+          <w:rFonts w:hint="default" w:ascii="Times New Roman" w:hAnsi="Times New Roman" w:eastAsia="微软雅黑" w:cs="Times New Roman"/>
           <w:color w:val="000000" w:themeColor="text1"/>
           <w:sz w:val="18"/>
           <w:szCs w:val="18"/>
@@ -6533,7 +6686,7 @@
       </w:pPr>
       <w:r>
         <w:rPr>
-          <w:rFonts w:ascii="微软雅黑" w:hAnsi="微软雅黑" w:eastAsia="微软雅黑" w:cs="微软雅黑"/>
+          <w:rFonts w:hint="default" w:ascii="Times New Roman" w:hAnsi="Times New Roman" w:eastAsia="微软雅黑" w:cs="Times New Roman"/>
           <w:b/>
           <w:color w:val="000000" w:themeColor="text1"/>
           <w:sz w:val="18"/>
@@ -6548,7 +6701,7 @@
       </w:r>
       <w:r>
         <w:rPr>
-          <w:rFonts w:ascii="微软雅黑" w:hAnsi="微软雅黑" w:eastAsia="微软雅黑" w:cs="微软雅黑"/>
+          <w:rFonts w:hint="default" w:ascii="Times New Roman" w:hAnsi="Times New Roman" w:eastAsia="微软雅黑" w:cs="Times New Roman"/>
           <w:color w:val="000000" w:themeColor="text1"/>
           <w:sz w:val="18"/>
           <w:szCs w:val="18"/>
@@ -6682,14 +6835,14 @@
         <w:ind w:left="357" w:leftChars="170" w:right="340" w:rightChars="0" w:firstLine="0" w:firstLineChars="0"/>
         <w:textAlignment w:val="center"/>
         <w:rPr>
-          <w:rFonts w:hint="eastAsia" w:ascii="微软雅黑" w:hAnsi="微软雅黑" w:eastAsia="微软雅黑" w:cs="微软雅黑"/>
+          <w:rFonts w:hint="default" w:ascii="Times New Roman" w:hAnsi="Times New Roman" w:eastAsia="微软雅黑" w:cs="Times New Roman"/>
           <w:sz w:val="18"/>
           <w:szCs w:val="18"/>
         </w:rPr>
       </w:pPr>
       <w:r>
         <w:rPr>
-          <w:rFonts w:hint="eastAsia" w:ascii="微软雅黑" w:hAnsi="微软雅黑" w:eastAsia="微软雅黑" w:cs="微软雅黑"/>
+          <w:rFonts w:hint="default" w:ascii="Times New Roman" w:hAnsi="Times New Roman" w:eastAsia="微软雅黑" w:cs="Times New Roman"/>
           <w:b/>
           <w:bCs/>
           <w:color w:val="000000" w:themeColor="text1"/>
@@ -6706,7 +6859,7 @@
       </w:r>
       <w:r>
         <w:rPr>
-          <w:rFonts w:ascii="微软雅黑" w:hAnsi="微软雅黑" w:eastAsia="微软雅黑" w:cs="微软雅黑"/>
+          <w:rFonts w:hint="default" w:ascii="Times New Roman" w:hAnsi="Times New Roman" w:eastAsia="微软雅黑" w:cs="Times New Roman"/>
           <w:color w:val="000000" w:themeColor="text1"/>
           <w:sz w:val="18"/>
           <w:szCs w:val="18"/>
@@ -6720,7 +6873,7 @@
       </w:r>
       <w:r>
         <w:rPr>
-          <w:rFonts w:hint="eastAsia" w:ascii="微软雅黑" w:hAnsi="微软雅黑" w:eastAsia="微软雅黑" w:cs="微软雅黑"/>
+          <w:rFonts w:hint="default" w:ascii="Times New Roman" w:hAnsi="Times New Roman" w:eastAsia="微软雅黑" w:cs="Times New Roman"/>
           <w:sz w:val="18"/>
           <w:szCs w:val="18"/>
         </w:rPr>
@@ -6745,7 +6898,7 @@
         <w:ind w:right="340" w:firstLine="360" w:firstLineChars="200"/>
         <w:textAlignment w:val="center"/>
         <w:rPr>
-          <w:rFonts w:hint="eastAsia" w:ascii="微软雅黑" w:hAnsi="微软雅黑" w:eastAsia="微软雅黑" w:cs="微软雅黑"/>
+          <w:rFonts w:hint="default" w:ascii="Times New Roman" w:hAnsi="Times New Roman" w:eastAsia="微软雅黑" w:cs="Times New Roman"/>
           <w:b/>
           <w:bCs/>
           <w:color w:val="000000" w:themeColor="text1"/>
@@ -6759,10 +6912,10 @@
           </w14:textFill>
         </w:rPr>
       </w:pPr>
-      <w:bookmarkStart w:id="55" w:name="OLE_LINK16"/>
-      <w:r>
-        <w:rPr>
-          <w:rFonts w:hint="eastAsia" w:ascii="微软雅黑" w:hAnsi="微软雅黑" w:eastAsia="微软雅黑" w:cs="微软雅黑"/>
+      <w:bookmarkStart w:id="47" w:name="OLE_LINK16"/>
+      <w:r>
+        <w:rPr>
+          <w:rFonts w:hint="default" w:ascii="Times New Roman" w:hAnsi="Times New Roman" w:eastAsia="微软雅黑" w:cs="Times New Roman"/>
           <w:b/>
           <w:bCs/>
           <w:color w:val="000000" w:themeColor="text1"/>
@@ -6778,7 +6931,7 @@
         <w:t>项目亮点：</w:t>
       </w:r>
     </w:p>
-    <w:bookmarkEnd w:id="55"/>
+    <w:bookmarkEnd w:id="47"/>
     <w:p>
       <w:pPr>
         <w:keepNext w:val="0"/>
@@ -6801,7 +6954,7 @@
         <w:ind w:left="340" w:right="340"/>
         <w:textAlignment w:val="center"/>
         <w:rPr>
-          <w:rFonts w:hint="eastAsia" w:ascii="微软雅黑" w:hAnsi="微软雅黑" w:eastAsia="微软雅黑" w:cs="微软雅黑"/>
+          <w:rFonts w:hint="default" w:ascii="Times New Roman" w:hAnsi="Times New Roman" w:eastAsia="微软雅黑" w:cs="Times New Roman"/>
           <w:color w:val="000000" w:themeColor="text1"/>
           <w:sz w:val="18"/>
           <w:szCs w:val="18"/>
@@ -6814,7 +6967,7 @@
       </w:pPr>
       <w:r>
         <w:rPr>
-          <w:rFonts w:hint="eastAsia" w:ascii="微软雅黑" w:hAnsi="微软雅黑" w:eastAsia="微软雅黑" w:cs="微软雅黑"/>
+          <w:rFonts w:hint="default" w:ascii="Times New Roman" w:hAnsi="Times New Roman" w:eastAsia="微软雅黑" w:cs="Times New Roman"/>
           <w:color w:val="000000" w:themeColor="text1"/>
           <w:sz w:val="18"/>
           <w:szCs w:val="18"/>
@@ -6850,7 +7003,7 @@
         <w:ind w:left="340" w:right="340"/>
         <w:textAlignment w:val="center"/>
         <w:rPr>
-          <w:rFonts w:hint="eastAsia" w:ascii="微软雅黑" w:hAnsi="微软雅黑" w:eastAsia="微软雅黑" w:cs="微软雅黑"/>
+          <w:rFonts w:hint="default" w:ascii="Times New Roman" w:hAnsi="Times New Roman" w:eastAsia="微软雅黑" w:cs="Times New Roman"/>
           <w:color w:val="000000" w:themeColor="text1"/>
           <w:sz w:val="18"/>
           <w:szCs w:val="18"/>
@@ -6863,7 +7016,7 @@
       </w:pPr>
       <w:r>
         <w:rPr>
-          <w:rFonts w:hint="eastAsia" w:ascii="微软雅黑" w:hAnsi="微软雅黑" w:eastAsia="微软雅黑" w:cs="微软雅黑"/>
+          <w:rFonts w:hint="default" w:ascii="Times New Roman" w:hAnsi="Times New Roman" w:eastAsia="微软雅黑" w:cs="Times New Roman"/>
           <w:i w:val="0"/>
           <w:iCs w:val="0"/>
           <w:caps w:val="0"/>
@@ -6898,7 +7051,7 @@
         <w:ind w:left="340" w:right="340"/>
         <w:textAlignment w:val="center"/>
         <w:rPr>
-          <w:rFonts w:hint="eastAsia" w:ascii="微软雅黑" w:hAnsi="微软雅黑" w:eastAsia="微软雅黑" w:cs="微软雅黑"/>
+          <w:rFonts w:hint="default" w:ascii="Times New Roman" w:hAnsi="Times New Roman" w:eastAsia="微软雅黑" w:cs="Times New Roman"/>
           <w:color w:val="000000" w:themeColor="text1"/>
           <w:sz w:val="18"/>
           <w:szCs w:val="18"/>
@@ -6909,11 +7062,11 @@
           </w14:textFill>
         </w:rPr>
       </w:pPr>
-      <w:bookmarkStart w:id="56" w:name="OLE_LINK12"/>
-      <w:bookmarkStart w:id="57" w:name="OLE_LINK11"/>
-      <w:r>
-        <w:rPr>
-          <w:rFonts w:hint="eastAsia" w:ascii="微软雅黑" w:hAnsi="微软雅黑" w:eastAsia="微软雅黑" w:cs="微软雅黑"/>
+      <w:bookmarkStart w:id="48" w:name="OLE_LINK12"/>
+      <w:bookmarkStart w:id="49" w:name="OLE_LINK11"/>
+      <w:r>
+        <w:rPr>
+          <w:rFonts w:hint="default" w:ascii="Times New Roman" w:hAnsi="Times New Roman" w:eastAsia="微软雅黑" w:cs="Times New Roman"/>
           <w:i w:val="0"/>
           <w:iCs w:val="0"/>
           <w:caps w:val="0"/>
@@ -6948,7 +7101,7 @@
         <w:ind w:left="340" w:right="340"/>
         <w:textAlignment w:val="center"/>
         <w:rPr>
-          <w:rFonts w:hint="eastAsia" w:ascii="微软雅黑" w:hAnsi="微软雅黑" w:eastAsia="微软雅黑" w:cs="微软雅黑"/>
+          <w:rFonts w:hint="default" w:ascii="Times New Roman" w:hAnsi="Times New Roman" w:eastAsia="微软雅黑" w:cs="Times New Roman"/>
           <w:color w:val="000000" w:themeColor="text1"/>
           <w:sz w:val="18"/>
           <w:szCs w:val="18"/>
@@ -6961,7 +7114,7 @@
       </w:pPr>
       <w:r>
         <w:rPr>
-          <w:rFonts w:hint="eastAsia" w:ascii="黑体" w:hAnsi="黑体" w:eastAsia="黑体" w:cs="黑体"/>
+          <w:rFonts w:hint="default" w:ascii="Times New Roman" w:hAnsi="Times New Roman" w:eastAsia="黑体" w:cs="Times New Roman"/>
           <w:b/>
           <w:bCs/>
           <w:i/>
@@ -6976,7 +7129,7 @@
         </w:rPr>
         <w:t>结合</w:t>
       </w:r>
-      <w:bookmarkStart w:id="58" w:name="OLE_LINK28"/>
+      <w:bookmarkStart w:id="50" w:name="OLE_LINK28"/>
       <w:r>
         <w:rPr>
           <w:rFonts w:hint="default" w:ascii="Times New Roman" w:hAnsi="Times New Roman" w:eastAsia="黑体" w:cs="Times New Roman"/>
@@ -6993,10 +7146,10 @@
         </w:rPr>
         <w:t>SpringBoot与ElasticSearch</w:t>
       </w:r>
-      <w:bookmarkEnd w:id="58"/>
-      <w:r>
-        <w:rPr>
-          <w:rFonts w:hint="eastAsia" w:ascii="微软雅黑" w:hAnsi="微软雅黑" w:eastAsia="微软雅黑" w:cs="微软雅黑"/>
+      <w:bookmarkEnd w:id="50"/>
+      <w:r>
+        <w:rPr>
+          <w:rFonts w:hint="default" w:ascii="Times New Roman" w:hAnsi="Times New Roman" w:eastAsia="微软雅黑" w:cs="Times New Roman"/>
           <w:i w:val="0"/>
           <w:iCs w:val="0"/>
           <w:caps w:val="0"/>
@@ -7008,11 +7161,11 @@
         </w:rPr>
         <w:t>，</w:t>
       </w:r>
-      <w:bookmarkEnd w:id="56"/>
-      <w:bookmarkEnd w:id="57"/>
-      <w:r>
-        <w:rPr>
-          <w:rFonts w:hint="eastAsia" w:ascii="微软雅黑" w:hAnsi="微软雅黑" w:eastAsia="微软雅黑" w:cs="微软雅黑"/>
+      <w:bookmarkEnd w:id="48"/>
+      <w:bookmarkEnd w:id="49"/>
+      <w:r>
+        <w:rPr>
+          <w:rFonts w:hint="default" w:ascii="Times New Roman" w:hAnsi="Times New Roman" w:eastAsia="微软雅黑" w:cs="Times New Roman"/>
           <w:i w:val="0"/>
           <w:iCs w:val="0"/>
           <w:caps w:val="0"/>
@@ -7024,7 +7177,7 @@
         </w:rPr>
         <w:t>进行数据索引，结合</w:t>
       </w:r>
-      <w:bookmarkStart w:id="59" w:name="OLE_LINK39"/>
+      <w:bookmarkStart w:id="51" w:name="OLE_LINK39"/>
       <w:r>
         <w:rPr>
           <w:rFonts w:hint="default" w:ascii="Times New Roman" w:hAnsi="Times New Roman" w:eastAsia="微软雅黑" w:cs="Times New Roman"/>
@@ -7039,10 +7192,10 @@
         </w:rPr>
         <w:t>Redis</w:t>
       </w:r>
-      <w:bookmarkEnd w:id="59"/>
-      <w:r>
-        <w:rPr>
-          <w:rFonts w:hint="eastAsia" w:ascii="微软雅黑" w:hAnsi="微软雅黑" w:eastAsia="微软雅黑" w:cs="微软雅黑"/>
+      <w:bookmarkEnd w:id="51"/>
+      <w:r>
+        <w:rPr>
+          <w:rFonts w:hint="default" w:ascii="Times New Roman" w:hAnsi="Times New Roman" w:eastAsia="微软雅黑" w:cs="Times New Roman"/>
           <w:i w:val="0"/>
           <w:iCs w:val="0"/>
           <w:caps w:val="0"/>
@@ -7056,7 +7209,7 @@
       </w:r>
       <w:r>
         <w:rPr>
-          <w:rFonts w:hint="eastAsia" w:ascii="微软雅黑" w:hAnsi="微软雅黑" w:eastAsia="微软雅黑" w:cs="微软雅黑"/>
+          <w:rFonts w:hint="default" w:ascii="Times New Roman" w:hAnsi="Times New Roman" w:eastAsia="微软雅黑" w:cs="Times New Roman"/>
           <w:i w:val="0"/>
           <w:iCs w:val="0"/>
           <w:caps w:val="0"/>
@@ -7071,7 +7224,7 @@
       </w:r>
       <w:r>
         <w:rPr>
-          <w:rFonts w:hint="eastAsia" w:ascii="微软雅黑" w:hAnsi="微软雅黑" w:eastAsia="微软雅黑" w:cs="微软雅黑"/>
+          <w:rFonts w:hint="default" w:ascii="Times New Roman" w:hAnsi="Times New Roman" w:eastAsia="微软雅黑" w:cs="Times New Roman"/>
           <w:i w:val="0"/>
           <w:iCs w:val="0"/>
           <w:caps w:val="0"/>
@@ -7083,7 +7236,7 @@
         </w:rPr>
         <w:t>减轻</w:t>
       </w:r>
-      <w:bookmarkStart w:id="60" w:name="OLE_LINK37"/>
+      <w:bookmarkStart w:id="52" w:name="OLE_LINK37"/>
       <w:r>
         <w:rPr>
           <w:rFonts w:hint="default" w:ascii="Times New Roman" w:hAnsi="Times New Roman" w:eastAsia="微软雅黑" w:cs="Times New Roman"/>
@@ -7098,10 +7251,10 @@
         </w:rPr>
         <w:t>MySQ</w:t>
       </w:r>
-      <w:bookmarkEnd w:id="60"/>
-      <w:r>
-        <w:rPr>
-          <w:rFonts w:hint="eastAsia" w:ascii="微软雅黑" w:hAnsi="微软雅黑" w:eastAsia="微软雅黑" w:cs="微软雅黑"/>
+      <w:bookmarkEnd w:id="52"/>
+      <w:r>
+        <w:rPr>
+          <w:rFonts w:hint="default" w:ascii="Times New Roman" w:hAnsi="Times New Roman" w:eastAsia="微软雅黑" w:cs="Times New Roman"/>
           <w:i w:val="0"/>
           <w:iCs w:val="0"/>
           <w:caps w:val="0"/>
@@ -7136,7 +7289,7 @@
         <w:ind w:left="340" w:right="340"/>
         <w:textAlignment w:val="center"/>
         <w:rPr>
-          <w:rFonts w:hint="eastAsia" w:ascii="微软雅黑" w:hAnsi="微软雅黑" w:eastAsia="微软雅黑" w:cs="微软雅黑"/>
+          <w:rFonts w:hint="default" w:ascii="Times New Roman" w:hAnsi="Times New Roman" w:eastAsia="微软雅黑" w:cs="Times New Roman"/>
           <w:color w:val="000000" w:themeColor="text1"/>
           <w:sz w:val="18"/>
           <w:szCs w:val="18"/>
@@ -7149,7 +7302,7 @@
       </w:pPr>
       <w:r>
         <w:rPr>
-          <w:rFonts w:hint="eastAsia" w:ascii="微软雅黑" w:hAnsi="微软雅黑" w:eastAsia="微软雅黑" w:cs="微软雅黑"/>
+          <w:rFonts w:hint="default" w:ascii="Times New Roman" w:hAnsi="Times New Roman" w:eastAsia="微软雅黑" w:cs="Times New Roman"/>
           <w:i w:val="0"/>
           <w:iCs w:val="0"/>
           <w:caps w:val="0"/>
@@ -7161,7 +7314,7 @@
         </w:rPr>
         <w:t>采用</w:t>
       </w:r>
-      <w:bookmarkStart w:id="61" w:name="OLE_LINK29"/>
+      <w:bookmarkStart w:id="53" w:name="OLE_LINK29"/>
       <w:r>
         <w:rPr>
           <w:rFonts w:hint="default" w:ascii="Times New Roman" w:hAnsi="Times New Roman" w:eastAsia="黑体" w:cs="Times New Roman"/>
@@ -7178,10 +7331,10 @@
         </w:rPr>
         <w:t>SaToken</w:t>
       </w:r>
-      <w:bookmarkEnd w:id="61"/>
-      <w:r>
-        <w:rPr>
-          <w:rFonts w:hint="eastAsia" w:ascii="微软雅黑" w:hAnsi="微软雅黑" w:eastAsia="微软雅黑" w:cs="微软雅黑"/>
+      <w:bookmarkEnd w:id="53"/>
+      <w:r>
+        <w:rPr>
+          <w:rFonts w:hint="default" w:ascii="Times New Roman" w:hAnsi="Times New Roman" w:eastAsia="微软雅黑" w:cs="Times New Roman"/>
           <w:i w:val="0"/>
           <w:iCs w:val="0"/>
           <w:caps w:val="0"/>
@@ -7194,10 +7347,10 @@
         </w:rPr>
         <w:t>通过</w:t>
       </w:r>
-      <w:bookmarkStart w:id="62" w:name="OLE_LINK95"/>
-      <w:r>
-        <w:rPr>
-          <w:rFonts w:hint="eastAsia" w:ascii="微软雅黑" w:hAnsi="微软雅黑" w:eastAsia="微软雅黑" w:cs="微软雅黑"/>
+      <w:bookmarkStart w:id="54" w:name="OLE_LINK95"/>
+      <w:r>
+        <w:rPr>
+          <w:rFonts w:hint="default" w:ascii="Times New Roman" w:hAnsi="Times New Roman" w:eastAsia="微软雅黑" w:cs="Times New Roman"/>
           <w:b/>
           <w:bCs/>
           <w:i/>
@@ -7212,10 +7365,10 @@
         </w:rPr>
         <w:t>优雅简洁的的代码</w:t>
       </w:r>
-      <w:bookmarkEnd w:id="62"/>
-      <w:r>
-        <w:rPr>
-          <w:rFonts w:hint="eastAsia" w:ascii="微软雅黑" w:hAnsi="微软雅黑" w:eastAsia="微软雅黑" w:cs="微软雅黑"/>
+      <w:bookmarkEnd w:id="54"/>
+      <w:r>
+        <w:rPr>
+          <w:rFonts w:hint="default" w:ascii="Times New Roman" w:hAnsi="Times New Roman" w:eastAsia="微软雅黑" w:cs="Times New Roman"/>
           <w:i w:val="0"/>
           <w:iCs w:val="0"/>
           <w:caps w:val="0"/>
@@ -7229,7 +7382,7 @@
       </w:r>
       <w:r>
         <w:rPr>
-          <w:rFonts w:hint="eastAsia" w:ascii="微软雅黑" w:hAnsi="微软雅黑" w:eastAsia="微软雅黑" w:cs="微软雅黑"/>
+          <w:rFonts w:hint="default" w:ascii="Times New Roman" w:hAnsi="Times New Roman" w:eastAsia="微软雅黑" w:cs="Times New Roman"/>
           <w:i w:val="0"/>
           <w:iCs w:val="0"/>
           <w:caps w:val="0"/>
@@ -7244,7 +7397,7 @@
       </w:r>
       <w:r>
         <w:rPr>
-          <w:rFonts w:hint="eastAsia" w:ascii="微软雅黑" w:hAnsi="微软雅黑" w:eastAsia="微软雅黑" w:cs="微软雅黑"/>
+          <w:rFonts w:hint="default" w:ascii="Times New Roman" w:hAnsi="Times New Roman" w:eastAsia="微软雅黑" w:cs="Times New Roman"/>
           <w:i w:val="0"/>
           <w:iCs w:val="0"/>
           <w:caps w:val="0"/>
@@ -7258,7 +7411,7 @@
       </w:r>
       <w:r>
         <w:rPr>
-          <w:rFonts w:hint="eastAsia" w:ascii="微软雅黑" w:hAnsi="微软雅黑" w:eastAsia="微软雅黑" w:cs="微软雅黑"/>
+          <w:rFonts w:hint="default" w:ascii="Times New Roman" w:hAnsi="Times New Roman" w:eastAsia="微软雅黑" w:cs="Times New Roman"/>
           <w:i w:val="0"/>
           <w:iCs w:val="0"/>
           <w:caps w:val="0"/>
@@ -7273,7 +7426,7 @@
       </w:r>
       <w:r>
         <w:rPr>
-          <w:rFonts w:hint="eastAsia" w:ascii="微软雅黑" w:hAnsi="微软雅黑" w:eastAsia="微软雅黑" w:cs="微软雅黑"/>
+          <w:rFonts w:hint="default" w:ascii="Times New Roman" w:hAnsi="Times New Roman" w:eastAsia="微软雅黑" w:cs="Times New Roman"/>
           <w:i w:val="0"/>
           <w:iCs w:val="0"/>
           <w:caps w:val="0"/>
@@ -7309,7 +7462,7 @@
         <w:ind w:left="340" w:right="340"/>
         <w:textAlignment w:val="center"/>
         <w:rPr>
-          <w:rFonts w:hint="eastAsia" w:ascii="微软雅黑" w:hAnsi="微软雅黑" w:eastAsia="微软雅黑" w:cs="微软雅黑"/>
+          <w:rFonts w:hint="default" w:ascii="Times New Roman" w:hAnsi="Times New Roman" w:eastAsia="微软雅黑" w:cs="Times New Roman"/>
           <w:color w:val="000000" w:themeColor="text1"/>
           <w:sz w:val="18"/>
           <w:szCs w:val="18"/>
@@ -7322,7 +7475,7 @@
       </w:pPr>
       <w:r>
         <w:rPr>
-          <w:rFonts w:hint="eastAsia" w:ascii="微软雅黑" w:hAnsi="微软雅黑" w:eastAsia="微软雅黑" w:cs="微软雅黑"/>
+          <w:rFonts w:hint="default" w:ascii="Times New Roman" w:hAnsi="Times New Roman" w:eastAsia="微软雅黑" w:cs="Times New Roman"/>
           <w:i w:val="0"/>
           <w:iCs w:val="0"/>
           <w:caps w:val="0"/>
@@ -7357,7 +7510,7 @@
         <w:ind w:left="340" w:right="340"/>
         <w:textAlignment w:val="center"/>
         <w:rPr>
-          <w:rFonts w:hint="eastAsia" w:ascii="微软雅黑" w:hAnsi="微软雅黑" w:eastAsia="微软雅黑" w:cs="微软雅黑"/>
+          <w:rFonts w:hint="default" w:ascii="Times New Roman" w:hAnsi="Times New Roman" w:eastAsia="微软雅黑" w:cs="Times New Roman"/>
           <w:color w:val="000000" w:themeColor="text1"/>
           <w:sz w:val="18"/>
           <w:szCs w:val="18"/>
@@ -7370,7 +7523,7 @@
       </w:pPr>
       <w:r>
         <w:rPr>
-          <w:rFonts w:hint="eastAsia" w:ascii="微软雅黑" w:hAnsi="微软雅黑" w:eastAsia="微软雅黑" w:cs="微软雅黑"/>
+          <w:rFonts w:hint="default" w:ascii="Times New Roman" w:hAnsi="Times New Roman" w:eastAsia="微软雅黑" w:cs="Times New Roman"/>
           <w:i w:val="0"/>
           <w:iCs w:val="0"/>
           <w:caps w:val="0"/>
@@ -7405,7 +7558,7 @@
         <w:ind w:left="340" w:right="340"/>
         <w:textAlignment w:val="center"/>
         <w:rPr>
-          <w:rFonts w:hint="eastAsia" w:ascii="微软雅黑" w:hAnsi="微软雅黑" w:eastAsia="微软雅黑" w:cs="微软雅黑"/>
+          <w:rFonts w:hint="default" w:ascii="Times New Roman" w:hAnsi="Times New Roman" w:eastAsia="微软雅黑" w:cs="Times New Roman"/>
           <w:color w:val="000000" w:themeColor="text1"/>
           <w:sz w:val="18"/>
           <w:szCs w:val="18"/>
@@ -7418,7 +7571,7 @@
       </w:pPr>
       <w:r>
         <w:rPr>
-          <w:rFonts w:hint="eastAsia" w:ascii="微软雅黑" w:hAnsi="微软雅黑" w:eastAsia="微软雅黑" w:cs="微软雅黑"/>
+          <w:rFonts w:hint="default" w:ascii="Times New Roman" w:hAnsi="Times New Roman" w:eastAsia="微软雅黑" w:cs="Times New Roman"/>
           <w:i w:val="0"/>
           <w:iCs w:val="0"/>
           <w:caps w:val="0"/>
@@ -7430,7 +7583,7 @@
         </w:rPr>
         <w:t>借助</w:t>
       </w:r>
-      <w:bookmarkStart w:id="63" w:name="OLE_LINK31"/>
+      <w:bookmarkStart w:id="55" w:name="OLE_LINK31"/>
       <w:r>
         <w:rPr>
           <w:rFonts w:hint="default" w:ascii="Times New Roman" w:hAnsi="Times New Roman" w:eastAsia="黑体" w:cs="Times New Roman"/>
@@ -7447,10 +7600,10 @@
         </w:rPr>
         <w:t>KafkaStream</w:t>
       </w:r>
-      <w:bookmarkEnd w:id="63"/>
-      <w:r>
-        <w:rPr>
-          <w:rFonts w:hint="eastAsia" w:ascii="微软雅黑" w:hAnsi="微软雅黑" w:eastAsia="微软雅黑" w:cs="微软雅黑"/>
+      <w:bookmarkEnd w:id="55"/>
+      <w:r>
+        <w:rPr>
+          <w:rFonts w:hint="default" w:ascii="Times New Roman" w:hAnsi="Times New Roman" w:eastAsia="微软雅黑" w:cs="Times New Roman"/>
           <w:i w:val="0"/>
           <w:iCs w:val="0"/>
           <w:caps w:val="0"/>
@@ -7462,8 +7615,8 @@
         </w:rPr>
         <w:t>实时计算视频的点赞、评论与收藏数据，结合</w:t>
       </w:r>
-      <w:bookmarkStart w:id="64" w:name="OLE_LINK38"/>
-      <w:bookmarkStart w:id="65" w:name="OLE_LINK106"/>
+      <w:bookmarkStart w:id="56" w:name="OLE_LINK38"/>
+      <w:bookmarkStart w:id="57" w:name="OLE_LINK106"/>
       <w:r>
         <w:rPr>
           <w:rFonts w:hint="default" w:ascii="Times New Roman" w:hAnsi="Times New Roman" w:eastAsia="微软雅黑" w:cs="Times New Roman"/>
@@ -7480,10 +7633,10 @@
         </w:rPr>
         <w:t>Redis</w:t>
       </w:r>
-      <w:bookmarkEnd w:id="64"/>
-      <w:r>
-        <w:rPr>
-          <w:rFonts w:hint="eastAsia" w:ascii="微软雅黑" w:hAnsi="微软雅黑" w:eastAsia="微软雅黑" w:cs="微软雅黑"/>
+      <w:bookmarkEnd w:id="56"/>
+      <w:r>
+        <w:rPr>
+          <w:rFonts w:hint="default" w:ascii="Times New Roman" w:hAnsi="Times New Roman" w:eastAsia="微软雅黑" w:cs="Times New Roman"/>
           <w:b/>
           <w:bCs/>
           <w:i/>
@@ -7497,10 +7650,10 @@
         </w:rPr>
         <w:t>缓存技术</w:t>
       </w:r>
-      <w:bookmarkEnd w:id="65"/>
-      <w:r>
-        <w:rPr>
-          <w:rFonts w:hint="eastAsia" w:ascii="微软雅黑" w:hAnsi="微软雅黑" w:eastAsia="微软雅黑" w:cs="微软雅黑"/>
+      <w:bookmarkEnd w:id="57"/>
+      <w:r>
+        <w:rPr>
+          <w:rFonts w:hint="default" w:ascii="Times New Roman" w:hAnsi="Times New Roman" w:eastAsia="微软雅黑" w:cs="Times New Roman"/>
           <w:i w:val="0"/>
           <w:iCs w:val="0"/>
           <w:caps w:val="0"/>
@@ -7512,11 +7665,11 @@
         </w:rPr>
         <w:t>，确保系统能够</w:t>
       </w:r>
-      <w:bookmarkStart w:id="66" w:name="OLE_LINK89"/>
-      <w:bookmarkStart w:id="67" w:name="OLE_LINK90"/>
-      <w:r>
-        <w:rPr>
-          <w:rFonts w:hint="eastAsia" w:ascii="微软雅黑" w:hAnsi="微软雅黑" w:eastAsia="微软雅黑" w:cs="微软雅黑"/>
+      <w:bookmarkStart w:id="58" w:name="OLE_LINK89"/>
+      <w:bookmarkStart w:id="59" w:name="OLE_LINK90"/>
+      <w:r>
+        <w:rPr>
+          <w:rFonts w:hint="default" w:ascii="Times New Roman" w:hAnsi="Times New Roman" w:eastAsia="微软雅黑" w:cs="Times New Roman"/>
           <w:b/>
           <w:bCs/>
           <w:i/>
@@ -7530,10 +7683,10 @@
         </w:rPr>
         <w:t>快速响应并处理海量数据</w:t>
       </w:r>
-      <w:bookmarkEnd w:id="66"/>
-      <w:r>
-        <w:rPr>
-          <w:rFonts w:hint="eastAsia" w:ascii="微软雅黑" w:hAnsi="微软雅黑" w:eastAsia="微软雅黑" w:cs="微软雅黑"/>
+      <w:bookmarkEnd w:id="58"/>
+      <w:r>
+        <w:rPr>
+          <w:rFonts w:hint="default" w:ascii="Times New Roman" w:hAnsi="Times New Roman" w:eastAsia="微软雅黑" w:cs="Times New Roman"/>
           <w:i/>
           <w:iCs/>
           <w:caps w:val="0"/>
@@ -7545,10 +7698,10 @@
         </w:rPr>
         <w:t>。</w:t>
       </w:r>
-      <w:bookmarkEnd w:id="67"/>
-      <w:r>
-        <w:rPr>
-          <w:rFonts w:hint="eastAsia" w:ascii="微软雅黑" w:hAnsi="微软雅黑" w:eastAsia="微软雅黑" w:cs="微软雅黑"/>
+      <w:bookmarkEnd w:id="59"/>
+      <w:r>
+        <w:rPr>
+          <w:rFonts w:hint="default" w:ascii="Times New Roman" w:hAnsi="Times New Roman" w:eastAsia="微软雅黑" w:cs="Times New Roman"/>
           <w:i w:val="0"/>
           <w:iCs w:val="0"/>
           <w:caps w:val="0"/>
@@ -7576,7 +7729,7 @@
         </w:rPr>
         <w:t>XXL</w:t>
       </w:r>
-      <w:bookmarkStart w:id="68" w:name="OLE_LINK34"/>
+      <w:bookmarkStart w:id="60" w:name="OLE_LINK34"/>
       <w:r>
         <w:rPr>
           <w:rFonts w:hint="default" w:ascii="Times New Roman" w:hAnsi="Times New Roman" w:eastAsia="黑体" w:cs="Times New Roman"/>
@@ -7593,7 +7746,7 @@
         </w:rPr>
         <w:t>-</w:t>
       </w:r>
-      <w:bookmarkEnd w:id="68"/>
+      <w:bookmarkEnd w:id="60"/>
       <w:r>
         <w:rPr>
           <w:rFonts w:hint="default" w:ascii="Times New Roman" w:hAnsi="Times New Roman" w:eastAsia="黑体" w:cs="Times New Roman"/>
@@ -7612,7 +7765,7 @@
       </w:r>
       <w:r>
         <w:rPr>
-          <w:rFonts w:hint="eastAsia" w:ascii="微软雅黑" w:hAnsi="微软雅黑" w:eastAsia="微软雅黑" w:cs="微软雅黑"/>
+          <w:rFonts w:hint="default" w:ascii="Times New Roman" w:hAnsi="Times New Roman" w:eastAsia="微软雅黑" w:cs="Times New Roman"/>
           <w:i w:val="0"/>
           <w:iCs w:val="0"/>
           <w:caps w:val="0"/>
@@ -7626,7 +7779,7 @@
       </w:r>
       <w:r>
         <w:rPr>
-          <w:rFonts w:hint="eastAsia" w:ascii="微软雅黑" w:hAnsi="微软雅黑" w:eastAsia="微软雅黑" w:cs="微软雅黑"/>
+          <w:rFonts w:hint="default" w:ascii="Times New Roman" w:hAnsi="Times New Roman" w:eastAsia="微软雅黑" w:cs="Times New Roman"/>
           <w:color w:val="000000" w:themeColor="text1"/>
           <w:sz w:val="18"/>
           <w:szCs w:val="18"/>
@@ -7663,7 +7816,7 @@
         <w:jc w:val="both"/>
         <w:textAlignment w:val="center"/>
         <w:rPr>
-          <w:rFonts w:hint="eastAsia" w:ascii="微软雅黑" w:hAnsi="微软雅黑" w:eastAsia="微软雅黑" w:cs="微软雅黑"/>
+          <w:rFonts w:hint="default" w:ascii="Times New Roman" w:hAnsi="Times New Roman" w:eastAsia="微软雅黑" w:cs="Times New Roman"/>
           <w:color w:val="000000" w:themeColor="text1"/>
           <w:sz w:val="18"/>
           <w:szCs w:val="18"/>
@@ -7674,7 +7827,7 @@
           </w14:textFill>
         </w:rPr>
       </w:pPr>
-      <w:bookmarkStart w:id="69" w:name="OLE_LINK17"/>
+      <w:bookmarkStart w:id="61" w:name="OLE_LINK17"/>
     </w:p>
     <w:p>
       <w:pPr>
@@ -7700,7 +7853,7 @@
         <w:jc w:val="both"/>
         <w:textAlignment w:val="center"/>
         <w:rPr>
-          <w:rFonts w:hint="eastAsia" w:ascii="微软雅黑" w:hAnsi="微软雅黑" w:eastAsia="微软雅黑" w:cs="微软雅黑"/>
+          <w:rFonts w:hint="default" w:ascii="Times New Roman" w:hAnsi="Times New Roman" w:eastAsia="微软雅黑" w:cs="Times New Roman"/>
           <w:color w:val="000000" w:themeColor="text1"/>
           <w:sz w:val="18"/>
           <w:szCs w:val="18"/>
@@ -7713,6 +7866,7 @@
       </w:pPr>
       <w:r>
         <w:rPr>
+          <w:rFonts w:hint="default" w:ascii="Times New Roman" w:hAnsi="Times New Roman" w:cs="Times New Roman"/>
           <w:sz w:val="18"/>
         </w:rPr>
         <mc:AlternateContent>
@@ -7802,7 +7956,7 @@
         <w:ind w:firstLine="360" w:firstLineChars="200"/>
         <w:textAlignment w:val="center"/>
         <w:rPr>
-          <w:rFonts w:hint="eastAsia" w:ascii="微软雅黑" w:hAnsi="微软雅黑" w:eastAsia="微软雅黑" w:cs="微软雅黑"/>
+          <w:rFonts w:hint="default" w:ascii="Times New Roman" w:hAnsi="Times New Roman" w:eastAsia="微软雅黑" w:cs="Times New Roman"/>
           <w:color w:val="000000" w:themeColor="text1"/>
           <w:sz w:val="18"/>
           <w:szCs w:val="18"/>
@@ -7815,7 +7969,7 @@
       </w:pPr>
       <w:r>
         <w:rPr>
-          <w:rFonts w:hint="eastAsia" w:ascii="微软雅黑" w:hAnsi="微软雅黑" w:eastAsia="微软雅黑" w:cs="微软雅黑"/>
+          <w:rFonts w:hint="default" w:ascii="Times New Roman" w:hAnsi="Times New Roman" w:eastAsia="微软雅黑" w:cs="Times New Roman"/>
           <w:b/>
           <w:color w:val="000000" w:themeColor="text1"/>
           <w:sz w:val="18"/>
@@ -7830,7 +7984,7 @@
         <w:t>自我评价</w:t>
       </w:r>
     </w:p>
-    <w:bookmarkEnd w:id="69"/>
+    <w:bookmarkEnd w:id="61"/>
     <w:p>
       <w:pPr>
         <w:keepNext w:val="0"/>
@@ -7853,7 +8007,7 @@
         <w:ind w:left="340" w:right="340"/>
         <w:textAlignment w:val="center"/>
         <w:rPr>
-          <w:rFonts w:hint="eastAsia" w:ascii="微软雅黑" w:hAnsi="微软雅黑" w:eastAsia="微软雅黑" w:cs="微软雅黑"/>
+          <w:rFonts w:hint="default" w:ascii="Times New Roman" w:hAnsi="Times New Roman" w:eastAsia="微软雅黑" w:cs="Times New Roman"/>
           <w:color w:val="000000" w:themeColor="text1"/>
           <w:sz w:val="18"/>
           <w:szCs w:val="18"/>
@@ -7866,7 +8020,7 @@
       </w:pPr>
       <w:r>
         <w:rPr>
-          <w:rFonts w:hint="eastAsia" w:ascii="微软雅黑" w:hAnsi="微软雅黑" w:eastAsia="微软雅黑" w:cs="微软雅黑"/>
+          <w:rFonts w:hint="default" w:ascii="Times New Roman" w:hAnsi="Times New Roman" w:eastAsia="微软雅黑" w:cs="Times New Roman"/>
           <w:color w:val="000000" w:themeColor="text1"/>
           <w:sz w:val="18"/>
           <w:szCs w:val="18"/>
@@ -7902,7 +8056,7 @@
         <w:ind w:left="340" w:right="340"/>
         <w:textAlignment w:val="center"/>
         <w:rPr>
-          <w:rFonts w:hint="eastAsia" w:ascii="微软雅黑" w:hAnsi="微软雅黑" w:eastAsia="微软雅黑" w:cs="微软雅黑"/>
+          <w:rFonts w:hint="default" w:ascii="Times New Roman" w:hAnsi="Times New Roman" w:eastAsia="微软雅黑" w:cs="Times New Roman"/>
           <w:color w:val="000000" w:themeColor="text1"/>
           <w:sz w:val="18"/>
           <w:szCs w:val="18"/>
@@ -7915,7 +8069,7 @@
       </w:pPr>
       <w:r>
         <w:rPr>
-          <w:rFonts w:hint="eastAsia" w:ascii="微软雅黑" w:hAnsi="微软雅黑" w:eastAsia="微软雅黑" w:cs="微软雅黑"/>
+          <w:rFonts w:hint="default" w:ascii="Times New Roman" w:hAnsi="Times New Roman" w:eastAsia="微软雅黑" w:cs="Times New Roman"/>
           <w:color w:val="000000" w:themeColor="text1"/>
           <w:sz w:val="18"/>
           <w:szCs w:val="18"/>
@@ -7950,7 +8104,7 @@
         <w:ind w:left="340" w:right="340"/>
         <w:textAlignment w:val="center"/>
         <w:rPr>
-          <w:rFonts w:hint="eastAsia" w:ascii="微软雅黑" w:hAnsi="微软雅黑" w:eastAsia="微软雅黑" w:cs="微软雅黑"/>
+          <w:rFonts w:hint="default" w:ascii="Times New Roman" w:hAnsi="Times New Roman" w:eastAsia="微软雅黑" w:cs="Times New Roman"/>
           <w:color w:val="000000" w:themeColor="text1"/>
           <w:sz w:val="18"/>
           <w:szCs w:val="18"/>
@@ -7963,7 +8117,7 @@
       </w:pPr>
       <w:r>
         <w:rPr>
-          <w:rFonts w:hint="eastAsia" w:ascii="微软雅黑" w:hAnsi="微软雅黑" w:eastAsia="微软雅黑" w:cs="微软雅黑"/>
+          <w:rFonts w:hint="default" w:ascii="Times New Roman" w:hAnsi="Times New Roman" w:eastAsia="微软雅黑" w:cs="Times New Roman"/>
           <w:color w:val="000000" w:themeColor="text1"/>
           <w:sz w:val="18"/>
           <w:szCs w:val="18"/>
@@ -7998,7 +8152,7 @@
         <w:ind w:right="340" w:rightChars="0"/>
         <w:textAlignment w:val="center"/>
         <w:rPr>
-          <w:rFonts w:hint="eastAsia" w:ascii="微软雅黑" w:hAnsi="微软雅黑" w:eastAsia="微软雅黑" w:cs="微软雅黑"/>
+          <w:rFonts w:hint="default" w:ascii="Times New Roman" w:hAnsi="Times New Roman" w:eastAsia="微软雅黑" w:cs="Times New Roman"/>
           <w:color w:val="000000" w:themeColor="text1"/>
           <w:sz w:val="18"/>
           <w:szCs w:val="18"/>
@@ -8032,6 +8186,7 @@
         <w:ind w:right="340" w:rightChars="0"/>
         <w:textAlignment w:val="center"/>
         <w:rPr>
+          <w:rFonts w:hint="default" w:ascii="Times New Roman" w:hAnsi="Times New Roman" w:cs="Times New Roman"/>
           <w:color w:val="000000" w:themeColor="text1"/>
           <w14:textFill>
             <w14:solidFill>
@@ -8063,6 +8218,7 @@
         <w:ind w:right="340" w:rightChars="0"/>
         <w:textAlignment w:val="center"/>
         <w:rPr>
+          <w:rFonts w:hint="default" w:ascii="Times New Roman" w:hAnsi="Times New Roman" w:cs="Times New Roman"/>
           <w:color w:val="000000" w:themeColor="text1"/>
           <w14:textFill>
             <w14:solidFill>
@@ -8091,7 +8247,7 @@
         <w:ind w:firstLine="360" w:firstLineChars="200"/>
         <w:textAlignment w:val="center"/>
         <w:rPr>
-          <w:rFonts w:ascii="微软雅黑" w:hAnsi="微软雅黑" w:eastAsia="微软雅黑" w:cs="微软雅黑"/>
+          <w:rFonts w:hint="default" w:ascii="Times New Roman" w:hAnsi="Times New Roman" w:eastAsia="微软雅黑" w:cs="Times New Roman"/>
           <w:b/>
           <w:color w:val="000000" w:themeColor="text1"/>
           <w:sz w:val="18"/>

--- a/doc/简历/陈雪明的简历.docx
+++ b/doc/简历/陈雪明的简历.docx
@@ -1480,8 +1480,6 @@
         <w:t xml:space="preserve">MVCC </w:t>
       </w:r>
       <w:bookmarkEnd w:id="6"/>
-      <w:bookmarkStart w:id="62" w:name="_GoBack"/>
-      <w:bookmarkEnd w:id="62"/>
       <w:r>
         <w:rPr>
           <w:rFonts w:hint="default" w:ascii="Times New Roman" w:hAnsi="Times New Roman" w:eastAsia="微软雅黑" w:cs="Times New Roman"/>
@@ -1958,232 +1956,6 @@
         <w:keepLines w:val="0"/>
         <w:pageBreakBefore w:val="0"/>
         <w:widowControl w:val="0"/>
-        <w:numPr>
-          <w:ilvl w:val="0"/>
-          <w:numId w:val="1"/>
-        </w:numPr>
-        <w:kinsoku/>
-        <w:wordWrap/>
-        <w:overflowPunct/>
-        <w:topLinePunct w:val="0"/>
-        <w:autoSpaceDE/>
-        <w:autoSpaceDN/>
-        <w:bidi w:val="0"/>
-        <w:adjustRightInd/>
-        <w:snapToGrid/>
-        <w:spacing w:before="0" w:after="0" w:line="240" w:lineRule="exact"/>
-        <w:ind w:left="340" w:right="340"/>
-        <w:textAlignment w:val="center"/>
-        <w:rPr>
-          <w:rFonts w:hint="default" w:ascii="Times New Roman" w:hAnsi="Times New Roman" w:eastAsia="微软雅黑" w:cs="Times New Roman"/>
-          <w:color w:val="000000" w:themeColor="text1"/>
-          <w:sz w:val="18"/>
-          <w:szCs w:val="18"/>
-          <w14:textFill>
-            <w14:solidFill>
-              <w14:schemeClr w14:val="tx1"/>
-            </w14:solidFill>
-          </w14:textFill>
-        </w:rPr>
-      </w:pPr>
-      <w:r>
-        <w:rPr>
-          <w:rStyle w:val="8"/>
-          <w:rFonts w:hint="default" w:ascii="Times New Roman" w:hAnsi="Times New Roman" w:eastAsia="微软雅黑" w:cs="Times New Roman"/>
-          <w:b/>
-          <w:bCs w:val="0"/>
-          <w:i/>
-          <w:iCs/>
-          <w:sz w:val="18"/>
-          <w:szCs w:val="18"/>
-        </w:rPr>
-        <w:t xml:space="preserve">DevOps </w:t>
-      </w:r>
-      <w:r>
-        <w:rPr>
-          <w:rStyle w:val="8"/>
-          <w:rFonts w:hint="default" w:ascii="Times New Roman" w:hAnsi="Times New Roman" w:eastAsia="微软雅黑" w:cs="Times New Roman"/>
-          <w:b w:val="0"/>
-          <w:bCs/>
-          <w:sz w:val="18"/>
-          <w:szCs w:val="18"/>
-        </w:rPr>
-        <w:t>&amp; 其他工具</w:t>
-      </w:r>
-      <w:r>
-        <w:rPr>
-          <w:rFonts w:hint="default" w:ascii="Times New Roman" w:hAnsi="Times New Roman" w:eastAsia="微软雅黑" w:cs="Times New Roman"/>
-          <w:sz w:val="18"/>
-          <w:szCs w:val="18"/>
-        </w:rPr>
-        <w:t xml:space="preserve">: 熟悉 </w:t>
-      </w:r>
-      <w:bookmarkStart w:id="14" w:name="OLE_LINK75"/>
-      <w:r>
-        <w:rPr>
-          <w:rFonts w:hint="default" w:ascii="Times New Roman" w:hAnsi="Times New Roman" w:eastAsia="微软雅黑" w:cs="Times New Roman"/>
-          <w:b/>
-          <w:bCs/>
-          <w:i/>
-          <w:iCs/>
-          <w:sz w:val="18"/>
-          <w:szCs w:val="18"/>
-        </w:rPr>
-        <w:t>Docker、OkHttp、EasyExcel、Hutool、iRepor、MongoDB、ElasticSearch</w:t>
-      </w:r>
-      <w:bookmarkEnd w:id="14"/>
-      <w:r>
-        <w:rPr>
-          <w:rFonts w:hint="default" w:ascii="Times New Roman" w:hAnsi="Times New Roman" w:eastAsia="微软雅黑" w:cs="Times New Roman"/>
-          <w:sz w:val="18"/>
-          <w:szCs w:val="18"/>
-        </w:rPr>
-        <w:t xml:space="preserve"> 等工具</w:t>
-      </w:r>
-      <w:r>
-        <w:rPr>
-          <w:rFonts w:hint="default" w:ascii="Times New Roman" w:hAnsi="Times New Roman" w:eastAsia="微软雅黑" w:cs="Times New Roman"/>
-          <w:sz w:val="18"/>
-          <w:szCs w:val="18"/>
-          <w:lang w:eastAsia="zh-CN"/>
-        </w:rPr>
-        <w:t>。</w:t>
-      </w:r>
-    </w:p>
-    <w:p>
-      <w:pPr>
-        <w:keepNext w:val="0"/>
-        <w:keepLines w:val="0"/>
-        <w:pageBreakBefore w:val="0"/>
-        <w:widowControl w:val="0"/>
-        <w:numPr>
-          <w:ilvl w:val="0"/>
-          <w:numId w:val="1"/>
-        </w:numPr>
-        <w:kinsoku/>
-        <w:wordWrap/>
-        <w:overflowPunct/>
-        <w:topLinePunct w:val="0"/>
-        <w:autoSpaceDE/>
-        <w:autoSpaceDN/>
-        <w:bidi w:val="0"/>
-        <w:adjustRightInd/>
-        <w:snapToGrid/>
-        <w:spacing w:before="0" w:after="0" w:line="240" w:lineRule="exact"/>
-        <w:ind w:left="340" w:right="340"/>
-        <w:textAlignment w:val="center"/>
-        <w:rPr>
-          <w:rFonts w:hint="default" w:ascii="Times New Roman" w:hAnsi="Times New Roman" w:cs="Times New Roman"/>
-          <w:color w:val="000000" w:themeColor="text1"/>
-          <w14:textFill>
-            <w14:solidFill>
-              <w14:schemeClr w14:val="tx1"/>
-            </w14:solidFill>
-          </w14:textFill>
-        </w:rPr>
-      </w:pPr>
-      <w:r>
-        <w:rPr>
-          <w:rStyle w:val="8"/>
-          <w:rFonts w:hint="default" w:ascii="Times New Roman" w:hAnsi="Times New Roman" w:eastAsia="微软雅黑" w:cs="Times New Roman"/>
-          <w:b w:val="0"/>
-          <w:bCs/>
-          <w:sz w:val="18"/>
-          <w:szCs w:val="18"/>
-        </w:rPr>
-        <w:t>版本控制 &amp; 安全</w:t>
-      </w:r>
-      <w:r>
-        <w:rPr>
-          <w:rFonts w:hint="default" w:ascii="Times New Roman" w:hAnsi="Times New Roman" w:eastAsia="微软雅黑" w:cs="Times New Roman"/>
-          <w:sz w:val="18"/>
-          <w:szCs w:val="18"/>
-        </w:rPr>
-        <w:t>: 熟练</w:t>
-      </w:r>
-      <w:bookmarkStart w:id="15" w:name="OLE_LINK80"/>
-      <w:r>
-        <w:rPr>
-          <w:rFonts w:hint="default" w:ascii="Times New Roman" w:hAnsi="Times New Roman" w:eastAsia="微软雅黑" w:cs="Times New Roman"/>
-          <w:sz w:val="18"/>
-          <w:szCs w:val="18"/>
-        </w:rPr>
-        <w:t xml:space="preserve">使用 </w:t>
-      </w:r>
-      <w:r>
-        <w:rPr>
-          <w:rFonts w:hint="default" w:ascii="Times New Roman" w:hAnsi="Times New Roman" w:eastAsia="微软雅黑" w:cs="Times New Roman"/>
-          <w:b/>
-          <w:bCs/>
-          <w:i/>
-          <w:iCs/>
-          <w:sz w:val="18"/>
-          <w:szCs w:val="18"/>
-        </w:rPr>
-        <w:t>Git</w:t>
-      </w:r>
-      <w:bookmarkEnd w:id="15"/>
-      <w:r>
-        <w:rPr>
-          <w:rFonts w:hint="default" w:ascii="Times New Roman" w:hAnsi="Times New Roman" w:eastAsia="微软雅黑" w:cs="Times New Roman"/>
-          <w:sz w:val="18"/>
-          <w:szCs w:val="18"/>
-        </w:rPr>
-        <w:t xml:space="preserve">，掌握 </w:t>
-      </w:r>
-      <w:r>
-        <w:rPr>
-          <w:rFonts w:hint="default" w:ascii="Times New Roman" w:hAnsi="Times New Roman" w:eastAsia="微软雅黑" w:cs="Times New Roman"/>
-          <w:b/>
-          <w:bCs/>
-          <w:i/>
-          <w:iCs/>
-          <w:sz w:val="18"/>
-          <w:szCs w:val="18"/>
-        </w:rPr>
-        <w:t xml:space="preserve">SpringSecurity </w:t>
-      </w:r>
-      <w:bookmarkStart w:id="16" w:name="OLE_LINK79"/>
-      <w:r>
-        <w:rPr>
-          <w:rFonts w:hint="default" w:ascii="Times New Roman" w:hAnsi="Times New Roman" w:eastAsia="微软雅黑" w:cs="Times New Roman"/>
-          <w:b/>
-          <w:bCs/>
-          <w:i w:val="0"/>
-          <w:iCs w:val="0"/>
-          <w:sz w:val="18"/>
-          <w:szCs w:val="18"/>
-        </w:rPr>
-        <w:t xml:space="preserve">和 </w:t>
-      </w:r>
-      <w:bookmarkEnd w:id="16"/>
-      <w:r>
-        <w:rPr>
-          <w:rFonts w:hint="default" w:ascii="Times New Roman" w:hAnsi="Times New Roman" w:eastAsia="微软雅黑" w:cs="Times New Roman"/>
-          <w:b/>
-          <w:bCs/>
-          <w:i/>
-          <w:iCs/>
-          <w:sz w:val="18"/>
-          <w:szCs w:val="18"/>
-        </w:rPr>
-        <w:t>Sa-Token</w:t>
-      </w:r>
-      <w:r>
-        <w:rPr>
-          <w:rFonts w:hint="default" w:ascii="Times New Roman" w:hAnsi="Times New Roman" w:eastAsia="微软雅黑" w:cs="Times New Roman"/>
-          <w:sz w:val="18"/>
-          <w:szCs w:val="18"/>
-        </w:rPr>
-        <w:t xml:space="preserve"> 等权限认证框架。</w:t>
-      </w:r>
-    </w:p>
-    <w:p>
-      <w:pPr>
-        <w:keepNext w:val="0"/>
-        <w:keepLines w:val="0"/>
-        <w:pageBreakBefore w:val="0"/>
-        <w:widowControl w:val="0"/>
         <w:kinsoku/>
         <w:wordWrap/>
         <w:overflowPunct/>
@@ -2209,6 +1981,8 @@
           </w14:textFill>
         </w:rPr>
       </w:pPr>
+      <w:bookmarkStart w:id="59" w:name="_GoBack"/>
+      <w:bookmarkEnd w:id="59"/>
       <w:r>
         <w:rPr>
           <w:rFonts w:hint="default" w:ascii="Times New Roman" w:hAnsi="Times New Roman" w:cs="Times New Roman"/>
@@ -2313,7 +2087,7 @@
           </w14:textFill>
         </w:rPr>
       </w:pPr>
-      <w:bookmarkStart w:id="17" w:name="OLE_LINK111"/>
+      <w:bookmarkStart w:id="14" w:name="OLE_LINK111"/>
       <w:r>
         <w:rPr>
           <w:rFonts w:hint="default" w:ascii="Times New Roman" w:hAnsi="Times New Roman" w:eastAsia="微软雅黑" w:cs="Times New Roman"/>
@@ -2330,7 +2104,7 @@
         <w:t>实习经历</w:t>
       </w:r>
     </w:p>
-    <w:bookmarkEnd w:id="17"/>
+    <w:bookmarkEnd w:id="14"/>
     <w:p>
       <w:pPr>
         <w:keepNext w:val="0"/>
@@ -2368,7 +2142,7 @@
           </w14:textFill>
         </w:rPr>
       </w:pPr>
-      <w:bookmarkStart w:id="18" w:name="OLE_LINK15"/>
+      <w:bookmarkStart w:id="15" w:name="OLE_LINK15"/>
       <w:r>
         <w:rPr>
           <w:rFonts w:hint="default" w:ascii="Times New Roman" w:hAnsi="Times New Roman" w:eastAsia="微软雅黑" w:cs="Times New Roman"/>
@@ -2606,7 +2380,7 @@
         </w:rPr>
       </w:pPr>
     </w:p>
-    <w:bookmarkEnd w:id="18"/>
+    <w:bookmarkEnd w:id="15"/>
     <w:p>
       <w:pPr>
         <w:keepNext w:val="0"/>
@@ -3346,7 +3120,7 @@
           </w14:textFill>
         </w:rPr>
       </w:pPr>
-      <w:bookmarkStart w:id="19" w:name="OLE_LINK3"/>
+      <w:bookmarkStart w:id="16" w:name="OLE_LINK3"/>
       <w:r>
         <w:rPr>
           <w:rFonts w:hint="default" w:ascii="Times New Roman" w:hAnsi="Times New Roman" w:eastAsia="微软雅黑" w:cs="Times New Roman"/>
@@ -3463,7 +3237,7 @@
         <w:t>前端功能的开发和维护，将前端工程打包成H5资源包到Minio文件服务器，不同渠道侧可以通过接口调用获取H5资源包从而实现前端功能实时更新。</w:t>
       </w:r>
     </w:p>
-    <w:bookmarkEnd w:id="19"/>
+    <w:bookmarkEnd w:id="16"/>
     <w:p>
       <w:pPr>
         <w:spacing w:before="0" w:after="0" w:line="464" w:lineRule="exact"/>
@@ -3769,7 +3543,7 @@
         </w:rPr>
         <w:tab/>
       </w:r>
-      <w:bookmarkStart w:id="20" w:name="OLE_LINK1"/>
+      <w:bookmarkStart w:id="17" w:name="OLE_LINK1"/>
       <w:r>
         <w:rPr>
           <w:rFonts w:hint="default" w:ascii="Times New Roman" w:hAnsi="Times New Roman" w:eastAsia="微软雅黑" w:cs="Times New Roman"/>
@@ -3786,7 +3560,7 @@
         </w:rPr>
         <w:t>中国移动渠道集中管理平台</w:t>
       </w:r>
-      <w:bookmarkEnd w:id="20"/>
+      <w:bookmarkEnd w:id="17"/>
     </w:p>
     <w:p>
       <w:pPr>
@@ -3822,7 +3596,7 @@
           </w14:textFill>
         </w:rPr>
       </w:pPr>
-      <w:bookmarkStart w:id="21" w:name="OLE_LINK116"/>
+      <w:bookmarkStart w:id="18" w:name="OLE_LINK116"/>
       <w:r>
         <w:rPr>
           <w:rFonts w:hint="default" w:ascii="Times New Roman" w:hAnsi="Times New Roman" w:eastAsia="微软雅黑" w:cs="Times New Roman"/>
@@ -3838,7 +3612,7 @@
         </w:rPr>
         <w:t>全</w:t>
       </w:r>
-      <w:bookmarkEnd w:id="21"/>
+      <w:bookmarkEnd w:id="18"/>
       <w:r>
         <w:rPr>
           <w:rFonts w:hint="default" w:ascii="Times New Roman" w:hAnsi="Times New Roman" w:eastAsia="微软雅黑" w:cs="Times New Roman"/>
@@ -3962,7 +3736,7 @@
         </w:rPr>
         <w:t>SpringBoot + Spring</w:t>
       </w:r>
-      <w:bookmarkStart w:id="22" w:name="OLE_LINK6"/>
+      <w:bookmarkStart w:id="19" w:name="OLE_LINK6"/>
       <w:r>
         <w:rPr>
           <w:rFonts w:hint="default" w:ascii="Times New Roman" w:hAnsi="Times New Roman" w:eastAsia="微软雅黑" w:cs="Times New Roman"/>
@@ -3981,7 +3755,7 @@
         </w:rPr>
         <w:t>Clo</w:t>
       </w:r>
-      <w:bookmarkEnd w:id="22"/>
+      <w:bookmarkEnd w:id="19"/>
       <w:r>
         <w:rPr>
           <w:rFonts w:hint="default" w:ascii="Times New Roman" w:hAnsi="Times New Roman" w:eastAsia="微软雅黑" w:cs="Times New Roman"/>
@@ -4000,7 +3774,7 @@
         </w:rPr>
         <w:t xml:space="preserve">ud + </w:t>
       </w:r>
-      <w:bookmarkStart w:id="23" w:name="OLE_LINK7"/>
+      <w:bookmarkStart w:id="20" w:name="OLE_LINK7"/>
       <w:r>
         <w:rPr>
           <w:rFonts w:hint="default" w:ascii="Times New Roman" w:hAnsi="Times New Roman" w:eastAsia="微软雅黑" w:cs="Times New Roman"/>
@@ -4019,6 +3793,195 @@
         </w:rPr>
         <w:t xml:space="preserve">MyBatis </w:t>
       </w:r>
+      <w:bookmarkEnd w:id="20"/>
+      <w:r>
+        <w:rPr>
+          <w:rFonts w:hint="default" w:ascii="Times New Roman" w:hAnsi="Times New Roman" w:eastAsia="微软雅黑" w:cs="Times New Roman"/>
+          <w:b/>
+          <w:bCs/>
+          <w:i/>
+          <w:iCs/>
+          <w:color w:val="000000" w:themeColor="text1"/>
+          <w:sz w:val="18"/>
+          <w:szCs w:val="18"/>
+          <w14:textFill>
+            <w14:solidFill>
+              <w14:schemeClr w14:val="tx1"/>
+            </w14:solidFill>
+          </w14:textFill>
+        </w:rPr>
+        <w:t xml:space="preserve">+ </w:t>
+      </w:r>
+      <w:r>
+        <w:rPr>
+          <w:rFonts w:hint="default" w:ascii="Times New Roman" w:hAnsi="Times New Roman" w:eastAsia="微软雅黑" w:cs="Times New Roman"/>
+          <w:b/>
+          <w:bCs/>
+          <w:i/>
+          <w:iCs/>
+          <w:color w:val="000000" w:themeColor="text1"/>
+          <w:sz w:val="18"/>
+          <w:szCs w:val="18"/>
+          <w:lang w:val="en-US" w:eastAsia="zh-CN"/>
+          <w14:textFill>
+            <w14:solidFill>
+              <w14:schemeClr w14:val="tx1"/>
+            </w14:solidFill>
+          </w14:textFill>
+        </w:rPr>
+        <w:t>Oracle</w:t>
+      </w:r>
+      <w:r>
+        <w:rPr>
+          <w:rFonts w:hint="default" w:ascii="Times New Roman" w:hAnsi="Times New Roman" w:eastAsia="微软雅黑" w:cs="Times New Roman"/>
+          <w:b/>
+          <w:bCs/>
+          <w:i/>
+          <w:iCs/>
+          <w:color w:val="000000" w:themeColor="text1"/>
+          <w:sz w:val="18"/>
+          <w:szCs w:val="18"/>
+          <w14:textFill>
+            <w14:solidFill>
+              <w14:schemeClr w14:val="tx1"/>
+            </w14:solidFill>
+          </w14:textFill>
+        </w:rPr>
+        <w:t>+ Redis</w:t>
+      </w:r>
+      <w:r>
+        <w:rPr>
+          <w:rFonts w:hint="default" w:ascii="Times New Roman" w:hAnsi="Times New Roman" w:eastAsia="微软雅黑" w:cs="Times New Roman"/>
+          <w:b/>
+          <w:bCs/>
+          <w:i/>
+          <w:iCs/>
+          <w:color w:val="000000" w:themeColor="text1"/>
+          <w:sz w:val="18"/>
+          <w:szCs w:val="18"/>
+          <w:lang w:val="en-US" w:eastAsia="zh-CN"/>
+          <w14:textFill>
+            <w14:solidFill>
+              <w14:schemeClr w14:val="tx1"/>
+            </w14:solidFill>
+          </w14:textFill>
+        </w:rPr>
+        <w:t xml:space="preserve"> </w:t>
+      </w:r>
+      <w:r>
+        <w:rPr>
+          <w:rFonts w:hint="default" w:ascii="Times New Roman" w:hAnsi="Times New Roman" w:eastAsia="微软雅黑" w:cs="Times New Roman"/>
+          <w:b/>
+          <w:bCs/>
+          <w:i/>
+          <w:iCs/>
+          <w:color w:val="000000" w:themeColor="text1"/>
+          <w:sz w:val="18"/>
+          <w:szCs w:val="18"/>
+          <w14:textFill>
+            <w14:solidFill>
+              <w14:schemeClr w14:val="tx1"/>
+            </w14:solidFill>
+          </w14:textFill>
+        </w:rPr>
+        <w:t xml:space="preserve">+ </w:t>
+      </w:r>
+      <w:bookmarkStart w:id="21" w:name="OLE_LINK10"/>
+      <w:r>
+        <w:rPr>
+          <w:rFonts w:hint="default" w:ascii="Times New Roman" w:hAnsi="Times New Roman" w:eastAsia="微软雅黑" w:cs="Times New Roman"/>
+          <w:b/>
+          <w:bCs/>
+          <w:i/>
+          <w:iCs/>
+          <w:color w:val="000000" w:themeColor="text1"/>
+          <w:sz w:val="18"/>
+          <w:szCs w:val="18"/>
+          <w14:textFill>
+            <w14:solidFill>
+              <w14:schemeClr w14:val="tx1"/>
+            </w14:solidFill>
+          </w14:textFill>
+        </w:rPr>
+        <w:t>ElasticSearch</w:t>
+      </w:r>
+      <w:bookmarkEnd w:id="21"/>
+      <w:bookmarkStart w:id="22" w:name="OLE_LINK9"/>
+      <w:r>
+        <w:rPr>
+          <w:rFonts w:hint="default" w:ascii="Times New Roman" w:hAnsi="Times New Roman" w:eastAsia="微软雅黑" w:cs="Times New Roman"/>
+          <w:b/>
+          <w:bCs/>
+          <w:i/>
+          <w:iCs/>
+          <w:color w:val="000000" w:themeColor="text1"/>
+          <w:sz w:val="18"/>
+          <w:szCs w:val="18"/>
+          <w:lang w:val="en-US" w:eastAsia="zh-CN"/>
+          <w14:textFill>
+            <w14:solidFill>
+              <w14:schemeClr w14:val="tx1"/>
+            </w14:solidFill>
+          </w14:textFill>
+        </w:rPr>
+        <w:t>+</w:t>
+      </w:r>
+      <w:r>
+        <w:rPr>
+          <w:rFonts w:hint="default" w:ascii="Times New Roman" w:hAnsi="Times New Roman" w:eastAsia="微软雅黑" w:cs="Times New Roman"/>
+          <w:b/>
+          <w:bCs/>
+          <w:i/>
+          <w:iCs/>
+          <w:color w:val="000000" w:themeColor="text1"/>
+          <w:sz w:val="18"/>
+          <w:szCs w:val="18"/>
+          <w14:textFill>
+            <w14:solidFill>
+              <w14:schemeClr w14:val="tx1"/>
+            </w14:solidFill>
+          </w14:textFill>
+        </w:rPr>
+        <w:t>ElasticStack</w:t>
+      </w:r>
+      <w:r>
+        <w:rPr>
+          <w:rFonts w:hint="default" w:ascii="Times New Roman" w:hAnsi="Times New Roman" w:eastAsia="微软雅黑" w:cs="Times New Roman"/>
+          <w:b/>
+          <w:bCs/>
+          <w:i/>
+          <w:iCs/>
+          <w:color w:val="000000" w:themeColor="text1"/>
+          <w:sz w:val="18"/>
+          <w:szCs w:val="18"/>
+          <w:lang w:val="en-US" w:eastAsia="zh-CN"/>
+          <w14:textFill>
+            <w14:solidFill>
+              <w14:schemeClr w14:val="tx1"/>
+            </w14:solidFill>
+          </w14:textFill>
+        </w:rPr>
+        <w:t>+</w:t>
+      </w:r>
+      <w:bookmarkStart w:id="23" w:name="OLE_LINK8"/>
+      <w:r>
+        <w:rPr>
+          <w:rFonts w:hint="default" w:ascii="Times New Roman" w:hAnsi="Times New Roman" w:eastAsia="微软雅黑" w:cs="Times New Roman"/>
+          <w:b/>
+          <w:bCs/>
+          <w:i/>
+          <w:iCs/>
+          <w:color w:val="000000" w:themeColor="text1"/>
+          <w:sz w:val="18"/>
+          <w:szCs w:val="18"/>
+          <w14:textFill>
+            <w14:solidFill>
+              <w14:schemeClr w14:val="tx1"/>
+            </w14:solidFill>
+          </w14:textFill>
+        </w:rPr>
+        <w:t>SpringSecurity</w:t>
+      </w:r>
       <w:bookmarkEnd w:id="23"/>
       <w:r>
         <w:rPr>
@@ -4030,225 +3993,36 @@
           <w:color w:val="000000" w:themeColor="text1"/>
           <w:sz w:val="18"/>
           <w:szCs w:val="18"/>
-          <w14:textFill>
-            <w14:solidFill>
-              <w14:schemeClr w14:val="tx1"/>
-            </w14:solidFill>
-          </w14:textFill>
-        </w:rPr>
-        <w:t xml:space="preserve">+ </w:t>
-      </w:r>
-      <w:r>
-        <w:rPr>
-          <w:rFonts w:hint="default" w:ascii="Times New Roman" w:hAnsi="Times New Roman" w:eastAsia="微软雅黑" w:cs="Times New Roman"/>
-          <w:b/>
-          <w:bCs/>
-          <w:i/>
-          <w:iCs/>
-          <w:color w:val="000000" w:themeColor="text1"/>
-          <w:sz w:val="18"/>
-          <w:szCs w:val="18"/>
-          <w:lang w:val="en-US" w:eastAsia="zh-CN"/>
-          <w14:textFill>
-            <w14:solidFill>
-              <w14:schemeClr w14:val="tx1"/>
-            </w14:solidFill>
-          </w14:textFill>
-        </w:rPr>
-        <w:t>Oracle</w:t>
-      </w:r>
-      <w:r>
-        <w:rPr>
-          <w:rFonts w:hint="default" w:ascii="Times New Roman" w:hAnsi="Times New Roman" w:eastAsia="微软雅黑" w:cs="Times New Roman"/>
-          <w:b/>
-          <w:bCs/>
-          <w:i/>
-          <w:iCs/>
-          <w:color w:val="000000" w:themeColor="text1"/>
-          <w:sz w:val="18"/>
-          <w:szCs w:val="18"/>
-          <w14:textFill>
-            <w14:solidFill>
-              <w14:schemeClr w14:val="tx1"/>
-            </w14:solidFill>
-          </w14:textFill>
-        </w:rPr>
-        <w:t>+ Redis</w:t>
-      </w:r>
-      <w:r>
-        <w:rPr>
-          <w:rFonts w:hint="default" w:ascii="Times New Roman" w:hAnsi="Times New Roman" w:eastAsia="微软雅黑" w:cs="Times New Roman"/>
-          <w:b/>
-          <w:bCs/>
-          <w:i/>
-          <w:iCs/>
-          <w:color w:val="000000" w:themeColor="text1"/>
-          <w:sz w:val="18"/>
-          <w:szCs w:val="18"/>
-          <w:lang w:val="en-US" w:eastAsia="zh-CN"/>
-          <w14:textFill>
-            <w14:solidFill>
-              <w14:schemeClr w14:val="tx1"/>
-            </w14:solidFill>
-          </w14:textFill>
-        </w:rPr>
-        <w:t xml:space="preserve"> </w:t>
-      </w:r>
-      <w:r>
-        <w:rPr>
-          <w:rFonts w:hint="default" w:ascii="Times New Roman" w:hAnsi="Times New Roman" w:eastAsia="微软雅黑" w:cs="Times New Roman"/>
-          <w:b/>
-          <w:bCs/>
-          <w:i/>
-          <w:iCs/>
-          <w:color w:val="000000" w:themeColor="text1"/>
-          <w:sz w:val="18"/>
-          <w:szCs w:val="18"/>
-          <w14:textFill>
-            <w14:solidFill>
-              <w14:schemeClr w14:val="tx1"/>
-            </w14:solidFill>
-          </w14:textFill>
-        </w:rPr>
-        <w:t xml:space="preserve">+ </w:t>
-      </w:r>
-      <w:bookmarkStart w:id="24" w:name="OLE_LINK10"/>
-      <w:r>
-        <w:rPr>
-          <w:rFonts w:hint="default" w:ascii="Times New Roman" w:hAnsi="Times New Roman" w:eastAsia="微软雅黑" w:cs="Times New Roman"/>
-          <w:b/>
-          <w:bCs/>
-          <w:i/>
-          <w:iCs/>
-          <w:color w:val="000000" w:themeColor="text1"/>
-          <w:sz w:val="18"/>
-          <w:szCs w:val="18"/>
-          <w14:textFill>
-            <w14:solidFill>
-              <w14:schemeClr w14:val="tx1"/>
-            </w14:solidFill>
-          </w14:textFill>
-        </w:rPr>
-        <w:t>ElasticSearch</w:t>
+          <w:lang w:val="en-US" w:eastAsia="zh-CN"/>
+          <w14:textFill>
+            <w14:solidFill>
+              <w14:schemeClr w14:val="tx1"/>
+            </w14:solidFill>
+          </w14:textFill>
+        </w:rPr>
+        <w:t>+</w:t>
+      </w:r>
+      <w:bookmarkStart w:id="24" w:name="OLE_LINK13"/>
+      <w:r>
+        <w:rPr>
+          <w:rFonts w:hint="default" w:ascii="Times New Roman" w:hAnsi="Times New Roman" w:eastAsia="微软雅黑" w:cs="Times New Roman"/>
+          <w:b/>
+          <w:bCs/>
+          <w:i/>
+          <w:iCs/>
+          <w:color w:val="000000" w:themeColor="text1"/>
+          <w:sz w:val="18"/>
+          <w:szCs w:val="18"/>
+          <w:lang w:val="en-US" w:eastAsia="zh-CN"/>
+          <w14:textFill>
+            <w14:solidFill>
+              <w14:schemeClr w14:val="tx1"/>
+            </w14:solidFill>
+          </w14:textFill>
+        </w:rPr>
+        <w:t>Ionic+Angular</w:t>
       </w:r>
       <w:bookmarkEnd w:id="24"/>
-      <w:bookmarkStart w:id="25" w:name="OLE_LINK9"/>
-      <w:r>
-        <w:rPr>
-          <w:rFonts w:hint="default" w:ascii="Times New Roman" w:hAnsi="Times New Roman" w:eastAsia="微软雅黑" w:cs="Times New Roman"/>
-          <w:b/>
-          <w:bCs/>
-          <w:i/>
-          <w:iCs/>
-          <w:color w:val="000000" w:themeColor="text1"/>
-          <w:sz w:val="18"/>
-          <w:szCs w:val="18"/>
-          <w:lang w:val="en-US" w:eastAsia="zh-CN"/>
-          <w14:textFill>
-            <w14:solidFill>
-              <w14:schemeClr w14:val="tx1"/>
-            </w14:solidFill>
-          </w14:textFill>
-        </w:rPr>
-        <w:t>+</w:t>
-      </w:r>
-      <w:r>
-        <w:rPr>
-          <w:rFonts w:hint="default" w:ascii="Times New Roman" w:hAnsi="Times New Roman" w:eastAsia="微软雅黑" w:cs="Times New Roman"/>
-          <w:b/>
-          <w:bCs/>
-          <w:i/>
-          <w:iCs/>
-          <w:color w:val="000000" w:themeColor="text1"/>
-          <w:sz w:val="18"/>
-          <w:szCs w:val="18"/>
-          <w14:textFill>
-            <w14:solidFill>
-              <w14:schemeClr w14:val="tx1"/>
-            </w14:solidFill>
-          </w14:textFill>
-        </w:rPr>
-        <w:t>ElasticStack</w:t>
-      </w:r>
-      <w:r>
-        <w:rPr>
-          <w:rFonts w:hint="default" w:ascii="Times New Roman" w:hAnsi="Times New Roman" w:eastAsia="微软雅黑" w:cs="Times New Roman"/>
-          <w:b/>
-          <w:bCs/>
-          <w:i/>
-          <w:iCs/>
-          <w:color w:val="000000" w:themeColor="text1"/>
-          <w:sz w:val="18"/>
-          <w:szCs w:val="18"/>
-          <w:lang w:val="en-US" w:eastAsia="zh-CN"/>
-          <w14:textFill>
-            <w14:solidFill>
-              <w14:schemeClr w14:val="tx1"/>
-            </w14:solidFill>
-          </w14:textFill>
-        </w:rPr>
-        <w:t>+</w:t>
-      </w:r>
-      <w:bookmarkStart w:id="26" w:name="OLE_LINK8"/>
-      <w:r>
-        <w:rPr>
-          <w:rFonts w:hint="default" w:ascii="Times New Roman" w:hAnsi="Times New Roman" w:eastAsia="微软雅黑" w:cs="Times New Roman"/>
-          <w:b/>
-          <w:bCs/>
-          <w:i/>
-          <w:iCs/>
-          <w:color w:val="000000" w:themeColor="text1"/>
-          <w:sz w:val="18"/>
-          <w:szCs w:val="18"/>
-          <w14:textFill>
-            <w14:solidFill>
-              <w14:schemeClr w14:val="tx1"/>
-            </w14:solidFill>
-          </w14:textFill>
-        </w:rPr>
-        <w:t>SpringSecurity</w:t>
-      </w:r>
-      <w:bookmarkEnd w:id="26"/>
-      <w:r>
-        <w:rPr>
-          <w:rFonts w:hint="default" w:ascii="Times New Roman" w:hAnsi="Times New Roman" w:eastAsia="微软雅黑" w:cs="Times New Roman"/>
-          <w:b/>
-          <w:bCs/>
-          <w:i/>
-          <w:iCs/>
-          <w:color w:val="000000" w:themeColor="text1"/>
-          <w:sz w:val="18"/>
-          <w:szCs w:val="18"/>
-          <w:lang w:val="en-US" w:eastAsia="zh-CN"/>
-          <w14:textFill>
-            <w14:solidFill>
-              <w14:schemeClr w14:val="tx1"/>
-            </w14:solidFill>
-          </w14:textFill>
-        </w:rPr>
-        <w:t>+</w:t>
-      </w:r>
-      <w:bookmarkStart w:id="27" w:name="OLE_LINK13"/>
-      <w:r>
-        <w:rPr>
-          <w:rFonts w:hint="default" w:ascii="Times New Roman" w:hAnsi="Times New Roman" w:eastAsia="微软雅黑" w:cs="Times New Roman"/>
-          <w:b/>
-          <w:bCs/>
-          <w:i/>
-          <w:iCs/>
-          <w:color w:val="000000" w:themeColor="text1"/>
-          <w:sz w:val="18"/>
-          <w:szCs w:val="18"/>
-          <w:lang w:val="en-US" w:eastAsia="zh-CN"/>
-          <w14:textFill>
-            <w14:solidFill>
-              <w14:schemeClr w14:val="tx1"/>
-            </w14:solidFill>
-          </w14:textFill>
-        </w:rPr>
-        <w:t>Ionic+Angular</w:t>
-      </w:r>
-      <w:bookmarkEnd w:id="27"/>
       <w:r>
         <w:rPr>
           <w:rFonts w:hint="default" w:ascii="Times New Roman" w:hAnsi="Times New Roman" w:eastAsia="微软雅黑" w:cs="Times New Roman"/>
@@ -4269,7 +4043,7 @@
         <w:t>+ActiveMq</w:t>
       </w:r>
     </w:p>
-    <w:bookmarkEnd w:id="25"/>
+    <w:bookmarkEnd w:id="22"/>
     <w:p>
       <w:pPr>
         <w:keepNext w:val="0"/>
@@ -4327,7 +4101,7 @@
         </w:rPr>
         <w:t>：</w:t>
       </w:r>
-      <w:bookmarkStart w:id="28" w:name="OLE_LINK2"/>
+      <w:bookmarkStart w:id="25" w:name="OLE_LINK2"/>
       <w:r>
         <w:rPr>
           <w:rFonts w:hint="default" w:ascii="Times New Roman" w:hAnsi="Times New Roman" w:eastAsia="微软雅黑" w:cs="Times New Roman"/>
@@ -4342,7 +4116,7 @@
         </w:rPr>
         <w:t xml:space="preserve"> </w:t>
       </w:r>
-      <w:bookmarkStart w:id="29" w:name="OLE_LINK4"/>
+      <w:bookmarkStart w:id="26" w:name="OLE_LINK4"/>
       <w:r>
         <w:rPr>
           <w:rFonts w:hint="default" w:ascii="Times New Roman" w:hAnsi="Times New Roman" w:eastAsia="微软雅黑" w:cs="Times New Roman"/>
@@ -4358,7 +4132,7 @@
         <w:t>中国移动渠道集中管理平台含 Web 端、「和帮手 APP」双终端，打通 BOSS、酬金等系统，为内部员工提供渠道业务一体化管理能力。</w:t>
       </w:r>
     </w:p>
-    <w:bookmarkEnd w:id="28"/>
+    <w:bookmarkEnd w:id="25"/>
     <w:p>
       <w:pPr>
         <w:keepNext w:val="0"/>
@@ -4421,7 +4195,7 @@
         <w:t>：</w:t>
       </w:r>
     </w:p>
-    <w:bookmarkEnd w:id="29"/>
+    <w:bookmarkEnd w:id="26"/>
     <w:p>
       <w:pPr>
         <w:keepNext w:val="0"/>
@@ -4474,7 +4248,7 @@
         </w:rPr>
         <w:t>利用微服务架构，结合</w:t>
       </w:r>
-      <w:bookmarkStart w:id="30" w:name="OLE_LINK61"/>
+      <w:bookmarkStart w:id="27" w:name="OLE_LINK61"/>
       <w:r>
         <w:rPr>
           <w:rFonts w:hint="default" w:ascii="Times New Roman" w:hAnsi="Times New Roman" w:eastAsia="微软雅黑" w:cs="Times New Roman"/>
@@ -4489,7 +4263,7 @@
         </w:rPr>
         <w:t>EasyExcel</w:t>
       </w:r>
-      <w:bookmarkEnd w:id="30"/>
+      <w:bookmarkEnd w:id="27"/>
       <w:r>
         <w:rPr>
           <w:rFonts w:hint="default" w:ascii="Times New Roman" w:hAnsi="Times New Roman" w:eastAsia="微软雅黑" w:cs="Times New Roman"/>
@@ -4519,7 +4293,7 @@
         </w:rPr>
         <w:t>使得</w:t>
       </w:r>
-      <w:bookmarkStart w:id="31" w:name="OLE_LINK91"/>
+      <w:bookmarkStart w:id="28" w:name="OLE_LINK91"/>
       <w:r>
         <w:rPr>
           <w:rFonts w:hint="default" w:ascii="Times New Roman" w:hAnsi="Times New Roman" w:eastAsia="黑体" w:cs="Times New Roman"/>
@@ -4592,7 +4366,7 @@
         <w:t>参与AI智讯的开发，独立完成了AI智讯考试模块的开发，配合算法团队完成接口的联调</w:t>
       </w:r>
     </w:p>
-    <w:bookmarkEnd w:id="31"/>
+    <w:bookmarkEnd w:id="28"/>
     <w:p>
       <w:pPr>
         <w:keepNext w:val="0"/>
@@ -4671,7 +4445,7 @@
         </w:rPr>
         <w:t>，包括新增菜单项、配置相应权限，以及为</w:t>
       </w:r>
-      <w:bookmarkStart w:id="32" w:name="OLE_LINK59"/>
+      <w:bookmarkStart w:id="29" w:name="OLE_LINK59"/>
       <w:r>
         <w:rPr>
           <w:rFonts w:hint="default" w:ascii="Times New Roman" w:hAnsi="Times New Roman" w:eastAsia="微软雅黑" w:cs="Times New Roman"/>
@@ -4686,7 +4460,7 @@
         </w:rPr>
         <w:t>App</w:t>
       </w:r>
-      <w:bookmarkEnd w:id="32"/>
+      <w:bookmarkEnd w:id="29"/>
       <w:r>
         <w:rPr>
           <w:rFonts w:hint="default" w:ascii="Times New Roman" w:hAnsi="Times New Roman" w:eastAsia="微软雅黑" w:cs="Times New Roman"/>
@@ -4780,7 +4554,7 @@
         </w:rPr>
         <w:t>，对</w:t>
       </w:r>
-      <w:bookmarkStart w:id="33" w:name="OLE_LINK62"/>
+      <w:bookmarkStart w:id="30" w:name="OLE_LINK62"/>
       <w:r>
         <w:rPr>
           <w:rFonts w:hint="default" w:ascii="Times New Roman" w:hAnsi="Times New Roman" w:eastAsia="微软雅黑" w:cs="Times New Roman"/>
@@ -4795,7 +4569,7 @@
         </w:rPr>
         <w:t>App</w:t>
       </w:r>
-      <w:bookmarkEnd w:id="33"/>
+      <w:bookmarkEnd w:id="30"/>
       <w:r>
         <w:rPr>
           <w:rFonts w:hint="default" w:ascii="Times New Roman" w:hAnsi="Times New Roman" w:eastAsia="微软雅黑" w:cs="Times New Roman"/>
@@ -5016,7 +4790,7 @@
         </w:rPr>
         <w:t>协同团队将</w:t>
       </w:r>
-      <w:bookmarkStart w:id="34" w:name="OLE_LINK49"/>
+      <w:bookmarkStart w:id="31" w:name="OLE_LINK49"/>
       <w:r>
         <w:rPr>
           <w:rFonts w:hint="default" w:ascii="Times New Roman" w:hAnsi="Times New Roman" w:eastAsia="微软雅黑" w:cs="Times New Roman"/>
@@ -5032,7 +4806,7 @@
         </w:rPr>
         <w:t>Oracle</w:t>
       </w:r>
-      <w:bookmarkEnd w:id="34"/>
+      <w:bookmarkEnd w:id="31"/>
       <w:r>
         <w:rPr>
           <w:rFonts w:hint="default" w:ascii="Times New Roman" w:hAnsi="Times New Roman" w:eastAsia="微软雅黑" w:cs="Times New Roman"/>
@@ -5048,7 +4822,7 @@
         </w:rPr>
         <w:t>中的</w:t>
       </w:r>
-      <w:bookmarkStart w:id="35" w:name="OLE_LINK92"/>
+      <w:bookmarkStart w:id="32" w:name="OLE_LINK92"/>
       <w:r>
         <w:rPr>
           <w:rFonts w:hint="default" w:ascii="Times New Roman" w:hAnsi="Times New Roman" w:eastAsia="微软雅黑" w:cs="Times New Roman"/>
@@ -5066,7 +4840,7 @@
         </w:rPr>
         <w:t>百万级数据</w:t>
       </w:r>
-      <w:bookmarkEnd w:id="35"/>
+      <w:bookmarkEnd w:id="32"/>
       <w:r>
         <w:rPr>
           <w:rFonts w:hint="default" w:ascii="Times New Roman" w:hAnsi="Times New Roman" w:eastAsia="微软雅黑" w:cs="Times New Roman"/>
@@ -5151,7 +4925,7 @@
         </w:rPr>
         <w:t>结合慢</w:t>
       </w:r>
-      <w:bookmarkStart w:id="36" w:name="OLE_LINK43"/>
+      <w:bookmarkStart w:id="33" w:name="OLE_LINK43"/>
       <w:r>
         <w:rPr>
           <w:rFonts w:hint="default" w:ascii="Times New Roman" w:hAnsi="Times New Roman" w:eastAsia="微软雅黑" w:cs="Times New Roman"/>
@@ -5169,7 +4943,7 @@
         </w:rPr>
         <w:t>SQL</w:t>
       </w:r>
-      <w:bookmarkEnd w:id="36"/>
+      <w:bookmarkEnd w:id="33"/>
       <w:r>
         <w:rPr>
           <w:rFonts w:hint="default" w:ascii="Times New Roman" w:hAnsi="Times New Roman" w:eastAsia="微软雅黑" w:cs="Times New Roman"/>
@@ -5185,7 +4959,7 @@
         </w:rPr>
         <w:t>阈值配置分析慢</w:t>
       </w:r>
-      <w:bookmarkStart w:id="37" w:name="OLE_LINK42"/>
+      <w:bookmarkStart w:id="34" w:name="OLE_LINK42"/>
       <w:r>
         <w:rPr>
           <w:rFonts w:hint="default" w:ascii="Times New Roman" w:hAnsi="Times New Roman" w:eastAsia="微软雅黑" w:cs="Times New Roman"/>
@@ -5203,119 +4977,119 @@
         </w:rPr>
         <w:t>SQL</w:t>
       </w:r>
+      <w:bookmarkEnd w:id="34"/>
+      <w:r>
+        <w:rPr>
+          <w:rFonts w:hint="default" w:ascii="Times New Roman" w:hAnsi="Times New Roman" w:eastAsia="微软雅黑" w:cs="Times New Roman"/>
+          <w:color w:val="000000" w:themeColor="text1"/>
+          <w:sz w:val="18"/>
+          <w:szCs w:val="18"/>
+          <w:lang w:val="en-US" w:eastAsia="zh-CN"/>
+          <w14:textFill>
+            <w14:solidFill>
+              <w14:schemeClr w14:val="tx1"/>
+            </w14:solidFill>
+          </w14:textFill>
+        </w:rPr>
+        <w:t>，优化操作记录表子查询为内连接、新增用户</w:t>
+      </w:r>
+      <w:r>
+        <w:rPr>
+          <w:rFonts w:hint="default" w:ascii="Times New Roman" w:hAnsi="Times New Roman" w:eastAsia="微软雅黑" w:cs="Times New Roman"/>
+          <w:i/>
+          <w:iCs/>
+          <w:color w:val="000000" w:themeColor="text1"/>
+          <w:sz w:val="18"/>
+          <w:szCs w:val="18"/>
+          <w:lang w:val="en-US" w:eastAsia="zh-CN"/>
+          <w14:textFill>
+            <w14:solidFill>
+              <w14:schemeClr w14:val="tx1"/>
+            </w14:solidFill>
+          </w14:textFill>
+        </w:rPr>
+        <w:t>id</w:t>
+      </w:r>
+      <w:r>
+        <w:rPr>
+          <w:rFonts w:hint="default" w:ascii="Times New Roman" w:hAnsi="Times New Roman" w:eastAsia="微软雅黑" w:cs="Times New Roman"/>
+          <w:color w:val="000000" w:themeColor="text1"/>
+          <w:sz w:val="18"/>
+          <w:szCs w:val="18"/>
+          <w:lang w:val="en-US" w:eastAsia="zh-CN"/>
+          <w14:textFill>
+            <w14:solidFill>
+              <w14:schemeClr w14:val="tx1"/>
+            </w14:solidFill>
+          </w14:textFill>
+        </w:rPr>
+        <w:t>和操作类型联合索引，</w:t>
+      </w:r>
+      <w:bookmarkStart w:id="35" w:name="OLE_LINK45"/>
+      <w:bookmarkStart w:id="36" w:name="OLE_LINK86"/>
+      <w:r>
+        <w:rPr>
+          <w:rFonts w:hint="default" w:ascii="Times New Roman" w:hAnsi="Times New Roman" w:eastAsia="微软雅黑" w:cs="Times New Roman"/>
+          <w:b/>
+          <w:bCs/>
+          <w:i/>
+          <w:iCs/>
+          <w:color w:val="000000" w:themeColor="text1"/>
+          <w:sz w:val="18"/>
+          <w:szCs w:val="18"/>
+          <w:lang w:val="en-US" w:eastAsia="zh-CN"/>
+          <w14:textFill>
+            <w14:solidFill>
+              <w14:schemeClr w14:val="tx1"/>
+            </w14:solidFill>
+          </w14:textFill>
+        </w:rPr>
+        <w:t>42w</w:t>
+      </w:r>
+      <w:bookmarkEnd w:id="35"/>
+      <w:r>
+        <w:rPr>
+          <w:rFonts w:hint="default" w:ascii="Times New Roman" w:hAnsi="Times New Roman" w:eastAsia="微软雅黑" w:cs="Times New Roman"/>
+          <w:b/>
+          <w:bCs/>
+          <w:i/>
+          <w:iCs/>
+          <w:color w:val="000000" w:themeColor="text1"/>
+          <w:sz w:val="18"/>
+          <w:szCs w:val="18"/>
+          <w:lang w:val="en-US" w:eastAsia="zh-CN"/>
+          <w14:textFill>
+            <w14:solidFill>
+              <w14:schemeClr w14:val="tx1"/>
+            </w14:solidFill>
+          </w14:textFill>
+        </w:rPr>
+        <w:t>数据从</w:t>
+      </w:r>
+      <w:bookmarkStart w:id="37" w:name="OLE_LINK46"/>
+      <w:r>
+        <w:rPr>
+          <w:rFonts w:hint="default" w:ascii="Times New Roman" w:hAnsi="Times New Roman" w:eastAsia="微软雅黑" w:cs="Times New Roman"/>
+          <w:b/>
+          <w:bCs/>
+          <w:i/>
+          <w:iCs/>
+          <w:color w:val="000000" w:themeColor="text1"/>
+          <w:sz w:val="18"/>
+          <w:szCs w:val="18"/>
+          <w:lang w:val="en-US" w:eastAsia="zh-CN"/>
+          <w14:textFill>
+            <w14:solidFill>
+              <w14:schemeClr w14:val="tx1"/>
+            </w14:solidFill>
+          </w14:textFill>
+        </w:rPr>
+        <w:t>1.3s</w:t>
+      </w:r>
       <w:bookmarkEnd w:id="37"/>
       <w:r>
         <w:rPr>
           <w:rFonts w:hint="default" w:ascii="Times New Roman" w:hAnsi="Times New Roman" w:eastAsia="微软雅黑" w:cs="Times New Roman"/>
-          <w:color w:val="000000" w:themeColor="text1"/>
-          <w:sz w:val="18"/>
-          <w:szCs w:val="18"/>
-          <w:lang w:val="en-US" w:eastAsia="zh-CN"/>
-          <w14:textFill>
-            <w14:solidFill>
-              <w14:schemeClr w14:val="tx1"/>
-            </w14:solidFill>
-          </w14:textFill>
-        </w:rPr>
-        <w:t>，优化操作记录表子查询为内连接、新增用户</w:t>
-      </w:r>
-      <w:r>
-        <w:rPr>
-          <w:rFonts w:hint="default" w:ascii="Times New Roman" w:hAnsi="Times New Roman" w:eastAsia="微软雅黑" w:cs="Times New Roman"/>
-          <w:i/>
-          <w:iCs/>
-          <w:color w:val="000000" w:themeColor="text1"/>
-          <w:sz w:val="18"/>
-          <w:szCs w:val="18"/>
-          <w:lang w:val="en-US" w:eastAsia="zh-CN"/>
-          <w14:textFill>
-            <w14:solidFill>
-              <w14:schemeClr w14:val="tx1"/>
-            </w14:solidFill>
-          </w14:textFill>
-        </w:rPr>
-        <w:t>id</w:t>
-      </w:r>
-      <w:r>
-        <w:rPr>
-          <w:rFonts w:hint="default" w:ascii="Times New Roman" w:hAnsi="Times New Roman" w:eastAsia="微软雅黑" w:cs="Times New Roman"/>
-          <w:color w:val="000000" w:themeColor="text1"/>
-          <w:sz w:val="18"/>
-          <w:szCs w:val="18"/>
-          <w:lang w:val="en-US" w:eastAsia="zh-CN"/>
-          <w14:textFill>
-            <w14:solidFill>
-              <w14:schemeClr w14:val="tx1"/>
-            </w14:solidFill>
-          </w14:textFill>
-        </w:rPr>
-        <w:t>和操作类型联合索引，</w:t>
-      </w:r>
-      <w:bookmarkStart w:id="38" w:name="OLE_LINK45"/>
-      <w:bookmarkStart w:id="39" w:name="OLE_LINK86"/>
-      <w:r>
-        <w:rPr>
-          <w:rFonts w:hint="default" w:ascii="Times New Roman" w:hAnsi="Times New Roman" w:eastAsia="微软雅黑" w:cs="Times New Roman"/>
-          <w:b/>
-          <w:bCs/>
-          <w:i/>
-          <w:iCs/>
-          <w:color w:val="000000" w:themeColor="text1"/>
-          <w:sz w:val="18"/>
-          <w:szCs w:val="18"/>
-          <w:lang w:val="en-US" w:eastAsia="zh-CN"/>
-          <w14:textFill>
-            <w14:solidFill>
-              <w14:schemeClr w14:val="tx1"/>
-            </w14:solidFill>
-          </w14:textFill>
-        </w:rPr>
-        <w:t>42w</w:t>
-      </w:r>
-      <w:bookmarkEnd w:id="38"/>
-      <w:r>
-        <w:rPr>
-          <w:rFonts w:hint="default" w:ascii="Times New Roman" w:hAnsi="Times New Roman" w:eastAsia="微软雅黑" w:cs="Times New Roman"/>
-          <w:b/>
-          <w:bCs/>
-          <w:i/>
-          <w:iCs/>
-          <w:color w:val="000000" w:themeColor="text1"/>
-          <w:sz w:val="18"/>
-          <w:szCs w:val="18"/>
-          <w:lang w:val="en-US" w:eastAsia="zh-CN"/>
-          <w14:textFill>
-            <w14:solidFill>
-              <w14:schemeClr w14:val="tx1"/>
-            </w14:solidFill>
-          </w14:textFill>
-        </w:rPr>
-        <w:t>数据从</w:t>
-      </w:r>
-      <w:bookmarkStart w:id="40" w:name="OLE_LINK46"/>
-      <w:r>
-        <w:rPr>
-          <w:rFonts w:hint="default" w:ascii="Times New Roman" w:hAnsi="Times New Roman" w:eastAsia="微软雅黑" w:cs="Times New Roman"/>
-          <w:b/>
-          <w:bCs/>
-          <w:i/>
-          <w:iCs/>
-          <w:color w:val="000000" w:themeColor="text1"/>
-          <w:sz w:val="18"/>
-          <w:szCs w:val="18"/>
-          <w:lang w:val="en-US" w:eastAsia="zh-CN"/>
-          <w14:textFill>
-            <w14:solidFill>
-              <w14:schemeClr w14:val="tx1"/>
-            </w14:solidFill>
-          </w14:textFill>
-        </w:rPr>
-        <w:t>1.3s</w:t>
-      </w:r>
-      <w:bookmarkEnd w:id="40"/>
-      <w:r>
-        <w:rPr>
-          <w:rFonts w:hint="default" w:ascii="Times New Roman" w:hAnsi="Times New Roman" w:eastAsia="微软雅黑" w:cs="Times New Roman"/>
           <w:b/>
           <w:bCs/>
           <w:i/>
@@ -5333,7 +5107,7 @@
         <w:t>优化到0.8s</w:t>
       </w:r>
     </w:p>
-    <w:bookmarkEnd w:id="39"/>
+    <w:bookmarkEnd w:id="36"/>
     <w:p>
       <w:pPr>
         <w:keepNext w:val="0"/>
@@ -5382,7 +5156,7 @@
         </w:rPr>
         <w:t xml:space="preserve">利用 </w:t>
       </w:r>
-      <w:bookmarkStart w:id="41" w:name="OLE_LINK44"/>
+      <w:bookmarkStart w:id="38" w:name="OLE_LINK44"/>
       <w:r>
         <w:rPr>
           <w:rFonts w:hint="default" w:ascii="Times New Roman" w:hAnsi="Times New Roman" w:eastAsia="微软雅黑" w:cs="Times New Roman"/>
@@ -5399,140 +5173,140 @@
         </w:rPr>
         <w:t xml:space="preserve">Redis </w:t>
       </w:r>
+      <w:bookmarkEnd w:id="38"/>
+      <w:r>
+        <w:rPr>
+          <w:rFonts w:hint="default" w:ascii="Times New Roman" w:hAnsi="Times New Roman" w:eastAsia="微软雅黑" w:cs="Times New Roman"/>
+          <w:color w:val="000000" w:themeColor="text1"/>
+          <w:sz w:val="18"/>
+          <w:szCs w:val="18"/>
+          <w14:textFill>
+            <w14:solidFill>
+              <w14:schemeClr w14:val="tx1"/>
+            </w14:solidFill>
+          </w14:textFill>
+        </w:rPr>
+        <w:t xml:space="preserve">缓存用户登录的 </w:t>
+      </w:r>
+      <w:bookmarkStart w:id="39" w:name="OLE_LINK40"/>
+      <w:r>
+        <w:rPr>
+          <w:rFonts w:hint="default" w:ascii="Times New Roman" w:hAnsi="Times New Roman" w:eastAsia="微软雅黑" w:cs="Times New Roman"/>
+          <w:b/>
+          <w:bCs/>
+          <w:i/>
+          <w:iCs/>
+          <w:color w:val="000000" w:themeColor="text1"/>
+          <w:sz w:val="18"/>
+          <w:szCs w:val="18"/>
+          <w14:textFill>
+            <w14:solidFill>
+              <w14:schemeClr w14:val="tx1"/>
+            </w14:solidFill>
+          </w14:textFill>
+        </w:rPr>
+        <w:t xml:space="preserve">Token </w:t>
+      </w:r>
+      <w:bookmarkEnd w:id="39"/>
+      <w:r>
+        <w:rPr>
+          <w:rFonts w:hint="default" w:ascii="Times New Roman" w:hAnsi="Times New Roman" w:eastAsia="微软雅黑" w:cs="Times New Roman"/>
+          <w:color w:val="000000" w:themeColor="text1"/>
+          <w:sz w:val="18"/>
+          <w:szCs w:val="18"/>
+          <w14:textFill>
+            <w14:solidFill>
+              <w14:schemeClr w14:val="tx1"/>
+            </w14:solidFill>
+          </w14:textFill>
+        </w:rPr>
+        <w:t>认证信息</w:t>
+      </w:r>
+      <w:r>
+        <w:rPr>
+          <w:rFonts w:hint="default" w:ascii="Times New Roman" w:hAnsi="Times New Roman" w:eastAsia="微软雅黑" w:cs="Times New Roman"/>
+          <w:color w:val="000000" w:themeColor="text1"/>
+          <w:sz w:val="18"/>
+          <w:szCs w:val="18"/>
+          <w:lang w:eastAsia="zh-CN"/>
+          <w14:textFill>
+            <w14:solidFill>
+              <w14:schemeClr w14:val="tx1"/>
+            </w14:solidFill>
+          </w14:textFill>
+        </w:rPr>
+        <w:t>，</w:t>
+      </w:r>
+      <w:r>
+        <w:rPr>
+          <w:rFonts w:hint="default" w:ascii="Times New Roman" w:hAnsi="Times New Roman" w:eastAsia="微软雅黑" w:cs="Times New Roman"/>
+          <w:color w:val="000000" w:themeColor="text1"/>
+          <w:sz w:val="18"/>
+          <w:szCs w:val="18"/>
+          <w:lang w:val="en-US" w:eastAsia="zh-CN"/>
+          <w14:textFill>
+            <w14:solidFill>
+              <w14:schemeClr w14:val="tx1"/>
+            </w14:solidFill>
+          </w14:textFill>
+        </w:rPr>
+        <w:t>更新该</w:t>
+      </w:r>
+      <w:bookmarkStart w:id="40" w:name="OLE_LINK41"/>
+      <w:r>
+        <w:rPr>
+          <w:rFonts w:hint="default" w:ascii="Times New Roman" w:hAnsi="Times New Roman" w:eastAsia="微软雅黑" w:cs="Times New Roman"/>
+          <w:i/>
+          <w:iCs/>
+          <w:color w:val="000000" w:themeColor="text1"/>
+          <w:sz w:val="18"/>
+          <w:szCs w:val="18"/>
+          <w:lang w:val="en-US" w:eastAsia="zh-CN"/>
+          <w14:textFill>
+            <w14:solidFill>
+              <w14:schemeClr w14:val="tx1"/>
+            </w14:solidFill>
+          </w14:textFill>
+        </w:rPr>
+        <w:t>key</w:t>
+      </w:r>
+      <w:bookmarkEnd w:id="40"/>
+      <w:r>
+        <w:rPr>
+          <w:rFonts w:hint="default" w:ascii="Times New Roman" w:hAnsi="Times New Roman" w:eastAsia="微软雅黑" w:cs="Times New Roman"/>
+          <w:color w:val="000000" w:themeColor="text1"/>
+          <w:sz w:val="18"/>
+          <w:szCs w:val="18"/>
+          <w:lang w:val="en-US" w:eastAsia="zh-CN"/>
+          <w14:textFill>
+            <w14:solidFill>
+              <w14:schemeClr w14:val="tx1"/>
+            </w14:solidFill>
+          </w14:textFill>
+        </w:rPr>
+        <w:t>合理时间范围内的随机过期事件，预防用户登录高峰期系统</w:t>
+      </w:r>
+      <w:bookmarkStart w:id="41" w:name="OLE_LINK100"/>
+      <w:r>
+        <w:rPr>
+          <w:rFonts w:hint="default" w:ascii="Times New Roman" w:hAnsi="Times New Roman" w:eastAsia="微软雅黑" w:cs="Times New Roman"/>
+          <w:b/>
+          <w:bCs/>
+          <w:i/>
+          <w:iCs/>
+          <w:color w:val="000000" w:themeColor="text1"/>
+          <w:sz w:val="18"/>
+          <w:szCs w:val="18"/>
+          <w:lang w:val="en-US" w:eastAsia="zh-CN"/>
+          <w14:textFill>
+            <w14:solidFill>
+              <w14:schemeClr w14:val="tx1"/>
+            </w14:solidFill>
+          </w14:textFill>
+        </w:rPr>
+        <w:t>缓存雪崩</w:t>
+      </w:r>
       <w:bookmarkEnd w:id="41"/>
-      <w:r>
-        <w:rPr>
-          <w:rFonts w:hint="default" w:ascii="Times New Roman" w:hAnsi="Times New Roman" w:eastAsia="微软雅黑" w:cs="Times New Roman"/>
-          <w:color w:val="000000" w:themeColor="text1"/>
-          <w:sz w:val="18"/>
-          <w:szCs w:val="18"/>
-          <w14:textFill>
-            <w14:solidFill>
-              <w14:schemeClr w14:val="tx1"/>
-            </w14:solidFill>
-          </w14:textFill>
-        </w:rPr>
-        <w:t xml:space="preserve">缓存用户登录的 </w:t>
-      </w:r>
-      <w:bookmarkStart w:id="42" w:name="OLE_LINK40"/>
-      <w:r>
-        <w:rPr>
-          <w:rFonts w:hint="default" w:ascii="Times New Roman" w:hAnsi="Times New Roman" w:eastAsia="微软雅黑" w:cs="Times New Roman"/>
-          <w:b/>
-          <w:bCs/>
-          <w:i/>
-          <w:iCs/>
-          <w:color w:val="000000" w:themeColor="text1"/>
-          <w:sz w:val="18"/>
-          <w:szCs w:val="18"/>
-          <w14:textFill>
-            <w14:solidFill>
-              <w14:schemeClr w14:val="tx1"/>
-            </w14:solidFill>
-          </w14:textFill>
-        </w:rPr>
-        <w:t xml:space="preserve">Token </w:t>
-      </w:r>
-      <w:bookmarkEnd w:id="42"/>
-      <w:r>
-        <w:rPr>
-          <w:rFonts w:hint="default" w:ascii="Times New Roman" w:hAnsi="Times New Roman" w:eastAsia="微软雅黑" w:cs="Times New Roman"/>
-          <w:color w:val="000000" w:themeColor="text1"/>
-          <w:sz w:val="18"/>
-          <w:szCs w:val="18"/>
-          <w14:textFill>
-            <w14:solidFill>
-              <w14:schemeClr w14:val="tx1"/>
-            </w14:solidFill>
-          </w14:textFill>
-        </w:rPr>
-        <w:t>认证信息</w:t>
-      </w:r>
-      <w:r>
-        <w:rPr>
-          <w:rFonts w:hint="default" w:ascii="Times New Roman" w:hAnsi="Times New Roman" w:eastAsia="微软雅黑" w:cs="Times New Roman"/>
-          <w:color w:val="000000" w:themeColor="text1"/>
-          <w:sz w:val="18"/>
-          <w:szCs w:val="18"/>
-          <w:lang w:eastAsia="zh-CN"/>
-          <w14:textFill>
-            <w14:solidFill>
-              <w14:schemeClr w14:val="tx1"/>
-            </w14:solidFill>
-          </w14:textFill>
-        </w:rPr>
-        <w:t>，</w:t>
-      </w:r>
-      <w:r>
-        <w:rPr>
-          <w:rFonts w:hint="default" w:ascii="Times New Roman" w:hAnsi="Times New Roman" w:eastAsia="微软雅黑" w:cs="Times New Roman"/>
-          <w:color w:val="000000" w:themeColor="text1"/>
-          <w:sz w:val="18"/>
-          <w:szCs w:val="18"/>
-          <w:lang w:val="en-US" w:eastAsia="zh-CN"/>
-          <w14:textFill>
-            <w14:solidFill>
-              <w14:schemeClr w14:val="tx1"/>
-            </w14:solidFill>
-          </w14:textFill>
-        </w:rPr>
-        <w:t>更新该</w:t>
-      </w:r>
-      <w:bookmarkStart w:id="43" w:name="OLE_LINK41"/>
-      <w:r>
-        <w:rPr>
-          <w:rFonts w:hint="default" w:ascii="Times New Roman" w:hAnsi="Times New Roman" w:eastAsia="微软雅黑" w:cs="Times New Roman"/>
-          <w:i/>
-          <w:iCs/>
-          <w:color w:val="000000" w:themeColor="text1"/>
-          <w:sz w:val="18"/>
-          <w:szCs w:val="18"/>
-          <w:lang w:val="en-US" w:eastAsia="zh-CN"/>
-          <w14:textFill>
-            <w14:solidFill>
-              <w14:schemeClr w14:val="tx1"/>
-            </w14:solidFill>
-          </w14:textFill>
-        </w:rPr>
-        <w:t>key</w:t>
-      </w:r>
-      <w:bookmarkEnd w:id="43"/>
-      <w:r>
-        <w:rPr>
-          <w:rFonts w:hint="default" w:ascii="Times New Roman" w:hAnsi="Times New Roman" w:eastAsia="微软雅黑" w:cs="Times New Roman"/>
-          <w:color w:val="000000" w:themeColor="text1"/>
-          <w:sz w:val="18"/>
-          <w:szCs w:val="18"/>
-          <w:lang w:val="en-US" w:eastAsia="zh-CN"/>
-          <w14:textFill>
-            <w14:solidFill>
-              <w14:schemeClr w14:val="tx1"/>
-            </w14:solidFill>
-          </w14:textFill>
-        </w:rPr>
-        <w:t>合理时间范围内的随机过期事件，预防用户登录高峰期系统</w:t>
-      </w:r>
-      <w:bookmarkStart w:id="44" w:name="OLE_LINK100"/>
-      <w:r>
-        <w:rPr>
-          <w:rFonts w:hint="default" w:ascii="Times New Roman" w:hAnsi="Times New Roman" w:eastAsia="微软雅黑" w:cs="Times New Roman"/>
-          <w:b/>
-          <w:bCs/>
-          <w:i/>
-          <w:iCs/>
-          <w:color w:val="000000" w:themeColor="text1"/>
-          <w:sz w:val="18"/>
-          <w:szCs w:val="18"/>
-          <w:lang w:val="en-US" w:eastAsia="zh-CN"/>
-          <w14:textFill>
-            <w14:solidFill>
-              <w14:schemeClr w14:val="tx1"/>
-            </w14:solidFill>
-          </w14:textFill>
-        </w:rPr>
-        <w:t>缓存雪崩</w:t>
-      </w:r>
-      <w:bookmarkEnd w:id="44"/>
       <w:r>
         <w:rPr>
           <w:rFonts w:hint="default" w:ascii="Times New Roman" w:hAnsi="Times New Roman" w:eastAsia="微软雅黑" w:cs="Times New Roman"/>
@@ -5772,7 +5546,7 @@
           </w14:textFill>
         </w:rPr>
       </w:pPr>
-      <w:bookmarkStart w:id="45" w:name="OLE_LINK14"/>
+      <w:bookmarkStart w:id="42" w:name="OLE_LINK14"/>
       <w:r>
         <w:rPr>
           <w:rFonts w:hint="default" w:ascii="Times New Roman" w:hAnsi="Times New Roman" w:eastAsia="微软雅黑" w:cs="Times New Roman"/>
@@ -5787,7 +5561,7 @@
         </w:rPr>
         <w:t>后端开发</w:t>
       </w:r>
-      <w:bookmarkEnd w:id="45"/>
+      <w:bookmarkEnd w:id="42"/>
       <w:r>
         <w:rPr>
           <w:rFonts w:hint="default" w:ascii="Times New Roman" w:hAnsi="Times New Roman" w:eastAsia="微软雅黑" w:cs="Times New Roman"/>
@@ -6632,7 +6406,7 @@
         </w:rPr>
         <w:t>：</w:t>
       </w:r>
-      <w:bookmarkStart w:id="46" w:name="OLE_LINK108"/>
+      <w:bookmarkStart w:id="43" w:name="OLE_LINK108"/>
       <w:r>
         <w:rPr>
           <w:rFonts w:hint="default" w:ascii="Times New Roman" w:hAnsi="Times New Roman" w:eastAsia="微软雅黑" w:cs="Times New Roman"/>
@@ -6653,7 +6427,7 @@
         <w:t>https://github.com/brucecxm/brucecxm-bruce-douyin</w:t>
       </w:r>
     </w:p>
-    <w:bookmarkEnd w:id="46"/>
+    <w:bookmarkEnd w:id="43"/>
     <w:p>
       <w:pPr>
         <w:keepNext w:val="0"/>
@@ -6912,7 +6686,7 @@
           </w14:textFill>
         </w:rPr>
       </w:pPr>
-      <w:bookmarkStart w:id="47" w:name="OLE_LINK16"/>
+      <w:bookmarkStart w:id="44" w:name="OLE_LINK16"/>
       <w:r>
         <w:rPr>
           <w:rFonts w:hint="default" w:ascii="Times New Roman" w:hAnsi="Times New Roman" w:eastAsia="微软雅黑" w:cs="Times New Roman"/>
@@ -6931,7 +6705,7 @@
         <w:t>项目亮点：</w:t>
       </w:r>
     </w:p>
-    <w:bookmarkEnd w:id="47"/>
+    <w:bookmarkEnd w:id="44"/>
     <w:p>
       <w:pPr>
         <w:keepNext w:val="0"/>
@@ -7062,8 +6836,8 @@
           </w14:textFill>
         </w:rPr>
       </w:pPr>
-      <w:bookmarkStart w:id="48" w:name="OLE_LINK12"/>
-      <w:bookmarkStart w:id="49" w:name="OLE_LINK11"/>
+      <w:bookmarkStart w:id="45" w:name="OLE_LINK11"/>
+      <w:bookmarkStart w:id="46" w:name="OLE_LINK12"/>
       <w:r>
         <w:rPr>
           <w:rFonts w:hint="default" w:ascii="Times New Roman" w:hAnsi="Times New Roman" w:eastAsia="微软雅黑" w:cs="Times New Roman"/>
@@ -7129,7 +6903,7 @@
         </w:rPr>
         <w:t>结合</w:t>
       </w:r>
-      <w:bookmarkStart w:id="50" w:name="OLE_LINK28"/>
+      <w:bookmarkStart w:id="47" w:name="OLE_LINK28"/>
       <w:r>
         <w:rPr>
           <w:rFonts w:hint="default" w:ascii="Times New Roman" w:hAnsi="Times New Roman" w:eastAsia="黑体" w:cs="Times New Roman"/>
@@ -7146,7 +6920,7 @@
         </w:rPr>
         <w:t>SpringBoot与ElasticSearch</w:t>
       </w:r>
-      <w:bookmarkEnd w:id="50"/>
+      <w:bookmarkEnd w:id="47"/>
       <w:r>
         <w:rPr>
           <w:rFonts w:hint="default" w:ascii="Times New Roman" w:hAnsi="Times New Roman" w:eastAsia="微软雅黑" w:cs="Times New Roman"/>
@@ -7161,8 +6935,8 @@
         </w:rPr>
         <w:t>，</w:t>
       </w:r>
-      <w:bookmarkEnd w:id="48"/>
-      <w:bookmarkEnd w:id="49"/>
+      <w:bookmarkEnd w:id="45"/>
+      <w:bookmarkEnd w:id="46"/>
       <w:r>
         <w:rPr>
           <w:rFonts w:hint="default" w:ascii="Times New Roman" w:hAnsi="Times New Roman" w:eastAsia="微软雅黑" w:cs="Times New Roman"/>
@@ -7177,7 +6951,7 @@
         </w:rPr>
         <w:t>进行数据索引，结合</w:t>
       </w:r>
-      <w:bookmarkStart w:id="51" w:name="OLE_LINK39"/>
+      <w:bookmarkStart w:id="48" w:name="OLE_LINK39"/>
       <w:r>
         <w:rPr>
           <w:rFonts w:hint="default" w:ascii="Times New Roman" w:hAnsi="Times New Roman" w:eastAsia="微软雅黑" w:cs="Times New Roman"/>
@@ -7192,7 +6966,7 @@
         </w:rPr>
         <w:t>Redis</w:t>
       </w:r>
-      <w:bookmarkEnd w:id="51"/>
+      <w:bookmarkEnd w:id="48"/>
       <w:r>
         <w:rPr>
           <w:rFonts w:hint="default" w:ascii="Times New Roman" w:hAnsi="Times New Roman" w:eastAsia="微软雅黑" w:cs="Times New Roman"/>
@@ -7236,7 +7010,7 @@
         </w:rPr>
         <w:t>减轻</w:t>
       </w:r>
-      <w:bookmarkStart w:id="52" w:name="OLE_LINK37"/>
+      <w:bookmarkStart w:id="49" w:name="OLE_LINK37"/>
       <w:r>
         <w:rPr>
           <w:rFonts w:hint="default" w:ascii="Times New Roman" w:hAnsi="Times New Roman" w:eastAsia="微软雅黑" w:cs="Times New Roman"/>
@@ -7251,7 +7025,7 @@
         </w:rPr>
         <w:t>MySQ</w:t>
       </w:r>
-      <w:bookmarkEnd w:id="52"/>
+      <w:bookmarkEnd w:id="49"/>
       <w:r>
         <w:rPr>
           <w:rFonts w:hint="default" w:ascii="Times New Roman" w:hAnsi="Times New Roman" w:eastAsia="微软雅黑" w:cs="Times New Roman"/>
@@ -7314,7 +7088,7 @@
         </w:rPr>
         <w:t>采用</w:t>
       </w:r>
-      <w:bookmarkStart w:id="53" w:name="OLE_LINK29"/>
+      <w:bookmarkStart w:id="50" w:name="OLE_LINK29"/>
       <w:r>
         <w:rPr>
           <w:rFonts w:hint="default" w:ascii="Times New Roman" w:hAnsi="Times New Roman" w:eastAsia="黑体" w:cs="Times New Roman"/>
@@ -7331,7 +7105,7 @@
         </w:rPr>
         <w:t>SaToken</w:t>
       </w:r>
-      <w:bookmarkEnd w:id="53"/>
+      <w:bookmarkEnd w:id="50"/>
       <w:r>
         <w:rPr>
           <w:rFonts w:hint="default" w:ascii="Times New Roman" w:hAnsi="Times New Roman" w:eastAsia="微软雅黑" w:cs="Times New Roman"/>
@@ -7347,7 +7121,7 @@
         </w:rPr>
         <w:t>通过</w:t>
       </w:r>
-      <w:bookmarkStart w:id="54" w:name="OLE_LINK95"/>
+      <w:bookmarkStart w:id="51" w:name="OLE_LINK95"/>
       <w:r>
         <w:rPr>
           <w:rFonts w:hint="default" w:ascii="Times New Roman" w:hAnsi="Times New Roman" w:eastAsia="微软雅黑" w:cs="Times New Roman"/>
@@ -7365,7 +7139,7 @@
         </w:rPr>
         <w:t>优雅简洁的的代码</w:t>
       </w:r>
-      <w:bookmarkEnd w:id="54"/>
+      <w:bookmarkEnd w:id="51"/>
       <w:r>
         <w:rPr>
           <w:rFonts w:hint="default" w:ascii="Times New Roman" w:hAnsi="Times New Roman" w:eastAsia="微软雅黑" w:cs="Times New Roman"/>
@@ -7583,7 +7357,7 @@
         </w:rPr>
         <w:t>借助</w:t>
       </w:r>
-      <w:bookmarkStart w:id="55" w:name="OLE_LINK31"/>
+      <w:bookmarkStart w:id="52" w:name="OLE_LINK31"/>
       <w:r>
         <w:rPr>
           <w:rFonts w:hint="default" w:ascii="Times New Roman" w:hAnsi="Times New Roman" w:eastAsia="黑体" w:cs="Times New Roman"/>
@@ -7600,7 +7374,7 @@
         </w:rPr>
         <w:t>KafkaStream</w:t>
       </w:r>
-      <w:bookmarkEnd w:id="55"/>
+      <w:bookmarkEnd w:id="52"/>
       <w:r>
         <w:rPr>
           <w:rFonts w:hint="default" w:ascii="Times New Roman" w:hAnsi="Times New Roman" w:eastAsia="微软雅黑" w:cs="Times New Roman"/>
@@ -7615,8 +7389,8 @@
         </w:rPr>
         <w:t>实时计算视频的点赞、评论与收藏数据，结合</w:t>
       </w:r>
-      <w:bookmarkStart w:id="56" w:name="OLE_LINK38"/>
-      <w:bookmarkStart w:id="57" w:name="OLE_LINK106"/>
+      <w:bookmarkStart w:id="53" w:name="OLE_LINK38"/>
+      <w:bookmarkStart w:id="54" w:name="OLE_LINK106"/>
       <w:r>
         <w:rPr>
           <w:rFonts w:hint="default" w:ascii="Times New Roman" w:hAnsi="Times New Roman" w:eastAsia="微软雅黑" w:cs="Times New Roman"/>
@@ -7633,7 +7407,7 @@
         </w:rPr>
         <w:t>Redis</w:t>
       </w:r>
-      <w:bookmarkEnd w:id="56"/>
+      <w:bookmarkEnd w:id="53"/>
       <w:r>
         <w:rPr>
           <w:rFonts w:hint="default" w:ascii="Times New Roman" w:hAnsi="Times New Roman" w:eastAsia="微软雅黑" w:cs="Times New Roman"/>
@@ -7650,7 +7424,7 @@
         </w:rPr>
         <w:t>缓存技术</w:t>
       </w:r>
-      <w:bookmarkEnd w:id="57"/>
+      <w:bookmarkEnd w:id="54"/>
       <w:r>
         <w:rPr>
           <w:rFonts w:hint="default" w:ascii="Times New Roman" w:hAnsi="Times New Roman" w:eastAsia="微软雅黑" w:cs="Times New Roman"/>
@@ -7665,8 +7439,8 @@
         </w:rPr>
         <w:t>，确保系统能够</w:t>
       </w:r>
-      <w:bookmarkStart w:id="58" w:name="OLE_LINK89"/>
-      <w:bookmarkStart w:id="59" w:name="OLE_LINK90"/>
+      <w:bookmarkStart w:id="55" w:name="OLE_LINK89"/>
+      <w:bookmarkStart w:id="56" w:name="OLE_LINK90"/>
       <w:r>
         <w:rPr>
           <w:rFonts w:hint="default" w:ascii="Times New Roman" w:hAnsi="Times New Roman" w:eastAsia="微软雅黑" w:cs="Times New Roman"/>
@@ -7683,7 +7457,7 @@
         </w:rPr>
         <w:t>快速响应并处理海量数据</w:t>
       </w:r>
-      <w:bookmarkEnd w:id="58"/>
+      <w:bookmarkEnd w:id="55"/>
       <w:r>
         <w:rPr>
           <w:rFonts w:hint="default" w:ascii="Times New Roman" w:hAnsi="Times New Roman" w:eastAsia="微软雅黑" w:cs="Times New Roman"/>
@@ -7698,7 +7472,7 @@
         </w:rPr>
         <w:t>。</w:t>
       </w:r>
-      <w:bookmarkEnd w:id="59"/>
+      <w:bookmarkEnd w:id="56"/>
       <w:r>
         <w:rPr>
           <w:rFonts w:hint="default" w:ascii="Times New Roman" w:hAnsi="Times New Roman" w:eastAsia="微软雅黑" w:cs="Times New Roman"/>
@@ -7729,7 +7503,7 @@
         </w:rPr>
         <w:t>XXL</w:t>
       </w:r>
-      <w:bookmarkStart w:id="60" w:name="OLE_LINK34"/>
+      <w:bookmarkStart w:id="57" w:name="OLE_LINK34"/>
       <w:r>
         <w:rPr>
           <w:rFonts w:hint="default" w:ascii="Times New Roman" w:hAnsi="Times New Roman" w:eastAsia="黑体" w:cs="Times New Roman"/>
@@ -7746,7 +7520,7 @@
         </w:rPr>
         <w:t>-</w:t>
       </w:r>
-      <w:bookmarkEnd w:id="60"/>
+      <w:bookmarkEnd w:id="57"/>
       <w:r>
         <w:rPr>
           <w:rFonts w:hint="default" w:ascii="Times New Roman" w:hAnsi="Times New Roman" w:eastAsia="黑体" w:cs="Times New Roman"/>
@@ -7827,7 +7601,7 @@
           </w14:textFill>
         </w:rPr>
       </w:pPr>
-      <w:bookmarkStart w:id="61" w:name="OLE_LINK17"/>
+      <w:bookmarkStart w:id="58" w:name="OLE_LINK17"/>
     </w:p>
     <w:p>
       <w:pPr>
@@ -7984,7 +7758,7 @@
         <w:t>自我评价</w:t>
       </w:r>
     </w:p>
-    <w:bookmarkEnd w:id="61"/>
+    <w:bookmarkEnd w:id="58"/>
     <w:p>
       <w:pPr>
         <w:keepNext w:val="0"/>

--- a/doc/简历/陈雪明的简历.docx
+++ b/doc/简历/陈雪明的简历.docx
@@ -1779,7 +1779,7 @@
           <w:sz w:val="18"/>
           <w:szCs w:val="18"/>
         </w:rPr>
-        <w:t>MyBatisPlus</w:t>
+        <w:t>MyBatis</w:t>
       </w:r>
       <w:bookmarkEnd w:id="11"/>
       <w:r>
@@ -1788,29 +1788,7 @@
           <w:sz w:val="18"/>
           <w:szCs w:val="18"/>
         </w:rPr>
-        <w:t xml:space="preserve">，能使用 </w:t>
-      </w:r>
-      <w:bookmarkStart w:id="12" w:name="OLE_LINK73"/>
-      <w:r>
-        <w:rPr>
-          <w:rFonts w:hint="default" w:ascii="Times New Roman" w:hAnsi="Times New Roman" w:eastAsia="微软雅黑" w:cs="Times New Roman"/>
-          <w:b/>
-          <w:bCs/>
-          <w:i/>
-          <w:iCs/>
-          <w:sz w:val="18"/>
-          <w:szCs w:val="18"/>
-        </w:rPr>
-        <w:t>Spring Boot</w:t>
-      </w:r>
-      <w:bookmarkEnd w:id="12"/>
-      <w:r>
-        <w:rPr>
-          <w:rFonts w:hint="default" w:ascii="Times New Roman" w:hAnsi="Times New Roman" w:eastAsia="微软雅黑" w:cs="Times New Roman"/>
-          <w:sz w:val="18"/>
-          <w:szCs w:val="18"/>
-        </w:rPr>
-        <w:t xml:space="preserve"> 独立开发微服务。</w:t>
+        <w:t>。</w:t>
       </w:r>
     </w:p>
     <w:p>
@@ -1866,7 +1844,7 @@
         </w:rPr>
         <w:t>: 掌握</w:t>
       </w:r>
-      <w:bookmarkStart w:id="13" w:name="OLE_LINK78"/>
+      <w:bookmarkStart w:id="12" w:name="OLE_LINK78"/>
       <w:r>
         <w:rPr>
           <w:rFonts w:hint="default" w:ascii="Times New Roman" w:hAnsi="Times New Roman" w:eastAsia="微软雅黑" w:cs="Times New Roman"/>
@@ -1879,7 +1857,7 @@
         </w:rPr>
         <w:t xml:space="preserve"> Vue</w:t>
       </w:r>
-      <w:bookmarkEnd w:id="13"/>
+      <w:bookmarkEnd w:id="12"/>
       <w:r>
         <w:rPr>
           <w:rFonts w:hint="default" w:ascii="Times New Roman" w:hAnsi="Times New Roman" w:eastAsia="微软雅黑" w:cs="Times New Roman"/>
@@ -1981,8 +1959,6 @@
           </w14:textFill>
         </w:rPr>
       </w:pPr>
-      <w:bookmarkStart w:id="59" w:name="_GoBack"/>
-      <w:bookmarkEnd w:id="59"/>
       <w:r>
         <w:rPr>
           <w:rFonts w:hint="default" w:ascii="Times New Roman" w:hAnsi="Times New Roman" w:cs="Times New Roman"/>
@@ -2075,7 +2051,7 @@
         <w:ind w:firstLine="360" w:firstLineChars="200"/>
         <w:textAlignment w:val="center"/>
         <w:rPr>
-          <w:rFonts w:hint="default" w:ascii="Times New Roman" w:hAnsi="Times New Roman" w:cs="Times New Roman" w:eastAsiaTheme="minorEastAsia"/>
+          <w:rFonts w:hint="default" w:ascii="Times New Roman" w:hAnsi="Times New Roman" w:eastAsia="微软雅黑" w:cs="Times New Roman"/>
           <w:color w:val="000000" w:themeColor="text1"/>
           <w:sz w:val="18"/>
           <w:szCs w:val="18"/>
@@ -2087,7 +2063,7 @@
           </w14:textFill>
         </w:rPr>
       </w:pPr>
-      <w:bookmarkStart w:id="14" w:name="OLE_LINK111"/>
+      <w:bookmarkStart w:id="13" w:name="OLE_LINK111"/>
       <w:r>
         <w:rPr>
           <w:rFonts w:hint="default" w:ascii="Times New Roman" w:hAnsi="Times New Roman" w:eastAsia="微软雅黑" w:cs="Times New Roman"/>
@@ -2103,8 +2079,24 @@
         </w:rPr>
         <w:t>实习经历</w:t>
       </w:r>
+      <w:r>
+        <w:rPr>
+          <w:rFonts w:hint="eastAsia" w:ascii="Times New Roman" w:hAnsi="Times New Roman" w:eastAsia="微软雅黑" w:cs="Times New Roman"/>
+          <w:b/>
+          <w:color w:val="000000" w:themeColor="text1"/>
+          <w:sz w:val="18"/>
+          <w:szCs w:val="18"/>
+          <w:lang w:val="en-US" w:eastAsia="zh-CN"/>
+          <w14:textFill>
+            <w14:solidFill>
+              <w14:schemeClr w14:val="tx1"/>
+            </w14:solidFill>
+          </w14:textFill>
+        </w:rPr>
+        <w:t>/工作经历</w:t>
+      </w:r>
     </w:p>
-    <w:bookmarkEnd w:id="14"/>
+    <w:bookmarkEnd w:id="13"/>
     <w:p>
       <w:pPr>
         <w:keepNext w:val="0"/>
@@ -2142,7 +2134,7 @@
           </w14:textFill>
         </w:rPr>
       </w:pPr>
-      <w:bookmarkStart w:id="15" w:name="OLE_LINK15"/>
+      <w:bookmarkStart w:id="14" w:name="OLE_LINK15"/>
       <w:r>
         <w:rPr>
           <w:rFonts w:hint="default" w:ascii="Times New Roman" w:hAnsi="Times New Roman" w:eastAsia="微软雅黑" w:cs="Times New Roman"/>
@@ -2380,7 +2372,7 @@
         </w:rPr>
       </w:pPr>
     </w:p>
-    <w:bookmarkEnd w:id="15"/>
+    <w:bookmarkEnd w:id="14"/>
     <w:p>
       <w:pPr>
         <w:keepNext w:val="0"/>
@@ -2561,7 +2553,41 @@
             </w14:solidFill>
           </w14:textFill>
         </w:rPr>
-        <w:t>独立负责管理系统的考试模块，开发出了AI智讯、每日一练、以及多个管理端的配置和导入页面</w:t>
+        <w:t>独立负责管理系统的考试模块，开发出了</w:t>
+      </w:r>
+      <w:r>
+        <w:rPr>
+          <w:rFonts w:hint="default" w:ascii="Times New Roman" w:hAnsi="Times New Roman" w:eastAsia="微软雅黑" w:cs="Times New Roman"/>
+          <w:b/>
+          <w:bCs/>
+          <w:i/>
+          <w:iCs/>
+          <w:color w:val="000000" w:themeColor="text1"/>
+          <w:sz w:val="18"/>
+          <w:szCs w:val="18"/>
+          <w:lang w:val="en-US" w:eastAsia="zh-CN"/>
+          <w14:textFill>
+            <w14:solidFill>
+              <w14:schemeClr w14:val="tx1"/>
+            </w14:solidFill>
+          </w14:textFill>
+        </w:rPr>
+        <w:t>AI</w:t>
+      </w:r>
+      <w:r>
+        <w:rPr>
+          <w:rFonts w:hint="default" w:ascii="Times New Roman" w:hAnsi="Times New Roman" w:eastAsia="微软雅黑" w:cs="Times New Roman"/>
+          <w:color w:val="000000" w:themeColor="text1"/>
+          <w:sz w:val="18"/>
+          <w:szCs w:val="18"/>
+          <w:lang w:val="en-US" w:eastAsia="zh-CN"/>
+          <w14:textFill>
+            <w14:solidFill>
+              <w14:schemeClr w14:val="tx1"/>
+            </w14:solidFill>
+          </w14:textFill>
+        </w:rPr>
+        <w:t>智讯、每日一练、以及多个管理端的配置和导入页面</w:t>
       </w:r>
     </w:p>
     <w:p>
@@ -2601,17 +2627,138 @@
       <w:r>
         <w:rPr>
           <w:rFonts w:hint="default" w:ascii="Times New Roman" w:hAnsi="Times New Roman" w:eastAsia="微软雅黑" w:cs="Times New Roman"/>
-          <w:color w:val="000000" w:themeColor="text1"/>
-          <w:sz w:val="18"/>
-          <w:szCs w:val="18"/>
-          <w:lang w:val="en-US" w:eastAsia="zh-CN"/>
-          <w14:textFill>
-            <w14:solidFill>
-              <w14:schemeClr w14:val="tx1"/>
-            </w14:solidFill>
-          </w14:textFill>
-        </w:rPr>
-        <w:t>SQL调优，对定位出来的多个慢SQL，修改或重写原有的SQL，大幅提升SQL的查询速度</w:t>
+          <w:b/>
+          <w:bCs/>
+          <w:i/>
+          <w:iCs/>
+          <w:color w:val="000000" w:themeColor="text1"/>
+          <w:sz w:val="18"/>
+          <w:szCs w:val="18"/>
+          <w:lang w:val="en-US" w:eastAsia="zh-CN"/>
+          <w14:textFill>
+            <w14:solidFill>
+              <w14:schemeClr w14:val="tx1"/>
+            </w14:solidFill>
+          </w14:textFill>
+        </w:rPr>
+        <w:t>SQL</w:t>
+      </w:r>
+      <w:r>
+        <w:rPr>
+          <w:rFonts w:hint="default" w:ascii="Times New Roman" w:hAnsi="Times New Roman" w:eastAsia="微软雅黑" w:cs="Times New Roman"/>
+          <w:color w:val="000000" w:themeColor="text1"/>
+          <w:sz w:val="18"/>
+          <w:szCs w:val="18"/>
+          <w:lang w:val="en-US" w:eastAsia="zh-CN"/>
+          <w14:textFill>
+            <w14:solidFill>
+              <w14:schemeClr w14:val="tx1"/>
+            </w14:solidFill>
+          </w14:textFill>
+        </w:rPr>
+        <w:t>调优，对定位出来的多个慢</w:t>
+      </w:r>
+      <w:r>
+        <w:rPr>
+          <w:rFonts w:hint="default" w:ascii="Times New Roman" w:hAnsi="Times New Roman" w:eastAsia="微软雅黑" w:cs="Times New Roman"/>
+          <w:b/>
+          <w:bCs/>
+          <w:i/>
+          <w:iCs/>
+          <w:color w:val="000000" w:themeColor="text1"/>
+          <w:sz w:val="18"/>
+          <w:szCs w:val="18"/>
+          <w:lang w:val="en-US" w:eastAsia="zh-CN"/>
+          <w14:textFill>
+            <w14:solidFill>
+              <w14:schemeClr w14:val="tx1"/>
+            </w14:solidFill>
+          </w14:textFill>
+        </w:rPr>
+        <w:t>SQL</w:t>
+      </w:r>
+      <w:r>
+        <w:rPr>
+          <w:rFonts w:hint="default" w:ascii="Times New Roman" w:hAnsi="Times New Roman" w:eastAsia="微软雅黑" w:cs="Times New Roman"/>
+          <w:color w:val="000000" w:themeColor="text1"/>
+          <w:sz w:val="18"/>
+          <w:szCs w:val="18"/>
+          <w:lang w:val="en-US" w:eastAsia="zh-CN"/>
+          <w14:textFill>
+            <w14:solidFill>
+              <w14:schemeClr w14:val="tx1"/>
+            </w14:solidFill>
+          </w14:textFill>
+        </w:rPr>
+        <w:t>，修改或重写原有的</w:t>
+      </w:r>
+      <w:r>
+        <w:rPr>
+          <w:rFonts w:hint="default" w:ascii="Times New Roman" w:hAnsi="Times New Roman" w:eastAsia="微软雅黑" w:cs="Times New Roman"/>
+          <w:b/>
+          <w:bCs/>
+          <w:i/>
+          <w:iCs/>
+          <w:color w:val="000000" w:themeColor="text1"/>
+          <w:sz w:val="18"/>
+          <w:szCs w:val="18"/>
+          <w:lang w:val="en-US" w:eastAsia="zh-CN"/>
+          <w14:textFill>
+            <w14:solidFill>
+              <w14:schemeClr w14:val="tx1"/>
+            </w14:solidFill>
+          </w14:textFill>
+        </w:rPr>
+        <w:t>SQL</w:t>
+      </w:r>
+      <w:r>
+        <w:rPr>
+          <w:rFonts w:hint="default" w:ascii="Times New Roman" w:hAnsi="Times New Roman" w:eastAsia="微软雅黑" w:cs="Times New Roman"/>
+          <w:color w:val="000000" w:themeColor="text1"/>
+          <w:sz w:val="18"/>
+          <w:szCs w:val="18"/>
+          <w:lang w:val="en-US" w:eastAsia="zh-CN"/>
+          <w14:textFill>
+            <w14:solidFill>
+              <w14:schemeClr w14:val="tx1"/>
+            </w14:solidFill>
+          </w14:textFill>
+        </w:rPr>
+        <w:t>，大幅提升</w:t>
+      </w:r>
+      <w:r>
+        <w:rPr>
+          <w:rFonts w:hint="default" w:ascii="Times New Roman" w:hAnsi="Times New Roman" w:eastAsia="微软雅黑" w:cs="Times New Roman"/>
+          <w:b/>
+          <w:bCs/>
+          <w:i/>
+          <w:iCs/>
+          <w:color w:val="000000" w:themeColor="text1"/>
+          <w:sz w:val="18"/>
+          <w:szCs w:val="18"/>
+          <w:lang w:val="en-US" w:eastAsia="zh-CN"/>
+          <w14:textFill>
+            <w14:solidFill>
+              <w14:schemeClr w14:val="tx1"/>
+            </w14:solidFill>
+          </w14:textFill>
+        </w:rPr>
+        <w:t>SQL</w:t>
+      </w:r>
+      <w:r>
+        <w:rPr>
+          <w:rFonts w:hint="default" w:ascii="Times New Roman" w:hAnsi="Times New Roman" w:eastAsia="微软雅黑" w:cs="Times New Roman"/>
+          <w:color w:val="000000" w:themeColor="text1"/>
+          <w:sz w:val="18"/>
+          <w:szCs w:val="18"/>
+          <w:lang w:val="en-US" w:eastAsia="zh-CN"/>
+          <w14:textFill>
+            <w14:solidFill>
+              <w14:schemeClr w14:val="tx1"/>
+            </w14:solidFill>
+          </w14:textFill>
+        </w:rPr>
+        <w:t>的查询速度</w:t>
       </w:r>
     </w:p>
     <w:p>
@@ -2711,7 +2858,166 @@
             </w14:solidFill>
           </w14:textFill>
         </w:rPr>
-        <w:t>利用微服务架构，将平台的多个导出缓慢的excel导出接口迁移到了微服务，利用easyexcel和redis极大提高导出速度</w:t>
+        <w:t>利用微服务架构，将平台的多个导出缓慢的</w:t>
+      </w:r>
+      <w:r>
+        <w:rPr>
+          <w:rFonts w:hint="eastAsia" w:ascii="Times New Roman" w:hAnsi="Times New Roman" w:eastAsia="微软雅黑" w:cs="Times New Roman"/>
+          <w:b/>
+          <w:bCs/>
+          <w:i/>
+          <w:iCs/>
+          <w:color w:val="000000" w:themeColor="text1"/>
+          <w:sz w:val="18"/>
+          <w:szCs w:val="18"/>
+          <w:lang w:val="en-US" w:eastAsia="zh-CN"/>
+          <w14:textFill>
+            <w14:solidFill>
+              <w14:schemeClr w14:val="tx1"/>
+            </w14:solidFill>
+          </w14:textFill>
+        </w:rPr>
+        <w:t>E</w:t>
+      </w:r>
+      <w:r>
+        <w:rPr>
+          <w:rFonts w:hint="default" w:ascii="Times New Roman" w:hAnsi="Times New Roman" w:eastAsia="微软雅黑" w:cs="Times New Roman"/>
+          <w:b/>
+          <w:bCs/>
+          <w:i/>
+          <w:iCs/>
+          <w:color w:val="000000" w:themeColor="text1"/>
+          <w:sz w:val="18"/>
+          <w:szCs w:val="18"/>
+          <w:lang w:val="en-US" w:eastAsia="zh-CN"/>
+          <w14:textFill>
+            <w14:solidFill>
+              <w14:schemeClr w14:val="tx1"/>
+            </w14:solidFill>
+          </w14:textFill>
+        </w:rPr>
+        <w:t>xcel</w:t>
+      </w:r>
+      <w:r>
+        <w:rPr>
+          <w:rFonts w:hint="default" w:ascii="Times New Roman" w:hAnsi="Times New Roman" w:eastAsia="微软雅黑" w:cs="Times New Roman"/>
+          <w:color w:val="000000" w:themeColor="text1"/>
+          <w:sz w:val="18"/>
+          <w:szCs w:val="18"/>
+          <w:lang w:val="en-US" w:eastAsia="zh-CN"/>
+          <w14:textFill>
+            <w14:solidFill>
+              <w14:schemeClr w14:val="tx1"/>
+            </w14:solidFill>
+          </w14:textFill>
+        </w:rPr>
+        <w:t>导出接口迁移到了微服务，利用</w:t>
+      </w:r>
+      <w:r>
+        <w:rPr>
+          <w:rFonts w:hint="default" w:ascii="Times New Roman" w:hAnsi="Times New Roman" w:eastAsia="微软雅黑" w:cs="Times New Roman"/>
+          <w:b/>
+          <w:bCs/>
+          <w:i/>
+          <w:iCs/>
+          <w:color w:val="000000" w:themeColor="text1"/>
+          <w:sz w:val="18"/>
+          <w:szCs w:val="18"/>
+          <w:lang w:val="en-US" w:eastAsia="zh-CN"/>
+          <w14:textFill>
+            <w14:solidFill>
+              <w14:schemeClr w14:val="tx1"/>
+            </w14:solidFill>
+          </w14:textFill>
+        </w:rPr>
+        <w:t>easy</w:t>
+      </w:r>
+      <w:r>
+        <w:rPr>
+          <w:rFonts w:hint="eastAsia" w:ascii="Times New Roman" w:hAnsi="Times New Roman" w:eastAsia="微软雅黑" w:cs="Times New Roman"/>
+          <w:b/>
+          <w:bCs/>
+          <w:i/>
+          <w:iCs/>
+          <w:color w:val="000000" w:themeColor="text1"/>
+          <w:sz w:val="18"/>
+          <w:szCs w:val="18"/>
+          <w:lang w:val="en-US" w:eastAsia="zh-CN"/>
+          <w14:textFill>
+            <w14:solidFill>
+              <w14:schemeClr w14:val="tx1"/>
+            </w14:solidFill>
+          </w14:textFill>
+        </w:rPr>
+        <w:t>E</w:t>
+      </w:r>
+      <w:r>
+        <w:rPr>
+          <w:rFonts w:hint="default" w:ascii="Times New Roman" w:hAnsi="Times New Roman" w:eastAsia="微软雅黑" w:cs="Times New Roman"/>
+          <w:b/>
+          <w:bCs/>
+          <w:i/>
+          <w:iCs/>
+          <w:color w:val="000000" w:themeColor="text1"/>
+          <w:sz w:val="18"/>
+          <w:szCs w:val="18"/>
+          <w:lang w:val="en-US" w:eastAsia="zh-CN"/>
+          <w14:textFill>
+            <w14:solidFill>
+              <w14:schemeClr w14:val="tx1"/>
+            </w14:solidFill>
+          </w14:textFill>
+        </w:rPr>
+        <w:t>xcel</w:t>
+      </w:r>
+      <w:r>
+        <w:rPr>
+          <w:rFonts w:hint="default" w:ascii="Times New Roman" w:hAnsi="Times New Roman" w:eastAsia="微软雅黑" w:cs="Times New Roman"/>
+          <w:color w:val="000000" w:themeColor="text1"/>
+          <w:sz w:val="18"/>
+          <w:szCs w:val="18"/>
+          <w:lang w:val="en-US" w:eastAsia="zh-CN"/>
+          <w14:textFill>
+            <w14:solidFill>
+              <w14:schemeClr w14:val="tx1"/>
+            </w14:solidFill>
+          </w14:textFill>
+        </w:rPr>
+        <w:t>和</w:t>
+      </w:r>
+      <w:r>
+        <w:rPr>
+          <w:rFonts w:hint="default" w:ascii="Times New Roman" w:hAnsi="Times New Roman" w:eastAsia="微软雅黑" w:cs="Times New Roman"/>
+          <w:b/>
+          <w:bCs/>
+          <w:i/>
+          <w:iCs/>
+          <w:color w:val="000000" w:themeColor="text1"/>
+          <w:sz w:val="18"/>
+          <w:szCs w:val="18"/>
+          <w:lang w:val="en-US" w:eastAsia="zh-CN"/>
+          <w14:textFill>
+            <w14:solidFill>
+              <w14:schemeClr w14:val="tx1"/>
+            </w14:solidFill>
+          </w14:textFill>
+        </w:rPr>
+        <w:t>redis</w:t>
+      </w:r>
+      <w:r>
+        <w:rPr>
+          <w:rFonts w:hint="default" w:ascii="Times New Roman" w:hAnsi="Times New Roman" w:eastAsia="微软雅黑" w:cs="Times New Roman"/>
+          <w:color w:val="000000" w:themeColor="text1"/>
+          <w:sz w:val="18"/>
+          <w:szCs w:val="18"/>
+          <w:lang w:val="en-US" w:eastAsia="zh-CN"/>
+          <w14:textFill>
+            <w14:solidFill>
+              <w14:schemeClr w14:val="tx1"/>
+            </w14:solidFill>
+          </w14:textFill>
+        </w:rPr>
+        <w:t>极大提高导出速度</w:t>
       </w:r>
     </w:p>
     <w:p>
@@ -3120,7 +3426,7 @@
           </w14:textFill>
         </w:rPr>
       </w:pPr>
-      <w:bookmarkStart w:id="16" w:name="OLE_LINK3"/>
+      <w:bookmarkStart w:id="15" w:name="OLE_LINK3"/>
       <w:r>
         <w:rPr>
           <w:rFonts w:hint="default" w:ascii="Times New Roman" w:hAnsi="Times New Roman" w:eastAsia="微软雅黑" w:cs="Times New Roman"/>
@@ -3234,10 +3540,112 @@
             </w14:solidFill>
           </w14:textFill>
         </w:rPr>
-        <w:t>前端功能的开发和维护，将前端工程打包成H5资源包到Minio文件服务器，不同渠道侧可以通过接口调用获取H5资源包从而实现前端功能实时更新。</w:t>
+        <w:t>前端功能的开发和维护，将前端工程打包成</w:t>
+      </w:r>
+      <w:r>
+        <w:rPr>
+          <w:rFonts w:hint="default" w:ascii="Times New Roman" w:hAnsi="Times New Roman" w:eastAsia="微软雅黑" w:cs="Times New Roman"/>
+          <w:b/>
+          <w:bCs/>
+          <w:i/>
+          <w:iCs/>
+          <w:color w:val="000000" w:themeColor="text1"/>
+          <w:sz w:val="18"/>
+          <w:szCs w:val="18"/>
+          <w:lang w:val="en-US" w:eastAsia="zh-CN"/>
+          <w14:textFill>
+            <w14:solidFill>
+              <w14:schemeClr w14:val="tx1"/>
+            </w14:solidFill>
+          </w14:textFill>
+        </w:rPr>
+        <w:t>H5</w:t>
+      </w:r>
+      <w:r>
+        <w:rPr>
+          <w:rFonts w:hint="default" w:ascii="Times New Roman" w:hAnsi="Times New Roman" w:eastAsia="微软雅黑" w:cs="Times New Roman"/>
+          <w:color w:val="000000" w:themeColor="text1"/>
+          <w:sz w:val="18"/>
+          <w:szCs w:val="18"/>
+          <w:lang w:val="en-US" w:eastAsia="zh-CN"/>
+          <w14:textFill>
+            <w14:solidFill>
+              <w14:schemeClr w14:val="tx1"/>
+            </w14:solidFill>
+          </w14:textFill>
+        </w:rPr>
+        <w:t>资源包到</w:t>
+      </w:r>
+      <w:r>
+        <w:rPr>
+          <w:rFonts w:hint="default" w:ascii="Times New Roman" w:hAnsi="Times New Roman" w:eastAsia="微软雅黑" w:cs="Times New Roman"/>
+          <w:b/>
+          <w:bCs/>
+          <w:i/>
+          <w:iCs/>
+          <w:color w:val="000000" w:themeColor="text1"/>
+          <w:sz w:val="18"/>
+          <w:szCs w:val="18"/>
+          <w:lang w:val="en-US" w:eastAsia="zh-CN"/>
+          <w14:textFill>
+            <w14:solidFill>
+              <w14:schemeClr w14:val="tx1"/>
+            </w14:solidFill>
+          </w14:textFill>
+        </w:rPr>
+        <w:t>Minio</w:t>
+      </w:r>
+      <w:r>
+        <w:rPr>
+          <w:rFonts w:hint="default" w:ascii="Times New Roman" w:hAnsi="Times New Roman" w:eastAsia="微软雅黑" w:cs="Times New Roman"/>
+          <w:color w:val="000000" w:themeColor="text1"/>
+          <w:sz w:val="18"/>
+          <w:szCs w:val="18"/>
+          <w:lang w:val="en-US" w:eastAsia="zh-CN"/>
+          <w14:textFill>
+            <w14:solidFill>
+              <w14:schemeClr w14:val="tx1"/>
+            </w14:solidFill>
+          </w14:textFill>
+        </w:rPr>
+        <w:t>文件服务器，不同渠道侧可以通过接口调用获取</w:t>
+      </w:r>
+      <w:r>
+        <w:rPr>
+          <w:rFonts w:hint="default" w:ascii="Times New Roman" w:hAnsi="Times New Roman" w:eastAsia="微软雅黑" w:cs="Times New Roman"/>
+          <w:b/>
+          <w:bCs/>
+          <w:i/>
+          <w:iCs/>
+          <w:color w:val="000000" w:themeColor="text1"/>
+          <w:sz w:val="18"/>
+          <w:szCs w:val="18"/>
+          <w:lang w:val="en-US" w:eastAsia="zh-CN"/>
+          <w14:textFill>
+            <w14:solidFill>
+              <w14:schemeClr w14:val="tx1"/>
+            </w14:solidFill>
+          </w14:textFill>
+        </w:rPr>
+        <w:t>H5</w:t>
+      </w:r>
+      <w:r>
+        <w:rPr>
+          <w:rFonts w:hint="default" w:ascii="Times New Roman" w:hAnsi="Times New Roman" w:eastAsia="微软雅黑" w:cs="Times New Roman"/>
+          <w:color w:val="000000" w:themeColor="text1"/>
+          <w:sz w:val="18"/>
+          <w:szCs w:val="18"/>
+          <w:lang w:val="en-US" w:eastAsia="zh-CN"/>
+          <w14:textFill>
+            <w14:solidFill>
+              <w14:schemeClr w14:val="tx1"/>
+            </w14:solidFill>
+          </w14:textFill>
+        </w:rPr>
+        <w:t>资源包从而实现前端功能实时更新。</w:t>
       </w:r>
     </w:p>
-    <w:bookmarkEnd w:id="16"/>
+    <w:bookmarkEnd w:id="15"/>
     <w:p>
       <w:pPr>
         <w:spacing w:before="0" w:after="0" w:line="464" w:lineRule="exact"/>
@@ -3543,7 +3951,7 @@
         </w:rPr>
         <w:tab/>
       </w:r>
-      <w:bookmarkStart w:id="17" w:name="OLE_LINK1"/>
+      <w:bookmarkStart w:id="16" w:name="OLE_LINK1"/>
       <w:r>
         <w:rPr>
           <w:rFonts w:hint="default" w:ascii="Times New Roman" w:hAnsi="Times New Roman" w:eastAsia="微软雅黑" w:cs="Times New Roman"/>
@@ -3560,7 +3968,7 @@
         </w:rPr>
         <w:t>中国移动渠道集中管理平台</w:t>
       </w:r>
-      <w:bookmarkEnd w:id="17"/>
+      <w:bookmarkEnd w:id="16"/>
     </w:p>
     <w:p>
       <w:pPr>
@@ -3596,7 +4004,7 @@
           </w14:textFill>
         </w:rPr>
       </w:pPr>
-      <w:bookmarkStart w:id="18" w:name="OLE_LINK116"/>
+      <w:bookmarkStart w:id="17" w:name="OLE_LINK116"/>
       <w:r>
         <w:rPr>
           <w:rFonts w:hint="default" w:ascii="Times New Roman" w:hAnsi="Times New Roman" w:eastAsia="微软雅黑" w:cs="Times New Roman"/>
@@ -3612,7 +4020,7 @@
         </w:rPr>
         <w:t>全</w:t>
       </w:r>
-      <w:bookmarkEnd w:id="18"/>
+      <w:bookmarkEnd w:id="17"/>
       <w:r>
         <w:rPr>
           <w:rFonts w:hint="default" w:ascii="Times New Roman" w:hAnsi="Times New Roman" w:eastAsia="微软雅黑" w:cs="Times New Roman"/>
@@ -3734,9 +4142,46 @@
             </w14:solidFill>
           </w14:textFill>
         </w:rPr>
-        <w:t>SpringBoot + Spring</w:t>
-      </w:r>
-      <w:bookmarkStart w:id="19" w:name="OLE_LINK6"/>
+        <w:t>Spring</w:t>
+      </w:r>
+      <w:r>
+        <w:rPr>
+          <w:rFonts w:hint="eastAsia" w:ascii="Times New Roman" w:hAnsi="Times New Roman" w:eastAsia="微软雅黑" w:cs="Times New Roman"/>
+          <w:b/>
+          <w:bCs/>
+          <w:i/>
+          <w:iCs/>
+          <w:color w:val="000000" w:themeColor="text1"/>
+          <w:sz w:val="18"/>
+          <w:szCs w:val="18"/>
+          <w:lang w:val="en-US" w:eastAsia="zh-CN"/>
+          <w14:textFill>
+            <w14:solidFill>
+              <w14:schemeClr w14:val="tx1"/>
+            </w14:solidFill>
+          </w14:textFill>
+        </w:rPr>
+        <w:t xml:space="preserve"> </w:t>
+      </w:r>
+      <w:r>
+        <w:rPr>
+          <w:rFonts w:hint="default" w:ascii="Times New Roman" w:hAnsi="Times New Roman" w:eastAsia="微软雅黑" w:cs="Times New Roman"/>
+          <w:b/>
+          <w:bCs/>
+          <w:i/>
+          <w:iCs/>
+          <w:color w:val="000000" w:themeColor="text1"/>
+          <w:sz w:val="18"/>
+          <w:szCs w:val="18"/>
+          <w14:textFill>
+            <w14:solidFill>
+              <w14:schemeClr w14:val="tx1"/>
+            </w14:solidFill>
+          </w14:textFill>
+        </w:rPr>
+        <w:t>+ Spring</w:t>
+      </w:r>
+      <w:bookmarkStart w:id="18" w:name="OLE_LINK6"/>
       <w:r>
         <w:rPr>
           <w:rFonts w:hint="default" w:ascii="Times New Roman" w:hAnsi="Times New Roman" w:eastAsia="微软雅黑" w:cs="Times New Roman"/>
@@ -3755,6 +4200,44 @@
         </w:rPr>
         <w:t>Clo</w:t>
       </w:r>
+      <w:bookmarkEnd w:id="18"/>
+      <w:r>
+        <w:rPr>
+          <w:rFonts w:hint="default" w:ascii="Times New Roman" w:hAnsi="Times New Roman" w:eastAsia="微软雅黑" w:cs="Times New Roman"/>
+          <w:b/>
+          <w:bCs/>
+          <w:i/>
+          <w:iCs/>
+          <w:color w:val="000000" w:themeColor="text1"/>
+          <w:sz w:val="18"/>
+          <w:szCs w:val="18"/>
+          <w14:textFill>
+            <w14:solidFill>
+              <w14:schemeClr w14:val="tx1"/>
+            </w14:solidFill>
+          </w14:textFill>
+        </w:rPr>
+        <w:t xml:space="preserve">ud + </w:t>
+      </w:r>
+      <w:bookmarkStart w:id="19" w:name="OLE_LINK7"/>
+      <w:r>
+        <w:rPr>
+          <w:rFonts w:hint="default" w:ascii="Times New Roman" w:hAnsi="Times New Roman" w:eastAsia="微软雅黑" w:cs="Times New Roman"/>
+          <w:b/>
+          <w:bCs/>
+          <w:i/>
+          <w:iCs/>
+          <w:color w:val="000000" w:themeColor="text1"/>
+          <w:sz w:val="18"/>
+          <w:szCs w:val="18"/>
+          <w14:textFill>
+            <w14:solidFill>
+              <w14:schemeClr w14:val="tx1"/>
+            </w14:solidFill>
+          </w14:textFill>
+        </w:rPr>
+        <w:t xml:space="preserve">MyBatis </w:t>
+      </w:r>
       <w:bookmarkEnd w:id="19"/>
       <w:r>
         <w:rPr>
@@ -3772,278 +4255,106 @@
             </w14:solidFill>
           </w14:textFill>
         </w:rPr>
-        <w:t xml:space="preserve">ud + </w:t>
-      </w:r>
-      <w:bookmarkStart w:id="20" w:name="OLE_LINK7"/>
-      <w:r>
-        <w:rPr>
-          <w:rFonts w:hint="default" w:ascii="Times New Roman" w:hAnsi="Times New Roman" w:eastAsia="微软雅黑" w:cs="Times New Roman"/>
-          <w:b/>
-          <w:bCs/>
-          <w:i/>
-          <w:iCs/>
-          <w:color w:val="000000" w:themeColor="text1"/>
-          <w:sz w:val="18"/>
-          <w:szCs w:val="18"/>
-          <w14:textFill>
-            <w14:solidFill>
-              <w14:schemeClr w14:val="tx1"/>
-            </w14:solidFill>
-          </w14:textFill>
-        </w:rPr>
-        <w:t xml:space="preserve">MyBatis </w:t>
+        <w:t xml:space="preserve">+ </w:t>
+      </w:r>
+      <w:r>
+        <w:rPr>
+          <w:rFonts w:hint="default" w:ascii="Times New Roman" w:hAnsi="Times New Roman" w:eastAsia="微软雅黑" w:cs="Times New Roman"/>
+          <w:b/>
+          <w:bCs/>
+          <w:i/>
+          <w:iCs/>
+          <w:color w:val="000000" w:themeColor="text1"/>
+          <w:sz w:val="18"/>
+          <w:szCs w:val="18"/>
+          <w:lang w:val="en-US" w:eastAsia="zh-CN"/>
+          <w14:textFill>
+            <w14:solidFill>
+              <w14:schemeClr w14:val="tx1"/>
+            </w14:solidFill>
+          </w14:textFill>
+        </w:rPr>
+        <w:t>Oracle</w:t>
+      </w:r>
+      <w:r>
+        <w:rPr>
+          <w:rFonts w:hint="default" w:ascii="Times New Roman" w:hAnsi="Times New Roman" w:eastAsia="微软雅黑" w:cs="Times New Roman"/>
+          <w:b/>
+          <w:bCs/>
+          <w:i/>
+          <w:iCs/>
+          <w:color w:val="000000" w:themeColor="text1"/>
+          <w:sz w:val="18"/>
+          <w:szCs w:val="18"/>
+          <w14:textFill>
+            <w14:solidFill>
+              <w14:schemeClr w14:val="tx1"/>
+            </w14:solidFill>
+          </w14:textFill>
+        </w:rPr>
+        <w:t>+ Redis</w:t>
+      </w:r>
+      <w:r>
+        <w:rPr>
+          <w:rFonts w:hint="default" w:ascii="Times New Roman" w:hAnsi="Times New Roman" w:eastAsia="微软雅黑" w:cs="Times New Roman"/>
+          <w:b/>
+          <w:bCs/>
+          <w:i/>
+          <w:iCs/>
+          <w:color w:val="000000" w:themeColor="text1"/>
+          <w:sz w:val="18"/>
+          <w:szCs w:val="18"/>
+          <w:lang w:val="en-US" w:eastAsia="zh-CN"/>
+          <w14:textFill>
+            <w14:solidFill>
+              <w14:schemeClr w14:val="tx1"/>
+            </w14:solidFill>
+          </w14:textFill>
+        </w:rPr>
+        <w:t xml:space="preserve"> </w:t>
+      </w:r>
+      <w:r>
+        <w:rPr>
+          <w:rFonts w:hint="default" w:ascii="Times New Roman" w:hAnsi="Times New Roman" w:eastAsia="微软雅黑" w:cs="Times New Roman"/>
+          <w:b/>
+          <w:bCs/>
+          <w:i/>
+          <w:iCs/>
+          <w:color w:val="000000" w:themeColor="text1"/>
+          <w:sz w:val="18"/>
+          <w:szCs w:val="18"/>
+          <w14:textFill>
+            <w14:solidFill>
+              <w14:schemeClr w14:val="tx1"/>
+            </w14:solidFill>
+          </w14:textFill>
+        </w:rPr>
+        <w:t xml:space="preserve">+ </w:t>
+      </w:r>
+      <w:bookmarkStart w:id="20" w:name="OLE_LINK13"/>
+      <w:bookmarkStart w:id="21" w:name="OLE_LINK9"/>
+      <w:r>
+        <w:rPr>
+          <w:rFonts w:hint="default" w:ascii="Times New Roman" w:hAnsi="Times New Roman" w:eastAsia="微软雅黑" w:cs="Times New Roman"/>
+          <w:b/>
+          <w:bCs/>
+          <w:i/>
+          <w:iCs/>
+          <w:color w:val="000000" w:themeColor="text1"/>
+          <w:sz w:val="18"/>
+          <w:szCs w:val="18"/>
+          <w:lang w:val="en-US" w:eastAsia="zh-CN"/>
+          <w14:textFill>
+            <w14:solidFill>
+              <w14:schemeClr w14:val="tx1"/>
+            </w14:solidFill>
+          </w14:textFill>
+        </w:rPr>
+        <w:t>Ionic+Angular</w:t>
       </w:r>
       <w:bookmarkEnd w:id="20"/>
-      <w:r>
-        <w:rPr>
-          <w:rFonts w:hint="default" w:ascii="Times New Roman" w:hAnsi="Times New Roman" w:eastAsia="微软雅黑" w:cs="Times New Roman"/>
-          <w:b/>
-          <w:bCs/>
-          <w:i/>
-          <w:iCs/>
-          <w:color w:val="000000" w:themeColor="text1"/>
-          <w:sz w:val="18"/>
-          <w:szCs w:val="18"/>
-          <w14:textFill>
-            <w14:solidFill>
-              <w14:schemeClr w14:val="tx1"/>
-            </w14:solidFill>
-          </w14:textFill>
-        </w:rPr>
-        <w:t xml:space="preserve">+ </w:t>
-      </w:r>
-      <w:r>
-        <w:rPr>
-          <w:rFonts w:hint="default" w:ascii="Times New Roman" w:hAnsi="Times New Roman" w:eastAsia="微软雅黑" w:cs="Times New Roman"/>
-          <w:b/>
-          <w:bCs/>
-          <w:i/>
-          <w:iCs/>
-          <w:color w:val="000000" w:themeColor="text1"/>
-          <w:sz w:val="18"/>
-          <w:szCs w:val="18"/>
-          <w:lang w:val="en-US" w:eastAsia="zh-CN"/>
-          <w14:textFill>
-            <w14:solidFill>
-              <w14:schemeClr w14:val="tx1"/>
-            </w14:solidFill>
-          </w14:textFill>
-        </w:rPr>
-        <w:t>Oracle</w:t>
-      </w:r>
-      <w:r>
-        <w:rPr>
-          <w:rFonts w:hint="default" w:ascii="Times New Roman" w:hAnsi="Times New Roman" w:eastAsia="微软雅黑" w:cs="Times New Roman"/>
-          <w:b/>
-          <w:bCs/>
-          <w:i/>
-          <w:iCs/>
-          <w:color w:val="000000" w:themeColor="text1"/>
-          <w:sz w:val="18"/>
-          <w:szCs w:val="18"/>
-          <w14:textFill>
-            <w14:solidFill>
-              <w14:schemeClr w14:val="tx1"/>
-            </w14:solidFill>
-          </w14:textFill>
-        </w:rPr>
-        <w:t>+ Redis</w:t>
-      </w:r>
-      <w:r>
-        <w:rPr>
-          <w:rFonts w:hint="default" w:ascii="Times New Roman" w:hAnsi="Times New Roman" w:eastAsia="微软雅黑" w:cs="Times New Roman"/>
-          <w:b/>
-          <w:bCs/>
-          <w:i/>
-          <w:iCs/>
-          <w:color w:val="000000" w:themeColor="text1"/>
-          <w:sz w:val="18"/>
-          <w:szCs w:val="18"/>
-          <w:lang w:val="en-US" w:eastAsia="zh-CN"/>
-          <w14:textFill>
-            <w14:solidFill>
-              <w14:schemeClr w14:val="tx1"/>
-            </w14:solidFill>
-          </w14:textFill>
-        </w:rPr>
-        <w:t xml:space="preserve"> </w:t>
-      </w:r>
-      <w:r>
-        <w:rPr>
-          <w:rFonts w:hint="default" w:ascii="Times New Roman" w:hAnsi="Times New Roman" w:eastAsia="微软雅黑" w:cs="Times New Roman"/>
-          <w:b/>
-          <w:bCs/>
-          <w:i/>
-          <w:iCs/>
-          <w:color w:val="000000" w:themeColor="text1"/>
-          <w:sz w:val="18"/>
-          <w:szCs w:val="18"/>
-          <w14:textFill>
-            <w14:solidFill>
-              <w14:schemeClr w14:val="tx1"/>
-            </w14:solidFill>
-          </w14:textFill>
-        </w:rPr>
-        <w:t xml:space="preserve">+ </w:t>
-      </w:r>
-      <w:bookmarkStart w:id="21" w:name="OLE_LINK10"/>
-      <w:r>
-        <w:rPr>
-          <w:rFonts w:hint="default" w:ascii="Times New Roman" w:hAnsi="Times New Roman" w:eastAsia="微软雅黑" w:cs="Times New Roman"/>
-          <w:b/>
-          <w:bCs/>
-          <w:i/>
-          <w:iCs/>
-          <w:color w:val="000000" w:themeColor="text1"/>
-          <w:sz w:val="18"/>
-          <w:szCs w:val="18"/>
-          <w14:textFill>
-            <w14:solidFill>
-              <w14:schemeClr w14:val="tx1"/>
-            </w14:solidFill>
-          </w14:textFill>
-        </w:rPr>
-        <w:t>ElasticSearch</w:t>
-      </w:r>
-      <w:bookmarkEnd w:id="21"/>
-      <w:bookmarkStart w:id="22" w:name="OLE_LINK9"/>
-      <w:r>
-        <w:rPr>
-          <w:rFonts w:hint="default" w:ascii="Times New Roman" w:hAnsi="Times New Roman" w:eastAsia="微软雅黑" w:cs="Times New Roman"/>
-          <w:b/>
-          <w:bCs/>
-          <w:i/>
-          <w:iCs/>
-          <w:color w:val="000000" w:themeColor="text1"/>
-          <w:sz w:val="18"/>
-          <w:szCs w:val="18"/>
-          <w:lang w:val="en-US" w:eastAsia="zh-CN"/>
-          <w14:textFill>
-            <w14:solidFill>
-              <w14:schemeClr w14:val="tx1"/>
-            </w14:solidFill>
-          </w14:textFill>
-        </w:rPr>
-        <w:t>+</w:t>
-      </w:r>
-      <w:r>
-        <w:rPr>
-          <w:rFonts w:hint="default" w:ascii="Times New Roman" w:hAnsi="Times New Roman" w:eastAsia="微软雅黑" w:cs="Times New Roman"/>
-          <w:b/>
-          <w:bCs/>
-          <w:i/>
-          <w:iCs/>
-          <w:color w:val="000000" w:themeColor="text1"/>
-          <w:sz w:val="18"/>
-          <w:szCs w:val="18"/>
-          <w14:textFill>
-            <w14:solidFill>
-              <w14:schemeClr w14:val="tx1"/>
-            </w14:solidFill>
-          </w14:textFill>
-        </w:rPr>
-        <w:t>ElasticStack</w:t>
-      </w:r>
-      <w:r>
-        <w:rPr>
-          <w:rFonts w:hint="default" w:ascii="Times New Roman" w:hAnsi="Times New Roman" w:eastAsia="微软雅黑" w:cs="Times New Roman"/>
-          <w:b/>
-          <w:bCs/>
-          <w:i/>
-          <w:iCs/>
-          <w:color w:val="000000" w:themeColor="text1"/>
-          <w:sz w:val="18"/>
-          <w:szCs w:val="18"/>
-          <w:lang w:val="en-US" w:eastAsia="zh-CN"/>
-          <w14:textFill>
-            <w14:solidFill>
-              <w14:schemeClr w14:val="tx1"/>
-            </w14:solidFill>
-          </w14:textFill>
-        </w:rPr>
-        <w:t>+</w:t>
-      </w:r>
-      <w:bookmarkStart w:id="23" w:name="OLE_LINK8"/>
-      <w:r>
-        <w:rPr>
-          <w:rFonts w:hint="default" w:ascii="Times New Roman" w:hAnsi="Times New Roman" w:eastAsia="微软雅黑" w:cs="Times New Roman"/>
-          <w:b/>
-          <w:bCs/>
-          <w:i/>
-          <w:iCs/>
-          <w:color w:val="000000" w:themeColor="text1"/>
-          <w:sz w:val="18"/>
-          <w:szCs w:val="18"/>
-          <w14:textFill>
-            <w14:solidFill>
-              <w14:schemeClr w14:val="tx1"/>
-            </w14:solidFill>
-          </w14:textFill>
-        </w:rPr>
-        <w:t>SpringSecurity</w:t>
-      </w:r>
-      <w:bookmarkEnd w:id="23"/>
-      <w:r>
-        <w:rPr>
-          <w:rFonts w:hint="default" w:ascii="Times New Roman" w:hAnsi="Times New Roman" w:eastAsia="微软雅黑" w:cs="Times New Roman"/>
-          <w:b/>
-          <w:bCs/>
-          <w:i/>
-          <w:iCs/>
-          <w:color w:val="000000" w:themeColor="text1"/>
-          <w:sz w:val="18"/>
-          <w:szCs w:val="18"/>
-          <w:lang w:val="en-US" w:eastAsia="zh-CN"/>
-          <w14:textFill>
-            <w14:solidFill>
-              <w14:schemeClr w14:val="tx1"/>
-            </w14:solidFill>
-          </w14:textFill>
-        </w:rPr>
-        <w:t>+</w:t>
-      </w:r>
-      <w:bookmarkStart w:id="24" w:name="OLE_LINK13"/>
-      <w:r>
-        <w:rPr>
-          <w:rFonts w:hint="default" w:ascii="Times New Roman" w:hAnsi="Times New Roman" w:eastAsia="微软雅黑" w:cs="Times New Roman"/>
-          <w:b/>
-          <w:bCs/>
-          <w:i/>
-          <w:iCs/>
-          <w:color w:val="000000" w:themeColor="text1"/>
-          <w:sz w:val="18"/>
-          <w:szCs w:val="18"/>
-          <w:lang w:val="en-US" w:eastAsia="zh-CN"/>
-          <w14:textFill>
-            <w14:solidFill>
-              <w14:schemeClr w14:val="tx1"/>
-            </w14:solidFill>
-          </w14:textFill>
-        </w:rPr>
-        <w:t>Ionic+Angular</w:t>
-      </w:r>
-      <w:bookmarkEnd w:id="24"/>
-      <w:r>
-        <w:rPr>
-          <w:rFonts w:hint="default" w:ascii="Times New Roman" w:hAnsi="Times New Roman" w:eastAsia="微软雅黑" w:cs="Times New Roman"/>
-          <w:b/>
-          <w:bCs/>
-          <w:i/>
-          <w:iCs/>
-          <w:color w:val="000000" w:themeColor="text1"/>
-          <w:sz w:val="18"/>
-          <w:szCs w:val="18"/>
-          <w:lang w:val="en-US" w:eastAsia="zh-CN"/>
-          <w14:textFill>
-            <w14:solidFill>
-              <w14:schemeClr w14:val="tx1"/>
-            </w14:solidFill>
-          </w14:textFill>
-        </w:rPr>
-        <w:t>+ActiveMq</w:t>
-      </w:r>
     </w:p>
-    <w:bookmarkEnd w:id="22"/>
+    <w:bookmarkEnd w:id="21"/>
     <w:p>
       <w:pPr>
         <w:keepNext w:val="0"/>
@@ -4101,7 +4412,7 @@
         </w:rPr>
         <w:t>：</w:t>
       </w:r>
-      <w:bookmarkStart w:id="25" w:name="OLE_LINK2"/>
+      <w:bookmarkStart w:id="22" w:name="OLE_LINK2"/>
       <w:r>
         <w:rPr>
           <w:rFonts w:hint="default" w:ascii="Times New Roman" w:hAnsi="Times New Roman" w:eastAsia="微软雅黑" w:cs="Times New Roman"/>
@@ -4116,7 +4427,7 @@
         </w:rPr>
         <w:t xml:space="preserve"> </w:t>
       </w:r>
-      <w:bookmarkStart w:id="26" w:name="OLE_LINK4"/>
+      <w:bookmarkStart w:id="23" w:name="OLE_LINK4"/>
       <w:r>
         <w:rPr>
           <w:rFonts w:hint="default" w:ascii="Times New Roman" w:hAnsi="Times New Roman" w:eastAsia="微软雅黑" w:cs="Times New Roman"/>
@@ -4132,7 +4443,7 @@
         <w:t>中国移动渠道集中管理平台含 Web 端、「和帮手 APP」双终端，打通 BOSS、酬金等系统，为内部员工提供渠道业务一体化管理能力。</w:t>
       </w:r>
     </w:p>
-    <w:bookmarkEnd w:id="25"/>
+    <w:bookmarkEnd w:id="22"/>
     <w:p>
       <w:pPr>
         <w:keepNext w:val="0"/>
@@ -4178,7 +4489,24 @@
             </w14:solidFill>
           </w14:textFill>
         </w:rPr>
-        <w:t>项目职责</w:t>
+        <w:t>项目</w:t>
+      </w:r>
+      <w:r>
+        <w:rPr>
+          <w:rFonts w:hint="eastAsia" w:ascii="Times New Roman" w:hAnsi="Times New Roman" w:eastAsia="微软雅黑" w:cs="Times New Roman"/>
+          <w:b/>
+          <w:bCs/>
+          <w:color w:val="000000" w:themeColor="text1"/>
+          <w:sz w:val="18"/>
+          <w:szCs w:val="18"/>
+          <w:lang w:val="en-US" w:eastAsia="zh-CN"/>
+          <w14:textFill>
+            <w14:solidFill>
+              <w14:schemeClr w14:val="tx1"/>
+            </w14:solidFill>
+          </w14:textFill>
+        </w:rPr>
+        <w:t>亮点</w:t>
       </w:r>
       <w:r>
         <w:rPr>
@@ -4195,7 +4523,7 @@
         <w:t>：</w:t>
       </w:r>
     </w:p>
-    <w:bookmarkEnd w:id="26"/>
+    <w:bookmarkEnd w:id="23"/>
     <w:p>
       <w:pPr>
         <w:keepNext w:val="0"/>
@@ -4248,7 +4576,7 @@
         </w:rPr>
         <w:t>利用微服务架构，结合</w:t>
       </w:r>
-      <w:bookmarkStart w:id="27" w:name="OLE_LINK61"/>
+      <w:bookmarkStart w:id="24" w:name="OLE_LINK61"/>
       <w:r>
         <w:rPr>
           <w:rFonts w:hint="default" w:ascii="Times New Roman" w:hAnsi="Times New Roman" w:eastAsia="微软雅黑" w:cs="Times New Roman"/>
@@ -4263,7 +4591,7 @@
         </w:rPr>
         <w:t>EasyExcel</w:t>
       </w:r>
-      <w:bookmarkEnd w:id="27"/>
+      <w:bookmarkEnd w:id="24"/>
       <w:r>
         <w:rPr>
           <w:rFonts w:hint="default" w:ascii="Times New Roman" w:hAnsi="Times New Roman" w:eastAsia="微软雅黑" w:cs="Times New Roman"/>
@@ -4293,7 +4621,7 @@
         </w:rPr>
         <w:t>使得</w:t>
       </w:r>
-      <w:bookmarkStart w:id="28" w:name="OLE_LINK91"/>
+      <w:bookmarkStart w:id="25" w:name="OLE_LINK91"/>
       <w:r>
         <w:rPr>
           <w:rFonts w:hint="default" w:ascii="Times New Roman" w:hAnsi="Times New Roman" w:eastAsia="黑体" w:cs="Times New Roman"/>
@@ -4366,7 +4694,7 @@
         <w:t>参与AI智讯的开发，独立完成了AI智讯考试模块的开发，配合算法团队完成接口的联调</w:t>
       </w:r>
     </w:p>
-    <w:bookmarkEnd w:id="28"/>
+    <w:bookmarkEnd w:id="25"/>
     <w:p>
       <w:pPr>
         <w:keepNext w:val="0"/>
@@ -4445,7 +4773,7 @@
         </w:rPr>
         <w:t>，包括新增菜单项、配置相应权限，以及为</w:t>
       </w:r>
-      <w:bookmarkStart w:id="29" w:name="OLE_LINK59"/>
+      <w:bookmarkStart w:id="26" w:name="OLE_LINK59"/>
       <w:r>
         <w:rPr>
           <w:rFonts w:hint="default" w:ascii="Times New Roman" w:hAnsi="Times New Roman" w:eastAsia="微软雅黑" w:cs="Times New Roman"/>
@@ -4460,7 +4788,7 @@
         </w:rPr>
         <w:t>App</w:t>
       </w:r>
-      <w:bookmarkEnd w:id="29"/>
+      <w:bookmarkEnd w:id="26"/>
       <w:r>
         <w:rPr>
           <w:rFonts w:hint="default" w:ascii="Times New Roman" w:hAnsi="Times New Roman" w:eastAsia="微软雅黑" w:cs="Times New Roman"/>
@@ -4554,7 +4882,7 @@
         </w:rPr>
         <w:t>，对</w:t>
       </w:r>
-      <w:bookmarkStart w:id="30" w:name="OLE_LINK62"/>
+      <w:bookmarkStart w:id="27" w:name="OLE_LINK62"/>
       <w:r>
         <w:rPr>
           <w:rFonts w:hint="default" w:ascii="Times New Roman" w:hAnsi="Times New Roman" w:eastAsia="微软雅黑" w:cs="Times New Roman"/>
@@ -4569,7 +4897,7 @@
         </w:rPr>
         <w:t>App</w:t>
       </w:r>
-      <w:bookmarkEnd w:id="30"/>
+      <w:bookmarkEnd w:id="27"/>
       <w:r>
         <w:rPr>
           <w:rFonts w:hint="default" w:ascii="Times New Roman" w:hAnsi="Times New Roman" w:eastAsia="微软雅黑" w:cs="Times New Roman"/>
@@ -4790,7 +5118,7 @@
         </w:rPr>
         <w:t>协同团队将</w:t>
       </w:r>
-      <w:bookmarkStart w:id="31" w:name="OLE_LINK49"/>
+      <w:bookmarkStart w:id="28" w:name="OLE_LINK49"/>
       <w:r>
         <w:rPr>
           <w:rFonts w:hint="default" w:ascii="Times New Roman" w:hAnsi="Times New Roman" w:eastAsia="微软雅黑" w:cs="Times New Roman"/>
@@ -4806,7 +5134,7 @@
         </w:rPr>
         <w:t>Oracle</w:t>
       </w:r>
-      <w:bookmarkEnd w:id="31"/>
+      <w:bookmarkEnd w:id="28"/>
       <w:r>
         <w:rPr>
           <w:rFonts w:hint="default" w:ascii="Times New Roman" w:hAnsi="Times New Roman" w:eastAsia="微软雅黑" w:cs="Times New Roman"/>
@@ -4822,7 +5150,7 @@
         </w:rPr>
         <w:t>中的</w:t>
       </w:r>
-      <w:bookmarkStart w:id="32" w:name="OLE_LINK92"/>
+      <w:bookmarkStart w:id="29" w:name="OLE_LINK92"/>
       <w:r>
         <w:rPr>
           <w:rFonts w:hint="default" w:ascii="Times New Roman" w:hAnsi="Times New Roman" w:eastAsia="微软雅黑" w:cs="Times New Roman"/>
@@ -4840,7 +5168,7 @@
         </w:rPr>
         <w:t>百万级数据</w:t>
       </w:r>
-      <w:bookmarkEnd w:id="32"/>
+      <w:bookmarkEnd w:id="29"/>
       <w:r>
         <w:rPr>
           <w:rFonts w:hint="default" w:ascii="Times New Roman" w:hAnsi="Times New Roman" w:eastAsia="微软雅黑" w:cs="Times New Roman"/>
@@ -4925,7 +5253,7 @@
         </w:rPr>
         <w:t>结合慢</w:t>
       </w:r>
-      <w:bookmarkStart w:id="33" w:name="OLE_LINK43"/>
+      <w:bookmarkStart w:id="30" w:name="OLE_LINK43"/>
       <w:r>
         <w:rPr>
           <w:rFonts w:hint="default" w:ascii="Times New Roman" w:hAnsi="Times New Roman" w:eastAsia="微软雅黑" w:cs="Times New Roman"/>
@@ -4943,7 +5271,7 @@
         </w:rPr>
         <w:t>SQL</w:t>
       </w:r>
-      <w:bookmarkEnd w:id="33"/>
+      <w:bookmarkEnd w:id="30"/>
       <w:r>
         <w:rPr>
           <w:rFonts w:hint="default" w:ascii="Times New Roman" w:hAnsi="Times New Roman" w:eastAsia="微软雅黑" w:cs="Times New Roman"/>
@@ -4959,7 +5287,7 @@
         </w:rPr>
         <w:t>阈值配置分析慢</w:t>
       </w:r>
-      <w:bookmarkStart w:id="34" w:name="OLE_LINK42"/>
+      <w:bookmarkStart w:id="31" w:name="OLE_LINK42"/>
       <w:r>
         <w:rPr>
           <w:rFonts w:hint="default" w:ascii="Times New Roman" w:hAnsi="Times New Roman" w:eastAsia="微软雅黑" w:cs="Times New Roman"/>
@@ -4977,119 +5305,119 @@
         </w:rPr>
         <w:t>SQL</w:t>
       </w:r>
+      <w:bookmarkEnd w:id="31"/>
+      <w:r>
+        <w:rPr>
+          <w:rFonts w:hint="default" w:ascii="Times New Roman" w:hAnsi="Times New Roman" w:eastAsia="微软雅黑" w:cs="Times New Roman"/>
+          <w:color w:val="000000" w:themeColor="text1"/>
+          <w:sz w:val="18"/>
+          <w:szCs w:val="18"/>
+          <w:lang w:val="en-US" w:eastAsia="zh-CN"/>
+          <w14:textFill>
+            <w14:solidFill>
+              <w14:schemeClr w14:val="tx1"/>
+            </w14:solidFill>
+          </w14:textFill>
+        </w:rPr>
+        <w:t>，优化操作记录表子查询为内连接、新增用户</w:t>
+      </w:r>
+      <w:r>
+        <w:rPr>
+          <w:rFonts w:hint="default" w:ascii="Times New Roman" w:hAnsi="Times New Roman" w:eastAsia="微软雅黑" w:cs="Times New Roman"/>
+          <w:i/>
+          <w:iCs/>
+          <w:color w:val="000000" w:themeColor="text1"/>
+          <w:sz w:val="18"/>
+          <w:szCs w:val="18"/>
+          <w:lang w:val="en-US" w:eastAsia="zh-CN"/>
+          <w14:textFill>
+            <w14:solidFill>
+              <w14:schemeClr w14:val="tx1"/>
+            </w14:solidFill>
+          </w14:textFill>
+        </w:rPr>
+        <w:t>id</w:t>
+      </w:r>
+      <w:r>
+        <w:rPr>
+          <w:rFonts w:hint="default" w:ascii="Times New Roman" w:hAnsi="Times New Roman" w:eastAsia="微软雅黑" w:cs="Times New Roman"/>
+          <w:color w:val="000000" w:themeColor="text1"/>
+          <w:sz w:val="18"/>
+          <w:szCs w:val="18"/>
+          <w:lang w:val="en-US" w:eastAsia="zh-CN"/>
+          <w14:textFill>
+            <w14:solidFill>
+              <w14:schemeClr w14:val="tx1"/>
+            </w14:solidFill>
+          </w14:textFill>
+        </w:rPr>
+        <w:t>和操作类型联合索引，</w:t>
+      </w:r>
+      <w:bookmarkStart w:id="32" w:name="OLE_LINK45"/>
+      <w:bookmarkStart w:id="33" w:name="OLE_LINK86"/>
+      <w:r>
+        <w:rPr>
+          <w:rFonts w:hint="default" w:ascii="Times New Roman" w:hAnsi="Times New Roman" w:eastAsia="微软雅黑" w:cs="Times New Roman"/>
+          <w:b/>
+          <w:bCs/>
+          <w:i/>
+          <w:iCs/>
+          <w:color w:val="000000" w:themeColor="text1"/>
+          <w:sz w:val="18"/>
+          <w:szCs w:val="18"/>
+          <w:lang w:val="en-US" w:eastAsia="zh-CN"/>
+          <w14:textFill>
+            <w14:solidFill>
+              <w14:schemeClr w14:val="tx1"/>
+            </w14:solidFill>
+          </w14:textFill>
+        </w:rPr>
+        <w:t>42w</w:t>
+      </w:r>
+      <w:bookmarkEnd w:id="32"/>
+      <w:r>
+        <w:rPr>
+          <w:rFonts w:hint="default" w:ascii="Times New Roman" w:hAnsi="Times New Roman" w:eastAsia="微软雅黑" w:cs="Times New Roman"/>
+          <w:b/>
+          <w:bCs/>
+          <w:i/>
+          <w:iCs/>
+          <w:color w:val="000000" w:themeColor="text1"/>
+          <w:sz w:val="18"/>
+          <w:szCs w:val="18"/>
+          <w:lang w:val="en-US" w:eastAsia="zh-CN"/>
+          <w14:textFill>
+            <w14:solidFill>
+              <w14:schemeClr w14:val="tx1"/>
+            </w14:solidFill>
+          </w14:textFill>
+        </w:rPr>
+        <w:t>数据从</w:t>
+      </w:r>
+      <w:bookmarkStart w:id="34" w:name="OLE_LINK46"/>
+      <w:r>
+        <w:rPr>
+          <w:rFonts w:hint="default" w:ascii="Times New Roman" w:hAnsi="Times New Roman" w:eastAsia="微软雅黑" w:cs="Times New Roman"/>
+          <w:b/>
+          <w:bCs/>
+          <w:i/>
+          <w:iCs/>
+          <w:color w:val="000000" w:themeColor="text1"/>
+          <w:sz w:val="18"/>
+          <w:szCs w:val="18"/>
+          <w:lang w:val="en-US" w:eastAsia="zh-CN"/>
+          <w14:textFill>
+            <w14:solidFill>
+              <w14:schemeClr w14:val="tx1"/>
+            </w14:solidFill>
+          </w14:textFill>
+        </w:rPr>
+        <w:t>1.3s</w:t>
+      </w:r>
       <w:bookmarkEnd w:id="34"/>
       <w:r>
         <w:rPr>
           <w:rFonts w:hint="default" w:ascii="Times New Roman" w:hAnsi="Times New Roman" w:eastAsia="微软雅黑" w:cs="Times New Roman"/>
-          <w:color w:val="000000" w:themeColor="text1"/>
-          <w:sz w:val="18"/>
-          <w:szCs w:val="18"/>
-          <w:lang w:val="en-US" w:eastAsia="zh-CN"/>
-          <w14:textFill>
-            <w14:solidFill>
-              <w14:schemeClr w14:val="tx1"/>
-            </w14:solidFill>
-          </w14:textFill>
-        </w:rPr>
-        <w:t>，优化操作记录表子查询为内连接、新增用户</w:t>
-      </w:r>
-      <w:r>
-        <w:rPr>
-          <w:rFonts w:hint="default" w:ascii="Times New Roman" w:hAnsi="Times New Roman" w:eastAsia="微软雅黑" w:cs="Times New Roman"/>
-          <w:i/>
-          <w:iCs/>
-          <w:color w:val="000000" w:themeColor="text1"/>
-          <w:sz w:val="18"/>
-          <w:szCs w:val="18"/>
-          <w:lang w:val="en-US" w:eastAsia="zh-CN"/>
-          <w14:textFill>
-            <w14:solidFill>
-              <w14:schemeClr w14:val="tx1"/>
-            </w14:solidFill>
-          </w14:textFill>
-        </w:rPr>
-        <w:t>id</w:t>
-      </w:r>
-      <w:r>
-        <w:rPr>
-          <w:rFonts w:hint="default" w:ascii="Times New Roman" w:hAnsi="Times New Roman" w:eastAsia="微软雅黑" w:cs="Times New Roman"/>
-          <w:color w:val="000000" w:themeColor="text1"/>
-          <w:sz w:val="18"/>
-          <w:szCs w:val="18"/>
-          <w:lang w:val="en-US" w:eastAsia="zh-CN"/>
-          <w14:textFill>
-            <w14:solidFill>
-              <w14:schemeClr w14:val="tx1"/>
-            </w14:solidFill>
-          </w14:textFill>
-        </w:rPr>
-        <w:t>和操作类型联合索引，</w:t>
-      </w:r>
-      <w:bookmarkStart w:id="35" w:name="OLE_LINK45"/>
-      <w:bookmarkStart w:id="36" w:name="OLE_LINK86"/>
-      <w:r>
-        <w:rPr>
-          <w:rFonts w:hint="default" w:ascii="Times New Roman" w:hAnsi="Times New Roman" w:eastAsia="微软雅黑" w:cs="Times New Roman"/>
-          <w:b/>
-          <w:bCs/>
-          <w:i/>
-          <w:iCs/>
-          <w:color w:val="000000" w:themeColor="text1"/>
-          <w:sz w:val="18"/>
-          <w:szCs w:val="18"/>
-          <w:lang w:val="en-US" w:eastAsia="zh-CN"/>
-          <w14:textFill>
-            <w14:solidFill>
-              <w14:schemeClr w14:val="tx1"/>
-            </w14:solidFill>
-          </w14:textFill>
-        </w:rPr>
-        <w:t>42w</w:t>
-      </w:r>
-      <w:bookmarkEnd w:id="35"/>
-      <w:r>
-        <w:rPr>
-          <w:rFonts w:hint="default" w:ascii="Times New Roman" w:hAnsi="Times New Roman" w:eastAsia="微软雅黑" w:cs="Times New Roman"/>
-          <w:b/>
-          <w:bCs/>
-          <w:i/>
-          <w:iCs/>
-          <w:color w:val="000000" w:themeColor="text1"/>
-          <w:sz w:val="18"/>
-          <w:szCs w:val="18"/>
-          <w:lang w:val="en-US" w:eastAsia="zh-CN"/>
-          <w14:textFill>
-            <w14:solidFill>
-              <w14:schemeClr w14:val="tx1"/>
-            </w14:solidFill>
-          </w14:textFill>
-        </w:rPr>
-        <w:t>数据从</w:t>
-      </w:r>
-      <w:bookmarkStart w:id="37" w:name="OLE_LINK46"/>
-      <w:r>
-        <w:rPr>
-          <w:rFonts w:hint="default" w:ascii="Times New Roman" w:hAnsi="Times New Roman" w:eastAsia="微软雅黑" w:cs="Times New Roman"/>
-          <w:b/>
-          <w:bCs/>
-          <w:i/>
-          <w:iCs/>
-          <w:color w:val="000000" w:themeColor="text1"/>
-          <w:sz w:val="18"/>
-          <w:szCs w:val="18"/>
-          <w:lang w:val="en-US" w:eastAsia="zh-CN"/>
-          <w14:textFill>
-            <w14:solidFill>
-              <w14:schemeClr w14:val="tx1"/>
-            </w14:solidFill>
-          </w14:textFill>
-        </w:rPr>
-        <w:t>1.3s</w:t>
-      </w:r>
-      <w:bookmarkEnd w:id="37"/>
-      <w:r>
-        <w:rPr>
-          <w:rFonts w:hint="default" w:ascii="Times New Roman" w:hAnsi="Times New Roman" w:eastAsia="微软雅黑" w:cs="Times New Roman"/>
           <w:b/>
           <w:bCs/>
           <w:i/>
@@ -5107,7 +5435,7 @@
         <w:t>优化到0.8s</w:t>
       </w:r>
     </w:p>
-    <w:bookmarkEnd w:id="36"/>
+    <w:bookmarkEnd w:id="33"/>
     <w:p>
       <w:pPr>
         <w:keepNext w:val="0"/>
@@ -5156,7 +5484,7 @@
         </w:rPr>
         <w:t xml:space="preserve">利用 </w:t>
       </w:r>
-      <w:bookmarkStart w:id="38" w:name="OLE_LINK44"/>
+      <w:bookmarkStart w:id="35" w:name="OLE_LINK44"/>
       <w:r>
         <w:rPr>
           <w:rFonts w:hint="default" w:ascii="Times New Roman" w:hAnsi="Times New Roman" w:eastAsia="微软雅黑" w:cs="Times New Roman"/>
@@ -5173,140 +5501,140 @@
         </w:rPr>
         <w:t xml:space="preserve">Redis </w:t>
       </w:r>
+      <w:bookmarkEnd w:id="35"/>
+      <w:r>
+        <w:rPr>
+          <w:rFonts w:hint="default" w:ascii="Times New Roman" w:hAnsi="Times New Roman" w:eastAsia="微软雅黑" w:cs="Times New Roman"/>
+          <w:color w:val="000000" w:themeColor="text1"/>
+          <w:sz w:val="18"/>
+          <w:szCs w:val="18"/>
+          <w14:textFill>
+            <w14:solidFill>
+              <w14:schemeClr w14:val="tx1"/>
+            </w14:solidFill>
+          </w14:textFill>
+        </w:rPr>
+        <w:t xml:space="preserve">缓存用户登录的 </w:t>
+      </w:r>
+      <w:bookmarkStart w:id="36" w:name="OLE_LINK40"/>
+      <w:r>
+        <w:rPr>
+          <w:rFonts w:hint="default" w:ascii="Times New Roman" w:hAnsi="Times New Roman" w:eastAsia="微软雅黑" w:cs="Times New Roman"/>
+          <w:b/>
+          <w:bCs/>
+          <w:i/>
+          <w:iCs/>
+          <w:color w:val="000000" w:themeColor="text1"/>
+          <w:sz w:val="18"/>
+          <w:szCs w:val="18"/>
+          <w14:textFill>
+            <w14:solidFill>
+              <w14:schemeClr w14:val="tx1"/>
+            </w14:solidFill>
+          </w14:textFill>
+        </w:rPr>
+        <w:t xml:space="preserve">Token </w:t>
+      </w:r>
+      <w:bookmarkEnd w:id="36"/>
+      <w:r>
+        <w:rPr>
+          <w:rFonts w:hint="default" w:ascii="Times New Roman" w:hAnsi="Times New Roman" w:eastAsia="微软雅黑" w:cs="Times New Roman"/>
+          <w:color w:val="000000" w:themeColor="text1"/>
+          <w:sz w:val="18"/>
+          <w:szCs w:val="18"/>
+          <w14:textFill>
+            <w14:solidFill>
+              <w14:schemeClr w14:val="tx1"/>
+            </w14:solidFill>
+          </w14:textFill>
+        </w:rPr>
+        <w:t>认证信息</w:t>
+      </w:r>
+      <w:r>
+        <w:rPr>
+          <w:rFonts w:hint="default" w:ascii="Times New Roman" w:hAnsi="Times New Roman" w:eastAsia="微软雅黑" w:cs="Times New Roman"/>
+          <w:color w:val="000000" w:themeColor="text1"/>
+          <w:sz w:val="18"/>
+          <w:szCs w:val="18"/>
+          <w:lang w:eastAsia="zh-CN"/>
+          <w14:textFill>
+            <w14:solidFill>
+              <w14:schemeClr w14:val="tx1"/>
+            </w14:solidFill>
+          </w14:textFill>
+        </w:rPr>
+        <w:t>，</w:t>
+      </w:r>
+      <w:r>
+        <w:rPr>
+          <w:rFonts w:hint="default" w:ascii="Times New Roman" w:hAnsi="Times New Roman" w:eastAsia="微软雅黑" w:cs="Times New Roman"/>
+          <w:color w:val="000000" w:themeColor="text1"/>
+          <w:sz w:val="18"/>
+          <w:szCs w:val="18"/>
+          <w:lang w:val="en-US" w:eastAsia="zh-CN"/>
+          <w14:textFill>
+            <w14:solidFill>
+              <w14:schemeClr w14:val="tx1"/>
+            </w14:solidFill>
+          </w14:textFill>
+        </w:rPr>
+        <w:t>更新该</w:t>
+      </w:r>
+      <w:bookmarkStart w:id="37" w:name="OLE_LINK41"/>
+      <w:r>
+        <w:rPr>
+          <w:rFonts w:hint="default" w:ascii="Times New Roman" w:hAnsi="Times New Roman" w:eastAsia="微软雅黑" w:cs="Times New Roman"/>
+          <w:i/>
+          <w:iCs/>
+          <w:color w:val="000000" w:themeColor="text1"/>
+          <w:sz w:val="18"/>
+          <w:szCs w:val="18"/>
+          <w:lang w:val="en-US" w:eastAsia="zh-CN"/>
+          <w14:textFill>
+            <w14:solidFill>
+              <w14:schemeClr w14:val="tx1"/>
+            </w14:solidFill>
+          </w14:textFill>
+        </w:rPr>
+        <w:t>key</w:t>
+      </w:r>
+      <w:bookmarkEnd w:id="37"/>
+      <w:r>
+        <w:rPr>
+          <w:rFonts w:hint="default" w:ascii="Times New Roman" w:hAnsi="Times New Roman" w:eastAsia="微软雅黑" w:cs="Times New Roman"/>
+          <w:color w:val="000000" w:themeColor="text1"/>
+          <w:sz w:val="18"/>
+          <w:szCs w:val="18"/>
+          <w:lang w:val="en-US" w:eastAsia="zh-CN"/>
+          <w14:textFill>
+            <w14:solidFill>
+              <w14:schemeClr w14:val="tx1"/>
+            </w14:solidFill>
+          </w14:textFill>
+        </w:rPr>
+        <w:t>合理时间范围内的随机过期事件，预防用户登录高峰期系统</w:t>
+      </w:r>
+      <w:bookmarkStart w:id="38" w:name="OLE_LINK100"/>
+      <w:r>
+        <w:rPr>
+          <w:rFonts w:hint="default" w:ascii="Times New Roman" w:hAnsi="Times New Roman" w:eastAsia="微软雅黑" w:cs="Times New Roman"/>
+          <w:b/>
+          <w:bCs/>
+          <w:i/>
+          <w:iCs/>
+          <w:color w:val="000000" w:themeColor="text1"/>
+          <w:sz w:val="18"/>
+          <w:szCs w:val="18"/>
+          <w:lang w:val="en-US" w:eastAsia="zh-CN"/>
+          <w14:textFill>
+            <w14:solidFill>
+              <w14:schemeClr w14:val="tx1"/>
+            </w14:solidFill>
+          </w14:textFill>
+        </w:rPr>
+        <w:t>缓存雪崩</w:t>
+      </w:r>
       <w:bookmarkEnd w:id="38"/>
-      <w:r>
-        <w:rPr>
-          <w:rFonts w:hint="default" w:ascii="Times New Roman" w:hAnsi="Times New Roman" w:eastAsia="微软雅黑" w:cs="Times New Roman"/>
-          <w:color w:val="000000" w:themeColor="text1"/>
-          <w:sz w:val="18"/>
-          <w:szCs w:val="18"/>
-          <w14:textFill>
-            <w14:solidFill>
-              <w14:schemeClr w14:val="tx1"/>
-            </w14:solidFill>
-          </w14:textFill>
-        </w:rPr>
-        <w:t xml:space="preserve">缓存用户登录的 </w:t>
-      </w:r>
-      <w:bookmarkStart w:id="39" w:name="OLE_LINK40"/>
-      <w:r>
-        <w:rPr>
-          <w:rFonts w:hint="default" w:ascii="Times New Roman" w:hAnsi="Times New Roman" w:eastAsia="微软雅黑" w:cs="Times New Roman"/>
-          <w:b/>
-          <w:bCs/>
-          <w:i/>
-          <w:iCs/>
-          <w:color w:val="000000" w:themeColor="text1"/>
-          <w:sz w:val="18"/>
-          <w:szCs w:val="18"/>
-          <w14:textFill>
-            <w14:solidFill>
-              <w14:schemeClr w14:val="tx1"/>
-            </w14:solidFill>
-          </w14:textFill>
-        </w:rPr>
-        <w:t xml:space="preserve">Token </w:t>
-      </w:r>
-      <w:bookmarkEnd w:id="39"/>
-      <w:r>
-        <w:rPr>
-          <w:rFonts w:hint="default" w:ascii="Times New Roman" w:hAnsi="Times New Roman" w:eastAsia="微软雅黑" w:cs="Times New Roman"/>
-          <w:color w:val="000000" w:themeColor="text1"/>
-          <w:sz w:val="18"/>
-          <w:szCs w:val="18"/>
-          <w14:textFill>
-            <w14:solidFill>
-              <w14:schemeClr w14:val="tx1"/>
-            </w14:solidFill>
-          </w14:textFill>
-        </w:rPr>
-        <w:t>认证信息</w:t>
-      </w:r>
-      <w:r>
-        <w:rPr>
-          <w:rFonts w:hint="default" w:ascii="Times New Roman" w:hAnsi="Times New Roman" w:eastAsia="微软雅黑" w:cs="Times New Roman"/>
-          <w:color w:val="000000" w:themeColor="text1"/>
-          <w:sz w:val="18"/>
-          <w:szCs w:val="18"/>
-          <w:lang w:eastAsia="zh-CN"/>
-          <w14:textFill>
-            <w14:solidFill>
-              <w14:schemeClr w14:val="tx1"/>
-            </w14:solidFill>
-          </w14:textFill>
-        </w:rPr>
-        <w:t>，</w:t>
-      </w:r>
-      <w:r>
-        <w:rPr>
-          <w:rFonts w:hint="default" w:ascii="Times New Roman" w:hAnsi="Times New Roman" w:eastAsia="微软雅黑" w:cs="Times New Roman"/>
-          <w:color w:val="000000" w:themeColor="text1"/>
-          <w:sz w:val="18"/>
-          <w:szCs w:val="18"/>
-          <w:lang w:val="en-US" w:eastAsia="zh-CN"/>
-          <w14:textFill>
-            <w14:solidFill>
-              <w14:schemeClr w14:val="tx1"/>
-            </w14:solidFill>
-          </w14:textFill>
-        </w:rPr>
-        <w:t>更新该</w:t>
-      </w:r>
-      <w:bookmarkStart w:id="40" w:name="OLE_LINK41"/>
-      <w:r>
-        <w:rPr>
-          <w:rFonts w:hint="default" w:ascii="Times New Roman" w:hAnsi="Times New Roman" w:eastAsia="微软雅黑" w:cs="Times New Roman"/>
-          <w:i/>
-          <w:iCs/>
-          <w:color w:val="000000" w:themeColor="text1"/>
-          <w:sz w:val="18"/>
-          <w:szCs w:val="18"/>
-          <w:lang w:val="en-US" w:eastAsia="zh-CN"/>
-          <w14:textFill>
-            <w14:solidFill>
-              <w14:schemeClr w14:val="tx1"/>
-            </w14:solidFill>
-          </w14:textFill>
-        </w:rPr>
-        <w:t>key</w:t>
-      </w:r>
-      <w:bookmarkEnd w:id="40"/>
-      <w:r>
-        <w:rPr>
-          <w:rFonts w:hint="default" w:ascii="Times New Roman" w:hAnsi="Times New Roman" w:eastAsia="微软雅黑" w:cs="Times New Roman"/>
-          <w:color w:val="000000" w:themeColor="text1"/>
-          <w:sz w:val="18"/>
-          <w:szCs w:val="18"/>
-          <w:lang w:val="en-US" w:eastAsia="zh-CN"/>
-          <w14:textFill>
-            <w14:solidFill>
-              <w14:schemeClr w14:val="tx1"/>
-            </w14:solidFill>
-          </w14:textFill>
-        </w:rPr>
-        <w:t>合理时间范围内的随机过期事件，预防用户登录高峰期系统</w:t>
-      </w:r>
-      <w:bookmarkStart w:id="41" w:name="OLE_LINK100"/>
-      <w:r>
-        <w:rPr>
-          <w:rFonts w:hint="default" w:ascii="Times New Roman" w:hAnsi="Times New Roman" w:eastAsia="微软雅黑" w:cs="Times New Roman"/>
-          <w:b/>
-          <w:bCs/>
-          <w:i/>
-          <w:iCs/>
-          <w:color w:val="000000" w:themeColor="text1"/>
-          <w:sz w:val="18"/>
-          <w:szCs w:val="18"/>
-          <w:lang w:val="en-US" w:eastAsia="zh-CN"/>
-          <w14:textFill>
-            <w14:solidFill>
-              <w14:schemeClr w14:val="tx1"/>
-            </w14:solidFill>
-          </w14:textFill>
-        </w:rPr>
-        <w:t>缓存雪崩</w:t>
-      </w:r>
-      <w:bookmarkEnd w:id="41"/>
       <w:r>
         <w:rPr>
           <w:rFonts w:hint="default" w:ascii="Times New Roman" w:hAnsi="Times New Roman" w:eastAsia="微软雅黑" w:cs="Times New Roman"/>
@@ -5546,7 +5874,7 @@
           </w14:textFill>
         </w:rPr>
       </w:pPr>
-      <w:bookmarkStart w:id="42" w:name="OLE_LINK14"/>
+      <w:bookmarkStart w:id="39" w:name="OLE_LINK14"/>
       <w:r>
         <w:rPr>
           <w:rFonts w:hint="default" w:ascii="Times New Roman" w:hAnsi="Times New Roman" w:eastAsia="微软雅黑" w:cs="Times New Roman"/>
@@ -5561,7 +5889,7 @@
         </w:rPr>
         <w:t>后端开发</w:t>
       </w:r>
-      <w:bookmarkEnd w:id="42"/>
+      <w:bookmarkEnd w:id="39"/>
       <w:r>
         <w:rPr>
           <w:rFonts w:hint="default" w:ascii="Times New Roman" w:hAnsi="Times New Roman" w:eastAsia="微软雅黑" w:cs="Times New Roman"/>
@@ -5656,41 +5984,7 @@
             </w14:solidFill>
           </w14:textFill>
         </w:rPr>
-        <w:t>SpringBoot+MybatisPlus+Kafka+MySQL+Redis</w:t>
-      </w:r>
-      <w:r>
-        <w:rPr>
-          <w:rFonts w:hint="default" w:ascii="Times New Roman" w:hAnsi="Times New Roman" w:eastAsia="微软雅黑" w:cs="Times New Roman"/>
-          <w:b/>
-          <w:bCs/>
-          <w:i/>
-          <w:iCs/>
-          <w:color w:val="000000" w:themeColor="text1"/>
-          <w:sz w:val="18"/>
-          <w:szCs w:val="18"/>
-          <w:lang w:val="en-US" w:eastAsia="zh-CN"/>
-          <w14:textFill>
-            <w14:solidFill>
-              <w14:schemeClr w14:val="tx1"/>
-            </w14:solidFill>
-          </w14:textFill>
-        </w:rPr>
-        <w:t>+</w:t>
-      </w:r>
-      <w:r>
-        <w:rPr>
-          <w:rFonts w:hint="default" w:ascii="Times New Roman" w:hAnsi="Times New Roman" w:eastAsia="微软雅黑" w:cs="Times New Roman"/>
-          <w:b/>
-          <w:bCs/>
-          <w:i/>
-          <w:iCs/>
-          <w:caps w:val="0"/>
-          <w:color w:val="05073B"/>
-          <w:spacing w:val="0"/>
-          <w:sz w:val="18"/>
-          <w:szCs w:val="18"/>
-        </w:rPr>
-        <w:t>ElasticSearch</w:t>
+        <w:t>SpringBoot+Mybatis+MySQL+Redis</w:t>
       </w:r>
       <w:r>
         <w:rPr>
@@ -5847,8 +6141,27 @@
             </w14:solidFill>
           </w14:textFill>
         </w:rPr>
-        <w:t>项目职责</w:t>
-      </w:r>
+        <w:t>项目</w:t>
+      </w:r>
+      <w:r>
+        <w:rPr>
+          <w:rFonts w:hint="eastAsia" w:ascii="Times New Roman" w:hAnsi="Times New Roman" w:eastAsia="微软雅黑" w:cs="Times New Roman"/>
+          <w:b/>
+          <w:bCs/>
+          <w:color w:val="000000" w:themeColor="text1"/>
+          <w:sz w:val="18"/>
+          <w:szCs w:val="18"/>
+          <w:lang w:val="en-US" w:eastAsia="zh-CN"/>
+          <w14:textFill>
+            <w14:solidFill>
+              <w14:schemeClr w14:val="tx1"/>
+            </w14:solidFill>
+          </w14:textFill>
+        </w:rPr>
+        <w:t>亮点</w:t>
+      </w:r>
+      <w:bookmarkStart w:id="56" w:name="_GoBack"/>
+      <w:bookmarkEnd w:id="56"/>
       <w:r>
         <w:rPr>
           <w:rFonts w:hint="default" w:ascii="Times New Roman" w:hAnsi="Times New Roman" w:eastAsia="微软雅黑" w:cs="Times New Roman"/>
@@ -6406,7 +6719,7 @@
         </w:rPr>
         <w:t>：</w:t>
       </w:r>
-      <w:bookmarkStart w:id="43" w:name="OLE_LINK108"/>
+      <w:bookmarkStart w:id="40" w:name="OLE_LINK108"/>
       <w:r>
         <w:rPr>
           <w:rFonts w:hint="default" w:ascii="Times New Roman" w:hAnsi="Times New Roman" w:eastAsia="微软雅黑" w:cs="Times New Roman"/>
@@ -6427,7 +6740,7 @@
         <w:t>https://github.com/brucecxm/brucecxm-bruce-douyin</w:t>
       </w:r>
     </w:p>
-    <w:bookmarkEnd w:id="43"/>
+    <w:bookmarkEnd w:id="40"/>
     <w:p>
       <w:pPr>
         <w:keepNext w:val="0"/>
@@ -6503,88 +6816,26 @@
             </w14:solidFill>
           </w14:textFill>
         </w:rPr>
-        <w:t>SSM+ SpringBoot + SpringCloud + MyBatisPlus + MySQL + Redis + MongoDB + ElasticSearch+Kafka+xxl-job</w:t>
-      </w:r>
-      <w:r>
-        <w:rPr>
-          <w:rFonts w:hint="default" w:ascii="Times New Roman" w:hAnsi="Times New Roman" w:eastAsia="微软雅黑" w:cs="Times New Roman"/>
-          <w:b/>
-          <w:bCs/>
-          <w:i/>
-          <w:iCs/>
-          <w:color w:val="000000" w:themeColor="text1"/>
-          <w:sz w:val="18"/>
-          <w:szCs w:val="18"/>
-          <w:lang w:val="en-US" w:eastAsia="zh-CN"/>
-          <w14:textFill>
-            <w14:solidFill>
-              <w14:schemeClr w14:val="tx1"/>
-            </w14:solidFill>
-          </w14:textFill>
-        </w:rPr>
-        <w:t>+</w:t>
-      </w:r>
-      <w:r>
-        <w:rPr>
-          <w:rFonts w:hint="default" w:ascii="Times New Roman" w:hAnsi="Times New Roman" w:eastAsia="微软雅黑" w:cs="Times New Roman"/>
-          <w:b/>
-          <w:bCs/>
-          <w:i/>
-          <w:iCs/>
-          <w:color w:val="000000" w:themeColor="text1"/>
-          <w:sz w:val="18"/>
-          <w:szCs w:val="18"/>
-          <w14:textFill>
-            <w14:solidFill>
-              <w14:schemeClr w14:val="tx1"/>
-            </w14:solidFill>
-          </w14:textFill>
-        </w:rPr>
-        <w:t>ElasticStack</w:t>
-      </w:r>
-      <w:r>
-        <w:rPr>
-          <w:rFonts w:hint="default" w:ascii="Times New Roman" w:hAnsi="Times New Roman" w:eastAsia="微软雅黑" w:cs="Times New Roman"/>
-          <w:b/>
-          <w:bCs/>
-          <w:i/>
-          <w:iCs/>
-          <w:color w:val="000000" w:themeColor="text1"/>
-          <w:sz w:val="18"/>
-          <w:szCs w:val="18"/>
-          <w:lang w:val="en-US" w:eastAsia="zh-CN"/>
-          <w14:textFill>
-            <w14:solidFill>
-              <w14:schemeClr w14:val="tx1"/>
-            </w14:solidFill>
-          </w14:textFill>
-        </w:rPr>
-        <w:t>+vue2+sa-token+kafkastream+websocket+vue2+pinia+vue-element-admin+vue-router+</w:t>
-      </w:r>
-      <w:r>
-        <w:rPr>
-          <w:rStyle w:val="10"/>
-          <w:rFonts w:hint="default" w:ascii="Times New Roman" w:hAnsi="Times New Roman" w:eastAsia="微软雅黑" w:cs="Times New Roman"/>
-          <w:b/>
-          <w:bCs/>
-          <w:i/>
-          <w:iCs/>
-          <w:sz w:val="18"/>
-          <w:szCs w:val="18"/>
-        </w:rPr>
-        <w:t>SockJS</w:t>
-      </w:r>
-      <w:r>
-        <w:rPr>
-          <w:rFonts w:hint="default" w:ascii="Times New Roman" w:hAnsi="Times New Roman" w:eastAsia="微软雅黑" w:cs="Times New Roman"/>
-          <w:b/>
-          <w:bCs/>
-          <w:i/>
-          <w:iCs/>
-          <w:sz w:val="18"/>
-          <w:szCs w:val="18"/>
-        </w:rPr>
-        <w:t xml:space="preserve"> </w:t>
+        <w:t xml:space="preserve"> SpringBoot + SpringCloud + MyBatis + MySQL + Redis+ ElasticSearch+Kafka</w:t>
+      </w:r>
+      <w:r>
+        <w:rPr>
+          <w:rFonts w:hint="default" w:ascii="Times New Roman" w:hAnsi="Times New Roman" w:eastAsia="微软雅黑" w:cs="Times New Roman"/>
+          <w:b/>
+          <w:bCs/>
+          <w:i/>
+          <w:iCs/>
+          <w:color w:val="000000" w:themeColor="text1"/>
+          <w:sz w:val="18"/>
+          <w:szCs w:val="18"/>
+          <w:lang w:val="en-US" w:eastAsia="zh-CN"/>
+          <w14:textFill>
+            <w14:solidFill>
+              <w14:schemeClr w14:val="tx1"/>
+            </w14:solidFill>
+          </w14:textFill>
+        </w:rPr>
+        <w:t>+vue2</w:t>
       </w:r>
     </w:p>
     <w:p>
@@ -6686,7 +6937,7 @@
           </w14:textFill>
         </w:rPr>
       </w:pPr>
-      <w:bookmarkStart w:id="44" w:name="OLE_LINK16"/>
+      <w:bookmarkStart w:id="41" w:name="OLE_LINK16"/>
       <w:r>
         <w:rPr>
           <w:rFonts w:hint="default" w:ascii="Times New Roman" w:hAnsi="Times New Roman" w:eastAsia="微软雅黑" w:cs="Times New Roman"/>
@@ -6705,7 +6956,7 @@
         <w:t>项目亮点：</w:t>
       </w:r>
     </w:p>
-    <w:bookmarkEnd w:id="44"/>
+    <w:bookmarkEnd w:id="41"/>
     <w:p>
       <w:pPr>
         <w:keepNext w:val="0"/>
@@ -6836,8 +7087,8 @@
           </w14:textFill>
         </w:rPr>
       </w:pPr>
-      <w:bookmarkStart w:id="45" w:name="OLE_LINK11"/>
-      <w:bookmarkStart w:id="46" w:name="OLE_LINK12"/>
+      <w:bookmarkStart w:id="42" w:name="OLE_LINK12"/>
+      <w:bookmarkStart w:id="43" w:name="OLE_LINK11"/>
       <w:r>
         <w:rPr>
           <w:rFonts w:hint="default" w:ascii="Times New Roman" w:hAnsi="Times New Roman" w:eastAsia="微软雅黑" w:cs="Times New Roman"/>
@@ -6903,7 +7154,7 @@
         </w:rPr>
         <w:t>结合</w:t>
       </w:r>
-      <w:bookmarkStart w:id="47" w:name="OLE_LINK28"/>
+      <w:bookmarkStart w:id="44" w:name="OLE_LINK28"/>
       <w:r>
         <w:rPr>
           <w:rFonts w:hint="default" w:ascii="Times New Roman" w:hAnsi="Times New Roman" w:eastAsia="黑体" w:cs="Times New Roman"/>
@@ -6920,7 +7171,7 @@
         </w:rPr>
         <w:t>SpringBoot与ElasticSearch</w:t>
       </w:r>
-      <w:bookmarkEnd w:id="47"/>
+      <w:bookmarkEnd w:id="44"/>
       <w:r>
         <w:rPr>
           <w:rFonts w:hint="default" w:ascii="Times New Roman" w:hAnsi="Times New Roman" w:eastAsia="微软雅黑" w:cs="Times New Roman"/>
@@ -6935,8 +7186,8 @@
         </w:rPr>
         <w:t>，</w:t>
       </w:r>
-      <w:bookmarkEnd w:id="45"/>
-      <w:bookmarkEnd w:id="46"/>
+      <w:bookmarkEnd w:id="42"/>
+      <w:bookmarkEnd w:id="43"/>
       <w:r>
         <w:rPr>
           <w:rFonts w:hint="default" w:ascii="Times New Roman" w:hAnsi="Times New Roman" w:eastAsia="微软雅黑" w:cs="Times New Roman"/>
@@ -6951,7 +7202,7 @@
         </w:rPr>
         <w:t>进行数据索引，结合</w:t>
       </w:r>
-      <w:bookmarkStart w:id="48" w:name="OLE_LINK39"/>
+      <w:bookmarkStart w:id="45" w:name="OLE_LINK39"/>
       <w:r>
         <w:rPr>
           <w:rFonts w:hint="default" w:ascii="Times New Roman" w:hAnsi="Times New Roman" w:eastAsia="微软雅黑" w:cs="Times New Roman"/>
@@ -6966,7 +7217,7 @@
         </w:rPr>
         <w:t>Redis</w:t>
       </w:r>
-      <w:bookmarkEnd w:id="48"/>
+      <w:bookmarkEnd w:id="45"/>
       <w:r>
         <w:rPr>
           <w:rFonts w:hint="default" w:ascii="Times New Roman" w:hAnsi="Times New Roman" w:eastAsia="微软雅黑" w:cs="Times New Roman"/>
@@ -7010,7 +7261,7 @@
         </w:rPr>
         <w:t>减轻</w:t>
       </w:r>
-      <w:bookmarkStart w:id="49" w:name="OLE_LINK37"/>
+      <w:bookmarkStart w:id="46" w:name="OLE_LINK37"/>
       <w:r>
         <w:rPr>
           <w:rFonts w:hint="default" w:ascii="Times New Roman" w:hAnsi="Times New Roman" w:eastAsia="微软雅黑" w:cs="Times New Roman"/>
@@ -7025,7 +7276,7 @@
         </w:rPr>
         <w:t>MySQ</w:t>
       </w:r>
-      <w:bookmarkEnd w:id="49"/>
+      <w:bookmarkEnd w:id="46"/>
       <w:r>
         <w:rPr>
           <w:rFonts w:hint="default" w:ascii="Times New Roman" w:hAnsi="Times New Roman" w:eastAsia="微软雅黑" w:cs="Times New Roman"/>
@@ -7088,7 +7339,7 @@
         </w:rPr>
         <w:t>采用</w:t>
       </w:r>
-      <w:bookmarkStart w:id="50" w:name="OLE_LINK29"/>
+      <w:bookmarkStart w:id="47" w:name="OLE_LINK29"/>
       <w:r>
         <w:rPr>
           <w:rFonts w:hint="default" w:ascii="Times New Roman" w:hAnsi="Times New Roman" w:eastAsia="黑体" w:cs="Times New Roman"/>
@@ -7105,7 +7356,7 @@
         </w:rPr>
         <w:t>SaToken</w:t>
       </w:r>
-      <w:bookmarkEnd w:id="50"/>
+      <w:bookmarkEnd w:id="47"/>
       <w:r>
         <w:rPr>
           <w:rFonts w:hint="default" w:ascii="Times New Roman" w:hAnsi="Times New Roman" w:eastAsia="微软雅黑" w:cs="Times New Roman"/>
@@ -7121,7 +7372,7 @@
         </w:rPr>
         <w:t>通过</w:t>
       </w:r>
-      <w:bookmarkStart w:id="51" w:name="OLE_LINK95"/>
+      <w:bookmarkStart w:id="48" w:name="OLE_LINK95"/>
       <w:r>
         <w:rPr>
           <w:rFonts w:hint="default" w:ascii="Times New Roman" w:hAnsi="Times New Roman" w:eastAsia="微软雅黑" w:cs="Times New Roman"/>
@@ -7139,7 +7390,7 @@
         </w:rPr>
         <w:t>优雅简洁的的代码</w:t>
       </w:r>
-      <w:bookmarkEnd w:id="51"/>
+      <w:bookmarkEnd w:id="48"/>
       <w:r>
         <w:rPr>
           <w:rFonts w:hint="default" w:ascii="Times New Roman" w:hAnsi="Times New Roman" w:eastAsia="微软雅黑" w:cs="Times New Roman"/>
@@ -7357,7 +7608,7 @@
         </w:rPr>
         <w:t>借助</w:t>
       </w:r>
-      <w:bookmarkStart w:id="52" w:name="OLE_LINK31"/>
+      <w:bookmarkStart w:id="49" w:name="OLE_LINK31"/>
       <w:r>
         <w:rPr>
           <w:rFonts w:hint="default" w:ascii="Times New Roman" w:hAnsi="Times New Roman" w:eastAsia="黑体" w:cs="Times New Roman"/>
@@ -7374,7 +7625,7 @@
         </w:rPr>
         <w:t>KafkaStream</w:t>
       </w:r>
-      <w:bookmarkEnd w:id="52"/>
+      <w:bookmarkEnd w:id="49"/>
       <w:r>
         <w:rPr>
           <w:rFonts w:hint="default" w:ascii="Times New Roman" w:hAnsi="Times New Roman" w:eastAsia="微软雅黑" w:cs="Times New Roman"/>
@@ -7389,8 +7640,8 @@
         </w:rPr>
         <w:t>实时计算视频的点赞、评论与收藏数据，结合</w:t>
       </w:r>
-      <w:bookmarkStart w:id="53" w:name="OLE_LINK38"/>
-      <w:bookmarkStart w:id="54" w:name="OLE_LINK106"/>
+      <w:bookmarkStart w:id="50" w:name="OLE_LINK38"/>
+      <w:bookmarkStart w:id="51" w:name="OLE_LINK106"/>
       <w:r>
         <w:rPr>
           <w:rFonts w:hint="default" w:ascii="Times New Roman" w:hAnsi="Times New Roman" w:eastAsia="微软雅黑" w:cs="Times New Roman"/>
@@ -7407,7 +7658,7 @@
         </w:rPr>
         <w:t>Redis</w:t>
       </w:r>
-      <w:bookmarkEnd w:id="53"/>
+      <w:bookmarkEnd w:id="50"/>
       <w:r>
         <w:rPr>
           <w:rFonts w:hint="default" w:ascii="Times New Roman" w:hAnsi="Times New Roman" w:eastAsia="微软雅黑" w:cs="Times New Roman"/>
@@ -7424,7 +7675,7 @@
         </w:rPr>
         <w:t>缓存技术</w:t>
       </w:r>
-      <w:bookmarkEnd w:id="54"/>
+      <w:bookmarkEnd w:id="51"/>
       <w:r>
         <w:rPr>
           <w:rFonts w:hint="default" w:ascii="Times New Roman" w:hAnsi="Times New Roman" w:eastAsia="微软雅黑" w:cs="Times New Roman"/>
@@ -7439,8 +7690,8 @@
         </w:rPr>
         <w:t>，确保系统能够</w:t>
       </w:r>
-      <w:bookmarkStart w:id="55" w:name="OLE_LINK89"/>
-      <w:bookmarkStart w:id="56" w:name="OLE_LINK90"/>
+      <w:bookmarkStart w:id="52" w:name="OLE_LINK89"/>
+      <w:bookmarkStart w:id="53" w:name="OLE_LINK90"/>
       <w:r>
         <w:rPr>
           <w:rFonts w:hint="default" w:ascii="Times New Roman" w:hAnsi="Times New Roman" w:eastAsia="微软雅黑" w:cs="Times New Roman"/>
@@ -7457,7 +7708,7 @@
         </w:rPr>
         <w:t>快速响应并处理海量数据</w:t>
       </w:r>
-      <w:bookmarkEnd w:id="55"/>
+      <w:bookmarkEnd w:id="52"/>
       <w:r>
         <w:rPr>
           <w:rFonts w:hint="default" w:ascii="Times New Roman" w:hAnsi="Times New Roman" w:eastAsia="微软雅黑" w:cs="Times New Roman"/>
@@ -7472,7 +7723,7 @@
         </w:rPr>
         <w:t>。</w:t>
       </w:r>
-      <w:bookmarkEnd w:id="56"/>
+      <w:bookmarkEnd w:id="53"/>
       <w:r>
         <w:rPr>
           <w:rFonts w:hint="default" w:ascii="Times New Roman" w:hAnsi="Times New Roman" w:eastAsia="微软雅黑" w:cs="Times New Roman"/>
@@ -7503,7 +7754,7 @@
         </w:rPr>
         <w:t>XXL</w:t>
       </w:r>
-      <w:bookmarkStart w:id="57" w:name="OLE_LINK34"/>
+      <w:bookmarkStart w:id="54" w:name="OLE_LINK34"/>
       <w:r>
         <w:rPr>
           <w:rFonts w:hint="default" w:ascii="Times New Roman" w:hAnsi="Times New Roman" w:eastAsia="黑体" w:cs="Times New Roman"/>
@@ -7520,7 +7771,7 @@
         </w:rPr>
         <w:t>-</w:t>
       </w:r>
-      <w:bookmarkEnd w:id="57"/>
+      <w:bookmarkEnd w:id="54"/>
       <w:r>
         <w:rPr>
           <w:rFonts w:hint="default" w:ascii="Times New Roman" w:hAnsi="Times New Roman" w:eastAsia="黑体" w:cs="Times New Roman"/>
@@ -7601,7 +7852,7 @@
           </w14:textFill>
         </w:rPr>
       </w:pPr>
-      <w:bookmarkStart w:id="58" w:name="OLE_LINK17"/>
+      <w:bookmarkStart w:id="55" w:name="OLE_LINK17"/>
     </w:p>
     <w:p>
       <w:pPr>
@@ -7758,7 +8009,7 @@
         <w:t>自我评价</w:t>
       </w:r>
     </w:p>
-    <w:bookmarkEnd w:id="58"/>
+    <w:bookmarkEnd w:id="55"/>
     <w:p>
       <w:pPr>
         <w:keepNext w:val="0"/>

--- a/doc/简历/陈雪明的简历.docx
+++ b/doc/简历/陈雪明的简历.docx
@@ -865,9 +865,11 @@
         <w:textAlignment w:val="center"/>
         <w:rPr>
           <w:rFonts w:hint="default" w:ascii="Times New Roman" w:hAnsi="Times New Roman" w:eastAsia="微软雅黑" w:cs="Times New Roman"/>
-          <w:color w:val="000000" w:themeColor="text1"/>
-          <w:sz w:val="18"/>
-          <w:szCs w:val="18"/>
+          <w:b/>
+          <w:color w:val="000000" w:themeColor="text1"/>
+          <w:sz w:val="18"/>
+          <w:szCs w:val="18"/>
+          <w:lang w:val="en-US" w:eastAsia="zh-CN"/>
           <w14:textFill>
             <w14:solidFill>
               <w14:schemeClr w14:val="tx1"/>
@@ -883,7 +885,7 @@
         <mc:AlternateContent>
           <mc:Choice Requires="wps">
             <w:drawing>
-              <wp:anchor distT="0" distB="0" distL="114300" distR="114300" simplePos="0" relativeHeight="251661312" behindDoc="0" locked="0" layoutInCell="1" allowOverlap="1">
+              <wp:anchor distT="0" distB="0" distL="114300" distR="114300" simplePos="0" relativeHeight="251664384" behindDoc="0" locked="0" layoutInCell="1" allowOverlap="1">
                 <wp:simplePos x="0" y="0"/>
                 <wp:positionH relativeFrom="column">
                   <wp:posOffset>42545</wp:posOffset>
@@ -937,7 +939,7 @@
           </mc:Choice>
           <mc:Fallback>
             <w:pict>
-              <v:line id="_x0000_s1026" o:spid="_x0000_s1026" o:spt="20" style="position:absolute;left:0pt;margin-left:3.35pt;margin-top:7.05pt;height:0.15pt;width:518.25pt;z-index:251661312;mso-width-relative:page;mso-height-relative:page;" filled="f" stroked="t" coordsize="21600,21600" o:gfxdata="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">
+              <v:line id="_x0000_s1026" o:spid="_x0000_s1026" o:spt="20" style="position:absolute;left:0pt;margin-left:3.35pt;margin-top:7.05pt;height:0.15pt;width:518.25pt;z-index:251664384;mso-width-relative:page;mso-height-relative:page;" filled="f" stroked="t" coordsize="21600,21600" o:gfxdata="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">
                 <v:fill on="f" focussize="0,0"/>
                 <v:stroke weight="1.5pt" color="#000000 [3213]" miterlimit="8" joinstyle="miter"/>
                 <v:imagedata o:title=""/>
@@ -1464,7 +1466,24 @@
           <w:sz w:val="18"/>
           <w:szCs w:val="18"/>
         </w:rPr>
-        <w:t>，深谙索引、事务、锁、</w:t>
+        <w:t>，</w:t>
+      </w:r>
+      <w:r>
+        <w:rPr>
+          <w:rFonts w:hint="eastAsia" w:ascii="Times New Roman" w:hAnsi="Times New Roman" w:eastAsia="微软雅黑" w:cs="Times New Roman"/>
+          <w:sz w:val="18"/>
+          <w:szCs w:val="18"/>
+          <w:lang w:val="en-US" w:eastAsia="zh-CN"/>
+        </w:rPr>
+        <w:t>熟悉</w:t>
+      </w:r>
+      <w:r>
+        <w:rPr>
+          <w:rFonts w:hint="default" w:ascii="Times New Roman" w:hAnsi="Times New Roman" w:eastAsia="微软雅黑" w:cs="Times New Roman"/>
+          <w:sz w:val="18"/>
+          <w:szCs w:val="18"/>
+        </w:rPr>
+        <w:t>索引、事务、锁、</w:t>
       </w:r>
       <w:bookmarkStart w:id="6" w:name="OLE_LINK67"/>
       <w:r>
@@ -1621,7 +1640,22 @@
             </w14:solidFill>
           </w14:textFill>
         </w:rPr>
-        <w:t xml:space="preserve">等缓存中间件的基本使用；熟悉 </w:t>
+        <w:t>等缓存中间件的基本使用；</w:t>
+      </w:r>
+      <w:r>
+        <w:rPr>
+          <w:rFonts w:hint="eastAsia" w:ascii="Times New Roman" w:hAnsi="Times New Roman" w:eastAsia="微软雅黑" w:cs="Times New Roman"/>
+          <w:color w:val="000000" w:themeColor="text1"/>
+          <w:sz w:val="18"/>
+          <w:szCs w:val="18"/>
+          <w:lang w:val="en-US" w:eastAsia="zh-CN"/>
+          <w14:textFill>
+            <w14:solidFill>
+              <w14:schemeClr w14:val="tx1"/>
+            </w14:solidFill>
+          </w14:textFill>
+        </w:rPr>
+        <w:t>了解</w:t>
       </w:r>
       <w:r>
         <w:rPr>
@@ -1653,25 +1687,54 @@
             </w14:solidFill>
           </w14:textFill>
         </w:rPr>
-        <w:t xml:space="preserve"> 等消息中间件及常见应用场景；熟悉 </w:t>
-      </w:r>
-      <w:r>
-        <w:rPr>
-          <w:rFonts w:hint="default" w:ascii="Times New Roman" w:hAnsi="Times New Roman" w:eastAsia="微软雅黑" w:cs="Times New Roman"/>
-          <w:b/>
-          <w:bCs/>
-          <w:i/>
-          <w:iCs/>
-          <w:color w:val="000000" w:themeColor="text1"/>
-          <w:sz w:val="18"/>
-          <w:szCs w:val="18"/>
-          <w14:textFill>
-            <w14:solidFill>
-              <w14:schemeClr w14:val="tx1"/>
-            </w14:solidFill>
-          </w14:textFill>
-        </w:rPr>
-        <w:t>Nginx、MinIO、ElasticSearch、XXL-Job</w:t>
+        <w:t xml:space="preserve"> 等消息中间件及常见应用场景；</w:t>
+      </w:r>
+      <w:r>
+        <w:rPr>
+          <w:rFonts w:hint="eastAsia" w:ascii="Times New Roman" w:hAnsi="Times New Roman" w:eastAsia="微软雅黑" w:cs="Times New Roman"/>
+          <w:color w:val="000000" w:themeColor="text1"/>
+          <w:sz w:val="18"/>
+          <w:szCs w:val="18"/>
+          <w:lang w:val="en-US" w:eastAsia="zh-CN"/>
+          <w14:textFill>
+            <w14:solidFill>
+              <w14:schemeClr w14:val="tx1"/>
+            </w14:solidFill>
+          </w14:textFill>
+        </w:rPr>
+        <w:t>了解</w:t>
+      </w:r>
+      <w:r>
+        <w:rPr>
+          <w:rFonts w:hint="default" w:ascii="Times New Roman" w:hAnsi="Times New Roman" w:eastAsia="微软雅黑" w:cs="Times New Roman"/>
+          <w:color w:val="000000" w:themeColor="text1"/>
+          <w:sz w:val="18"/>
+          <w:szCs w:val="18"/>
+          <w14:textFill>
+            <w14:solidFill>
+              <w14:schemeClr w14:val="tx1"/>
+            </w14:solidFill>
+          </w14:textFill>
+        </w:rPr>
+        <w:t xml:space="preserve"> </w:t>
+      </w:r>
+      <w:r>
+        <w:rPr>
+          <w:rFonts w:hint="default" w:ascii="Times New Roman" w:hAnsi="Times New Roman" w:eastAsia="微软雅黑" w:cs="Times New Roman"/>
+          <w:b/>
+          <w:bCs/>
+          <w:i/>
+          <w:iCs/>
+          <w:color w:val="000000" w:themeColor="text1"/>
+          <w:sz w:val="18"/>
+          <w:szCs w:val="18"/>
+          <w14:textFill>
+            <w14:solidFill>
+              <w14:schemeClr w14:val="tx1"/>
+            </w14:solidFill>
+          </w14:textFill>
+        </w:rPr>
+        <w:t>Nginx、MinIO、ElasticSearch</w:t>
       </w:r>
       <w:r>
         <w:rPr>
@@ -1842,11 +1905,20 @@
           <w:sz w:val="18"/>
           <w:szCs w:val="18"/>
         </w:rPr>
-        <w:t>: 掌握</w:t>
+        <w:t xml:space="preserve">: </w:t>
       </w:r>
       <w:bookmarkStart w:id="12" w:name="OLE_LINK78"/>
       <w:r>
         <w:rPr>
+          <w:rFonts w:hint="eastAsia" w:ascii="Times New Roman" w:hAnsi="Times New Roman" w:eastAsia="微软雅黑" w:cs="Times New Roman"/>
+          <w:sz w:val="18"/>
+          <w:szCs w:val="18"/>
+          <w:lang w:val="en-US" w:eastAsia="zh-CN"/>
+        </w:rPr>
+        <w:t>熟悉</w:t>
+      </w:r>
+      <w:r>
+        <w:rPr>
           <w:rFonts w:hint="default" w:ascii="Times New Roman" w:hAnsi="Times New Roman" w:eastAsia="微软雅黑" w:cs="Times New Roman"/>
           <w:b/>
           <w:bCs/>
@@ -1860,54 +1932,37 @@
       <w:bookmarkEnd w:id="12"/>
       <w:r>
         <w:rPr>
-          <w:rFonts w:hint="default" w:ascii="Times New Roman" w:hAnsi="Times New Roman" w:eastAsia="微软雅黑" w:cs="Times New Roman"/>
-          <w:sz w:val="18"/>
-          <w:szCs w:val="18"/>
-        </w:rPr>
-        <w:t>、</w:t>
-      </w:r>
-      <w:r>
-        <w:rPr>
-          <w:rFonts w:hint="default" w:ascii="Times New Roman" w:hAnsi="Times New Roman" w:eastAsia="微软雅黑" w:cs="Times New Roman"/>
-          <w:b/>
-          <w:bCs/>
-          <w:i/>
-          <w:iCs/>
-          <w:sz w:val="18"/>
-          <w:szCs w:val="18"/>
-          <w:lang w:val="en-US" w:eastAsia="zh-CN"/>
-        </w:rPr>
-        <w:t>Jquery</w:t>
-      </w:r>
-      <w:r>
-        <w:rPr>
-          <w:rFonts w:hint="default" w:ascii="Times New Roman" w:hAnsi="Times New Roman" w:eastAsia="微软雅黑" w:cs="Times New Roman"/>
-          <w:sz w:val="18"/>
-          <w:szCs w:val="18"/>
-          <w:lang w:val="en-US" w:eastAsia="zh-CN"/>
-        </w:rPr>
-        <w:t>、</w:t>
-      </w:r>
-      <w:r>
-        <w:rPr>
-          <w:rFonts w:hint="default" w:ascii="Times New Roman" w:hAnsi="Times New Roman" w:eastAsia="微软雅黑" w:cs="Times New Roman"/>
-          <w:b/>
-          <w:bCs/>
-          <w:i/>
-          <w:iCs/>
-          <w:sz w:val="18"/>
-          <w:szCs w:val="18"/>
-          <w:lang w:val="en-US" w:eastAsia="zh-CN"/>
-        </w:rPr>
-        <w:t>uniapp</w:t>
-      </w:r>
-      <w:r>
-        <w:rPr>
-          <w:rFonts w:hint="default" w:ascii="Times New Roman" w:hAnsi="Times New Roman" w:eastAsia="微软雅黑" w:cs="Times New Roman"/>
-          <w:sz w:val="18"/>
-          <w:szCs w:val="18"/>
-        </w:rPr>
-        <w:t xml:space="preserve"> 等前端技术，能独立开发前端界面</w:t>
+          <w:rFonts w:hint="eastAsia" w:ascii="Times New Roman" w:hAnsi="Times New Roman" w:eastAsia="微软雅黑" w:cs="Times New Roman"/>
+          <w:b/>
+          <w:bCs/>
+          <w:i/>
+          <w:iCs/>
+          <w:sz w:val="18"/>
+          <w:szCs w:val="18"/>
+          <w:lang w:val="en-US" w:eastAsia="zh-CN"/>
+        </w:rPr>
+        <w:t>2</w:t>
+      </w:r>
+      <w:r>
+        <w:rPr>
+          <w:rFonts w:hint="eastAsia" w:ascii="Times New Roman" w:hAnsi="Times New Roman" w:eastAsia="微软雅黑" w:cs="Times New Roman"/>
+          <w:b w:val="0"/>
+          <w:bCs w:val="0"/>
+          <w:i w:val="0"/>
+          <w:iCs w:val="0"/>
+          <w:sz w:val="18"/>
+          <w:szCs w:val="18"/>
+          <w:lang w:val="en-US" w:eastAsia="zh-CN"/>
+        </w:rPr>
+        <w:t>，</w:t>
+      </w:r>
+      <w:r>
+        <w:rPr>
+          <w:rFonts w:hint="default" w:ascii="Times New Roman" w:hAnsi="Times New Roman" w:eastAsia="微软雅黑" w:cs="Times New Roman"/>
+          <w:sz w:val="18"/>
+          <w:szCs w:val="18"/>
+        </w:rPr>
+        <w:t>能独立开发前端界面</w:t>
       </w:r>
       <w:r>
         <w:rPr>
@@ -1925,7 +1980,16 @@
           <w:szCs w:val="18"/>
           <w:lang w:val="en-US" w:eastAsia="zh-CN"/>
         </w:rPr>
-        <w:t>包括PC端、移动端和小程序。</w:t>
+        <w:t>包括PC端、移动端和小程序</w:t>
+      </w:r>
+      <w:r>
+        <w:rPr>
+          <w:rFonts w:hint="eastAsia" w:ascii="Times New Roman" w:hAnsi="Times New Roman" w:eastAsia="微软雅黑" w:cs="Times New Roman"/>
+          <w:sz w:val="18"/>
+          <w:szCs w:val="18"/>
+          <w:lang w:val="en-US" w:eastAsia="zh-CN"/>
+        </w:rPr>
+        <w:t>。</w:t>
       </w:r>
     </w:p>
     <w:p>
@@ -1967,7 +2031,7 @@
         <mc:AlternateContent>
           <mc:Choice Requires="wps">
             <w:drawing>
-              <wp:anchor distT="0" distB="0" distL="114300" distR="114300" simplePos="0" relativeHeight="251662336" behindDoc="0" locked="0" layoutInCell="1" allowOverlap="1">
+              <wp:anchor distT="0" distB="0" distL="114300" distR="114300" simplePos="0" relativeHeight="251661312" behindDoc="0" locked="0" layoutInCell="1" allowOverlap="1">
                 <wp:simplePos x="0" y="0"/>
                 <wp:positionH relativeFrom="column">
                   <wp:posOffset>-4445</wp:posOffset>
@@ -2021,7 +2085,7 @@
           </mc:Choice>
           <mc:Fallback>
             <w:pict>
-              <v:line id="_x0000_s1026" o:spid="_x0000_s1026" o:spt="20" style="position:absolute;left:0pt;margin-left:-0.35pt;margin-top:8.25pt;height:0.15pt;width:518.25pt;z-index:251662336;mso-width-relative:page;mso-height-relative:page;" filled="f" stroked="t" coordsize="21600,21600" o:gfxdata="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">
+              <v:line id="_x0000_s1026" o:spid="_x0000_s1026" o:spt="20" style="position:absolute;left:0pt;margin-left:-0.35pt;margin-top:8.25pt;height:0.15pt;width:518.25pt;z-index:251661312;mso-width-relative:page;mso-height-relative:page;" filled="f" stroked="t" coordsize="21600,21600" o:gfxdata="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">
                 <v:fill on="f" focussize="0,0"/>
                 <v:stroke weight="1.5pt" color="#000000 [3213]" miterlimit="8" joinstyle="miter"/>
                 <v:imagedata o:title=""/>
@@ -2031,6 +2095,7 @@
           </mc:Fallback>
         </mc:AlternateContent>
       </w:r>
+      <w:bookmarkStart w:id="13" w:name="OLE_LINK111"/>
     </w:p>
     <w:p>
       <w:pPr>
@@ -2063,7 +2128,6 @@
           </w14:textFill>
         </w:rPr>
       </w:pPr>
-      <w:bookmarkStart w:id="13" w:name="OLE_LINK111"/>
       <w:r>
         <w:rPr>
           <w:rFonts w:hint="default" w:ascii="Times New Roman" w:hAnsi="Times New Roman" w:eastAsia="微软雅黑" w:cs="Times New Roman"/>
@@ -3222,19 +3286,19 @@
       </w:r>
       <w:r>
         <w:rPr>
-          <w:rFonts w:hint="default" w:ascii="Times New Roman" w:hAnsi="Times New Roman" w:eastAsia="微软雅黑" w:cs="Times New Roman"/>
-          <w:b/>
-          <w:color w:val="000000" w:themeColor="text1"/>
-          <w:sz w:val="18"/>
-          <w:szCs w:val="18"/>
-          <w:lang w:val="en-US" w:eastAsia="zh-CN"/>
-          <w14:textFill>
-            <w14:solidFill>
-              <w14:schemeClr w14:val="tx1"/>
-            </w14:solidFill>
-          </w14:textFill>
-        </w:rPr>
-        <w:t>至今</w:t>
+          <w:rFonts w:hint="eastAsia" w:ascii="Times New Roman" w:hAnsi="Times New Roman" w:eastAsia="微软雅黑" w:cs="Times New Roman"/>
+          <w:b/>
+          <w:color w:val="000000" w:themeColor="text1"/>
+          <w:sz w:val="18"/>
+          <w:szCs w:val="18"/>
+          <w:lang w:val="en-US" w:eastAsia="zh-CN"/>
+          <w14:textFill>
+            <w14:solidFill>
+              <w14:schemeClr w14:val="tx1"/>
+            </w14:solidFill>
+          </w14:textFill>
+        </w:rPr>
+        <w:t>2026-2</w:t>
       </w:r>
       <w:r>
         <w:rPr>
@@ -3663,7 +3727,7 @@
         <mc:AlternateContent>
           <mc:Choice Requires="wps">
             <w:drawing>
-              <wp:anchor distT="0" distB="0" distL="114300" distR="114300" simplePos="0" relativeHeight="251663360" behindDoc="0" locked="0" layoutInCell="1" allowOverlap="1">
+              <wp:anchor distT="0" distB="0" distL="114300" distR="114300" simplePos="0" relativeHeight="251662336" behindDoc="0" locked="0" layoutInCell="1" allowOverlap="1">
                 <wp:simplePos x="0" y="0"/>
                 <wp:positionH relativeFrom="column">
                   <wp:posOffset>43180</wp:posOffset>
@@ -3717,7 +3781,7 @@
           </mc:Choice>
           <mc:Fallback>
             <w:pict>
-              <v:line id="_x0000_s1026" o:spid="_x0000_s1026" o:spt="20" style="position:absolute;left:0pt;margin-left:3.4pt;margin-top:14.75pt;height:0.15pt;width:518.25pt;z-index:251663360;mso-width-relative:page;mso-height-relative:page;" filled="f" stroked="t" coordsize="21600,21600" o:gfxdata="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">
+              <v:line id="_x0000_s1026" o:spid="_x0000_s1026" o:spt="20" style="position:absolute;left:0pt;margin-left:3.4pt;margin-top:14.75pt;height:0.15pt;width:518.25pt;z-index:251662336;mso-width-relative:page;mso-height-relative:page;" filled="f" stroked="t" coordsize="21600,21600" o:gfxdata="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">
                 <v:fill on="f" focussize="0,0"/>
                 <v:stroke weight="1.5pt" color="#000000 [3213]" miterlimit="8" joinstyle="miter"/>
                 <v:imagedata o:title=""/>
@@ -4983,6 +5047,645 @@
         <w:ind w:left="340" w:right="340"/>
         <w:textAlignment w:val="center"/>
         <w:rPr>
+          <w:rFonts w:hint="default" w:ascii="Times New Roman" w:hAnsi="Times New Roman" w:eastAsia="微软雅黑" w:cs="Times New Roman"/>
+          <w:b/>
+          <w:bCs/>
+          <w:i/>
+          <w:iCs/>
+          <w:color w:val="000000" w:themeColor="text1"/>
+          <w:sz w:val="18"/>
+          <w:szCs w:val="18"/>
+          <w14:textFill>
+            <w14:solidFill>
+              <w14:schemeClr w14:val="tx1"/>
+            </w14:solidFill>
+          </w14:textFill>
+        </w:rPr>
+      </w:pPr>
+      <w:r>
+        <w:rPr>
+          <w:rFonts w:hint="default" w:ascii="Times New Roman" w:hAnsi="Times New Roman" w:eastAsia="微软雅黑" w:cs="Times New Roman"/>
+          <w:color w:val="000000" w:themeColor="text1"/>
+          <w:sz w:val="18"/>
+          <w:szCs w:val="18"/>
+          <w14:textFill>
+            <w14:solidFill>
+              <w14:schemeClr w14:val="tx1"/>
+            </w14:solidFill>
+          </w14:textFill>
+        </w:rPr>
+        <w:t>结合慢</w:t>
+      </w:r>
+      <w:bookmarkStart w:id="28" w:name="OLE_LINK43"/>
+      <w:r>
+        <w:rPr>
+          <w:rFonts w:hint="default" w:ascii="Times New Roman" w:hAnsi="Times New Roman" w:eastAsia="微软雅黑" w:cs="Times New Roman"/>
+          <w:i/>
+          <w:iCs/>
+          <w:color w:val="000000" w:themeColor="text1"/>
+          <w:sz w:val="18"/>
+          <w:szCs w:val="18"/>
+          <w:lang w:val="en-US" w:eastAsia="zh-CN"/>
+          <w14:textFill>
+            <w14:solidFill>
+              <w14:schemeClr w14:val="tx1"/>
+            </w14:solidFill>
+          </w14:textFill>
+        </w:rPr>
+        <w:t>SQL</w:t>
+      </w:r>
+      <w:bookmarkEnd w:id="28"/>
+      <w:r>
+        <w:rPr>
+          <w:rFonts w:hint="default" w:ascii="Times New Roman" w:hAnsi="Times New Roman" w:eastAsia="微软雅黑" w:cs="Times New Roman"/>
+          <w:color w:val="000000" w:themeColor="text1"/>
+          <w:sz w:val="18"/>
+          <w:szCs w:val="18"/>
+          <w:lang w:val="en-US" w:eastAsia="zh-CN"/>
+          <w14:textFill>
+            <w14:solidFill>
+              <w14:schemeClr w14:val="tx1"/>
+            </w14:solidFill>
+          </w14:textFill>
+        </w:rPr>
+        <w:t>阈值配置分析慢</w:t>
+      </w:r>
+      <w:bookmarkStart w:id="29" w:name="OLE_LINK42"/>
+      <w:r>
+        <w:rPr>
+          <w:rFonts w:hint="default" w:ascii="Times New Roman" w:hAnsi="Times New Roman" w:eastAsia="微软雅黑" w:cs="Times New Roman"/>
+          <w:i/>
+          <w:iCs/>
+          <w:color w:val="000000" w:themeColor="text1"/>
+          <w:sz w:val="18"/>
+          <w:szCs w:val="18"/>
+          <w:lang w:val="en-US" w:eastAsia="zh-CN"/>
+          <w14:textFill>
+            <w14:solidFill>
+              <w14:schemeClr w14:val="tx1"/>
+            </w14:solidFill>
+          </w14:textFill>
+        </w:rPr>
+        <w:t>SQL</w:t>
+      </w:r>
+      <w:bookmarkEnd w:id="29"/>
+      <w:r>
+        <w:rPr>
+          <w:rFonts w:hint="default" w:ascii="Times New Roman" w:hAnsi="Times New Roman" w:eastAsia="微软雅黑" w:cs="Times New Roman"/>
+          <w:color w:val="000000" w:themeColor="text1"/>
+          <w:sz w:val="18"/>
+          <w:szCs w:val="18"/>
+          <w:lang w:val="en-US" w:eastAsia="zh-CN"/>
+          <w14:textFill>
+            <w14:solidFill>
+              <w14:schemeClr w14:val="tx1"/>
+            </w14:solidFill>
+          </w14:textFill>
+        </w:rPr>
+        <w:t>，优化操作记录表子查询为内连接、新增用户</w:t>
+      </w:r>
+      <w:r>
+        <w:rPr>
+          <w:rFonts w:hint="default" w:ascii="Times New Roman" w:hAnsi="Times New Roman" w:eastAsia="微软雅黑" w:cs="Times New Roman"/>
+          <w:i/>
+          <w:iCs/>
+          <w:color w:val="000000" w:themeColor="text1"/>
+          <w:sz w:val="18"/>
+          <w:szCs w:val="18"/>
+          <w:lang w:val="en-US" w:eastAsia="zh-CN"/>
+          <w14:textFill>
+            <w14:solidFill>
+              <w14:schemeClr w14:val="tx1"/>
+            </w14:solidFill>
+          </w14:textFill>
+        </w:rPr>
+        <w:t>id</w:t>
+      </w:r>
+      <w:r>
+        <w:rPr>
+          <w:rFonts w:hint="default" w:ascii="Times New Roman" w:hAnsi="Times New Roman" w:eastAsia="微软雅黑" w:cs="Times New Roman"/>
+          <w:color w:val="000000" w:themeColor="text1"/>
+          <w:sz w:val="18"/>
+          <w:szCs w:val="18"/>
+          <w:lang w:val="en-US" w:eastAsia="zh-CN"/>
+          <w14:textFill>
+            <w14:solidFill>
+              <w14:schemeClr w14:val="tx1"/>
+            </w14:solidFill>
+          </w14:textFill>
+        </w:rPr>
+        <w:t>和操作类型联合索引，</w:t>
+      </w:r>
+      <w:bookmarkStart w:id="30" w:name="OLE_LINK45"/>
+      <w:bookmarkStart w:id="31" w:name="OLE_LINK86"/>
+      <w:r>
+        <w:rPr>
+          <w:rFonts w:hint="default" w:ascii="Times New Roman" w:hAnsi="Times New Roman" w:eastAsia="微软雅黑" w:cs="Times New Roman"/>
+          <w:b/>
+          <w:bCs/>
+          <w:i/>
+          <w:iCs/>
+          <w:color w:val="000000" w:themeColor="text1"/>
+          <w:sz w:val="18"/>
+          <w:szCs w:val="18"/>
+          <w:lang w:val="en-US" w:eastAsia="zh-CN"/>
+          <w14:textFill>
+            <w14:solidFill>
+              <w14:schemeClr w14:val="tx1"/>
+            </w14:solidFill>
+          </w14:textFill>
+        </w:rPr>
+        <w:t>42w</w:t>
+      </w:r>
+      <w:bookmarkEnd w:id="30"/>
+      <w:r>
+        <w:rPr>
+          <w:rFonts w:hint="default" w:ascii="Times New Roman" w:hAnsi="Times New Roman" w:eastAsia="微软雅黑" w:cs="Times New Roman"/>
+          <w:b/>
+          <w:bCs/>
+          <w:i/>
+          <w:iCs/>
+          <w:color w:val="000000" w:themeColor="text1"/>
+          <w:sz w:val="18"/>
+          <w:szCs w:val="18"/>
+          <w:lang w:val="en-US" w:eastAsia="zh-CN"/>
+          <w14:textFill>
+            <w14:solidFill>
+              <w14:schemeClr w14:val="tx1"/>
+            </w14:solidFill>
+          </w14:textFill>
+        </w:rPr>
+        <w:t>数据从</w:t>
+      </w:r>
+      <w:bookmarkStart w:id="32" w:name="OLE_LINK46"/>
+      <w:r>
+        <w:rPr>
+          <w:rFonts w:hint="default" w:ascii="Times New Roman" w:hAnsi="Times New Roman" w:eastAsia="微软雅黑" w:cs="Times New Roman"/>
+          <w:b/>
+          <w:bCs/>
+          <w:i/>
+          <w:iCs/>
+          <w:color w:val="000000" w:themeColor="text1"/>
+          <w:sz w:val="18"/>
+          <w:szCs w:val="18"/>
+          <w:lang w:val="en-US" w:eastAsia="zh-CN"/>
+          <w14:textFill>
+            <w14:solidFill>
+              <w14:schemeClr w14:val="tx1"/>
+            </w14:solidFill>
+          </w14:textFill>
+        </w:rPr>
+        <w:t>1.3s</w:t>
+      </w:r>
+      <w:bookmarkEnd w:id="32"/>
+      <w:r>
+        <w:rPr>
+          <w:rFonts w:hint="default" w:ascii="Times New Roman" w:hAnsi="Times New Roman" w:eastAsia="微软雅黑" w:cs="Times New Roman"/>
+          <w:b/>
+          <w:bCs/>
+          <w:i/>
+          <w:iCs/>
+          <w:color w:val="000000" w:themeColor="text1"/>
+          <w:sz w:val="18"/>
+          <w:szCs w:val="18"/>
+          <w:lang w:val="en-US" w:eastAsia="zh-CN"/>
+          <w14:textFill>
+            <w14:solidFill>
+              <w14:schemeClr w14:val="tx1"/>
+            </w14:solidFill>
+          </w14:textFill>
+        </w:rPr>
+        <w:t>优化到0.8s</w:t>
+      </w:r>
+    </w:p>
+    <w:bookmarkEnd w:id="31"/>
+    <w:p>
+      <w:pPr>
+        <w:keepNext w:val="0"/>
+        <w:keepLines w:val="0"/>
+        <w:pageBreakBefore w:val="0"/>
+        <w:widowControl w:val="0"/>
+        <w:numPr>
+          <w:ilvl w:val="0"/>
+          <w:numId w:val="1"/>
+        </w:numPr>
+        <w:kinsoku/>
+        <w:wordWrap/>
+        <w:overflowPunct/>
+        <w:topLinePunct w:val="0"/>
+        <w:autoSpaceDE/>
+        <w:autoSpaceDN/>
+        <w:bidi w:val="0"/>
+        <w:adjustRightInd/>
+        <w:snapToGrid/>
+        <w:spacing w:before="0" w:after="0" w:line="240" w:lineRule="exact"/>
+        <w:ind w:left="340" w:right="340"/>
+        <w:textAlignment w:val="center"/>
+        <w:rPr>
+          <w:rFonts w:hint="default" w:ascii="Times New Roman" w:hAnsi="Times New Roman" w:eastAsia="微软雅黑" w:cs="Times New Roman"/>
+          <w:color w:val="000000" w:themeColor="text1"/>
+          <w:sz w:val="18"/>
+          <w:szCs w:val="18"/>
+          <w14:textFill>
+            <w14:solidFill>
+              <w14:schemeClr w14:val="tx1"/>
+            </w14:solidFill>
+          </w14:textFill>
+        </w:rPr>
+      </w:pPr>
+      <w:r>
+        <w:rPr>
+          <w:rFonts w:hint="default" w:ascii="Times New Roman" w:hAnsi="Times New Roman" w:eastAsia="微软雅黑" w:cs="Times New Roman"/>
+          <w:color w:val="000000" w:themeColor="text1"/>
+          <w:sz w:val="18"/>
+          <w:szCs w:val="18"/>
+          <w14:textFill>
+            <w14:solidFill>
+              <w14:schemeClr w14:val="tx1"/>
+            </w14:solidFill>
+          </w14:textFill>
+        </w:rPr>
+        <w:t xml:space="preserve">利用 </w:t>
+      </w:r>
+      <w:bookmarkStart w:id="33" w:name="OLE_LINK44"/>
+      <w:r>
+        <w:rPr>
+          <w:rFonts w:hint="default" w:ascii="Times New Roman" w:hAnsi="Times New Roman" w:eastAsia="微软雅黑" w:cs="Times New Roman"/>
+          <w:i/>
+          <w:iCs/>
+          <w:color w:val="000000" w:themeColor="text1"/>
+          <w:sz w:val="18"/>
+          <w:szCs w:val="18"/>
+          <w14:textFill>
+            <w14:solidFill>
+              <w14:schemeClr w14:val="tx1"/>
+            </w14:solidFill>
+          </w14:textFill>
+        </w:rPr>
+        <w:t xml:space="preserve">Redis </w:t>
+      </w:r>
+      <w:bookmarkEnd w:id="33"/>
+      <w:r>
+        <w:rPr>
+          <w:rFonts w:hint="default" w:ascii="Times New Roman" w:hAnsi="Times New Roman" w:eastAsia="微软雅黑" w:cs="Times New Roman"/>
+          <w:color w:val="000000" w:themeColor="text1"/>
+          <w:sz w:val="18"/>
+          <w:szCs w:val="18"/>
+          <w14:textFill>
+            <w14:solidFill>
+              <w14:schemeClr w14:val="tx1"/>
+            </w14:solidFill>
+          </w14:textFill>
+        </w:rPr>
+        <w:t xml:space="preserve">缓存用户登录的 </w:t>
+      </w:r>
+      <w:bookmarkStart w:id="34" w:name="OLE_LINK40"/>
+      <w:r>
+        <w:rPr>
+          <w:rFonts w:hint="default" w:ascii="Times New Roman" w:hAnsi="Times New Roman" w:eastAsia="微软雅黑" w:cs="Times New Roman"/>
+          <w:b/>
+          <w:bCs/>
+          <w:i/>
+          <w:iCs/>
+          <w:color w:val="000000" w:themeColor="text1"/>
+          <w:sz w:val="18"/>
+          <w:szCs w:val="18"/>
+          <w14:textFill>
+            <w14:solidFill>
+              <w14:schemeClr w14:val="tx1"/>
+            </w14:solidFill>
+          </w14:textFill>
+        </w:rPr>
+        <w:t xml:space="preserve">Token </w:t>
+      </w:r>
+      <w:bookmarkEnd w:id="34"/>
+      <w:r>
+        <w:rPr>
+          <w:rFonts w:hint="default" w:ascii="Times New Roman" w:hAnsi="Times New Roman" w:eastAsia="微软雅黑" w:cs="Times New Roman"/>
+          <w:color w:val="000000" w:themeColor="text1"/>
+          <w:sz w:val="18"/>
+          <w:szCs w:val="18"/>
+          <w14:textFill>
+            <w14:solidFill>
+              <w14:schemeClr w14:val="tx1"/>
+            </w14:solidFill>
+          </w14:textFill>
+        </w:rPr>
+        <w:t>认证信息</w:t>
+      </w:r>
+      <w:r>
+        <w:rPr>
+          <w:rFonts w:hint="default" w:ascii="Times New Roman" w:hAnsi="Times New Roman" w:eastAsia="微软雅黑" w:cs="Times New Roman"/>
+          <w:color w:val="000000" w:themeColor="text1"/>
+          <w:sz w:val="18"/>
+          <w:szCs w:val="18"/>
+          <w:lang w:eastAsia="zh-CN"/>
+          <w14:textFill>
+            <w14:solidFill>
+              <w14:schemeClr w14:val="tx1"/>
+            </w14:solidFill>
+          </w14:textFill>
+        </w:rPr>
+        <w:t>，</w:t>
+      </w:r>
+      <w:r>
+        <w:rPr>
+          <w:rFonts w:hint="default" w:ascii="Times New Roman" w:hAnsi="Times New Roman" w:eastAsia="微软雅黑" w:cs="Times New Roman"/>
+          <w:color w:val="000000" w:themeColor="text1"/>
+          <w:sz w:val="18"/>
+          <w:szCs w:val="18"/>
+          <w:lang w:val="en-US" w:eastAsia="zh-CN"/>
+          <w14:textFill>
+            <w14:solidFill>
+              <w14:schemeClr w14:val="tx1"/>
+            </w14:solidFill>
+          </w14:textFill>
+        </w:rPr>
+        <w:t>更新该</w:t>
+      </w:r>
+      <w:bookmarkStart w:id="35" w:name="OLE_LINK41"/>
+      <w:r>
+        <w:rPr>
+          <w:rFonts w:hint="default" w:ascii="Times New Roman" w:hAnsi="Times New Roman" w:eastAsia="微软雅黑" w:cs="Times New Roman"/>
+          <w:i/>
+          <w:iCs/>
+          <w:color w:val="000000" w:themeColor="text1"/>
+          <w:sz w:val="18"/>
+          <w:szCs w:val="18"/>
+          <w:lang w:val="en-US" w:eastAsia="zh-CN"/>
+          <w14:textFill>
+            <w14:solidFill>
+              <w14:schemeClr w14:val="tx1"/>
+            </w14:solidFill>
+          </w14:textFill>
+        </w:rPr>
+        <w:t>key</w:t>
+      </w:r>
+      <w:bookmarkEnd w:id="35"/>
+      <w:r>
+        <w:rPr>
+          <w:rFonts w:hint="default" w:ascii="Times New Roman" w:hAnsi="Times New Roman" w:eastAsia="微软雅黑" w:cs="Times New Roman"/>
+          <w:color w:val="000000" w:themeColor="text1"/>
+          <w:sz w:val="18"/>
+          <w:szCs w:val="18"/>
+          <w:lang w:val="en-US" w:eastAsia="zh-CN"/>
+          <w14:textFill>
+            <w14:solidFill>
+              <w14:schemeClr w14:val="tx1"/>
+            </w14:solidFill>
+          </w14:textFill>
+        </w:rPr>
+        <w:t>合理时间范围内的随机过期事件，预防用户登录高峰期系统</w:t>
+      </w:r>
+      <w:bookmarkStart w:id="36" w:name="OLE_LINK100"/>
+      <w:r>
+        <w:rPr>
+          <w:rFonts w:hint="default" w:ascii="Times New Roman" w:hAnsi="Times New Roman" w:eastAsia="微软雅黑" w:cs="Times New Roman"/>
+          <w:b/>
+          <w:bCs/>
+          <w:i/>
+          <w:iCs/>
+          <w:color w:val="000000" w:themeColor="text1"/>
+          <w:sz w:val="18"/>
+          <w:szCs w:val="18"/>
+          <w:lang w:val="en-US" w:eastAsia="zh-CN"/>
+          <w14:textFill>
+            <w14:solidFill>
+              <w14:schemeClr w14:val="tx1"/>
+            </w14:solidFill>
+          </w14:textFill>
+        </w:rPr>
+        <w:t>缓存雪崩</w:t>
+      </w:r>
+      <w:bookmarkEnd w:id="36"/>
+      <w:r>
+        <w:rPr>
+          <w:rFonts w:hint="default" w:ascii="Times New Roman" w:hAnsi="Times New Roman" w:eastAsia="微软雅黑" w:cs="Times New Roman"/>
+          <w:color w:val="000000" w:themeColor="text1"/>
+          <w:sz w:val="18"/>
+          <w:szCs w:val="18"/>
+          <w:lang w:val="en-US" w:eastAsia="zh-CN"/>
+          <w14:textFill>
+            <w14:solidFill>
+              <w14:schemeClr w14:val="tx1"/>
+            </w14:solidFill>
+          </w14:textFill>
+        </w:rPr>
+        <w:t>的发生</w:t>
+      </w:r>
+    </w:p>
+    <w:p>
+      <w:pPr>
+        <w:keepNext w:val="0"/>
+        <w:keepLines w:val="0"/>
+        <w:pageBreakBefore w:val="0"/>
+        <w:tabs>
+          <w:tab w:val="right" w:pos="10160"/>
+        </w:tabs>
+        <w:kinsoku/>
+        <w:wordWrap/>
+        <w:overflowPunct/>
+        <w:topLinePunct w:val="0"/>
+        <w:autoSpaceDE/>
+        <w:autoSpaceDN/>
+        <w:bidi w:val="0"/>
+        <w:adjustRightInd/>
+        <w:snapToGrid/>
+        <w:spacing w:before="0" w:after="0" w:line="240" w:lineRule="exact"/>
+        <w:jc w:val="left"/>
+        <w:textAlignment w:val="center"/>
+        <w:rPr>
+          <w:rFonts w:hint="default" w:ascii="Times New Roman" w:hAnsi="Times New Roman" w:eastAsia="微软雅黑" w:cs="Times New Roman"/>
+          <w:b/>
+          <w:color w:val="000000" w:themeColor="text1"/>
+          <w:sz w:val="18"/>
+          <w:szCs w:val="18"/>
+          <w14:textFill>
+            <w14:solidFill>
+              <w14:schemeClr w14:val="tx1"/>
+            </w14:solidFill>
+          </w14:textFill>
+        </w:rPr>
+      </w:pPr>
+    </w:p>
+    <w:p>
+      <w:pPr>
+        <w:keepNext w:val="0"/>
+        <w:keepLines w:val="0"/>
+        <w:pageBreakBefore w:val="0"/>
+        <w:tabs>
+          <w:tab w:val="right" w:pos="10160"/>
+        </w:tabs>
+        <w:kinsoku/>
+        <w:wordWrap/>
+        <w:overflowPunct/>
+        <w:topLinePunct w:val="0"/>
+        <w:autoSpaceDE/>
+        <w:autoSpaceDN/>
+        <w:bidi w:val="0"/>
+        <w:adjustRightInd/>
+        <w:snapToGrid/>
+        <w:spacing w:before="0" w:after="0" w:line="240" w:lineRule="exact"/>
+        <w:ind w:left="340"/>
+        <w:jc w:val="left"/>
+        <w:textAlignment w:val="center"/>
+        <w:rPr>
+          <w:rFonts w:hint="default" w:ascii="Times New Roman" w:hAnsi="Times New Roman" w:eastAsia="微软雅黑" w:cs="Times New Roman"/>
+          <w:color w:val="000000" w:themeColor="text1"/>
+          <w:sz w:val="18"/>
+          <w:szCs w:val="18"/>
+          <w:lang w:val="en-US" w:eastAsia="zh-CN"/>
+          <w14:textFill>
+            <w14:solidFill>
+              <w14:schemeClr w14:val="tx1"/>
+            </w14:solidFill>
+          </w14:textFill>
+        </w:rPr>
+      </w:pPr>
+      <w:r>
+        <w:rPr>
+          <w:rFonts w:hint="default" w:ascii="Times New Roman" w:hAnsi="Times New Roman" w:eastAsia="微软雅黑" w:cs="Times New Roman"/>
+          <w:b/>
+          <w:color w:val="000000" w:themeColor="text1"/>
+          <w:sz w:val="18"/>
+          <w:szCs w:val="18"/>
+          <w14:textFill>
+            <w14:solidFill>
+              <w14:schemeClr w14:val="tx1"/>
+            </w14:solidFill>
+          </w14:textFill>
+        </w:rPr>
+        <w:t>202</w:t>
+      </w:r>
+      <w:r>
+        <w:rPr>
+          <w:rFonts w:hint="default" w:ascii="Times New Roman" w:hAnsi="Times New Roman" w:eastAsia="微软雅黑" w:cs="Times New Roman"/>
+          <w:b/>
+          <w:color w:val="000000" w:themeColor="text1"/>
+          <w:sz w:val="18"/>
+          <w:szCs w:val="18"/>
+          <w:lang w:val="en-US" w:eastAsia="zh-CN"/>
+          <w14:textFill>
+            <w14:solidFill>
+              <w14:schemeClr w14:val="tx1"/>
+            </w14:solidFill>
+          </w14:textFill>
+        </w:rPr>
+        <w:t>5</w:t>
+      </w:r>
+      <w:r>
+        <w:rPr>
+          <w:rFonts w:hint="default" w:ascii="Times New Roman" w:hAnsi="Times New Roman" w:eastAsia="微软雅黑" w:cs="Times New Roman"/>
+          <w:b/>
+          <w:color w:val="000000" w:themeColor="text1"/>
+          <w:sz w:val="18"/>
+          <w:szCs w:val="18"/>
+          <w14:textFill>
+            <w14:solidFill>
+              <w14:schemeClr w14:val="tx1"/>
+            </w14:solidFill>
+          </w14:textFill>
+        </w:rPr>
+        <w:t>.</w:t>
+      </w:r>
+      <w:r>
+        <w:rPr>
+          <w:rFonts w:hint="default" w:ascii="Times New Roman" w:hAnsi="Times New Roman" w:eastAsia="微软雅黑" w:cs="Times New Roman"/>
+          <w:b/>
+          <w:color w:val="000000" w:themeColor="text1"/>
+          <w:sz w:val="18"/>
+          <w:szCs w:val="18"/>
+          <w:lang w:val="en-US" w:eastAsia="zh-CN"/>
+          <w14:textFill>
+            <w14:solidFill>
+              <w14:schemeClr w14:val="tx1"/>
+            </w14:solidFill>
+          </w14:textFill>
+        </w:rPr>
+        <w:t>2</w:t>
+      </w:r>
+      <w:r>
+        <w:rPr>
+          <w:rFonts w:hint="default" w:ascii="Times New Roman" w:hAnsi="Times New Roman" w:eastAsia="微软雅黑" w:cs="Times New Roman"/>
+          <w:b/>
+          <w:color w:val="000000" w:themeColor="text1"/>
+          <w:sz w:val="18"/>
+          <w:szCs w:val="18"/>
+          <w14:textFill>
+            <w14:solidFill>
+              <w14:schemeClr w14:val="tx1"/>
+            </w14:solidFill>
+          </w14:textFill>
+        </w:rPr>
+        <w:t>-</w:t>
+      </w:r>
+      <w:r>
+        <w:rPr>
+          <w:rFonts w:hint="eastAsia" w:ascii="Times New Roman" w:hAnsi="Times New Roman" w:eastAsia="微软雅黑" w:cs="Times New Roman"/>
+          <w:b/>
+          <w:color w:val="000000" w:themeColor="text1"/>
+          <w:sz w:val="18"/>
+          <w:szCs w:val="18"/>
+          <w:lang w:val="en-US" w:eastAsia="zh-CN"/>
+          <w14:textFill>
+            <w14:solidFill>
+              <w14:schemeClr w14:val="tx1"/>
+            </w14:solidFill>
+          </w14:textFill>
+        </w:rPr>
+        <w:t>2026-2</w:t>
+      </w:r>
+      <w:r>
+        <w:rPr>
+          <w:rFonts w:hint="default" w:ascii="Times New Roman" w:hAnsi="Times New Roman" w:eastAsia="微软雅黑" w:cs="Times New Roman"/>
+          <w:b/>
+          <w:color w:val="000000" w:themeColor="text1"/>
+          <w:sz w:val="18"/>
+          <w:szCs w:val="18"/>
+          <w14:textFill>
+            <w14:solidFill>
+              <w14:schemeClr w14:val="tx1"/>
+            </w14:solidFill>
+          </w14:textFill>
+        </w:rPr>
+        <w:tab/>
+      </w:r>
+      <w:r>
+        <w:rPr>
+          <w:rFonts w:hint="default" w:ascii="Times New Roman" w:hAnsi="Times New Roman" w:eastAsia="微软雅黑" w:cs="Times New Roman"/>
+          <w:b/>
+          <w:bCs/>
+          <w:i/>
+          <w:iCs/>
+          <w:sz w:val="18"/>
+          <w:szCs w:val="18"/>
+          <w:lang w:val="en-US" w:eastAsia="zh-CN"/>
+        </w:rPr>
+        <w:t>融信云电子银行</w:t>
+      </w:r>
+    </w:p>
+    <w:p>
+      <w:pPr>
+        <w:keepNext w:val="0"/>
+        <w:keepLines w:val="0"/>
+        <w:pageBreakBefore w:val="0"/>
+        <w:tabs>
+          <w:tab w:val="right" w:pos="10160"/>
+        </w:tabs>
+        <w:kinsoku/>
+        <w:wordWrap/>
+        <w:overflowPunct/>
+        <w:topLinePunct w:val="0"/>
+        <w:autoSpaceDE/>
+        <w:autoSpaceDN/>
+        <w:bidi w:val="0"/>
+        <w:adjustRightInd/>
+        <w:snapToGrid/>
+        <w:spacing w:before="0" w:after="0" w:line="240" w:lineRule="exact"/>
+        <w:ind w:left="340"/>
+        <w:jc w:val="left"/>
+        <w:textAlignment w:val="center"/>
+        <w:rPr>
           <w:rFonts w:hint="default" w:ascii="Times New Roman" w:hAnsi="Times New Roman" w:cs="Times New Roman"/>
           <w:color w:val="000000" w:themeColor="text1"/>
           <w:sz w:val="18"/>
@@ -4994,19 +5697,133 @@
           </w14:textFill>
         </w:rPr>
       </w:pPr>
-      <w:r>
-        <w:rPr>
-          <w:rFonts w:hint="default" w:ascii="Times New Roman" w:hAnsi="Times New Roman" w:eastAsia="微软雅黑" w:cs="Times New Roman"/>
-          <w:i w:val="0"/>
-          <w:iCs w:val="0"/>
+      <w:bookmarkStart w:id="37" w:name="OLE_LINK14"/>
+      <w:r>
+        <w:rPr>
+          <w:rFonts w:hint="default" w:ascii="Times New Roman" w:hAnsi="Times New Roman" w:eastAsia="微软雅黑" w:cs="Times New Roman"/>
+          <w:color w:val="000000" w:themeColor="text1"/>
+          <w:sz w:val="18"/>
+          <w:szCs w:val="18"/>
+          <w14:textFill>
+            <w14:solidFill>
+              <w14:schemeClr w14:val="tx1"/>
+            </w14:solidFill>
+          </w14:textFill>
+        </w:rPr>
+        <w:t>后端开发</w:t>
+      </w:r>
+      <w:bookmarkEnd w:id="37"/>
+      <w:r>
+        <w:rPr>
+          <w:rFonts w:hint="default" w:ascii="Times New Roman" w:hAnsi="Times New Roman" w:eastAsia="微软雅黑" w:cs="Times New Roman"/>
+          <w:color w:val="000000" w:themeColor="text1"/>
+          <w:sz w:val="18"/>
+          <w:szCs w:val="18"/>
+          <w14:textFill>
+            <w14:solidFill>
+              <w14:schemeClr w14:val="tx1"/>
+            </w14:solidFill>
+          </w14:textFill>
+        </w:rPr>
+        <w:tab/>
+      </w:r>
+    </w:p>
+    <w:p>
+      <w:pPr>
+        <w:keepNext w:val="0"/>
+        <w:keepLines w:val="0"/>
+        <w:pageBreakBefore w:val="0"/>
+        <w:kinsoku/>
+        <w:wordWrap/>
+        <w:overflowPunct/>
+        <w:topLinePunct w:val="0"/>
+        <w:autoSpaceDE/>
+        <w:autoSpaceDN/>
+        <w:bidi w:val="0"/>
+        <w:adjustRightInd/>
+        <w:snapToGrid/>
+        <w:spacing w:before="0" w:after="0" w:line="240" w:lineRule="exact"/>
+        <w:ind w:left="357" w:leftChars="170" w:right="340" w:firstLine="0" w:firstLineChars="0"/>
+        <w:textAlignment w:val="center"/>
+        <w:rPr>
+          <w:rFonts w:hint="default" w:ascii="Times New Roman" w:hAnsi="Times New Roman" w:eastAsia="微软雅黑" w:cs="Times New Roman"/>
+          <w:b/>
+          <w:bCs/>
+          <w:i/>
+          <w:iCs/>
+          <w:color w:val="000000" w:themeColor="text1"/>
+          <w:sz w:val="18"/>
+          <w:szCs w:val="18"/>
+          <w:lang w:val="en-US" w:eastAsia="zh-CN"/>
+          <w14:textFill>
+            <w14:solidFill>
+              <w14:schemeClr w14:val="tx1"/>
+            </w14:solidFill>
+          </w14:textFill>
+        </w:rPr>
+      </w:pPr>
+      <w:r>
+        <w:rPr>
+          <w:rFonts w:hint="default" w:ascii="Times New Roman" w:hAnsi="Times New Roman" w:eastAsia="微软雅黑" w:cs="Times New Roman"/>
+          <w:b/>
+          <w:color w:val="000000" w:themeColor="text1"/>
+          <w:sz w:val="18"/>
+          <w:szCs w:val="18"/>
+          <w14:textFill>
+            <w14:solidFill>
+              <w14:schemeClr w14:val="tx1"/>
+            </w14:solidFill>
+          </w14:textFill>
+        </w:rPr>
+        <w:t>涉及技术</w:t>
+      </w:r>
+      <w:r>
+        <w:rPr>
+          <w:rFonts w:hint="default" w:ascii="Times New Roman" w:hAnsi="Times New Roman" w:eastAsia="微软雅黑" w:cs="Times New Roman"/>
+          <w:color w:val="000000" w:themeColor="text1"/>
+          <w:sz w:val="18"/>
+          <w:szCs w:val="18"/>
+          <w14:textFill>
+            <w14:solidFill>
+              <w14:schemeClr w14:val="tx1"/>
+            </w14:solidFill>
+          </w14:textFill>
+        </w:rPr>
+        <w:t>：</w:t>
+      </w:r>
+      <w:r>
+        <w:rPr>
+          <w:rFonts w:hint="default" w:ascii="Times New Roman" w:hAnsi="Times New Roman" w:eastAsia="微软雅黑" w:cs="Times New Roman"/>
+          <w:b/>
+          <w:bCs/>
+          <w:i/>
+          <w:iCs/>
+          <w:color w:val="000000" w:themeColor="text1"/>
+          <w:sz w:val="18"/>
+          <w:szCs w:val="18"/>
+          <w14:textFill>
+            <w14:solidFill>
+              <w14:schemeClr w14:val="tx1"/>
+            </w14:solidFill>
+          </w14:textFill>
+        </w:rPr>
+        <w:t>SpringBoot+Mybatis+MySQL+Redis</w:t>
+      </w:r>
+      <w:r>
+        <w:rPr>
+          <w:rFonts w:hint="default" w:ascii="Times New Roman" w:hAnsi="Times New Roman" w:eastAsia="微软雅黑" w:cs="Times New Roman"/>
+          <w:b/>
+          <w:bCs/>
+          <w:i/>
+          <w:iCs/>
           <w:caps w:val="0"/>
           <w:color w:val="05073B"/>
           <w:spacing w:val="0"/>
           <w:sz w:val="18"/>
           <w:szCs w:val="18"/>
-          <w:shd w:val="clear" w:fill="FDFDFE"/>
-        </w:rPr>
-        <w:t>引入</w:t>
+          <w:lang w:val="en-US" w:eastAsia="zh-CN"/>
+        </w:rPr>
+        <w:t>+</w:t>
       </w:r>
       <w:r>
         <w:rPr>
@@ -5020,185 +5837,165 @@
           <w:spacing w:val="0"/>
           <w:sz w:val="18"/>
           <w:szCs w:val="18"/>
-          <w:shd w:val="clear" w:fill="FDFDFE"/>
-        </w:rPr>
-        <w:t>ElasticSearch</w:t>
-      </w:r>
-      <w:r>
-        <w:rPr>
-          <w:rFonts w:hint="default" w:ascii="Times New Roman" w:hAnsi="Times New Roman" w:eastAsia="微软雅黑" w:cs="Times New Roman"/>
-          <w:i w:val="0"/>
-          <w:iCs w:val="0"/>
-          <w:caps w:val="0"/>
-          <w:color w:val="05073B"/>
-          <w:spacing w:val="0"/>
-          <w:sz w:val="18"/>
-          <w:szCs w:val="18"/>
-          <w:shd w:val="clear" w:fill="FDFDFE"/>
-        </w:rPr>
-        <w:t>，</w:t>
-      </w:r>
-      <w:r>
-        <w:rPr>
-          <w:rFonts w:hint="default" w:ascii="Times New Roman" w:hAnsi="Times New Roman" w:eastAsia="微软雅黑" w:cs="Times New Roman"/>
-          <w:i w:val="0"/>
-          <w:iCs w:val="0"/>
-          <w:caps w:val="0"/>
-          <w:color w:val="05073B"/>
-          <w:spacing w:val="0"/>
-          <w:sz w:val="18"/>
-          <w:szCs w:val="18"/>
-          <w:shd w:val="clear" w:fill="FDFDFE"/>
-          <w:lang w:val="en-US" w:eastAsia="zh-CN"/>
-        </w:rPr>
-        <w:t>创建</w:t>
-      </w:r>
-      <w:r>
-        <w:rPr>
-          <w:rFonts w:hint="default" w:ascii="Times New Roman" w:hAnsi="Times New Roman" w:eastAsia="黑体" w:cs="Times New Roman"/>
-          <w:b/>
-          <w:bCs/>
-          <w:i/>
-          <w:iCs/>
-          <w:caps w:val="0"/>
-          <w:color w:val="05073B"/>
-          <w:spacing w:val="0"/>
-          <w:sz w:val="18"/>
-          <w:szCs w:val="18"/>
-          <w:shd w:val="clear" w:fill="FDFDFE"/>
-        </w:rPr>
-        <w:t>ElasticSearch</w:t>
-      </w:r>
-      <w:r>
-        <w:rPr>
-          <w:rFonts w:hint="default" w:ascii="Times New Roman" w:hAnsi="Times New Roman" w:eastAsia="微软雅黑" w:cs="Times New Roman"/>
-          <w:b w:val="0"/>
-          <w:bCs w:val="0"/>
-          <w:i/>
-          <w:iCs/>
-          <w:caps w:val="0"/>
-          <w:color w:val="05073B"/>
-          <w:spacing w:val="0"/>
-          <w:sz w:val="18"/>
-          <w:szCs w:val="18"/>
-          <w:shd w:val="clear" w:fill="FDFDFE"/>
-          <w:lang w:val="en-US" w:eastAsia="zh-CN"/>
-        </w:rPr>
-        <w:t>的索引</w:t>
-      </w:r>
-      <w:r>
-        <w:rPr>
-          <w:rFonts w:hint="default" w:ascii="Times New Roman" w:hAnsi="Times New Roman" w:eastAsia="黑体" w:cs="Times New Roman"/>
-          <w:b w:val="0"/>
-          <w:bCs w:val="0"/>
-          <w:i/>
-          <w:iCs/>
-          <w:caps w:val="0"/>
-          <w:color w:val="05073B"/>
-          <w:spacing w:val="0"/>
-          <w:sz w:val="18"/>
-          <w:szCs w:val="18"/>
-          <w:shd w:val="clear" w:fill="FDFDFE"/>
-          <w:lang w:val="en-US" w:eastAsia="zh-CN"/>
-        </w:rPr>
-        <w:t>，</w:t>
-      </w:r>
-      <w:r>
-        <w:rPr>
-          <w:rFonts w:hint="default" w:ascii="Times New Roman" w:hAnsi="Times New Roman" w:eastAsia="微软雅黑" w:cs="Times New Roman"/>
-          <w:i w:val="0"/>
-          <w:iCs w:val="0"/>
-          <w:caps w:val="0"/>
-          <w:color w:val="05073B"/>
-          <w:spacing w:val="0"/>
-          <w:sz w:val="18"/>
-          <w:szCs w:val="18"/>
-          <w:shd w:val="clear" w:fill="FDFDFE"/>
-          <w:lang w:val="en-US" w:eastAsia="zh-CN"/>
-        </w:rPr>
-        <w:t>协同团队将</w:t>
-      </w:r>
-      <w:bookmarkStart w:id="28" w:name="OLE_LINK49"/>
-      <w:r>
-        <w:rPr>
-          <w:rFonts w:hint="default" w:ascii="Times New Roman" w:hAnsi="Times New Roman" w:eastAsia="微软雅黑" w:cs="Times New Roman"/>
-          <w:i/>
-          <w:iCs/>
-          <w:caps w:val="0"/>
-          <w:color w:val="05073B"/>
-          <w:spacing w:val="0"/>
-          <w:sz w:val="18"/>
-          <w:szCs w:val="18"/>
-          <w:shd w:val="clear" w:fill="FDFDFE"/>
-          <w:lang w:val="en-US" w:eastAsia="zh-CN"/>
-        </w:rPr>
-        <w:t>Oracle</w:t>
-      </w:r>
-      <w:bookmarkEnd w:id="28"/>
-      <w:r>
-        <w:rPr>
-          <w:rFonts w:hint="default" w:ascii="Times New Roman" w:hAnsi="Times New Roman" w:eastAsia="微软雅黑" w:cs="Times New Roman"/>
-          <w:i w:val="0"/>
-          <w:iCs w:val="0"/>
-          <w:caps w:val="0"/>
-          <w:color w:val="05073B"/>
-          <w:spacing w:val="0"/>
-          <w:sz w:val="18"/>
-          <w:szCs w:val="18"/>
-          <w:shd w:val="clear" w:fill="FDFDFE"/>
-          <w:lang w:val="en-US" w:eastAsia="zh-CN"/>
-        </w:rPr>
-        <w:t>中的</w:t>
-      </w:r>
-      <w:bookmarkStart w:id="29" w:name="OLE_LINK92"/>
-      <w:r>
-        <w:rPr>
-          <w:rFonts w:hint="default" w:ascii="Times New Roman" w:hAnsi="Times New Roman" w:eastAsia="微软雅黑" w:cs="Times New Roman"/>
-          <w:b/>
-          <w:bCs/>
-          <w:i/>
-          <w:iCs/>
-          <w:caps w:val="0"/>
-          <w:color w:val="05073B"/>
-          <w:spacing w:val="0"/>
-          <w:sz w:val="18"/>
-          <w:szCs w:val="18"/>
-          <w:shd w:val="clear" w:fill="FDFDFE"/>
-          <w:lang w:val="en-US" w:eastAsia="zh-CN"/>
-        </w:rPr>
-        <w:t>百万级数据</w:t>
-      </w:r>
-      <w:bookmarkEnd w:id="29"/>
-      <w:r>
-        <w:rPr>
-          <w:rFonts w:hint="default" w:ascii="Times New Roman" w:hAnsi="Times New Roman" w:eastAsia="微软雅黑" w:cs="Times New Roman"/>
-          <w:i w:val="0"/>
-          <w:iCs w:val="0"/>
-          <w:caps w:val="0"/>
-          <w:color w:val="05073B"/>
-          <w:spacing w:val="0"/>
-          <w:sz w:val="18"/>
-          <w:szCs w:val="18"/>
-          <w:shd w:val="clear" w:fill="FDFDFE"/>
-          <w:lang w:val="en-US" w:eastAsia="zh-CN"/>
-        </w:rPr>
-        <w:t>进行了迁移至</w:t>
-      </w:r>
-      <w:r>
-        <w:rPr>
-          <w:rFonts w:hint="default" w:ascii="Times New Roman" w:hAnsi="Times New Roman" w:eastAsia="黑体" w:cs="Times New Roman"/>
-          <w:b/>
-          <w:bCs/>
-          <w:i/>
-          <w:iCs/>
-          <w:caps w:val="0"/>
-          <w:color w:val="05073B"/>
-          <w:spacing w:val="0"/>
-          <w:sz w:val="18"/>
-          <w:szCs w:val="18"/>
-          <w:shd w:val="clear" w:fill="FDFDFE"/>
-        </w:rPr>
-        <w:t>ElasticSearch</w:t>
+        </w:rPr>
+        <w:t>Minio</w:t>
+      </w:r>
+    </w:p>
+    <w:p>
+      <w:pPr>
+        <w:keepNext w:val="0"/>
+        <w:keepLines w:val="0"/>
+        <w:pageBreakBefore w:val="0"/>
+        <w:numPr>
+          <w:ilvl w:val="0"/>
+          <w:numId w:val="0"/>
+        </w:numPr>
+        <w:kinsoku/>
+        <w:wordWrap/>
+        <w:overflowPunct/>
+        <w:topLinePunct w:val="0"/>
+        <w:autoSpaceDE/>
+        <w:autoSpaceDN/>
+        <w:bidi w:val="0"/>
+        <w:adjustRightInd/>
+        <w:snapToGrid/>
+        <w:spacing w:before="0" w:after="0" w:line="240" w:lineRule="exact"/>
+        <w:ind w:left="357" w:leftChars="170" w:right="340" w:rightChars="0" w:firstLine="0" w:firstLineChars="0"/>
+        <w:textAlignment w:val="center"/>
+        <w:rPr>
+          <w:rFonts w:hint="default" w:ascii="Times New Roman" w:hAnsi="Times New Roman" w:eastAsia="微软雅黑" w:cs="Times New Roman"/>
+          <w:color w:val="000000" w:themeColor="text1"/>
+          <w:sz w:val="18"/>
+          <w:szCs w:val="18"/>
+          <w:lang w:val="en-US" w:eastAsia="zh-CN"/>
+          <w14:textFill>
+            <w14:solidFill>
+              <w14:schemeClr w14:val="tx1"/>
+            </w14:solidFill>
+          </w14:textFill>
+        </w:rPr>
+      </w:pPr>
+      <w:r>
+        <w:rPr>
+          <w:rFonts w:hint="default" w:ascii="Times New Roman" w:hAnsi="Times New Roman" w:eastAsia="微软雅黑" w:cs="Times New Roman"/>
+          <w:b/>
+          <w:color w:val="000000" w:themeColor="text1"/>
+          <w:sz w:val="18"/>
+          <w:szCs w:val="18"/>
+          <w14:textFill>
+            <w14:solidFill>
+              <w14:schemeClr w14:val="tx1"/>
+            </w14:solidFill>
+          </w14:textFill>
+        </w:rPr>
+        <w:t>项目描述</w:t>
+      </w:r>
+      <w:r>
+        <w:rPr>
+          <w:rFonts w:hint="default" w:ascii="Times New Roman" w:hAnsi="Times New Roman" w:eastAsia="微软雅黑" w:cs="Times New Roman"/>
+          <w:color w:val="000000" w:themeColor="text1"/>
+          <w:sz w:val="18"/>
+          <w:szCs w:val="18"/>
+          <w14:textFill>
+            <w14:solidFill>
+              <w14:schemeClr w14:val="tx1"/>
+            </w14:solidFill>
+          </w14:textFill>
+        </w:rPr>
+        <w:t>：</w:t>
+      </w:r>
+      <w:r>
+        <w:rPr>
+          <w:rFonts w:hint="default" w:ascii="Times New Roman" w:hAnsi="Times New Roman" w:eastAsia="微软雅黑" w:cs="Times New Roman"/>
+          <w:color w:val="000000" w:themeColor="text1"/>
+          <w:sz w:val="18"/>
+          <w:szCs w:val="18"/>
+          <w:lang w:eastAsia="zh-CN"/>
+          <w14:textFill>
+            <w14:solidFill>
+              <w14:schemeClr w14:val="tx1"/>
+            </w14:solidFill>
+          </w14:textFill>
+        </w:rPr>
+        <w:t>  "融信云电子银行"包含个人/企业网银、个人/企业手机网银、门户网站、微信公众号、移动展业、内管系统，采用微服务架构，通过ESB系统及前置系统与银行核心系统完成交易处理与数据交互。</w:t>
+      </w:r>
+    </w:p>
+    <w:p>
+      <w:pPr>
+        <w:keepNext w:val="0"/>
+        <w:keepLines w:val="0"/>
+        <w:pageBreakBefore w:val="0"/>
+        <w:kinsoku/>
+        <w:wordWrap/>
+        <w:overflowPunct/>
+        <w:topLinePunct w:val="0"/>
+        <w:autoSpaceDE/>
+        <w:autoSpaceDN/>
+        <w:bidi w:val="0"/>
+        <w:adjustRightInd/>
+        <w:snapToGrid/>
+        <w:spacing w:before="0" w:beforeAutospacing="0" w:after="0" w:afterAutospacing="0" w:line="240" w:lineRule="exact"/>
+        <w:ind w:left="340" w:right="340"/>
+        <w:textAlignment w:val="center"/>
+        <w:rPr>
+          <w:rFonts w:hint="default" w:ascii="Times New Roman" w:hAnsi="Times New Roman" w:eastAsia="微软雅黑" w:cs="Times New Roman"/>
+          <w:color w:val="000000" w:themeColor="text1"/>
+          <w:sz w:val="18"/>
+          <w:szCs w:val="18"/>
+          <w14:textFill>
+            <w14:solidFill>
+              <w14:schemeClr w14:val="tx1"/>
+            </w14:solidFill>
+          </w14:textFill>
+        </w:rPr>
+      </w:pPr>
+      <w:r>
+        <w:rPr>
+          <w:rFonts w:hint="default" w:ascii="Times New Roman" w:hAnsi="Times New Roman" w:eastAsia="微软雅黑" w:cs="Times New Roman"/>
+          <w:b/>
+          <w:bCs/>
+          <w:color w:val="000000" w:themeColor="text1"/>
+          <w:sz w:val="18"/>
+          <w:szCs w:val="18"/>
+          <w:lang w:val="en-US" w:eastAsia="zh-CN"/>
+          <w14:textFill>
+            <w14:solidFill>
+              <w14:schemeClr w14:val="tx1"/>
+            </w14:solidFill>
+          </w14:textFill>
+        </w:rPr>
+        <w:t>项目</w:t>
+      </w:r>
+      <w:r>
+        <w:rPr>
+          <w:rFonts w:hint="eastAsia" w:ascii="Times New Roman" w:hAnsi="Times New Roman" w:eastAsia="微软雅黑" w:cs="Times New Roman"/>
+          <w:b/>
+          <w:bCs/>
+          <w:color w:val="000000" w:themeColor="text1"/>
+          <w:sz w:val="18"/>
+          <w:szCs w:val="18"/>
+          <w:lang w:val="en-US" w:eastAsia="zh-CN"/>
+          <w14:textFill>
+            <w14:solidFill>
+              <w14:schemeClr w14:val="tx1"/>
+            </w14:solidFill>
+          </w14:textFill>
+        </w:rPr>
+        <w:t>亮点</w:t>
+      </w:r>
+      <w:r>
+        <w:rPr>
+          <w:rFonts w:hint="default" w:ascii="Times New Roman" w:hAnsi="Times New Roman" w:eastAsia="微软雅黑" w:cs="Times New Roman"/>
+          <w:color w:val="000000" w:themeColor="text1"/>
+          <w:sz w:val="18"/>
+          <w:szCs w:val="18"/>
+          <w14:textFill>
+            <w14:solidFill>
+              <w14:schemeClr w14:val="tx1"/>
+            </w14:solidFill>
+          </w14:textFill>
+        </w:rPr>
+        <w:t>：</w:t>
       </w:r>
     </w:p>
     <w:p>
@@ -5225,10 +6022,6 @@
         <w:textAlignment w:val="center"/>
         <w:rPr>
           <w:rFonts w:hint="default" w:ascii="Times New Roman" w:hAnsi="Times New Roman" w:eastAsia="微软雅黑" w:cs="Times New Roman"/>
-          <w:b/>
-          <w:bCs/>
-          <w:i/>
-          <w:iCs/>
           <w:color w:val="000000" w:themeColor="text1"/>
           <w:sz w:val="18"/>
           <w:szCs w:val="18"/>
@@ -5242,939 +6035,11 @@
       <w:r>
         <w:rPr>
           <w:rFonts w:hint="default" w:ascii="Times New Roman" w:hAnsi="Times New Roman" w:eastAsia="微软雅黑" w:cs="Times New Roman"/>
-          <w:color w:val="000000" w:themeColor="text1"/>
-          <w:sz w:val="18"/>
-          <w:szCs w:val="18"/>
-          <w14:textFill>
-            <w14:solidFill>
-              <w14:schemeClr w14:val="tx1"/>
-            </w14:solidFill>
-          </w14:textFill>
-        </w:rPr>
-        <w:t>结合慢</w:t>
-      </w:r>
-      <w:bookmarkStart w:id="30" w:name="OLE_LINK43"/>
-      <w:r>
-        <w:rPr>
-          <w:rFonts w:hint="default" w:ascii="Times New Roman" w:hAnsi="Times New Roman" w:eastAsia="微软雅黑" w:cs="Times New Roman"/>
-          <w:i/>
-          <w:iCs/>
-          <w:color w:val="000000" w:themeColor="text1"/>
-          <w:sz w:val="18"/>
-          <w:szCs w:val="18"/>
-          <w:lang w:val="en-US" w:eastAsia="zh-CN"/>
-          <w14:textFill>
-            <w14:solidFill>
-              <w14:schemeClr w14:val="tx1"/>
-            </w14:solidFill>
-          </w14:textFill>
-        </w:rPr>
-        <w:t>SQL</w:t>
-      </w:r>
-      <w:bookmarkEnd w:id="30"/>
-      <w:r>
-        <w:rPr>
-          <w:rFonts w:hint="default" w:ascii="Times New Roman" w:hAnsi="Times New Roman" w:eastAsia="微软雅黑" w:cs="Times New Roman"/>
-          <w:color w:val="000000" w:themeColor="text1"/>
-          <w:sz w:val="18"/>
-          <w:szCs w:val="18"/>
-          <w:lang w:val="en-US" w:eastAsia="zh-CN"/>
-          <w14:textFill>
-            <w14:solidFill>
-              <w14:schemeClr w14:val="tx1"/>
-            </w14:solidFill>
-          </w14:textFill>
-        </w:rPr>
-        <w:t>阈值配置分析慢</w:t>
-      </w:r>
-      <w:bookmarkStart w:id="31" w:name="OLE_LINK42"/>
-      <w:r>
-        <w:rPr>
-          <w:rFonts w:hint="default" w:ascii="Times New Roman" w:hAnsi="Times New Roman" w:eastAsia="微软雅黑" w:cs="Times New Roman"/>
-          <w:i/>
-          <w:iCs/>
-          <w:color w:val="000000" w:themeColor="text1"/>
-          <w:sz w:val="18"/>
-          <w:szCs w:val="18"/>
-          <w:lang w:val="en-US" w:eastAsia="zh-CN"/>
-          <w14:textFill>
-            <w14:solidFill>
-              <w14:schemeClr w14:val="tx1"/>
-            </w14:solidFill>
-          </w14:textFill>
-        </w:rPr>
-        <w:t>SQL</w:t>
-      </w:r>
-      <w:bookmarkEnd w:id="31"/>
-      <w:r>
-        <w:rPr>
-          <w:rFonts w:hint="default" w:ascii="Times New Roman" w:hAnsi="Times New Roman" w:eastAsia="微软雅黑" w:cs="Times New Roman"/>
-          <w:color w:val="000000" w:themeColor="text1"/>
-          <w:sz w:val="18"/>
-          <w:szCs w:val="18"/>
-          <w:lang w:val="en-US" w:eastAsia="zh-CN"/>
-          <w14:textFill>
-            <w14:solidFill>
-              <w14:schemeClr w14:val="tx1"/>
-            </w14:solidFill>
-          </w14:textFill>
-        </w:rPr>
-        <w:t>，优化操作记录表子查询为内连接、新增用户</w:t>
-      </w:r>
-      <w:r>
-        <w:rPr>
-          <w:rFonts w:hint="default" w:ascii="Times New Roman" w:hAnsi="Times New Roman" w:eastAsia="微软雅黑" w:cs="Times New Roman"/>
-          <w:i/>
-          <w:iCs/>
-          <w:color w:val="000000" w:themeColor="text1"/>
-          <w:sz w:val="18"/>
-          <w:szCs w:val="18"/>
-          <w:lang w:val="en-US" w:eastAsia="zh-CN"/>
-          <w14:textFill>
-            <w14:solidFill>
-              <w14:schemeClr w14:val="tx1"/>
-            </w14:solidFill>
-          </w14:textFill>
-        </w:rPr>
-        <w:t>id</w:t>
-      </w:r>
-      <w:r>
-        <w:rPr>
-          <w:rFonts w:hint="default" w:ascii="Times New Roman" w:hAnsi="Times New Roman" w:eastAsia="微软雅黑" w:cs="Times New Roman"/>
-          <w:color w:val="000000" w:themeColor="text1"/>
-          <w:sz w:val="18"/>
-          <w:szCs w:val="18"/>
-          <w:lang w:val="en-US" w:eastAsia="zh-CN"/>
-          <w14:textFill>
-            <w14:solidFill>
-              <w14:schemeClr w14:val="tx1"/>
-            </w14:solidFill>
-          </w14:textFill>
-        </w:rPr>
-        <w:t>和操作类型联合索引，</w:t>
-      </w:r>
-      <w:bookmarkStart w:id="32" w:name="OLE_LINK45"/>
-      <w:bookmarkStart w:id="33" w:name="OLE_LINK86"/>
-      <w:r>
-        <w:rPr>
-          <w:rFonts w:hint="default" w:ascii="Times New Roman" w:hAnsi="Times New Roman" w:eastAsia="微软雅黑" w:cs="Times New Roman"/>
-          <w:b/>
-          <w:bCs/>
-          <w:i/>
-          <w:iCs/>
-          <w:color w:val="000000" w:themeColor="text1"/>
-          <w:sz w:val="18"/>
-          <w:szCs w:val="18"/>
-          <w:lang w:val="en-US" w:eastAsia="zh-CN"/>
-          <w14:textFill>
-            <w14:solidFill>
-              <w14:schemeClr w14:val="tx1"/>
-            </w14:solidFill>
-          </w14:textFill>
-        </w:rPr>
-        <w:t>42w</w:t>
-      </w:r>
-      <w:bookmarkEnd w:id="32"/>
-      <w:r>
-        <w:rPr>
-          <w:rFonts w:hint="default" w:ascii="Times New Roman" w:hAnsi="Times New Roman" w:eastAsia="微软雅黑" w:cs="Times New Roman"/>
-          <w:b/>
-          <w:bCs/>
-          <w:i/>
-          <w:iCs/>
-          <w:color w:val="000000" w:themeColor="text1"/>
-          <w:sz w:val="18"/>
-          <w:szCs w:val="18"/>
-          <w:lang w:val="en-US" w:eastAsia="zh-CN"/>
-          <w14:textFill>
-            <w14:solidFill>
-              <w14:schemeClr w14:val="tx1"/>
-            </w14:solidFill>
-          </w14:textFill>
-        </w:rPr>
-        <w:t>数据从</w:t>
-      </w:r>
-      <w:bookmarkStart w:id="34" w:name="OLE_LINK46"/>
-      <w:r>
-        <w:rPr>
-          <w:rFonts w:hint="default" w:ascii="Times New Roman" w:hAnsi="Times New Roman" w:eastAsia="微软雅黑" w:cs="Times New Roman"/>
-          <w:b/>
-          <w:bCs/>
-          <w:i/>
-          <w:iCs/>
-          <w:color w:val="000000" w:themeColor="text1"/>
-          <w:sz w:val="18"/>
-          <w:szCs w:val="18"/>
-          <w:lang w:val="en-US" w:eastAsia="zh-CN"/>
-          <w14:textFill>
-            <w14:solidFill>
-              <w14:schemeClr w14:val="tx1"/>
-            </w14:solidFill>
-          </w14:textFill>
-        </w:rPr>
-        <w:t>1.3s</w:t>
-      </w:r>
-      <w:bookmarkEnd w:id="34"/>
-      <w:r>
-        <w:rPr>
-          <w:rFonts w:hint="default" w:ascii="Times New Roman" w:hAnsi="Times New Roman" w:eastAsia="微软雅黑" w:cs="Times New Roman"/>
-          <w:b/>
-          <w:bCs/>
-          <w:i/>
-          <w:iCs/>
-          <w:color w:val="000000" w:themeColor="text1"/>
-          <w:sz w:val="18"/>
-          <w:szCs w:val="18"/>
-          <w:lang w:val="en-US" w:eastAsia="zh-CN"/>
-          <w14:textFill>
-            <w14:solidFill>
-              <w14:schemeClr w14:val="tx1"/>
-            </w14:solidFill>
-          </w14:textFill>
-        </w:rPr>
-        <w:t>优化到0.8s</w:t>
-      </w:r>
-    </w:p>
-    <w:bookmarkEnd w:id="33"/>
-    <w:p>
-      <w:pPr>
-        <w:keepNext w:val="0"/>
-        <w:keepLines w:val="0"/>
-        <w:pageBreakBefore w:val="0"/>
-        <w:widowControl w:val="0"/>
-        <w:numPr>
-          <w:ilvl w:val="0"/>
-          <w:numId w:val="1"/>
-        </w:numPr>
-        <w:kinsoku/>
-        <w:wordWrap/>
-        <w:overflowPunct/>
-        <w:topLinePunct w:val="0"/>
-        <w:autoSpaceDE/>
-        <w:autoSpaceDN/>
-        <w:bidi w:val="0"/>
-        <w:adjustRightInd/>
-        <w:snapToGrid/>
-        <w:spacing w:before="0" w:after="0" w:line="240" w:lineRule="exact"/>
-        <w:ind w:left="340" w:right="340"/>
-        <w:textAlignment w:val="center"/>
-        <w:rPr>
-          <w:rFonts w:hint="default" w:ascii="Times New Roman" w:hAnsi="Times New Roman" w:eastAsia="微软雅黑" w:cs="Times New Roman"/>
-          <w:color w:val="000000" w:themeColor="text1"/>
-          <w:sz w:val="18"/>
-          <w:szCs w:val="18"/>
-          <w14:textFill>
-            <w14:solidFill>
-              <w14:schemeClr w14:val="tx1"/>
-            </w14:solidFill>
-          </w14:textFill>
-        </w:rPr>
-      </w:pPr>
-      <w:r>
-        <w:rPr>
-          <w:rFonts w:hint="default" w:ascii="Times New Roman" w:hAnsi="Times New Roman" w:eastAsia="微软雅黑" w:cs="Times New Roman"/>
-          <w:color w:val="000000" w:themeColor="text1"/>
-          <w:sz w:val="18"/>
-          <w:szCs w:val="18"/>
-          <w14:textFill>
-            <w14:solidFill>
-              <w14:schemeClr w14:val="tx1"/>
-            </w14:solidFill>
-          </w14:textFill>
-        </w:rPr>
-        <w:t xml:space="preserve">利用 </w:t>
-      </w:r>
-      <w:bookmarkStart w:id="35" w:name="OLE_LINK44"/>
-      <w:r>
-        <w:rPr>
-          <w:rFonts w:hint="default" w:ascii="Times New Roman" w:hAnsi="Times New Roman" w:eastAsia="微软雅黑" w:cs="Times New Roman"/>
-          <w:i/>
-          <w:iCs/>
-          <w:color w:val="000000" w:themeColor="text1"/>
-          <w:sz w:val="18"/>
-          <w:szCs w:val="18"/>
-          <w14:textFill>
-            <w14:solidFill>
-              <w14:schemeClr w14:val="tx1"/>
-            </w14:solidFill>
-          </w14:textFill>
-        </w:rPr>
-        <w:t xml:space="preserve">Redis </w:t>
-      </w:r>
-      <w:bookmarkEnd w:id="35"/>
-      <w:r>
-        <w:rPr>
-          <w:rFonts w:hint="default" w:ascii="Times New Roman" w:hAnsi="Times New Roman" w:eastAsia="微软雅黑" w:cs="Times New Roman"/>
-          <w:color w:val="000000" w:themeColor="text1"/>
-          <w:sz w:val="18"/>
-          <w:szCs w:val="18"/>
-          <w14:textFill>
-            <w14:solidFill>
-              <w14:schemeClr w14:val="tx1"/>
-            </w14:solidFill>
-          </w14:textFill>
-        </w:rPr>
-        <w:t xml:space="preserve">缓存用户登录的 </w:t>
-      </w:r>
-      <w:bookmarkStart w:id="36" w:name="OLE_LINK40"/>
-      <w:r>
-        <w:rPr>
-          <w:rFonts w:hint="default" w:ascii="Times New Roman" w:hAnsi="Times New Roman" w:eastAsia="微软雅黑" w:cs="Times New Roman"/>
-          <w:b/>
-          <w:bCs/>
-          <w:i/>
-          <w:iCs/>
-          <w:color w:val="000000" w:themeColor="text1"/>
-          <w:sz w:val="18"/>
-          <w:szCs w:val="18"/>
-          <w14:textFill>
-            <w14:solidFill>
-              <w14:schemeClr w14:val="tx1"/>
-            </w14:solidFill>
-          </w14:textFill>
-        </w:rPr>
-        <w:t xml:space="preserve">Token </w:t>
-      </w:r>
-      <w:bookmarkEnd w:id="36"/>
-      <w:r>
-        <w:rPr>
-          <w:rFonts w:hint="default" w:ascii="Times New Roman" w:hAnsi="Times New Roman" w:eastAsia="微软雅黑" w:cs="Times New Roman"/>
-          <w:color w:val="000000" w:themeColor="text1"/>
-          <w:sz w:val="18"/>
-          <w:szCs w:val="18"/>
-          <w14:textFill>
-            <w14:solidFill>
-              <w14:schemeClr w14:val="tx1"/>
-            </w14:solidFill>
-          </w14:textFill>
-        </w:rPr>
-        <w:t>认证信息</w:t>
-      </w:r>
-      <w:r>
-        <w:rPr>
-          <w:rFonts w:hint="default" w:ascii="Times New Roman" w:hAnsi="Times New Roman" w:eastAsia="微软雅黑" w:cs="Times New Roman"/>
-          <w:color w:val="000000" w:themeColor="text1"/>
-          <w:sz w:val="18"/>
-          <w:szCs w:val="18"/>
-          <w:lang w:eastAsia="zh-CN"/>
-          <w14:textFill>
-            <w14:solidFill>
-              <w14:schemeClr w14:val="tx1"/>
-            </w14:solidFill>
-          </w14:textFill>
-        </w:rPr>
-        <w:t>，</w:t>
-      </w:r>
-      <w:r>
-        <w:rPr>
-          <w:rFonts w:hint="default" w:ascii="Times New Roman" w:hAnsi="Times New Roman" w:eastAsia="微软雅黑" w:cs="Times New Roman"/>
-          <w:color w:val="000000" w:themeColor="text1"/>
-          <w:sz w:val="18"/>
-          <w:szCs w:val="18"/>
-          <w:lang w:val="en-US" w:eastAsia="zh-CN"/>
-          <w14:textFill>
-            <w14:solidFill>
-              <w14:schemeClr w14:val="tx1"/>
-            </w14:solidFill>
-          </w14:textFill>
-        </w:rPr>
-        <w:t>更新该</w:t>
-      </w:r>
-      <w:bookmarkStart w:id="37" w:name="OLE_LINK41"/>
-      <w:r>
-        <w:rPr>
-          <w:rFonts w:hint="default" w:ascii="Times New Roman" w:hAnsi="Times New Roman" w:eastAsia="微软雅黑" w:cs="Times New Roman"/>
-          <w:i/>
-          <w:iCs/>
-          <w:color w:val="000000" w:themeColor="text1"/>
-          <w:sz w:val="18"/>
-          <w:szCs w:val="18"/>
-          <w:lang w:val="en-US" w:eastAsia="zh-CN"/>
-          <w14:textFill>
-            <w14:solidFill>
-              <w14:schemeClr w14:val="tx1"/>
-            </w14:solidFill>
-          </w14:textFill>
-        </w:rPr>
-        <w:t>key</w:t>
-      </w:r>
-      <w:bookmarkEnd w:id="37"/>
-      <w:r>
-        <w:rPr>
-          <w:rFonts w:hint="default" w:ascii="Times New Roman" w:hAnsi="Times New Roman" w:eastAsia="微软雅黑" w:cs="Times New Roman"/>
-          <w:color w:val="000000" w:themeColor="text1"/>
-          <w:sz w:val="18"/>
-          <w:szCs w:val="18"/>
-          <w:lang w:val="en-US" w:eastAsia="zh-CN"/>
-          <w14:textFill>
-            <w14:solidFill>
-              <w14:schemeClr w14:val="tx1"/>
-            </w14:solidFill>
-          </w14:textFill>
-        </w:rPr>
-        <w:t>合理时间范围内的随机过期事件，预防用户登录高峰期系统</w:t>
-      </w:r>
-      <w:bookmarkStart w:id="38" w:name="OLE_LINK100"/>
-      <w:r>
-        <w:rPr>
-          <w:rFonts w:hint="default" w:ascii="Times New Roman" w:hAnsi="Times New Roman" w:eastAsia="微软雅黑" w:cs="Times New Roman"/>
-          <w:b/>
-          <w:bCs/>
-          <w:i/>
-          <w:iCs/>
-          <w:color w:val="000000" w:themeColor="text1"/>
-          <w:sz w:val="18"/>
-          <w:szCs w:val="18"/>
-          <w:lang w:val="en-US" w:eastAsia="zh-CN"/>
-          <w14:textFill>
-            <w14:solidFill>
-              <w14:schemeClr w14:val="tx1"/>
-            </w14:solidFill>
-          </w14:textFill>
-        </w:rPr>
-        <w:t>缓存雪崩</w:t>
-      </w:r>
-      <w:bookmarkEnd w:id="38"/>
-      <w:r>
-        <w:rPr>
-          <w:rFonts w:hint="default" w:ascii="Times New Roman" w:hAnsi="Times New Roman" w:eastAsia="微软雅黑" w:cs="Times New Roman"/>
-          <w:color w:val="000000" w:themeColor="text1"/>
-          <w:sz w:val="18"/>
-          <w:szCs w:val="18"/>
-          <w:lang w:val="en-US" w:eastAsia="zh-CN"/>
-          <w14:textFill>
-            <w14:solidFill>
-              <w14:schemeClr w14:val="tx1"/>
-            </w14:solidFill>
-          </w14:textFill>
-        </w:rPr>
-        <w:t>的发生</w:t>
-      </w:r>
-    </w:p>
-    <w:p>
-      <w:pPr>
-        <w:keepNext w:val="0"/>
-        <w:keepLines w:val="0"/>
-        <w:pageBreakBefore w:val="0"/>
-        <w:tabs>
-          <w:tab w:val="right" w:pos="10160"/>
-        </w:tabs>
-        <w:kinsoku/>
-        <w:wordWrap/>
-        <w:overflowPunct/>
-        <w:topLinePunct w:val="0"/>
-        <w:autoSpaceDE/>
-        <w:autoSpaceDN/>
-        <w:bidi w:val="0"/>
-        <w:adjustRightInd/>
-        <w:snapToGrid/>
-        <w:spacing w:before="0" w:after="0" w:line="240" w:lineRule="exact"/>
-        <w:jc w:val="left"/>
-        <w:textAlignment w:val="center"/>
-        <w:rPr>
-          <w:rFonts w:hint="default" w:ascii="Times New Roman" w:hAnsi="Times New Roman" w:eastAsia="微软雅黑" w:cs="Times New Roman"/>
-          <w:b/>
-          <w:color w:val="000000" w:themeColor="text1"/>
-          <w:sz w:val="18"/>
-          <w:szCs w:val="18"/>
-          <w14:textFill>
-            <w14:solidFill>
-              <w14:schemeClr w14:val="tx1"/>
-            </w14:solidFill>
-          </w14:textFill>
-        </w:rPr>
-      </w:pPr>
-    </w:p>
-    <w:p>
-      <w:pPr>
-        <w:keepNext w:val="0"/>
-        <w:keepLines w:val="0"/>
-        <w:pageBreakBefore w:val="0"/>
-        <w:tabs>
-          <w:tab w:val="right" w:pos="10160"/>
-        </w:tabs>
-        <w:kinsoku/>
-        <w:wordWrap/>
-        <w:overflowPunct/>
-        <w:topLinePunct w:val="0"/>
-        <w:autoSpaceDE/>
-        <w:autoSpaceDN/>
-        <w:bidi w:val="0"/>
-        <w:adjustRightInd/>
-        <w:snapToGrid/>
-        <w:spacing w:before="0" w:after="0" w:line="240" w:lineRule="exact"/>
-        <w:ind w:left="340"/>
-        <w:jc w:val="left"/>
-        <w:textAlignment w:val="center"/>
-        <w:rPr>
-          <w:rFonts w:hint="default" w:ascii="Times New Roman" w:hAnsi="Times New Roman" w:eastAsia="微软雅黑" w:cs="Times New Roman"/>
-          <w:color w:val="000000" w:themeColor="text1"/>
-          <w:sz w:val="18"/>
-          <w:szCs w:val="18"/>
-          <w:lang w:val="en-US" w:eastAsia="zh-CN"/>
-          <w14:textFill>
-            <w14:solidFill>
-              <w14:schemeClr w14:val="tx1"/>
-            </w14:solidFill>
-          </w14:textFill>
-        </w:rPr>
-      </w:pPr>
-      <w:r>
-        <w:rPr>
-          <w:rFonts w:hint="default" w:ascii="Times New Roman" w:hAnsi="Times New Roman" w:eastAsia="微软雅黑" w:cs="Times New Roman"/>
-          <w:b/>
-          <w:color w:val="000000" w:themeColor="text1"/>
-          <w:sz w:val="18"/>
-          <w:szCs w:val="18"/>
-          <w14:textFill>
-            <w14:solidFill>
-              <w14:schemeClr w14:val="tx1"/>
-            </w14:solidFill>
-          </w14:textFill>
-        </w:rPr>
-        <w:t>202</w:t>
-      </w:r>
-      <w:r>
-        <w:rPr>
-          <w:rFonts w:hint="default" w:ascii="Times New Roman" w:hAnsi="Times New Roman" w:eastAsia="微软雅黑" w:cs="Times New Roman"/>
-          <w:b/>
-          <w:color w:val="000000" w:themeColor="text1"/>
-          <w:sz w:val="18"/>
-          <w:szCs w:val="18"/>
-          <w:lang w:val="en-US" w:eastAsia="zh-CN"/>
-          <w14:textFill>
-            <w14:solidFill>
-              <w14:schemeClr w14:val="tx1"/>
-            </w14:solidFill>
-          </w14:textFill>
-        </w:rPr>
-        <w:t>5</w:t>
-      </w:r>
-      <w:r>
-        <w:rPr>
-          <w:rFonts w:hint="default" w:ascii="Times New Roman" w:hAnsi="Times New Roman" w:eastAsia="微软雅黑" w:cs="Times New Roman"/>
-          <w:b/>
-          <w:color w:val="000000" w:themeColor="text1"/>
-          <w:sz w:val="18"/>
-          <w:szCs w:val="18"/>
-          <w14:textFill>
-            <w14:solidFill>
-              <w14:schemeClr w14:val="tx1"/>
-            </w14:solidFill>
-          </w14:textFill>
-        </w:rPr>
-        <w:t>.</w:t>
-      </w:r>
-      <w:r>
-        <w:rPr>
-          <w:rFonts w:hint="default" w:ascii="Times New Roman" w:hAnsi="Times New Roman" w:eastAsia="微软雅黑" w:cs="Times New Roman"/>
-          <w:b/>
-          <w:color w:val="000000" w:themeColor="text1"/>
-          <w:sz w:val="18"/>
-          <w:szCs w:val="18"/>
-          <w:lang w:val="en-US" w:eastAsia="zh-CN"/>
-          <w14:textFill>
-            <w14:solidFill>
-              <w14:schemeClr w14:val="tx1"/>
-            </w14:solidFill>
-          </w14:textFill>
-        </w:rPr>
-        <w:t>2</w:t>
-      </w:r>
-      <w:r>
-        <w:rPr>
-          <w:rFonts w:hint="default" w:ascii="Times New Roman" w:hAnsi="Times New Roman" w:eastAsia="微软雅黑" w:cs="Times New Roman"/>
-          <w:b/>
-          <w:color w:val="000000" w:themeColor="text1"/>
-          <w:sz w:val="18"/>
-          <w:szCs w:val="18"/>
-          <w14:textFill>
-            <w14:solidFill>
-              <w14:schemeClr w14:val="tx1"/>
-            </w14:solidFill>
-          </w14:textFill>
-        </w:rPr>
-        <w:t>-</w:t>
-      </w:r>
-      <w:r>
-        <w:rPr>
-          <w:rFonts w:hint="default" w:ascii="Times New Roman" w:hAnsi="Times New Roman" w:eastAsia="微软雅黑" w:cs="Times New Roman"/>
-          <w:b/>
-          <w:color w:val="000000" w:themeColor="text1"/>
-          <w:sz w:val="18"/>
-          <w:szCs w:val="18"/>
-          <w:lang w:val="en-US" w:eastAsia="zh-CN"/>
-          <w14:textFill>
-            <w14:solidFill>
-              <w14:schemeClr w14:val="tx1"/>
-            </w14:solidFill>
-          </w14:textFill>
-        </w:rPr>
-        <w:t>至今</w:t>
-      </w:r>
-      <w:r>
-        <w:rPr>
-          <w:rFonts w:hint="default" w:ascii="Times New Roman" w:hAnsi="Times New Roman" w:eastAsia="微软雅黑" w:cs="Times New Roman"/>
-          <w:b/>
-          <w:color w:val="000000" w:themeColor="text1"/>
-          <w:sz w:val="18"/>
-          <w:szCs w:val="18"/>
-          <w14:textFill>
-            <w14:solidFill>
-              <w14:schemeClr w14:val="tx1"/>
-            </w14:solidFill>
-          </w14:textFill>
-        </w:rPr>
-        <w:tab/>
-      </w:r>
-      <w:r>
-        <w:rPr>
-          <w:rFonts w:hint="default" w:ascii="Times New Roman" w:hAnsi="Times New Roman" w:eastAsia="微软雅黑" w:cs="Times New Roman"/>
-          <w:b/>
-          <w:bCs/>
-          <w:i/>
-          <w:iCs/>
-          <w:sz w:val="18"/>
-          <w:szCs w:val="18"/>
-          <w:lang w:val="en-US" w:eastAsia="zh-CN"/>
-        </w:rPr>
-        <w:t>融信云电子银行</w:t>
-      </w:r>
-    </w:p>
-    <w:p>
-      <w:pPr>
-        <w:keepNext w:val="0"/>
-        <w:keepLines w:val="0"/>
-        <w:pageBreakBefore w:val="0"/>
-        <w:tabs>
-          <w:tab w:val="right" w:pos="10160"/>
-        </w:tabs>
-        <w:kinsoku/>
-        <w:wordWrap/>
-        <w:overflowPunct/>
-        <w:topLinePunct w:val="0"/>
-        <w:autoSpaceDE/>
-        <w:autoSpaceDN/>
-        <w:bidi w:val="0"/>
-        <w:adjustRightInd/>
-        <w:snapToGrid/>
-        <w:spacing w:before="0" w:after="0" w:line="240" w:lineRule="exact"/>
-        <w:ind w:left="340"/>
-        <w:jc w:val="left"/>
-        <w:textAlignment w:val="center"/>
-        <w:rPr>
-          <w:rFonts w:hint="default" w:ascii="Times New Roman" w:hAnsi="Times New Roman" w:cs="Times New Roman"/>
-          <w:color w:val="000000" w:themeColor="text1"/>
-          <w:sz w:val="18"/>
-          <w:szCs w:val="18"/>
-          <w14:textFill>
-            <w14:solidFill>
-              <w14:schemeClr w14:val="tx1"/>
-            </w14:solidFill>
-          </w14:textFill>
-        </w:rPr>
-      </w:pPr>
-      <w:bookmarkStart w:id="39" w:name="OLE_LINK14"/>
-      <w:r>
-        <w:rPr>
-          <w:rFonts w:hint="default" w:ascii="Times New Roman" w:hAnsi="Times New Roman" w:eastAsia="微软雅黑" w:cs="Times New Roman"/>
-          <w:color w:val="000000" w:themeColor="text1"/>
-          <w:sz w:val="18"/>
-          <w:szCs w:val="18"/>
-          <w14:textFill>
-            <w14:solidFill>
-              <w14:schemeClr w14:val="tx1"/>
-            </w14:solidFill>
-          </w14:textFill>
-        </w:rPr>
-        <w:t>后端开发</w:t>
-      </w:r>
-      <w:bookmarkEnd w:id="39"/>
-      <w:r>
-        <w:rPr>
-          <w:rFonts w:hint="default" w:ascii="Times New Roman" w:hAnsi="Times New Roman" w:eastAsia="微软雅黑" w:cs="Times New Roman"/>
-          <w:color w:val="000000" w:themeColor="text1"/>
-          <w:sz w:val="18"/>
-          <w:szCs w:val="18"/>
-          <w14:textFill>
-            <w14:solidFill>
-              <w14:schemeClr w14:val="tx1"/>
-            </w14:solidFill>
-          </w14:textFill>
-        </w:rPr>
-        <w:tab/>
-      </w:r>
-    </w:p>
-    <w:p>
-      <w:pPr>
-        <w:keepNext w:val="0"/>
-        <w:keepLines w:val="0"/>
-        <w:pageBreakBefore w:val="0"/>
-        <w:kinsoku/>
-        <w:wordWrap/>
-        <w:overflowPunct/>
-        <w:topLinePunct w:val="0"/>
-        <w:autoSpaceDE/>
-        <w:autoSpaceDN/>
-        <w:bidi w:val="0"/>
-        <w:adjustRightInd/>
-        <w:snapToGrid/>
-        <w:spacing w:before="0" w:after="0" w:line="240" w:lineRule="exact"/>
-        <w:ind w:left="357" w:leftChars="170" w:right="340" w:firstLine="0" w:firstLineChars="0"/>
-        <w:textAlignment w:val="center"/>
-        <w:rPr>
-          <w:rFonts w:hint="default" w:ascii="Times New Roman" w:hAnsi="Times New Roman" w:eastAsia="微软雅黑" w:cs="Times New Roman"/>
-          <w:b/>
-          <w:bCs/>
-          <w:i/>
-          <w:iCs/>
-          <w:color w:val="000000" w:themeColor="text1"/>
-          <w:sz w:val="18"/>
-          <w:szCs w:val="18"/>
-          <w:lang w:val="en-US" w:eastAsia="zh-CN"/>
-          <w14:textFill>
-            <w14:solidFill>
-              <w14:schemeClr w14:val="tx1"/>
-            </w14:solidFill>
-          </w14:textFill>
-        </w:rPr>
-      </w:pPr>
-      <w:r>
-        <w:rPr>
-          <w:rFonts w:hint="default" w:ascii="Times New Roman" w:hAnsi="Times New Roman" w:eastAsia="微软雅黑" w:cs="Times New Roman"/>
-          <w:b/>
-          <w:color w:val="000000" w:themeColor="text1"/>
-          <w:sz w:val="18"/>
-          <w:szCs w:val="18"/>
-          <w14:textFill>
-            <w14:solidFill>
-              <w14:schemeClr w14:val="tx1"/>
-            </w14:solidFill>
-          </w14:textFill>
-        </w:rPr>
-        <w:t>涉及技术</w:t>
-      </w:r>
-      <w:r>
-        <w:rPr>
-          <w:rFonts w:hint="default" w:ascii="Times New Roman" w:hAnsi="Times New Roman" w:eastAsia="微软雅黑" w:cs="Times New Roman"/>
-          <w:color w:val="000000" w:themeColor="text1"/>
-          <w:sz w:val="18"/>
-          <w:szCs w:val="18"/>
-          <w14:textFill>
-            <w14:solidFill>
-              <w14:schemeClr w14:val="tx1"/>
-            </w14:solidFill>
-          </w14:textFill>
-        </w:rPr>
-        <w:t>：</w:t>
-      </w:r>
-      <w:r>
-        <w:rPr>
-          <w:rFonts w:hint="default" w:ascii="Times New Roman" w:hAnsi="Times New Roman" w:eastAsia="微软雅黑" w:cs="Times New Roman"/>
-          <w:b/>
-          <w:bCs/>
-          <w:i/>
-          <w:iCs/>
-          <w:color w:val="000000" w:themeColor="text1"/>
-          <w:sz w:val="18"/>
-          <w:szCs w:val="18"/>
-          <w14:textFill>
-            <w14:solidFill>
-              <w14:schemeClr w14:val="tx1"/>
-            </w14:solidFill>
-          </w14:textFill>
-        </w:rPr>
-        <w:t>SpringBoot+Mybatis+MySQL+Redis</w:t>
-      </w:r>
-      <w:r>
-        <w:rPr>
-          <w:rFonts w:hint="default" w:ascii="Times New Roman" w:hAnsi="Times New Roman" w:eastAsia="微软雅黑" w:cs="Times New Roman"/>
-          <w:b/>
-          <w:bCs/>
-          <w:i/>
-          <w:iCs/>
-          <w:caps w:val="0"/>
-          <w:color w:val="05073B"/>
-          <w:spacing w:val="0"/>
-          <w:sz w:val="18"/>
-          <w:szCs w:val="18"/>
-          <w:lang w:val="en-US" w:eastAsia="zh-CN"/>
-        </w:rPr>
-        <w:t>+</w:t>
-      </w:r>
-      <w:r>
-        <w:rPr>
-          <w:rFonts w:hint="default" w:ascii="Times New Roman" w:hAnsi="Times New Roman" w:eastAsia="黑体" w:cs="Times New Roman"/>
-          <w:b/>
-          <w:bCs/>
-          <w:i/>
-          <w:iCs/>
-          <w:caps w:val="0"/>
-          <w:color w:val="05073B"/>
-          <w:spacing w:val="0"/>
-          <w:sz w:val="18"/>
-          <w:szCs w:val="18"/>
-        </w:rPr>
-        <w:t>Minio</w:t>
-      </w:r>
-    </w:p>
-    <w:p>
-      <w:pPr>
-        <w:keepNext w:val="0"/>
-        <w:keepLines w:val="0"/>
-        <w:pageBreakBefore w:val="0"/>
-        <w:numPr>
-          <w:ilvl w:val="0"/>
-          <w:numId w:val="0"/>
-        </w:numPr>
-        <w:kinsoku/>
-        <w:wordWrap/>
-        <w:overflowPunct/>
-        <w:topLinePunct w:val="0"/>
-        <w:autoSpaceDE/>
-        <w:autoSpaceDN/>
-        <w:bidi w:val="0"/>
-        <w:adjustRightInd/>
-        <w:snapToGrid/>
-        <w:spacing w:before="0" w:after="0" w:line="240" w:lineRule="exact"/>
-        <w:ind w:left="357" w:leftChars="170" w:right="340" w:rightChars="0" w:firstLine="0" w:firstLineChars="0"/>
-        <w:textAlignment w:val="center"/>
-        <w:rPr>
-          <w:rFonts w:hint="default" w:ascii="Times New Roman" w:hAnsi="Times New Roman" w:eastAsia="微软雅黑" w:cs="Times New Roman"/>
-          <w:color w:val="000000" w:themeColor="text1"/>
-          <w:sz w:val="18"/>
-          <w:szCs w:val="18"/>
-          <w:lang w:val="en-US" w:eastAsia="zh-CN"/>
-          <w14:textFill>
-            <w14:solidFill>
-              <w14:schemeClr w14:val="tx1"/>
-            </w14:solidFill>
-          </w14:textFill>
-        </w:rPr>
-      </w:pPr>
-      <w:r>
-        <w:rPr>
-          <w:rFonts w:hint="default" w:ascii="Times New Roman" w:hAnsi="Times New Roman" w:eastAsia="微软雅黑" w:cs="Times New Roman"/>
-          <w:b/>
-          <w:color w:val="000000" w:themeColor="text1"/>
-          <w:sz w:val="18"/>
-          <w:szCs w:val="18"/>
-          <w14:textFill>
-            <w14:solidFill>
-              <w14:schemeClr w14:val="tx1"/>
-            </w14:solidFill>
-          </w14:textFill>
-        </w:rPr>
-        <w:t>项目描述</w:t>
-      </w:r>
-      <w:r>
-        <w:rPr>
-          <w:rFonts w:hint="default" w:ascii="Times New Roman" w:hAnsi="Times New Roman" w:eastAsia="微软雅黑" w:cs="Times New Roman"/>
-          <w:color w:val="000000" w:themeColor="text1"/>
-          <w:sz w:val="18"/>
-          <w:szCs w:val="18"/>
-          <w14:textFill>
-            <w14:solidFill>
-              <w14:schemeClr w14:val="tx1"/>
-            </w14:solidFill>
-          </w14:textFill>
-        </w:rPr>
-        <w:t>：</w:t>
-      </w:r>
-      <w:r>
-        <w:rPr>
-          <w:rFonts w:hint="default" w:ascii="Times New Roman" w:hAnsi="Times New Roman" w:eastAsia="微软雅黑" w:cs="Times New Roman"/>
-          <w:color w:val="000000" w:themeColor="text1"/>
-          <w:sz w:val="18"/>
-          <w:szCs w:val="18"/>
-          <w:lang w:eastAsia="zh-CN"/>
-          <w14:textFill>
-            <w14:solidFill>
-              <w14:schemeClr w14:val="tx1"/>
-            </w14:solidFill>
-          </w14:textFill>
-        </w:rPr>
-        <w:t>  "融信云电子银行"包含个人/企业网银、个人/企业手机网银、门户网站、微信公众号、移动展业、内管系统，采用微服务架构，通过ESB系统及前置系统与银行核心系统完成交易处理与数据交互。</w:t>
-      </w:r>
-    </w:p>
-    <w:p>
-      <w:pPr>
-        <w:keepNext w:val="0"/>
-        <w:keepLines w:val="0"/>
-        <w:pageBreakBefore w:val="0"/>
-        <w:kinsoku/>
-        <w:wordWrap/>
-        <w:overflowPunct/>
-        <w:topLinePunct w:val="0"/>
-        <w:autoSpaceDE/>
-        <w:autoSpaceDN/>
-        <w:bidi w:val="0"/>
-        <w:adjustRightInd/>
-        <w:snapToGrid/>
-        <w:spacing w:before="0" w:beforeAutospacing="0" w:after="0" w:afterAutospacing="0" w:line="240" w:lineRule="exact"/>
-        <w:ind w:left="340" w:right="340"/>
-        <w:textAlignment w:val="center"/>
-        <w:rPr>
-          <w:rFonts w:hint="default" w:ascii="Times New Roman" w:hAnsi="Times New Roman" w:eastAsia="微软雅黑" w:cs="Times New Roman"/>
-          <w:color w:val="000000" w:themeColor="text1"/>
-          <w:sz w:val="18"/>
-          <w:szCs w:val="18"/>
-          <w14:textFill>
-            <w14:solidFill>
-              <w14:schemeClr w14:val="tx1"/>
-            </w14:solidFill>
-          </w14:textFill>
-        </w:rPr>
-      </w:pPr>
-      <w:r>
-        <w:rPr>
-          <w:rFonts w:hint="default" w:ascii="Times New Roman" w:hAnsi="Times New Roman" w:eastAsia="微软雅黑" w:cs="Times New Roman"/>
-          <w:b/>
-          <w:bCs/>
-          <w:color w:val="000000" w:themeColor="text1"/>
-          <w:sz w:val="18"/>
-          <w:szCs w:val="18"/>
-          <w:lang w:val="en-US" w:eastAsia="zh-CN"/>
-          <w14:textFill>
-            <w14:solidFill>
-              <w14:schemeClr w14:val="tx1"/>
-            </w14:solidFill>
-          </w14:textFill>
-        </w:rPr>
-        <w:t>项目</w:t>
-      </w:r>
-      <w:r>
-        <w:rPr>
-          <w:rFonts w:hint="eastAsia" w:ascii="Times New Roman" w:hAnsi="Times New Roman" w:eastAsia="微软雅黑" w:cs="Times New Roman"/>
-          <w:b/>
-          <w:bCs/>
-          <w:color w:val="000000" w:themeColor="text1"/>
-          <w:sz w:val="18"/>
-          <w:szCs w:val="18"/>
-          <w:lang w:val="en-US" w:eastAsia="zh-CN"/>
-          <w14:textFill>
-            <w14:solidFill>
-              <w14:schemeClr w14:val="tx1"/>
-            </w14:solidFill>
-          </w14:textFill>
-        </w:rPr>
-        <w:t>亮点</w:t>
-      </w:r>
-      <w:bookmarkStart w:id="56" w:name="_GoBack"/>
-      <w:bookmarkEnd w:id="56"/>
-      <w:r>
-        <w:rPr>
-          <w:rFonts w:hint="default" w:ascii="Times New Roman" w:hAnsi="Times New Roman" w:eastAsia="微软雅黑" w:cs="Times New Roman"/>
-          <w:color w:val="000000" w:themeColor="text1"/>
-          <w:sz w:val="18"/>
-          <w:szCs w:val="18"/>
-          <w14:textFill>
-            <w14:solidFill>
-              <w14:schemeClr w14:val="tx1"/>
-            </w14:solidFill>
-          </w14:textFill>
-        </w:rPr>
-        <w:t>：</w:t>
+          <w:sz w:val="18"/>
+          <w:szCs w:val="18"/>
+          <w:lang w:val="en-US" w:eastAsia="zh-CN"/>
+        </w:rPr>
+        <w:t>解决服务台用户反馈的问题，包括但不限于同名转账异常处理、个人/企业客户签约异常处理、历史遗留问题处理等</w:t>
       </w:r>
     </w:p>
     <w:p>
@@ -6214,11 +6079,17 @@
       <w:r>
         <w:rPr>
           <w:rFonts w:hint="default" w:ascii="Times New Roman" w:hAnsi="Times New Roman" w:eastAsia="微软雅黑" w:cs="Times New Roman"/>
-          <w:sz w:val="18"/>
-          <w:szCs w:val="18"/>
-          <w:lang w:val="en-US" w:eastAsia="zh-CN"/>
-        </w:rPr>
-        <w:t>解决服务台用户反馈的问题，包括但不限于同名转账异常处理、个人/企业客户签约异常处理、历史遗留问题处理等</w:t>
+          <w:color w:val="000000" w:themeColor="text1"/>
+          <w:sz w:val="18"/>
+          <w:szCs w:val="18"/>
+          <w:lang w:val="en-US" w:eastAsia="zh-CN"/>
+          <w14:textFill>
+            <w14:solidFill>
+              <w14:schemeClr w14:val="tx1"/>
+            </w14:solidFill>
+          </w14:textFill>
+        </w:rPr>
+        <w:t>迁入行接口的适配，根据迁入行提供的接口文档与本系统的接口文档进行对接，利用前置系统完成接口间的参数转换和数据映射，完成网银系统和银行核心系统的对接。</w:t>
       </w:r>
     </w:p>
     <w:p>
@@ -6268,7 +6139,7 @@
             </w14:solidFill>
           </w14:textFill>
         </w:rPr>
-        <w:t>迁入行接口的适配，根据迁入行提供的接口文档与本系统的接口文档进行对接，利用前置系统完成接口间的参数转换和数据映射，完成网银系统和银行核心系统的对接。</w:t>
+        <w:t>参与代码、需求、功能评审，基于项目参与经验与认知，输出评估结论与优化建议。</w:t>
       </w:r>
     </w:p>
     <w:p>
@@ -6318,56 +6189,6 @@
             </w14:solidFill>
           </w14:textFill>
         </w:rPr>
-        <w:t>参与代码、需求、功能评审，基于项目参与经验与认知，输出评估结论与优化建议。</w:t>
-      </w:r>
-    </w:p>
-    <w:p>
-      <w:pPr>
-        <w:keepNext w:val="0"/>
-        <w:keepLines w:val="0"/>
-        <w:pageBreakBefore w:val="0"/>
-        <w:widowControl w:val="0"/>
-        <w:numPr>
-          <w:ilvl w:val="0"/>
-          <w:numId w:val="1"/>
-        </w:numPr>
-        <w:kinsoku/>
-        <w:wordWrap/>
-        <w:overflowPunct/>
-        <w:topLinePunct w:val="0"/>
-        <w:autoSpaceDE/>
-        <w:autoSpaceDN/>
-        <w:bidi w:val="0"/>
-        <w:adjustRightInd/>
-        <w:snapToGrid/>
-        <w:spacing w:before="0" w:after="0" w:line="240" w:lineRule="exact"/>
-        <w:ind w:left="340" w:right="340"/>
-        <w:textAlignment w:val="center"/>
-        <w:rPr>
-          <w:rFonts w:hint="default" w:ascii="Times New Roman" w:hAnsi="Times New Roman" w:eastAsia="微软雅黑" w:cs="Times New Roman"/>
-          <w:color w:val="000000" w:themeColor="text1"/>
-          <w:sz w:val="18"/>
-          <w:szCs w:val="18"/>
-          <w14:textFill>
-            <w14:solidFill>
-              <w14:schemeClr w14:val="tx1"/>
-            </w14:solidFill>
-          </w14:textFill>
-        </w:rPr>
-      </w:pPr>
-      <w:r>
-        <w:rPr>
-          <w:rFonts w:hint="default" w:ascii="Times New Roman" w:hAnsi="Times New Roman" w:eastAsia="微软雅黑" w:cs="Times New Roman"/>
-          <w:color w:val="000000" w:themeColor="text1"/>
-          <w:sz w:val="18"/>
-          <w:szCs w:val="18"/>
-          <w:lang w:val="en-US" w:eastAsia="zh-CN"/>
-          <w14:textFill>
-            <w14:solidFill>
-              <w14:schemeClr w14:val="tx1"/>
-            </w14:solidFill>
-          </w14:textFill>
-        </w:rPr>
         <w:t>前端功能的开发和维护，将前端工程打包成H5资源包到Minio文件服务器，不同渠道侧可以通过接口调用获取H5资源包从而实现前端功能实时更新。</w:t>
       </w:r>
     </w:p>
@@ -6719,7 +6540,7 @@
         </w:rPr>
         <w:t>：</w:t>
       </w:r>
-      <w:bookmarkStart w:id="40" w:name="OLE_LINK108"/>
+      <w:bookmarkStart w:id="38" w:name="OLE_LINK108"/>
       <w:r>
         <w:rPr>
           <w:rFonts w:hint="default" w:ascii="Times New Roman" w:hAnsi="Times New Roman" w:eastAsia="微软雅黑" w:cs="Times New Roman"/>
@@ -6740,7 +6561,7 @@
         <w:t>https://github.com/brucecxm/brucecxm-bruce-douyin</w:t>
       </w:r>
     </w:p>
-    <w:bookmarkEnd w:id="40"/>
+    <w:bookmarkEnd w:id="38"/>
     <w:p>
       <w:pPr>
         <w:keepNext w:val="0"/>
@@ -6816,7 +6637,26 @@
             </w14:solidFill>
           </w14:textFill>
         </w:rPr>
-        <w:t xml:space="preserve"> SpringBoot + SpringCloud + MyBatis + MySQL + Redis+ ElasticSearch+Kafka</w:t>
+        <w:t xml:space="preserve"> SpringBoot + SpringCloud + MyBatis + MySQL + Redis+</w:t>
+      </w:r>
+      <w:r>
+        <w:rPr>
+          <w:rFonts w:hint="eastAsia" w:ascii="Times New Roman" w:hAnsi="Times New Roman" w:eastAsia="微软雅黑" w:cs="Times New Roman"/>
+          <w:b/>
+          <w:bCs/>
+          <w:i/>
+          <w:iCs/>
+          <w:color w:val="000000" w:themeColor="text1"/>
+          <w:sz w:val="18"/>
+          <w:szCs w:val="18"/>
+          <w:lang w:val="en-US" w:eastAsia="zh-CN"/>
+          <w14:textFill>
+            <w14:solidFill>
+              <w14:schemeClr w14:val="tx1"/>
+            </w14:solidFill>
+          </w14:textFill>
+        </w:rPr>
+        <w:t>RabbitMq</w:t>
       </w:r>
       <w:r>
         <w:rPr>
@@ -6937,7 +6777,7 @@
           </w14:textFill>
         </w:rPr>
       </w:pPr>
-      <w:bookmarkStart w:id="41" w:name="OLE_LINK16"/>
+      <w:bookmarkStart w:id="39" w:name="OLE_LINK16"/>
       <w:r>
         <w:rPr>
           <w:rFonts w:hint="default" w:ascii="Times New Roman" w:hAnsi="Times New Roman" w:eastAsia="微软雅黑" w:cs="Times New Roman"/>
@@ -6956,7 +6796,7 @@
         <w:t>项目亮点：</w:t>
       </w:r>
     </w:p>
-    <w:bookmarkEnd w:id="41"/>
+    <w:bookmarkEnd w:id="39"/>
     <w:p>
       <w:pPr>
         <w:keepNext w:val="0"/>
@@ -7051,7 +6891,23 @@
           <w:szCs w:val="18"/>
           <w:shd w:val="clear" w:fill="FDFDFE"/>
         </w:rPr>
-        <w:t>基于Spring Cloud微服务架构，拆分用户/视频/电商/搜索/管理后台等模块，使用Nacos/Eureka作为注册中心与配置中心，支持横向扩展。</w:t>
+        <w:t>基于Spring Cloud微服务架构，拆分用户/视频/电商/搜索/管理后台等模块，使用</w:t>
+      </w:r>
+      <w:bookmarkStart w:id="48" w:name="_GoBack"/>
+      <w:bookmarkEnd w:id="48"/>
+      <w:r>
+        <w:rPr>
+          <w:rFonts w:hint="default" w:ascii="Times New Roman" w:hAnsi="Times New Roman" w:eastAsia="微软雅黑" w:cs="Times New Roman"/>
+          <w:i w:val="0"/>
+          <w:iCs w:val="0"/>
+          <w:caps w:val="0"/>
+          <w:color w:val="05073B"/>
+          <w:spacing w:val="0"/>
+          <w:sz w:val="18"/>
+          <w:szCs w:val="18"/>
+          <w:shd w:val="clear" w:fill="FDFDFE"/>
+        </w:rPr>
+        <w:t>Eureka作为注册中心与配置中心，支持横向扩展。</w:t>
       </w:r>
     </w:p>
     <w:p>
@@ -7087,8 +6943,43 @@
           </w14:textFill>
         </w:rPr>
       </w:pPr>
-      <w:bookmarkStart w:id="42" w:name="OLE_LINK12"/>
-      <w:bookmarkStart w:id="43" w:name="OLE_LINK11"/>
+      <w:bookmarkStart w:id="40" w:name="OLE_LINK11"/>
+      <w:bookmarkStart w:id="41" w:name="OLE_LINK12"/>
+      <w:r>
+        <w:rPr>
+          <w:rFonts w:hint="default" w:ascii="Times New Roman" w:hAnsi="Times New Roman" w:eastAsia="黑体" w:cs="Times New Roman"/>
+          <w:b/>
+          <w:bCs/>
+          <w:i/>
+          <w:iCs/>
+          <w:caps w:val="0"/>
+          <w:color w:val="05073B"/>
+          <w:spacing w:val="0"/>
+          <w:sz w:val="18"/>
+          <w:szCs w:val="18"/>
+          <w:shd w:val="clear" w:fill="FDFDFE"/>
+          <w:lang w:val="en-US" w:eastAsia="zh-CN"/>
+        </w:rPr>
+        <w:t>结合</w:t>
+      </w:r>
+      <w:bookmarkStart w:id="42" w:name="OLE_LINK28"/>
+      <w:r>
+        <w:rPr>
+          <w:rFonts w:hint="default" w:ascii="Times New Roman" w:hAnsi="Times New Roman" w:eastAsia="黑体" w:cs="Times New Roman"/>
+          <w:b/>
+          <w:bCs/>
+          <w:i/>
+          <w:iCs/>
+          <w:caps w:val="0"/>
+          <w:color w:val="05073B"/>
+          <w:spacing w:val="0"/>
+          <w:sz w:val="18"/>
+          <w:szCs w:val="18"/>
+          <w:shd w:val="clear" w:fill="FDFDFE"/>
+        </w:rPr>
+        <w:t>SpringBoot与ElasticSearch</w:t>
+      </w:r>
+      <w:bookmarkEnd w:id="42"/>
       <w:r>
         <w:rPr>
           <w:rFonts w:hint="default" w:ascii="Times New Roman" w:hAnsi="Times New Roman" w:eastAsia="微软雅黑" w:cs="Times New Roman"/>
@@ -7101,7 +6992,112 @@
           <w:szCs w:val="18"/>
           <w:shd w:val="clear" w:fill="FDFDFE"/>
         </w:rPr>
-        <w:t>采用KafkaStream实时处理用户行为数据，结合Redis实现热点内容缓存与推荐算法加速，响应时间降低70%；使用MySQL存储结构化数据，MongoDB存储用户热数据。</w:t>
+        <w:t>，</w:t>
+      </w:r>
+      <w:bookmarkEnd w:id="40"/>
+      <w:bookmarkEnd w:id="41"/>
+      <w:r>
+        <w:rPr>
+          <w:rFonts w:hint="default" w:ascii="Times New Roman" w:hAnsi="Times New Roman" w:eastAsia="微软雅黑" w:cs="Times New Roman"/>
+          <w:i w:val="0"/>
+          <w:iCs w:val="0"/>
+          <w:caps w:val="0"/>
+          <w:color w:val="05073B"/>
+          <w:spacing w:val="0"/>
+          <w:sz w:val="18"/>
+          <w:szCs w:val="18"/>
+          <w:shd w:val="clear" w:fill="FDFDFE"/>
+        </w:rPr>
+        <w:t>进行数据索引，结合</w:t>
+      </w:r>
+      <w:bookmarkStart w:id="43" w:name="OLE_LINK39"/>
+      <w:r>
+        <w:rPr>
+          <w:rFonts w:hint="default" w:ascii="Times New Roman" w:hAnsi="Times New Roman" w:eastAsia="微软雅黑" w:cs="Times New Roman"/>
+          <w:i/>
+          <w:iCs/>
+          <w:caps w:val="0"/>
+          <w:color w:val="05073B"/>
+          <w:spacing w:val="0"/>
+          <w:sz w:val="18"/>
+          <w:szCs w:val="18"/>
+          <w:shd w:val="clear" w:fill="FDFDFE"/>
+        </w:rPr>
+        <w:t>Redis</w:t>
+      </w:r>
+      <w:bookmarkEnd w:id="43"/>
+      <w:r>
+        <w:rPr>
+          <w:rFonts w:hint="default" w:ascii="Times New Roman" w:hAnsi="Times New Roman" w:eastAsia="微软雅黑" w:cs="Times New Roman"/>
+          <w:i w:val="0"/>
+          <w:iCs w:val="0"/>
+          <w:caps w:val="0"/>
+          <w:color w:val="05073B"/>
+          <w:spacing w:val="0"/>
+          <w:sz w:val="18"/>
+          <w:szCs w:val="18"/>
+          <w:shd w:val="clear" w:fill="FDFDFE"/>
+        </w:rPr>
+        <w:t>提供高效的缓存支持</w:t>
+      </w:r>
+      <w:r>
+        <w:rPr>
+          <w:rFonts w:hint="default" w:ascii="Times New Roman" w:hAnsi="Times New Roman" w:eastAsia="微软雅黑" w:cs="Times New Roman"/>
+          <w:i w:val="0"/>
+          <w:iCs w:val="0"/>
+          <w:caps w:val="0"/>
+          <w:color w:val="05073B"/>
+          <w:spacing w:val="0"/>
+          <w:sz w:val="18"/>
+          <w:szCs w:val="18"/>
+          <w:shd w:val="clear" w:fill="FDFDFE"/>
+          <w:lang w:eastAsia="zh-CN"/>
+        </w:rPr>
+        <w:t>，</w:t>
+      </w:r>
+      <w:r>
+        <w:rPr>
+          <w:rFonts w:hint="default" w:ascii="Times New Roman" w:hAnsi="Times New Roman" w:eastAsia="微软雅黑" w:cs="Times New Roman"/>
+          <w:i w:val="0"/>
+          <w:iCs w:val="0"/>
+          <w:caps w:val="0"/>
+          <w:color w:val="05073B"/>
+          <w:spacing w:val="0"/>
+          <w:sz w:val="18"/>
+          <w:szCs w:val="18"/>
+          <w:shd w:val="clear" w:fill="FDFDFE"/>
+        </w:rPr>
+        <w:t>减轻</w:t>
+      </w:r>
+      <w:bookmarkStart w:id="44" w:name="OLE_LINK37"/>
+      <w:r>
+        <w:rPr>
+          <w:rFonts w:hint="default" w:ascii="Times New Roman" w:hAnsi="Times New Roman" w:eastAsia="微软雅黑" w:cs="Times New Roman"/>
+          <w:i/>
+          <w:iCs/>
+          <w:caps w:val="0"/>
+          <w:color w:val="05073B"/>
+          <w:spacing w:val="0"/>
+          <w:sz w:val="18"/>
+          <w:szCs w:val="18"/>
+          <w:shd w:val="clear" w:fill="FDFDFE"/>
+        </w:rPr>
+        <w:t>MySQ</w:t>
+      </w:r>
+      <w:bookmarkEnd w:id="44"/>
+      <w:r>
+        <w:rPr>
+          <w:rFonts w:hint="default" w:ascii="Times New Roman" w:hAnsi="Times New Roman" w:eastAsia="微软雅黑" w:cs="Times New Roman"/>
+          <w:i w:val="0"/>
+          <w:iCs w:val="0"/>
+          <w:caps w:val="0"/>
+          <w:color w:val="05073B"/>
+          <w:spacing w:val="0"/>
+          <w:sz w:val="18"/>
+          <w:szCs w:val="18"/>
+          <w:shd w:val="clear" w:fill="FDFDFE"/>
+        </w:rPr>
+        <w:t>的读写压力</w:t>
       </w:r>
     </w:p>
     <w:p>
@@ -7139,41 +7135,6 @@
       </w:pPr>
       <w:r>
         <w:rPr>
-          <w:rFonts w:hint="default" w:ascii="Times New Roman" w:hAnsi="Times New Roman" w:eastAsia="黑体" w:cs="Times New Roman"/>
-          <w:b/>
-          <w:bCs/>
-          <w:i/>
-          <w:iCs/>
-          <w:caps w:val="0"/>
-          <w:color w:val="05073B"/>
-          <w:spacing w:val="0"/>
-          <w:sz w:val="18"/>
-          <w:szCs w:val="18"/>
-          <w:shd w:val="clear" w:fill="FDFDFE"/>
-          <w:lang w:val="en-US" w:eastAsia="zh-CN"/>
-        </w:rPr>
-        <w:t>结合</w:t>
-      </w:r>
-      <w:bookmarkStart w:id="44" w:name="OLE_LINK28"/>
-      <w:r>
-        <w:rPr>
-          <w:rFonts w:hint="default" w:ascii="Times New Roman" w:hAnsi="Times New Roman" w:eastAsia="黑体" w:cs="Times New Roman"/>
-          <w:b/>
-          <w:bCs/>
-          <w:i/>
-          <w:iCs/>
-          <w:caps w:val="0"/>
-          <w:color w:val="05073B"/>
-          <w:spacing w:val="0"/>
-          <w:sz w:val="18"/>
-          <w:szCs w:val="18"/>
-          <w:shd w:val="clear" w:fill="FDFDFE"/>
-        </w:rPr>
-        <w:t>SpringBoot与ElasticSearch</w:t>
-      </w:r>
-      <w:bookmarkEnd w:id="44"/>
-      <w:r>
-        <w:rPr>
           <w:rFonts w:hint="default" w:ascii="Times New Roman" w:hAnsi="Times New Roman" w:eastAsia="微软雅黑" w:cs="Times New Roman"/>
           <w:i w:val="0"/>
           <w:iCs w:val="0"/>
@@ -7184,10 +7145,26 @@
           <w:szCs w:val="18"/>
           <w:shd w:val="clear" w:fill="FDFDFE"/>
         </w:rPr>
-        <w:t>，</w:t>
-      </w:r>
-      <w:bookmarkEnd w:id="42"/>
-      <w:bookmarkEnd w:id="43"/>
+        <w:t>采用</w:t>
+      </w:r>
+      <w:bookmarkStart w:id="45" w:name="OLE_LINK29"/>
+      <w:r>
+        <w:rPr>
+          <w:rFonts w:hint="default" w:ascii="Times New Roman" w:hAnsi="Times New Roman" w:eastAsia="黑体" w:cs="Times New Roman"/>
+          <w:b/>
+          <w:bCs/>
+          <w:i/>
+          <w:iCs/>
+          <w:caps w:val="0"/>
+          <w:color w:val="05073B"/>
+          <w:spacing w:val="0"/>
+          <w:sz w:val="18"/>
+          <w:szCs w:val="18"/>
+          <w:shd w:val="clear" w:fill="FDFDFE"/>
+        </w:rPr>
+        <w:t>SaToken</w:t>
+      </w:r>
+      <w:bookmarkEnd w:id="45"/>
       <w:r>
         <w:rPr>
           <w:rFonts w:hint="default" w:ascii="Times New Roman" w:hAnsi="Times New Roman" w:eastAsia="微软雅黑" w:cs="Times New Roman"/>
@@ -7199,13 +7176,16 @@
           <w:sz w:val="18"/>
           <w:szCs w:val="18"/>
           <w:shd w:val="clear" w:fill="FDFDFE"/>
-        </w:rPr>
-        <w:t>进行数据索引，结合</w:t>
-      </w:r>
-      <w:bookmarkStart w:id="45" w:name="OLE_LINK39"/>
-      <w:r>
-        <w:rPr>
-          <w:rFonts w:hint="default" w:ascii="Times New Roman" w:hAnsi="Times New Roman" w:eastAsia="微软雅黑" w:cs="Times New Roman"/>
+          <w:lang w:val="en-US" w:eastAsia="zh-CN"/>
+        </w:rPr>
+        <w:t>通过</w:t>
+      </w:r>
+      <w:bookmarkStart w:id="46" w:name="OLE_LINK95"/>
+      <w:r>
+        <w:rPr>
+          <w:rFonts w:hint="default" w:ascii="Times New Roman" w:hAnsi="Times New Roman" w:eastAsia="微软雅黑" w:cs="Times New Roman"/>
+          <w:b/>
+          <w:bCs/>
           <w:i/>
           <w:iCs/>
           <w:caps w:val="0"/>
@@ -7214,10 +7194,11 @@
           <w:sz w:val="18"/>
           <w:szCs w:val="18"/>
           <w:shd w:val="clear" w:fill="FDFDFE"/>
-        </w:rPr>
-        <w:t>Redis</w:t>
-      </w:r>
-      <w:bookmarkEnd w:id="45"/>
+          <w:lang w:val="en-US" w:eastAsia="zh-CN"/>
+        </w:rPr>
+        <w:t>优雅简洁的的代码</w:t>
+      </w:r>
+      <w:bookmarkEnd w:id="46"/>
       <w:r>
         <w:rPr>
           <w:rFonts w:hint="default" w:ascii="Times New Roman" w:hAnsi="Times New Roman" w:eastAsia="微软雅黑" w:cs="Times New Roman"/>
@@ -7230,7 +7211,7 @@
           <w:szCs w:val="18"/>
           <w:shd w:val="clear" w:fill="FDFDFE"/>
         </w:rPr>
-        <w:t>提供高效的缓存支持</w:t>
+        <w:t>进行</w:t>
       </w:r>
       <w:r>
         <w:rPr>
@@ -7243,9 +7224,9 @@
           <w:sz w:val="18"/>
           <w:szCs w:val="18"/>
           <w:shd w:val="clear" w:fill="FDFDFE"/>
-          <w:lang w:eastAsia="zh-CN"/>
-        </w:rPr>
-        <w:t>，</w:t>
+          <w:lang w:val="en-US" w:eastAsia="zh-CN"/>
+        </w:rPr>
+        <w:t>复杂的</w:t>
       </w:r>
       <w:r>
         <w:rPr>
@@ -7259,24 +7240,8 @@
           <w:szCs w:val="18"/>
           <w:shd w:val="clear" w:fill="FDFDFE"/>
         </w:rPr>
-        <w:t>减轻</w:t>
-      </w:r>
-      <w:bookmarkStart w:id="46" w:name="OLE_LINK37"/>
-      <w:r>
-        <w:rPr>
-          <w:rFonts w:hint="default" w:ascii="Times New Roman" w:hAnsi="Times New Roman" w:eastAsia="微软雅黑" w:cs="Times New Roman"/>
-          <w:i/>
-          <w:iCs/>
-          <w:caps w:val="0"/>
-          <w:color w:val="05073B"/>
-          <w:spacing w:val="0"/>
-          <w:sz w:val="18"/>
-          <w:szCs w:val="18"/>
-          <w:shd w:val="clear" w:fill="FDFDFE"/>
-        </w:rPr>
-        <w:t>MySQ</w:t>
-      </w:r>
-      <w:bookmarkEnd w:id="46"/>
+        <w:t>权限认证</w:t>
+      </w:r>
       <w:r>
         <w:rPr>
           <w:rFonts w:hint="default" w:ascii="Times New Roman" w:hAnsi="Times New Roman" w:eastAsia="微软雅黑" w:cs="Times New Roman"/>
@@ -7288,8 +7253,24 @@
           <w:sz w:val="18"/>
           <w:szCs w:val="18"/>
           <w:shd w:val="clear" w:fill="FDFDFE"/>
-        </w:rPr>
-        <w:t>的读写压力</w:t>
+          <w:lang w:eastAsia="zh-CN"/>
+        </w:rPr>
+        <w:t>，</w:t>
+      </w:r>
+      <w:r>
+        <w:rPr>
+          <w:rFonts w:hint="default" w:ascii="Times New Roman" w:hAnsi="Times New Roman" w:eastAsia="微软雅黑" w:cs="Times New Roman"/>
+          <w:i w:val="0"/>
+          <w:iCs w:val="0"/>
+          <w:caps w:val="0"/>
+          <w:color w:val="05073B"/>
+          <w:spacing w:val="0"/>
+          <w:sz w:val="18"/>
+          <w:szCs w:val="18"/>
+          <w:shd w:val="clear" w:fill="FDFDFE"/>
+          <w:lang w:val="en-US" w:eastAsia="zh-CN"/>
+        </w:rPr>
+        <w:t>比如踢人下线 单点登录 角色校验等功能</w:t>
       </w:r>
     </w:p>
     <w:p>
@@ -7337,132 +7318,7 @@
           <w:szCs w:val="18"/>
           <w:shd w:val="clear" w:fill="FDFDFE"/>
         </w:rPr>
-        <w:t>采用</w:t>
-      </w:r>
-      <w:bookmarkStart w:id="47" w:name="OLE_LINK29"/>
-      <w:r>
-        <w:rPr>
-          <w:rFonts w:hint="default" w:ascii="Times New Roman" w:hAnsi="Times New Roman" w:eastAsia="黑体" w:cs="Times New Roman"/>
-          <w:b/>
-          <w:bCs/>
-          <w:i/>
-          <w:iCs/>
-          <w:caps w:val="0"/>
-          <w:color w:val="05073B"/>
-          <w:spacing w:val="0"/>
-          <w:sz w:val="18"/>
-          <w:szCs w:val="18"/>
-          <w:shd w:val="clear" w:fill="FDFDFE"/>
-        </w:rPr>
-        <w:t>SaToken</w:t>
-      </w:r>
-      <w:bookmarkEnd w:id="47"/>
-      <w:r>
-        <w:rPr>
-          <w:rFonts w:hint="default" w:ascii="Times New Roman" w:hAnsi="Times New Roman" w:eastAsia="微软雅黑" w:cs="Times New Roman"/>
-          <w:i w:val="0"/>
-          <w:iCs w:val="0"/>
-          <w:caps w:val="0"/>
-          <w:color w:val="05073B"/>
-          <w:spacing w:val="0"/>
-          <w:sz w:val="18"/>
-          <w:szCs w:val="18"/>
-          <w:shd w:val="clear" w:fill="FDFDFE"/>
-          <w:lang w:val="en-US" w:eastAsia="zh-CN"/>
-        </w:rPr>
-        <w:t>通过</w:t>
-      </w:r>
-      <w:bookmarkStart w:id="48" w:name="OLE_LINK95"/>
-      <w:r>
-        <w:rPr>
-          <w:rFonts w:hint="default" w:ascii="Times New Roman" w:hAnsi="Times New Roman" w:eastAsia="微软雅黑" w:cs="Times New Roman"/>
-          <w:b/>
-          <w:bCs/>
-          <w:i/>
-          <w:iCs/>
-          <w:caps w:val="0"/>
-          <w:color w:val="05073B"/>
-          <w:spacing w:val="0"/>
-          <w:sz w:val="18"/>
-          <w:szCs w:val="18"/>
-          <w:shd w:val="clear" w:fill="FDFDFE"/>
-          <w:lang w:val="en-US" w:eastAsia="zh-CN"/>
-        </w:rPr>
-        <w:t>优雅简洁的的代码</w:t>
-      </w:r>
-      <w:bookmarkEnd w:id="48"/>
-      <w:r>
-        <w:rPr>
-          <w:rFonts w:hint="default" w:ascii="Times New Roman" w:hAnsi="Times New Roman" w:eastAsia="微软雅黑" w:cs="Times New Roman"/>
-          <w:i w:val="0"/>
-          <w:iCs w:val="0"/>
-          <w:caps w:val="0"/>
-          <w:color w:val="05073B"/>
-          <w:spacing w:val="0"/>
-          <w:sz w:val="18"/>
-          <w:szCs w:val="18"/>
-          <w:shd w:val="clear" w:fill="FDFDFE"/>
-        </w:rPr>
-        <w:t>进行</w:t>
-      </w:r>
-      <w:r>
-        <w:rPr>
-          <w:rFonts w:hint="default" w:ascii="Times New Roman" w:hAnsi="Times New Roman" w:eastAsia="微软雅黑" w:cs="Times New Roman"/>
-          <w:i w:val="0"/>
-          <w:iCs w:val="0"/>
-          <w:caps w:val="0"/>
-          <w:color w:val="05073B"/>
-          <w:spacing w:val="0"/>
-          <w:sz w:val="18"/>
-          <w:szCs w:val="18"/>
-          <w:shd w:val="clear" w:fill="FDFDFE"/>
-          <w:lang w:val="en-US" w:eastAsia="zh-CN"/>
-        </w:rPr>
-        <w:t>复杂的</w:t>
-      </w:r>
-      <w:r>
-        <w:rPr>
-          <w:rFonts w:hint="default" w:ascii="Times New Roman" w:hAnsi="Times New Roman" w:eastAsia="微软雅黑" w:cs="Times New Roman"/>
-          <w:i w:val="0"/>
-          <w:iCs w:val="0"/>
-          <w:caps w:val="0"/>
-          <w:color w:val="05073B"/>
-          <w:spacing w:val="0"/>
-          <w:sz w:val="18"/>
-          <w:szCs w:val="18"/>
-          <w:shd w:val="clear" w:fill="FDFDFE"/>
-        </w:rPr>
-        <w:t>权限认证</w:t>
-      </w:r>
-      <w:r>
-        <w:rPr>
-          <w:rFonts w:hint="default" w:ascii="Times New Roman" w:hAnsi="Times New Roman" w:eastAsia="微软雅黑" w:cs="Times New Roman"/>
-          <w:i w:val="0"/>
-          <w:iCs w:val="0"/>
-          <w:caps w:val="0"/>
-          <w:color w:val="05073B"/>
-          <w:spacing w:val="0"/>
-          <w:sz w:val="18"/>
-          <w:szCs w:val="18"/>
-          <w:shd w:val="clear" w:fill="FDFDFE"/>
-          <w:lang w:eastAsia="zh-CN"/>
-        </w:rPr>
-        <w:t>，</w:t>
-      </w:r>
-      <w:r>
-        <w:rPr>
-          <w:rFonts w:hint="default" w:ascii="Times New Roman" w:hAnsi="Times New Roman" w:eastAsia="微软雅黑" w:cs="Times New Roman"/>
-          <w:i w:val="0"/>
-          <w:iCs w:val="0"/>
-          <w:caps w:val="0"/>
-          <w:color w:val="05073B"/>
-          <w:spacing w:val="0"/>
-          <w:sz w:val="18"/>
-          <w:szCs w:val="18"/>
-          <w:shd w:val="clear" w:fill="FDFDFE"/>
-          <w:lang w:val="en-US" w:eastAsia="zh-CN"/>
-        </w:rPr>
-        <w:t>比如踢人下线 单点登录 角色校验等功能</w:t>
+        <w:t>基于MinIO+FFmpeg实现视频云存储与处理：支持分片上传/下载、断点续传、边缓存边播放（HLS流媒体）.</w:t>
       </w:r>
     </w:p>
     <w:p>
@@ -7510,311 +7366,7 @@
           <w:szCs w:val="18"/>
           <w:shd w:val="clear" w:fill="FDFDFE"/>
         </w:rPr>
-        <w:t>基于MinIO+FFmpeg实现视频云存储与处理：支持分片上传/下载、断点续传、边缓存边播放（HLS流媒体）.</w:t>
-      </w:r>
-    </w:p>
-    <w:p>
-      <w:pPr>
-        <w:keepNext w:val="0"/>
-        <w:keepLines w:val="0"/>
-        <w:pageBreakBefore w:val="0"/>
-        <w:numPr>
-          <w:ilvl w:val="0"/>
-          <w:numId w:val="1"/>
-        </w:numPr>
-        <w:kinsoku/>
-        <w:wordWrap/>
-        <w:overflowPunct/>
-        <w:topLinePunct w:val="0"/>
-        <w:autoSpaceDE/>
-        <w:autoSpaceDN/>
-        <w:bidi w:val="0"/>
-        <w:adjustRightInd/>
-        <w:snapToGrid/>
-        <w:spacing w:before="0" w:after="0" w:line="240" w:lineRule="exact"/>
-        <w:ind w:left="340" w:right="340"/>
-        <w:textAlignment w:val="center"/>
-        <w:rPr>
-          <w:rFonts w:hint="default" w:ascii="Times New Roman" w:hAnsi="Times New Roman" w:eastAsia="微软雅黑" w:cs="Times New Roman"/>
-          <w:color w:val="000000" w:themeColor="text1"/>
-          <w:sz w:val="18"/>
-          <w:szCs w:val="18"/>
-          <w14:textFill>
-            <w14:solidFill>
-              <w14:schemeClr w14:val="tx1"/>
-            </w14:solidFill>
-          </w14:textFill>
-        </w:rPr>
-      </w:pPr>
-      <w:r>
-        <w:rPr>
-          <w:rFonts w:hint="default" w:ascii="Times New Roman" w:hAnsi="Times New Roman" w:eastAsia="微软雅黑" w:cs="Times New Roman"/>
-          <w:i w:val="0"/>
-          <w:iCs w:val="0"/>
-          <w:caps w:val="0"/>
-          <w:color w:val="05073B"/>
-          <w:spacing w:val="0"/>
-          <w:sz w:val="18"/>
-          <w:szCs w:val="18"/>
-          <w:shd w:val="clear" w:fill="FDFDFE"/>
-        </w:rPr>
         <w:t>集成WebSocket实现实时功能：包括直播间弹幕、私信聊天、系统通知.</w:t>
-      </w:r>
-    </w:p>
-    <w:p>
-      <w:pPr>
-        <w:keepNext w:val="0"/>
-        <w:keepLines w:val="0"/>
-        <w:pageBreakBefore w:val="0"/>
-        <w:numPr>
-          <w:ilvl w:val="0"/>
-          <w:numId w:val="1"/>
-        </w:numPr>
-        <w:kinsoku/>
-        <w:wordWrap/>
-        <w:overflowPunct/>
-        <w:topLinePunct w:val="0"/>
-        <w:autoSpaceDE/>
-        <w:autoSpaceDN/>
-        <w:bidi w:val="0"/>
-        <w:adjustRightInd/>
-        <w:snapToGrid/>
-        <w:spacing w:before="0" w:after="0" w:line="240" w:lineRule="exact"/>
-        <w:ind w:left="340" w:right="340"/>
-        <w:textAlignment w:val="center"/>
-        <w:rPr>
-          <w:rFonts w:hint="default" w:ascii="Times New Roman" w:hAnsi="Times New Roman" w:eastAsia="微软雅黑" w:cs="Times New Roman"/>
-          <w:color w:val="000000" w:themeColor="text1"/>
-          <w:sz w:val="18"/>
-          <w:szCs w:val="18"/>
-          <w14:textFill>
-            <w14:solidFill>
-              <w14:schemeClr w14:val="tx1"/>
-            </w14:solidFill>
-          </w14:textFill>
-        </w:rPr>
-      </w:pPr>
-      <w:r>
-        <w:rPr>
-          <w:rFonts w:hint="default" w:ascii="Times New Roman" w:hAnsi="Times New Roman" w:eastAsia="微软雅黑" w:cs="Times New Roman"/>
-          <w:i w:val="0"/>
-          <w:iCs w:val="0"/>
-          <w:caps w:val="0"/>
-          <w:color w:val="05073B"/>
-          <w:spacing w:val="0"/>
-          <w:sz w:val="18"/>
-          <w:szCs w:val="18"/>
-          <w:shd w:val="clear" w:fill="FDFDFE"/>
-        </w:rPr>
-        <w:t>借助</w:t>
-      </w:r>
-      <w:bookmarkStart w:id="49" w:name="OLE_LINK31"/>
-      <w:r>
-        <w:rPr>
-          <w:rFonts w:hint="default" w:ascii="Times New Roman" w:hAnsi="Times New Roman" w:eastAsia="黑体" w:cs="Times New Roman"/>
-          <w:b/>
-          <w:bCs/>
-          <w:i/>
-          <w:iCs/>
-          <w:caps w:val="0"/>
-          <w:color w:val="05073B"/>
-          <w:spacing w:val="0"/>
-          <w:sz w:val="18"/>
-          <w:szCs w:val="18"/>
-          <w:shd w:val="clear" w:fill="FDFDFE"/>
-        </w:rPr>
-        <w:t>KafkaStream</w:t>
-      </w:r>
-      <w:bookmarkEnd w:id="49"/>
-      <w:r>
-        <w:rPr>
-          <w:rFonts w:hint="default" w:ascii="Times New Roman" w:hAnsi="Times New Roman" w:eastAsia="微软雅黑" w:cs="Times New Roman"/>
-          <w:i w:val="0"/>
-          <w:iCs w:val="0"/>
-          <w:caps w:val="0"/>
-          <w:color w:val="05073B"/>
-          <w:spacing w:val="0"/>
-          <w:sz w:val="18"/>
-          <w:szCs w:val="18"/>
-          <w:shd w:val="clear" w:fill="FDFDFE"/>
-        </w:rPr>
-        <w:t>实时计算视频的点赞、评论与收藏数据，结合</w:t>
-      </w:r>
-      <w:bookmarkStart w:id="50" w:name="OLE_LINK38"/>
-      <w:bookmarkStart w:id="51" w:name="OLE_LINK106"/>
-      <w:r>
-        <w:rPr>
-          <w:rFonts w:hint="default" w:ascii="Times New Roman" w:hAnsi="Times New Roman" w:eastAsia="微软雅黑" w:cs="Times New Roman"/>
-          <w:b/>
-          <w:bCs/>
-          <w:i/>
-          <w:iCs/>
-          <w:caps w:val="0"/>
-          <w:color w:val="05073B"/>
-          <w:spacing w:val="0"/>
-          <w:sz w:val="18"/>
-          <w:szCs w:val="18"/>
-          <w:shd w:val="clear" w:fill="FDFDFE"/>
-        </w:rPr>
-        <w:t>Redis</w:t>
-      </w:r>
-      <w:bookmarkEnd w:id="50"/>
-      <w:r>
-        <w:rPr>
-          <w:rFonts w:hint="default" w:ascii="Times New Roman" w:hAnsi="Times New Roman" w:eastAsia="微软雅黑" w:cs="Times New Roman"/>
-          <w:b/>
-          <w:bCs/>
-          <w:i/>
-          <w:iCs/>
-          <w:caps w:val="0"/>
-          <w:color w:val="05073B"/>
-          <w:spacing w:val="0"/>
-          <w:sz w:val="18"/>
-          <w:szCs w:val="18"/>
-          <w:shd w:val="clear" w:fill="FDFDFE"/>
-        </w:rPr>
-        <w:t>缓存技术</w:t>
-      </w:r>
-      <w:bookmarkEnd w:id="51"/>
-      <w:r>
-        <w:rPr>
-          <w:rFonts w:hint="default" w:ascii="Times New Roman" w:hAnsi="Times New Roman" w:eastAsia="微软雅黑" w:cs="Times New Roman"/>
-          <w:i w:val="0"/>
-          <w:iCs w:val="0"/>
-          <w:caps w:val="0"/>
-          <w:color w:val="05073B"/>
-          <w:spacing w:val="0"/>
-          <w:sz w:val="18"/>
-          <w:szCs w:val="18"/>
-          <w:shd w:val="clear" w:fill="FDFDFE"/>
-        </w:rPr>
-        <w:t>，确保系统能够</w:t>
-      </w:r>
-      <w:bookmarkStart w:id="52" w:name="OLE_LINK89"/>
-      <w:bookmarkStart w:id="53" w:name="OLE_LINK90"/>
-      <w:r>
-        <w:rPr>
-          <w:rFonts w:hint="default" w:ascii="Times New Roman" w:hAnsi="Times New Roman" w:eastAsia="微软雅黑" w:cs="Times New Roman"/>
-          <w:b/>
-          <w:bCs/>
-          <w:i/>
-          <w:iCs/>
-          <w:caps w:val="0"/>
-          <w:color w:val="05073B"/>
-          <w:spacing w:val="0"/>
-          <w:sz w:val="18"/>
-          <w:szCs w:val="18"/>
-          <w:shd w:val="clear" w:fill="FDFDFE"/>
-        </w:rPr>
-        <w:t>快速响应并处理海量数据</w:t>
-      </w:r>
-      <w:bookmarkEnd w:id="52"/>
-      <w:r>
-        <w:rPr>
-          <w:rFonts w:hint="default" w:ascii="Times New Roman" w:hAnsi="Times New Roman" w:eastAsia="微软雅黑" w:cs="Times New Roman"/>
-          <w:i/>
-          <w:iCs/>
-          <w:caps w:val="0"/>
-          <w:color w:val="05073B"/>
-          <w:spacing w:val="0"/>
-          <w:sz w:val="18"/>
-          <w:szCs w:val="18"/>
-          <w:shd w:val="clear" w:fill="FDFDFE"/>
-        </w:rPr>
-        <w:t>。</w:t>
-      </w:r>
-      <w:bookmarkEnd w:id="53"/>
-      <w:r>
-        <w:rPr>
-          <w:rFonts w:hint="default" w:ascii="Times New Roman" w:hAnsi="Times New Roman" w:eastAsia="微软雅黑" w:cs="Times New Roman"/>
-          <w:i w:val="0"/>
-          <w:iCs w:val="0"/>
-          <w:caps w:val="0"/>
-          <w:color w:val="05073B"/>
-          <w:spacing w:val="0"/>
-          <w:sz w:val="18"/>
-          <w:szCs w:val="18"/>
-          <w:shd w:val="clear" w:fill="FDFDFE"/>
-        </w:rPr>
-        <w:t>通过</w:t>
-      </w:r>
-      <w:r>
-        <w:rPr>
-          <w:rFonts w:hint="default" w:ascii="Times New Roman" w:hAnsi="Times New Roman" w:eastAsia="黑体" w:cs="Times New Roman"/>
-          <w:b/>
-          <w:bCs/>
-          <w:i/>
-          <w:iCs/>
-          <w:caps w:val="0"/>
-          <w:color w:val="05073B"/>
-          <w:spacing w:val="0"/>
-          <w:sz w:val="18"/>
-          <w:szCs w:val="18"/>
-          <w:shd w:val="clear" w:fill="FDFDFE"/>
-        </w:rPr>
-        <w:t>XXL</w:t>
-      </w:r>
-      <w:bookmarkStart w:id="54" w:name="OLE_LINK34"/>
-      <w:r>
-        <w:rPr>
-          <w:rFonts w:hint="default" w:ascii="Times New Roman" w:hAnsi="Times New Roman" w:eastAsia="黑体" w:cs="Times New Roman"/>
-          <w:b/>
-          <w:bCs/>
-          <w:i/>
-          <w:iCs/>
-          <w:caps w:val="0"/>
-          <w:color w:val="05073B"/>
-          <w:spacing w:val="0"/>
-          <w:sz w:val="18"/>
-          <w:szCs w:val="18"/>
-          <w:shd w:val="clear" w:fill="FDFDFE"/>
-        </w:rPr>
-        <w:t>-</w:t>
-      </w:r>
-      <w:bookmarkEnd w:id="54"/>
-      <w:r>
-        <w:rPr>
-          <w:rFonts w:hint="default" w:ascii="Times New Roman" w:hAnsi="Times New Roman" w:eastAsia="黑体" w:cs="Times New Roman"/>
-          <w:b/>
-          <w:bCs/>
-          <w:i/>
-          <w:iCs/>
-          <w:caps w:val="0"/>
-          <w:color w:val="05073B"/>
-          <w:spacing w:val="0"/>
-          <w:sz w:val="18"/>
-          <w:szCs w:val="18"/>
-          <w:shd w:val="clear" w:fill="FDFDFE"/>
-        </w:rPr>
-        <w:t>JOB</w:t>
-      </w:r>
-      <w:r>
-        <w:rPr>
-          <w:rFonts w:hint="default" w:ascii="Times New Roman" w:hAnsi="Times New Roman" w:eastAsia="微软雅黑" w:cs="Times New Roman"/>
-          <w:i w:val="0"/>
-          <w:iCs w:val="0"/>
-          <w:caps w:val="0"/>
-          <w:color w:val="05073B"/>
-          <w:spacing w:val="0"/>
-          <w:sz w:val="18"/>
-          <w:szCs w:val="18"/>
-          <w:shd w:val="clear" w:fill="FDFDFE"/>
-        </w:rPr>
-        <w:t>实现定时任务，优化视频播放顺序的推荐机制，为用户提供更加个性化的内容推荐</w:t>
-      </w:r>
-      <w:r>
-        <w:rPr>
-          <w:rFonts w:hint="default" w:ascii="Times New Roman" w:hAnsi="Times New Roman" w:eastAsia="微软雅黑" w:cs="Times New Roman"/>
-          <w:color w:val="000000" w:themeColor="text1"/>
-          <w:sz w:val="18"/>
-          <w:szCs w:val="18"/>
-          <w14:textFill>
-            <w14:solidFill>
-              <w14:schemeClr w14:val="tx1"/>
-            </w14:solidFill>
-          </w14:textFill>
-        </w:rPr>
-        <w:t>。</w:t>
       </w:r>
     </w:p>
     <w:p>
@@ -7852,7 +7404,7 @@
           </w14:textFill>
         </w:rPr>
       </w:pPr>
-      <w:bookmarkStart w:id="55" w:name="OLE_LINK17"/>
+      <w:bookmarkStart w:id="47" w:name="OLE_LINK17"/>
     </w:p>
     <w:p>
       <w:pPr>
@@ -7897,7 +7449,7 @@
         <mc:AlternateContent>
           <mc:Choice Requires="wps">
             <w:drawing>
-              <wp:anchor distT="0" distB="0" distL="114300" distR="114300" simplePos="0" relativeHeight="251664384" behindDoc="0" locked="0" layoutInCell="1" allowOverlap="1">
+              <wp:anchor distT="0" distB="0" distL="114300" distR="114300" simplePos="0" relativeHeight="251663360" behindDoc="0" locked="0" layoutInCell="1" allowOverlap="1">
                 <wp:simplePos x="0" y="0"/>
                 <wp:positionH relativeFrom="column">
                   <wp:posOffset>33020</wp:posOffset>
@@ -7951,7 +7503,7 @@
           </mc:Choice>
           <mc:Fallback>
             <w:pict>
-              <v:line id="_x0000_s1026" o:spid="_x0000_s1026" o:spt="20" style="position:absolute;left:0pt;margin-left:2.6pt;margin-top:4pt;height:0.15pt;width:518.25pt;z-index:251664384;mso-width-relative:page;mso-height-relative:page;" filled="f" stroked="t" coordsize="21600,21600" o:gfxdata="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">
+              <v:line id="_x0000_s1026" o:spid="_x0000_s1026" o:spt="20" style="position:absolute;left:0pt;margin-left:2.6pt;margin-top:4pt;height:0.15pt;width:518.25pt;z-index:251663360;mso-width-relative:page;mso-height-relative:page;" filled="f" stroked="t" coordsize="21600,21600" o:gfxdata="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">
                 <v:fill on="f" focussize="0,0"/>
                 <v:stroke weight="1.5pt" color="#000000 [3213]" miterlimit="8" joinstyle="miter"/>
                 <v:imagedata o:title=""/>
@@ -8009,7 +7561,7 @@
         <w:t>自我评价</w:t>
       </w:r>
     </w:p>
-    <w:bookmarkEnd w:id="55"/>
+    <w:bookmarkEnd w:id="47"/>
     <w:p>
       <w:pPr>
         <w:keepNext w:val="0"/>

--- a/doc/简历/陈雪明的简历.docx
+++ b/doc/简历/陈雪明的简历.docx
@@ -1673,7 +1673,7 @@
             </w14:solidFill>
           </w14:textFill>
         </w:rPr>
-        <w:t>RabbitMQ、Kafka</w:t>
+        <w:t>RabbitMQ</w:t>
       </w:r>
       <w:r>
         <w:rPr>
@@ -4916,6 +4916,7 @@
         </w:rPr>
         <w:t>熟练运用</w:t>
       </w:r>
+      <w:bookmarkStart w:id="27" w:name="OLE_LINK5"/>
       <w:r>
         <w:rPr>
           <w:rFonts w:hint="default" w:ascii="Times New Roman" w:hAnsi="Times New Roman" w:eastAsia="黑体" w:cs="Times New Roman"/>
@@ -4930,7 +4931,24 @@
           <w:szCs w:val="18"/>
           <w:shd w:val="clear" w:fill="FDFDFE"/>
         </w:rPr>
-        <w:t>Angular与Ionic</w:t>
+        <w:t>Angular</w:t>
+      </w:r>
+      <w:bookmarkEnd w:id="27"/>
+      <w:r>
+        <w:rPr>
+          <w:rFonts w:hint="default" w:ascii="Times New Roman" w:hAnsi="Times New Roman" w:eastAsia="黑体" w:cs="Times New Roman"/>
+          <w:b/>
+          <w:bCs/>
+          <w:i/>
+          <w:iCs/>
+          <w:caps w:val="0"/>
+          <w:color w:val="05073B"/>
+          <w:spacing w:val="0"/>
+          <w:sz w:val="18"/>
+          <w:szCs w:val="18"/>
+          <w:shd w:val="clear" w:fill="FDFDFE"/>
+        </w:rPr>
+        <w:t>与Ionic</w:t>
       </w:r>
       <w:r>
         <w:rPr>
@@ -4946,7 +4964,7 @@
         </w:rPr>
         <w:t>，对</w:t>
       </w:r>
-      <w:bookmarkStart w:id="27" w:name="OLE_LINK62"/>
+      <w:bookmarkStart w:id="28" w:name="OLE_LINK62"/>
       <w:r>
         <w:rPr>
           <w:rFonts w:hint="default" w:ascii="Times New Roman" w:hAnsi="Times New Roman" w:eastAsia="微软雅黑" w:cs="Times New Roman"/>
@@ -4961,7 +4979,7 @@
         </w:rPr>
         <w:t>App</w:t>
       </w:r>
-      <w:bookmarkEnd w:id="27"/>
+      <w:bookmarkEnd w:id="28"/>
       <w:r>
         <w:rPr>
           <w:rFonts w:hint="default" w:ascii="Times New Roman" w:hAnsi="Times New Roman" w:eastAsia="微软雅黑" w:cs="Times New Roman"/>
@@ -5076,7 +5094,7 @@
         </w:rPr>
         <w:t>结合慢</w:t>
       </w:r>
-      <w:bookmarkStart w:id="28" w:name="OLE_LINK43"/>
+      <w:bookmarkStart w:id="29" w:name="OLE_LINK43"/>
       <w:r>
         <w:rPr>
           <w:rFonts w:hint="default" w:ascii="Times New Roman" w:hAnsi="Times New Roman" w:eastAsia="微软雅黑" w:cs="Times New Roman"/>
@@ -5094,7 +5112,7 @@
         </w:rPr>
         <w:t>SQL</w:t>
       </w:r>
-      <w:bookmarkEnd w:id="28"/>
+      <w:bookmarkEnd w:id="29"/>
       <w:r>
         <w:rPr>
           <w:rFonts w:hint="default" w:ascii="Times New Roman" w:hAnsi="Times New Roman" w:eastAsia="微软雅黑" w:cs="Times New Roman"/>
@@ -5110,7 +5128,7 @@
         </w:rPr>
         <w:t>阈值配置分析慢</w:t>
       </w:r>
-      <w:bookmarkStart w:id="29" w:name="OLE_LINK42"/>
+      <w:bookmarkStart w:id="30" w:name="OLE_LINK42"/>
       <w:r>
         <w:rPr>
           <w:rFonts w:hint="default" w:ascii="Times New Roman" w:hAnsi="Times New Roman" w:eastAsia="微软雅黑" w:cs="Times New Roman"/>
@@ -5128,7 +5146,7 @@
         </w:rPr>
         <w:t>SQL</w:t>
       </w:r>
-      <w:bookmarkEnd w:id="29"/>
+      <w:bookmarkEnd w:id="30"/>
       <w:r>
         <w:rPr>
           <w:rFonts w:hint="default" w:ascii="Times New Roman" w:hAnsi="Times New Roman" w:eastAsia="微软雅黑" w:cs="Times New Roman"/>
@@ -5176,8 +5194,8 @@
         </w:rPr>
         <w:t>和操作类型联合索引，</w:t>
       </w:r>
-      <w:bookmarkStart w:id="30" w:name="OLE_LINK45"/>
-      <w:bookmarkStart w:id="31" w:name="OLE_LINK86"/>
+      <w:bookmarkStart w:id="31" w:name="OLE_LINK45"/>
+      <w:bookmarkStart w:id="32" w:name="OLE_LINK86"/>
       <w:r>
         <w:rPr>
           <w:rFonts w:hint="default" w:ascii="Times New Roman" w:hAnsi="Times New Roman" w:eastAsia="微软雅黑" w:cs="Times New Roman"/>
@@ -5197,7 +5215,7 @@
         </w:rPr>
         <w:t>42w</w:t>
       </w:r>
-      <w:bookmarkEnd w:id="30"/>
+      <w:bookmarkEnd w:id="31"/>
       <w:r>
         <w:rPr>
           <w:rFonts w:hint="default" w:ascii="Times New Roman" w:hAnsi="Times New Roman" w:eastAsia="微软雅黑" w:cs="Times New Roman"/>
@@ -5217,7 +5235,7 @@
         </w:rPr>
         <w:t>数据从</w:t>
       </w:r>
-      <w:bookmarkStart w:id="32" w:name="OLE_LINK46"/>
+      <w:bookmarkStart w:id="33" w:name="OLE_LINK46"/>
       <w:r>
         <w:rPr>
           <w:rFonts w:hint="default" w:ascii="Times New Roman" w:hAnsi="Times New Roman" w:eastAsia="微软雅黑" w:cs="Times New Roman"/>
@@ -5237,7 +5255,7 @@
         </w:rPr>
         <w:t>1.3s</w:t>
       </w:r>
-      <w:bookmarkEnd w:id="32"/>
+      <w:bookmarkEnd w:id="33"/>
       <w:r>
         <w:rPr>
           <w:rFonts w:hint="default" w:ascii="Times New Roman" w:hAnsi="Times New Roman" w:eastAsia="微软雅黑" w:cs="Times New Roman"/>
@@ -5258,7 +5276,7 @@
         <w:t>优化到0.8s</w:t>
       </w:r>
     </w:p>
-    <w:bookmarkEnd w:id="31"/>
+    <w:bookmarkEnd w:id="32"/>
     <w:p>
       <w:pPr>
         <w:keepNext w:val="0"/>
@@ -5307,7 +5325,7 @@
         </w:rPr>
         <w:t xml:space="preserve">利用 </w:t>
       </w:r>
-      <w:bookmarkStart w:id="33" w:name="OLE_LINK44"/>
+      <w:bookmarkStart w:id="34" w:name="OLE_LINK44"/>
       <w:r>
         <w:rPr>
           <w:rFonts w:hint="default" w:ascii="Times New Roman" w:hAnsi="Times New Roman" w:eastAsia="微软雅黑" w:cs="Times New Roman"/>
@@ -5324,7 +5342,7 @@
         </w:rPr>
         <w:t xml:space="preserve">Redis </w:t>
       </w:r>
-      <w:bookmarkEnd w:id="33"/>
+      <w:bookmarkEnd w:id="34"/>
       <w:r>
         <w:rPr>
           <w:rFonts w:hint="default" w:ascii="Times New Roman" w:hAnsi="Times New Roman" w:eastAsia="微软雅黑" w:cs="Times New Roman"/>
@@ -5339,7 +5357,7 @@
         </w:rPr>
         <w:t xml:space="preserve">缓存用户登录的 </w:t>
       </w:r>
-      <w:bookmarkStart w:id="34" w:name="OLE_LINK40"/>
+      <w:bookmarkStart w:id="35" w:name="OLE_LINK40"/>
       <w:r>
         <w:rPr>
           <w:rFonts w:hint="default" w:ascii="Times New Roman" w:hAnsi="Times New Roman" w:eastAsia="微软雅黑" w:cs="Times New Roman"/>
@@ -5358,7 +5376,7 @@
         </w:rPr>
         <w:t xml:space="preserve">Token </w:t>
       </w:r>
-      <w:bookmarkEnd w:id="34"/>
+      <w:bookmarkEnd w:id="35"/>
       <w:r>
         <w:rPr>
           <w:rFonts w:hint="default" w:ascii="Times New Roman" w:hAnsi="Times New Roman" w:eastAsia="微软雅黑" w:cs="Times New Roman"/>
@@ -5403,7 +5421,7 @@
         </w:rPr>
         <w:t>更新该</w:t>
       </w:r>
-      <w:bookmarkStart w:id="35" w:name="OLE_LINK41"/>
+      <w:bookmarkStart w:id="36" w:name="OLE_LINK41"/>
       <w:r>
         <w:rPr>
           <w:rFonts w:hint="default" w:ascii="Times New Roman" w:hAnsi="Times New Roman" w:eastAsia="微软雅黑" w:cs="Times New Roman"/>
@@ -5421,7 +5439,7 @@
         </w:rPr>
         <w:t>key</w:t>
       </w:r>
-      <w:bookmarkEnd w:id="35"/>
+      <w:bookmarkEnd w:id="36"/>
       <w:r>
         <w:rPr>
           <w:rFonts w:hint="default" w:ascii="Times New Roman" w:hAnsi="Times New Roman" w:eastAsia="微软雅黑" w:cs="Times New Roman"/>
@@ -5437,7 +5455,7 @@
         </w:rPr>
         <w:t>合理时间范围内的随机过期事件，预防用户登录高峰期系统</w:t>
       </w:r>
-      <w:bookmarkStart w:id="36" w:name="OLE_LINK100"/>
+      <w:bookmarkStart w:id="37" w:name="OLE_LINK100"/>
       <w:r>
         <w:rPr>
           <w:rFonts w:hint="default" w:ascii="Times New Roman" w:hAnsi="Times New Roman" w:eastAsia="微软雅黑" w:cs="Times New Roman"/>
@@ -5457,7 +5475,7 @@
         </w:rPr>
         <w:t>缓存雪崩</w:t>
       </w:r>
-      <w:bookmarkEnd w:id="36"/>
+      <w:bookmarkEnd w:id="37"/>
       <w:r>
         <w:rPr>
           <w:rFonts w:hint="default" w:ascii="Times New Roman" w:hAnsi="Times New Roman" w:eastAsia="微软雅黑" w:cs="Times New Roman"/>
@@ -5697,7 +5715,7 @@
           </w14:textFill>
         </w:rPr>
       </w:pPr>
-      <w:bookmarkStart w:id="37" w:name="OLE_LINK14"/>
+      <w:bookmarkStart w:id="38" w:name="OLE_LINK14"/>
       <w:r>
         <w:rPr>
           <w:rFonts w:hint="default" w:ascii="Times New Roman" w:hAnsi="Times New Roman" w:eastAsia="微软雅黑" w:cs="Times New Roman"/>
@@ -5712,7 +5730,7 @@
         </w:rPr>
         <w:t>后端开发</w:t>
       </w:r>
-      <w:bookmarkEnd w:id="37"/>
+      <w:bookmarkEnd w:id="38"/>
       <w:r>
         <w:rPr>
           <w:rFonts w:hint="default" w:ascii="Times New Roman" w:hAnsi="Times New Roman" w:eastAsia="微软雅黑" w:cs="Times New Roman"/>
@@ -6540,7 +6558,7 @@
         </w:rPr>
         <w:t>：</w:t>
       </w:r>
-      <w:bookmarkStart w:id="38" w:name="OLE_LINK108"/>
+      <w:bookmarkStart w:id="39" w:name="OLE_LINK108"/>
       <w:r>
         <w:rPr>
           <w:rFonts w:hint="default" w:ascii="Times New Roman" w:hAnsi="Times New Roman" w:eastAsia="微软雅黑" w:cs="Times New Roman"/>
@@ -6561,7 +6579,7 @@
         <w:t>https://github.com/brucecxm/brucecxm-bruce-douyin</w:t>
       </w:r>
     </w:p>
-    <w:bookmarkEnd w:id="38"/>
+    <w:bookmarkEnd w:id="39"/>
     <w:p>
       <w:pPr>
         <w:keepNext w:val="0"/>
@@ -6742,7 +6760,17 @@
           <w:sz w:val="18"/>
           <w:szCs w:val="18"/>
         </w:rPr>
-        <w:t>本炫技项目整合全栈技术能力，前端涵盖架构设计、H5、小程序、安卓原生及 UniApp 开发；后端包含服务架构、接口开发、数据库设计优化与部署运维，最终基于抖音 APP 呈现。</w:t>
+        <w:t>本炫技项目整合全栈技术能力，前端涵盖架构设</w:t>
+      </w:r>
+      <w:bookmarkStart w:id="49" w:name="_GoBack"/>
+      <w:bookmarkEnd w:id="49"/>
+      <w:r>
+        <w:rPr>
+          <w:rFonts w:hint="default" w:ascii="Times New Roman" w:hAnsi="Times New Roman" w:eastAsia="微软雅黑" w:cs="Times New Roman"/>
+          <w:sz w:val="18"/>
+          <w:szCs w:val="18"/>
+        </w:rPr>
+        <w:t>计、H5、小程序、安卓原生及 UniApp 开发；后端包含服务架构、接口开发、数据库设计优化与部署运维，最终基于抖音 APP 呈现。</w:t>
       </w:r>
     </w:p>
     <w:p>
@@ -6777,7 +6805,7 @@
           </w14:textFill>
         </w:rPr>
       </w:pPr>
-      <w:bookmarkStart w:id="39" w:name="OLE_LINK16"/>
+      <w:bookmarkStart w:id="40" w:name="OLE_LINK16"/>
       <w:r>
         <w:rPr>
           <w:rFonts w:hint="default" w:ascii="Times New Roman" w:hAnsi="Times New Roman" w:eastAsia="微软雅黑" w:cs="Times New Roman"/>
@@ -6796,7 +6824,7 @@
         <w:t>项目亮点：</w:t>
       </w:r>
     </w:p>
-    <w:bookmarkEnd w:id="39"/>
+    <w:bookmarkEnd w:id="40"/>
     <w:p>
       <w:pPr>
         <w:keepNext w:val="0"/>
@@ -6891,23 +6919,7 @@
           <w:szCs w:val="18"/>
           <w:shd w:val="clear" w:fill="FDFDFE"/>
         </w:rPr>
-        <w:t>基于Spring Cloud微服务架构，拆分用户/视频/电商/搜索/管理后台等模块，使用</w:t>
-      </w:r>
-      <w:bookmarkStart w:id="48" w:name="_GoBack"/>
-      <w:bookmarkEnd w:id="48"/>
-      <w:r>
-        <w:rPr>
-          <w:rFonts w:hint="default" w:ascii="Times New Roman" w:hAnsi="Times New Roman" w:eastAsia="微软雅黑" w:cs="Times New Roman"/>
-          <w:i w:val="0"/>
-          <w:iCs w:val="0"/>
-          <w:caps w:val="0"/>
-          <w:color w:val="05073B"/>
-          <w:spacing w:val="0"/>
-          <w:sz w:val="18"/>
-          <w:szCs w:val="18"/>
-          <w:shd w:val="clear" w:fill="FDFDFE"/>
-        </w:rPr>
-        <w:t>Eureka作为注册中心与配置中心，支持横向扩展。</w:t>
+        <w:t>基于Spring Cloud微服务架构，拆分用户/视频/电商/搜索/管理后台等模块，使用Eureka作为注册中心与配置中心，支持横向扩展。</w:t>
       </w:r>
     </w:p>
     <w:p>
@@ -6943,8 +6955,8 @@
           </w14:textFill>
         </w:rPr>
       </w:pPr>
-      <w:bookmarkStart w:id="40" w:name="OLE_LINK11"/>
-      <w:bookmarkStart w:id="41" w:name="OLE_LINK12"/>
+      <w:bookmarkStart w:id="41" w:name="OLE_LINK11"/>
+      <w:bookmarkStart w:id="42" w:name="OLE_LINK12"/>
       <w:r>
         <w:rPr>
           <w:rFonts w:hint="default" w:ascii="Times New Roman" w:hAnsi="Times New Roman" w:eastAsia="黑体" w:cs="Times New Roman"/>
@@ -6962,7 +6974,7 @@
         </w:rPr>
         <w:t>结合</w:t>
       </w:r>
-      <w:bookmarkStart w:id="42" w:name="OLE_LINK28"/>
+      <w:bookmarkStart w:id="43" w:name="OLE_LINK28"/>
       <w:r>
         <w:rPr>
           <w:rFonts w:hint="default" w:ascii="Times New Roman" w:hAnsi="Times New Roman" w:eastAsia="黑体" w:cs="Times New Roman"/>
@@ -6979,7 +6991,7 @@
         </w:rPr>
         <w:t>SpringBoot与ElasticSearch</w:t>
       </w:r>
-      <w:bookmarkEnd w:id="42"/>
+      <w:bookmarkEnd w:id="43"/>
       <w:r>
         <w:rPr>
           <w:rFonts w:hint="default" w:ascii="Times New Roman" w:hAnsi="Times New Roman" w:eastAsia="微软雅黑" w:cs="Times New Roman"/>
@@ -6994,8 +7006,8 @@
         </w:rPr>
         <w:t>，</w:t>
       </w:r>
-      <w:bookmarkEnd w:id="40"/>
       <w:bookmarkEnd w:id="41"/>
+      <w:bookmarkEnd w:id="42"/>
       <w:r>
         <w:rPr>
           <w:rFonts w:hint="default" w:ascii="Times New Roman" w:hAnsi="Times New Roman" w:eastAsia="微软雅黑" w:cs="Times New Roman"/>
@@ -7010,7 +7022,7 @@
         </w:rPr>
         <w:t>进行数据索引，结合</w:t>
       </w:r>
-      <w:bookmarkStart w:id="43" w:name="OLE_LINK39"/>
+      <w:bookmarkStart w:id="44" w:name="OLE_LINK39"/>
       <w:r>
         <w:rPr>
           <w:rFonts w:hint="default" w:ascii="Times New Roman" w:hAnsi="Times New Roman" w:eastAsia="微软雅黑" w:cs="Times New Roman"/>
@@ -7025,7 +7037,7 @@
         </w:rPr>
         <w:t>Redis</w:t>
       </w:r>
-      <w:bookmarkEnd w:id="43"/>
+      <w:bookmarkEnd w:id="44"/>
       <w:r>
         <w:rPr>
           <w:rFonts w:hint="default" w:ascii="Times New Roman" w:hAnsi="Times New Roman" w:eastAsia="微软雅黑" w:cs="Times New Roman"/>
@@ -7069,7 +7081,7 @@
         </w:rPr>
         <w:t>减轻</w:t>
       </w:r>
-      <w:bookmarkStart w:id="44" w:name="OLE_LINK37"/>
+      <w:bookmarkStart w:id="45" w:name="OLE_LINK37"/>
       <w:r>
         <w:rPr>
           <w:rFonts w:hint="default" w:ascii="Times New Roman" w:hAnsi="Times New Roman" w:eastAsia="微软雅黑" w:cs="Times New Roman"/>
@@ -7084,7 +7096,7 @@
         </w:rPr>
         <w:t>MySQ</w:t>
       </w:r>
-      <w:bookmarkEnd w:id="44"/>
+      <w:bookmarkEnd w:id="45"/>
       <w:r>
         <w:rPr>
           <w:rFonts w:hint="default" w:ascii="Times New Roman" w:hAnsi="Times New Roman" w:eastAsia="微软雅黑" w:cs="Times New Roman"/>
@@ -7147,7 +7159,7 @@
         </w:rPr>
         <w:t>采用</w:t>
       </w:r>
-      <w:bookmarkStart w:id="45" w:name="OLE_LINK29"/>
+      <w:bookmarkStart w:id="46" w:name="OLE_LINK29"/>
       <w:r>
         <w:rPr>
           <w:rFonts w:hint="default" w:ascii="Times New Roman" w:hAnsi="Times New Roman" w:eastAsia="黑体" w:cs="Times New Roman"/>
@@ -7164,7 +7176,7 @@
         </w:rPr>
         <w:t>SaToken</w:t>
       </w:r>
-      <w:bookmarkEnd w:id="45"/>
+      <w:bookmarkEnd w:id="46"/>
       <w:r>
         <w:rPr>
           <w:rFonts w:hint="default" w:ascii="Times New Roman" w:hAnsi="Times New Roman" w:eastAsia="微软雅黑" w:cs="Times New Roman"/>
@@ -7180,7 +7192,7 @@
         </w:rPr>
         <w:t>通过</w:t>
       </w:r>
-      <w:bookmarkStart w:id="46" w:name="OLE_LINK95"/>
+      <w:bookmarkStart w:id="47" w:name="OLE_LINK95"/>
       <w:r>
         <w:rPr>
           <w:rFonts w:hint="default" w:ascii="Times New Roman" w:hAnsi="Times New Roman" w:eastAsia="微软雅黑" w:cs="Times New Roman"/>
@@ -7198,7 +7210,7 @@
         </w:rPr>
         <w:t>优雅简洁的的代码</w:t>
       </w:r>
-      <w:bookmarkEnd w:id="46"/>
+      <w:bookmarkEnd w:id="47"/>
       <w:r>
         <w:rPr>
           <w:rFonts w:hint="default" w:ascii="Times New Roman" w:hAnsi="Times New Roman" w:eastAsia="微软雅黑" w:cs="Times New Roman"/>
@@ -7404,7 +7416,7 @@
           </w14:textFill>
         </w:rPr>
       </w:pPr>
-      <w:bookmarkStart w:id="47" w:name="OLE_LINK17"/>
+      <w:bookmarkStart w:id="48" w:name="OLE_LINK17"/>
     </w:p>
     <w:p>
       <w:pPr>
@@ -7561,7 +7573,7 @@
         <w:t>自我评价</w:t>
       </w:r>
     </w:p>
-    <w:bookmarkEnd w:id="47"/>
+    <w:bookmarkEnd w:id="48"/>
     <w:p>
       <w:pPr>
         <w:keepNext w:val="0"/>

--- a/doc/简历/陈雪明的简历.docx
+++ b/doc/简历/陈雪明的简历.docx
@@ -1357,7 +1357,7 @@
             </w14:solidFill>
           </w14:textFill>
         </w:rPr>
-        <w:t>等原理，掌握单例、模板、策略、工厂、适配器等设计模式，并具备线上项目实践经验。</w:t>
+        <w:t>等原理，掌握单例、模板、策略、工厂等设计模式，并具备线上项目实践经验。</w:t>
       </w:r>
     </w:p>
     <w:p>
@@ -5525,6 +5525,8 @@
           </w14:textFill>
         </w:rPr>
       </w:pPr>
+      <w:bookmarkStart w:id="49" w:name="_GoBack"/>
+      <w:bookmarkEnd w:id="49"/>
     </w:p>
     <w:p>
       <w:pPr>
@@ -5764,7 +5766,7 @@
         <w:ind w:left="357" w:leftChars="170" w:right="340" w:firstLine="0" w:firstLineChars="0"/>
         <w:textAlignment w:val="center"/>
         <w:rPr>
-          <w:rFonts w:hint="default" w:ascii="Times New Roman" w:hAnsi="Times New Roman" w:eastAsia="微软雅黑" w:cs="Times New Roman"/>
+          <w:rFonts w:hint="default" w:ascii="Times New Roman" w:hAnsi="Times New Roman" w:eastAsia="黑体" w:cs="Times New Roman"/>
           <w:b/>
           <w:bCs/>
           <w:i/>
@@ -5825,11 +5827,30 @@
             </w14:solidFill>
           </w14:textFill>
         </w:rPr>
-        <w:t>SpringBoot+Mybatis+MySQL+Redis</w:t>
-      </w:r>
-      <w:r>
-        <w:rPr>
-          <w:rFonts w:hint="default" w:ascii="Times New Roman" w:hAnsi="Times New Roman" w:eastAsia="微软雅黑" w:cs="Times New Roman"/>
+        <w:t>SpringBoot++ SpringCloud</w:t>
+      </w:r>
+      <w:r>
+        <w:rPr>
+          <w:rFonts w:hint="eastAsia" w:ascii="Times New Roman" w:hAnsi="Times New Roman" w:eastAsia="微软雅黑" w:cs="Times New Roman"/>
+          <w:b/>
+          <w:bCs/>
+          <w:i/>
+          <w:iCs/>
+          <w:color w:val="000000" w:themeColor="text1"/>
+          <w:sz w:val="18"/>
+          <w:szCs w:val="18"/>
+          <w:lang w:val="en-US" w:eastAsia="zh-CN"/>
+          <w14:textFill>
+            <w14:solidFill>
+              <w14:schemeClr w14:val="tx1"/>
+            </w14:solidFill>
+          </w14:textFill>
+        </w:rPr>
+        <w:t>+</w:t>
+      </w:r>
+      <w:r>
+        <w:rPr>
+          <w:rFonts w:hint="eastAsia" w:ascii="Times New Roman" w:hAnsi="Times New Roman" w:eastAsia="黑体" w:cs="Times New Roman"/>
           <w:b/>
           <w:bCs/>
           <w:i/>
@@ -5841,11 +5862,29 @@
           <w:szCs w:val="18"/>
           <w:lang w:val="en-US" w:eastAsia="zh-CN"/>
         </w:rPr>
-        <w:t>+</w:t>
-      </w:r>
-      <w:r>
-        <w:rPr>
-          <w:rFonts w:hint="default" w:ascii="Times New Roman" w:hAnsi="Times New Roman" w:eastAsia="黑体" w:cs="Times New Roman"/>
+        <w:t>Zookeeper</w:t>
+      </w:r>
+      <w:r>
+        <w:rPr>
+          <w:rFonts w:hint="default" w:ascii="Times New Roman" w:hAnsi="Times New Roman" w:eastAsia="微软雅黑" w:cs="Times New Roman"/>
+          <w:b/>
+          <w:bCs/>
+          <w:i/>
+          <w:iCs/>
+          <w:color w:val="000000" w:themeColor="text1"/>
+          <w:sz w:val="18"/>
+          <w:szCs w:val="18"/>
+          <w14:textFill>
+            <w14:solidFill>
+              <w14:schemeClr w14:val="tx1"/>
+            </w14:solidFill>
+          </w14:textFill>
+        </w:rPr>
+        <w:t>+Mybatis</w:t>
+      </w:r>
+      <w:r>
+        <w:rPr>
+          <w:rFonts w:hint="eastAsia" w:ascii="Times New Roman" w:hAnsi="Times New Roman" w:eastAsia="黑体" w:cs="Times New Roman"/>
           <w:b/>
           <w:bCs/>
           <w:i/>
@@ -5855,8 +5894,74 @@
           <w:spacing w:val="0"/>
           <w:sz w:val="18"/>
           <w:szCs w:val="18"/>
+          <w:lang w:val="en-US" w:eastAsia="zh-CN"/>
+        </w:rPr>
+        <w:t>+</w:t>
+      </w:r>
+      <w:r>
+        <w:rPr>
+          <w:rFonts w:hint="default" w:ascii="Times New Roman" w:hAnsi="Times New Roman" w:eastAsia="微软雅黑" w:cs="Times New Roman"/>
+          <w:b/>
+          <w:bCs/>
+          <w:i/>
+          <w:iCs/>
+          <w:color w:val="000000" w:themeColor="text1"/>
+          <w:sz w:val="18"/>
+          <w:szCs w:val="18"/>
+          <w14:textFill>
+            <w14:solidFill>
+              <w14:schemeClr w14:val="tx1"/>
+            </w14:solidFill>
+          </w14:textFill>
+        </w:rPr>
+        <w:t>MySQL+Redis</w:t>
+      </w:r>
+      <w:r>
+        <w:rPr>
+          <w:rFonts w:hint="default" w:ascii="Times New Roman" w:hAnsi="Times New Roman" w:eastAsia="微软雅黑" w:cs="Times New Roman"/>
+          <w:b/>
+          <w:bCs/>
+          <w:i/>
+          <w:iCs/>
+          <w:caps w:val="0"/>
+          <w:color w:val="05073B"/>
+          <w:spacing w:val="0"/>
+          <w:sz w:val="18"/>
+          <w:szCs w:val="18"/>
+          <w:lang w:val="en-US" w:eastAsia="zh-CN"/>
+        </w:rPr>
+        <w:t>+</w:t>
+      </w:r>
+      <w:r>
+        <w:rPr>
+          <w:rFonts w:hint="default" w:ascii="Times New Roman" w:hAnsi="Times New Roman" w:eastAsia="黑体" w:cs="Times New Roman"/>
+          <w:b/>
+          <w:bCs/>
+          <w:i/>
+          <w:iCs/>
+          <w:caps w:val="0"/>
+          <w:color w:val="05073B"/>
+          <w:spacing w:val="0"/>
+          <w:sz w:val="18"/>
+          <w:szCs w:val="18"/>
         </w:rPr>
         <w:t>Minio</w:t>
+      </w:r>
+      <w:r>
+        <w:rPr>
+          <w:rFonts w:hint="eastAsia" w:ascii="Times New Roman" w:hAnsi="Times New Roman" w:eastAsia="黑体" w:cs="Times New Roman"/>
+          <w:b/>
+          <w:bCs/>
+          <w:i/>
+          <w:iCs/>
+          <w:caps w:val="0"/>
+          <w:color w:val="05073B"/>
+          <w:spacing w:val="0"/>
+          <w:sz w:val="18"/>
+          <w:szCs w:val="18"/>
+          <w:lang w:val="en-US" w:eastAsia="zh-CN"/>
+        </w:rPr>
+        <w:t>+Vue2+Element U I+QianKun</w:t>
       </w:r>
     </w:p>
     <w:p>
@@ -6760,17 +6865,7 @@
           <w:sz w:val="18"/>
           <w:szCs w:val="18"/>
         </w:rPr>
-        <w:t>本炫技项目整合全栈技术能力，前端涵盖架构设</w:t>
-      </w:r>
-      <w:bookmarkStart w:id="49" w:name="_GoBack"/>
-      <w:bookmarkEnd w:id="49"/>
-      <w:r>
-        <w:rPr>
-          <w:rFonts w:hint="default" w:ascii="Times New Roman" w:hAnsi="Times New Roman" w:eastAsia="微软雅黑" w:cs="Times New Roman"/>
-          <w:sz w:val="18"/>
-          <w:szCs w:val="18"/>
-        </w:rPr>
-        <w:t>计、H5、小程序、安卓原生及 UniApp 开发；后端包含服务架构、接口开发、数据库设计优化与部署运维，最终基于抖音 APP 呈现。</w:t>
+        <w:t>本炫技项目整合全栈技术能力，前端涵盖架构设计、H5、小程序、安卓原生及 UniApp 开发；后端包含服务架构、接口开发、数据库设计优化与部署运维，最终基于抖音 APP 呈现。</w:t>
       </w:r>
     </w:p>
     <w:p>
@@ -6919,7 +7014,7 @@
           <w:szCs w:val="18"/>
           <w:shd w:val="clear" w:fill="FDFDFE"/>
         </w:rPr>
-        <w:t>基于Spring Cloud微服务架构，拆分用户/视频/电商/搜索/管理后台等模块，使用Eureka作为注册中心与配置中心，支持横向扩展。</w:t>
+        <w:t>基于Spring Cloud微服务架构，拆分用户/视频/电商/搜索/管理后台等模块，使用Eureka作为注册中心，支持横向扩展。</w:t>
       </w:r>
     </w:p>
     <w:p>

--- a/doc/简历/陈雪明的简历.docx
+++ b/doc/简历/陈雪明的简历.docx
@@ -1734,21 +1734,21 @@
             </w14:solidFill>
           </w14:textFill>
         </w:rPr>
-        <w:t>Nginx、MinIO、ElasticSearch</w:t>
-      </w:r>
-      <w:r>
-        <w:rPr>
-          <w:rFonts w:hint="default" w:ascii="Times New Roman" w:hAnsi="Times New Roman" w:eastAsia="微软雅黑" w:cs="Times New Roman"/>
-          <w:color w:val="000000" w:themeColor="text1"/>
-          <w:sz w:val="18"/>
-          <w:szCs w:val="18"/>
-          <w14:textFill>
-            <w14:solidFill>
-              <w14:schemeClr w14:val="tx1"/>
-            </w14:solidFill>
-          </w14:textFill>
-        </w:rPr>
-        <w:t xml:space="preserve"> 等常用中间件的使用。</w:t>
+        <w:t>Nginx、MinIO</w:t>
+      </w:r>
+      <w:r>
+        <w:rPr>
+          <w:rFonts w:hint="default" w:ascii="Times New Roman" w:hAnsi="Times New Roman" w:eastAsia="微软雅黑" w:cs="Times New Roman"/>
+          <w:color w:val="000000" w:themeColor="text1"/>
+          <w:sz w:val="18"/>
+          <w:szCs w:val="18"/>
+          <w14:textFill>
+            <w14:solidFill>
+              <w14:schemeClr w14:val="tx1"/>
+            </w14:solidFill>
+          </w14:textFill>
+        </w:rPr>
+        <w:t>等常用中间件的使用。</w:t>
       </w:r>
     </w:p>
     <w:p>
@@ -1975,21 +1975,12 @@
       </w:r>
       <w:r>
         <w:rPr>
-          <w:rFonts w:hint="default" w:ascii="Times New Roman" w:hAnsi="Times New Roman" w:eastAsia="微软雅黑" w:cs="Times New Roman"/>
-          <w:sz w:val="18"/>
-          <w:szCs w:val="18"/>
-          <w:lang w:val="en-US" w:eastAsia="zh-CN"/>
-        </w:rPr>
-        <w:t>包括PC端、移动端和小程序</w:t>
-      </w:r>
-      <w:r>
-        <w:rPr>
           <w:rFonts w:hint="eastAsia" w:ascii="Times New Roman" w:hAnsi="Times New Roman" w:eastAsia="微软雅黑" w:cs="Times New Roman"/>
           <w:sz w:val="18"/>
           <w:szCs w:val="18"/>
           <w:lang w:val="en-US" w:eastAsia="zh-CN"/>
         </w:rPr>
-        <w:t>。</w:t>
+        <w:t>了解安卓原生、小程序开发。</w:t>
       </w:r>
     </w:p>
     <w:p>
@@ -2872,7 +2863,166 @@
             </w14:solidFill>
           </w14:textFill>
         </w:rPr>
-        <w:t>开发了任务分解功能，使得省公司派发下来的任务能在地市和区县之间能合理分配销售任务</w:t>
+        <w:t>利用微服务架构，将平台的多个导出缓慢的</w:t>
+      </w:r>
+      <w:r>
+        <w:rPr>
+          <w:rFonts w:hint="eastAsia" w:ascii="Times New Roman" w:hAnsi="Times New Roman" w:eastAsia="微软雅黑" w:cs="Times New Roman"/>
+          <w:b/>
+          <w:bCs/>
+          <w:i/>
+          <w:iCs/>
+          <w:color w:val="000000" w:themeColor="text1"/>
+          <w:sz w:val="18"/>
+          <w:szCs w:val="18"/>
+          <w:lang w:val="en-US" w:eastAsia="zh-CN"/>
+          <w14:textFill>
+            <w14:solidFill>
+              <w14:schemeClr w14:val="tx1"/>
+            </w14:solidFill>
+          </w14:textFill>
+        </w:rPr>
+        <w:t>E</w:t>
+      </w:r>
+      <w:r>
+        <w:rPr>
+          <w:rFonts w:hint="default" w:ascii="Times New Roman" w:hAnsi="Times New Roman" w:eastAsia="微软雅黑" w:cs="Times New Roman"/>
+          <w:b/>
+          <w:bCs/>
+          <w:i/>
+          <w:iCs/>
+          <w:color w:val="000000" w:themeColor="text1"/>
+          <w:sz w:val="18"/>
+          <w:szCs w:val="18"/>
+          <w:lang w:val="en-US" w:eastAsia="zh-CN"/>
+          <w14:textFill>
+            <w14:solidFill>
+              <w14:schemeClr w14:val="tx1"/>
+            </w14:solidFill>
+          </w14:textFill>
+        </w:rPr>
+        <w:t>xcel</w:t>
+      </w:r>
+      <w:r>
+        <w:rPr>
+          <w:rFonts w:hint="default" w:ascii="Times New Roman" w:hAnsi="Times New Roman" w:eastAsia="微软雅黑" w:cs="Times New Roman"/>
+          <w:color w:val="000000" w:themeColor="text1"/>
+          <w:sz w:val="18"/>
+          <w:szCs w:val="18"/>
+          <w:lang w:val="en-US" w:eastAsia="zh-CN"/>
+          <w14:textFill>
+            <w14:solidFill>
+              <w14:schemeClr w14:val="tx1"/>
+            </w14:solidFill>
+          </w14:textFill>
+        </w:rPr>
+        <w:t>导出接口迁移到了微服务，利用</w:t>
+      </w:r>
+      <w:r>
+        <w:rPr>
+          <w:rFonts w:hint="default" w:ascii="Times New Roman" w:hAnsi="Times New Roman" w:eastAsia="微软雅黑" w:cs="Times New Roman"/>
+          <w:b/>
+          <w:bCs/>
+          <w:i/>
+          <w:iCs/>
+          <w:color w:val="000000" w:themeColor="text1"/>
+          <w:sz w:val="18"/>
+          <w:szCs w:val="18"/>
+          <w:lang w:val="en-US" w:eastAsia="zh-CN"/>
+          <w14:textFill>
+            <w14:solidFill>
+              <w14:schemeClr w14:val="tx1"/>
+            </w14:solidFill>
+          </w14:textFill>
+        </w:rPr>
+        <w:t>easy</w:t>
+      </w:r>
+      <w:r>
+        <w:rPr>
+          <w:rFonts w:hint="eastAsia" w:ascii="Times New Roman" w:hAnsi="Times New Roman" w:eastAsia="微软雅黑" w:cs="Times New Roman"/>
+          <w:b/>
+          <w:bCs/>
+          <w:i/>
+          <w:iCs/>
+          <w:color w:val="000000" w:themeColor="text1"/>
+          <w:sz w:val="18"/>
+          <w:szCs w:val="18"/>
+          <w:lang w:val="en-US" w:eastAsia="zh-CN"/>
+          <w14:textFill>
+            <w14:solidFill>
+              <w14:schemeClr w14:val="tx1"/>
+            </w14:solidFill>
+          </w14:textFill>
+        </w:rPr>
+        <w:t>E</w:t>
+      </w:r>
+      <w:r>
+        <w:rPr>
+          <w:rFonts w:hint="default" w:ascii="Times New Roman" w:hAnsi="Times New Roman" w:eastAsia="微软雅黑" w:cs="Times New Roman"/>
+          <w:b/>
+          <w:bCs/>
+          <w:i/>
+          <w:iCs/>
+          <w:color w:val="000000" w:themeColor="text1"/>
+          <w:sz w:val="18"/>
+          <w:szCs w:val="18"/>
+          <w:lang w:val="en-US" w:eastAsia="zh-CN"/>
+          <w14:textFill>
+            <w14:solidFill>
+              <w14:schemeClr w14:val="tx1"/>
+            </w14:solidFill>
+          </w14:textFill>
+        </w:rPr>
+        <w:t>xcel</w:t>
+      </w:r>
+      <w:r>
+        <w:rPr>
+          <w:rFonts w:hint="default" w:ascii="Times New Roman" w:hAnsi="Times New Roman" w:eastAsia="微软雅黑" w:cs="Times New Roman"/>
+          <w:color w:val="000000" w:themeColor="text1"/>
+          <w:sz w:val="18"/>
+          <w:szCs w:val="18"/>
+          <w:lang w:val="en-US" w:eastAsia="zh-CN"/>
+          <w14:textFill>
+            <w14:solidFill>
+              <w14:schemeClr w14:val="tx1"/>
+            </w14:solidFill>
+          </w14:textFill>
+        </w:rPr>
+        <w:t>和</w:t>
+      </w:r>
+      <w:r>
+        <w:rPr>
+          <w:rFonts w:hint="default" w:ascii="Times New Roman" w:hAnsi="Times New Roman" w:eastAsia="微软雅黑" w:cs="Times New Roman"/>
+          <w:b/>
+          <w:bCs/>
+          <w:i/>
+          <w:iCs/>
+          <w:color w:val="000000" w:themeColor="text1"/>
+          <w:sz w:val="18"/>
+          <w:szCs w:val="18"/>
+          <w:lang w:val="en-US" w:eastAsia="zh-CN"/>
+          <w14:textFill>
+            <w14:solidFill>
+              <w14:schemeClr w14:val="tx1"/>
+            </w14:solidFill>
+          </w14:textFill>
+        </w:rPr>
+        <w:t>redis</w:t>
+      </w:r>
+      <w:r>
+        <w:rPr>
+          <w:rFonts w:hint="default" w:ascii="Times New Roman" w:hAnsi="Times New Roman" w:eastAsia="微软雅黑" w:cs="Times New Roman"/>
+          <w:color w:val="000000" w:themeColor="text1"/>
+          <w:sz w:val="18"/>
+          <w:szCs w:val="18"/>
+          <w:lang w:val="en-US" w:eastAsia="zh-CN"/>
+          <w14:textFill>
+            <w14:solidFill>
+              <w14:schemeClr w14:val="tx1"/>
+            </w14:solidFill>
+          </w14:textFill>
+        </w:rPr>
+        <w:t>极大提高导出速度</w:t>
       </w:r>
     </w:p>
     <w:p>
@@ -2915,223 +3065,13 @@
           <w:color w:val="000000" w:themeColor="text1"/>
           <w:sz w:val="18"/>
           <w:szCs w:val="18"/>
-          <w:lang w:val="en-US" w:eastAsia="zh-CN"/>
-          <w14:textFill>
-            <w14:solidFill>
-              <w14:schemeClr w14:val="tx1"/>
-            </w14:solidFill>
-          </w14:textFill>
-        </w:rPr>
-        <w:t>利用微服务架构，将平台的多个导出缓慢的</w:t>
-      </w:r>
-      <w:r>
-        <w:rPr>
-          <w:rFonts w:hint="eastAsia" w:ascii="Times New Roman" w:hAnsi="Times New Roman" w:eastAsia="微软雅黑" w:cs="Times New Roman"/>
-          <w:b/>
-          <w:bCs/>
-          <w:i/>
-          <w:iCs/>
-          <w:color w:val="000000" w:themeColor="text1"/>
-          <w:sz w:val="18"/>
-          <w:szCs w:val="18"/>
-          <w:lang w:val="en-US" w:eastAsia="zh-CN"/>
-          <w14:textFill>
-            <w14:solidFill>
-              <w14:schemeClr w14:val="tx1"/>
-            </w14:solidFill>
-          </w14:textFill>
-        </w:rPr>
-        <w:t>E</w:t>
-      </w:r>
-      <w:r>
-        <w:rPr>
-          <w:rFonts w:hint="default" w:ascii="Times New Roman" w:hAnsi="Times New Roman" w:eastAsia="微软雅黑" w:cs="Times New Roman"/>
-          <w:b/>
-          <w:bCs/>
-          <w:i/>
-          <w:iCs/>
-          <w:color w:val="000000" w:themeColor="text1"/>
-          <w:sz w:val="18"/>
-          <w:szCs w:val="18"/>
-          <w:lang w:val="en-US" w:eastAsia="zh-CN"/>
-          <w14:textFill>
-            <w14:solidFill>
-              <w14:schemeClr w14:val="tx1"/>
-            </w14:solidFill>
-          </w14:textFill>
-        </w:rPr>
-        <w:t>xcel</w:t>
-      </w:r>
-      <w:r>
-        <w:rPr>
-          <w:rFonts w:hint="default" w:ascii="Times New Roman" w:hAnsi="Times New Roman" w:eastAsia="微软雅黑" w:cs="Times New Roman"/>
-          <w:color w:val="000000" w:themeColor="text1"/>
-          <w:sz w:val="18"/>
-          <w:szCs w:val="18"/>
-          <w:lang w:val="en-US" w:eastAsia="zh-CN"/>
-          <w14:textFill>
-            <w14:solidFill>
-              <w14:schemeClr w14:val="tx1"/>
-            </w14:solidFill>
-          </w14:textFill>
-        </w:rPr>
-        <w:t>导出接口迁移到了微服务，利用</w:t>
-      </w:r>
-      <w:r>
-        <w:rPr>
-          <w:rFonts w:hint="default" w:ascii="Times New Roman" w:hAnsi="Times New Roman" w:eastAsia="微软雅黑" w:cs="Times New Roman"/>
-          <w:b/>
-          <w:bCs/>
-          <w:i/>
-          <w:iCs/>
-          <w:color w:val="000000" w:themeColor="text1"/>
-          <w:sz w:val="18"/>
-          <w:szCs w:val="18"/>
-          <w:lang w:val="en-US" w:eastAsia="zh-CN"/>
-          <w14:textFill>
-            <w14:solidFill>
-              <w14:schemeClr w14:val="tx1"/>
-            </w14:solidFill>
-          </w14:textFill>
-        </w:rPr>
-        <w:t>easy</w:t>
-      </w:r>
-      <w:r>
-        <w:rPr>
-          <w:rFonts w:hint="eastAsia" w:ascii="Times New Roman" w:hAnsi="Times New Roman" w:eastAsia="微软雅黑" w:cs="Times New Roman"/>
-          <w:b/>
-          <w:bCs/>
-          <w:i/>
-          <w:iCs/>
-          <w:color w:val="000000" w:themeColor="text1"/>
-          <w:sz w:val="18"/>
-          <w:szCs w:val="18"/>
-          <w:lang w:val="en-US" w:eastAsia="zh-CN"/>
-          <w14:textFill>
-            <w14:solidFill>
-              <w14:schemeClr w14:val="tx1"/>
-            </w14:solidFill>
-          </w14:textFill>
-        </w:rPr>
-        <w:t>E</w:t>
-      </w:r>
-      <w:r>
-        <w:rPr>
-          <w:rFonts w:hint="default" w:ascii="Times New Roman" w:hAnsi="Times New Roman" w:eastAsia="微软雅黑" w:cs="Times New Roman"/>
-          <w:b/>
-          <w:bCs/>
-          <w:i/>
-          <w:iCs/>
-          <w:color w:val="000000" w:themeColor="text1"/>
-          <w:sz w:val="18"/>
-          <w:szCs w:val="18"/>
-          <w:lang w:val="en-US" w:eastAsia="zh-CN"/>
-          <w14:textFill>
-            <w14:solidFill>
-              <w14:schemeClr w14:val="tx1"/>
-            </w14:solidFill>
-          </w14:textFill>
-        </w:rPr>
-        <w:t>xcel</w:t>
-      </w:r>
-      <w:r>
-        <w:rPr>
-          <w:rFonts w:hint="default" w:ascii="Times New Roman" w:hAnsi="Times New Roman" w:eastAsia="微软雅黑" w:cs="Times New Roman"/>
-          <w:color w:val="000000" w:themeColor="text1"/>
-          <w:sz w:val="18"/>
-          <w:szCs w:val="18"/>
-          <w:lang w:val="en-US" w:eastAsia="zh-CN"/>
-          <w14:textFill>
-            <w14:solidFill>
-              <w14:schemeClr w14:val="tx1"/>
-            </w14:solidFill>
-          </w14:textFill>
-        </w:rPr>
-        <w:t>和</w:t>
-      </w:r>
-      <w:r>
-        <w:rPr>
-          <w:rFonts w:hint="default" w:ascii="Times New Roman" w:hAnsi="Times New Roman" w:eastAsia="微软雅黑" w:cs="Times New Roman"/>
-          <w:b/>
-          <w:bCs/>
-          <w:i/>
-          <w:iCs/>
-          <w:color w:val="000000" w:themeColor="text1"/>
-          <w:sz w:val="18"/>
-          <w:szCs w:val="18"/>
-          <w:lang w:val="en-US" w:eastAsia="zh-CN"/>
-          <w14:textFill>
-            <w14:solidFill>
-              <w14:schemeClr w14:val="tx1"/>
-            </w14:solidFill>
-          </w14:textFill>
-        </w:rPr>
-        <w:t>redis</w:t>
-      </w:r>
-      <w:r>
-        <w:rPr>
-          <w:rFonts w:hint="default" w:ascii="Times New Roman" w:hAnsi="Times New Roman" w:eastAsia="微软雅黑" w:cs="Times New Roman"/>
-          <w:color w:val="000000" w:themeColor="text1"/>
-          <w:sz w:val="18"/>
-          <w:szCs w:val="18"/>
-          <w:lang w:val="en-US" w:eastAsia="zh-CN"/>
-          <w14:textFill>
-            <w14:solidFill>
-              <w14:schemeClr w14:val="tx1"/>
-            </w14:solidFill>
-          </w14:textFill>
-        </w:rPr>
-        <w:t>极大提高导出速度</w:t>
-      </w:r>
-    </w:p>
-    <w:p>
-      <w:pPr>
-        <w:keepNext w:val="0"/>
-        <w:keepLines w:val="0"/>
-        <w:pageBreakBefore w:val="0"/>
-        <w:widowControl w:val="0"/>
-        <w:numPr>
-          <w:ilvl w:val="0"/>
-          <w:numId w:val="1"/>
-        </w:numPr>
-        <w:kinsoku/>
-        <w:wordWrap/>
-        <w:overflowPunct/>
-        <w:topLinePunct w:val="0"/>
-        <w:autoSpaceDE/>
-        <w:autoSpaceDN/>
-        <w:bidi w:val="0"/>
-        <w:adjustRightInd/>
-        <w:snapToGrid/>
-        <w:spacing w:before="0" w:after="0" w:line="240" w:lineRule="exact"/>
-        <w:ind w:left="340" w:right="340"/>
-        <w:textAlignment w:val="center"/>
-        <w:rPr>
-          <w:rFonts w:hint="default" w:ascii="Times New Roman" w:hAnsi="Times New Roman" w:eastAsia="微软雅黑" w:cs="Times New Roman"/>
-          <w:color w:val="000000" w:themeColor="text1"/>
-          <w:sz w:val="18"/>
-          <w:szCs w:val="18"/>
-          <w14:textFill>
-            <w14:solidFill>
-              <w14:schemeClr w14:val="tx1"/>
-            </w14:solidFill>
-          </w14:textFill>
-        </w:rPr>
-      </w:pPr>
-      <w:r>
-        <w:rPr>
-          <w:rFonts w:hint="default" w:ascii="Times New Roman" w:hAnsi="Times New Roman" w:eastAsia="微软雅黑" w:cs="Times New Roman"/>
-          <w:color w:val="000000" w:themeColor="text1"/>
-          <w:sz w:val="18"/>
-          <w:szCs w:val="18"/>
-          <w:lang w:val="en-US" w:eastAsia="zh-CN"/>
-          <w14:textFill>
-            <w14:solidFill>
-              <w14:schemeClr w14:val="tx1"/>
-            </w14:solidFill>
-          </w14:textFill>
-        </w:rPr>
-        <w:t>参与奖惩扣罚功能中甩扣功能的编写，通过多张表的关联，设计了严谨的金额回溯机制和金额扣除机制</w:t>
+          <w14:textFill>
+            <w14:solidFill>
+              <w14:schemeClr w14:val="tx1"/>
+            </w14:solidFill>
+          </w14:textFill>
+        </w:rPr>
+        <w:t>设计并实现严谨的酬金计算逻辑与完整的回溯系统，保障移动员工酬金发放精准无误</w:t>
       </w:r>
     </w:p>
     <w:p>
@@ -3547,14 +3487,13 @@
           <w:color w:val="000000" w:themeColor="text1"/>
           <w:sz w:val="18"/>
           <w:szCs w:val="18"/>
-          <w:lang w:val="en-US" w:eastAsia="zh-CN"/>
-          <w14:textFill>
-            <w14:solidFill>
-              <w14:schemeClr w14:val="tx1"/>
-            </w14:solidFill>
-          </w14:textFill>
-        </w:rPr>
-        <w:t>参与代码、需求、功能评审，基于项目参与经验与认知，输出评估结论与优化建议。</w:t>
+          <w14:textFill>
+            <w14:solidFill>
+              <w14:schemeClr w14:val="tx1"/>
+            </w14:solidFill>
+          </w14:textFill>
+        </w:rPr>
+        <w:t>参与并完成手机银行皮肤中心、农民工代发工资业务开发，实现交易明细下载异步化处理，提升系统并发能力与用户体验。</w:t>
       </w:r>
     </w:p>
     <w:p>
@@ -3597,116 +3536,13 @@
           <w:color w:val="000000" w:themeColor="text1"/>
           <w:sz w:val="18"/>
           <w:szCs w:val="18"/>
-          <w:lang w:val="en-US" w:eastAsia="zh-CN"/>
-          <w14:textFill>
-            <w14:solidFill>
-              <w14:schemeClr w14:val="tx1"/>
-            </w14:solidFill>
-          </w14:textFill>
-        </w:rPr>
-        <w:t>前端功能的开发和维护，将前端工程打包成</w:t>
-      </w:r>
-      <w:r>
-        <w:rPr>
-          <w:rFonts w:hint="default" w:ascii="Times New Roman" w:hAnsi="Times New Roman" w:eastAsia="微软雅黑" w:cs="Times New Roman"/>
-          <w:b/>
-          <w:bCs/>
-          <w:i/>
-          <w:iCs/>
-          <w:color w:val="000000" w:themeColor="text1"/>
-          <w:sz w:val="18"/>
-          <w:szCs w:val="18"/>
-          <w:lang w:val="en-US" w:eastAsia="zh-CN"/>
-          <w14:textFill>
-            <w14:solidFill>
-              <w14:schemeClr w14:val="tx1"/>
-            </w14:solidFill>
-          </w14:textFill>
-        </w:rPr>
-        <w:t>H5</w:t>
-      </w:r>
-      <w:r>
-        <w:rPr>
-          <w:rFonts w:hint="default" w:ascii="Times New Roman" w:hAnsi="Times New Roman" w:eastAsia="微软雅黑" w:cs="Times New Roman"/>
-          <w:color w:val="000000" w:themeColor="text1"/>
-          <w:sz w:val="18"/>
-          <w:szCs w:val="18"/>
-          <w:lang w:val="en-US" w:eastAsia="zh-CN"/>
-          <w14:textFill>
-            <w14:solidFill>
-              <w14:schemeClr w14:val="tx1"/>
-            </w14:solidFill>
-          </w14:textFill>
-        </w:rPr>
-        <w:t>资源包到</w:t>
-      </w:r>
-      <w:r>
-        <w:rPr>
-          <w:rFonts w:hint="default" w:ascii="Times New Roman" w:hAnsi="Times New Roman" w:eastAsia="微软雅黑" w:cs="Times New Roman"/>
-          <w:b/>
-          <w:bCs/>
-          <w:i/>
-          <w:iCs/>
-          <w:color w:val="000000" w:themeColor="text1"/>
-          <w:sz w:val="18"/>
-          <w:szCs w:val="18"/>
-          <w:lang w:val="en-US" w:eastAsia="zh-CN"/>
-          <w14:textFill>
-            <w14:solidFill>
-              <w14:schemeClr w14:val="tx1"/>
-            </w14:solidFill>
-          </w14:textFill>
-        </w:rPr>
-        <w:t>Minio</w:t>
-      </w:r>
-      <w:r>
-        <w:rPr>
-          <w:rFonts w:hint="default" w:ascii="Times New Roman" w:hAnsi="Times New Roman" w:eastAsia="微软雅黑" w:cs="Times New Roman"/>
-          <w:color w:val="000000" w:themeColor="text1"/>
-          <w:sz w:val="18"/>
-          <w:szCs w:val="18"/>
-          <w:lang w:val="en-US" w:eastAsia="zh-CN"/>
-          <w14:textFill>
-            <w14:solidFill>
-              <w14:schemeClr w14:val="tx1"/>
-            </w14:solidFill>
-          </w14:textFill>
-        </w:rPr>
-        <w:t>文件服务器，不同渠道侧可以通过接口调用获取</w:t>
-      </w:r>
-      <w:r>
-        <w:rPr>
-          <w:rFonts w:hint="default" w:ascii="Times New Roman" w:hAnsi="Times New Roman" w:eastAsia="微软雅黑" w:cs="Times New Roman"/>
-          <w:b/>
-          <w:bCs/>
-          <w:i/>
-          <w:iCs/>
-          <w:color w:val="000000" w:themeColor="text1"/>
-          <w:sz w:val="18"/>
-          <w:szCs w:val="18"/>
-          <w:lang w:val="en-US" w:eastAsia="zh-CN"/>
-          <w14:textFill>
-            <w14:solidFill>
-              <w14:schemeClr w14:val="tx1"/>
-            </w14:solidFill>
-          </w14:textFill>
-        </w:rPr>
-        <w:t>H5</w:t>
-      </w:r>
-      <w:r>
-        <w:rPr>
-          <w:rFonts w:hint="default" w:ascii="Times New Roman" w:hAnsi="Times New Roman" w:eastAsia="微软雅黑" w:cs="Times New Roman"/>
-          <w:color w:val="000000" w:themeColor="text1"/>
-          <w:sz w:val="18"/>
-          <w:szCs w:val="18"/>
-          <w:lang w:val="en-US" w:eastAsia="zh-CN"/>
-          <w14:textFill>
-            <w14:solidFill>
-              <w14:schemeClr w14:val="tx1"/>
-            </w14:solidFill>
-          </w14:textFill>
-        </w:rPr>
-        <w:t>资源包从而实现前端功能实时更新。</w:t>
+          <w14:textFill>
+            <w14:solidFill>
+              <w14:schemeClr w14:val="tx1"/>
+            </w14:solidFill>
+          </w14:textFill>
+        </w:rPr>
+        <w:t>针对 qiankun 微前端默认缓存子应用资源导致更新不实时的问题，通过禁用缓存 + 强制重新加载方案，实现子应用部署后无需刷新主应用即可实时更新。</w:t>
       </w:r>
     </w:p>
     <w:bookmarkEnd w:id="15"/>
@@ -4795,7 +4631,7 @@
       </w:pPr>
       <w:r>
         <w:rPr>
-          <w:rFonts w:hint="default" w:ascii="Times New Roman" w:hAnsi="Times New Roman" w:eastAsia="微软雅黑" w:cs="Times New Roman"/>
+          <w:rFonts w:hint="eastAsia" w:ascii="Times New Roman" w:hAnsi="Times New Roman" w:eastAsia="微软雅黑" w:cs="Times New Roman"/>
           <w:i w:val="0"/>
           <w:iCs w:val="0"/>
           <w:caps w:val="0"/>
@@ -4804,68 +4640,9 @@
           <w:sz w:val="18"/>
           <w:szCs w:val="18"/>
           <w:shd w:val="clear" w:fill="FDFDFE"/>
-        </w:rPr>
-        <w:t>设计并实现了</w:t>
-      </w:r>
-      <w:r>
-        <w:rPr>
-          <w:rFonts w:hint="default" w:ascii="Times New Roman" w:hAnsi="Times New Roman" w:eastAsia="黑体" w:cs="Times New Roman"/>
-          <w:b/>
-          <w:bCs/>
-          <w:i w:val="0"/>
-          <w:iCs w:val="0"/>
-          <w:caps w:val="0"/>
-          <w:color w:val="05073B"/>
-          <w:spacing w:val="0"/>
-          <w:sz w:val="18"/>
-          <w:szCs w:val="18"/>
-          <w:shd w:val="clear" w:fill="FDFDFE"/>
-        </w:rPr>
-        <w:t>每日一练模块</w:t>
-      </w:r>
-      <w:r>
-        <w:rPr>
-          <w:rFonts w:hint="default" w:ascii="Times New Roman" w:hAnsi="Times New Roman" w:eastAsia="微软雅黑" w:cs="Times New Roman"/>
-          <w:i w:val="0"/>
-          <w:iCs w:val="0"/>
-          <w:caps w:val="0"/>
-          <w:color w:val="05073B"/>
-          <w:spacing w:val="0"/>
-          <w:sz w:val="18"/>
-          <w:szCs w:val="18"/>
-          <w:shd w:val="clear" w:fill="FDFDFE"/>
-        </w:rPr>
-        <w:t>，包括新增菜单项、配置相应权限，以及为</w:t>
-      </w:r>
-      <w:bookmarkStart w:id="26" w:name="OLE_LINK59"/>
-      <w:r>
-        <w:rPr>
-          <w:rFonts w:hint="default" w:ascii="Times New Roman" w:hAnsi="Times New Roman" w:eastAsia="微软雅黑" w:cs="Times New Roman"/>
-          <w:i/>
-          <w:iCs/>
-          <w:caps w:val="0"/>
-          <w:color w:val="05073B"/>
-          <w:spacing w:val="0"/>
-          <w:sz w:val="18"/>
-          <w:szCs w:val="18"/>
-          <w:shd w:val="clear" w:fill="FDFDFE"/>
-        </w:rPr>
-        <w:t>App</w:t>
-      </w:r>
-      <w:bookmarkEnd w:id="26"/>
-      <w:r>
-        <w:rPr>
-          <w:rFonts w:hint="default" w:ascii="Times New Roman" w:hAnsi="Times New Roman" w:eastAsia="微软雅黑" w:cs="Times New Roman"/>
-          <w:i w:val="0"/>
-          <w:iCs w:val="0"/>
-          <w:caps w:val="0"/>
-          <w:color w:val="05073B"/>
-          <w:spacing w:val="0"/>
-          <w:sz w:val="18"/>
-          <w:szCs w:val="18"/>
-          <w:shd w:val="clear" w:fill="FDFDFE"/>
-        </w:rPr>
-        <w:t>端开发专属的每日一练页面</w:t>
+          <w:lang w:val="en-US" w:eastAsia="zh-CN"/>
+        </w:rPr>
+        <w:t>每日一练前后端</w:t>
       </w:r>
     </w:p>
     <w:p>
@@ -4916,7 +4693,7 @@
         </w:rPr>
         <w:t>熟练运用</w:t>
       </w:r>
-      <w:bookmarkStart w:id="27" w:name="OLE_LINK5"/>
+      <w:bookmarkStart w:id="26" w:name="OLE_LINK5"/>
       <w:r>
         <w:rPr>
           <w:rFonts w:hint="default" w:ascii="Times New Roman" w:hAnsi="Times New Roman" w:eastAsia="黑体" w:cs="Times New Roman"/>
@@ -4933,7 +4710,7 @@
         </w:rPr>
         <w:t>Angular</w:t>
       </w:r>
-      <w:bookmarkEnd w:id="27"/>
+      <w:bookmarkEnd w:id="26"/>
       <w:r>
         <w:rPr>
           <w:rFonts w:hint="default" w:ascii="Times New Roman" w:hAnsi="Times New Roman" w:eastAsia="黑体" w:cs="Times New Roman"/>
@@ -4964,7 +4741,7 @@
         </w:rPr>
         <w:t>，对</w:t>
       </w:r>
-      <w:bookmarkStart w:id="28" w:name="OLE_LINK62"/>
+      <w:bookmarkStart w:id="27" w:name="OLE_LINK62"/>
       <w:r>
         <w:rPr>
           <w:rFonts w:hint="default" w:ascii="Times New Roman" w:hAnsi="Times New Roman" w:eastAsia="微软雅黑" w:cs="Times New Roman"/>
@@ -4979,7 +4756,7 @@
         </w:rPr>
         <w:t>App</w:t>
       </w:r>
-      <w:bookmarkEnd w:id="28"/>
+      <w:bookmarkEnd w:id="27"/>
       <w:r>
         <w:rPr>
           <w:rFonts w:hint="default" w:ascii="Times New Roman" w:hAnsi="Times New Roman" w:eastAsia="微软雅黑" w:cs="Times New Roman"/>
@@ -5025,6 +4802,23 @@
           <w:lang w:val="en-US" w:eastAsia="zh-CN"/>
         </w:rPr>
         <w:t>AI智讯</w:t>
+      </w:r>
+      <w:r>
+        <w:rPr>
+          <w:rFonts w:hint="eastAsia" w:ascii="Times New Roman" w:hAnsi="Times New Roman" w:eastAsia="微软雅黑" w:cs="Times New Roman"/>
+          <w:b/>
+          <w:bCs/>
+          <w:i/>
+          <w:iCs/>
+          <w:caps w:val="0"/>
+          <w:color w:val="05073B"/>
+          <w:spacing w:val="0"/>
+          <w:sz w:val="18"/>
+          <w:szCs w:val="18"/>
+          <w:shd w:val="clear" w:fill="FDFDFE"/>
+          <w:lang w:val="en-US" w:eastAsia="zh-CN"/>
+        </w:rPr>
+        <w:t xml:space="preserve"> </w:t>
       </w:r>
       <w:r>
         <w:rPr>
@@ -5094,7 +4888,7 @@
         </w:rPr>
         <w:t>结合慢</w:t>
       </w:r>
-      <w:bookmarkStart w:id="29" w:name="OLE_LINK43"/>
+      <w:bookmarkStart w:id="28" w:name="OLE_LINK43"/>
       <w:r>
         <w:rPr>
           <w:rFonts w:hint="default" w:ascii="Times New Roman" w:hAnsi="Times New Roman" w:eastAsia="微软雅黑" w:cs="Times New Roman"/>
@@ -5112,6 +4906,40 @@
         </w:rPr>
         <w:t>SQL</w:t>
       </w:r>
+      <w:bookmarkEnd w:id="28"/>
+      <w:r>
+        <w:rPr>
+          <w:rFonts w:hint="default" w:ascii="Times New Roman" w:hAnsi="Times New Roman" w:eastAsia="微软雅黑" w:cs="Times New Roman"/>
+          <w:color w:val="000000" w:themeColor="text1"/>
+          <w:sz w:val="18"/>
+          <w:szCs w:val="18"/>
+          <w:lang w:val="en-US" w:eastAsia="zh-CN"/>
+          <w14:textFill>
+            <w14:solidFill>
+              <w14:schemeClr w14:val="tx1"/>
+            </w14:solidFill>
+          </w14:textFill>
+        </w:rPr>
+        <w:t>阈值配置分析慢</w:t>
+      </w:r>
+      <w:bookmarkStart w:id="29" w:name="OLE_LINK42"/>
+      <w:r>
+        <w:rPr>
+          <w:rFonts w:hint="default" w:ascii="Times New Roman" w:hAnsi="Times New Roman" w:eastAsia="微软雅黑" w:cs="Times New Roman"/>
+          <w:i/>
+          <w:iCs/>
+          <w:color w:val="000000" w:themeColor="text1"/>
+          <w:sz w:val="18"/>
+          <w:szCs w:val="18"/>
+          <w:lang w:val="en-US" w:eastAsia="zh-CN"/>
+          <w14:textFill>
+            <w14:solidFill>
+              <w14:schemeClr w14:val="tx1"/>
+            </w14:solidFill>
+          </w14:textFill>
+        </w:rPr>
+        <w:t>SQL</w:t>
+      </w:r>
       <w:bookmarkEnd w:id="29"/>
       <w:r>
         <w:rPr>
@@ -5126,99 +4954,65 @@
             </w14:solidFill>
           </w14:textFill>
         </w:rPr>
-        <w:t>阈值配置分析慢</w:t>
-      </w:r>
-      <w:bookmarkStart w:id="30" w:name="OLE_LINK42"/>
-      <w:r>
-        <w:rPr>
-          <w:rFonts w:hint="default" w:ascii="Times New Roman" w:hAnsi="Times New Roman" w:eastAsia="微软雅黑" w:cs="Times New Roman"/>
-          <w:i/>
-          <w:iCs/>
-          <w:color w:val="000000" w:themeColor="text1"/>
-          <w:sz w:val="18"/>
-          <w:szCs w:val="18"/>
-          <w:lang w:val="en-US" w:eastAsia="zh-CN"/>
-          <w14:textFill>
-            <w14:solidFill>
-              <w14:schemeClr w14:val="tx1"/>
-            </w14:solidFill>
-          </w14:textFill>
-        </w:rPr>
-        <w:t>SQL</w:t>
+        <w:t>，优化操作记录表子查询为内连接、新增用户</w:t>
+      </w:r>
+      <w:r>
+        <w:rPr>
+          <w:rFonts w:hint="default" w:ascii="Times New Roman" w:hAnsi="Times New Roman" w:eastAsia="微软雅黑" w:cs="Times New Roman"/>
+          <w:i/>
+          <w:iCs/>
+          <w:color w:val="000000" w:themeColor="text1"/>
+          <w:sz w:val="18"/>
+          <w:szCs w:val="18"/>
+          <w:lang w:val="en-US" w:eastAsia="zh-CN"/>
+          <w14:textFill>
+            <w14:solidFill>
+              <w14:schemeClr w14:val="tx1"/>
+            </w14:solidFill>
+          </w14:textFill>
+        </w:rPr>
+        <w:t>id</w:t>
+      </w:r>
+      <w:r>
+        <w:rPr>
+          <w:rFonts w:hint="default" w:ascii="Times New Roman" w:hAnsi="Times New Roman" w:eastAsia="微软雅黑" w:cs="Times New Roman"/>
+          <w:color w:val="000000" w:themeColor="text1"/>
+          <w:sz w:val="18"/>
+          <w:szCs w:val="18"/>
+          <w:lang w:val="en-US" w:eastAsia="zh-CN"/>
+          <w14:textFill>
+            <w14:solidFill>
+              <w14:schemeClr w14:val="tx1"/>
+            </w14:solidFill>
+          </w14:textFill>
+        </w:rPr>
+        <w:t>和操作类型联合索引，</w:t>
+      </w:r>
+      <w:bookmarkStart w:id="30" w:name="OLE_LINK45"/>
+      <w:bookmarkStart w:id="31" w:name="OLE_LINK86"/>
+      <w:r>
+        <w:rPr>
+          <w:rFonts w:hint="default" w:ascii="Times New Roman" w:hAnsi="Times New Roman" w:eastAsia="微软雅黑" w:cs="Times New Roman"/>
+          <w:b/>
+          <w:bCs/>
+          <w:i/>
+          <w:iCs/>
+          <w:color w:val="000000" w:themeColor="text1"/>
+          <w:sz w:val="18"/>
+          <w:szCs w:val="18"/>
+          <w:lang w:val="en-US" w:eastAsia="zh-CN"/>
+          <w14:textFill>
+            <w14:solidFill>
+              <w14:schemeClr w14:val="tx1"/>
+            </w14:solidFill>
+          </w14:textFill>
+        </w:rPr>
+        <w:t>42w</w:t>
       </w:r>
       <w:bookmarkEnd w:id="30"/>
       <w:r>
         <w:rPr>
           <w:rFonts w:hint="default" w:ascii="Times New Roman" w:hAnsi="Times New Roman" w:eastAsia="微软雅黑" w:cs="Times New Roman"/>
-          <w:color w:val="000000" w:themeColor="text1"/>
-          <w:sz w:val="18"/>
-          <w:szCs w:val="18"/>
-          <w:lang w:val="en-US" w:eastAsia="zh-CN"/>
-          <w14:textFill>
-            <w14:solidFill>
-              <w14:schemeClr w14:val="tx1"/>
-            </w14:solidFill>
-          </w14:textFill>
-        </w:rPr>
-        <w:t>，优化操作记录表子查询为内连接、新增用户</w:t>
-      </w:r>
-      <w:r>
-        <w:rPr>
-          <w:rFonts w:hint="default" w:ascii="Times New Roman" w:hAnsi="Times New Roman" w:eastAsia="微软雅黑" w:cs="Times New Roman"/>
-          <w:i/>
-          <w:iCs/>
-          <w:color w:val="000000" w:themeColor="text1"/>
-          <w:sz w:val="18"/>
-          <w:szCs w:val="18"/>
-          <w:lang w:val="en-US" w:eastAsia="zh-CN"/>
-          <w14:textFill>
-            <w14:solidFill>
-              <w14:schemeClr w14:val="tx1"/>
-            </w14:solidFill>
-          </w14:textFill>
-        </w:rPr>
-        <w:t>id</w:t>
-      </w:r>
-      <w:r>
-        <w:rPr>
-          <w:rFonts w:hint="default" w:ascii="Times New Roman" w:hAnsi="Times New Roman" w:eastAsia="微软雅黑" w:cs="Times New Roman"/>
-          <w:color w:val="000000" w:themeColor="text1"/>
-          <w:sz w:val="18"/>
-          <w:szCs w:val="18"/>
-          <w:lang w:val="en-US" w:eastAsia="zh-CN"/>
-          <w14:textFill>
-            <w14:solidFill>
-              <w14:schemeClr w14:val="tx1"/>
-            </w14:solidFill>
-          </w14:textFill>
-        </w:rPr>
-        <w:t>和操作类型联合索引，</w:t>
-      </w:r>
-      <w:bookmarkStart w:id="31" w:name="OLE_LINK45"/>
-      <w:bookmarkStart w:id="32" w:name="OLE_LINK86"/>
-      <w:r>
-        <w:rPr>
-          <w:rFonts w:hint="default" w:ascii="Times New Roman" w:hAnsi="Times New Roman" w:eastAsia="微软雅黑" w:cs="Times New Roman"/>
-          <w:b/>
-          <w:bCs/>
-          <w:i/>
-          <w:iCs/>
-          <w:color w:val="000000" w:themeColor="text1"/>
-          <w:sz w:val="18"/>
-          <w:szCs w:val="18"/>
-          <w:lang w:val="en-US" w:eastAsia="zh-CN"/>
-          <w14:textFill>
-            <w14:solidFill>
-              <w14:schemeClr w14:val="tx1"/>
-            </w14:solidFill>
-          </w14:textFill>
-        </w:rPr>
-        <w:t>42w</w:t>
-      </w:r>
-      <w:bookmarkEnd w:id="31"/>
-      <w:r>
-        <w:rPr>
-          <w:rFonts w:hint="default" w:ascii="Times New Roman" w:hAnsi="Times New Roman" w:eastAsia="微软雅黑" w:cs="Times New Roman"/>
           <w:b/>
           <w:bCs/>
           <w:i/>
@@ -5235,7 +5029,7 @@
         </w:rPr>
         <w:t>数据从</w:t>
       </w:r>
-      <w:bookmarkStart w:id="33" w:name="OLE_LINK46"/>
+      <w:bookmarkStart w:id="32" w:name="OLE_LINK46"/>
       <w:r>
         <w:rPr>
           <w:rFonts w:hint="default" w:ascii="Times New Roman" w:hAnsi="Times New Roman" w:eastAsia="微软雅黑" w:cs="Times New Roman"/>
@@ -5255,7 +5049,7 @@
         </w:rPr>
         <w:t>1.3s</w:t>
       </w:r>
-      <w:bookmarkEnd w:id="33"/>
+      <w:bookmarkEnd w:id="32"/>
       <w:r>
         <w:rPr>
           <w:rFonts w:hint="default" w:ascii="Times New Roman" w:hAnsi="Times New Roman" w:eastAsia="微软雅黑" w:cs="Times New Roman"/>
@@ -5276,222 +5070,7 @@
         <w:t>优化到0.8s</w:t>
       </w:r>
     </w:p>
-    <w:bookmarkEnd w:id="32"/>
-    <w:p>
-      <w:pPr>
-        <w:keepNext w:val="0"/>
-        <w:keepLines w:val="0"/>
-        <w:pageBreakBefore w:val="0"/>
-        <w:widowControl w:val="0"/>
-        <w:numPr>
-          <w:ilvl w:val="0"/>
-          <w:numId w:val="1"/>
-        </w:numPr>
-        <w:kinsoku/>
-        <w:wordWrap/>
-        <w:overflowPunct/>
-        <w:topLinePunct w:val="0"/>
-        <w:autoSpaceDE/>
-        <w:autoSpaceDN/>
-        <w:bidi w:val="0"/>
-        <w:adjustRightInd/>
-        <w:snapToGrid/>
-        <w:spacing w:before="0" w:after="0" w:line="240" w:lineRule="exact"/>
-        <w:ind w:left="340" w:right="340"/>
-        <w:textAlignment w:val="center"/>
-        <w:rPr>
-          <w:rFonts w:hint="default" w:ascii="Times New Roman" w:hAnsi="Times New Roman" w:eastAsia="微软雅黑" w:cs="Times New Roman"/>
-          <w:color w:val="000000" w:themeColor="text1"/>
-          <w:sz w:val="18"/>
-          <w:szCs w:val="18"/>
-          <w14:textFill>
-            <w14:solidFill>
-              <w14:schemeClr w14:val="tx1"/>
-            </w14:solidFill>
-          </w14:textFill>
-        </w:rPr>
-      </w:pPr>
-      <w:r>
-        <w:rPr>
-          <w:rFonts w:hint="default" w:ascii="Times New Roman" w:hAnsi="Times New Roman" w:eastAsia="微软雅黑" w:cs="Times New Roman"/>
-          <w:color w:val="000000" w:themeColor="text1"/>
-          <w:sz w:val="18"/>
-          <w:szCs w:val="18"/>
-          <w14:textFill>
-            <w14:solidFill>
-              <w14:schemeClr w14:val="tx1"/>
-            </w14:solidFill>
-          </w14:textFill>
-        </w:rPr>
-        <w:t xml:space="preserve">利用 </w:t>
-      </w:r>
-      <w:bookmarkStart w:id="34" w:name="OLE_LINK44"/>
-      <w:r>
-        <w:rPr>
-          <w:rFonts w:hint="default" w:ascii="Times New Roman" w:hAnsi="Times New Roman" w:eastAsia="微软雅黑" w:cs="Times New Roman"/>
-          <w:i/>
-          <w:iCs/>
-          <w:color w:val="000000" w:themeColor="text1"/>
-          <w:sz w:val="18"/>
-          <w:szCs w:val="18"/>
-          <w14:textFill>
-            <w14:solidFill>
-              <w14:schemeClr w14:val="tx1"/>
-            </w14:solidFill>
-          </w14:textFill>
-        </w:rPr>
-        <w:t xml:space="preserve">Redis </w:t>
-      </w:r>
-      <w:bookmarkEnd w:id="34"/>
-      <w:r>
-        <w:rPr>
-          <w:rFonts w:hint="default" w:ascii="Times New Roman" w:hAnsi="Times New Roman" w:eastAsia="微软雅黑" w:cs="Times New Roman"/>
-          <w:color w:val="000000" w:themeColor="text1"/>
-          <w:sz w:val="18"/>
-          <w:szCs w:val="18"/>
-          <w14:textFill>
-            <w14:solidFill>
-              <w14:schemeClr w14:val="tx1"/>
-            </w14:solidFill>
-          </w14:textFill>
-        </w:rPr>
-        <w:t xml:space="preserve">缓存用户登录的 </w:t>
-      </w:r>
-      <w:bookmarkStart w:id="35" w:name="OLE_LINK40"/>
-      <w:r>
-        <w:rPr>
-          <w:rFonts w:hint="default" w:ascii="Times New Roman" w:hAnsi="Times New Roman" w:eastAsia="微软雅黑" w:cs="Times New Roman"/>
-          <w:b/>
-          <w:bCs/>
-          <w:i/>
-          <w:iCs/>
-          <w:color w:val="000000" w:themeColor="text1"/>
-          <w:sz w:val="18"/>
-          <w:szCs w:val="18"/>
-          <w14:textFill>
-            <w14:solidFill>
-              <w14:schemeClr w14:val="tx1"/>
-            </w14:solidFill>
-          </w14:textFill>
-        </w:rPr>
-        <w:t xml:space="preserve">Token </w:t>
-      </w:r>
-      <w:bookmarkEnd w:id="35"/>
-      <w:r>
-        <w:rPr>
-          <w:rFonts w:hint="default" w:ascii="Times New Roman" w:hAnsi="Times New Roman" w:eastAsia="微软雅黑" w:cs="Times New Roman"/>
-          <w:color w:val="000000" w:themeColor="text1"/>
-          <w:sz w:val="18"/>
-          <w:szCs w:val="18"/>
-          <w14:textFill>
-            <w14:solidFill>
-              <w14:schemeClr w14:val="tx1"/>
-            </w14:solidFill>
-          </w14:textFill>
-        </w:rPr>
-        <w:t>认证信息</w:t>
-      </w:r>
-      <w:r>
-        <w:rPr>
-          <w:rFonts w:hint="default" w:ascii="Times New Roman" w:hAnsi="Times New Roman" w:eastAsia="微软雅黑" w:cs="Times New Roman"/>
-          <w:color w:val="000000" w:themeColor="text1"/>
-          <w:sz w:val="18"/>
-          <w:szCs w:val="18"/>
-          <w:lang w:eastAsia="zh-CN"/>
-          <w14:textFill>
-            <w14:solidFill>
-              <w14:schemeClr w14:val="tx1"/>
-            </w14:solidFill>
-          </w14:textFill>
-        </w:rPr>
-        <w:t>，</w:t>
-      </w:r>
-      <w:r>
-        <w:rPr>
-          <w:rFonts w:hint="default" w:ascii="Times New Roman" w:hAnsi="Times New Roman" w:eastAsia="微软雅黑" w:cs="Times New Roman"/>
-          <w:color w:val="000000" w:themeColor="text1"/>
-          <w:sz w:val="18"/>
-          <w:szCs w:val="18"/>
-          <w:lang w:val="en-US" w:eastAsia="zh-CN"/>
-          <w14:textFill>
-            <w14:solidFill>
-              <w14:schemeClr w14:val="tx1"/>
-            </w14:solidFill>
-          </w14:textFill>
-        </w:rPr>
-        <w:t>更新该</w:t>
-      </w:r>
-      <w:bookmarkStart w:id="36" w:name="OLE_LINK41"/>
-      <w:r>
-        <w:rPr>
-          <w:rFonts w:hint="default" w:ascii="Times New Roman" w:hAnsi="Times New Roman" w:eastAsia="微软雅黑" w:cs="Times New Roman"/>
-          <w:i/>
-          <w:iCs/>
-          <w:color w:val="000000" w:themeColor="text1"/>
-          <w:sz w:val="18"/>
-          <w:szCs w:val="18"/>
-          <w:lang w:val="en-US" w:eastAsia="zh-CN"/>
-          <w14:textFill>
-            <w14:solidFill>
-              <w14:schemeClr w14:val="tx1"/>
-            </w14:solidFill>
-          </w14:textFill>
-        </w:rPr>
-        <w:t>key</w:t>
-      </w:r>
-      <w:bookmarkEnd w:id="36"/>
-      <w:r>
-        <w:rPr>
-          <w:rFonts w:hint="default" w:ascii="Times New Roman" w:hAnsi="Times New Roman" w:eastAsia="微软雅黑" w:cs="Times New Roman"/>
-          <w:color w:val="000000" w:themeColor="text1"/>
-          <w:sz w:val="18"/>
-          <w:szCs w:val="18"/>
-          <w:lang w:val="en-US" w:eastAsia="zh-CN"/>
-          <w14:textFill>
-            <w14:solidFill>
-              <w14:schemeClr w14:val="tx1"/>
-            </w14:solidFill>
-          </w14:textFill>
-        </w:rPr>
-        <w:t>合理时间范围内的随机过期事件，预防用户登录高峰期系统</w:t>
-      </w:r>
-      <w:bookmarkStart w:id="37" w:name="OLE_LINK100"/>
-      <w:r>
-        <w:rPr>
-          <w:rFonts w:hint="default" w:ascii="Times New Roman" w:hAnsi="Times New Roman" w:eastAsia="微软雅黑" w:cs="Times New Roman"/>
-          <w:b/>
-          <w:bCs/>
-          <w:i/>
-          <w:iCs/>
-          <w:color w:val="000000" w:themeColor="text1"/>
-          <w:sz w:val="18"/>
-          <w:szCs w:val="18"/>
-          <w:lang w:val="en-US" w:eastAsia="zh-CN"/>
-          <w14:textFill>
-            <w14:solidFill>
-              <w14:schemeClr w14:val="tx1"/>
-            </w14:solidFill>
-          </w14:textFill>
-        </w:rPr>
-        <w:t>缓存雪崩</w:t>
-      </w:r>
-      <w:bookmarkEnd w:id="37"/>
-      <w:r>
-        <w:rPr>
-          <w:rFonts w:hint="default" w:ascii="Times New Roman" w:hAnsi="Times New Roman" w:eastAsia="微软雅黑" w:cs="Times New Roman"/>
-          <w:color w:val="000000" w:themeColor="text1"/>
-          <w:sz w:val="18"/>
-          <w:szCs w:val="18"/>
-          <w:lang w:val="en-US" w:eastAsia="zh-CN"/>
-          <w14:textFill>
-            <w14:solidFill>
-              <w14:schemeClr w14:val="tx1"/>
-            </w14:solidFill>
-          </w14:textFill>
-        </w:rPr>
-        <w:t>的发生</w:t>
-      </w:r>
-    </w:p>
+    <w:bookmarkEnd w:id="31"/>
     <w:p>
       <w:pPr>
         <w:keepNext w:val="0"/>
@@ -5525,8 +5104,6 @@
           </w14:textFill>
         </w:rPr>
       </w:pPr>
-      <w:bookmarkStart w:id="49" w:name="_GoBack"/>
-      <w:bookmarkEnd w:id="49"/>
     </w:p>
     <w:p>
       <w:pPr>
@@ -5717,7 +5294,7 @@
           </w14:textFill>
         </w:rPr>
       </w:pPr>
-      <w:bookmarkStart w:id="38" w:name="OLE_LINK14"/>
+      <w:bookmarkStart w:id="33" w:name="OLE_LINK14"/>
       <w:r>
         <w:rPr>
           <w:rFonts w:hint="default" w:ascii="Times New Roman" w:hAnsi="Times New Roman" w:eastAsia="微软雅黑" w:cs="Times New Roman"/>
@@ -5732,7 +5309,7 @@
         </w:rPr>
         <w:t>后端开发</w:t>
       </w:r>
-      <w:bookmarkEnd w:id="38"/>
+      <w:bookmarkEnd w:id="33"/>
       <w:r>
         <w:rPr>
           <w:rFonts w:hint="default" w:ascii="Times New Roman" w:hAnsi="Times New Roman" w:eastAsia="微软雅黑" w:cs="Times New Roman"/>
@@ -5827,60 +5404,7 @@
             </w14:solidFill>
           </w14:textFill>
         </w:rPr>
-        <w:t>SpringBoot++ SpringCloud</w:t>
-      </w:r>
-      <w:r>
-        <w:rPr>
-          <w:rFonts w:hint="eastAsia" w:ascii="Times New Roman" w:hAnsi="Times New Roman" w:eastAsia="微软雅黑" w:cs="Times New Roman"/>
-          <w:b/>
-          <w:bCs/>
-          <w:i/>
-          <w:iCs/>
-          <w:color w:val="000000" w:themeColor="text1"/>
-          <w:sz w:val="18"/>
-          <w:szCs w:val="18"/>
-          <w:lang w:val="en-US" w:eastAsia="zh-CN"/>
-          <w14:textFill>
-            <w14:solidFill>
-              <w14:schemeClr w14:val="tx1"/>
-            </w14:solidFill>
-          </w14:textFill>
-        </w:rPr>
-        <w:t>+</w:t>
-      </w:r>
-      <w:r>
-        <w:rPr>
-          <w:rFonts w:hint="eastAsia" w:ascii="Times New Roman" w:hAnsi="Times New Roman" w:eastAsia="黑体" w:cs="Times New Roman"/>
-          <w:b/>
-          <w:bCs/>
-          <w:i/>
-          <w:iCs/>
-          <w:caps w:val="0"/>
-          <w:color w:val="05073B"/>
-          <w:spacing w:val="0"/>
-          <w:sz w:val="18"/>
-          <w:szCs w:val="18"/>
-          <w:lang w:val="en-US" w:eastAsia="zh-CN"/>
-        </w:rPr>
-        <w:t>Zookeeper</w:t>
-      </w:r>
-      <w:r>
-        <w:rPr>
-          <w:rFonts w:hint="default" w:ascii="Times New Roman" w:hAnsi="Times New Roman" w:eastAsia="微软雅黑" w:cs="Times New Roman"/>
-          <w:b/>
-          <w:bCs/>
-          <w:i/>
-          <w:iCs/>
-          <w:color w:val="000000" w:themeColor="text1"/>
-          <w:sz w:val="18"/>
-          <w:szCs w:val="18"/>
-          <w14:textFill>
-            <w14:solidFill>
-              <w14:schemeClr w14:val="tx1"/>
-            </w14:solidFill>
-          </w14:textFill>
-        </w:rPr>
-        <w:t>+Mybatis</w:t>
+        <w:t>SpringBoot++ SpringCloud+Mybatis</w:t>
       </w:r>
       <w:r>
         <w:rPr>
@@ -6157,12 +5681,18 @@
       </w:pPr>
       <w:r>
         <w:rPr>
-          <w:rFonts w:hint="default" w:ascii="Times New Roman" w:hAnsi="Times New Roman" w:eastAsia="微软雅黑" w:cs="Times New Roman"/>
-          <w:sz w:val="18"/>
-          <w:szCs w:val="18"/>
-          <w:lang w:val="en-US" w:eastAsia="zh-CN"/>
-        </w:rPr>
-        <w:t>解决服务台用户反馈的问题，包括但不限于同名转账异常处理、个人/企业客户签约异常处理、历史遗留问题处理等</w:t>
+          <w:rFonts w:hint="eastAsia" w:ascii="Times New Roman" w:hAnsi="Times New Roman" w:eastAsia="微软雅黑" w:cs="Times New Roman"/>
+          <w:color w:val="000000" w:themeColor="text1"/>
+          <w:sz w:val="18"/>
+          <w:szCs w:val="18"/>
+          <w:lang w:val="en-US" w:eastAsia="zh-CN"/>
+          <w14:textFill>
+            <w14:solidFill>
+              <w14:schemeClr w14:val="tx1"/>
+            </w14:solidFill>
+          </w14:textFill>
+        </w:rPr>
+        <w:t>基于 H5+WebView 实现多渠道适配，通过 qiankun 微前端拆分项目模块，前端资源部署 MinIO 并支持热更新，由 FPaas 平台统一管理。</w:t>
       </w:r>
     </w:p>
     <w:p>
@@ -6249,20 +5779,22 @@
           </w14:textFill>
         </w:rPr>
       </w:pPr>
-      <w:r>
-        <w:rPr>
-          <w:rFonts w:hint="default" w:ascii="Times New Roman" w:hAnsi="Times New Roman" w:eastAsia="微软雅黑" w:cs="Times New Roman"/>
-          <w:color w:val="000000" w:themeColor="text1"/>
-          <w:sz w:val="18"/>
-          <w:szCs w:val="18"/>
-          <w:lang w:val="en-US" w:eastAsia="zh-CN"/>
-          <w14:textFill>
-            <w14:solidFill>
-              <w14:schemeClr w14:val="tx1"/>
-            </w14:solidFill>
-          </w14:textFill>
-        </w:rPr>
-        <w:t>参与代码、需求、功能评审，基于项目参与经验与认知，输出评估结论与优化建议。</w:t>
+      <w:bookmarkStart w:id="39" w:name="_GoBack"/>
+      <w:bookmarkEnd w:id="39"/>
+      <w:r>
+        <w:rPr>
+          <w:rFonts w:hint="default" w:ascii="Times New Roman" w:hAnsi="Times New Roman" w:eastAsia="微软雅黑" w:cs="Times New Roman"/>
+          <w:color w:val="000000" w:themeColor="text1"/>
+          <w:sz w:val="18"/>
+          <w:szCs w:val="18"/>
+          <w:lang w:val="en-US" w:eastAsia="zh-CN"/>
+          <w14:textFill>
+            <w14:solidFill>
+              <w14:schemeClr w14:val="tx1"/>
+            </w14:solidFill>
+          </w14:textFill>
+        </w:rPr>
+        <w:t>系统中采用init→prepare→process三段式请求架构，通过全局唯一TaskID关联交易全流程、校验执行顺序与上下文完整性，缺失前序参数则异常阻断，保障交易安全、接口幂等与分布式事务可追溯。</w:t>
       </w:r>
     </w:p>
     <w:p>
@@ -6663,7 +6195,7 @@
         </w:rPr>
         <w:t>：</w:t>
       </w:r>
-      <w:bookmarkStart w:id="39" w:name="OLE_LINK108"/>
+      <w:bookmarkStart w:id="34" w:name="OLE_LINK108"/>
       <w:r>
         <w:rPr>
           <w:rFonts w:hint="default" w:ascii="Times New Roman" w:hAnsi="Times New Roman" w:eastAsia="微软雅黑" w:cs="Times New Roman"/>
@@ -6684,7 +6216,7 @@
         <w:t>https://github.com/brucecxm/brucecxm-bruce-douyin</w:t>
       </w:r>
     </w:p>
-    <w:bookmarkEnd w:id="39"/>
+    <w:bookmarkEnd w:id="34"/>
     <w:p>
       <w:pPr>
         <w:keepNext w:val="0"/>
@@ -6798,7 +6330,61 @@
             </w14:solidFill>
           </w14:textFill>
         </w:rPr>
-        <w:t>+vue2</w:t>
+        <w:t>+</w:t>
+      </w:r>
+      <w:r>
+        <w:rPr>
+          <w:rFonts w:hint="default" w:ascii="Times New Roman" w:hAnsi="Times New Roman" w:eastAsia="黑体" w:cs="Times New Roman"/>
+          <w:b/>
+          <w:bCs/>
+          <w:i/>
+          <w:iCs/>
+          <w:caps w:val="0"/>
+          <w:color w:val="05073B"/>
+          <w:spacing w:val="0"/>
+          <w:sz w:val="18"/>
+          <w:szCs w:val="18"/>
+          <w:shd w:val="clear" w:fill="FDFDFE"/>
+        </w:rPr>
+        <w:t>SaToken</w:t>
+      </w:r>
+      <w:r>
+        <w:rPr>
+          <w:rFonts w:hint="eastAsia" w:ascii="Times New Roman" w:hAnsi="Times New Roman" w:eastAsia="微软雅黑" w:cs="Times New Roman"/>
+          <w:b/>
+          <w:bCs/>
+          <w:i/>
+          <w:iCs/>
+          <w:color w:val="000000" w:themeColor="text1"/>
+          <w:sz w:val="18"/>
+          <w:szCs w:val="18"/>
+          <w:lang w:val="en-US" w:eastAsia="zh-CN"/>
+          <w14:textFill>
+            <w14:solidFill>
+              <w14:schemeClr w14:val="tx1"/>
+            </w14:solidFill>
+          </w14:textFill>
+        </w:rPr>
+        <w:t>+</w:t>
+      </w:r>
+      <w:r>
+        <w:rPr>
+          <w:rFonts w:hint="default" w:ascii="Times New Roman" w:hAnsi="Times New Roman" w:eastAsia="微软雅黑" w:cs="Times New Roman"/>
+          <w:b/>
+          <w:bCs/>
+          <w:i/>
+          <w:iCs/>
+          <w:color w:val="000000" w:themeColor="text1"/>
+          <w:sz w:val="18"/>
+          <w:szCs w:val="18"/>
+          <w:lang w:val="en-US" w:eastAsia="zh-CN"/>
+          <w14:textFill>
+            <w14:solidFill>
+              <w14:schemeClr w14:val="tx1"/>
+            </w14:solidFill>
+          </w14:textFill>
+        </w:rPr>
+        <w:t>vue2</w:t>
       </w:r>
     </w:p>
     <w:p>
@@ -6900,7 +6486,7 @@
           </w14:textFill>
         </w:rPr>
       </w:pPr>
-      <w:bookmarkStart w:id="40" w:name="OLE_LINK16"/>
+      <w:bookmarkStart w:id="35" w:name="OLE_LINK16"/>
       <w:r>
         <w:rPr>
           <w:rFonts w:hint="default" w:ascii="Times New Roman" w:hAnsi="Times New Roman" w:eastAsia="微软雅黑" w:cs="Times New Roman"/>
@@ -6919,7 +6505,7 @@
         <w:t>项目亮点：</w:t>
       </w:r>
     </w:p>
-    <w:bookmarkEnd w:id="40"/>
+    <w:bookmarkEnd w:id="35"/>
     <w:p>
       <w:pPr>
         <w:keepNext w:val="0"/>
@@ -6955,18 +6541,18 @@
       </w:pPr>
       <w:r>
         <w:rPr>
-          <w:rFonts w:hint="default" w:ascii="Times New Roman" w:hAnsi="Times New Roman" w:eastAsia="微软雅黑" w:cs="Times New Roman"/>
-          <w:color w:val="000000" w:themeColor="text1"/>
-          <w:sz w:val="18"/>
-          <w:szCs w:val="18"/>
-          <w:lang w:val="en-US" w:eastAsia="zh-CN"/>
-          <w14:textFill>
-            <w14:solidFill>
-              <w14:schemeClr w14:val="tx1"/>
-            </w14:solidFill>
-          </w14:textFill>
-        </w:rPr>
-        <w:t>实现了抖音的几个复杂的前端样式、比如视频无限滑动、多端样式适配、并且基于uniapp框架、原生嵌入h5、APP拉取云端前端资源包、实现了多个渠道的形式和自动更新前端资源</w:t>
+          <w:rFonts w:hint="eastAsia" w:ascii="Times New Roman" w:hAnsi="Times New Roman" w:eastAsia="微软雅黑" w:cs="Times New Roman"/>
+          <w:color w:val="000000" w:themeColor="text1"/>
+          <w:sz w:val="18"/>
+          <w:szCs w:val="18"/>
+          <w:lang w:val="en-US" w:eastAsia="zh-CN"/>
+          <w14:textFill>
+            <w14:solidFill>
+              <w14:schemeClr w14:val="tx1"/>
+            </w14:solidFill>
+          </w14:textFill>
+        </w:rPr>
+        <w:t>针对高并发点赞场景，实现前端防抖 + Redis 热点缓存 + RabbitMQ 异步削峰 + 多线程异步落库的全链路优化，解决重复点赞、数据库压力过大问题。</w:t>
       </w:r>
     </w:p>
     <w:p>
@@ -7005,16 +6591,16 @@
       <w:r>
         <w:rPr>
           <w:rFonts w:hint="default" w:ascii="Times New Roman" w:hAnsi="Times New Roman" w:eastAsia="微软雅黑" w:cs="Times New Roman"/>
-          <w:i w:val="0"/>
-          <w:iCs w:val="0"/>
-          <w:caps w:val="0"/>
-          <w:color w:val="05073B"/>
-          <w:spacing w:val="0"/>
-          <w:sz w:val="18"/>
-          <w:szCs w:val="18"/>
-          <w:shd w:val="clear" w:fill="FDFDFE"/>
-        </w:rPr>
-        <w:t>基于Spring Cloud微服务架构，拆分用户/视频/电商/搜索/管理后台等模块，使用Eureka作为注册中心，支持横向扩展。</w:t>
+          <w:color w:val="000000" w:themeColor="text1"/>
+          <w:sz w:val="18"/>
+          <w:szCs w:val="18"/>
+          <w14:textFill>
+            <w14:solidFill>
+              <w14:schemeClr w14:val="tx1"/>
+            </w14:solidFill>
+          </w14:textFill>
+        </w:rPr>
+        <w:t>优化 4GB 内存服务器 JVM 参数与 Node.js 内存配置，解决服务启动内存溢出问题，保障前后端稳定运行，提升服务可用性。</w:t>
       </w:r>
     </w:p>
     <w:p>
@@ -7050,384 +6636,25 @@
           </w14:textFill>
         </w:rPr>
       </w:pPr>
-      <w:bookmarkStart w:id="41" w:name="OLE_LINK11"/>
-      <w:bookmarkStart w:id="42" w:name="OLE_LINK12"/>
-      <w:r>
-        <w:rPr>
-          <w:rFonts w:hint="default" w:ascii="Times New Roman" w:hAnsi="Times New Roman" w:eastAsia="黑体" w:cs="Times New Roman"/>
-          <w:b/>
-          <w:bCs/>
-          <w:i/>
-          <w:iCs/>
-          <w:caps w:val="0"/>
-          <w:color w:val="05073B"/>
-          <w:spacing w:val="0"/>
-          <w:sz w:val="18"/>
-          <w:szCs w:val="18"/>
-          <w:shd w:val="clear" w:fill="FDFDFE"/>
-          <w:lang w:val="en-US" w:eastAsia="zh-CN"/>
-        </w:rPr>
-        <w:t>结合</w:t>
-      </w:r>
-      <w:bookmarkStart w:id="43" w:name="OLE_LINK28"/>
-      <w:r>
-        <w:rPr>
-          <w:rFonts w:hint="default" w:ascii="Times New Roman" w:hAnsi="Times New Roman" w:eastAsia="黑体" w:cs="Times New Roman"/>
-          <w:b/>
-          <w:bCs/>
-          <w:i/>
-          <w:iCs/>
-          <w:caps w:val="0"/>
-          <w:color w:val="05073B"/>
-          <w:spacing w:val="0"/>
-          <w:sz w:val="18"/>
-          <w:szCs w:val="18"/>
-          <w:shd w:val="clear" w:fill="FDFDFE"/>
-        </w:rPr>
-        <w:t>SpringBoot与ElasticSearch</w:t>
-      </w:r>
-      <w:bookmarkEnd w:id="43"/>
-      <w:r>
-        <w:rPr>
-          <w:rFonts w:hint="default" w:ascii="Times New Roman" w:hAnsi="Times New Roman" w:eastAsia="微软雅黑" w:cs="Times New Roman"/>
-          <w:i w:val="0"/>
-          <w:iCs w:val="0"/>
-          <w:caps w:val="0"/>
-          <w:color w:val="05073B"/>
-          <w:spacing w:val="0"/>
-          <w:sz w:val="18"/>
-          <w:szCs w:val="18"/>
-          <w:shd w:val="clear" w:fill="FDFDFE"/>
-        </w:rPr>
-        <w:t>，</w:t>
-      </w:r>
-      <w:bookmarkEnd w:id="41"/>
-      <w:bookmarkEnd w:id="42"/>
-      <w:r>
-        <w:rPr>
-          <w:rFonts w:hint="default" w:ascii="Times New Roman" w:hAnsi="Times New Roman" w:eastAsia="微软雅黑" w:cs="Times New Roman"/>
-          <w:i w:val="0"/>
-          <w:iCs w:val="0"/>
-          <w:caps w:val="0"/>
-          <w:color w:val="05073B"/>
-          <w:spacing w:val="0"/>
-          <w:sz w:val="18"/>
-          <w:szCs w:val="18"/>
-          <w:shd w:val="clear" w:fill="FDFDFE"/>
-        </w:rPr>
-        <w:t>进行数据索引，结合</w:t>
-      </w:r>
-      <w:bookmarkStart w:id="44" w:name="OLE_LINK39"/>
-      <w:r>
-        <w:rPr>
-          <w:rFonts w:hint="default" w:ascii="Times New Roman" w:hAnsi="Times New Roman" w:eastAsia="微软雅黑" w:cs="Times New Roman"/>
-          <w:i/>
-          <w:iCs/>
-          <w:caps w:val="0"/>
-          <w:color w:val="05073B"/>
-          <w:spacing w:val="0"/>
-          <w:sz w:val="18"/>
-          <w:szCs w:val="18"/>
-          <w:shd w:val="clear" w:fill="FDFDFE"/>
-        </w:rPr>
-        <w:t>Redis</w:t>
-      </w:r>
-      <w:bookmarkEnd w:id="44"/>
-      <w:r>
-        <w:rPr>
-          <w:rFonts w:hint="default" w:ascii="Times New Roman" w:hAnsi="Times New Roman" w:eastAsia="微软雅黑" w:cs="Times New Roman"/>
-          <w:i w:val="0"/>
-          <w:iCs w:val="0"/>
-          <w:caps w:val="0"/>
-          <w:color w:val="05073B"/>
-          <w:spacing w:val="0"/>
-          <w:sz w:val="18"/>
-          <w:szCs w:val="18"/>
-          <w:shd w:val="clear" w:fill="FDFDFE"/>
-        </w:rPr>
-        <w:t>提供高效的缓存支持</w:t>
-      </w:r>
-      <w:r>
-        <w:rPr>
-          <w:rFonts w:hint="default" w:ascii="Times New Roman" w:hAnsi="Times New Roman" w:eastAsia="微软雅黑" w:cs="Times New Roman"/>
-          <w:i w:val="0"/>
-          <w:iCs w:val="0"/>
-          <w:caps w:val="0"/>
-          <w:color w:val="05073B"/>
-          <w:spacing w:val="0"/>
-          <w:sz w:val="18"/>
-          <w:szCs w:val="18"/>
-          <w:shd w:val="clear" w:fill="FDFDFE"/>
-          <w:lang w:eastAsia="zh-CN"/>
-        </w:rPr>
-        <w:t>，</w:t>
-      </w:r>
-      <w:r>
-        <w:rPr>
-          <w:rFonts w:hint="default" w:ascii="Times New Roman" w:hAnsi="Times New Roman" w:eastAsia="微软雅黑" w:cs="Times New Roman"/>
-          <w:i w:val="0"/>
-          <w:iCs w:val="0"/>
-          <w:caps w:val="0"/>
-          <w:color w:val="05073B"/>
-          <w:spacing w:val="0"/>
-          <w:sz w:val="18"/>
-          <w:szCs w:val="18"/>
-          <w:shd w:val="clear" w:fill="FDFDFE"/>
-        </w:rPr>
-        <w:t>减轻</w:t>
-      </w:r>
-      <w:bookmarkStart w:id="45" w:name="OLE_LINK37"/>
-      <w:r>
-        <w:rPr>
-          <w:rFonts w:hint="default" w:ascii="Times New Roman" w:hAnsi="Times New Roman" w:eastAsia="微软雅黑" w:cs="Times New Roman"/>
-          <w:i/>
-          <w:iCs/>
-          <w:caps w:val="0"/>
-          <w:color w:val="05073B"/>
-          <w:spacing w:val="0"/>
-          <w:sz w:val="18"/>
-          <w:szCs w:val="18"/>
-          <w:shd w:val="clear" w:fill="FDFDFE"/>
-        </w:rPr>
-        <w:t>MySQ</w:t>
-      </w:r>
-      <w:bookmarkEnd w:id="45"/>
-      <w:r>
-        <w:rPr>
-          <w:rFonts w:hint="default" w:ascii="Times New Roman" w:hAnsi="Times New Roman" w:eastAsia="微软雅黑" w:cs="Times New Roman"/>
-          <w:i w:val="0"/>
-          <w:iCs w:val="0"/>
-          <w:caps w:val="0"/>
-          <w:color w:val="05073B"/>
-          <w:spacing w:val="0"/>
-          <w:sz w:val="18"/>
-          <w:szCs w:val="18"/>
-          <w:shd w:val="clear" w:fill="FDFDFE"/>
-        </w:rPr>
-        <w:t>的读写压力</w:t>
+      <w:bookmarkStart w:id="36" w:name="OLE_LINK11"/>
+      <w:bookmarkStart w:id="37" w:name="OLE_LINK12"/>
+      <w:r>
+        <w:rPr>
+          <w:rFonts w:hint="default" w:ascii="Times New Roman" w:hAnsi="Times New Roman" w:eastAsia="微软雅黑" w:cs="Times New Roman"/>
+          <w:color w:val="000000" w:themeColor="text1"/>
+          <w:sz w:val="18"/>
+          <w:szCs w:val="18"/>
+          <w14:textFill>
+            <w14:solidFill>
+              <w14:schemeClr w14:val="tx1"/>
+            </w14:solidFill>
+          </w14:textFill>
+        </w:rPr>
+        <w:t>在 Nginx 与网关层实现接口限流，并为 Feign 调用统一配置服务熔断与降级逻辑，提升系统高可用与稳定性。</w:t>
       </w:r>
     </w:p>
-    <w:p>
-      <w:pPr>
-        <w:keepNext w:val="0"/>
-        <w:keepLines w:val="0"/>
-        <w:pageBreakBefore w:val="0"/>
-        <w:numPr>
-          <w:ilvl w:val="0"/>
-          <w:numId w:val="1"/>
-        </w:numPr>
-        <w:kinsoku/>
-        <w:wordWrap/>
-        <w:overflowPunct/>
-        <w:topLinePunct w:val="0"/>
-        <w:autoSpaceDE/>
-        <w:autoSpaceDN/>
-        <w:bidi w:val="0"/>
-        <w:adjustRightInd/>
-        <w:snapToGrid/>
-        <w:spacing w:before="0" w:after="0" w:line="240" w:lineRule="exact"/>
-        <w:ind w:left="340" w:right="340"/>
-        <w:textAlignment w:val="center"/>
-        <w:rPr>
-          <w:rFonts w:hint="default" w:ascii="Times New Roman" w:hAnsi="Times New Roman" w:eastAsia="微软雅黑" w:cs="Times New Roman"/>
-          <w:color w:val="000000" w:themeColor="text1"/>
-          <w:sz w:val="18"/>
-          <w:szCs w:val="18"/>
-          <w14:textFill>
-            <w14:solidFill>
-              <w14:schemeClr w14:val="tx1"/>
-            </w14:solidFill>
-          </w14:textFill>
-        </w:rPr>
-      </w:pPr>
-      <w:r>
-        <w:rPr>
-          <w:rFonts w:hint="default" w:ascii="Times New Roman" w:hAnsi="Times New Roman" w:eastAsia="微软雅黑" w:cs="Times New Roman"/>
-          <w:i w:val="0"/>
-          <w:iCs w:val="0"/>
-          <w:caps w:val="0"/>
-          <w:color w:val="05073B"/>
-          <w:spacing w:val="0"/>
-          <w:sz w:val="18"/>
-          <w:szCs w:val="18"/>
-          <w:shd w:val="clear" w:fill="FDFDFE"/>
-        </w:rPr>
-        <w:t>采用</w:t>
-      </w:r>
-      <w:bookmarkStart w:id="46" w:name="OLE_LINK29"/>
-      <w:r>
-        <w:rPr>
-          <w:rFonts w:hint="default" w:ascii="Times New Roman" w:hAnsi="Times New Roman" w:eastAsia="黑体" w:cs="Times New Roman"/>
-          <w:b/>
-          <w:bCs/>
-          <w:i/>
-          <w:iCs/>
-          <w:caps w:val="0"/>
-          <w:color w:val="05073B"/>
-          <w:spacing w:val="0"/>
-          <w:sz w:val="18"/>
-          <w:szCs w:val="18"/>
-          <w:shd w:val="clear" w:fill="FDFDFE"/>
-        </w:rPr>
-        <w:t>SaToken</w:t>
-      </w:r>
-      <w:bookmarkEnd w:id="46"/>
-      <w:r>
-        <w:rPr>
-          <w:rFonts w:hint="default" w:ascii="Times New Roman" w:hAnsi="Times New Roman" w:eastAsia="微软雅黑" w:cs="Times New Roman"/>
-          <w:i w:val="0"/>
-          <w:iCs w:val="0"/>
-          <w:caps w:val="0"/>
-          <w:color w:val="05073B"/>
-          <w:spacing w:val="0"/>
-          <w:sz w:val="18"/>
-          <w:szCs w:val="18"/>
-          <w:shd w:val="clear" w:fill="FDFDFE"/>
-          <w:lang w:val="en-US" w:eastAsia="zh-CN"/>
-        </w:rPr>
-        <w:t>通过</w:t>
-      </w:r>
-      <w:bookmarkStart w:id="47" w:name="OLE_LINK95"/>
-      <w:r>
-        <w:rPr>
-          <w:rFonts w:hint="default" w:ascii="Times New Roman" w:hAnsi="Times New Roman" w:eastAsia="微软雅黑" w:cs="Times New Roman"/>
-          <w:b/>
-          <w:bCs/>
-          <w:i/>
-          <w:iCs/>
-          <w:caps w:val="0"/>
-          <w:color w:val="05073B"/>
-          <w:spacing w:val="0"/>
-          <w:sz w:val="18"/>
-          <w:szCs w:val="18"/>
-          <w:shd w:val="clear" w:fill="FDFDFE"/>
-          <w:lang w:val="en-US" w:eastAsia="zh-CN"/>
-        </w:rPr>
-        <w:t>优雅简洁的的代码</w:t>
-      </w:r>
-      <w:bookmarkEnd w:id="47"/>
-      <w:r>
-        <w:rPr>
-          <w:rFonts w:hint="default" w:ascii="Times New Roman" w:hAnsi="Times New Roman" w:eastAsia="微软雅黑" w:cs="Times New Roman"/>
-          <w:i w:val="0"/>
-          <w:iCs w:val="0"/>
-          <w:caps w:val="0"/>
-          <w:color w:val="05073B"/>
-          <w:spacing w:val="0"/>
-          <w:sz w:val="18"/>
-          <w:szCs w:val="18"/>
-          <w:shd w:val="clear" w:fill="FDFDFE"/>
-        </w:rPr>
-        <w:t>进行</w:t>
-      </w:r>
-      <w:r>
-        <w:rPr>
-          <w:rFonts w:hint="default" w:ascii="Times New Roman" w:hAnsi="Times New Roman" w:eastAsia="微软雅黑" w:cs="Times New Roman"/>
-          <w:i w:val="0"/>
-          <w:iCs w:val="0"/>
-          <w:caps w:val="0"/>
-          <w:color w:val="05073B"/>
-          <w:spacing w:val="0"/>
-          <w:sz w:val="18"/>
-          <w:szCs w:val="18"/>
-          <w:shd w:val="clear" w:fill="FDFDFE"/>
-          <w:lang w:val="en-US" w:eastAsia="zh-CN"/>
-        </w:rPr>
-        <w:t>复杂的</w:t>
-      </w:r>
-      <w:r>
-        <w:rPr>
-          <w:rFonts w:hint="default" w:ascii="Times New Roman" w:hAnsi="Times New Roman" w:eastAsia="微软雅黑" w:cs="Times New Roman"/>
-          <w:i w:val="0"/>
-          <w:iCs w:val="0"/>
-          <w:caps w:val="0"/>
-          <w:color w:val="05073B"/>
-          <w:spacing w:val="0"/>
-          <w:sz w:val="18"/>
-          <w:szCs w:val="18"/>
-          <w:shd w:val="clear" w:fill="FDFDFE"/>
-        </w:rPr>
-        <w:t>权限认证</w:t>
-      </w:r>
-      <w:r>
-        <w:rPr>
-          <w:rFonts w:hint="default" w:ascii="Times New Roman" w:hAnsi="Times New Roman" w:eastAsia="微软雅黑" w:cs="Times New Roman"/>
-          <w:i w:val="0"/>
-          <w:iCs w:val="0"/>
-          <w:caps w:val="0"/>
-          <w:color w:val="05073B"/>
-          <w:spacing w:val="0"/>
-          <w:sz w:val="18"/>
-          <w:szCs w:val="18"/>
-          <w:shd w:val="clear" w:fill="FDFDFE"/>
-          <w:lang w:eastAsia="zh-CN"/>
-        </w:rPr>
-        <w:t>，</w:t>
-      </w:r>
-      <w:r>
-        <w:rPr>
-          <w:rFonts w:hint="default" w:ascii="Times New Roman" w:hAnsi="Times New Roman" w:eastAsia="微软雅黑" w:cs="Times New Roman"/>
-          <w:i w:val="0"/>
-          <w:iCs w:val="0"/>
-          <w:caps w:val="0"/>
-          <w:color w:val="05073B"/>
-          <w:spacing w:val="0"/>
-          <w:sz w:val="18"/>
-          <w:szCs w:val="18"/>
-          <w:shd w:val="clear" w:fill="FDFDFE"/>
-          <w:lang w:val="en-US" w:eastAsia="zh-CN"/>
-        </w:rPr>
-        <w:t>比如踢人下线 单点登录 角色校验等功能</w:t>
-      </w:r>
-    </w:p>
-    <w:p>
-      <w:pPr>
-        <w:keepNext w:val="0"/>
-        <w:keepLines w:val="0"/>
-        <w:pageBreakBefore w:val="0"/>
-        <w:numPr>
-          <w:ilvl w:val="0"/>
-          <w:numId w:val="1"/>
-        </w:numPr>
-        <w:kinsoku/>
-        <w:wordWrap/>
-        <w:overflowPunct/>
-        <w:topLinePunct w:val="0"/>
-        <w:autoSpaceDE/>
-        <w:autoSpaceDN/>
-        <w:bidi w:val="0"/>
-        <w:adjustRightInd/>
-        <w:snapToGrid/>
-        <w:spacing w:before="0" w:after="0" w:line="240" w:lineRule="exact"/>
-        <w:ind w:left="340" w:right="340"/>
-        <w:textAlignment w:val="center"/>
-        <w:rPr>
-          <w:rFonts w:hint="default" w:ascii="Times New Roman" w:hAnsi="Times New Roman" w:eastAsia="微软雅黑" w:cs="Times New Roman"/>
-          <w:color w:val="000000" w:themeColor="text1"/>
-          <w:sz w:val="18"/>
-          <w:szCs w:val="18"/>
-          <w14:textFill>
-            <w14:solidFill>
-              <w14:schemeClr w14:val="tx1"/>
-            </w14:solidFill>
-          </w14:textFill>
-        </w:rPr>
-      </w:pPr>
-      <w:r>
-        <w:rPr>
-          <w:rFonts w:hint="default" w:ascii="Times New Roman" w:hAnsi="Times New Roman" w:eastAsia="微软雅黑" w:cs="Times New Roman"/>
-          <w:i w:val="0"/>
-          <w:iCs w:val="0"/>
-          <w:caps w:val="0"/>
-          <w:color w:val="05073B"/>
-          <w:spacing w:val="0"/>
-          <w:sz w:val="18"/>
-          <w:szCs w:val="18"/>
-          <w:shd w:val="clear" w:fill="FDFDFE"/>
-        </w:rPr>
-        <w:t>基于MinIO+FFmpeg实现视频云存储与处理：支持分片上传/下载、断点续传、边缓存边播放（HLS流媒体）.</w:t>
-      </w:r>
-    </w:p>
+    <w:bookmarkEnd w:id="36"/>
+    <w:bookmarkEnd w:id="37"/>
     <w:p>
       <w:pPr>
         <w:keepNext w:val="0"/>
@@ -7511,7 +6738,7 @@
           </w14:textFill>
         </w:rPr>
       </w:pPr>
-      <w:bookmarkStart w:id="48" w:name="OLE_LINK17"/>
+      <w:bookmarkStart w:id="38" w:name="OLE_LINK17"/>
     </w:p>
     <w:p>
       <w:pPr>
@@ -7668,7 +6895,7 @@
         <w:t>自我评价</w:t>
       </w:r>
     </w:p>
-    <w:bookmarkEnd w:id="48"/>
+    <w:bookmarkEnd w:id="38"/>
     <w:p>
       <w:pPr>
         <w:keepNext w:val="0"/>

--- a/doc/简历/陈雪明的简历.docx
+++ b/doc/简历/陈雪明的简历.docx
@@ -5779,8 +5779,6 @@
           </w14:textFill>
         </w:rPr>
       </w:pPr>
-      <w:bookmarkStart w:id="39" w:name="_GoBack"/>
-      <w:bookmarkEnd w:id="39"/>
       <w:r>
         <w:rPr>
           <w:rFonts w:hint="default" w:ascii="Times New Roman" w:hAnsi="Times New Roman" w:eastAsia="微软雅黑" w:cs="Times New Roman"/>
@@ -6651,6 +6649,54 @@
           </w14:textFill>
         </w:rPr>
         <w:t>在 Nginx 与网关层实现接口限流，并为 Feign 调用统一配置服务熔断与降级逻辑，提升系统高可用与稳定性。</w:t>
+      </w:r>
+    </w:p>
+    <w:p>
+      <w:pPr>
+        <w:keepNext w:val="0"/>
+        <w:keepLines w:val="0"/>
+        <w:pageBreakBefore w:val="0"/>
+        <w:numPr>
+          <w:ilvl w:val="0"/>
+          <w:numId w:val="1"/>
+        </w:numPr>
+        <w:kinsoku/>
+        <w:wordWrap/>
+        <w:overflowPunct/>
+        <w:topLinePunct w:val="0"/>
+        <w:autoSpaceDE/>
+        <w:autoSpaceDN/>
+        <w:bidi w:val="0"/>
+        <w:adjustRightInd/>
+        <w:snapToGrid/>
+        <w:spacing w:before="0" w:after="0" w:line="240" w:lineRule="exact"/>
+        <w:ind w:left="340" w:right="340"/>
+        <w:textAlignment w:val="center"/>
+        <w:rPr>
+          <w:rFonts w:hint="default" w:ascii="Times New Roman" w:hAnsi="Times New Roman" w:eastAsia="微软雅黑" w:cs="Times New Roman"/>
+          <w:color w:val="000000" w:themeColor="text1"/>
+          <w:sz w:val="18"/>
+          <w:szCs w:val="18"/>
+          <w14:textFill>
+            <w14:solidFill>
+              <w14:schemeClr w14:val="tx1"/>
+            </w14:solidFill>
+          </w14:textFill>
+        </w:rPr>
+      </w:pPr>
+      <w:r>
+        <w:rPr>
+          <w:rFonts w:hint="default" w:ascii="Times New Roman" w:hAnsi="Times New Roman" w:eastAsia="微软雅黑" w:cs="Times New Roman"/>
+          <w:color w:val="000000" w:themeColor="text1"/>
+          <w:sz w:val="18"/>
+          <w:szCs w:val="18"/>
+          <w14:textFill>
+            <w14:solidFill>
+              <w14:schemeClr w14:val="tx1"/>
+            </w14:solidFill>
+          </w14:textFill>
+        </w:rPr>
+        <w:t>采用前端直传 MinIO + 后端临时签名授权方案，视频流不经过业务服务器，大幅降低带宽与 IO 压力；结合异步状态管理，实现上传、处理、发布全流程解耦，架构更稳定、可扩展更强。</w:t>
       </w:r>
     </w:p>
     <w:bookmarkEnd w:id="36"/>
@@ -7074,6 +7120,8 @@
           </w14:textFill>
         </w:rPr>
       </w:pPr>
+      <w:bookmarkStart w:id="39" w:name="_GoBack"/>
+      <w:bookmarkEnd w:id="39"/>
     </w:p>
     <w:p>
       <w:pPr>

--- a/doc/简历/陈雪明的简历.docx
+++ b/doc/简历/陈雪明的简历.docx
@@ -315,7 +315,7 @@
         <w:jc w:val="left"/>
         <w:textAlignment w:val="center"/>
         <w:rPr>
-          <w:rFonts w:hint="eastAsia" w:ascii="Times New Roman" w:hAnsi="Times New Roman" w:eastAsia="微软雅黑" w:cs="Times New Roman"/>
+          <w:rFonts w:hint="default" w:ascii="Times New Roman" w:hAnsi="Times New Roman" w:eastAsia="微软雅黑" w:cs="Times New Roman"/>
           <w:b/>
           <w:bCs/>
           <w:i/>
@@ -436,7 +436,7 @@
       </w:r>
       <w:r>
         <w:rPr>
-          <w:rFonts w:hint="eastAsia" w:ascii="Times New Roman" w:hAnsi="Times New Roman" w:eastAsia="微软雅黑" w:cs="Times New Roman"/>
+          <w:rFonts w:hint="default" w:ascii="Times New Roman" w:hAnsi="Times New Roman" w:eastAsia="微软雅黑" w:cs="Times New Roman"/>
           <w:b/>
           <w:bCs/>
           <w:i/>
@@ -504,7 +504,7 @@
       </w:r>
       <w:r>
         <w:rPr>
-          <w:rFonts w:hint="eastAsia" w:ascii="Times New Roman" w:hAnsi="Times New Roman" w:eastAsia="微软雅黑" w:cs="Times New Roman"/>
+          <w:rFonts w:hint="default" w:ascii="Times New Roman" w:hAnsi="Times New Roman" w:eastAsia="微软雅黑" w:cs="Times New Roman"/>
           <w:color w:val="000000" w:themeColor="text1"/>
           <w:sz w:val="18"/>
           <w:szCs w:val="18"/>
@@ -1470,7 +1470,7 @@
       </w:r>
       <w:r>
         <w:rPr>
-          <w:rFonts w:hint="eastAsia" w:ascii="Times New Roman" w:hAnsi="Times New Roman" w:eastAsia="微软雅黑" w:cs="Times New Roman"/>
+          <w:rFonts w:hint="default" w:ascii="Times New Roman" w:hAnsi="Times New Roman" w:eastAsia="微软雅黑" w:cs="Times New Roman"/>
           <w:sz w:val="18"/>
           <w:szCs w:val="18"/>
           <w:lang w:val="en-US" w:eastAsia="zh-CN"/>
@@ -1561,6 +1561,8 @@
         </w:rPr>
         <w:t>优化能力。</w:t>
       </w:r>
+      <w:bookmarkStart w:id="39" w:name="_GoBack"/>
+      <w:bookmarkEnd w:id="39"/>
     </w:p>
     <w:p>
       <w:pPr>
@@ -1644,7 +1646,7 @@
       </w:r>
       <w:r>
         <w:rPr>
-          <w:rFonts w:hint="eastAsia" w:ascii="Times New Roman" w:hAnsi="Times New Roman" w:eastAsia="微软雅黑" w:cs="Times New Roman"/>
+          <w:rFonts w:hint="default" w:ascii="Times New Roman" w:hAnsi="Times New Roman" w:eastAsia="微软雅黑" w:cs="Times New Roman"/>
           <w:color w:val="000000" w:themeColor="text1"/>
           <w:sz w:val="18"/>
           <w:szCs w:val="18"/>
@@ -1691,7 +1693,7 @@
       </w:r>
       <w:r>
         <w:rPr>
-          <w:rFonts w:hint="eastAsia" w:ascii="Times New Roman" w:hAnsi="Times New Roman" w:eastAsia="微软雅黑" w:cs="Times New Roman"/>
+          <w:rFonts w:hint="default" w:ascii="Times New Roman" w:hAnsi="Times New Roman" w:eastAsia="微软雅黑" w:cs="Times New Roman"/>
           <w:color w:val="000000" w:themeColor="text1"/>
           <w:sz w:val="18"/>
           <w:szCs w:val="18"/>
@@ -1910,7 +1912,7 @@
       <w:bookmarkStart w:id="12" w:name="OLE_LINK78"/>
       <w:r>
         <w:rPr>
-          <w:rFonts w:hint="eastAsia" w:ascii="Times New Roman" w:hAnsi="Times New Roman" w:eastAsia="微软雅黑" w:cs="Times New Roman"/>
+          <w:rFonts w:hint="default" w:ascii="Times New Roman" w:hAnsi="Times New Roman" w:eastAsia="微软雅黑" w:cs="Times New Roman"/>
           <w:sz w:val="18"/>
           <w:szCs w:val="18"/>
           <w:lang w:val="en-US" w:eastAsia="zh-CN"/>
@@ -1932,7 +1934,7 @@
       <w:bookmarkEnd w:id="12"/>
       <w:r>
         <w:rPr>
-          <w:rFonts w:hint="eastAsia" w:ascii="Times New Roman" w:hAnsi="Times New Roman" w:eastAsia="微软雅黑" w:cs="Times New Roman"/>
+          <w:rFonts w:hint="default" w:ascii="Times New Roman" w:hAnsi="Times New Roman" w:eastAsia="微软雅黑" w:cs="Times New Roman"/>
           <w:b/>
           <w:bCs/>
           <w:i/>
@@ -1945,7 +1947,7 @@
       </w:r>
       <w:r>
         <w:rPr>
-          <w:rFonts w:hint="eastAsia" w:ascii="Times New Roman" w:hAnsi="Times New Roman" w:eastAsia="微软雅黑" w:cs="Times New Roman"/>
+          <w:rFonts w:hint="default" w:ascii="Times New Roman" w:hAnsi="Times New Roman" w:eastAsia="微软雅黑" w:cs="Times New Roman"/>
           <w:b w:val="0"/>
           <w:bCs w:val="0"/>
           <w:i w:val="0"/>
@@ -1975,7 +1977,7 @@
       </w:r>
       <w:r>
         <w:rPr>
-          <w:rFonts w:hint="eastAsia" w:ascii="Times New Roman" w:hAnsi="Times New Roman" w:eastAsia="微软雅黑" w:cs="Times New Roman"/>
+          <w:rFonts w:hint="default" w:ascii="Times New Roman" w:hAnsi="Times New Roman" w:eastAsia="微软雅黑" w:cs="Times New Roman"/>
           <w:sz w:val="18"/>
           <w:szCs w:val="18"/>
           <w:lang w:val="en-US" w:eastAsia="zh-CN"/>
@@ -2136,7 +2138,7 @@
       </w:r>
       <w:r>
         <w:rPr>
-          <w:rFonts w:hint="eastAsia" w:ascii="Times New Roman" w:hAnsi="Times New Roman" w:eastAsia="微软雅黑" w:cs="Times New Roman"/>
+          <w:rFonts w:hint="default" w:ascii="Times New Roman" w:hAnsi="Times New Roman" w:eastAsia="微软雅黑" w:cs="Times New Roman"/>
           <w:b/>
           <w:color w:val="000000" w:themeColor="text1"/>
           <w:sz w:val="18"/>
@@ -2867,7 +2869,7 @@
       </w:r>
       <w:r>
         <w:rPr>
-          <w:rFonts w:hint="eastAsia" w:ascii="Times New Roman" w:hAnsi="Times New Roman" w:eastAsia="微软雅黑" w:cs="Times New Roman"/>
+          <w:rFonts w:hint="default" w:ascii="Times New Roman" w:hAnsi="Times New Roman" w:eastAsia="微软雅黑" w:cs="Times New Roman"/>
           <w:b/>
           <w:bCs/>
           <w:i/>
@@ -2939,7 +2941,7 @@
       </w:r>
       <w:r>
         <w:rPr>
-          <w:rFonts w:hint="eastAsia" w:ascii="Times New Roman" w:hAnsi="Times New Roman" w:eastAsia="微软雅黑" w:cs="Times New Roman"/>
+          <w:rFonts w:hint="default" w:ascii="Times New Roman" w:hAnsi="Times New Roman" w:eastAsia="微软雅黑" w:cs="Times New Roman"/>
           <w:b/>
           <w:bCs/>
           <w:i/>
@@ -3226,7 +3228,7 @@
       </w:r>
       <w:r>
         <w:rPr>
-          <w:rFonts w:hint="eastAsia" w:ascii="Times New Roman" w:hAnsi="Times New Roman" w:eastAsia="微软雅黑" w:cs="Times New Roman"/>
+          <w:rFonts w:hint="default" w:ascii="Times New Roman" w:hAnsi="Times New Roman" w:eastAsia="微软雅黑" w:cs="Times New Roman"/>
           <w:b/>
           <w:color w:val="000000" w:themeColor="text1"/>
           <w:sz w:val="18"/>
@@ -4046,7 +4048,7 @@
       </w:r>
       <w:r>
         <w:rPr>
-          <w:rFonts w:hint="eastAsia" w:ascii="Times New Roman" w:hAnsi="Times New Roman" w:eastAsia="微软雅黑" w:cs="Times New Roman"/>
+          <w:rFonts w:hint="default" w:ascii="Times New Roman" w:hAnsi="Times New Roman" w:eastAsia="微软雅黑" w:cs="Times New Roman"/>
           <w:b/>
           <w:bCs/>
           <w:i/>
@@ -4393,7 +4395,7 @@
       </w:r>
       <w:r>
         <w:rPr>
-          <w:rFonts w:hint="eastAsia" w:ascii="Times New Roman" w:hAnsi="Times New Roman" w:eastAsia="微软雅黑" w:cs="Times New Roman"/>
+          <w:rFonts w:hint="default" w:ascii="Times New Roman" w:hAnsi="Times New Roman" w:eastAsia="微软雅黑" w:cs="Times New Roman"/>
           <w:b/>
           <w:bCs/>
           <w:color w:val="000000" w:themeColor="text1"/>
@@ -4631,7 +4633,7 @@
       </w:pPr>
       <w:r>
         <w:rPr>
-          <w:rFonts w:hint="eastAsia" w:ascii="Times New Roman" w:hAnsi="Times New Roman" w:eastAsia="微软雅黑" w:cs="Times New Roman"/>
+          <w:rFonts w:hint="default" w:ascii="Times New Roman" w:hAnsi="Times New Roman" w:eastAsia="微软雅黑" w:cs="Times New Roman"/>
           <w:i w:val="0"/>
           <w:iCs w:val="0"/>
           <w:caps w:val="0"/>
@@ -4805,7 +4807,7 @@
       </w:r>
       <w:r>
         <w:rPr>
-          <w:rFonts w:hint="eastAsia" w:ascii="Times New Roman" w:hAnsi="Times New Roman" w:eastAsia="微软雅黑" w:cs="Times New Roman"/>
+          <w:rFonts w:hint="default" w:ascii="Times New Roman" w:hAnsi="Times New Roman" w:eastAsia="微软雅黑" w:cs="Times New Roman"/>
           <w:b/>
           <w:bCs/>
           <w:i/>
@@ -5218,7 +5220,7 @@
       </w:r>
       <w:r>
         <w:rPr>
-          <w:rFonts w:hint="eastAsia" w:ascii="Times New Roman" w:hAnsi="Times New Roman" w:eastAsia="微软雅黑" w:cs="Times New Roman"/>
+          <w:rFonts w:hint="default" w:ascii="Times New Roman" w:hAnsi="Times New Roman" w:eastAsia="微软雅黑" w:cs="Times New Roman"/>
           <w:b/>
           <w:color w:val="000000" w:themeColor="text1"/>
           <w:sz w:val="18"/>
@@ -5408,7 +5410,7 @@
       </w:r>
       <w:r>
         <w:rPr>
-          <w:rFonts w:hint="eastAsia" w:ascii="Times New Roman" w:hAnsi="Times New Roman" w:eastAsia="黑体" w:cs="Times New Roman"/>
+          <w:rFonts w:hint="default" w:ascii="Times New Roman" w:hAnsi="Times New Roman" w:eastAsia="黑体" w:cs="Times New Roman"/>
           <w:b/>
           <w:bCs/>
           <w:i/>
@@ -5473,7 +5475,7 @@
       </w:r>
       <w:r>
         <w:rPr>
-          <w:rFonts w:hint="eastAsia" w:ascii="Times New Roman" w:hAnsi="Times New Roman" w:eastAsia="黑体" w:cs="Times New Roman"/>
+          <w:rFonts w:hint="default" w:ascii="Times New Roman" w:hAnsi="Times New Roman" w:eastAsia="黑体" w:cs="Times New Roman"/>
           <w:b/>
           <w:bCs/>
           <w:i/>
@@ -5615,7 +5617,7 @@
       </w:r>
       <w:r>
         <w:rPr>
-          <w:rFonts w:hint="eastAsia" w:ascii="Times New Roman" w:hAnsi="Times New Roman" w:eastAsia="微软雅黑" w:cs="Times New Roman"/>
+          <w:rFonts w:hint="default" w:ascii="Times New Roman" w:hAnsi="Times New Roman" w:eastAsia="微软雅黑" w:cs="Times New Roman"/>
           <w:b/>
           <w:bCs/>
           <w:color w:val="000000" w:themeColor="text1"/>
@@ -5681,7 +5683,7 @@
       </w:pPr>
       <w:r>
         <w:rPr>
-          <w:rFonts w:hint="eastAsia" w:ascii="Times New Roman" w:hAnsi="Times New Roman" w:eastAsia="微软雅黑" w:cs="Times New Roman"/>
+          <w:rFonts w:hint="default" w:ascii="Times New Roman" w:hAnsi="Times New Roman" w:eastAsia="微软雅黑" w:cs="Times New Roman"/>
           <w:color w:val="000000" w:themeColor="text1"/>
           <w:sz w:val="18"/>
           <w:szCs w:val="18"/>
@@ -5863,7 +5865,7 @@
       </w:pPr>
       <w:r>
         <w:rPr>
-          <w:rFonts w:hint="eastAsia" w:ascii="Times New Roman" w:hAnsi="Times New Roman" w:cs="Times New Roman"/>
+          <w:rFonts w:hint="default" w:ascii="Times New Roman" w:hAnsi="Times New Roman" w:cs="Times New Roman"/>
           <w:color w:val="000000" w:themeColor="text1"/>
           <w:sz w:val="18"/>
           <w:szCs w:val="18"/>
@@ -6037,7 +6039,7 @@
       </w:r>
       <w:r>
         <w:rPr>
-          <w:rFonts w:hint="eastAsia" w:ascii="Times New Roman" w:hAnsi="Times New Roman" w:eastAsia="微软雅黑" w:cs="Times New Roman"/>
+          <w:rFonts w:hint="default" w:ascii="Times New Roman" w:hAnsi="Times New Roman" w:eastAsia="微软雅黑" w:cs="Times New Roman"/>
           <w:b/>
           <w:color w:val="000000" w:themeColor="text1"/>
           <w:sz w:val="18"/>
@@ -6294,7 +6296,7 @@
       </w:r>
       <w:r>
         <w:rPr>
-          <w:rFonts w:hint="eastAsia" w:ascii="Times New Roman" w:hAnsi="Times New Roman" w:eastAsia="微软雅黑" w:cs="Times New Roman"/>
+          <w:rFonts w:hint="default" w:ascii="Times New Roman" w:hAnsi="Times New Roman" w:eastAsia="微软雅黑" w:cs="Times New Roman"/>
           <w:b/>
           <w:bCs/>
           <w:i/>
@@ -6348,7 +6350,7 @@
       </w:r>
       <w:r>
         <w:rPr>
-          <w:rFonts w:hint="eastAsia" w:ascii="Times New Roman" w:hAnsi="Times New Roman" w:eastAsia="微软雅黑" w:cs="Times New Roman"/>
+          <w:rFonts w:hint="default" w:ascii="Times New Roman" w:hAnsi="Times New Roman" w:eastAsia="微软雅黑" w:cs="Times New Roman"/>
           <w:b/>
           <w:bCs/>
           <w:i/>
@@ -6539,7 +6541,7 @@
       </w:pPr>
       <w:r>
         <w:rPr>
-          <w:rFonts w:hint="eastAsia" w:ascii="Times New Roman" w:hAnsi="Times New Roman" w:eastAsia="微软雅黑" w:cs="Times New Roman"/>
+          <w:rFonts w:hint="default" w:ascii="Times New Roman" w:hAnsi="Times New Roman" w:eastAsia="微软雅黑" w:cs="Times New Roman"/>
           <w:color w:val="000000" w:themeColor="text1"/>
           <w:sz w:val="18"/>
           <w:szCs w:val="18"/>
@@ -6598,7 +6600,36 @@
             </w14:solidFill>
           </w14:textFill>
         </w:rPr>
-        <w:t>优化 4GB 内存服务器 JVM 参数与 Node.js 内存配置，解决服务启动内存溢出问题，保障前后端稳定运行，提升服务可用性。</w:t>
+        <w:t>实现了短视频平台</w:t>
+      </w:r>
+      <w:r>
+        <w:rPr>
+          <w:rFonts w:hint="default" w:ascii="Times New Roman" w:hAnsi="Times New Roman" w:eastAsia="微软雅黑" w:cs="Times New Roman"/>
+          <w:color w:val="000000" w:themeColor="text1"/>
+          <w:sz w:val="18"/>
+          <w:szCs w:val="18"/>
+          <w:lang w:val="en-US" w:eastAsia="zh-CN"/>
+          <w14:textFill>
+            <w14:solidFill>
+              <w14:schemeClr w14:val="tx1"/>
+            </w14:solidFill>
+          </w14:textFill>
+        </w:rPr>
+        <w:t>的</w:t>
+      </w:r>
+      <w:r>
+        <w:rPr>
+          <w:rFonts w:hint="default" w:ascii="Times New Roman" w:hAnsi="Times New Roman" w:eastAsia="微软雅黑" w:cs="Times New Roman"/>
+          <w:color w:val="000000" w:themeColor="text1"/>
+          <w:sz w:val="18"/>
+          <w:szCs w:val="18"/>
+          <w14:textFill>
+            <w14:solidFill>
+              <w14:schemeClr w14:val="tx1"/>
+            </w14:solidFill>
+          </w14:textFill>
+        </w:rPr>
+        <w:t>上传、下载、播放核心模块，实现分片上传、断点续传、秒传、断点下载、边缓存边播、预加载、自适应码率播放等核心功能。</w:t>
       </w:r>
     </w:p>
     <w:p>
@@ -6634,21 +6665,19 @@
           </w14:textFill>
         </w:rPr>
       </w:pPr>
-      <w:bookmarkStart w:id="36" w:name="OLE_LINK11"/>
-      <w:bookmarkStart w:id="37" w:name="OLE_LINK12"/>
-      <w:r>
-        <w:rPr>
-          <w:rFonts w:hint="default" w:ascii="Times New Roman" w:hAnsi="Times New Roman" w:eastAsia="微软雅黑" w:cs="Times New Roman"/>
-          <w:color w:val="000000" w:themeColor="text1"/>
-          <w:sz w:val="18"/>
-          <w:szCs w:val="18"/>
-          <w14:textFill>
-            <w14:solidFill>
-              <w14:schemeClr w14:val="tx1"/>
-            </w14:solidFill>
-          </w14:textFill>
-        </w:rPr>
-        <w:t>在 Nginx 与网关层实现接口限流，并为 Feign 调用统一配置服务熔断与降级逻辑，提升系统高可用与稳定性。</w:t>
+      <w:r>
+        <w:rPr>
+          <w:rFonts w:hint="default" w:ascii="Times New Roman" w:hAnsi="Times New Roman" w:eastAsia="微软雅黑" w:cs="Times New Roman"/>
+          <w:color w:val="000000" w:themeColor="text1"/>
+          <w:sz w:val="18"/>
+          <w:szCs w:val="18"/>
+          <w14:textFill>
+            <w14:solidFill>
+              <w14:schemeClr w14:val="tx1"/>
+            </w14:solidFill>
+          </w14:textFill>
+        </w:rPr>
+        <w:t>优化 4GB 内存服务器 JVM 参数与 Node.js 内存配置，解决服务启动内存溢出问题，保障前后端稳定运行，提升服务可用性。</w:t>
       </w:r>
     </w:p>
     <w:p>
@@ -6684,23 +6713,23 @@
           </w14:textFill>
         </w:rPr>
       </w:pPr>
-      <w:r>
-        <w:rPr>
-          <w:rFonts w:hint="default" w:ascii="Times New Roman" w:hAnsi="Times New Roman" w:eastAsia="微软雅黑" w:cs="Times New Roman"/>
-          <w:color w:val="000000" w:themeColor="text1"/>
-          <w:sz w:val="18"/>
-          <w:szCs w:val="18"/>
-          <w14:textFill>
-            <w14:solidFill>
-              <w14:schemeClr w14:val="tx1"/>
-            </w14:solidFill>
-          </w14:textFill>
-        </w:rPr>
-        <w:t>采用前端直传 MinIO + 后端临时签名授权方案，视频流不经过业务服务器，大幅降低带宽与 IO 压力；结合异步状态管理，实现上传、处理、发布全流程解耦，架构更稳定、可扩展更强。</w:t>
-      </w:r>
-    </w:p>
-    <w:bookmarkEnd w:id="36"/>
-    <w:bookmarkEnd w:id="37"/>
+      <w:bookmarkStart w:id="36" w:name="OLE_LINK11"/>
+      <w:bookmarkStart w:id="37" w:name="OLE_LINK12"/>
+      <w:r>
+        <w:rPr>
+          <w:rFonts w:hint="default" w:ascii="Times New Roman" w:hAnsi="Times New Roman" w:eastAsia="微软雅黑" w:cs="Times New Roman"/>
+          <w:color w:val="000000" w:themeColor="text1"/>
+          <w:sz w:val="18"/>
+          <w:szCs w:val="18"/>
+          <w14:textFill>
+            <w14:solidFill>
+              <w14:schemeClr w14:val="tx1"/>
+            </w14:solidFill>
+          </w14:textFill>
+        </w:rPr>
+        <w:t>在 Nginx 与网关层实现接口限流，并为 Feign 调用统一配置服务熔断与降级逻辑，提升系统高可用与稳定性。</w:t>
+      </w:r>
+    </w:p>
     <w:p>
       <w:pPr>
         <w:keepNext w:val="0"/>
@@ -6737,16 +6766,66 @@
       <w:r>
         <w:rPr>
           <w:rFonts w:hint="default" w:ascii="Times New Roman" w:hAnsi="Times New Roman" w:eastAsia="微软雅黑" w:cs="Times New Roman"/>
-          <w:i w:val="0"/>
-          <w:iCs w:val="0"/>
-          <w:caps w:val="0"/>
-          <w:color w:val="05073B"/>
-          <w:spacing w:val="0"/>
-          <w:sz w:val="18"/>
-          <w:szCs w:val="18"/>
-          <w:shd w:val="clear" w:fill="FDFDFE"/>
-        </w:rPr>
-        <w:t>集成WebSocket实现实时功能：包括直播间弹幕、私信聊天、系统通知.</w:t>
+          <w:color w:val="000000" w:themeColor="text1"/>
+          <w:sz w:val="18"/>
+          <w:szCs w:val="18"/>
+          <w14:textFill>
+            <w14:solidFill>
+              <w14:schemeClr w14:val="tx1"/>
+            </w14:solidFill>
+          </w14:textFill>
+        </w:rPr>
+        <w:t>采用前端直传 MinIO + 后端临时签名授权方案，视频流不经过业务服务器，大幅降低带宽与 IO 压力；结合异步状态管理，实现上传、处理、发布全流程解耦，架构更稳定、可扩展更强。</w:t>
+      </w:r>
+    </w:p>
+    <w:bookmarkEnd w:id="36"/>
+    <w:bookmarkEnd w:id="37"/>
+    <w:p>
+      <w:pPr>
+        <w:keepNext w:val="0"/>
+        <w:keepLines w:val="0"/>
+        <w:pageBreakBefore w:val="0"/>
+        <w:numPr>
+          <w:ilvl w:val="0"/>
+          <w:numId w:val="1"/>
+        </w:numPr>
+        <w:kinsoku/>
+        <w:wordWrap/>
+        <w:overflowPunct/>
+        <w:topLinePunct w:val="0"/>
+        <w:autoSpaceDE/>
+        <w:autoSpaceDN/>
+        <w:bidi w:val="0"/>
+        <w:adjustRightInd/>
+        <w:snapToGrid/>
+        <w:spacing w:before="0" w:after="0" w:line="240" w:lineRule="exact"/>
+        <w:ind w:left="340" w:right="340"/>
+        <w:textAlignment w:val="center"/>
+        <w:rPr>
+          <w:rFonts w:hint="default" w:ascii="Times New Roman" w:hAnsi="Times New Roman" w:eastAsia="微软雅黑" w:cs="Times New Roman"/>
+          <w:color w:val="000000" w:themeColor="text1"/>
+          <w:sz w:val="18"/>
+          <w:szCs w:val="18"/>
+          <w14:textFill>
+            <w14:solidFill>
+              <w14:schemeClr w14:val="tx1"/>
+            </w14:solidFill>
+          </w14:textFill>
+        </w:rPr>
+      </w:pPr>
+      <w:r>
+        <w:rPr>
+          <w:rFonts w:hint="default" w:ascii="Times New Roman" w:hAnsi="Times New Roman" w:eastAsia="微软雅黑" w:cs="Times New Roman"/>
+          <w:color w:val="000000" w:themeColor="text1"/>
+          <w:sz w:val="18"/>
+          <w:szCs w:val="18"/>
+          <w14:textFill>
+            <w14:solidFill>
+              <w14:schemeClr w14:val="tx1"/>
+            </w14:solidFill>
+          </w14:textFill>
+        </w:rPr>
+        <w:t>基于 WebSocket 构建高可用实时通信服务，实现直播间弹幕、私信聊天、系统通知等功能，设计心跳保活、自动重连、鉴权校验机制，保障弱网与高并发场景下消息稳定可靠推送。</w:t>
       </w:r>
     </w:p>
     <w:p>
@@ -7120,8 +7199,6 @@
           </w14:textFill>
         </w:rPr>
       </w:pPr>
-      <w:bookmarkStart w:id="39" w:name="_GoBack"/>
-      <w:bookmarkEnd w:id="39"/>
     </w:p>
     <w:p>
       <w:pPr>
